--- a/Report/Social Media Report.docx
+++ b/Report/Social Media Report.docx
@@ -123,7 +123,7 @@
                     <pic:cNvPicPr/>
                   </pic:nvPicPr>
                   <pic:blipFill>
-                    <a:blip r:embed="rId7"/>
+                    <a:blip r:embed="rId8"/>
                     <a:stretch>
                       <a:fillRect/>
                     </a:stretch>
@@ -383,578 +383,6 @@
           <w:lang w:val="en-US"/>
         </w:rPr>
       </w:pPr>
-      <w:proofErr w:type="spellStart"/>
-      <w:r>
-        <w:rPr>
-          <w:rFonts w:ascii="Times New Roman" w:hAnsi="Times New Roman" w:cs="Times New Roman"/>
-          <w:b/>
-          <w:bCs/>
-          <w:sz w:val="36"/>
-          <w:szCs w:val="36"/>
-          <w:lang w:val="en-US"/>
-        </w:rPr>
-        <w:t>Submited</w:t>
-      </w:r>
-      <w:proofErr w:type="spellEnd"/>
-      <w:r>
-        <w:rPr>
-          <w:rFonts w:ascii="Times New Roman" w:hAnsi="Times New Roman" w:cs="Times New Roman"/>
-          <w:b/>
-          <w:bCs/>
-          <w:sz w:val="36"/>
-          <w:szCs w:val="36"/>
-          <w:lang w:val="en-US"/>
-        </w:rPr>
-        <w:t xml:space="preserve"> By: </w:t>
-      </w:r>
-      <w:r>
-        <w:rPr>
-          <w:rFonts w:ascii="Times New Roman" w:hAnsi="Times New Roman" w:cs="Times New Roman"/>
-          <w:sz w:val="36"/>
-          <w:szCs w:val="36"/>
-          <w:lang w:val="en-US"/>
-        </w:rPr>
-        <w:t xml:space="preserve">Manani Suraj, </w:t>
-      </w:r>
-      <w:proofErr w:type="spellStart"/>
-      <w:r>
-        <w:rPr>
-          <w:rFonts w:ascii="Times New Roman" w:hAnsi="Times New Roman" w:cs="Times New Roman"/>
-          <w:sz w:val="36"/>
-          <w:szCs w:val="36"/>
-          <w:lang w:val="en-US"/>
-        </w:rPr>
-        <w:t>Mandaliya</w:t>
-      </w:r>
-      <w:proofErr w:type="spellEnd"/>
-      <w:r>
-        <w:rPr>
-          <w:rFonts w:ascii="Times New Roman" w:hAnsi="Times New Roman" w:cs="Times New Roman"/>
-          <w:sz w:val="36"/>
-          <w:szCs w:val="36"/>
-          <w:lang w:val="en-US"/>
-        </w:rPr>
-        <w:t xml:space="preserve"> Raj</w:t>
-      </w:r>
-    </w:p>
-    <w:p>
-      <w:pPr>
-        <w:spacing w:after="0" w:line="360" w:lineRule="auto"/>
-        <w:rPr>
-          <w:rFonts w:ascii="Times New Roman" w:hAnsi="Times New Roman" w:cs="Times New Roman"/>
-        </w:rPr>
-      </w:pPr>
-      <w:r>
-        <w:rPr>
-          <w:rFonts w:ascii="Times New Roman" w:hAnsi="Times New Roman" w:cs="Times New Roman"/>
-          <w:b/>
-          <w:bCs/>
-          <w:sz w:val="36"/>
-          <w:szCs w:val="36"/>
-          <w:lang w:val="en-US"/>
-        </w:rPr>
-        <w:t xml:space="preserve">Project Guide: </w:t>
-      </w:r>
-      <w:r>
-        <w:rPr>
-          <w:rFonts w:ascii="Times New Roman" w:hAnsi="Times New Roman" w:cs="Times New Roman"/>
-          <w:sz w:val="36"/>
-          <w:szCs w:val="36"/>
-          <w:lang w:val="en-US"/>
-        </w:rPr>
-        <w:t>Dhvani Ma’am</w:t>
-      </w:r>
-      <w:r>
-        <w:rPr>
-          <w:rFonts w:ascii="Times New Roman" w:hAnsi="Times New Roman" w:cs="Times New Roman"/>
-        </w:rPr>
-        <w:br w:type="page"/>
-      </w:r>
-    </w:p>
-    <w:p>
-      <w:pPr>
-        <w:jc w:val="center"/>
-        <w:rPr>
-          <w:rFonts w:ascii="Times New Roman" w:hAnsi="Times New Roman" w:cs="Times New Roman"/>
-          <w:sz w:val="48"/>
-          <w:szCs w:val="48"/>
-          <w:u w:val="single"/>
-        </w:rPr>
-      </w:pPr>
-      <w:r>
-        <w:rPr>
-          <w:rFonts w:ascii="Times New Roman" w:hAnsi="Times New Roman" w:cs="Times New Roman"/>
-          <w:b/>
-          <w:bCs/>
-          <w:sz w:val="48"/>
-          <w:szCs w:val="48"/>
-          <w:u w:val="single"/>
-        </w:rPr>
-        <w:lastRenderedPageBreak/>
-        <w:t>Acknowledgement</w:t>
-      </w:r>
-    </w:p>
-    <w:p>
-      <w:pPr>
-        <w:ind w:firstLine="720"/>
-        <w:rPr>
-          <w:rFonts w:ascii="Times New Roman" w:hAnsi="Times New Roman" w:cs="Times New Roman"/>
-          <w:sz w:val="28"/>
-          <w:szCs w:val="28"/>
-        </w:rPr>
-      </w:pPr>
-      <w:r>
-        <w:rPr>
-          <w:rFonts w:ascii="Times New Roman" w:hAnsi="Times New Roman" w:cs="Times New Roman"/>
-          <w:sz w:val="28"/>
-          <w:szCs w:val="28"/>
-        </w:rPr>
-        <w:t>I would like to express my sincere gratitude to everyone who supported me throughout the completion of this project.</w:t>
-      </w:r>
-    </w:p>
-    <w:p>
-      <w:pPr>
-        <w:ind w:firstLine="720"/>
-        <w:rPr>
-          <w:rFonts w:ascii="Times New Roman" w:hAnsi="Times New Roman" w:cs="Times New Roman"/>
-          <w:sz w:val="28"/>
-          <w:szCs w:val="28"/>
-        </w:rPr>
-      </w:pPr>
-      <w:r>
-        <w:rPr>
-          <w:rFonts w:ascii="Times New Roman" w:hAnsi="Times New Roman" w:cs="Times New Roman"/>
-          <w:sz w:val="28"/>
-          <w:szCs w:val="28"/>
-        </w:rPr>
-        <w:t xml:space="preserve">First and foremost, I would like to thank my guide/supervisor </w:t>
-      </w:r>
-      <w:r>
-        <w:rPr>
-          <w:rFonts w:ascii="Times New Roman" w:hAnsi="Times New Roman" w:cs="Times New Roman"/>
-          <w:b/>
-          <w:bCs/>
-          <w:sz w:val="28"/>
-          <w:szCs w:val="28"/>
-          <w:u w:val="single"/>
-        </w:rPr>
-        <w:t>Dhvani Kanoje Ma’am</w:t>
-      </w:r>
-      <w:r>
-        <w:rPr>
-          <w:rFonts w:ascii="Times New Roman" w:hAnsi="Times New Roman" w:cs="Times New Roman"/>
-          <w:b/>
-          <w:bCs/>
-          <w:sz w:val="28"/>
-          <w:szCs w:val="28"/>
-        </w:rPr>
-        <w:t xml:space="preserve"> </w:t>
-      </w:r>
-      <w:r>
-        <w:rPr>
-          <w:rFonts w:ascii="Times New Roman" w:hAnsi="Times New Roman" w:cs="Times New Roman"/>
-          <w:sz w:val="28"/>
-          <w:szCs w:val="28"/>
-        </w:rPr>
-        <w:t>for their valuable guidance, continuous support, and constructive feedback, which greatly helped me in completing this project successfully.</w:t>
-      </w:r>
-    </w:p>
-    <w:p>
-      <w:pPr>
-        <w:ind w:firstLine="720"/>
-        <w:rPr>
-          <w:rFonts w:ascii="Times New Roman" w:hAnsi="Times New Roman" w:cs="Times New Roman"/>
-          <w:sz w:val="28"/>
-          <w:szCs w:val="28"/>
-        </w:rPr>
-      </w:pPr>
-      <w:r>
-        <w:rPr>
-          <w:rFonts w:ascii="Times New Roman" w:hAnsi="Times New Roman" w:cs="Times New Roman"/>
-          <w:sz w:val="28"/>
-          <w:szCs w:val="28"/>
-        </w:rPr>
-        <w:t xml:space="preserve">I would also like to extend my thanks to </w:t>
-      </w:r>
-      <w:r>
-        <w:rPr>
-          <w:rFonts w:ascii="Times New Roman" w:hAnsi="Times New Roman" w:cs="Times New Roman"/>
-          <w:b/>
-          <w:bCs/>
-          <w:sz w:val="28"/>
-          <w:szCs w:val="28"/>
-          <w:u w:val="single"/>
-        </w:rPr>
-        <w:t>SMT Z.S Patel College of Computer Application</w:t>
-      </w:r>
-      <w:r>
-        <w:rPr>
-          <w:rFonts w:ascii="Times New Roman" w:hAnsi="Times New Roman" w:cs="Times New Roman"/>
-          <w:sz w:val="28"/>
-          <w:szCs w:val="28"/>
-          <w:u w:val="single"/>
-        </w:rPr>
-        <w:t xml:space="preserve"> </w:t>
-      </w:r>
-      <w:r>
-        <w:rPr>
-          <w:rFonts w:ascii="Times New Roman" w:hAnsi="Times New Roman" w:cs="Times New Roman"/>
-          <w:sz w:val="28"/>
-          <w:szCs w:val="28"/>
-        </w:rPr>
-        <w:t>for providing the necessary resources, facilities, and environment to carry out this work.</w:t>
-      </w:r>
-    </w:p>
-    <w:p>
-      <w:pPr>
-        <w:ind w:firstLine="720"/>
-        <w:rPr>
-          <w:rFonts w:ascii="Times New Roman" w:hAnsi="Times New Roman" w:cs="Times New Roman"/>
-          <w:sz w:val="28"/>
-          <w:szCs w:val="28"/>
-        </w:rPr>
-      </w:pPr>
-      <w:r>
-        <w:rPr>
-          <w:rFonts w:ascii="Times New Roman" w:hAnsi="Times New Roman" w:cs="Times New Roman"/>
-          <w:sz w:val="28"/>
-          <w:szCs w:val="28"/>
-        </w:rPr>
-        <w:t>My heartfelt appreciation goes to my faculty members, friends, and classmates for their encouragement, suggestions, and assistance whenever needed.</w:t>
-      </w:r>
-    </w:p>
-    <w:p>
-      <w:pPr>
-        <w:ind w:firstLine="720"/>
-        <w:rPr>
-          <w:rFonts w:ascii="Times New Roman" w:hAnsi="Times New Roman" w:cs="Times New Roman"/>
-          <w:sz w:val="28"/>
-          <w:szCs w:val="28"/>
-        </w:rPr>
-      </w:pPr>
-      <w:r>
-        <w:rPr>
-          <w:rFonts w:ascii="Times New Roman" w:hAnsi="Times New Roman" w:cs="Times New Roman"/>
-          <w:sz w:val="28"/>
-          <w:szCs w:val="28"/>
-        </w:rPr>
-        <w:t>Finally, I would like to thank my family for their constant motivation, patience, and moral support throughout this journey.</w:t>
-      </w:r>
-    </w:p>
-    <w:p>
-      <w:pPr>
-        <w:rPr>
-          <w:rFonts w:ascii="Times New Roman" w:hAnsi="Times New Roman" w:cs="Times New Roman"/>
-          <w:sz w:val="32"/>
-          <w:szCs w:val="32"/>
-        </w:rPr>
-      </w:pPr>
-      <w:r>
-        <w:rPr>
-          <w:rFonts w:ascii="Times New Roman" w:hAnsi="Times New Roman" w:cs="Times New Roman"/>
-          <w:sz w:val="32"/>
-          <w:szCs w:val="32"/>
-        </w:rPr>
-        <w:br w:type="page"/>
-      </w:r>
-    </w:p>
-    <w:p>
-      <w:pPr>
-        <w:jc w:val="center"/>
-        <w:rPr>
-          <w:rFonts w:ascii="Times New Roman" w:hAnsi="Times New Roman" w:cs="Times New Roman"/>
-          <w:sz w:val="44"/>
-          <w:szCs w:val="44"/>
-          <w:u w:val="single"/>
-        </w:rPr>
-      </w:pPr>
-      <w:r>
-        <w:rPr>
-          <w:rFonts w:ascii="Times New Roman" w:hAnsi="Times New Roman" w:cs="Times New Roman"/>
-          <w:b/>
-          <w:bCs/>
-          <w:sz w:val="44"/>
-          <w:szCs w:val="44"/>
-          <w:u w:val="single"/>
-        </w:rPr>
-        <w:lastRenderedPageBreak/>
-        <w:t>Project Description</w:t>
-      </w:r>
-    </w:p>
-    <w:p>
-      <w:pPr>
-        <w:spacing w:after="0" w:line="240" w:lineRule="auto"/>
-        <w:jc w:val="center"/>
-        <w:rPr>
-          <w:rFonts w:ascii="Times New Roman" w:hAnsi="Times New Roman" w:cs="Times New Roman"/>
-          <w:sz w:val="32"/>
-          <w:szCs w:val="32"/>
-        </w:rPr>
-      </w:pPr>
-      <w:r>
-        <w:rPr>
-          <w:rFonts w:ascii="Times New Roman" w:hAnsi="Times New Roman" w:cs="Times New Roman"/>
-          <w:b/>
-          <w:bCs/>
-          <w:sz w:val="32"/>
-          <w:szCs w:val="32"/>
-        </w:rPr>
-        <w:t>Project Title:</w:t>
-      </w:r>
-      <w:r>
-        <w:rPr>
-          <w:rFonts w:ascii="Times New Roman" w:hAnsi="Times New Roman" w:cs="Times New Roman"/>
-          <w:sz w:val="32"/>
-          <w:szCs w:val="32"/>
-        </w:rPr>
-        <w:t xml:space="preserve"> </w:t>
-      </w:r>
-      <w:r>
-        <w:rPr>
-          <w:rFonts w:ascii="Times New Roman" w:hAnsi="Times New Roman" w:cs="Times New Roman"/>
-          <w:sz w:val="32"/>
-          <w:szCs w:val="32"/>
-        </w:rPr>
-        <w:t>Social Media Usage and Screen Time Analysis</w:t>
-      </w:r>
-    </w:p>
-    <w:p>
-      <w:pPr>
-        <w:spacing w:after="0" w:line="240" w:lineRule="auto"/>
-        <w:jc w:val="both"/>
-        <w:rPr>
-          <w:rFonts w:ascii="Times New Roman" w:hAnsi="Times New Roman" w:cs="Times New Roman"/>
-          <w:sz w:val="32"/>
-          <w:szCs w:val="32"/>
-        </w:rPr>
-      </w:pPr>
-    </w:p>
-    <w:p>
-      <w:pPr>
-        <w:spacing w:line="240" w:lineRule="auto"/>
-        <w:jc w:val="both"/>
-        <w:rPr>
-          <w:rFonts w:ascii="Times New Roman" w:hAnsi="Times New Roman" w:cs="Times New Roman"/>
-          <w:b/>
-          <w:bCs/>
-          <w:sz w:val="32"/>
-          <w:szCs w:val="32"/>
-        </w:rPr>
-      </w:pPr>
-      <w:r>
-        <w:rPr>
-          <w:rFonts w:ascii="Times New Roman" w:hAnsi="Times New Roman" w:cs="Times New Roman"/>
-          <w:b/>
-          <w:bCs/>
-          <w:sz w:val="32"/>
-          <w:szCs w:val="32"/>
-        </w:rPr>
-        <w:t>1. Executive Summary</w:t>
-      </w:r>
-      <w:r>
-        <w:rPr>
-          <w:rFonts w:ascii="Times New Roman" w:hAnsi="Times New Roman" w:cs="Times New Roman"/>
-          <w:b/>
-          <w:bCs/>
-          <w:sz w:val="32"/>
-          <w:szCs w:val="32"/>
-        </w:rPr>
-        <w:t>:</w:t>
-      </w:r>
-    </w:p>
-    <w:p>
-      <w:pPr>
-        <w:spacing w:after="0" w:line="240" w:lineRule="auto"/>
-        <w:ind w:firstLine="720"/>
-        <w:jc w:val="both"/>
-        <w:rPr>
-          <w:rFonts w:ascii="Times New Roman" w:hAnsi="Times New Roman" w:cs="Times New Roman"/>
-          <w:sz w:val="28"/>
-          <w:szCs w:val="28"/>
-        </w:rPr>
-      </w:pPr>
-      <w:r>
-        <w:rPr>
-          <w:rFonts w:ascii="Times New Roman" w:hAnsi="Times New Roman" w:cs="Times New Roman"/>
-          <w:sz w:val="28"/>
-          <w:szCs w:val="28"/>
-        </w:rPr>
-        <w:t xml:space="preserve">This report summarizes the Exploratory Data Analysis (EDA) performed on the </w:t>
-      </w:r>
-    </w:p>
-    <w:p>
-      <w:pPr>
-        <w:spacing w:after="0" w:line="240" w:lineRule="auto"/>
-        <w:jc w:val="both"/>
-        <w:rPr>
-          <w:rFonts w:ascii="Times New Roman" w:hAnsi="Times New Roman" w:cs="Times New Roman"/>
-          <w:sz w:val="28"/>
-          <w:szCs w:val="28"/>
-        </w:rPr>
-      </w:pPr>
-      <w:r>
-        <w:rPr>
-          <w:rFonts w:ascii="Times New Roman" w:hAnsi="Times New Roman" w:cs="Times New Roman"/>
-          <w:sz w:val="28"/>
-          <w:szCs w:val="28"/>
-        </w:rPr>
-        <w:t>"</w:t>
-      </w:r>
-      <w:r>
-        <w:rPr>
-          <w:rFonts w:ascii="Times New Roman" w:hAnsi="Times New Roman" w:cs="Times New Roman"/>
-          <w:b/>
-          <w:bCs/>
-          <w:sz w:val="28"/>
-          <w:szCs w:val="28"/>
-        </w:rPr>
-        <w:t>Social Media Usage and Screen Time</w:t>
-      </w:r>
-      <w:r>
-        <w:rPr>
-          <w:rFonts w:ascii="Times New Roman" w:hAnsi="Times New Roman" w:cs="Times New Roman"/>
-          <w:sz w:val="28"/>
-          <w:szCs w:val="28"/>
-        </w:rPr>
-        <w:t>" dataset. The goal of this analysis was to uncover patterns, trends, and correlations between user demographics, screen time habits, and their corresponding effects on well-being parameters such as sleep and stress.</w:t>
-      </w:r>
-    </w:p>
-    <w:p>
-      <w:pPr>
-        <w:spacing w:after="0" w:line="240" w:lineRule="auto"/>
-        <w:jc w:val="both"/>
-        <w:rPr>
-          <w:rFonts w:ascii="Times New Roman" w:hAnsi="Times New Roman" w:cs="Times New Roman"/>
-          <w:sz w:val="28"/>
-          <w:szCs w:val="28"/>
-        </w:rPr>
-      </w:pPr>
-    </w:p>
-    <w:p>
-      <w:pPr>
-        <w:spacing w:line="240" w:lineRule="auto"/>
-        <w:jc w:val="both"/>
-        <w:rPr>
-          <w:rFonts w:ascii="Times New Roman" w:hAnsi="Times New Roman" w:cs="Times New Roman"/>
-          <w:b/>
-          <w:bCs/>
-          <w:sz w:val="32"/>
-          <w:szCs w:val="32"/>
-        </w:rPr>
-      </w:pPr>
-      <w:r>
-        <w:rPr>
-          <w:rFonts w:ascii="Times New Roman" w:hAnsi="Times New Roman" w:cs="Times New Roman"/>
-          <w:b/>
-          <w:bCs/>
-          <w:sz w:val="32"/>
-          <w:szCs w:val="32"/>
-        </w:rPr>
-        <w:t>2. Dataset Overview</w:t>
-      </w:r>
-      <w:r>
-        <w:rPr>
-          <w:rFonts w:ascii="Times New Roman" w:hAnsi="Times New Roman" w:cs="Times New Roman"/>
-          <w:b/>
-          <w:bCs/>
-          <w:sz w:val="32"/>
-          <w:szCs w:val="32"/>
-        </w:rPr>
-        <w:t>:</w:t>
-      </w:r>
-    </w:p>
-    <w:p>
-      <w:pPr>
-        <w:spacing w:after="0" w:line="240" w:lineRule="auto"/>
-        <w:ind w:firstLine="720"/>
-        <w:jc w:val="both"/>
-        <w:rPr>
-          <w:rFonts w:ascii="Times New Roman" w:hAnsi="Times New Roman" w:cs="Times New Roman"/>
-          <w:sz w:val="28"/>
-          <w:szCs w:val="28"/>
-        </w:rPr>
-      </w:pPr>
-      <w:r>
-        <w:rPr>
-          <w:rFonts w:ascii="Times New Roman" w:hAnsi="Times New Roman" w:cs="Times New Roman"/>
-          <w:sz w:val="28"/>
-          <w:szCs w:val="28"/>
-        </w:rPr>
-        <w:t xml:space="preserve">The analysis was conducted on a dataset containing </w:t>
-      </w:r>
-      <w:r>
-        <w:rPr>
-          <w:rFonts w:ascii="Times New Roman" w:hAnsi="Times New Roman" w:cs="Times New Roman"/>
-          <w:b/>
-          <w:bCs/>
-          <w:sz w:val="28"/>
-          <w:szCs w:val="28"/>
-        </w:rPr>
-        <w:t>50,000 user</w:t>
-      </w:r>
-      <w:r>
-        <w:rPr>
-          <w:rFonts w:ascii="Times New Roman" w:hAnsi="Times New Roman" w:cs="Times New Roman"/>
-          <w:sz w:val="28"/>
-          <w:szCs w:val="28"/>
-        </w:rPr>
-        <w:t xml:space="preserve"> records. The dataset includes 13 distinct features encompassing demographic details (Age, Gender, Occupation) and </w:t>
-      </w:r>
-      <w:proofErr w:type="spellStart"/>
-      <w:r>
-        <w:rPr>
-          <w:rFonts w:ascii="Times New Roman" w:hAnsi="Times New Roman" w:cs="Times New Roman"/>
-          <w:sz w:val="28"/>
-          <w:szCs w:val="28"/>
-        </w:rPr>
-        <w:t>behavioral</w:t>
-      </w:r>
-      <w:proofErr w:type="spellEnd"/>
-      <w:r>
-        <w:rPr>
-          <w:rFonts w:ascii="Times New Roman" w:hAnsi="Times New Roman" w:cs="Times New Roman"/>
-          <w:sz w:val="28"/>
-          <w:szCs w:val="28"/>
-        </w:rPr>
-        <w:t xml:space="preserve"> metrics (Daily Phone Hours, </w:t>
-      </w:r>
-      <w:proofErr w:type="gramStart"/>
-      <w:r>
-        <w:rPr>
-          <w:rFonts w:ascii="Times New Roman" w:hAnsi="Times New Roman" w:cs="Times New Roman"/>
-          <w:sz w:val="28"/>
-          <w:szCs w:val="28"/>
-        </w:rPr>
-        <w:t>Social Media Hours</w:t>
-      </w:r>
-      <w:proofErr w:type="gramEnd"/>
-      <w:r>
-        <w:rPr>
-          <w:rFonts w:ascii="Times New Roman" w:hAnsi="Times New Roman" w:cs="Times New Roman"/>
-          <w:sz w:val="28"/>
-          <w:szCs w:val="28"/>
-        </w:rPr>
-        <w:t>, Sleep Hours, Stress Level, etc.).</w:t>
-      </w:r>
-    </w:p>
-    <w:p>
-      <w:pPr>
-        <w:spacing w:before="240" w:after="0" w:line="360" w:lineRule="auto"/>
-        <w:jc w:val="both"/>
-        <w:rPr>
-          <w:rFonts w:ascii="Times New Roman" w:hAnsi="Times New Roman" w:cs="Times New Roman"/>
-          <w:sz w:val="28"/>
-          <w:szCs w:val="28"/>
-        </w:rPr>
-      </w:pPr>
-      <w:r>
-        <w:rPr>
-          <w:rFonts w:ascii="Times New Roman" w:hAnsi="Times New Roman" w:cs="Times New Roman"/>
-          <w:sz w:val="28"/>
-          <w:szCs w:val="28"/>
-        </w:rPr>
-        <w:t>The dataset contains the following columns:</w:t>
-      </w:r>
     </w:p>
     <w:tbl>
       <w:tblPr>
@@ -963,8 +391,614 @@
         <w:tblLook w:val="04A0" w:firstRow="1" w:lastRow="0" w:firstColumn="1" w:lastColumn="0" w:noHBand="0" w:noVBand="1"/>
       </w:tblPr>
       <w:tblGrid>
-        <w:gridCol w:w="3934"/>
-        <w:gridCol w:w="6522"/>
+        <w:gridCol w:w="2515"/>
+        <w:gridCol w:w="3870"/>
+        <w:gridCol w:w="4071"/>
+      </w:tblGrid>
+      <w:tr>
+        <w:trPr>
+          <w:trHeight w:val="576"/>
+        </w:trPr>
+        <w:tc>
+          <w:tcPr>
+            <w:tcW w:w="2515" w:type="dxa"/>
+            <w:vAlign w:val="center"/>
+          </w:tcPr>
+          <w:p>
+            <w:pPr>
+              <w:rPr>
+                <w:rFonts w:ascii="Times New Roman" w:hAnsi="Times New Roman" w:cs="Times New Roman"/>
+                <w:b/>
+                <w:bCs/>
+                <w:sz w:val="32"/>
+                <w:szCs w:val="32"/>
+                <w:lang w:val="en-US"/>
+              </w:rPr>
+            </w:pPr>
+            <w:r>
+              <w:rPr>
+                <w:rFonts w:ascii="Times New Roman" w:hAnsi="Times New Roman" w:cs="Times New Roman"/>
+                <w:b/>
+                <w:bCs/>
+                <w:sz w:val="32"/>
+                <w:szCs w:val="32"/>
+                <w:lang w:val="en-US"/>
+              </w:rPr>
+              <w:t>Submitted By</w:t>
+            </w:r>
+          </w:p>
+        </w:tc>
+        <w:tc>
+          <w:tcPr>
+            <w:tcW w:w="3870" w:type="dxa"/>
+            <w:vAlign w:val="center"/>
+          </w:tcPr>
+          <w:p>
+            <w:pPr>
+              <w:rPr>
+                <w:rFonts w:ascii="Times New Roman" w:hAnsi="Times New Roman" w:cs="Times New Roman"/>
+                <w:sz w:val="32"/>
+                <w:szCs w:val="32"/>
+                <w:lang w:val="en-US"/>
+              </w:rPr>
+            </w:pPr>
+            <w:r>
+              <w:rPr>
+                <w:rFonts w:ascii="Times New Roman" w:hAnsi="Times New Roman" w:cs="Times New Roman"/>
+                <w:sz w:val="32"/>
+                <w:szCs w:val="32"/>
+                <w:lang w:val="en-US"/>
+              </w:rPr>
+              <w:t xml:space="preserve">Manani Suraj </w:t>
+            </w:r>
+            <w:proofErr w:type="spellStart"/>
+            <w:r>
+              <w:rPr>
+                <w:rFonts w:ascii="Times New Roman" w:hAnsi="Times New Roman" w:cs="Times New Roman"/>
+                <w:sz w:val="32"/>
+                <w:szCs w:val="32"/>
+                <w:lang w:val="en-US"/>
+              </w:rPr>
+              <w:t>V</w:t>
+            </w:r>
+            <w:r>
+              <w:rPr>
+                <w:rFonts w:ascii="Times New Roman" w:hAnsi="Times New Roman" w:cs="Times New Roman"/>
+                <w:sz w:val="32"/>
+                <w:szCs w:val="32"/>
+                <w:lang w:val="en-US"/>
+              </w:rPr>
+              <w:t>inodbhai</w:t>
+            </w:r>
+            <w:proofErr w:type="spellEnd"/>
+          </w:p>
+        </w:tc>
+        <w:tc>
+          <w:tcPr>
+            <w:tcW w:w="4071" w:type="dxa"/>
+            <w:vAlign w:val="center"/>
+          </w:tcPr>
+          <w:p>
+            <w:pPr>
+              <w:rPr>
+                <w:rFonts w:ascii="Times New Roman" w:hAnsi="Times New Roman" w:cs="Times New Roman"/>
+                <w:sz w:val="32"/>
+                <w:szCs w:val="32"/>
+                <w:lang w:val="en-US"/>
+              </w:rPr>
+            </w:pPr>
+            <w:proofErr w:type="spellStart"/>
+            <w:r>
+              <w:rPr>
+                <w:rFonts w:ascii="Times New Roman" w:hAnsi="Times New Roman" w:cs="Times New Roman"/>
+                <w:sz w:val="32"/>
+                <w:szCs w:val="32"/>
+                <w:lang w:val="en-US"/>
+              </w:rPr>
+              <w:t>Mandaliya</w:t>
+            </w:r>
+            <w:proofErr w:type="spellEnd"/>
+            <w:r>
+              <w:rPr>
+                <w:rFonts w:ascii="Times New Roman" w:hAnsi="Times New Roman" w:cs="Times New Roman"/>
+                <w:sz w:val="32"/>
+                <w:szCs w:val="32"/>
+                <w:lang w:val="en-US"/>
+              </w:rPr>
+              <w:t xml:space="preserve"> Raj </w:t>
+            </w:r>
+            <w:proofErr w:type="spellStart"/>
+            <w:r>
+              <w:rPr>
+                <w:rFonts w:ascii="Times New Roman" w:hAnsi="Times New Roman" w:cs="Times New Roman"/>
+                <w:sz w:val="32"/>
+                <w:szCs w:val="32"/>
+                <w:lang w:val="en-US"/>
+              </w:rPr>
+              <w:t>M</w:t>
+            </w:r>
+            <w:r>
+              <w:rPr>
+                <w:rFonts w:ascii="Times New Roman" w:hAnsi="Times New Roman" w:cs="Times New Roman"/>
+                <w:sz w:val="32"/>
+                <w:szCs w:val="32"/>
+                <w:lang w:val="en-US"/>
+              </w:rPr>
+              <w:t>anojbhai</w:t>
+            </w:r>
+            <w:proofErr w:type="spellEnd"/>
+          </w:p>
+        </w:tc>
+      </w:tr>
+      <w:tr>
+        <w:trPr>
+          <w:trHeight w:val="576"/>
+        </w:trPr>
+        <w:tc>
+          <w:tcPr>
+            <w:tcW w:w="2515" w:type="dxa"/>
+            <w:vAlign w:val="center"/>
+          </w:tcPr>
+          <w:p>
+            <w:pPr>
+              <w:rPr>
+                <w:rFonts w:ascii="Times New Roman" w:hAnsi="Times New Roman" w:cs="Times New Roman"/>
+                <w:b/>
+                <w:bCs/>
+                <w:sz w:val="32"/>
+                <w:szCs w:val="32"/>
+                <w:lang w:val="en-US"/>
+              </w:rPr>
+            </w:pPr>
+            <w:r>
+              <w:rPr>
+                <w:rFonts w:ascii="Times New Roman" w:hAnsi="Times New Roman" w:cs="Times New Roman"/>
+                <w:b/>
+                <w:bCs/>
+                <w:sz w:val="32"/>
+                <w:szCs w:val="32"/>
+                <w:lang w:val="en-US"/>
+              </w:rPr>
+              <w:t>Project Guide</w:t>
+            </w:r>
+          </w:p>
+        </w:tc>
+        <w:tc>
+          <w:tcPr>
+            <w:tcW w:w="7941" w:type="dxa"/>
+            <w:gridSpan w:val="2"/>
+            <w:vAlign w:val="center"/>
+          </w:tcPr>
+          <w:p>
+            <w:pPr>
+              <w:rPr>
+                <w:rFonts w:ascii="Times New Roman" w:hAnsi="Times New Roman" w:cs="Times New Roman"/>
+                <w:sz w:val="32"/>
+                <w:szCs w:val="32"/>
+                <w:lang w:val="en-US"/>
+              </w:rPr>
+            </w:pPr>
+            <w:r>
+              <w:rPr>
+                <w:rFonts w:ascii="Times New Roman" w:hAnsi="Times New Roman" w:cs="Times New Roman"/>
+                <w:sz w:val="32"/>
+                <w:szCs w:val="32"/>
+                <w:lang w:val="en-US"/>
+              </w:rPr>
+              <w:t>Dhvani Ma’am</w:t>
+            </w:r>
+          </w:p>
+        </w:tc>
+      </w:tr>
+    </w:tbl>
+    <w:p>
+      <w:pPr>
+        <w:spacing w:after="0" w:line="360" w:lineRule="auto"/>
+        <w:rPr>
+          <w:rFonts w:ascii="Times New Roman" w:hAnsi="Times New Roman" w:cs="Times New Roman"/>
+        </w:rPr>
+      </w:pPr>
+      <w:r>
+        <w:rPr>
+          <w:rFonts w:ascii="Times New Roman" w:hAnsi="Times New Roman" w:cs="Times New Roman"/>
+        </w:rPr>
+        <w:br w:type="page"/>
+      </w:r>
+    </w:p>
+    <w:p>
+      <w:pPr>
+        <w:jc w:val="center"/>
+        <w:rPr>
+          <w:rFonts w:ascii="Times New Roman" w:hAnsi="Times New Roman" w:cs="Times New Roman"/>
+          <w:sz w:val="48"/>
+          <w:szCs w:val="48"/>
+          <w:u w:val="single"/>
+        </w:rPr>
+      </w:pPr>
+      <w:r>
+        <w:rPr>
+          <w:rFonts w:ascii="Times New Roman" w:hAnsi="Times New Roman" w:cs="Times New Roman"/>
+          <w:b/>
+          <w:bCs/>
+          <w:sz w:val="48"/>
+          <w:szCs w:val="48"/>
+          <w:u w:val="single"/>
+        </w:rPr>
+        <w:lastRenderedPageBreak/>
+        <w:t>Acknowledgement</w:t>
+      </w:r>
+    </w:p>
+    <w:p>
+      <w:pPr>
+        <w:ind w:firstLine="720"/>
+        <w:rPr>
+          <w:rFonts w:ascii="Times New Roman" w:hAnsi="Times New Roman" w:cs="Times New Roman"/>
+          <w:sz w:val="28"/>
+          <w:szCs w:val="28"/>
+        </w:rPr>
+      </w:pPr>
+      <w:r>
+        <w:rPr>
+          <w:rFonts w:ascii="Times New Roman" w:hAnsi="Times New Roman" w:cs="Times New Roman"/>
+          <w:sz w:val="28"/>
+          <w:szCs w:val="28"/>
+        </w:rPr>
+        <w:t>I would like to express my sincere gratitude to everyone who supported me throughout the completion of this project.</w:t>
+      </w:r>
+    </w:p>
+    <w:p>
+      <w:pPr>
+        <w:ind w:firstLine="720"/>
+        <w:rPr>
+          <w:rFonts w:ascii="Times New Roman" w:hAnsi="Times New Roman" w:cs="Times New Roman"/>
+          <w:sz w:val="28"/>
+          <w:szCs w:val="28"/>
+        </w:rPr>
+      </w:pPr>
+      <w:r>
+        <w:rPr>
+          <w:rFonts w:ascii="Times New Roman" w:hAnsi="Times New Roman" w:cs="Times New Roman"/>
+          <w:sz w:val="28"/>
+          <w:szCs w:val="28"/>
+        </w:rPr>
+        <w:t xml:space="preserve">First and foremost, I would like to thank my guide/supervisor </w:t>
+      </w:r>
+      <w:r>
+        <w:rPr>
+          <w:rFonts w:ascii="Times New Roman" w:hAnsi="Times New Roman" w:cs="Times New Roman"/>
+          <w:b/>
+          <w:bCs/>
+          <w:sz w:val="28"/>
+          <w:szCs w:val="28"/>
+          <w:u w:val="single"/>
+        </w:rPr>
+        <w:t>Dhvani Kanoje Ma’am</w:t>
+      </w:r>
+      <w:r>
+        <w:rPr>
+          <w:rFonts w:ascii="Times New Roman" w:hAnsi="Times New Roman" w:cs="Times New Roman"/>
+          <w:b/>
+          <w:bCs/>
+          <w:sz w:val="28"/>
+          <w:szCs w:val="28"/>
+        </w:rPr>
+        <w:t xml:space="preserve"> </w:t>
+      </w:r>
+      <w:r>
+        <w:rPr>
+          <w:rFonts w:ascii="Times New Roman" w:hAnsi="Times New Roman" w:cs="Times New Roman"/>
+          <w:sz w:val="28"/>
+          <w:szCs w:val="28"/>
+        </w:rPr>
+        <w:t>for their valuable guidance, continuous support, and constructive feedback, which greatly helped me in completing this project successfully.</w:t>
+      </w:r>
+    </w:p>
+    <w:p>
+      <w:pPr>
+        <w:ind w:firstLine="720"/>
+        <w:rPr>
+          <w:rFonts w:ascii="Times New Roman" w:hAnsi="Times New Roman" w:cs="Times New Roman"/>
+          <w:sz w:val="28"/>
+          <w:szCs w:val="28"/>
+        </w:rPr>
+      </w:pPr>
+      <w:r>
+        <w:rPr>
+          <w:rFonts w:ascii="Times New Roman" w:hAnsi="Times New Roman" w:cs="Times New Roman"/>
+          <w:sz w:val="28"/>
+          <w:szCs w:val="28"/>
+        </w:rPr>
+        <w:t xml:space="preserve">I would also like to extend my thanks to </w:t>
+      </w:r>
+      <w:r>
+        <w:rPr>
+          <w:rFonts w:ascii="Times New Roman" w:hAnsi="Times New Roman" w:cs="Times New Roman"/>
+          <w:b/>
+          <w:bCs/>
+          <w:sz w:val="28"/>
+          <w:szCs w:val="28"/>
+          <w:u w:val="single"/>
+        </w:rPr>
+        <w:t>SMT Z.S Patel College of Computer Application</w:t>
+      </w:r>
+      <w:r>
+        <w:rPr>
+          <w:rFonts w:ascii="Times New Roman" w:hAnsi="Times New Roman" w:cs="Times New Roman"/>
+          <w:sz w:val="28"/>
+          <w:szCs w:val="28"/>
+          <w:u w:val="single"/>
+        </w:rPr>
+        <w:t xml:space="preserve"> </w:t>
+      </w:r>
+      <w:r>
+        <w:rPr>
+          <w:rFonts w:ascii="Times New Roman" w:hAnsi="Times New Roman" w:cs="Times New Roman"/>
+          <w:sz w:val="28"/>
+          <w:szCs w:val="28"/>
+        </w:rPr>
+        <w:t>for providing the necessary resources, facilities, and environment to carry out this work.</w:t>
+      </w:r>
+    </w:p>
+    <w:p>
+      <w:pPr>
+        <w:ind w:firstLine="720"/>
+        <w:rPr>
+          <w:rFonts w:ascii="Times New Roman" w:hAnsi="Times New Roman" w:cs="Times New Roman"/>
+          <w:sz w:val="28"/>
+          <w:szCs w:val="28"/>
+        </w:rPr>
+      </w:pPr>
+      <w:r>
+        <w:rPr>
+          <w:rFonts w:ascii="Times New Roman" w:hAnsi="Times New Roman" w:cs="Times New Roman"/>
+          <w:sz w:val="28"/>
+          <w:szCs w:val="28"/>
+        </w:rPr>
+        <w:t>My heartfelt appreciation goes to my faculty members, friends, and classmates for their encouragement, suggestions, and assistance whenever needed.</w:t>
+      </w:r>
+    </w:p>
+    <w:p>
+      <w:pPr>
+        <w:ind w:firstLine="720"/>
+        <w:rPr>
+          <w:rFonts w:ascii="Times New Roman" w:hAnsi="Times New Roman" w:cs="Times New Roman"/>
+          <w:sz w:val="28"/>
+          <w:szCs w:val="28"/>
+        </w:rPr>
+      </w:pPr>
+      <w:r>
+        <w:rPr>
+          <w:rFonts w:ascii="Times New Roman" w:hAnsi="Times New Roman" w:cs="Times New Roman"/>
+          <w:sz w:val="28"/>
+          <w:szCs w:val="28"/>
+        </w:rPr>
+        <w:t>Finally, I would like to thank my family for their constant motivation, patience, and moral support throughout this journey.</w:t>
+      </w:r>
+    </w:p>
+    <w:p>
+      <w:pPr>
+        <w:ind w:firstLine="720"/>
+        <w:rPr>
+          <w:rFonts w:ascii="Times New Roman" w:hAnsi="Times New Roman" w:cs="Times New Roman"/>
+          <w:sz w:val="28"/>
+          <w:szCs w:val="28"/>
+        </w:rPr>
+      </w:pPr>
+    </w:p>
+    <w:tbl>
+      <w:tblPr>
+        <w:tblStyle w:val="TableGrid"/>
+        <w:tblW w:w="0" w:type="auto"/>
+        <w:tblBorders>
+          <w:top w:val="none" w:sz="0" w:space="0" w:color="auto"/>
+          <w:left w:val="none" w:sz="0" w:space="0" w:color="auto"/>
+          <w:bottom w:val="none" w:sz="0" w:space="0" w:color="auto"/>
+          <w:right w:val="none" w:sz="0" w:space="0" w:color="auto"/>
+          <w:insideH w:val="none" w:sz="0" w:space="0" w:color="auto"/>
+          <w:insideV w:val="none" w:sz="0" w:space="0" w:color="auto"/>
+        </w:tblBorders>
+        <w:tblLook w:val="04A0" w:firstRow="1" w:lastRow="0" w:firstColumn="1" w:lastColumn="0" w:noHBand="0" w:noVBand="1"/>
+      </w:tblPr>
+      <w:tblGrid>
+        <w:gridCol w:w="5228"/>
+        <w:gridCol w:w="5228"/>
+      </w:tblGrid>
+      <w:tr>
+        <w:trPr>
+          <w:trHeight w:val="576"/>
+        </w:trPr>
+        <w:tc>
+          <w:tcPr>
+            <w:tcW w:w="5228" w:type="dxa"/>
+            <w:vAlign w:val="center"/>
+          </w:tcPr>
+          <w:p>
+            <w:pPr>
+              <w:rPr>
+                <w:rFonts w:ascii="Times New Roman" w:hAnsi="Times New Roman" w:cs="Times New Roman"/>
+                <w:sz w:val="28"/>
+                <w:szCs w:val="28"/>
+              </w:rPr>
+            </w:pPr>
+            <w:r>
+              <w:rPr>
+                <w:rFonts w:ascii="Times New Roman" w:hAnsi="Times New Roman" w:cs="Times New Roman"/>
+                <w:sz w:val="28"/>
+                <w:szCs w:val="28"/>
+              </w:rPr>
+              <w:t>Place:</w:t>
+            </w:r>
+            <w:r>
+              <w:rPr>
+                <w:rFonts w:ascii="Times New Roman" w:hAnsi="Times New Roman" w:cs="Times New Roman"/>
+                <w:sz w:val="28"/>
+                <w:szCs w:val="28"/>
+              </w:rPr>
+              <w:t xml:space="preserve"> </w:t>
+            </w:r>
+            <w:r>
+              <w:rPr>
+                <w:rFonts w:ascii="Times New Roman" w:hAnsi="Times New Roman" w:cs="Times New Roman"/>
+                <w:sz w:val="32"/>
+                <w:szCs w:val="32"/>
+              </w:rPr>
+              <w:t>_____________________</w:t>
+            </w:r>
+          </w:p>
+        </w:tc>
+        <w:tc>
+          <w:tcPr>
+            <w:tcW w:w="5228" w:type="dxa"/>
+            <w:vAlign w:val="center"/>
+          </w:tcPr>
+          <w:p>
+            <w:pPr>
+              <w:rPr>
+                <w:rFonts w:ascii="Times New Roman" w:hAnsi="Times New Roman" w:cs="Times New Roman"/>
+                <w:sz w:val="28"/>
+                <w:szCs w:val="28"/>
+              </w:rPr>
+            </w:pPr>
+            <w:r>
+              <w:rPr>
+                <w:rFonts w:ascii="Times New Roman" w:hAnsi="Times New Roman" w:cs="Times New Roman"/>
+                <w:sz w:val="28"/>
+                <w:szCs w:val="28"/>
+              </w:rPr>
+              <w:t>Signature:</w:t>
+            </w:r>
+            <w:r>
+              <w:rPr>
+                <w:rFonts w:ascii="Times New Roman" w:hAnsi="Times New Roman" w:cs="Times New Roman"/>
+                <w:sz w:val="28"/>
+                <w:szCs w:val="28"/>
+              </w:rPr>
+              <w:t xml:space="preserve"> </w:t>
+            </w:r>
+            <w:r>
+              <w:rPr>
+                <w:rFonts w:ascii="Times New Roman" w:hAnsi="Times New Roman" w:cs="Times New Roman"/>
+                <w:sz w:val="32"/>
+                <w:szCs w:val="32"/>
+              </w:rPr>
+              <w:t>_____________________</w:t>
+            </w:r>
+          </w:p>
+        </w:tc>
+      </w:tr>
+      <w:tr>
+        <w:trPr>
+          <w:trHeight w:val="576"/>
+        </w:trPr>
+        <w:tc>
+          <w:tcPr>
+            <w:tcW w:w="5228" w:type="dxa"/>
+            <w:vAlign w:val="center"/>
+          </w:tcPr>
+          <w:p>
+            <w:pPr>
+              <w:rPr>
+                <w:rFonts w:ascii="Times New Roman" w:hAnsi="Times New Roman" w:cs="Times New Roman"/>
+                <w:sz w:val="28"/>
+                <w:szCs w:val="28"/>
+              </w:rPr>
+            </w:pPr>
+            <w:r>
+              <w:rPr>
+                <w:rFonts w:ascii="Times New Roman" w:hAnsi="Times New Roman" w:cs="Times New Roman"/>
+                <w:sz w:val="28"/>
+                <w:szCs w:val="28"/>
+              </w:rPr>
+              <w:t>Date:</w:t>
+            </w:r>
+            <w:r>
+              <w:rPr>
+                <w:rFonts w:ascii="Times New Roman" w:hAnsi="Times New Roman" w:cs="Times New Roman"/>
+                <w:sz w:val="28"/>
+                <w:szCs w:val="28"/>
+              </w:rPr>
+              <w:t xml:space="preserve"> </w:t>
+            </w:r>
+            <w:r>
+              <w:rPr>
+                <w:rFonts w:ascii="Times New Roman" w:hAnsi="Times New Roman" w:cs="Times New Roman"/>
+                <w:sz w:val="32"/>
+                <w:szCs w:val="32"/>
+              </w:rPr>
+              <w:t>_____________________</w:t>
+            </w:r>
+          </w:p>
+        </w:tc>
+        <w:tc>
+          <w:tcPr>
+            <w:tcW w:w="5228" w:type="dxa"/>
+            <w:vAlign w:val="center"/>
+          </w:tcPr>
+          <w:p>
+            <w:pPr>
+              <w:rPr>
+                <w:rFonts w:ascii="Times New Roman" w:hAnsi="Times New Roman" w:cs="Times New Roman"/>
+                <w:sz w:val="28"/>
+                <w:szCs w:val="28"/>
+              </w:rPr>
+            </w:pPr>
+          </w:p>
+        </w:tc>
+      </w:tr>
+    </w:tbl>
+    <w:p>
+      <w:pPr>
+        <w:ind w:firstLine="720"/>
+        <w:rPr>
+          <w:rFonts w:ascii="Times New Roman" w:hAnsi="Times New Roman" w:cs="Times New Roman"/>
+          <w:sz w:val="28"/>
+          <w:szCs w:val="28"/>
+        </w:rPr>
+      </w:pPr>
+      <w:r>
+        <w:rPr>
+          <w:rFonts w:ascii="Times New Roman" w:hAnsi="Times New Roman" w:cs="Times New Roman"/>
+          <w:sz w:val="28"/>
+          <w:szCs w:val="28"/>
+        </w:rPr>
+        <w:br w:type="page"/>
+      </w:r>
+    </w:p>
+    <w:p>
+      <w:pPr>
+        <w:jc w:val="center"/>
+        <w:rPr>
+          <w:rFonts w:ascii="Times New Roman" w:hAnsi="Times New Roman" w:cs="Times New Roman"/>
+          <w:b/>
+          <w:bCs/>
+          <w:sz w:val="48"/>
+          <w:szCs w:val="48"/>
+          <w:u w:val="single"/>
+        </w:rPr>
+      </w:pPr>
+      <w:r>
+        <w:rPr>
+          <w:rFonts w:ascii="Times New Roman" w:hAnsi="Times New Roman" w:cs="Times New Roman"/>
+          <w:b/>
+          <w:bCs/>
+          <w:sz w:val="48"/>
+          <w:szCs w:val="48"/>
+          <w:u w:val="single"/>
+        </w:rPr>
+        <w:lastRenderedPageBreak/>
+        <w:t>Index</w:t>
+      </w:r>
+    </w:p>
+    <w:tbl>
+      <w:tblPr>
+        <w:tblStyle w:val="TableGrid"/>
+        <w:tblW w:w="0" w:type="auto"/>
+        <w:tblLook w:val="04A0" w:firstRow="1" w:lastRow="0" w:firstColumn="1" w:lastColumn="0" w:noHBand="0" w:noVBand="1"/>
+      </w:tblPr>
+      <w:tblGrid>
+        <w:gridCol w:w="1165"/>
+        <w:gridCol w:w="8010"/>
+        <w:gridCol w:w="1281"/>
       </w:tblGrid>
       <w:tr>
         <w:trPr>
@@ -972,6 +1006,1283 @@
         </w:trPr>
         <w:tc>
           <w:tcPr>
+            <w:tcW w:w="1165" w:type="dxa"/>
+            <w:vAlign w:val="center"/>
+          </w:tcPr>
+          <w:p>
+            <w:pPr>
+              <w:jc w:val="center"/>
+              <w:rPr>
+                <w:rFonts w:ascii="Times New Roman" w:hAnsi="Times New Roman" w:cs="Times New Roman"/>
+                <w:b/>
+                <w:bCs/>
+                <w:sz w:val="28"/>
+                <w:szCs w:val="28"/>
+              </w:rPr>
+            </w:pPr>
+            <w:r>
+              <w:rPr>
+                <w:rFonts w:ascii="Times New Roman" w:hAnsi="Times New Roman" w:cs="Times New Roman"/>
+                <w:b/>
+                <w:bCs/>
+                <w:sz w:val="28"/>
+                <w:szCs w:val="28"/>
+              </w:rPr>
+              <w:t>Sr. No.</w:t>
+            </w:r>
+          </w:p>
+        </w:tc>
+        <w:tc>
+          <w:tcPr>
+            <w:tcW w:w="8010" w:type="dxa"/>
+            <w:vAlign w:val="center"/>
+          </w:tcPr>
+          <w:p>
+            <w:pPr>
+              <w:jc w:val="center"/>
+              <w:rPr>
+                <w:rFonts w:ascii="Times New Roman" w:hAnsi="Times New Roman" w:cs="Times New Roman"/>
+                <w:b/>
+                <w:bCs/>
+                <w:sz w:val="28"/>
+                <w:szCs w:val="28"/>
+              </w:rPr>
+            </w:pPr>
+            <w:r>
+              <w:rPr>
+                <w:rFonts w:ascii="Times New Roman" w:hAnsi="Times New Roman" w:cs="Times New Roman"/>
+                <w:b/>
+                <w:bCs/>
+                <w:sz w:val="28"/>
+                <w:szCs w:val="28"/>
+              </w:rPr>
+              <w:t>Title</w:t>
+            </w:r>
+          </w:p>
+        </w:tc>
+        <w:tc>
+          <w:tcPr>
+            <w:tcW w:w="1281" w:type="dxa"/>
+            <w:vAlign w:val="center"/>
+          </w:tcPr>
+          <w:p>
+            <w:pPr>
+              <w:jc w:val="center"/>
+              <w:rPr>
+                <w:rFonts w:ascii="Times New Roman" w:hAnsi="Times New Roman" w:cs="Times New Roman"/>
+                <w:b/>
+                <w:bCs/>
+                <w:sz w:val="28"/>
+                <w:szCs w:val="28"/>
+              </w:rPr>
+            </w:pPr>
+            <w:r>
+              <w:rPr>
+                <w:rFonts w:ascii="Times New Roman" w:hAnsi="Times New Roman" w:cs="Times New Roman"/>
+                <w:b/>
+                <w:bCs/>
+                <w:sz w:val="28"/>
+                <w:szCs w:val="28"/>
+              </w:rPr>
+              <w:t>Page No.</w:t>
+            </w:r>
+          </w:p>
+        </w:tc>
+      </w:tr>
+      <w:tr>
+        <w:trPr>
+          <w:trHeight w:val="432"/>
+        </w:trPr>
+        <w:tc>
+          <w:tcPr>
+            <w:tcW w:w="1165" w:type="dxa"/>
+            <w:vAlign w:val="center"/>
+          </w:tcPr>
+          <w:p>
+            <w:pPr>
+              <w:jc w:val="center"/>
+              <w:rPr>
+                <w:rFonts w:ascii="Times New Roman" w:hAnsi="Times New Roman" w:cs="Times New Roman"/>
+                <w:b/>
+                <w:bCs/>
+                <w:sz w:val="28"/>
+                <w:szCs w:val="28"/>
+              </w:rPr>
+            </w:pPr>
+            <w:r>
+              <w:rPr>
+                <w:rFonts w:ascii="Times New Roman" w:hAnsi="Times New Roman" w:cs="Times New Roman"/>
+                <w:b/>
+                <w:bCs/>
+                <w:sz w:val="28"/>
+                <w:szCs w:val="28"/>
+              </w:rPr>
+              <w:t>1.</w:t>
+            </w:r>
+          </w:p>
+        </w:tc>
+        <w:tc>
+          <w:tcPr>
+            <w:tcW w:w="8010" w:type="dxa"/>
+            <w:vAlign w:val="center"/>
+          </w:tcPr>
+          <w:p>
+            <w:pPr>
+              <w:rPr>
+                <w:rFonts w:ascii="Times New Roman" w:hAnsi="Times New Roman" w:cs="Times New Roman"/>
+                <w:sz w:val="28"/>
+                <w:szCs w:val="28"/>
+              </w:rPr>
+            </w:pPr>
+            <w:r>
+              <w:rPr>
+                <w:rFonts w:ascii="Times New Roman" w:hAnsi="Times New Roman" w:cs="Times New Roman"/>
+                <w:b/>
+                <w:bCs/>
+                <w:sz w:val="28"/>
+                <w:szCs w:val="28"/>
+              </w:rPr>
+              <w:t>Executive Summary</w:t>
+            </w:r>
+          </w:p>
+        </w:tc>
+        <w:tc>
+          <w:tcPr>
+            <w:tcW w:w="1281" w:type="dxa"/>
+            <w:vAlign w:val="center"/>
+          </w:tcPr>
+          <w:p>
+            <w:pPr>
+              <w:rPr>
+                <w:rFonts w:ascii="Times New Roman" w:hAnsi="Times New Roman" w:cs="Times New Roman"/>
+                <w:sz w:val="28"/>
+                <w:szCs w:val="28"/>
+              </w:rPr>
+            </w:pPr>
+          </w:p>
+        </w:tc>
+      </w:tr>
+      <w:tr>
+        <w:trPr>
+          <w:trHeight w:val="432"/>
+        </w:trPr>
+        <w:tc>
+          <w:tcPr>
+            <w:tcW w:w="1165" w:type="dxa"/>
+            <w:vAlign w:val="center"/>
+          </w:tcPr>
+          <w:p>
+            <w:pPr>
+              <w:jc w:val="center"/>
+              <w:rPr>
+                <w:rFonts w:ascii="Times New Roman" w:hAnsi="Times New Roman" w:cs="Times New Roman"/>
+                <w:b/>
+                <w:bCs/>
+                <w:sz w:val="28"/>
+                <w:szCs w:val="28"/>
+              </w:rPr>
+            </w:pPr>
+          </w:p>
+        </w:tc>
+        <w:tc>
+          <w:tcPr>
+            <w:tcW w:w="8010" w:type="dxa"/>
+            <w:vAlign w:val="center"/>
+          </w:tcPr>
+          <w:p>
+            <w:pPr>
+              <w:rPr>
+                <w:rFonts w:ascii="Times New Roman" w:hAnsi="Times New Roman" w:cs="Times New Roman"/>
+                <w:sz w:val="28"/>
+                <w:szCs w:val="28"/>
+              </w:rPr>
+            </w:pPr>
+          </w:p>
+        </w:tc>
+        <w:tc>
+          <w:tcPr>
+            <w:tcW w:w="1281" w:type="dxa"/>
+            <w:vAlign w:val="center"/>
+          </w:tcPr>
+          <w:p>
+            <w:pPr>
+              <w:rPr>
+                <w:rFonts w:ascii="Times New Roman" w:hAnsi="Times New Roman" w:cs="Times New Roman"/>
+                <w:sz w:val="28"/>
+                <w:szCs w:val="28"/>
+              </w:rPr>
+            </w:pPr>
+          </w:p>
+        </w:tc>
+      </w:tr>
+      <w:tr>
+        <w:trPr>
+          <w:trHeight w:val="432"/>
+        </w:trPr>
+        <w:tc>
+          <w:tcPr>
+            <w:tcW w:w="1165" w:type="dxa"/>
+            <w:vAlign w:val="center"/>
+          </w:tcPr>
+          <w:p>
+            <w:pPr>
+              <w:jc w:val="center"/>
+              <w:rPr>
+                <w:rFonts w:ascii="Times New Roman" w:hAnsi="Times New Roman" w:cs="Times New Roman"/>
+                <w:b/>
+                <w:bCs/>
+                <w:sz w:val="28"/>
+                <w:szCs w:val="28"/>
+              </w:rPr>
+            </w:pPr>
+            <w:r>
+              <w:rPr>
+                <w:rFonts w:ascii="Times New Roman" w:hAnsi="Times New Roman" w:cs="Times New Roman"/>
+                <w:b/>
+                <w:bCs/>
+                <w:sz w:val="28"/>
+                <w:szCs w:val="28"/>
+              </w:rPr>
+              <w:t>2.</w:t>
+            </w:r>
+          </w:p>
+        </w:tc>
+        <w:tc>
+          <w:tcPr>
+            <w:tcW w:w="8010" w:type="dxa"/>
+            <w:vAlign w:val="center"/>
+          </w:tcPr>
+          <w:p>
+            <w:pPr>
+              <w:rPr>
+                <w:rFonts w:ascii="Times New Roman" w:hAnsi="Times New Roman" w:cs="Times New Roman"/>
+                <w:sz w:val="28"/>
+                <w:szCs w:val="28"/>
+              </w:rPr>
+            </w:pPr>
+            <w:r>
+              <w:rPr>
+                <w:rFonts w:ascii="Times New Roman" w:hAnsi="Times New Roman" w:cs="Times New Roman"/>
+                <w:b/>
+                <w:bCs/>
+                <w:sz w:val="28"/>
+                <w:szCs w:val="28"/>
+              </w:rPr>
+              <w:t>Dataset Overview</w:t>
+            </w:r>
+          </w:p>
+        </w:tc>
+        <w:tc>
+          <w:tcPr>
+            <w:tcW w:w="1281" w:type="dxa"/>
+            <w:vAlign w:val="center"/>
+          </w:tcPr>
+          <w:p>
+            <w:pPr>
+              <w:rPr>
+                <w:rFonts w:ascii="Times New Roman" w:hAnsi="Times New Roman" w:cs="Times New Roman"/>
+                <w:sz w:val="28"/>
+                <w:szCs w:val="28"/>
+              </w:rPr>
+            </w:pPr>
+          </w:p>
+        </w:tc>
+      </w:tr>
+      <w:tr>
+        <w:trPr>
+          <w:trHeight w:val="432"/>
+        </w:trPr>
+        <w:tc>
+          <w:tcPr>
+            <w:tcW w:w="1165" w:type="dxa"/>
+            <w:vAlign w:val="center"/>
+          </w:tcPr>
+          <w:p>
+            <w:pPr>
+              <w:jc w:val="center"/>
+              <w:rPr>
+                <w:rFonts w:ascii="Times New Roman" w:hAnsi="Times New Roman" w:cs="Times New Roman"/>
+                <w:b/>
+                <w:bCs/>
+                <w:sz w:val="28"/>
+                <w:szCs w:val="28"/>
+              </w:rPr>
+            </w:pPr>
+          </w:p>
+        </w:tc>
+        <w:tc>
+          <w:tcPr>
+            <w:tcW w:w="8010" w:type="dxa"/>
+            <w:vAlign w:val="center"/>
+          </w:tcPr>
+          <w:p>
+            <w:pPr>
+              <w:rPr>
+                <w:rFonts w:ascii="Times New Roman" w:hAnsi="Times New Roman" w:cs="Times New Roman"/>
+                <w:sz w:val="28"/>
+                <w:szCs w:val="28"/>
+              </w:rPr>
+            </w:pPr>
+          </w:p>
+        </w:tc>
+        <w:tc>
+          <w:tcPr>
+            <w:tcW w:w="1281" w:type="dxa"/>
+            <w:vAlign w:val="center"/>
+          </w:tcPr>
+          <w:p>
+            <w:pPr>
+              <w:rPr>
+                <w:rFonts w:ascii="Times New Roman" w:hAnsi="Times New Roman" w:cs="Times New Roman"/>
+                <w:sz w:val="28"/>
+                <w:szCs w:val="28"/>
+              </w:rPr>
+            </w:pPr>
+          </w:p>
+        </w:tc>
+      </w:tr>
+      <w:tr>
+        <w:trPr>
+          <w:trHeight w:val="432"/>
+        </w:trPr>
+        <w:tc>
+          <w:tcPr>
+            <w:tcW w:w="1165" w:type="dxa"/>
+            <w:vAlign w:val="center"/>
+          </w:tcPr>
+          <w:p>
+            <w:pPr>
+              <w:jc w:val="center"/>
+              <w:rPr>
+                <w:rFonts w:ascii="Times New Roman" w:hAnsi="Times New Roman" w:cs="Times New Roman"/>
+                <w:b/>
+                <w:bCs/>
+                <w:sz w:val="28"/>
+                <w:szCs w:val="28"/>
+              </w:rPr>
+            </w:pPr>
+            <w:r>
+              <w:rPr>
+                <w:rFonts w:ascii="Times New Roman" w:hAnsi="Times New Roman" w:cs="Times New Roman"/>
+                <w:b/>
+                <w:bCs/>
+                <w:sz w:val="28"/>
+                <w:szCs w:val="28"/>
+              </w:rPr>
+              <w:t>3</w:t>
+            </w:r>
+            <w:r>
+              <w:rPr>
+                <w:rFonts w:ascii="Times New Roman" w:hAnsi="Times New Roman" w:cs="Times New Roman"/>
+                <w:b/>
+                <w:bCs/>
+                <w:sz w:val="28"/>
+                <w:szCs w:val="28"/>
+              </w:rPr>
+              <w:t>.</w:t>
+            </w:r>
+          </w:p>
+        </w:tc>
+        <w:tc>
+          <w:tcPr>
+            <w:tcW w:w="8010" w:type="dxa"/>
+            <w:vAlign w:val="center"/>
+          </w:tcPr>
+          <w:p>
+            <w:pPr>
+              <w:rPr>
+                <w:rFonts w:ascii="Times New Roman" w:hAnsi="Times New Roman" w:cs="Times New Roman"/>
+                <w:sz w:val="28"/>
+                <w:szCs w:val="28"/>
+              </w:rPr>
+            </w:pPr>
+            <w:r>
+              <w:rPr>
+                <w:rFonts w:ascii="Times New Roman" w:hAnsi="Times New Roman" w:cs="Times New Roman"/>
+                <w:b/>
+                <w:bCs/>
+                <w:sz w:val="28"/>
+                <w:szCs w:val="28"/>
+              </w:rPr>
+              <w:t>Data Cleaning &amp; Preprocessing</w:t>
+            </w:r>
+          </w:p>
+        </w:tc>
+        <w:tc>
+          <w:tcPr>
+            <w:tcW w:w="1281" w:type="dxa"/>
+            <w:vAlign w:val="center"/>
+          </w:tcPr>
+          <w:p>
+            <w:pPr>
+              <w:rPr>
+                <w:rFonts w:ascii="Times New Roman" w:hAnsi="Times New Roman" w:cs="Times New Roman"/>
+                <w:sz w:val="28"/>
+                <w:szCs w:val="28"/>
+              </w:rPr>
+            </w:pPr>
+          </w:p>
+        </w:tc>
+      </w:tr>
+      <w:tr>
+        <w:trPr>
+          <w:trHeight w:val="432"/>
+        </w:trPr>
+        <w:tc>
+          <w:tcPr>
+            <w:tcW w:w="1165" w:type="dxa"/>
+            <w:vAlign w:val="center"/>
+          </w:tcPr>
+          <w:p>
+            <w:pPr>
+              <w:jc w:val="center"/>
+              <w:rPr>
+                <w:rFonts w:ascii="Times New Roman" w:hAnsi="Times New Roman" w:cs="Times New Roman"/>
+                <w:b/>
+                <w:bCs/>
+                <w:sz w:val="28"/>
+                <w:szCs w:val="28"/>
+              </w:rPr>
+            </w:pPr>
+          </w:p>
+        </w:tc>
+        <w:tc>
+          <w:tcPr>
+            <w:tcW w:w="8010" w:type="dxa"/>
+            <w:vAlign w:val="center"/>
+          </w:tcPr>
+          <w:p>
+            <w:pPr>
+              <w:rPr>
+                <w:rFonts w:ascii="Times New Roman" w:hAnsi="Times New Roman" w:cs="Times New Roman"/>
+                <w:sz w:val="28"/>
+                <w:szCs w:val="28"/>
+              </w:rPr>
+            </w:pPr>
+          </w:p>
+        </w:tc>
+        <w:tc>
+          <w:tcPr>
+            <w:tcW w:w="1281" w:type="dxa"/>
+            <w:vAlign w:val="center"/>
+          </w:tcPr>
+          <w:p>
+            <w:pPr>
+              <w:rPr>
+                <w:rFonts w:ascii="Times New Roman" w:hAnsi="Times New Roman" w:cs="Times New Roman"/>
+                <w:sz w:val="28"/>
+                <w:szCs w:val="28"/>
+              </w:rPr>
+            </w:pPr>
+          </w:p>
+        </w:tc>
+      </w:tr>
+      <w:tr>
+        <w:trPr>
+          <w:trHeight w:val="432"/>
+        </w:trPr>
+        <w:tc>
+          <w:tcPr>
+            <w:tcW w:w="1165" w:type="dxa"/>
+            <w:vAlign w:val="center"/>
+          </w:tcPr>
+          <w:p>
+            <w:pPr>
+              <w:jc w:val="center"/>
+              <w:rPr>
+                <w:rFonts w:ascii="Times New Roman" w:hAnsi="Times New Roman" w:cs="Times New Roman"/>
+                <w:b/>
+                <w:bCs/>
+                <w:sz w:val="28"/>
+                <w:szCs w:val="28"/>
+              </w:rPr>
+            </w:pPr>
+            <w:r>
+              <w:rPr>
+                <w:rFonts w:ascii="Times New Roman" w:hAnsi="Times New Roman" w:cs="Times New Roman"/>
+                <w:b/>
+                <w:bCs/>
+                <w:sz w:val="28"/>
+                <w:szCs w:val="28"/>
+              </w:rPr>
+              <w:t>4.</w:t>
+            </w:r>
+          </w:p>
+        </w:tc>
+        <w:tc>
+          <w:tcPr>
+            <w:tcW w:w="8010" w:type="dxa"/>
+            <w:vAlign w:val="center"/>
+          </w:tcPr>
+          <w:p>
+            <w:pPr>
+              <w:rPr>
+                <w:rFonts w:ascii="Times New Roman" w:hAnsi="Times New Roman" w:cs="Times New Roman"/>
+                <w:sz w:val="28"/>
+                <w:szCs w:val="28"/>
+              </w:rPr>
+            </w:pPr>
+            <w:r>
+              <w:rPr>
+                <w:rFonts w:ascii="Times New Roman" w:hAnsi="Times New Roman" w:cs="Times New Roman"/>
+                <w:b/>
+                <w:bCs/>
+                <w:sz w:val="28"/>
+                <w:szCs w:val="28"/>
+              </w:rPr>
+              <w:t>Feature Engineering</w:t>
+            </w:r>
+          </w:p>
+        </w:tc>
+        <w:tc>
+          <w:tcPr>
+            <w:tcW w:w="1281" w:type="dxa"/>
+            <w:vAlign w:val="center"/>
+          </w:tcPr>
+          <w:p>
+            <w:pPr>
+              <w:rPr>
+                <w:rFonts w:ascii="Times New Roman" w:hAnsi="Times New Roman" w:cs="Times New Roman"/>
+                <w:sz w:val="28"/>
+                <w:szCs w:val="28"/>
+              </w:rPr>
+            </w:pPr>
+          </w:p>
+        </w:tc>
+      </w:tr>
+      <w:tr>
+        <w:trPr>
+          <w:trHeight w:val="432"/>
+        </w:trPr>
+        <w:tc>
+          <w:tcPr>
+            <w:tcW w:w="1165" w:type="dxa"/>
+            <w:vAlign w:val="center"/>
+          </w:tcPr>
+          <w:p>
+            <w:pPr>
+              <w:jc w:val="center"/>
+              <w:rPr>
+                <w:rFonts w:ascii="Times New Roman" w:hAnsi="Times New Roman" w:cs="Times New Roman"/>
+                <w:b/>
+                <w:bCs/>
+                <w:sz w:val="28"/>
+                <w:szCs w:val="28"/>
+              </w:rPr>
+            </w:pPr>
+          </w:p>
+        </w:tc>
+        <w:tc>
+          <w:tcPr>
+            <w:tcW w:w="8010" w:type="dxa"/>
+            <w:vAlign w:val="center"/>
+          </w:tcPr>
+          <w:p>
+            <w:pPr>
+              <w:rPr>
+                <w:rFonts w:ascii="Times New Roman" w:hAnsi="Times New Roman" w:cs="Times New Roman"/>
+                <w:sz w:val="28"/>
+                <w:szCs w:val="28"/>
+              </w:rPr>
+            </w:pPr>
+          </w:p>
+        </w:tc>
+        <w:tc>
+          <w:tcPr>
+            <w:tcW w:w="1281" w:type="dxa"/>
+            <w:vAlign w:val="center"/>
+          </w:tcPr>
+          <w:p>
+            <w:pPr>
+              <w:rPr>
+                <w:rFonts w:ascii="Times New Roman" w:hAnsi="Times New Roman" w:cs="Times New Roman"/>
+                <w:sz w:val="28"/>
+                <w:szCs w:val="28"/>
+              </w:rPr>
+            </w:pPr>
+          </w:p>
+        </w:tc>
+      </w:tr>
+      <w:tr>
+        <w:trPr>
+          <w:trHeight w:val="432"/>
+        </w:trPr>
+        <w:tc>
+          <w:tcPr>
+            <w:tcW w:w="1165" w:type="dxa"/>
+            <w:vAlign w:val="center"/>
+          </w:tcPr>
+          <w:p>
+            <w:pPr>
+              <w:jc w:val="center"/>
+              <w:rPr>
+                <w:rFonts w:ascii="Times New Roman" w:hAnsi="Times New Roman" w:cs="Times New Roman"/>
+                <w:b/>
+                <w:bCs/>
+                <w:sz w:val="28"/>
+                <w:szCs w:val="28"/>
+              </w:rPr>
+            </w:pPr>
+            <w:r>
+              <w:rPr>
+                <w:rFonts w:ascii="Times New Roman" w:hAnsi="Times New Roman" w:cs="Times New Roman"/>
+                <w:b/>
+                <w:bCs/>
+                <w:sz w:val="28"/>
+                <w:szCs w:val="28"/>
+              </w:rPr>
+              <w:t>5.</w:t>
+            </w:r>
+          </w:p>
+        </w:tc>
+        <w:tc>
+          <w:tcPr>
+            <w:tcW w:w="8010" w:type="dxa"/>
+            <w:vAlign w:val="center"/>
+          </w:tcPr>
+          <w:p>
+            <w:pPr>
+              <w:rPr>
+                <w:rFonts w:ascii="Times New Roman" w:hAnsi="Times New Roman" w:cs="Times New Roman"/>
+                <w:sz w:val="28"/>
+                <w:szCs w:val="28"/>
+              </w:rPr>
+            </w:pPr>
+            <w:r>
+              <w:rPr>
+                <w:rFonts w:ascii="Times New Roman" w:hAnsi="Times New Roman" w:cs="Times New Roman"/>
+                <w:b/>
+                <w:bCs/>
+                <w:sz w:val="28"/>
+                <w:szCs w:val="28"/>
+              </w:rPr>
+              <w:t>Visualizations Summary</w:t>
+            </w:r>
+          </w:p>
+        </w:tc>
+        <w:tc>
+          <w:tcPr>
+            <w:tcW w:w="1281" w:type="dxa"/>
+            <w:vAlign w:val="center"/>
+          </w:tcPr>
+          <w:p>
+            <w:pPr>
+              <w:rPr>
+                <w:rFonts w:ascii="Times New Roman" w:hAnsi="Times New Roman" w:cs="Times New Roman"/>
+                <w:sz w:val="28"/>
+                <w:szCs w:val="28"/>
+              </w:rPr>
+            </w:pPr>
+          </w:p>
+        </w:tc>
+      </w:tr>
+      <w:tr>
+        <w:trPr>
+          <w:trHeight w:val="432"/>
+        </w:trPr>
+        <w:tc>
+          <w:tcPr>
+            <w:tcW w:w="1165" w:type="dxa"/>
+            <w:vAlign w:val="center"/>
+          </w:tcPr>
+          <w:p>
+            <w:pPr>
+              <w:rPr>
+                <w:rFonts w:ascii="Times New Roman" w:hAnsi="Times New Roman" w:cs="Times New Roman"/>
+                <w:b/>
+                <w:bCs/>
+                <w:sz w:val="28"/>
+                <w:szCs w:val="28"/>
+              </w:rPr>
+            </w:pPr>
+          </w:p>
+        </w:tc>
+        <w:tc>
+          <w:tcPr>
+            <w:tcW w:w="8010" w:type="dxa"/>
+            <w:vAlign w:val="center"/>
+          </w:tcPr>
+          <w:p>
+            <w:pPr>
+              <w:rPr>
+                <w:rFonts w:ascii="Times New Roman" w:hAnsi="Times New Roman" w:cs="Times New Roman"/>
+                <w:sz w:val="28"/>
+                <w:szCs w:val="28"/>
+              </w:rPr>
+            </w:pPr>
+          </w:p>
+        </w:tc>
+        <w:tc>
+          <w:tcPr>
+            <w:tcW w:w="1281" w:type="dxa"/>
+            <w:vAlign w:val="center"/>
+          </w:tcPr>
+          <w:p>
+            <w:pPr>
+              <w:rPr>
+                <w:rFonts w:ascii="Times New Roman" w:hAnsi="Times New Roman" w:cs="Times New Roman"/>
+                <w:sz w:val="28"/>
+                <w:szCs w:val="28"/>
+              </w:rPr>
+            </w:pPr>
+          </w:p>
+        </w:tc>
+      </w:tr>
+      <w:tr>
+        <w:trPr>
+          <w:trHeight w:val="432"/>
+        </w:trPr>
+        <w:tc>
+          <w:tcPr>
+            <w:tcW w:w="1165" w:type="dxa"/>
+            <w:vAlign w:val="center"/>
+          </w:tcPr>
+          <w:p>
+            <w:pPr>
+              <w:jc w:val="center"/>
+              <w:rPr>
+                <w:rFonts w:ascii="Times New Roman" w:hAnsi="Times New Roman" w:cs="Times New Roman"/>
+                <w:b/>
+                <w:bCs/>
+                <w:sz w:val="28"/>
+                <w:szCs w:val="28"/>
+              </w:rPr>
+            </w:pPr>
+            <w:r>
+              <w:rPr>
+                <w:rFonts w:ascii="Times New Roman" w:hAnsi="Times New Roman" w:cs="Times New Roman"/>
+                <w:b/>
+                <w:bCs/>
+                <w:sz w:val="28"/>
+                <w:szCs w:val="28"/>
+              </w:rPr>
+              <w:t>6.</w:t>
+            </w:r>
+          </w:p>
+        </w:tc>
+        <w:tc>
+          <w:tcPr>
+            <w:tcW w:w="8010" w:type="dxa"/>
+            <w:vAlign w:val="center"/>
+          </w:tcPr>
+          <w:p>
+            <w:pPr>
+              <w:rPr>
+                <w:rFonts w:ascii="Times New Roman" w:hAnsi="Times New Roman" w:cs="Times New Roman"/>
+                <w:sz w:val="28"/>
+                <w:szCs w:val="28"/>
+              </w:rPr>
+            </w:pPr>
+            <w:r>
+              <w:rPr>
+                <w:rFonts w:ascii="Times New Roman" w:hAnsi="Times New Roman" w:cs="Times New Roman"/>
+                <w:b/>
+                <w:bCs/>
+                <w:sz w:val="28"/>
+                <w:szCs w:val="28"/>
+              </w:rPr>
+              <w:t>Tools &amp; Technologies</w:t>
+            </w:r>
+          </w:p>
+        </w:tc>
+        <w:tc>
+          <w:tcPr>
+            <w:tcW w:w="1281" w:type="dxa"/>
+            <w:vAlign w:val="center"/>
+          </w:tcPr>
+          <w:p>
+            <w:pPr>
+              <w:rPr>
+                <w:rFonts w:ascii="Times New Roman" w:hAnsi="Times New Roman" w:cs="Times New Roman"/>
+                <w:sz w:val="28"/>
+                <w:szCs w:val="28"/>
+              </w:rPr>
+            </w:pPr>
+          </w:p>
+        </w:tc>
+      </w:tr>
+      <w:tr>
+        <w:trPr>
+          <w:trHeight w:val="432"/>
+        </w:trPr>
+        <w:tc>
+          <w:tcPr>
+            <w:tcW w:w="1165" w:type="dxa"/>
+            <w:vAlign w:val="center"/>
+          </w:tcPr>
+          <w:p>
+            <w:pPr>
+              <w:jc w:val="center"/>
+              <w:rPr>
+                <w:rFonts w:ascii="Times New Roman" w:hAnsi="Times New Roman" w:cs="Times New Roman"/>
+                <w:b/>
+                <w:bCs/>
+                <w:sz w:val="28"/>
+                <w:szCs w:val="28"/>
+              </w:rPr>
+            </w:pPr>
+          </w:p>
+        </w:tc>
+        <w:tc>
+          <w:tcPr>
+            <w:tcW w:w="8010" w:type="dxa"/>
+            <w:vAlign w:val="center"/>
+          </w:tcPr>
+          <w:p>
+            <w:pPr>
+              <w:rPr>
+                <w:rFonts w:ascii="Times New Roman" w:hAnsi="Times New Roman" w:cs="Times New Roman"/>
+                <w:b/>
+                <w:bCs/>
+                <w:sz w:val="28"/>
+                <w:szCs w:val="28"/>
+              </w:rPr>
+            </w:pPr>
+          </w:p>
+        </w:tc>
+        <w:tc>
+          <w:tcPr>
+            <w:tcW w:w="1281" w:type="dxa"/>
+            <w:vAlign w:val="center"/>
+          </w:tcPr>
+          <w:p>
+            <w:pPr>
+              <w:rPr>
+                <w:rFonts w:ascii="Times New Roman" w:hAnsi="Times New Roman" w:cs="Times New Roman"/>
+                <w:sz w:val="28"/>
+                <w:szCs w:val="28"/>
+              </w:rPr>
+            </w:pPr>
+          </w:p>
+        </w:tc>
+      </w:tr>
+      <w:tr>
+        <w:trPr>
+          <w:trHeight w:val="432"/>
+        </w:trPr>
+        <w:tc>
+          <w:tcPr>
+            <w:tcW w:w="1165" w:type="dxa"/>
+            <w:vAlign w:val="center"/>
+          </w:tcPr>
+          <w:p>
+            <w:pPr>
+              <w:jc w:val="center"/>
+              <w:rPr>
+                <w:rFonts w:ascii="Times New Roman" w:hAnsi="Times New Roman" w:cs="Times New Roman"/>
+                <w:b/>
+                <w:bCs/>
+                <w:sz w:val="28"/>
+                <w:szCs w:val="28"/>
+              </w:rPr>
+            </w:pPr>
+            <w:r>
+              <w:rPr>
+                <w:rFonts w:ascii="Times New Roman" w:hAnsi="Times New Roman" w:cs="Times New Roman"/>
+                <w:b/>
+                <w:bCs/>
+                <w:sz w:val="28"/>
+                <w:szCs w:val="28"/>
+              </w:rPr>
+              <w:t>7.</w:t>
+            </w:r>
+          </w:p>
+        </w:tc>
+        <w:tc>
+          <w:tcPr>
+            <w:tcW w:w="8010" w:type="dxa"/>
+            <w:vAlign w:val="center"/>
+          </w:tcPr>
+          <w:p>
+            <w:pPr>
+              <w:rPr>
+                <w:rFonts w:ascii="Times New Roman" w:hAnsi="Times New Roman" w:cs="Times New Roman"/>
+                <w:b/>
+                <w:bCs/>
+                <w:sz w:val="28"/>
+                <w:szCs w:val="28"/>
+              </w:rPr>
+            </w:pPr>
+            <w:r>
+              <w:rPr>
+                <w:rFonts w:ascii="Times New Roman" w:hAnsi="Times New Roman" w:cs="Times New Roman"/>
+                <w:b/>
+                <w:bCs/>
+                <w:sz w:val="28"/>
+                <w:szCs w:val="28"/>
+              </w:rPr>
+              <w:t>Conclusion</w:t>
+            </w:r>
+          </w:p>
+        </w:tc>
+        <w:tc>
+          <w:tcPr>
+            <w:tcW w:w="1281" w:type="dxa"/>
+            <w:vAlign w:val="center"/>
+          </w:tcPr>
+          <w:p>
+            <w:pPr>
+              <w:rPr>
+                <w:rFonts w:ascii="Times New Roman" w:hAnsi="Times New Roman" w:cs="Times New Roman"/>
+                <w:sz w:val="28"/>
+                <w:szCs w:val="28"/>
+              </w:rPr>
+            </w:pPr>
+          </w:p>
+        </w:tc>
+      </w:tr>
+    </w:tbl>
+    <w:p>
+      <w:pPr>
+        <w:rPr>
+          <w:rFonts w:ascii="Times New Roman" w:hAnsi="Times New Roman" w:cs="Times New Roman"/>
+          <w:sz w:val="28"/>
+          <w:szCs w:val="28"/>
+        </w:rPr>
+      </w:pPr>
+    </w:p>
+    <w:p>
+      <w:pPr>
+        <w:rPr>
+          <w:rFonts w:ascii="Times New Roman" w:hAnsi="Times New Roman" w:cs="Times New Roman"/>
+          <w:sz w:val="32"/>
+          <w:szCs w:val="32"/>
+        </w:rPr>
+      </w:pPr>
+      <w:r>
+        <w:rPr>
+          <w:rFonts w:ascii="Times New Roman" w:hAnsi="Times New Roman" w:cs="Times New Roman"/>
+          <w:sz w:val="32"/>
+          <w:szCs w:val="32"/>
+        </w:rPr>
+        <w:br w:type="page"/>
+      </w:r>
+    </w:p>
+    <w:p>
+      <w:pPr>
+        <w:jc w:val="center"/>
+        <w:rPr>
+          <w:rFonts w:ascii="Times New Roman" w:hAnsi="Times New Roman" w:cs="Times New Roman"/>
+          <w:sz w:val="44"/>
+          <w:szCs w:val="44"/>
+          <w:u w:val="single"/>
+        </w:rPr>
+      </w:pPr>
+      <w:r>
+        <w:rPr>
+          <w:rFonts w:ascii="Times New Roman" w:hAnsi="Times New Roman" w:cs="Times New Roman"/>
+          <w:b/>
+          <w:bCs/>
+          <w:sz w:val="44"/>
+          <w:szCs w:val="44"/>
+          <w:u w:val="single"/>
+        </w:rPr>
+        <w:lastRenderedPageBreak/>
+        <w:t xml:space="preserve">Project </w:t>
+      </w:r>
+      <w:r>
+        <w:rPr>
+          <w:rFonts w:ascii="Times New Roman" w:hAnsi="Times New Roman" w:cs="Times New Roman"/>
+          <w:b/>
+          <w:bCs/>
+          <w:sz w:val="44"/>
+          <w:szCs w:val="44"/>
+          <w:u w:val="single"/>
+        </w:rPr>
+        <w:t>Report</w:t>
+      </w:r>
+    </w:p>
+    <w:p>
+      <w:pPr>
+        <w:spacing w:after="0" w:line="240" w:lineRule="auto"/>
+        <w:jc w:val="center"/>
+        <w:rPr>
+          <w:rFonts w:ascii="Times New Roman" w:hAnsi="Times New Roman" w:cs="Times New Roman"/>
+          <w:sz w:val="32"/>
+          <w:szCs w:val="32"/>
+        </w:rPr>
+      </w:pPr>
+      <w:r>
+        <w:rPr>
+          <w:rFonts w:ascii="Times New Roman" w:hAnsi="Times New Roman" w:cs="Times New Roman"/>
+          <w:b/>
+          <w:bCs/>
+          <w:sz w:val="32"/>
+          <w:szCs w:val="32"/>
+        </w:rPr>
+        <w:t>Project Title:</w:t>
+      </w:r>
+      <w:r>
+        <w:rPr>
+          <w:rFonts w:ascii="Times New Roman" w:hAnsi="Times New Roman" w:cs="Times New Roman"/>
+          <w:sz w:val="32"/>
+          <w:szCs w:val="32"/>
+        </w:rPr>
+        <w:t xml:space="preserve"> </w:t>
+      </w:r>
+      <w:r>
+        <w:rPr>
+          <w:rFonts w:ascii="Times New Roman" w:hAnsi="Times New Roman" w:cs="Times New Roman"/>
+          <w:sz w:val="32"/>
+          <w:szCs w:val="32"/>
+        </w:rPr>
+        <w:t>Social Media Usage and Screen Time Analysis</w:t>
+      </w:r>
+    </w:p>
+    <w:p>
+      <w:pPr>
+        <w:spacing w:after="0" w:line="240" w:lineRule="auto"/>
+        <w:jc w:val="both"/>
+        <w:rPr>
+          <w:rFonts w:ascii="Times New Roman" w:hAnsi="Times New Roman" w:cs="Times New Roman"/>
+          <w:sz w:val="32"/>
+          <w:szCs w:val="32"/>
+        </w:rPr>
+      </w:pPr>
+    </w:p>
+    <w:p>
+      <w:pPr>
+        <w:spacing w:line="240" w:lineRule="auto"/>
+        <w:jc w:val="both"/>
+        <w:rPr>
+          <w:rFonts w:ascii="Times New Roman" w:hAnsi="Times New Roman" w:cs="Times New Roman"/>
+          <w:b/>
+          <w:bCs/>
+          <w:sz w:val="32"/>
+          <w:szCs w:val="32"/>
+        </w:rPr>
+      </w:pPr>
+      <w:r>
+        <w:rPr>
+          <w:rFonts w:ascii="Times New Roman" w:hAnsi="Times New Roman" w:cs="Times New Roman"/>
+          <w:b/>
+          <w:bCs/>
+          <w:sz w:val="32"/>
+          <w:szCs w:val="32"/>
+        </w:rPr>
+        <w:t>1. Executive Summary</w:t>
+      </w:r>
+      <w:r>
+        <w:rPr>
+          <w:rFonts w:ascii="Times New Roman" w:hAnsi="Times New Roman" w:cs="Times New Roman"/>
+          <w:b/>
+          <w:bCs/>
+          <w:sz w:val="32"/>
+          <w:szCs w:val="32"/>
+        </w:rPr>
+        <w:t>:</w:t>
+      </w:r>
+    </w:p>
+    <w:p>
+      <w:pPr>
+        <w:spacing w:after="0" w:line="240" w:lineRule="auto"/>
+        <w:ind w:firstLine="720"/>
+        <w:jc w:val="both"/>
+        <w:rPr>
+          <w:rFonts w:ascii="Times New Roman" w:hAnsi="Times New Roman" w:cs="Times New Roman"/>
+          <w:sz w:val="28"/>
+          <w:szCs w:val="28"/>
+        </w:rPr>
+      </w:pPr>
+      <w:r>
+        <w:rPr>
+          <w:rFonts w:ascii="Times New Roman" w:hAnsi="Times New Roman" w:cs="Times New Roman"/>
+          <w:sz w:val="28"/>
+          <w:szCs w:val="28"/>
+        </w:rPr>
+        <w:t xml:space="preserve">This report summarizes the Exploratory Data Analysis (EDA) performed on the </w:t>
+      </w:r>
+    </w:p>
+    <w:p>
+      <w:pPr>
+        <w:spacing w:after="0" w:line="240" w:lineRule="auto"/>
+        <w:jc w:val="both"/>
+        <w:rPr>
+          <w:rFonts w:ascii="Times New Roman" w:hAnsi="Times New Roman" w:cs="Times New Roman"/>
+          <w:sz w:val="28"/>
+          <w:szCs w:val="28"/>
+        </w:rPr>
+      </w:pPr>
+      <w:r>
+        <w:rPr>
+          <w:rFonts w:ascii="Times New Roman" w:hAnsi="Times New Roman" w:cs="Times New Roman"/>
+          <w:sz w:val="28"/>
+          <w:szCs w:val="28"/>
+        </w:rPr>
+        <w:t>"</w:t>
+      </w:r>
+      <w:r>
+        <w:rPr>
+          <w:rFonts w:ascii="Times New Roman" w:hAnsi="Times New Roman" w:cs="Times New Roman"/>
+          <w:b/>
+          <w:bCs/>
+          <w:sz w:val="28"/>
+          <w:szCs w:val="28"/>
+        </w:rPr>
+        <w:t>Social Media Usage and Screen Time</w:t>
+      </w:r>
+      <w:r>
+        <w:rPr>
+          <w:rFonts w:ascii="Times New Roman" w:hAnsi="Times New Roman" w:cs="Times New Roman"/>
+          <w:sz w:val="28"/>
+          <w:szCs w:val="28"/>
+        </w:rPr>
+        <w:t>" dataset. The goal of this analysis was to uncover patterns, trends, and correlations between user demographics, screen time habits, and their corresponding effects on well-being parameters such as sleep and stress.</w:t>
+      </w:r>
+    </w:p>
+    <w:p>
+      <w:pPr>
+        <w:spacing w:after="0" w:line="240" w:lineRule="auto"/>
+        <w:jc w:val="both"/>
+        <w:rPr>
+          <w:rFonts w:ascii="Times New Roman" w:hAnsi="Times New Roman" w:cs="Times New Roman"/>
+          <w:sz w:val="28"/>
+          <w:szCs w:val="28"/>
+        </w:rPr>
+      </w:pPr>
+    </w:p>
+    <w:p>
+      <w:pPr>
+        <w:spacing w:line="240" w:lineRule="auto"/>
+        <w:jc w:val="both"/>
+        <w:rPr>
+          <w:rFonts w:ascii="Times New Roman" w:hAnsi="Times New Roman" w:cs="Times New Roman"/>
+          <w:b/>
+          <w:bCs/>
+          <w:sz w:val="32"/>
+          <w:szCs w:val="32"/>
+        </w:rPr>
+      </w:pPr>
+      <w:r>
+        <w:rPr>
+          <w:rFonts w:ascii="Times New Roman" w:hAnsi="Times New Roman" w:cs="Times New Roman"/>
+          <w:b/>
+          <w:bCs/>
+          <w:sz w:val="32"/>
+          <w:szCs w:val="32"/>
+        </w:rPr>
+        <w:t>2. Dataset Overview</w:t>
+      </w:r>
+      <w:r>
+        <w:rPr>
+          <w:rFonts w:ascii="Times New Roman" w:hAnsi="Times New Roman" w:cs="Times New Roman"/>
+          <w:b/>
+          <w:bCs/>
+          <w:sz w:val="32"/>
+          <w:szCs w:val="32"/>
+        </w:rPr>
+        <w:t>:</w:t>
+      </w:r>
+    </w:p>
+    <w:p>
+      <w:pPr>
+        <w:spacing w:after="0" w:line="240" w:lineRule="auto"/>
+        <w:ind w:firstLine="720"/>
+        <w:jc w:val="both"/>
+        <w:rPr>
+          <w:rFonts w:ascii="Times New Roman" w:hAnsi="Times New Roman" w:cs="Times New Roman"/>
+          <w:sz w:val="28"/>
+          <w:szCs w:val="28"/>
+        </w:rPr>
+      </w:pPr>
+      <w:r>
+        <w:rPr>
+          <w:rFonts w:ascii="Times New Roman" w:hAnsi="Times New Roman" w:cs="Times New Roman"/>
+          <w:sz w:val="28"/>
+          <w:szCs w:val="28"/>
+        </w:rPr>
+        <w:t xml:space="preserve">The analysis was conducted on a dataset containing </w:t>
+      </w:r>
+      <w:r>
+        <w:rPr>
+          <w:rFonts w:ascii="Times New Roman" w:hAnsi="Times New Roman" w:cs="Times New Roman"/>
+          <w:b/>
+          <w:bCs/>
+          <w:sz w:val="28"/>
+          <w:szCs w:val="28"/>
+        </w:rPr>
+        <w:t>50,000 user</w:t>
+      </w:r>
+      <w:r>
+        <w:rPr>
+          <w:rFonts w:ascii="Times New Roman" w:hAnsi="Times New Roman" w:cs="Times New Roman"/>
+          <w:sz w:val="28"/>
+          <w:szCs w:val="28"/>
+        </w:rPr>
+        <w:t xml:space="preserve"> records. The dataset includes 13 distinct features encompassing demographic details (Age, Gender, Occupation) and </w:t>
+      </w:r>
+      <w:proofErr w:type="spellStart"/>
+      <w:r>
+        <w:rPr>
+          <w:rFonts w:ascii="Times New Roman" w:hAnsi="Times New Roman" w:cs="Times New Roman"/>
+          <w:sz w:val="28"/>
+          <w:szCs w:val="28"/>
+        </w:rPr>
+        <w:t>behavioral</w:t>
+      </w:r>
+      <w:proofErr w:type="spellEnd"/>
+      <w:r>
+        <w:rPr>
+          <w:rFonts w:ascii="Times New Roman" w:hAnsi="Times New Roman" w:cs="Times New Roman"/>
+          <w:sz w:val="28"/>
+          <w:szCs w:val="28"/>
+        </w:rPr>
+        <w:t xml:space="preserve"> metrics (Daily Phone Hours, </w:t>
+      </w:r>
+      <w:proofErr w:type="gramStart"/>
+      <w:r>
+        <w:rPr>
+          <w:rFonts w:ascii="Times New Roman" w:hAnsi="Times New Roman" w:cs="Times New Roman"/>
+          <w:sz w:val="28"/>
+          <w:szCs w:val="28"/>
+        </w:rPr>
+        <w:t>Social Media Hours</w:t>
+      </w:r>
+      <w:proofErr w:type="gramEnd"/>
+      <w:r>
+        <w:rPr>
+          <w:rFonts w:ascii="Times New Roman" w:hAnsi="Times New Roman" w:cs="Times New Roman"/>
+          <w:sz w:val="28"/>
+          <w:szCs w:val="28"/>
+        </w:rPr>
+        <w:t>, Sleep Hours, Stress Level, etc.).</w:t>
+      </w:r>
+    </w:p>
+    <w:p>
+      <w:pPr>
+        <w:spacing w:before="240" w:after="0" w:line="360" w:lineRule="auto"/>
+        <w:jc w:val="both"/>
+        <w:rPr>
+          <w:rFonts w:ascii="Times New Roman" w:hAnsi="Times New Roman" w:cs="Times New Roman"/>
+          <w:sz w:val="28"/>
+          <w:szCs w:val="28"/>
+        </w:rPr>
+      </w:pPr>
+      <w:r>
+        <w:rPr>
+          <w:rFonts w:ascii="Times New Roman" w:hAnsi="Times New Roman" w:cs="Times New Roman"/>
+          <w:sz w:val="28"/>
+          <w:szCs w:val="28"/>
+        </w:rPr>
+        <w:t>The dataset contains the following columns:</w:t>
+      </w:r>
+    </w:p>
+    <w:tbl>
+      <w:tblPr>
+        <w:tblStyle w:val="TableGrid"/>
+        <w:tblW w:w="0" w:type="auto"/>
+        <w:tblLook w:val="04A0" w:firstRow="1" w:lastRow="0" w:firstColumn="1" w:lastColumn="0" w:noHBand="0" w:noVBand="1"/>
+      </w:tblPr>
+      <w:tblGrid>
+        <w:gridCol w:w="3865"/>
+        <w:gridCol w:w="6570"/>
+      </w:tblGrid>
+      <w:tr>
+        <w:trPr>
+          <w:trHeight w:val="432"/>
+        </w:trPr>
+        <w:tc>
+          <w:tcPr>
             <w:tcW w:w="3865" w:type="dxa"/>
             <w:vAlign w:val="center"/>
             <w:hideMark/>
@@ -1056,8 +2367,6 @@
               <w:rPr>
                 <w:rFonts w:ascii="Times New Roman" w:eastAsia="Times New Roman" w:hAnsi="Times New Roman" w:cs="Times New Roman"/>
                 <w:kern w:val="0"/>
-                <w:sz w:val="28"/>
-                <w:szCs w:val="28"/>
                 <w:lang w:eastAsia="en-IN"/>
                 <w14:ligatures w14:val="none"/>
               </w:rPr>
@@ -1069,8 +2378,6 @@
                 <w:b/>
                 <w:bCs/>
                 <w:kern w:val="0"/>
-                <w:sz w:val="28"/>
-                <w:szCs w:val="28"/>
                 <w:lang w:eastAsia="en-IN"/>
                 <w14:ligatures w14:val="none"/>
               </w:rPr>
@@ -1090,8 +2397,6 @@
               <w:rPr>
                 <w:rFonts w:ascii="Times New Roman" w:eastAsia="Times New Roman" w:hAnsi="Times New Roman" w:cs="Times New Roman"/>
                 <w:kern w:val="0"/>
-                <w:sz w:val="28"/>
-                <w:szCs w:val="28"/>
                 <w:lang w:eastAsia="en-IN"/>
                 <w14:ligatures w14:val="none"/>
               </w:rPr>
@@ -1100,8 +2405,6 @@
               <w:rPr>
                 <w:rFonts w:ascii="Times New Roman" w:eastAsia="Times New Roman" w:hAnsi="Times New Roman" w:cs="Times New Roman"/>
                 <w:kern w:val="0"/>
-                <w:sz w:val="28"/>
-                <w:szCs w:val="28"/>
                 <w:lang w:eastAsia="en-IN"/>
                 <w14:ligatures w14:val="none"/>
               </w:rPr>
@@ -1125,8 +2428,6 @@
               <w:rPr>
                 <w:rFonts w:ascii="Times New Roman" w:eastAsia="Times New Roman" w:hAnsi="Times New Roman" w:cs="Times New Roman"/>
                 <w:kern w:val="0"/>
-                <w:sz w:val="28"/>
-                <w:szCs w:val="28"/>
                 <w:lang w:eastAsia="en-IN"/>
                 <w14:ligatures w14:val="none"/>
               </w:rPr>
@@ -1137,8 +2438,6 @@
                 <w:b/>
                 <w:bCs/>
                 <w:kern w:val="0"/>
-                <w:sz w:val="28"/>
-                <w:szCs w:val="28"/>
                 <w:lang w:eastAsia="en-IN"/>
                 <w14:ligatures w14:val="none"/>
               </w:rPr>
@@ -1157,8 +2456,6 @@
               <w:rPr>
                 <w:rFonts w:ascii="Times New Roman" w:eastAsia="Times New Roman" w:hAnsi="Times New Roman" w:cs="Times New Roman"/>
                 <w:kern w:val="0"/>
-                <w:sz w:val="28"/>
-                <w:szCs w:val="28"/>
                 <w:lang w:eastAsia="en-IN"/>
                 <w14:ligatures w14:val="none"/>
               </w:rPr>
@@ -1167,8 +2464,6 @@
               <w:rPr>
                 <w:rFonts w:ascii="Times New Roman" w:eastAsia="Times New Roman" w:hAnsi="Times New Roman" w:cs="Times New Roman"/>
                 <w:kern w:val="0"/>
-                <w:sz w:val="28"/>
-                <w:szCs w:val="28"/>
                 <w:lang w:eastAsia="en-IN"/>
                 <w14:ligatures w14:val="none"/>
               </w:rPr>
@@ -1192,8 +2487,6 @@
               <w:rPr>
                 <w:rFonts w:ascii="Times New Roman" w:eastAsia="Times New Roman" w:hAnsi="Times New Roman" w:cs="Times New Roman"/>
                 <w:kern w:val="0"/>
-                <w:sz w:val="28"/>
-                <w:szCs w:val="28"/>
                 <w:lang w:eastAsia="en-IN"/>
                 <w14:ligatures w14:val="none"/>
               </w:rPr>
@@ -1204,8 +2497,6 @@
                 <w:b/>
                 <w:bCs/>
                 <w:kern w:val="0"/>
-                <w:sz w:val="28"/>
-                <w:szCs w:val="28"/>
                 <w:lang w:eastAsia="en-IN"/>
                 <w14:ligatures w14:val="none"/>
               </w:rPr>
@@ -1224,8 +2515,6 @@
               <w:rPr>
                 <w:rFonts w:ascii="Times New Roman" w:eastAsia="Times New Roman" w:hAnsi="Times New Roman" w:cs="Times New Roman"/>
                 <w:kern w:val="0"/>
-                <w:sz w:val="28"/>
-                <w:szCs w:val="28"/>
                 <w:lang w:eastAsia="en-IN"/>
                 <w14:ligatures w14:val="none"/>
               </w:rPr>
@@ -1234,8 +2523,6 @@
               <w:rPr>
                 <w:rFonts w:ascii="Times New Roman" w:eastAsia="Times New Roman" w:hAnsi="Times New Roman" w:cs="Times New Roman"/>
                 <w:kern w:val="0"/>
-                <w:sz w:val="28"/>
-                <w:szCs w:val="28"/>
                 <w:lang w:eastAsia="en-IN"/>
                 <w14:ligatures w14:val="none"/>
               </w:rPr>
@@ -1259,8 +2546,6 @@
               <w:rPr>
                 <w:rFonts w:ascii="Times New Roman" w:eastAsia="Times New Roman" w:hAnsi="Times New Roman" w:cs="Times New Roman"/>
                 <w:kern w:val="0"/>
-                <w:sz w:val="28"/>
-                <w:szCs w:val="28"/>
                 <w:lang w:eastAsia="en-IN"/>
                 <w14:ligatures w14:val="none"/>
               </w:rPr>
@@ -1271,8 +2556,6 @@
                 <w:b/>
                 <w:bCs/>
                 <w:kern w:val="0"/>
-                <w:sz w:val="28"/>
-                <w:szCs w:val="28"/>
                 <w:lang w:eastAsia="en-IN"/>
                 <w14:ligatures w14:val="none"/>
               </w:rPr>
@@ -1291,8 +2574,6 @@
               <w:rPr>
                 <w:rFonts w:ascii="Times New Roman" w:eastAsia="Times New Roman" w:hAnsi="Times New Roman" w:cs="Times New Roman"/>
                 <w:kern w:val="0"/>
-                <w:sz w:val="28"/>
-                <w:szCs w:val="28"/>
                 <w:lang w:eastAsia="en-IN"/>
                 <w14:ligatures w14:val="none"/>
               </w:rPr>
@@ -1301,8 +2582,6 @@
               <w:rPr>
                 <w:rFonts w:ascii="Times New Roman" w:eastAsia="Times New Roman" w:hAnsi="Times New Roman" w:cs="Times New Roman"/>
                 <w:kern w:val="0"/>
-                <w:sz w:val="28"/>
-                <w:szCs w:val="28"/>
                 <w:lang w:eastAsia="en-IN"/>
                 <w14:ligatures w14:val="none"/>
               </w:rPr>
@@ -1326,8 +2605,6 @@
               <w:rPr>
                 <w:rFonts w:ascii="Times New Roman" w:eastAsia="Times New Roman" w:hAnsi="Times New Roman" w:cs="Times New Roman"/>
                 <w:kern w:val="0"/>
-                <w:sz w:val="28"/>
-                <w:szCs w:val="28"/>
                 <w:lang w:eastAsia="en-IN"/>
                 <w14:ligatures w14:val="none"/>
               </w:rPr>
@@ -1339,8 +2616,6 @@
                 <w:b/>
                 <w:bCs/>
                 <w:kern w:val="0"/>
-                <w:sz w:val="28"/>
-                <w:szCs w:val="28"/>
                 <w:lang w:eastAsia="en-IN"/>
                 <w14:ligatures w14:val="none"/>
               </w:rPr>
@@ -1360,8 +2635,6 @@
               <w:rPr>
                 <w:rFonts w:ascii="Times New Roman" w:eastAsia="Times New Roman" w:hAnsi="Times New Roman" w:cs="Times New Roman"/>
                 <w:kern w:val="0"/>
-                <w:sz w:val="28"/>
-                <w:szCs w:val="28"/>
                 <w:lang w:eastAsia="en-IN"/>
                 <w14:ligatures w14:val="none"/>
               </w:rPr>
@@ -1370,8 +2643,6 @@
               <w:rPr>
                 <w:rFonts w:ascii="Times New Roman" w:eastAsia="Times New Roman" w:hAnsi="Times New Roman" w:cs="Times New Roman"/>
                 <w:kern w:val="0"/>
-                <w:sz w:val="28"/>
-                <w:szCs w:val="28"/>
                 <w:lang w:eastAsia="en-IN"/>
                 <w14:ligatures w14:val="none"/>
               </w:rPr>
@@ -1395,8 +2666,6 @@
               <w:rPr>
                 <w:rFonts w:ascii="Times New Roman" w:eastAsia="Times New Roman" w:hAnsi="Times New Roman" w:cs="Times New Roman"/>
                 <w:kern w:val="0"/>
-                <w:sz w:val="28"/>
-                <w:szCs w:val="28"/>
                 <w:lang w:eastAsia="en-IN"/>
                 <w14:ligatures w14:val="none"/>
               </w:rPr>
@@ -1408,8 +2677,6 @@
                 <w:b/>
                 <w:bCs/>
                 <w:kern w:val="0"/>
-                <w:sz w:val="28"/>
-                <w:szCs w:val="28"/>
                 <w:lang w:eastAsia="en-IN"/>
                 <w14:ligatures w14:val="none"/>
               </w:rPr>
@@ -1429,8 +2696,6 @@
               <w:rPr>
                 <w:rFonts w:ascii="Times New Roman" w:eastAsia="Times New Roman" w:hAnsi="Times New Roman" w:cs="Times New Roman"/>
                 <w:kern w:val="0"/>
-                <w:sz w:val="28"/>
-                <w:szCs w:val="28"/>
                 <w:lang w:eastAsia="en-IN"/>
                 <w14:ligatures w14:val="none"/>
               </w:rPr>
@@ -1439,8 +2704,6 @@
               <w:rPr>
                 <w:rFonts w:ascii="Times New Roman" w:eastAsia="Times New Roman" w:hAnsi="Times New Roman" w:cs="Times New Roman"/>
                 <w:kern w:val="0"/>
-                <w:sz w:val="28"/>
-                <w:szCs w:val="28"/>
                 <w:lang w:eastAsia="en-IN"/>
                 <w14:ligatures w14:val="none"/>
               </w:rPr>
@@ -1464,8 +2727,6 @@
               <w:rPr>
                 <w:rFonts w:ascii="Times New Roman" w:eastAsia="Times New Roman" w:hAnsi="Times New Roman" w:cs="Times New Roman"/>
                 <w:kern w:val="0"/>
-                <w:sz w:val="28"/>
-                <w:szCs w:val="28"/>
                 <w:lang w:eastAsia="en-IN"/>
                 <w14:ligatures w14:val="none"/>
               </w:rPr>
@@ -1477,8 +2738,6 @@
                 <w:b/>
                 <w:bCs/>
                 <w:kern w:val="0"/>
-                <w:sz w:val="28"/>
-                <w:szCs w:val="28"/>
                 <w:lang w:eastAsia="en-IN"/>
                 <w14:ligatures w14:val="none"/>
               </w:rPr>
@@ -1498,8 +2757,6 @@
               <w:rPr>
                 <w:rFonts w:ascii="Times New Roman" w:eastAsia="Times New Roman" w:hAnsi="Times New Roman" w:cs="Times New Roman"/>
                 <w:kern w:val="0"/>
-                <w:sz w:val="28"/>
-                <w:szCs w:val="28"/>
                 <w:lang w:eastAsia="en-IN"/>
                 <w14:ligatures w14:val="none"/>
               </w:rPr>
@@ -1508,8 +2765,6 @@
               <w:rPr>
                 <w:rFonts w:ascii="Times New Roman" w:eastAsia="Times New Roman" w:hAnsi="Times New Roman" w:cs="Times New Roman"/>
                 <w:kern w:val="0"/>
-                <w:sz w:val="28"/>
-                <w:szCs w:val="28"/>
                 <w:lang w:eastAsia="en-IN"/>
                 <w14:ligatures w14:val="none"/>
               </w:rPr>
@@ -1533,8 +2788,6 @@
               <w:rPr>
                 <w:rFonts w:ascii="Times New Roman" w:eastAsia="Times New Roman" w:hAnsi="Times New Roman" w:cs="Times New Roman"/>
                 <w:kern w:val="0"/>
-                <w:sz w:val="28"/>
-                <w:szCs w:val="28"/>
                 <w:lang w:eastAsia="en-IN"/>
                 <w14:ligatures w14:val="none"/>
               </w:rPr>
@@ -1546,8 +2799,6 @@
                 <w:b/>
                 <w:bCs/>
                 <w:kern w:val="0"/>
-                <w:sz w:val="28"/>
-                <w:szCs w:val="28"/>
                 <w:lang w:eastAsia="en-IN"/>
                 <w14:ligatures w14:val="none"/>
               </w:rPr>
@@ -1567,8 +2818,6 @@
               <w:rPr>
                 <w:rFonts w:ascii="Times New Roman" w:eastAsia="Times New Roman" w:hAnsi="Times New Roman" w:cs="Times New Roman"/>
                 <w:kern w:val="0"/>
-                <w:sz w:val="28"/>
-                <w:szCs w:val="28"/>
                 <w:lang w:eastAsia="en-IN"/>
                 <w14:ligatures w14:val="none"/>
               </w:rPr>
@@ -1577,8 +2826,6 @@
               <w:rPr>
                 <w:rFonts w:ascii="Times New Roman" w:eastAsia="Times New Roman" w:hAnsi="Times New Roman" w:cs="Times New Roman"/>
                 <w:kern w:val="0"/>
-                <w:sz w:val="28"/>
-                <w:szCs w:val="28"/>
                 <w:lang w:eastAsia="en-IN"/>
                 <w14:ligatures w14:val="none"/>
               </w:rPr>
@@ -1602,8 +2849,6 @@
               <w:rPr>
                 <w:rFonts w:ascii="Times New Roman" w:eastAsia="Times New Roman" w:hAnsi="Times New Roman" w:cs="Times New Roman"/>
                 <w:kern w:val="0"/>
-                <w:sz w:val="28"/>
-                <w:szCs w:val="28"/>
                 <w:lang w:eastAsia="en-IN"/>
                 <w14:ligatures w14:val="none"/>
               </w:rPr>
@@ -1615,8 +2860,6 @@
                 <w:b/>
                 <w:bCs/>
                 <w:kern w:val="0"/>
-                <w:sz w:val="28"/>
-                <w:szCs w:val="28"/>
                 <w:lang w:eastAsia="en-IN"/>
                 <w14:ligatures w14:val="none"/>
               </w:rPr>
@@ -1636,8 +2879,6 @@
               <w:rPr>
                 <w:rFonts w:ascii="Times New Roman" w:eastAsia="Times New Roman" w:hAnsi="Times New Roman" w:cs="Times New Roman"/>
                 <w:kern w:val="0"/>
-                <w:sz w:val="28"/>
-                <w:szCs w:val="28"/>
                 <w:lang w:eastAsia="en-IN"/>
                 <w14:ligatures w14:val="none"/>
               </w:rPr>
@@ -1646,8 +2887,6 @@
               <w:rPr>
                 <w:rFonts w:ascii="Times New Roman" w:eastAsia="Times New Roman" w:hAnsi="Times New Roman" w:cs="Times New Roman"/>
                 <w:kern w:val="0"/>
-                <w:sz w:val="28"/>
-                <w:szCs w:val="28"/>
                 <w:lang w:eastAsia="en-IN"/>
                 <w14:ligatures w14:val="none"/>
               </w:rPr>
@@ -1671,8 +2910,6 @@
               <w:rPr>
                 <w:rFonts w:ascii="Times New Roman" w:eastAsia="Times New Roman" w:hAnsi="Times New Roman" w:cs="Times New Roman"/>
                 <w:kern w:val="0"/>
-                <w:sz w:val="28"/>
-                <w:szCs w:val="28"/>
                 <w:lang w:eastAsia="en-IN"/>
                 <w14:ligatures w14:val="none"/>
               </w:rPr>
@@ -1684,8 +2921,6 @@
                 <w:b/>
                 <w:bCs/>
                 <w:kern w:val="0"/>
-                <w:sz w:val="28"/>
-                <w:szCs w:val="28"/>
                 <w:lang w:eastAsia="en-IN"/>
                 <w14:ligatures w14:val="none"/>
               </w:rPr>
@@ -1705,8 +2940,6 @@
               <w:rPr>
                 <w:rFonts w:ascii="Times New Roman" w:eastAsia="Times New Roman" w:hAnsi="Times New Roman" w:cs="Times New Roman"/>
                 <w:kern w:val="0"/>
-                <w:sz w:val="28"/>
-                <w:szCs w:val="28"/>
                 <w:lang w:eastAsia="en-IN"/>
                 <w14:ligatures w14:val="none"/>
               </w:rPr>
@@ -1715,8 +2948,6 @@
               <w:rPr>
                 <w:rFonts w:ascii="Times New Roman" w:eastAsia="Times New Roman" w:hAnsi="Times New Roman" w:cs="Times New Roman"/>
                 <w:kern w:val="0"/>
-                <w:sz w:val="28"/>
-                <w:szCs w:val="28"/>
                 <w:lang w:eastAsia="en-IN"/>
                 <w14:ligatures w14:val="none"/>
               </w:rPr>
@@ -1740,8 +2971,6 @@
               <w:rPr>
                 <w:rFonts w:ascii="Times New Roman" w:eastAsia="Times New Roman" w:hAnsi="Times New Roman" w:cs="Times New Roman"/>
                 <w:kern w:val="0"/>
-                <w:sz w:val="28"/>
-                <w:szCs w:val="28"/>
                 <w:lang w:eastAsia="en-IN"/>
                 <w14:ligatures w14:val="none"/>
               </w:rPr>
@@ -1753,8 +2982,6 @@
                 <w:b/>
                 <w:bCs/>
                 <w:kern w:val="0"/>
-                <w:sz w:val="28"/>
-                <w:szCs w:val="28"/>
                 <w:lang w:eastAsia="en-IN"/>
                 <w14:ligatures w14:val="none"/>
               </w:rPr>
@@ -1774,8 +3001,6 @@
               <w:rPr>
                 <w:rFonts w:ascii="Times New Roman" w:eastAsia="Times New Roman" w:hAnsi="Times New Roman" w:cs="Times New Roman"/>
                 <w:kern w:val="0"/>
-                <w:sz w:val="28"/>
-                <w:szCs w:val="28"/>
                 <w:lang w:eastAsia="en-IN"/>
                 <w14:ligatures w14:val="none"/>
               </w:rPr>
@@ -1784,8 +3009,6 @@
               <w:rPr>
                 <w:rFonts w:ascii="Times New Roman" w:eastAsia="Times New Roman" w:hAnsi="Times New Roman" w:cs="Times New Roman"/>
                 <w:kern w:val="0"/>
-                <w:sz w:val="28"/>
-                <w:szCs w:val="28"/>
                 <w:lang w:eastAsia="en-IN"/>
                 <w14:ligatures w14:val="none"/>
               </w:rPr>
@@ -1809,8 +3032,6 @@
               <w:rPr>
                 <w:rFonts w:ascii="Times New Roman" w:eastAsia="Times New Roman" w:hAnsi="Times New Roman" w:cs="Times New Roman"/>
                 <w:kern w:val="0"/>
-                <w:sz w:val="28"/>
-                <w:szCs w:val="28"/>
                 <w:lang w:eastAsia="en-IN"/>
                 <w14:ligatures w14:val="none"/>
               </w:rPr>
@@ -1822,8 +3043,6 @@
                 <w:b/>
                 <w:bCs/>
                 <w:kern w:val="0"/>
-                <w:sz w:val="28"/>
-                <w:szCs w:val="28"/>
                 <w:lang w:eastAsia="en-IN"/>
                 <w14:ligatures w14:val="none"/>
               </w:rPr>
@@ -1843,8 +3062,6 @@
               <w:rPr>
                 <w:rFonts w:ascii="Times New Roman" w:eastAsia="Times New Roman" w:hAnsi="Times New Roman" w:cs="Times New Roman"/>
                 <w:kern w:val="0"/>
-                <w:sz w:val="28"/>
-                <w:szCs w:val="28"/>
                 <w:lang w:eastAsia="en-IN"/>
                 <w14:ligatures w14:val="none"/>
               </w:rPr>
@@ -1853,8 +3070,6 @@
               <w:rPr>
                 <w:rFonts w:ascii="Times New Roman" w:eastAsia="Times New Roman" w:hAnsi="Times New Roman" w:cs="Times New Roman"/>
                 <w:kern w:val="0"/>
-                <w:sz w:val="28"/>
-                <w:szCs w:val="28"/>
                 <w:lang w:eastAsia="en-IN"/>
                 <w14:ligatures w14:val="none"/>
               </w:rPr>
@@ -1878,8 +3093,6 @@
               <w:rPr>
                 <w:rFonts w:ascii="Times New Roman" w:eastAsia="Times New Roman" w:hAnsi="Times New Roman" w:cs="Times New Roman"/>
                 <w:kern w:val="0"/>
-                <w:sz w:val="28"/>
-                <w:szCs w:val="28"/>
                 <w:lang w:eastAsia="en-IN"/>
                 <w14:ligatures w14:val="none"/>
               </w:rPr>
@@ -1891,8 +3104,6 @@
                 <w:b/>
                 <w:bCs/>
                 <w:kern w:val="0"/>
-                <w:sz w:val="28"/>
-                <w:szCs w:val="28"/>
                 <w:lang w:eastAsia="en-IN"/>
                 <w14:ligatures w14:val="none"/>
               </w:rPr>
@@ -1912,8 +3123,6 @@
               <w:rPr>
                 <w:rFonts w:ascii="Times New Roman" w:eastAsia="Times New Roman" w:hAnsi="Times New Roman" w:cs="Times New Roman"/>
                 <w:kern w:val="0"/>
-                <w:sz w:val="28"/>
-                <w:szCs w:val="28"/>
                 <w:lang w:eastAsia="en-IN"/>
                 <w14:ligatures w14:val="none"/>
               </w:rPr>
@@ -1922,8 +3131,6 @@
               <w:rPr>
                 <w:rFonts w:ascii="Times New Roman" w:eastAsia="Times New Roman" w:hAnsi="Times New Roman" w:cs="Times New Roman"/>
                 <w:kern w:val="0"/>
-                <w:sz w:val="28"/>
-                <w:szCs w:val="28"/>
                 <w:lang w:eastAsia="en-IN"/>
                 <w14:ligatures w14:val="none"/>
               </w:rPr>
@@ -2523,7 +3730,7 @@
                     <pic:cNvPicPr/>
                   </pic:nvPicPr>
                   <pic:blipFill>
-                    <a:blip r:embed="rId8">
+                    <a:blip r:embed="rId9">
                       <a:extLst>
                         <a:ext uri="{28A0092B-C50C-407E-A947-70E740481C1C}">
                           <a14:useLocalDpi xmlns:a14="http://schemas.microsoft.com/office/drawing/2010/main" val="0"/>
@@ -2584,70 +3791,6 @@
                 <pic:pic xmlns:pic="http://schemas.openxmlformats.org/drawingml/2006/picture">
                   <pic:nvPicPr>
                     <pic:cNvPr id="567720405" name="Picture 567720405"/>
-                    <pic:cNvPicPr/>
-                  </pic:nvPicPr>
-                  <pic:blipFill>
-                    <a:blip r:embed="rId9">
-                      <a:extLst>
-                        <a:ext uri="{28A0092B-C50C-407E-A947-70E740481C1C}">
-                          <a14:useLocalDpi xmlns:a14="http://schemas.microsoft.com/office/drawing/2010/main" val="0"/>
-                        </a:ext>
-                      </a:extLst>
-                    </a:blip>
-                    <a:stretch>
-                      <a:fillRect/>
-                    </a:stretch>
-                  </pic:blipFill>
-                  <pic:spPr>
-                    <a:xfrm>
-                      <a:off x="0" y="0"/>
-                      <a:ext cx="6645910" cy="3322955"/>
-                    </a:xfrm>
-                    <a:prstGeom prst="rect">
-                      <a:avLst/>
-                    </a:prstGeom>
-                    <a:ln>
-                      <a:solidFill>
-                        <a:schemeClr val="tx1"/>
-                      </a:solidFill>
-                    </a:ln>
-                  </pic:spPr>
-                </pic:pic>
-              </a:graphicData>
-            </a:graphic>
-          </wp:inline>
-        </w:drawing>
-      </w:r>
-    </w:p>
-    <w:p>
-      <w:pPr>
-        <w:rPr>
-          <w:rFonts w:ascii="Times New Roman" w:hAnsi="Times New Roman" w:cs="Times New Roman"/>
-          <w:sz w:val="28"/>
-          <w:szCs w:val="28"/>
-        </w:rPr>
-      </w:pPr>
-      <w:r>
-        <w:rPr>
-          <w:rFonts w:ascii="Times New Roman" w:hAnsi="Times New Roman" w:cs="Times New Roman"/>
-          <w:noProof/>
-          <w:sz w:val="28"/>
-          <w:szCs w:val="28"/>
-        </w:rPr>
-        <w:lastRenderedPageBreak/>
-        <w:drawing>
-          <wp:inline distT="0" distB="0" distL="0" distR="0" wp14:anchorId="79FFEF86" wp14:editId="79DA6B99">
-            <wp:extent cx="6645910" cy="3322955"/>
-            <wp:effectExtent l="19050" t="19050" r="21590" b="10795"/>
-            <wp:docPr id="907800455" name="Picture 4"/>
-            <wp:cNvGraphicFramePr>
-              <a:graphicFrameLocks xmlns:a="http://schemas.openxmlformats.org/drawingml/2006/main" noChangeAspect="1"/>
-            </wp:cNvGraphicFramePr>
-            <a:graphic xmlns:a="http://schemas.openxmlformats.org/drawingml/2006/main">
-              <a:graphicData uri="http://schemas.openxmlformats.org/drawingml/2006/picture">
-                <pic:pic xmlns:pic="http://schemas.openxmlformats.org/drawingml/2006/picture">
-                  <pic:nvPicPr>
-                    <pic:cNvPr id="907800455" name="Picture 907800455"/>
                     <pic:cNvPicPr/>
                   </pic:nvPicPr>
                   <pic:blipFill>
@@ -2698,6 +3841,70 @@
           <w:sz w:val="28"/>
           <w:szCs w:val="28"/>
         </w:rPr>
+        <w:lastRenderedPageBreak/>
+        <w:drawing>
+          <wp:inline distT="0" distB="0" distL="0" distR="0" wp14:anchorId="79FFEF86" wp14:editId="79DA6B99">
+            <wp:extent cx="6645910" cy="3322955"/>
+            <wp:effectExtent l="19050" t="19050" r="21590" b="10795"/>
+            <wp:docPr id="907800455" name="Picture 4"/>
+            <wp:cNvGraphicFramePr>
+              <a:graphicFrameLocks xmlns:a="http://schemas.openxmlformats.org/drawingml/2006/main" noChangeAspect="1"/>
+            </wp:cNvGraphicFramePr>
+            <a:graphic xmlns:a="http://schemas.openxmlformats.org/drawingml/2006/main">
+              <a:graphicData uri="http://schemas.openxmlformats.org/drawingml/2006/picture">
+                <pic:pic xmlns:pic="http://schemas.openxmlformats.org/drawingml/2006/picture">
+                  <pic:nvPicPr>
+                    <pic:cNvPr id="907800455" name="Picture 907800455"/>
+                    <pic:cNvPicPr/>
+                  </pic:nvPicPr>
+                  <pic:blipFill>
+                    <a:blip r:embed="rId11">
+                      <a:extLst>
+                        <a:ext uri="{28A0092B-C50C-407E-A947-70E740481C1C}">
+                          <a14:useLocalDpi xmlns:a14="http://schemas.microsoft.com/office/drawing/2010/main" val="0"/>
+                        </a:ext>
+                      </a:extLst>
+                    </a:blip>
+                    <a:stretch>
+                      <a:fillRect/>
+                    </a:stretch>
+                  </pic:blipFill>
+                  <pic:spPr>
+                    <a:xfrm>
+                      <a:off x="0" y="0"/>
+                      <a:ext cx="6645910" cy="3322955"/>
+                    </a:xfrm>
+                    <a:prstGeom prst="rect">
+                      <a:avLst/>
+                    </a:prstGeom>
+                    <a:ln>
+                      <a:solidFill>
+                        <a:schemeClr val="tx1"/>
+                      </a:solidFill>
+                    </a:ln>
+                  </pic:spPr>
+                </pic:pic>
+              </a:graphicData>
+            </a:graphic>
+          </wp:inline>
+        </w:drawing>
+      </w:r>
+    </w:p>
+    <w:p>
+      <w:pPr>
+        <w:rPr>
+          <w:rFonts w:ascii="Times New Roman" w:hAnsi="Times New Roman" w:cs="Times New Roman"/>
+          <w:sz w:val="28"/>
+          <w:szCs w:val="28"/>
+        </w:rPr>
+      </w:pPr>
+      <w:r>
+        <w:rPr>
+          <w:rFonts w:ascii="Times New Roman" w:hAnsi="Times New Roman" w:cs="Times New Roman"/>
+          <w:noProof/>
+          <w:sz w:val="28"/>
+          <w:szCs w:val="28"/>
+        </w:rPr>
         <w:drawing>
           <wp:inline distT="0" distB="0" distL="0" distR="0" wp14:anchorId="6449BBB9" wp14:editId="0DB3A78D">
             <wp:extent cx="6645910" cy="5316855"/>
@@ -2714,7 +3921,7 @@
                     <pic:cNvPicPr/>
                   </pic:nvPicPr>
                   <pic:blipFill>
-                    <a:blip r:embed="rId11">
+                    <a:blip r:embed="rId12">
                       <a:extLst>
                         <a:ext uri="{28A0092B-C50C-407E-A947-70E740481C1C}">
                           <a14:useLocalDpi xmlns:a14="http://schemas.microsoft.com/office/drawing/2010/main" val="0"/>
@@ -3247,7 +4454,7 @@
       </w:pPr>
     </w:p>
     <w:sectPr>
-      <w:headerReference w:type="default" r:id="rId12"/>
+      <w:headerReference w:type="default" r:id="rId13"/>
       <w:pgSz w:w="11906" w:h="16838"/>
       <w:pgMar w:top="720" w:right="720" w:bottom="720" w:left="720" w:header="708" w:footer="708" w:gutter="0"/>
       <w:pgBorders w:offsetFrom="page">
@@ -3315,107 +4522,6 @@
 
 <file path=word/header1.xml><?xml version="1.0" encoding="utf-8"?>
 <w:hdr xmlns:wpc="http://schemas.microsoft.com/office/word/2010/wordprocessingCanvas" xmlns:cx="http://schemas.microsoft.com/office/drawing/2014/chartex" xmlns:cx1="http://schemas.microsoft.com/office/drawing/2015/9/8/chartex" xmlns:cx2="http://schemas.microsoft.com/office/drawing/2015/10/21/chartex" xmlns:cx3="http://schemas.microsoft.com/office/drawing/2016/5/9/chartex" xmlns:cx4="http://schemas.microsoft.com/office/drawing/2016/5/10/chartex" xmlns:cx5="http://schemas.microsoft.com/office/drawing/2016/5/11/chartex" xmlns:cx6="http://schemas.microsoft.com/office/drawing/2016/5/12/chartex" xmlns:cx7="http://schemas.microsoft.com/office/drawing/2016/5/13/chartex" xmlns:cx8="http://schemas.microsoft.com/office/drawing/2016/5/14/chartex" xmlns:mc="http://schemas.openxmlformats.org/markup-compatibility/2006" xmlns:aink="http://schemas.microsoft.com/office/drawing/2016/ink" xmlns:am3d="http://schemas.microsoft.com/office/drawing/2017/model3d" xmlns:o="urn:schemas-microsoft-com:office:office" xmlns:oel="http://schemas.microsoft.com/office/2019/extlst" xmlns:r="http://schemas.openxmlformats.org/officeDocument/2006/relationships" xmlns:m="http://schemas.openxmlformats.org/officeDocument/2006/math" xmlns:v="urn:schemas-microsoft-com:vml" xmlns:wp14="http://schemas.microsoft.com/office/word/2010/wordprocessingDrawing" xmlns:wp="http://schemas.openxmlformats.org/drawingml/2006/wordprocessingDrawing" xmlns:w10="urn:schemas-microsoft-com:office:word" xmlns:w="http://schemas.openxmlformats.org/wordprocessingml/2006/main" xmlns:w14="http://schemas.microsoft.com/office/word/2010/wordml" xmlns:w15="http://schemas.microsoft.com/office/word/2012/wordml" xmlns:w16cex="http://schemas.microsoft.com/office/word/2018/wordml/cex" xmlns:w16cid="http://schemas.microsoft.com/office/word/2016/wordml/cid" xmlns:w16="http://schemas.microsoft.com/office/word/2018/wordml" xmlns:w16du="http://schemas.microsoft.com/office/word/2023/wordml/word16du" xmlns:w16sdtdh="http://schemas.microsoft.com/office/word/2020/wordml/sdtdatahash" xmlns:w16sdtfl="http://schemas.microsoft.com/office/word/2024/wordml/sdtformatlock" xmlns:w16se="http://schemas.microsoft.com/office/word/2015/wordml/symex" xmlns:wpg="http://schemas.microsoft.com/office/word/2010/wordprocessingGroup" xmlns:wpi="http://schemas.microsoft.com/office/word/2010/wordprocessingInk" xmlns:wne="http://schemas.microsoft.com/office/word/2006/wordml" xmlns:wps="http://schemas.microsoft.com/office/word/2010/wordprocessingShape" mc:Ignorable="w14 w15 w16se w16cid w16 w16cex w16sdtdh w16sdtfl w16du wp14">
-  <w:tbl>
-    <w:tblPr>
-      <w:tblW w:w="5000" w:type="pct"/>
-      <w:jc w:val="right"/>
-      <w:shd w:val="clear" w:color="auto" w:fill="153D63" w:themeFill="text2" w:themeFillTint="E6"/>
-      <w:tblCellMar>
-        <w:top w:w="115" w:type="dxa"/>
-        <w:left w:w="115" w:type="dxa"/>
-        <w:bottom w:w="115" w:type="dxa"/>
-        <w:right w:w="115" w:type="dxa"/>
-      </w:tblCellMar>
-      <w:tblLook w:val="04A0" w:firstRow="1" w:lastRow="0" w:firstColumn="1" w:lastColumn="0" w:noHBand="0" w:noVBand="1"/>
-    </w:tblPr>
-    <w:tblGrid>
-      <w:gridCol w:w="283"/>
-      <w:gridCol w:w="10183"/>
-    </w:tblGrid>
-    <w:tr>
-      <w:trPr>
-        <w:jc w:val="right"/>
-      </w:trPr>
-      <w:tc>
-        <w:tcPr>
-          <w:tcW w:w="0" w:type="auto"/>
-          <w:shd w:val="clear" w:color="auto" w:fill="153D63" w:themeFill="text2" w:themeFillTint="E6"/>
-          <w:vAlign w:val="center"/>
-        </w:tcPr>
-        <w:p>
-          <w:pPr>
-            <w:pStyle w:val="Header"/>
-            <w:rPr>
-              <w:rFonts w:ascii="Times New Roman" w:hAnsi="Times New Roman" w:cs="Times New Roman"/>
-              <w:b/>
-              <w:bCs/>
-              <w:caps/>
-              <w:color w:val="FFFFFF" w:themeColor="background1"/>
-              <w:sz w:val="32"/>
-              <w:szCs w:val="32"/>
-            </w:rPr>
-          </w:pPr>
-        </w:p>
-      </w:tc>
-      <w:tc>
-        <w:tcPr>
-          <w:tcW w:w="0" w:type="auto"/>
-          <w:shd w:val="clear" w:color="auto" w:fill="153D63" w:themeFill="text2" w:themeFillTint="E6"/>
-          <w:vAlign w:val="center"/>
-        </w:tcPr>
-        <w:p>
-          <w:pPr>
-            <w:pStyle w:val="Header"/>
-            <w:jc w:val="center"/>
-            <w:rPr>
-              <w:rFonts w:ascii="Times New Roman" w:hAnsi="Times New Roman" w:cs="Times New Roman"/>
-              <w:b/>
-              <w:bCs/>
-              <w:caps/>
-              <w:color w:val="FFFFFF" w:themeColor="background1"/>
-              <w:sz w:val="32"/>
-              <w:szCs w:val="32"/>
-            </w:rPr>
-          </w:pPr>
-          <w:sdt>
-            <w:sdtPr>
-              <w:rPr>
-                <w:rFonts w:ascii="Times New Roman" w:hAnsi="Times New Roman" w:cs="Times New Roman"/>
-                <w:b/>
-                <w:bCs/>
-                <w:caps/>
-                <w:color w:val="FFFFFF" w:themeColor="background1"/>
-                <w:sz w:val="32"/>
-                <w:szCs w:val="32"/>
-              </w:rPr>
-              <w:alias w:val="Title"/>
-              <w:tag w:val=""/>
-              <w:id w:val="-773790484"/>
-              <w:placeholder>
-                <w:docPart w:val="6E4A05233C384B2B976E51D64510C44F"/>
-              </w:placeholder>
-              <w:dataBinding w:prefixMappings="xmlns:ns0='http://purl.org/dc/elements/1.1/' xmlns:ns1='http://schemas.openxmlformats.org/package/2006/metadata/core-properties' " w:xpath="/ns1:coreProperties[1]/ns0:title[1]" w:storeItemID="{6C3C8BC8-F283-45AE-878A-BAB7291924A1}"/>
-              <w:text/>
-            </w:sdtPr>
-            <w:sdtContent>
-              <w:r>
-                <w:rPr>
-                  <w:rFonts w:ascii="Times New Roman" w:hAnsi="Times New Roman" w:cs="Times New Roman"/>
-                  <w:b/>
-                  <w:bCs/>
-                  <w:caps/>
-                  <w:color w:val="FFFFFF" w:themeColor="background1"/>
-                  <w:sz w:val="32"/>
-                  <w:szCs w:val="32"/>
-                </w:rPr>
-                <w:t>Social Media Usage and Screen Time Analysis</w:t>
-              </w:r>
-            </w:sdtContent>
-          </w:sdt>
-        </w:p>
-      </w:tc>
-    </w:tr>
-  </w:tbl>
   <w:p>
     <w:pPr>
       <w:pStyle w:val="Header"/>
@@ -3423,6 +4529,200 @@
         <w:rFonts w:ascii="Times New Roman" w:hAnsi="Times New Roman" w:cs="Times New Roman"/>
       </w:rPr>
     </w:pPr>
+    <w:r>
+      <w:rPr>
+        <w:rFonts w:ascii="Times New Roman" w:hAnsi="Times New Roman" w:cs="Times New Roman"/>
+        <w:noProof/>
+      </w:rPr>
+      <mc:AlternateContent>
+        <mc:Choice Requires="wps">
+          <w:drawing>
+            <wp:anchor distT="0" distB="0" distL="118745" distR="118745" simplePos="0" relativeHeight="251659264" behindDoc="1" locked="0" layoutInCell="1" allowOverlap="0" wp14:anchorId="4F9D2687" wp14:editId="5ADBE79A">
+              <wp:simplePos x="0" y="0"/>
+              <wp:positionH relativeFrom="margin">
+                <wp:align>center</wp:align>
+              </wp:positionH>
+              <mc:AlternateContent>
+                <mc:Choice Requires="wp14">
+                  <wp:positionV relativeFrom="page">
+                    <wp14:pctPosVOffset>4500</wp14:pctPosVOffset>
+                  </wp:positionV>
+                </mc:Choice>
+                <mc:Fallback>
+                  <wp:positionV relativeFrom="page">
+                    <wp:posOffset>480695</wp:posOffset>
+                  </wp:positionV>
+                </mc:Fallback>
+              </mc:AlternateContent>
+              <wp:extent cx="5950039" cy="270457"/>
+              <wp:effectExtent l="0" t="0" r="0" b="7620"/>
+              <wp:wrapSquare wrapText="bothSides"/>
+              <wp:docPr id="197" name="Rectangle 200"/>
+              <wp:cNvGraphicFramePr/>
+              <a:graphic xmlns:a="http://schemas.openxmlformats.org/drawingml/2006/main">
+                <a:graphicData uri="http://schemas.microsoft.com/office/word/2010/wordprocessingShape">
+                  <wps:wsp>
+                    <wps:cNvSpPr/>
+                    <wps:spPr>
+                      <a:xfrm>
+                        <a:off x="0" y="0"/>
+                        <a:ext cx="5950039" cy="270457"/>
+                      </a:xfrm>
+                      <a:prstGeom prst="rect">
+                        <a:avLst/>
+                      </a:prstGeom>
+                      <a:solidFill>
+                        <a:schemeClr val="accent1"/>
+                      </a:solidFill>
+                      <a:ln>
+                        <a:noFill/>
+                      </a:ln>
+                    </wps:spPr>
+                    <wps:style>
+                      <a:lnRef idx="2">
+                        <a:schemeClr val="accent1">
+                          <a:shade val="50000"/>
+                        </a:schemeClr>
+                      </a:lnRef>
+                      <a:fillRef idx="1">
+                        <a:schemeClr val="accent1"/>
+                      </a:fillRef>
+                      <a:effectRef idx="0">
+                        <a:schemeClr val="accent1"/>
+                      </a:effectRef>
+                      <a:fontRef idx="minor">
+                        <a:schemeClr val="lt1"/>
+                      </a:fontRef>
+                    </wps:style>
+                    <wps:txbx>
+                      <w:txbxContent>
+                        <w:sdt>
+                          <w:sdtPr>
+                            <w:rPr>
+                              <w:rFonts w:ascii="Times New Roman" w:hAnsi="Times New Roman" w:cs="Times New Roman"/>
+                              <w:b/>
+                              <w:bCs/>
+                              <w:caps/>
+                              <w:color w:val="FFFFFF" w:themeColor="background1"/>
+                              <w:sz w:val="36"/>
+                              <w:szCs w:val="36"/>
+                            </w:rPr>
+                            <w:alias w:val="Title"/>
+                            <w:tag w:val=""/>
+                            <w:id w:val="1189017394"/>
+                            <w:dataBinding w:prefixMappings="xmlns:ns0='http://purl.org/dc/elements/1.1/' xmlns:ns1='http://schemas.openxmlformats.org/package/2006/metadata/core-properties' " w:xpath="/ns1:coreProperties[1]/ns0:title[1]" w:storeItemID="{6C3C8BC8-F283-45AE-878A-BAB7291924A1}"/>
+                            <w:text/>
+                          </w:sdtPr>
+                          <w:sdtContent>
+                            <w:p>
+                              <w:pPr>
+                                <w:pStyle w:val="Header"/>
+                                <w:jc w:val="center"/>
+                                <w:rPr>
+                                  <w:rFonts w:ascii="Times New Roman" w:hAnsi="Times New Roman" w:cs="Times New Roman"/>
+                                  <w:b/>
+                                  <w:bCs/>
+                                  <w:caps/>
+                                  <w:color w:val="FFFFFF" w:themeColor="background1"/>
+                                  <w:sz w:val="36"/>
+                                  <w:szCs w:val="36"/>
+                                </w:rPr>
+                              </w:pPr>
+                              <w:r>
+                                <w:rPr>
+                                  <w:rFonts w:ascii="Times New Roman" w:hAnsi="Times New Roman" w:cs="Times New Roman"/>
+                                  <w:b/>
+                                  <w:bCs/>
+                                  <w:caps/>
+                                  <w:color w:val="FFFFFF" w:themeColor="background1"/>
+                                  <w:sz w:val="36"/>
+                                  <w:szCs w:val="36"/>
+                                </w:rPr>
+                                <w:t>Social Media Usage and Screen Time Analysis</w:t>
+                              </w:r>
+                            </w:p>
+                          </w:sdtContent>
+                        </w:sdt>
+                      </w:txbxContent>
+                    </wps:txbx>
+                    <wps:bodyPr rot="0" spcFirstLastPara="0" vertOverflow="overflow" horzOverflow="overflow" vert="horz" wrap="square" lIns="91440" tIns="45720" rIns="91440" bIns="45720" numCol="1" spcCol="0" rtlCol="0" fromWordArt="0" anchor="ctr" anchorCtr="0" forceAA="0" compatLnSpc="1">
+                      <a:prstTxWarp prst="textNoShape">
+                        <a:avLst/>
+                      </a:prstTxWarp>
+                      <a:spAutoFit/>
+                    </wps:bodyPr>
+                  </wps:wsp>
+                </a:graphicData>
+              </a:graphic>
+              <wp14:sizeRelH relativeFrom="margin">
+                <wp14:pctWidth>100000</wp14:pctWidth>
+              </wp14:sizeRelH>
+              <wp14:sizeRelV relativeFrom="page">
+                <wp14:pctHeight>2700</wp14:pctHeight>
+              </wp14:sizeRelV>
+            </wp:anchor>
+          </w:drawing>
+        </mc:Choice>
+        <mc:Fallback>
+          <w:pict>
+            <v:rect w14:anchorId="4F9D2687" id="Rectangle 200" o:spid="_x0000_s1026" style="position:absolute;margin-left:0;margin-top:0;width:468.5pt;height:21.3pt;z-index:-251657216;visibility:visible;mso-wrap-style:square;mso-width-percent:1000;mso-height-percent:27;mso-top-percent:45;mso-wrap-distance-left:9.35pt;mso-wrap-distance-top:0;mso-wrap-distance-right:9.35pt;mso-wrap-distance-bottom:0;mso-position-horizontal:center;mso-position-horizontal-relative:margin;mso-position-vertical-relative:page;mso-width-percent:1000;mso-height-percent:27;mso-top-percent:45;mso-width-relative:margin;mso-height-relative:page;v-text-anchor:middle" o:gfxdata="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" o:allowoverlap="f" fillcolor="#156082 [3204]" stroked="f" strokeweight="1.5pt">
+              <v:textbox style="mso-fit-shape-to-text:t">
+                <w:txbxContent>
+                  <w:sdt>
+                    <w:sdtPr>
+                      <w:rPr>
+                        <w:rFonts w:ascii="Times New Roman" w:hAnsi="Times New Roman" w:cs="Times New Roman"/>
+                        <w:b/>
+                        <w:bCs/>
+                        <w:caps/>
+                        <w:color w:val="FFFFFF" w:themeColor="background1"/>
+                        <w:sz w:val="36"/>
+                        <w:szCs w:val="36"/>
+                      </w:rPr>
+                      <w:alias w:val="Title"/>
+                      <w:tag w:val=""/>
+                      <w:id w:val="1189017394"/>
+                      <w:dataBinding w:prefixMappings="xmlns:ns0='http://purl.org/dc/elements/1.1/' xmlns:ns1='http://schemas.openxmlformats.org/package/2006/metadata/core-properties' " w:xpath="/ns1:coreProperties[1]/ns0:title[1]" w:storeItemID="{6C3C8BC8-F283-45AE-878A-BAB7291924A1}"/>
+                      <w:text/>
+                    </w:sdtPr>
+                    <w:sdtContent>
+                      <w:p>
+                        <w:pPr>
+                          <w:pStyle w:val="Header"/>
+                          <w:jc w:val="center"/>
+                          <w:rPr>
+                            <w:rFonts w:ascii="Times New Roman" w:hAnsi="Times New Roman" w:cs="Times New Roman"/>
+                            <w:b/>
+                            <w:bCs/>
+                            <w:caps/>
+                            <w:color w:val="FFFFFF" w:themeColor="background1"/>
+                            <w:sz w:val="36"/>
+                            <w:szCs w:val="36"/>
+                          </w:rPr>
+                        </w:pPr>
+                        <w:r>
+                          <w:rPr>
+                            <w:rFonts w:ascii="Times New Roman" w:hAnsi="Times New Roman" w:cs="Times New Roman"/>
+                            <w:b/>
+                            <w:bCs/>
+                            <w:caps/>
+                            <w:color w:val="FFFFFF" w:themeColor="background1"/>
+                            <w:sz w:val="36"/>
+                            <w:szCs w:val="36"/>
+                          </w:rPr>
+                          <w:t>Social Media Usage and Screen Time Analysis</w:t>
+                        </w:r>
+                      </w:p>
+                    </w:sdtContent>
+                  </w:sdt>
+                </w:txbxContent>
+              </v:textbox>
+              <w10:wrap type="square" anchorx="margin" anchory="page"/>
+            </v:rect>
+          </w:pict>
+        </mc:Fallback>
+      </mc:AlternateContent>
+    </w:r>
   </w:p>
 </w:hdr>
 </file>
@@ -4473,6 +5773,7 @@
   <w:style w:type="character" w:default="1" w:styleId="DefaultParagraphFont">
     <w:name w:val="Default Paragraph Font"/>
     <w:uiPriority w:val="1"/>
+    <w:semiHidden/>
     <w:unhideWhenUsed/>
   </w:style>
   <w:style w:type="table" w:default="1" w:styleId="TableNormal">
@@ -4935,584 +6236,6 @@
 </w:styles>
 </file>
 
-<file path=word/glossary/document.xml><?xml version="1.0" encoding="utf-8"?>
-<w:glossaryDocument xmlns:wpc="http://schemas.microsoft.com/office/word/2010/wordprocessingCanvas" xmlns:cx="http://schemas.microsoft.com/office/drawing/2014/chartex" xmlns:cx1="http://schemas.microsoft.com/office/drawing/2015/9/8/chartex" xmlns:cx2="http://schemas.microsoft.com/office/drawing/2015/10/21/chartex" xmlns:cx3="http://schemas.microsoft.com/office/drawing/2016/5/9/chartex" xmlns:cx4="http://schemas.microsoft.com/office/drawing/2016/5/10/chartex" xmlns:cx5="http://schemas.microsoft.com/office/drawing/2016/5/11/chartex" xmlns:cx6="http://schemas.microsoft.com/office/drawing/2016/5/12/chartex" xmlns:cx7="http://schemas.microsoft.com/office/drawing/2016/5/13/chartex" xmlns:cx8="http://schemas.microsoft.com/office/drawing/2016/5/14/chartex" xmlns:mc="http://schemas.openxmlformats.org/markup-compatibility/2006" xmlns:aink="http://schemas.microsoft.com/office/drawing/2016/ink" xmlns:am3d="http://schemas.microsoft.com/office/drawing/2017/model3d" xmlns:o="urn:schemas-microsoft-com:office:office" xmlns:oel="http://schemas.microsoft.com/office/2019/extlst" xmlns:r="http://schemas.openxmlformats.org/officeDocument/2006/relationships" xmlns:m="http://schemas.openxmlformats.org/officeDocument/2006/math" xmlns:v="urn:schemas-microsoft-com:vml" xmlns:wp14="http://schemas.microsoft.com/office/word/2010/wordprocessingDrawing" xmlns:wp="http://schemas.openxmlformats.org/drawingml/2006/wordprocessingDrawing" xmlns:w10="urn:schemas-microsoft-com:office:word" xmlns:w="http://schemas.openxmlformats.org/wordprocessingml/2006/main" xmlns:w14="http://schemas.microsoft.com/office/word/2010/wordml" xmlns:w15="http://schemas.microsoft.com/office/word/2012/wordml" xmlns:w16cex="http://schemas.microsoft.com/office/word/2018/wordml/cex" xmlns:w16cid="http://schemas.microsoft.com/office/word/2016/wordml/cid" xmlns:w16="http://schemas.microsoft.com/office/word/2018/wordml" xmlns:w16du="http://schemas.microsoft.com/office/word/2023/wordml/word16du" xmlns:w16sdtdh="http://schemas.microsoft.com/office/word/2020/wordml/sdtdatahash" xmlns:w16sdtfl="http://schemas.microsoft.com/office/word/2024/wordml/sdtformatlock" xmlns:w16se="http://schemas.microsoft.com/office/word/2015/wordml/symex" xmlns:wpg="http://schemas.microsoft.com/office/word/2010/wordprocessingGroup" xmlns:wpi="http://schemas.microsoft.com/office/word/2010/wordprocessingInk" xmlns:wne="http://schemas.microsoft.com/office/word/2006/wordml" xmlns:wps="http://schemas.microsoft.com/office/word/2010/wordprocessingShape" mc:Ignorable="w14 w15 w16se w16cid w16 w16cex w16sdtdh w16sdtfl w16du wp14">
-  <w:docParts>
-    <w:docPart>
-      <w:docPartPr>
-        <w:name w:val="6E4A05233C384B2B976E51D64510C44F"/>
-        <w:category>
-          <w:name w:val="General"/>
-          <w:gallery w:val="placeholder"/>
-        </w:category>
-        <w:types>
-          <w:type w:val="bbPlcHdr"/>
-        </w:types>
-        <w:behaviors>
-          <w:behavior w:val="content"/>
-        </w:behaviors>
-        <w:guid w:val="{05B3A16C-27E7-48FA-AFAA-A235EBCC5226}"/>
-      </w:docPartPr>
-      <w:docPartBody>
-        <w:p>
-          <w:pPr>
-            <w:pStyle w:val="6E4A05233C384B2B976E51D64510C44F"/>
-          </w:pPr>
-          <w:r>
-            <w:rPr>
-              <w:caps/>
-              <w:color w:val="FFFFFF" w:themeColor="background1"/>
-            </w:rPr>
-            <w:t>[Document title]</w:t>
-          </w:r>
-        </w:p>
-      </w:docPartBody>
-    </w:docPart>
-  </w:docParts>
-</w:glossaryDocument>
-</file>
-
-<file path=word/glossary/fontTable.xml><?xml version="1.0" encoding="utf-8"?>
-<w:fonts xmlns:mc="http://schemas.openxmlformats.org/markup-compatibility/2006" xmlns:r="http://schemas.openxmlformats.org/officeDocument/2006/relationships" xmlns:w="http://schemas.openxmlformats.org/wordprocessingml/2006/main" xmlns:w14="http://schemas.microsoft.com/office/word/2010/wordml" xmlns:w15="http://schemas.microsoft.com/office/word/2012/wordml" xmlns:w16cex="http://schemas.microsoft.com/office/word/2018/wordml/cex" xmlns:w16cid="http://schemas.microsoft.com/office/word/2016/wordml/cid" xmlns:w16="http://schemas.microsoft.com/office/word/2018/wordml" xmlns:w16du="http://schemas.microsoft.com/office/word/2023/wordml/word16du" xmlns:w16sdtdh="http://schemas.microsoft.com/office/word/2020/wordml/sdtdatahash" xmlns:w16sdtfl="http://schemas.microsoft.com/office/word/2024/wordml/sdtformatlock" xmlns:w16se="http://schemas.microsoft.com/office/word/2015/wordml/symex" mc:Ignorable="w14 w15 w16se w16cid w16 w16cex w16sdtdh w16sdtfl w16du">
-  <w:font w:name="Times New Roman">
-    <w:panose1 w:val="02020603050405020304"/>
-    <w:charset w:val="00"/>
-    <w:family w:val="roman"/>
-    <w:pitch w:val="variable"/>
-    <w:sig w:usb0="E0002EFF" w:usb1="C000785B" w:usb2="00000009" w:usb3="00000000" w:csb0="000001FF" w:csb1="00000000"/>
-  </w:font>
-  <w:font w:name="Symbol">
-    <w:panose1 w:val="05050102010706020507"/>
-    <w:charset w:val="02"/>
-    <w:family w:val="roman"/>
-    <w:pitch w:val="variable"/>
-    <w:sig w:usb0="00000000" w:usb1="10000000" w:usb2="00000000" w:usb3="00000000" w:csb0="80000000" w:csb1="00000000"/>
-  </w:font>
-  <w:font w:name="Courier New">
-    <w:panose1 w:val="02070309020205020404"/>
-    <w:charset w:val="00"/>
-    <w:family w:val="modern"/>
-    <w:pitch w:val="fixed"/>
-    <w:sig w:usb0="E0002EFF" w:usb1="C0007843" w:usb2="00000009" w:usb3="00000000" w:csb0="000001FF" w:csb1="00000000"/>
-  </w:font>
-  <w:font w:name="Wingdings">
-    <w:panose1 w:val="05000000000000000000"/>
-    <w:charset w:val="02"/>
-    <w:family w:val="auto"/>
-    <w:pitch w:val="variable"/>
-    <w:sig w:usb0="00000000" w:usb1="10000000" w:usb2="00000000" w:usb3="00000000" w:csb0="80000000" w:csb1="00000000"/>
-  </w:font>
-  <w:font w:name="Aptos">
-    <w:charset w:val="00"/>
-    <w:family w:val="swiss"/>
-    <w:pitch w:val="variable"/>
-    <w:sig w:usb0="20000287" w:usb1="00000003" w:usb2="00000000" w:usb3="00000000" w:csb0="0000019F" w:csb1="00000000"/>
-  </w:font>
-  <w:font w:name="Aptos Display">
-    <w:charset w:val="00"/>
-    <w:family w:val="swiss"/>
-    <w:pitch w:val="variable"/>
-    <w:sig w:usb0="20000287" w:usb1="00000003" w:usb2="00000000" w:usb3="00000000" w:csb0="0000019F" w:csb1="00000000"/>
-  </w:font>
-</w:fonts>
-</file>
-
-<file path=word/glossary/settings.xml><?xml version="1.0" encoding="utf-8"?>
-<w:settings xmlns:mc="http://schemas.openxmlformats.org/markup-compatibility/2006" xmlns:o="urn:schemas-microsoft-com:office:office" xmlns:r="http://schemas.openxmlformats.org/officeDocument/2006/relationships" xmlns:m="http://schemas.openxmlformats.org/officeDocument/2006/math" xmlns:v="urn:schemas-microsoft-com:vml" xmlns:w10="urn:schemas-microsoft-com:office:word" xmlns:w="http://schemas.openxmlformats.org/wordprocessingml/2006/main" xmlns:w14="http://schemas.microsoft.com/office/word/2010/wordml" xmlns:w15="http://schemas.microsoft.com/office/word/2012/wordml" xmlns:w16cex="http://schemas.microsoft.com/office/word/2018/wordml/cex" xmlns:w16cid="http://schemas.microsoft.com/office/word/2016/wordml/cid" xmlns:w16="http://schemas.microsoft.com/office/word/2018/wordml" xmlns:w16du="http://schemas.microsoft.com/office/word/2023/wordml/word16du" xmlns:w16sdtdh="http://schemas.microsoft.com/office/word/2020/wordml/sdtdatahash" xmlns:w16sdtfl="http://schemas.microsoft.com/office/word/2024/wordml/sdtformatlock" xmlns:w16se="http://schemas.microsoft.com/office/word/2015/wordml/symex" xmlns:sl="http://schemas.openxmlformats.org/schemaLibrary/2006/main" mc:Ignorable="w14 w15 w16se w16cid w16 w16cex w16sdtdh w16sdtfl w16du">
-  <w:view w:val="normal"/>
-  <w:defaultTabStop w:val="720"/>
-  <w:characterSpacingControl w:val="doNotCompress"/>
-  <w:compat>
-    <w:useFELayout/>
-    <w:compatSetting w:name="compatibilityMode" w:uri="http://schemas.microsoft.com/office/word" w:val="15"/>
-    <w:compatSetting w:name="overrideTableStyleFontSizeAndJustification" w:uri="http://schemas.microsoft.com/office/word" w:val="1"/>
-    <w:compatSetting w:name="enableOpenTypeFeatures" w:uri="http://schemas.microsoft.com/office/word" w:val="1"/>
-    <w:compatSetting w:name="doNotFlipMirrorIndents" w:uri="http://schemas.microsoft.com/office/word" w:val="1"/>
-    <w:compatSetting w:name="differentiateMultirowTableHeaders" w:uri="http://schemas.microsoft.com/office/word" w:val="1"/>
-    <w:compatSetting w:name="useWord2013TrackBottomHyphenation" w:uri="http://schemas.microsoft.com/office/word" w:val="0"/>
-  </w:compat>
-  <w:rsids>
-    <w:rsidRoot w:val="00EC4D86"/>
-    <w:rsid w:val="00141679"/>
-    <w:rsid w:val="00623ED2"/>
-    <w:rsid w:val="008735A2"/>
-    <w:rsid w:val="00E14D27"/>
-    <w:rsid w:val="00E37C83"/>
-    <w:rsid w:val="00EC4D86"/>
-  </w:rsids>
-  <m:mathPr>
-    <m:mathFont m:val="Cambria Math"/>
-    <m:brkBin m:val="before"/>
-    <m:brkBinSub m:val="--"/>
-    <m:smallFrac m:val="0"/>
-    <m:dispDef/>
-    <m:lMargin m:val="0"/>
-    <m:rMargin m:val="0"/>
-    <m:defJc m:val="centerGroup"/>
-    <m:wrapIndent m:val="1440"/>
-    <m:intLim m:val="subSup"/>
-    <m:naryLim m:val="undOvr"/>
-  </m:mathPr>
-  <w:themeFontLang w:val="en-IN"/>
-  <w:clrSchemeMapping w:bg1="light1" w:t1="dark1" w:bg2="light2" w:t2="dark2" w:accent1="accent1" w:accent2="accent2" w:accent3="accent3" w:accent4="accent4" w:accent5="accent5" w:accent6="accent6" w:hyperlink="hyperlink" w:followedHyperlink="followedHyperlink"/>
-  <w:decimalSymbol w:val="."/>
-  <w:listSeparator w:val=","/>
-  <w15:chartTrackingRefBased/>
-</w:settings>
-</file>
-
-<file path=word/glossary/styles.xml><?xml version="1.0" encoding="utf-8"?>
-<w:styles xmlns:mc="http://schemas.openxmlformats.org/markup-compatibility/2006" xmlns:r="http://schemas.openxmlformats.org/officeDocument/2006/relationships" xmlns:w="http://schemas.openxmlformats.org/wordprocessingml/2006/main" xmlns:w14="http://schemas.microsoft.com/office/word/2010/wordml" xmlns:w15="http://schemas.microsoft.com/office/word/2012/wordml" xmlns:w16cex="http://schemas.microsoft.com/office/word/2018/wordml/cex" xmlns:w16cid="http://schemas.microsoft.com/office/word/2016/wordml/cid" xmlns:w16="http://schemas.microsoft.com/office/word/2018/wordml" xmlns:w16du="http://schemas.microsoft.com/office/word/2023/wordml/word16du" xmlns:w16sdtdh="http://schemas.microsoft.com/office/word/2020/wordml/sdtdatahash" xmlns:w16sdtfl="http://schemas.microsoft.com/office/word/2024/wordml/sdtformatlock" xmlns:w16se="http://schemas.microsoft.com/office/word/2015/wordml/symex" mc:Ignorable="w14 w15 w16se w16cid w16 w16cex w16sdtdh w16sdtfl w16du">
-  <w:docDefaults>
-    <w:rPrDefault>
-      <w:rPr>
-        <w:rFonts w:asciiTheme="minorHAnsi" w:eastAsiaTheme="minorEastAsia" w:hAnsiTheme="minorHAnsi" w:cstheme="minorBidi"/>
-        <w:kern w:val="2"/>
-        <w:sz w:val="24"/>
-        <w:szCs w:val="24"/>
-        <w:lang w:val="en-IN" w:eastAsia="en-IN" w:bidi="ar-SA"/>
-        <w14:ligatures w14:val="standardContextual"/>
-      </w:rPr>
-    </w:rPrDefault>
-    <w:pPrDefault>
-      <w:pPr>
-        <w:spacing w:after="160" w:line="278" w:lineRule="auto"/>
-      </w:pPr>
-    </w:pPrDefault>
-  </w:docDefaults>
-  <w:latentStyles w:defLockedState="0" w:defUIPriority="99" w:defSemiHidden="0" w:defUnhideWhenUsed="0" w:defQFormat="0" w:count="376">
-    <w:lsdException w:name="Normal" w:uiPriority="0" w:qFormat="1"/>
-    <w:lsdException w:name="heading 1" w:uiPriority="9" w:qFormat="1"/>
-    <w:lsdException w:name="heading 2" w:semiHidden="1" w:uiPriority="9" w:unhideWhenUsed="1" w:qFormat="1"/>
-    <w:lsdException w:name="heading 3" w:semiHidden="1" w:uiPriority="9" w:unhideWhenUsed="1" w:qFormat="1"/>
-    <w:lsdException w:name="heading 4" w:semiHidden="1" w:uiPriority="9" w:unhideWhenUsed="1" w:qFormat="1"/>
-    <w:lsdException w:name="heading 5" w:semiHidden="1" w:uiPriority="9" w:unhideWhenUsed="1" w:qFormat="1"/>
-    <w:lsdException w:name="heading 6" w:semiHidden="1" w:uiPriority="9" w:unhideWhenUsed="1" w:qFormat="1"/>
-    <w:lsdException w:name="heading 7" w:semiHidden="1" w:uiPriority="9" w:unhideWhenUsed="1" w:qFormat="1"/>
-    <w:lsdException w:name="heading 8" w:semiHidden="1" w:uiPriority="9" w:unhideWhenUsed="1" w:qFormat="1"/>
-    <w:lsdException w:name="heading 9" w:semiHidden="1" w:uiPriority="9" w:unhideWhenUsed="1" w:qFormat="1"/>
-    <w:lsdException w:name="index 1" w:semiHidden="1" w:unhideWhenUsed="1"/>
-    <w:lsdException w:name="index 2" w:semiHidden="1" w:unhideWhenUsed="1"/>
-    <w:lsdException w:name="index 3" w:semiHidden="1" w:unhideWhenUsed="1"/>
-    <w:lsdException w:name="index 4" w:semiHidden="1" w:unhideWhenUsed="1"/>
-    <w:lsdException w:name="index 5" w:semiHidden="1" w:unhideWhenUsed="1"/>
-    <w:lsdException w:name="index 6" w:semiHidden="1" w:unhideWhenUsed="1"/>
-    <w:lsdException w:name="index 7" w:semiHidden="1" w:unhideWhenUsed="1"/>
-    <w:lsdException w:name="index 8" w:semiHidden="1" w:unhideWhenUsed="1"/>
-    <w:lsdException w:name="index 9" w:semiHidden="1" w:unhideWhenUsed="1"/>
-    <w:lsdException w:name="toc 1" w:semiHidden="1" w:uiPriority="39" w:unhideWhenUsed="1"/>
-    <w:lsdException w:name="toc 2" w:semiHidden="1" w:uiPriority="39" w:unhideWhenUsed="1"/>
-    <w:lsdException w:name="toc 3" w:semiHidden="1" w:uiPriority="39" w:unhideWhenUsed="1"/>
-    <w:lsdException w:name="toc 4" w:semiHidden="1" w:uiPriority="39" w:unhideWhenUsed="1"/>
-    <w:lsdException w:name="toc 5" w:semiHidden="1" w:uiPriority="39" w:unhideWhenUsed="1"/>
-    <w:lsdException w:name="toc 6" w:semiHidden="1" w:uiPriority="39" w:unhideWhenUsed="1"/>
-    <w:lsdException w:name="toc 7" w:semiHidden="1" w:uiPriority="39" w:unhideWhenUsed="1"/>
-    <w:lsdException w:name="toc 8" w:semiHidden="1" w:uiPriority="39" w:unhideWhenUsed="1"/>
-    <w:lsdException w:name="toc 9" w:semiHidden="1" w:uiPriority="39" w:unhideWhenUsed="1"/>
-    <w:lsdException w:name="Normal Indent" w:semiHidden="1" w:unhideWhenUsed="1"/>
-    <w:lsdException w:name="footnote text" w:semiHidden="1" w:unhideWhenUsed="1"/>
-    <w:lsdException w:name="annotation text" w:semiHidden="1" w:unhideWhenUsed="1"/>
-    <w:lsdException w:name="header" w:semiHidden="1" w:unhideWhenUsed="1"/>
-    <w:lsdException w:name="footer" w:semiHidden="1" w:unhideWhenUsed="1"/>
-    <w:lsdException w:name="index heading" w:semiHidden="1" w:unhideWhenUsed="1"/>
-    <w:lsdException w:name="caption" w:semiHidden="1" w:uiPriority="35" w:unhideWhenUsed="1" w:qFormat="1"/>
-    <w:lsdException w:name="table of figures" w:semiHidden="1" w:unhideWhenUsed="1"/>
-    <w:lsdException w:name="envelope address" w:semiHidden="1" w:unhideWhenUsed="1"/>
-    <w:lsdException w:name="envelope return" w:semiHidden="1" w:unhideWhenUsed="1"/>
-    <w:lsdException w:name="footnote reference" w:semiHidden="1" w:unhideWhenUsed="1"/>
-    <w:lsdException w:name="annotation reference" w:semiHidden="1" w:unhideWhenUsed="1"/>
-    <w:lsdException w:name="line number" w:semiHidden="1" w:unhideWhenUsed="1"/>
-    <w:lsdException w:name="page number" w:semiHidden="1" w:unhideWhenUsed="1"/>
-    <w:lsdException w:name="endnote reference" w:semiHidden="1" w:unhideWhenUsed="1"/>
-    <w:lsdException w:name="endnote text" w:semiHidden="1" w:unhideWhenUsed="1"/>
-    <w:lsdException w:name="table of authorities" w:semiHidden="1" w:unhideWhenUsed="1"/>
-    <w:lsdException w:name="macro" w:semiHidden="1" w:unhideWhenUsed="1"/>
-    <w:lsdException w:name="toa heading" w:semiHidden="1" w:unhideWhenUsed="1"/>
-    <w:lsdException w:name="List" w:semiHidden="1" w:unhideWhenUsed="1"/>
-    <w:lsdException w:name="List Bullet" w:semiHidden="1" w:unhideWhenUsed="1"/>
-    <w:lsdException w:name="List Number" w:semiHidden="1" w:unhideWhenUsed="1"/>
-    <w:lsdException w:name="List 2" w:semiHidden="1" w:unhideWhenUsed="1"/>
-    <w:lsdException w:name="List 3" w:semiHidden="1" w:unhideWhenUsed="1"/>
-    <w:lsdException w:name="List 4" w:semiHidden="1" w:unhideWhenUsed="1"/>
-    <w:lsdException w:name="List 5" w:semiHidden="1" w:unhideWhenUsed="1"/>
-    <w:lsdException w:name="List Bullet 2" w:semiHidden="1" w:unhideWhenUsed="1"/>
-    <w:lsdException w:name="List Bullet 3" w:semiHidden="1" w:unhideWhenUsed="1"/>
-    <w:lsdException w:name="List Bullet 4" w:semiHidden="1" w:unhideWhenUsed="1"/>
-    <w:lsdException w:name="List Bullet 5" w:semiHidden="1" w:unhideWhenUsed="1"/>
-    <w:lsdException w:name="List Number 2" w:semiHidden="1" w:unhideWhenUsed="1"/>
-    <w:lsdException w:name="List Number 3" w:semiHidden="1" w:unhideWhenUsed="1"/>
-    <w:lsdException w:name="List Number 4" w:semiHidden="1" w:unhideWhenUsed="1"/>
-    <w:lsdException w:name="List Number 5" w:semiHidden="1" w:unhideWhenUsed="1"/>
-    <w:lsdException w:name="Title" w:uiPriority="10" w:qFormat="1"/>
-    <w:lsdException w:name="Closing" w:semiHidden="1" w:unhideWhenUsed="1"/>
-    <w:lsdException w:name="Signature" w:semiHidden="1" w:unhideWhenUsed="1"/>
-    <w:lsdException w:name="Default Paragraph Font" w:semiHidden="1" w:uiPriority="1" w:unhideWhenUsed="1"/>
-    <w:lsdException w:name="Body Text" w:semiHidden="1" w:unhideWhenUsed="1"/>
-    <w:lsdException w:name="Body Text Indent" w:semiHidden="1" w:unhideWhenUsed="1"/>
-    <w:lsdException w:name="List Continue" w:semiHidden="1" w:unhideWhenUsed="1"/>
-    <w:lsdException w:name="List Continue 2" w:semiHidden="1" w:unhideWhenUsed="1"/>
-    <w:lsdException w:name="List Continue 3" w:semiHidden="1" w:unhideWhenUsed="1"/>
-    <w:lsdException w:name="List Continue 4" w:semiHidden="1" w:unhideWhenUsed="1"/>
-    <w:lsdException w:name="List Continue 5" w:semiHidden="1" w:unhideWhenUsed="1"/>
-    <w:lsdException w:name="Message Header" w:semiHidden="1" w:unhideWhenUsed="1"/>
-    <w:lsdException w:name="Subtitle" w:uiPriority="11" w:qFormat="1"/>
-    <w:lsdException w:name="Salutation" w:semiHidden="1" w:unhideWhenUsed="1"/>
-    <w:lsdException w:name="Date" w:semiHidden="1" w:unhideWhenUsed="1"/>
-    <w:lsdException w:name="Body Text First Indent" w:semiHidden="1" w:unhideWhenUsed="1"/>
-    <w:lsdException w:name="Body Text First Indent 2" w:semiHidden="1" w:unhideWhenUsed="1"/>
-    <w:lsdException w:name="Note Heading" w:semiHidden="1" w:unhideWhenUsed="1"/>
-    <w:lsdException w:name="Body Text 2" w:semiHidden="1" w:unhideWhenUsed="1"/>
-    <w:lsdException w:name="Body Text 3" w:semiHidden="1" w:unhideWhenUsed="1"/>
-    <w:lsdException w:name="Body Text Indent 2" w:semiHidden="1" w:unhideWhenUsed="1"/>
-    <w:lsdException w:name="Body Text Indent 3" w:semiHidden="1" w:unhideWhenUsed="1"/>
-    <w:lsdException w:name="Block Text" w:semiHidden="1" w:unhideWhenUsed="1"/>
-    <w:lsdException w:name="Hyperlink" w:semiHidden="1" w:unhideWhenUsed="1"/>
-    <w:lsdException w:name="FollowedHyperlink" w:semiHidden="1" w:unhideWhenUsed="1"/>
-    <w:lsdException w:name="Strong" w:uiPriority="22" w:qFormat="1"/>
-    <w:lsdException w:name="Emphasis" w:uiPriority="20" w:qFormat="1"/>
-    <w:lsdException w:name="Document Map" w:semiHidden="1" w:unhideWhenUsed="1"/>
-    <w:lsdException w:name="Plain Text" w:semiHidden="1" w:unhideWhenUsed="1"/>
-    <w:lsdException w:name="E-mail Signature" w:semiHidden="1" w:unhideWhenUsed="1"/>
-    <w:lsdException w:name="HTML Top of Form" w:semiHidden="1" w:unhideWhenUsed="1"/>
-    <w:lsdException w:name="HTML Bottom of Form" w:semiHidden="1" w:unhideWhenUsed="1"/>
-    <w:lsdException w:name="Normal (Web)" w:semiHidden="1" w:unhideWhenUsed="1"/>
-    <w:lsdException w:name="HTML Acronym" w:semiHidden="1" w:unhideWhenUsed="1"/>
-    <w:lsdException w:name="HTML Address" w:semiHidden="1" w:unhideWhenUsed="1"/>
-    <w:lsdException w:name="HTML Cite" w:semiHidden="1" w:unhideWhenUsed="1"/>
-    <w:lsdException w:name="HTML Code" w:semiHidden="1" w:unhideWhenUsed="1"/>
-    <w:lsdException w:name="HTML Definition" w:semiHidden="1" w:unhideWhenUsed="1"/>
-    <w:lsdException w:name="HTML Keyboard" w:semiHidden="1" w:unhideWhenUsed="1"/>
-    <w:lsdException w:name="HTML Preformatted" w:semiHidden="1" w:unhideWhenUsed="1"/>
-    <w:lsdException w:name="HTML Sample" w:semiHidden="1" w:unhideWhenUsed="1"/>
-    <w:lsdException w:name="HTML Typewriter" w:semiHidden="1" w:unhideWhenUsed="1"/>
-    <w:lsdException w:name="HTML Variable" w:semiHidden="1" w:unhideWhenUsed="1"/>
-    <w:lsdException w:name="Normal Table" w:semiHidden="1" w:unhideWhenUsed="1"/>
-    <w:lsdException w:name="annotation subject" w:semiHidden="1" w:unhideWhenUsed="1"/>
-    <w:lsdException w:name="No List" w:semiHidden="1" w:unhideWhenUsed="1"/>
-    <w:lsdException w:name="Outline List 1" w:semiHidden="1" w:unhideWhenUsed="1"/>
-    <w:lsdException w:name="Outline List 2" w:semiHidden="1" w:unhideWhenUsed="1"/>
-    <w:lsdException w:name="Outline List 3" w:semiHidden="1" w:unhideWhenUsed="1"/>
-    <w:lsdException w:name="Table Simple 1" w:semiHidden="1" w:unhideWhenUsed="1"/>
-    <w:lsdException w:name="Table Simple 2" w:semiHidden="1" w:unhideWhenUsed="1"/>
-    <w:lsdException w:name="Table Simple 3" w:semiHidden="1" w:unhideWhenUsed="1"/>
-    <w:lsdException w:name="Table Classic 1" w:semiHidden="1" w:unhideWhenUsed="1"/>
-    <w:lsdException w:name="Table Classic 2" w:semiHidden="1" w:unhideWhenUsed="1"/>
-    <w:lsdException w:name="Table Classic 3" w:semiHidden="1" w:unhideWhenUsed="1"/>
-    <w:lsdException w:name="Table Classic 4" w:semiHidden="1" w:unhideWhenUsed="1"/>
-    <w:lsdException w:name="Table Colorful 1" w:semiHidden="1" w:unhideWhenUsed="1"/>
-    <w:lsdException w:name="Table Colorful 2" w:semiHidden="1" w:unhideWhenUsed="1"/>
-    <w:lsdException w:name="Table Colorful 3" w:semiHidden="1" w:unhideWhenUsed="1"/>
-    <w:lsdException w:name="Table Columns 1" w:semiHidden="1" w:unhideWhenUsed="1"/>
-    <w:lsdException w:name="Table Columns 2" w:semiHidden="1" w:unhideWhenUsed="1"/>
-    <w:lsdException w:name="Table Columns 3" w:semiHidden="1" w:unhideWhenUsed="1"/>
-    <w:lsdException w:name="Table Columns 4" w:semiHidden="1" w:unhideWhenUsed="1"/>
-    <w:lsdException w:name="Table Columns 5" w:semiHidden="1" w:unhideWhenUsed="1"/>
-    <w:lsdException w:name="Table Grid 1" w:semiHidden="1" w:unhideWhenUsed="1"/>
-    <w:lsdException w:name="Table Grid 2" w:semiHidden="1" w:unhideWhenUsed="1"/>
-    <w:lsdException w:name="Table Grid 3" w:semiHidden="1" w:unhideWhenUsed="1"/>
-    <w:lsdException w:name="Table Grid 4" w:semiHidden="1" w:unhideWhenUsed="1"/>
-    <w:lsdException w:name="Table Grid 5" w:semiHidden="1" w:unhideWhenUsed="1"/>
-    <w:lsdException w:name="Table Grid 6" w:semiHidden="1" w:unhideWhenUsed="1"/>
-    <w:lsdException w:name="Table Grid 7" w:semiHidden="1" w:unhideWhenUsed="1"/>
-    <w:lsdException w:name="Table Grid 8" w:semiHidden="1" w:unhideWhenUsed="1"/>
-    <w:lsdException w:name="Table List 1" w:semiHidden="1" w:unhideWhenUsed="1"/>
-    <w:lsdException w:name="Table List 2" w:semiHidden="1" w:unhideWhenUsed="1"/>
-    <w:lsdException w:name="Table List 3" w:semiHidden="1" w:unhideWhenUsed="1"/>
-    <w:lsdException w:name="Table List 4" w:semiHidden="1" w:unhideWhenUsed="1"/>
-    <w:lsdException w:name="Table List 5" w:semiHidden="1" w:unhideWhenUsed="1"/>
-    <w:lsdException w:name="Table List 6" w:semiHidden="1" w:unhideWhenUsed="1"/>
-    <w:lsdException w:name="Table List 7" w:semiHidden="1" w:unhideWhenUsed="1"/>
-    <w:lsdException w:name="Table List 8" w:semiHidden="1" w:unhideWhenUsed="1"/>
-    <w:lsdException w:name="Table 3D effects 1" w:semiHidden="1" w:unhideWhenUsed="1"/>
-    <w:lsdException w:name="Table 3D effects 2" w:semiHidden="1" w:unhideWhenUsed="1"/>
-    <w:lsdException w:name="Table 3D effects 3" w:semiHidden="1" w:unhideWhenUsed="1"/>
-    <w:lsdException w:name="Table Contemporary" w:semiHidden="1" w:unhideWhenUsed="1"/>
-    <w:lsdException w:name="Table Elegant" w:semiHidden="1" w:unhideWhenUsed="1"/>
-    <w:lsdException w:name="Table Professional" w:semiHidden="1" w:unhideWhenUsed="1"/>
-    <w:lsdException w:name="Table Subtle 1" w:semiHidden="1" w:unhideWhenUsed="1"/>
-    <w:lsdException w:name="Table Subtle 2" w:semiHidden="1" w:unhideWhenUsed="1"/>
-    <w:lsdException w:name="Table Web 1" w:semiHidden="1" w:unhideWhenUsed="1"/>
-    <w:lsdException w:name="Table Web 2" w:semiHidden="1" w:unhideWhenUsed="1"/>
-    <w:lsdException w:name="Table Web 3" w:semiHidden="1" w:unhideWhenUsed="1"/>
-    <w:lsdException w:name="Balloon Text" w:semiHidden="1" w:unhideWhenUsed="1"/>
-    <w:lsdException w:name="Table Grid" w:uiPriority="39"/>
-    <w:lsdException w:name="Table Theme" w:semiHidden="1" w:unhideWhenUsed="1"/>
-    <w:lsdException w:name="Placeholder Text" w:semiHidden="1"/>
-    <w:lsdException w:name="No Spacing" w:uiPriority="1" w:qFormat="1"/>
-    <w:lsdException w:name="Light Shading" w:uiPriority="60"/>
-    <w:lsdException w:name="Light List" w:uiPriority="61"/>
-    <w:lsdException w:name="Light Grid" w:uiPriority="62"/>
-    <w:lsdException w:name="Medium Shading 1" w:uiPriority="63"/>
-    <w:lsdException w:name="Medium Shading 2" w:uiPriority="64"/>
-    <w:lsdException w:name="Medium List 1" w:uiPriority="65"/>
-    <w:lsdException w:name="Medium List 2" w:uiPriority="66"/>
-    <w:lsdException w:name="Medium Grid 1" w:uiPriority="67"/>
-    <w:lsdException w:name="Medium Grid 2" w:uiPriority="68"/>
-    <w:lsdException w:name="Medium Grid 3" w:uiPriority="69"/>
-    <w:lsdException w:name="Dark List" w:uiPriority="70"/>
-    <w:lsdException w:name="Colorful Shading" w:uiPriority="71"/>
-    <w:lsdException w:name="Colorful List" w:uiPriority="72"/>
-    <w:lsdException w:name="Colorful Grid" w:uiPriority="73"/>
-    <w:lsdException w:name="Light Shading Accent 1" w:uiPriority="60"/>
-    <w:lsdException w:name="Light List Accent 1" w:uiPriority="61"/>
-    <w:lsdException w:name="Light Grid Accent 1" w:uiPriority="62"/>
-    <w:lsdException w:name="Medium Shading 1 Accent 1" w:uiPriority="63"/>
-    <w:lsdException w:name="Medium Shading 2 Accent 1" w:uiPriority="64"/>
-    <w:lsdException w:name="Medium List 1 Accent 1" w:uiPriority="65"/>
-    <w:lsdException w:name="Revision" w:semiHidden="1"/>
-    <w:lsdException w:name="List Paragraph" w:uiPriority="34" w:qFormat="1"/>
-    <w:lsdException w:name="Quote" w:uiPriority="29" w:qFormat="1"/>
-    <w:lsdException w:name="Intense Quote" w:uiPriority="30" w:qFormat="1"/>
-    <w:lsdException w:name="Medium List 2 Accent 1" w:uiPriority="66"/>
-    <w:lsdException w:name="Medium Grid 1 Accent 1" w:uiPriority="67"/>
-    <w:lsdException w:name="Medium Grid 2 Accent 1" w:uiPriority="68"/>
-    <w:lsdException w:name="Medium Grid 3 Accent 1" w:uiPriority="69"/>
-    <w:lsdException w:name="Dark List Accent 1" w:uiPriority="70"/>
-    <w:lsdException w:name="Colorful Shading Accent 1" w:uiPriority="71"/>
-    <w:lsdException w:name="Colorful List Accent 1" w:uiPriority="72"/>
-    <w:lsdException w:name="Colorful Grid Accent 1" w:uiPriority="73"/>
-    <w:lsdException w:name="Light Shading Accent 2" w:uiPriority="60"/>
-    <w:lsdException w:name="Light List Accent 2" w:uiPriority="61"/>
-    <w:lsdException w:name="Light Grid Accent 2" w:uiPriority="62"/>
-    <w:lsdException w:name="Medium Shading 1 Accent 2" w:uiPriority="63"/>
-    <w:lsdException w:name="Medium Shading 2 Accent 2" w:uiPriority="64"/>
-    <w:lsdException w:name="Medium List 1 Accent 2" w:uiPriority="65"/>
-    <w:lsdException w:name="Medium List 2 Accent 2" w:uiPriority="66"/>
-    <w:lsdException w:name="Medium Grid 1 Accent 2" w:uiPriority="67"/>
-    <w:lsdException w:name="Medium Grid 2 Accent 2" w:uiPriority="68"/>
-    <w:lsdException w:name="Medium Grid 3 Accent 2" w:uiPriority="69"/>
-    <w:lsdException w:name="Dark List Accent 2" w:uiPriority="70"/>
-    <w:lsdException w:name="Colorful Shading Accent 2" w:uiPriority="71"/>
-    <w:lsdException w:name="Colorful List Accent 2" w:uiPriority="72"/>
-    <w:lsdException w:name="Colorful Grid Accent 2" w:uiPriority="73"/>
-    <w:lsdException w:name="Light Shading Accent 3" w:uiPriority="60"/>
-    <w:lsdException w:name="Light List Accent 3" w:uiPriority="61"/>
-    <w:lsdException w:name="Light Grid Accent 3" w:uiPriority="62"/>
-    <w:lsdException w:name="Medium Shading 1 Accent 3" w:uiPriority="63"/>
-    <w:lsdException w:name="Medium Shading 2 Accent 3" w:uiPriority="64"/>
-    <w:lsdException w:name="Medium List 1 Accent 3" w:uiPriority="65"/>
-    <w:lsdException w:name="Medium List 2 Accent 3" w:uiPriority="66"/>
-    <w:lsdException w:name="Medium Grid 1 Accent 3" w:uiPriority="67"/>
-    <w:lsdException w:name="Medium Grid 2 Accent 3" w:uiPriority="68"/>
-    <w:lsdException w:name="Medium Grid 3 Accent 3" w:uiPriority="69"/>
-    <w:lsdException w:name="Dark List Accent 3" w:uiPriority="70"/>
-    <w:lsdException w:name="Colorful Shading Accent 3" w:uiPriority="71"/>
-    <w:lsdException w:name="Colorful List Accent 3" w:uiPriority="72"/>
-    <w:lsdException w:name="Colorful Grid Accent 3" w:uiPriority="73"/>
-    <w:lsdException w:name="Light Shading Accent 4" w:uiPriority="60"/>
-    <w:lsdException w:name="Light List Accent 4" w:uiPriority="61"/>
-    <w:lsdException w:name="Light Grid Accent 4" w:uiPriority="62"/>
-    <w:lsdException w:name="Medium Shading 1 Accent 4" w:uiPriority="63"/>
-    <w:lsdException w:name="Medium Shading 2 Accent 4" w:uiPriority="64"/>
-    <w:lsdException w:name="Medium List 1 Accent 4" w:uiPriority="65"/>
-    <w:lsdException w:name="Medium List 2 Accent 4" w:uiPriority="66"/>
-    <w:lsdException w:name="Medium Grid 1 Accent 4" w:uiPriority="67"/>
-    <w:lsdException w:name="Medium Grid 2 Accent 4" w:uiPriority="68"/>
-    <w:lsdException w:name="Medium Grid 3 Accent 4" w:uiPriority="69"/>
-    <w:lsdException w:name="Dark List Accent 4" w:uiPriority="70"/>
-    <w:lsdException w:name="Colorful Shading Accent 4" w:uiPriority="71"/>
-    <w:lsdException w:name="Colorful List Accent 4" w:uiPriority="72"/>
-    <w:lsdException w:name="Colorful Grid Accent 4" w:uiPriority="73"/>
-    <w:lsdException w:name="Light Shading Accent 5" w:uiPriority="60"/>
-    <w:lsdException w:name="Light List Accent 5" w:uiPriority="61"/>
-    <w:lsdException w:name="Light Grid Accent 5" w:uiPriority="62"/>
-    <w:lsdException w:name="Medium Shading 1 Accent 5" w:uiPriority="63"/>
-    <w:lsdException w:name="Medium Shading 2 Accent 5" w:uiPriority="64"/>
-    <w:lsdException w:name="Medium List 1 Accent 5" w:uiPriority="65"/>
-    <w:lsdException w:name="Medium List 2 Accent 5" w:uiPriority="66"/>
-    <w:lsdException w:name="Medium Grid 1 Accent 5" w:uiPriority="67"/>
-    <w:lsdException w:name="Medium Grid 2 Accent 5" w:uiPriority="68"/>
-    <w:lsdException w:name="Medium Grid 3 Accent 5" w:uiPriority="69"/>
-    <w:lsdException w:name="Dark List Accent 5" w:uiPriority="70"/>
-    <w:lsdException w:name="Colorful Shading Accent 5" w:uiPriority="71"/>
-    <w:lsdException w:name="Colorful List Accent 5" w:uiPriority="72"/>
-    <w:lsdException w:name="Colorful Grid Accent 5" w:uiPriority="73"/>
-    <w:lsdException w:name="Light Shading Accent 6" w:uiPriority="60"/>
-    <w:lsdException w:name="Light List Accent 6" w:uiPriority="61"/>
-    <w:lsdException w:name="Light Grid Accent 6" w:uiPriority="62"/>
-    <w:lsdException w:name="Medium Shading 1 Accent 6" w:uiPriority="63"/>
-    <w:lsdException w:name="Medium Shading 2 Accent 6" w:uiPriority="64"/>
-    <w:lsdException w:name="Medium List 1 Accent 6" w:uiPriority="65"/>
-    <w:lsdException w:name="Medium List 2 Accent 6" w:uiPriority="66"/>
-    <w:lsdException w:name="Medium Grid 1 Accent 6" w:uiPriority="67"/>
-    <w:lsdException w:name="Medium Grid 2 Accent 6" w:uiPriority="68"/>
-    <w:lsdException w:name="Medium Grid 3 Accent 6" w:uiPriority="69"/>
-    <w:lsdException w:name="Dark List Accent 6" w:uiPriority="70"/>
-    <w:lsdException w:name="Colorful Shading Accent 6" w:uiPriority="71"/>
-    <w:lsdException w:name="Colorful List Accent 6" w:uiPriority="72"/>
-    <w:lsdException w:name="Colorful Grid Accent 6" w:uiPriority="73"/>
-    <w:lsdException w:name="Subtle Emphasis" w:uiPriority="19" w:qFormat="1"/>
-    <w:lsdException w:name="Intense Emphasis" w:uiPriority="21" w:qFormat="1"/>
-    <w:lsdException w:name="Subtle Reference" w:uiPriority="31" w:qFormat="1"/>
-    <w:lsdException w:name="Intense Reference" w:uiPriority="32" w:qFormat="1"/>
-    <w:lsdException w:name="Book Title" w:uiPriority="33" w:qFormat="1"/>
-    <w:lsdException w:name="Bibliography" w:semiHidden="1" w:uiPriority="37" w:unhideWhenUsed="1"/>
-    <w:lsdException w:name="TOC Heading" w:semiHidden="1" w:uiPriority="39" w:unhideWhenUsed="1" w:qFormat="1"/>
-    <w:lsdException w:name="Plain Table 1" w:uiPriority="41"/>
-    <w:lsdException w:name="Plain Table 2" w:uiPriority="42"/>
-    <w:lsdException w:name="Plain Table 3" w:uiPriority="43"/>
-    <w:lsdException w:name="Plain Table 4" w:uiPriority="44"/>
-    <w:lsdException w:name="Plain Table 5" w:uiPriority="45"/>
-    <w:lsdException w:name="Grid Table Light" w:uiPriority="40"/>
-    <w:lsdException w:name="Grid Table 1 Light" w:uiPriority="46"/>
-    <w:lsdException w:name="Grid Table 2" w:uiPriority="47"/>
-    <w:lsdException w:name="Grid Table 3" w:uiPriority="48"/>
-    <w:lsdException w:name="Grid Table 4" w:uiPriority="49"/>
-    <w:lsdException w:name="Grid Table 5 Dark" w:uiPriority="50"/>
-    <w:lsdException w:name="Grid Table 6 Colorful" w:uiPriority="51"/>
-    <w:lsdException w:name="Grid Table 7 Colorful" w:uiPriority="52"/>
-    <w:lsdException w:name="Grid Table 1 Light Accent 1" w:uiPriority="46"/>
-    <w:lsdException w:name="Grid Table 2 Accent 1" w:uiPriority="47"/>
-    <w:lsdException w:name="Grid Table 3 Accent 1" w:uiPriority="48"/>
-    <w:lsdException w:name="Grid Table 4 Accent 1" w:uiPriority="49"/>
-    <w:lsdException w:name="Grid Table 5 Dark Accent 1" w:uiPriority="50"/>
-    <w:lsdException w:name="Grid Table 6 Colorful Accent 1" w:uiPriority="51"/>
-    <w:lsdException w:name="Grid Table 7 Colorful Accent 1" w:uiPriority="52"/>
-    <w:lsdException w:name="Grid Table 1 Light Accent 2" w:uiPriority="46"/>
-    <w:lsdException w:name="Grid Table 2 Accent 2" w:uiPriority="47"/>
-    <w:lsdException w:name="Grid Table 3 Accent 2" w:uiPriority="48"/>
-    <w:lsdException w:name="Grid Table 4 Accent 2" w:uiPriority="49"/>
-    <w:lsdException w:name="Grid Table 5 Dark Accent 2" w:uiPriority="50"/>
-    <w:lsdException w:name="Grid Table 6 Colorful Accent 2" w:uiPriority="51"/>
-    <w:lsdException w:name="Grid Table 7 Colorful Accent 2" w:uiPriority="52"/>
-    <w:lsdException w:name="Grid Table 1 Light Accent 3" w:uiPriority="46"/>
-    <w:lsdException w:name="Grid Table 2 Accent 3" w:uiPriority="47"/>
-    <w:lsdException w:name="Grid Table 3 Accent 3" w:uiPriority="48"/>
-    <w:lsdException w:name="Grid Table 4 Accent 3" w:uiPriority="49"/>
-    <w:lsdException w:name="Grid Table 5 Dark Accent 3" w:uiPriority="50"/>
-    <w:lsdException w:name="Grid Table 6 Colorful Accent 3" w:uiPriority="51"/>
-    <w:lsdException w:name="Grid Table 7 Colorful Accent 3" w:uiPriority="52"/>
-    <w:lsdException w:name="Grid Table 1 Light Accent 4" w:uiPriority="46"/>
-    <w:lsdException w:name="Grid Table 2 Accent 4" w:uiPriority="47"/>
-    <w:lsdException w:name="Grid Table 3 Accent 4" w:uiPriority="48"/>
-    <w:lsdException w:name="Grid Table 4 Accent 4" w:uiPriority="49"/>
-    <w:lsdException w:name="Grid Table 5 Dark Accent 4" w:uiPriority="50"/>
-    <w:lsdException w:name="Grid Table 6 Colorful Accent 4" w:uiPriority="51"/>
-    <w:lsdException w:name="Grid Table 7 Colorful Accent 4" w:uiPriority="52"/>
-    <w:lsdException w:name="Grid Table 1 Light Accent 5" w:uiPriority="46"/>
-    <w:lsdException w:name="Grid Table 2 Accent 5" w:uiPriority="47"/>
-    <w:lsdException w:name="Grid Table 3 Accent 5" w:uiPriority="48"/>
-    <w:lsdException w:name="Grid Table 4 Accent 5" w:uiPriority="49"/>
-    <w:lsdException w:name="Grid Table 5 Dark Accent 5" w:uiPriority="50"/>
-    <w:lsdException w:name="Grid Table 6 Colorful Accent 5" w:uiPriority="51"/>
-    <w:lsdException w:name="Grid Table 7 Colorful Accent 5" w:uiPriority="52"/>
-    <w:lsdException w:name="Grid Table 1 Light Accent 6" w:uiPriority="46"/>
-    <w:lsdException w:name="Grid Table 2 Accent 6" w:uiPriority="47"/>
-    <w:lsdException w:name="Grid Table 3 Accent 6" w:uiPriority="48"/>
-    <w:lsdException w:name="Grid Table 4 Accent 6" w:uiPriority="49"/>
-    <w:lsdException w:name="Grid Table 5 Dark Accent 6" w:uiPriority="50"/>
-    <w:lsdException w:name="Grid Table 6 Colorful Accent 6" w:uiPriority="51"/>
-    <w:lsdException w:name="Grid Table 7 Colorful Accent 6" w:uiPriority="52"/>
-    <w:lsdException w:name="List Table 1 Light" w:uiPriority="46"/>
-    <w:lsdException w:name="List Table 2" w:uiPriority="47"/>
-    <w:lsdException w:name="List Table 3" w:uiPriority="48"/>
-    <w:lsdException w:name="List Table 4" w:uiPriority="49"/>
-    <w:lsdException w:name="List Table 5 Dark" w:uiPriority="50"/>
-    <w:lsdException w:name="List Table 6 Colorful" w:uiPriority="51"/>
-    <w:lsdException w:name="List Table 7 Colorful" w:uiPriority="52"/>
-    <w:lsdException w:name="List Table 1 Light Accent 1" w:uiPriority="46"/>
-    <w:lsdException w:name="List Table 2 Accent 1" w:uiPriority="47"/>
-    <w:lsdException w:name="List Table 3 Accent 1" w:uiPriority="48"/>
-    <w:lsdException w:name="List Table 4 Accent 1" w:uiPriority="49"/>
-    <w:lsdException w:name="List Table 5 Dark Accent 1" w:uiPriority="50"/>
-    <w:lsdException w:name="List Table 6 Colorful Accent 1" w:uiPriority="51"/>
-    <w:lsdException w:name="List Table 7 Colorful Accent 1" w:uiPriority="52"/>
-    <w:lsdException w:name="List Table 1 Light Accent 2" w:uiPriority="46"/>
-    <w:lsdException w:name="List Table 2 Accent 2" w:uiPriority="47"/>
-    <w:lsdException w:name="List Table 3 Accent 2" w:uiPriority="48"/>
-    <w:lsdException w:name="List Table 4 Accent 2" w:uiPriority="49"/>
-    <w:lsdException w:name="List Table 5 Dark Accent 2" w:uiPriority="50"/>
-    <w:lsdException w:name="List Table 6 Colorful Accent 2" w:uiPriority="51"/>
-    <w:lsdException w:name="List Table 7 Colorful Accent 2" w:uiPriority="52"/>
-    <w:lsdException w:name="List Table 1 Light Accent 3" w:uiPriority="46"/>
-    <w:lsdException w:name="List Table 2 Accent 3" w:uiPriority="47"/>
-    <w:lsdException w:name="List Table 3 Accent 3" w:uiPriority="48"/>
-    <w:lsdException w:name="List Table 4 Accent 3" w:uiPriority="49"/>
-    <w:lsdException w:name="List Table 5 Dark Accent 3" w:uiPriority="50"/>
-    <w:lsdException w:name="List Table 6 Colorful Accent 3" w:uiPriority="51"/>
-    <w:lsdException w:name="List Table 7 Colorful Accent 3" w:uiPriority="52"/>
-    <w:lsdException w:name="List Table 1 Light Accent 4" w:uiPriority="46"/>
-    <w:lsdException w:name="List Table 2 Accent 4" w:uiPriority="47"/>
-    <w:lsdException w:name="List Table 3 Accent 4" w:uiPriority="48"/>
-    <w:lsdException w:name="List Table 4 Accent 4" w:uiPriority="49"/>
-    <w:lsdException w:name="List Table 5 Dark Accent 4" w:uiPriority="50"/>
-    <w:lsdException w:name="List Table 6 Colorful Accent 4" w:uiPriority="51"/>
-    <w:lsdException w:name="List Table 7 Colorful Accent 4" w:uiPriority="52"/>
-    <w:lsdException w:name="List Table 1 Light Accent 5" w:uiPriority="46"/>
-    <w:lsdException w:name="List Table 2 Accent 5" w:uiPriority="47"/>
-    <w:lsdException w:name="List Table 3 Accent 5" w:uiPriority="48"/>
-    <w:lsdException w:name="List Table 4 Accent 5" w:uiPriority="49"/>
-    <w:lsdException w:name="List Table 5 Dark Accent 5" w:uiPriority="50"/>
-    <w:lsdException w:name="List Table 6 Colorful Accent 5" w:uiPriority="51"/>
-    <w:lsdException w:name="List Table 7 Colorful Accent 5" w:uiPriority="52"/>
-    <w:lsdException w:name="List Table 1 Light Accent 6" w:uiPriority="46"/>
-    <w:lsdException w:name="List Table 2 Accent 6" w:uiPriority="47"/>
-    <w:lsdException w:name="List Table 3 Accent 6" w:uiPriority="48"/>
-    <w:lsdException w:name="List Table 4 Accent 6" w:uiPriority="49"/>
-    <w:lsdException w:name="List Table 5 Dark Accent 6" w:uiPriority="50"/>
-    <w:lsdException w:name="List Table 6 Colorful Accent 6" w:uiPriority="51"/>
-    <w:lsdException w:name="List Table 7 Colorful Accent 6" w:uiPriority="52"/>
-    <w:lsdException w:name="Mention" w:semiHidden="1" w:unhideWhenUsed="1"/>
-    <w:lsdException w:name="Smart Hyperlink" w:semiHidden="1" w:unhideWhenUsed="1"/>
-    <w:lsdException w:name="Hashtag" w:semiHidden="1" w:unhideWhenUsed="1"/>
-    <w:lsdException w:name="Unresolved Mention" w:semiHidden="1" w:unhideWhenUsed="1"/>
-    <w:lsdException w:name="Smart Link" w:semiHidden="1" w:unhideWhenUsed="1"/>
-  </w:latentStyles>
-  <w:style w:type="paragraph" w:default="1" w:styleId="Normal">
-    <w:name w:val="Normal"/>
-    <w:qFormat/>
-  </w:style>
-  <w:style w:type="character" w:default="1" w:styleId="DefaultParagraphFont">
-    <w:name w:val="Default Paragraph Font"/>
-    <w:uiPriority w:val="1"/>
-    <w:semiHidden/>
-    <w:unhideWhenUsed/>
-  </w:style>
-  <w:style w:type="table" w:default="1" w:styleId="TableNormal">
-    <w:name w:val="Normal Table"/>
-    <w:uiPriority w:val="99"/>
-    <w:semiHidden/>
-    <w:unhideWhenUsed/>
-    <w:tblPr>
-      <w:tblInd w:w="0" w:type="dxa"/>
-      <w:tblCellMar>
-        <w:top w:w="0" w:type="dxa"/>
-        <w:left w:w="108" w:type="dxa"/>
-        <w:bottom w:w="0" w:type="dxa"/>
-        <w:right w:w="108" w:type="dxa"/>
-      </w:tblCellMar>
-    </w:tblPr>
-  </w:style>
-  <w:style w:type="numbering" w:default="1" w:styleId="NoList">
-    <w:name w:val="No List"/>
-    <w:uiPriority w:val="99"/>
-    <w:semiHidden/>
-    <w:unhideWhenUsed/>
-  </w:style>
-  <w:style w:type="character" w:styleId="PlaceholderText">
-    <w:name w:val="Placeholder Text"/>
-    <w:basedOn w:val="DefaultParagraphFont"/>
-    <w:uiPriority w:val="99"/>
-    <w:semiHidden/>
-    <w:rsid w:val="00EC4D86"/>
-    <w:rPr>
-      <w:color w:val="808080"/>
-    </w:rPr>
-  </w:style>
-  <w:style w:type="paragraph" w:customStyle="1" w:styleId="6E4A05233C384B2B976E51D64510C44F">
-    <w:name w:val="6E4A05233C384B2B976E51D64510C44F"/>
-    <w:rsid w:val="00EC4D86"/>
-  </w:style>
-</w:styles>
-</file>
-
-<file path=word/glossary/webSettings.xml><?xml version="1.0" encoding="utf-8"?>
-<w:webSettings xmlns:mc="http://schemas.openxmlformats.org/markup-compatibility/2006" xmlns:r="http://schemas.openxmlformats.org/officeDocument/2006/relationships" xmlns:w="http://schemas.openxmlformats.org/wordprocessingml/2006/main" xmlns:w14="http://schemas.microsoft.com/office/word/2010/wordml" xmlns:w15="http://schemas.microsoft.com/office/word/2012/wordml" xmlns:w16cex="http://schemas.microsoft.com/office/word/2018/wordml/cex" xmlns:w16cid="http://schemas.microsoft.com/office/word/2016/wordml/cid" xmlns:w16="http://schemas.microsoft.com/office/word/2018/wordml" xmlns:w16du="http://schemas.microsoft.com/office/word/2023/wordml/word16du" xmlns:w16sdtdh="http://schemas.microsoft.com/office/word/2020/wordml/sdtdatahash" xmlns:w16sdtfl="http://schemas.microsoft.com/office/word/2024/wordml/sdtformatlock" xmlns:w16se="http://schemas.microsoft.com/office/word/2015/wordml/symex" mc:Ignorable="w14 w15 w16se w16cid w16 w16cex w16sdtdh w16sdtfl w16du">
-  <w:optimizeForBrowser/>
-  <w:allowPNG/>
-</w:webSettings>
-</file>
-
 <file path=word/theme/theme1.xml><?xml version="1.0" encoding="utf-8"?>
 <a:theme xmlns:a="http://schemas.openxmlformats.org/drawingml/2006/main" name="Office Theme">
   <a:themeElements>
@@ -5826,4 +6549,16 @@
     </a:ext>
   </a:extLst>
 </a:theme>
+</file>
+
+<file path=customXml/item1.xml><?xml version="1.0" encoding="utf-8"?>
+<b:Sources xmlns:b="http://schemas.openxmlformats.org/officeDocument/2006/bibliography" xmlns="http://schemas.openxmlformats.org/officeDocument/2006/bibliography" SelectedStyle="\APASixthEditionOfficeOnline.xsl" StyleName="APA" Version="6"/>
+</file>
+
+<file path=customXml/itemProps1.xml><?xml version="1.0" encoding="utf-8"?>
+<ds:datastoreItem xmlns:ds="http://schemas.openxmlformats.org/officeDocument/2006/customXml" ds:itemID="{125E529C-4B22-449C-A7AE-5641EC6A1343}">
+  <ds:schemaRefs>
+    <ds:schemaRef ds:uri="http://schemas.openxmlformats.org/officeDocument/2006/bibliography"/>
+  </ds:schemaRefs>
+</ds:datastoreItem>
 </file>
--- a/Report/Social Media Report.docx
+++ b/Report/Social Media Report.docx
@@ -384,6 +384,19 @@
         </w:rPr>
       </w:pPr>
     </w:p>
+    <w:p>
+      <w:pPr>
+        <w:spacing w:after="0" w:line="360" w:lineRule="auto"/>
+        <w:rPr>
+          <w:rFonts w:ascii="Times New Roman" w:hAnsi="Times New Roman" w:cs="Times New Roman"/>
+          <w:b/>
+          <w:bCs/>
+          <w:sz w:val="32"/>
+          <w:szCs w:val="32"/>
+          <w:lang w:val="en-US"/>
+        </w:rPr>
+      </w:pPr>
+    </w:p>
     <w:tbl>
       <w:tblPr>
         <w:tblStyle w:val="TableGrid"/>
@@ -631,6 +644,7 @@
     <w:p>
       <w:pPr>
         <w:ind w:firstLine="720"/>
+        <w:jc w:val="both"/>
         <w:rPr>
           <w:rFonts w:ascii="Times New Roman" w:hAnsi="Times New Roman" w:cs="Times New Roman"/>
           <w:sz w:val="28"/>
@@ -649,6 +663,7 @@
     <w:p>
       <w:pPr>
         <w:ind w:firstLine="720"/>
+        <w:jc w:val="both"/>
         <w:rPr>
           <w:rFonts w:ascii="Times New Roman" w:hAnsi="Times New Roman" w:cs="Times New Roman"/>
           <w:sz w:val="28"/>
@@ -696,6 +711,7 @@
     <w:p>
       <w:pPr>
         <w:ind w:firstLine="720"/>
+        <w:jc w:val="both"/>
         <w:rPr>
           <w:rFonts w:ascii="Times New Roman" w:hAnsi="Times New Roman" w:cs="Times New Roman"/>
           <w:sz w:val="28"/>
@@ -742,6 +758,7 @@
     <w:p>
       <w:pPr>
         <w:ind w:firstLine="720"/>
+        <w:jc w:val="both"/>
         <w:rPr>
           <w:rFonts w:ascii="Times New Roman" w:hAnsi="Times New Roman" w:cs="Times New Roman"/>
           <w:sz w:val="28"/>
@@ -760,6 +777,7 @@
     <w:p>
       <w:pPr>
         <w:ind w:firstLine="720"/>
+        <w:jc w:val="both"/>
         <w:rPr>
           <w:rFonts w:ascii="Times New Roman" w:hAnsi="Times New Roman" w:cs="Times New Roman"/>
           <w:sz w:val="28"/>
@@ -834,15 +852,7 @@
                 <w:sz w:val="28"/>
                 <w:szCs w:val="28"/>
               </w:rPr>
-              <w:t xml:space="preserve"> </w:t>
-            </w:r>
-            <w:r>
-              <w:rPr>
-                <w:rFonts w:ascii="Times New Roman" w:hAnsi="Times New Roman" w:cs="Times New Roman"/>
-                <w:sz w:val="32"/>
-                <w:szCs w:val="32"/>
-              </w:rPr>
-              <w:t>_____________________</w:t>
+              <w:t xml:space="preserve"> _______________________</w:t>
             </w:r>
           </w:p>
         </w:tc>
@@ -873,15 +883,7 @@
                 <w:sz w:val="28"/>
                 <w:szCs w:val="28"/>
               </w:rPr>
-              <w:t xml:space="preserve"> </w:t>
-            </w:r>
-            <w:r>
-              <w:rPr>
-                <w:rFonts w:ascii="Times New Roman" w:hAnsi="Times New Roman" w:cs="Times New Roman"/>
-                <w:sz w:val="32"/>
-                <w:szCs w:val="32"/>
-              </w:rPr>
-              <w:t>_____________________</w:t>
+              <w:t xml:space="preserve"> _______________________</w:t>
             </w:r>
           </w:p>
         </w:tc>
@@ -917,15 +919,7 @@
                 <w:sz w:val="28"/>
                 <w:szCs w:val="28"/>
               </w:rPr>
-              <w:t xml:space="preserve"> </w:t>
-            </w:r>
-            <w:r>
-              <w:rPr>
-                <w:rFonts w:ascii="Times New Roman" w:hAnsi="Times New Roman" w:cs="Times New Roman"/>
-                <w:sz w:val="32"/>
-                <w:szCs w:val="32"/>
-              </w:rPr>
-              <w:t>_____________________</w:t>
+              <w:t xml:space="preserve"> _______________________</w:t>
             </w:r>
           </w:p>
         </w:tc>
@@ -997,12 +991,12 @@
       </w:tblPr>
       <w:tblGrid>
         <w:gridCol w:w="1165"/>
-        <w:gridCol w:w="8010"/>
-        <w:gridCol w:w="1281"/>
+        <w:gridCol w:w="7740"/>
+        <w:gridCol w:w="1551"/>
       </w:tblGrid>
       <w:tr>
         <w:trPr>
-          <w:trHeight w:val="432"/>
+          <w:trHeight w:val="576"/>
         </w:trPr>
         <w:tc>
           <w:tcPr>
@@ -1016,8 +1010,8 @@
                 <w:rFonts w:ascii="Times New Roman" w:hAnsi="Times New Roman" w:cs="Times New Roman"/>
                 <w:b/>
                 <w:bCs/>
-                <w:sz w:val="28"/>
-                <w:szCs w:val="28"/>
+                <w:sz w:val="32"/>
+                <w:szCs w:val="32"/>
               </w:rPr>
             </w:pPr>
             <w:r>
@@ -1025,8 +1019,8 @@
                 <w:rFonts w:ascii="Times New Roman" w:hAnsi="Times New Roman" w:cs="Times New Roman"/>
                 <w:b/>
                 <w:bCs/>
-                <w:sz w:val="28"/>
-                <w:szCs w:val="28"/>
+                <w:sz w:val="32"/>
+                <w:szCs w:val="32"/>
               </w:rPr>
               <w:t>Sr. No.</w:t>
             </w:r>
@@ -1034,7 +1028,7 @@
         </w:tc>
         <w:tc>
           <w:tcPr>
-            <w:tcW w:w="8010" w:type="dxa"/>
+            <w:tcW w:w="7740" w:type="dxa"/>
             <w:vAlign w:val="center"/>
           </w:tcPr>
           <w:p>
@@ -1044,8 +1038,8 @@
                 <w:rFonts w:ascii="Times New Roman" w:hAnsi="Times New Roman" w:cs="Times New Roman"/>
                 <w:b/>
                 <w:bCs/>
-                <w:sz w:val="28"/>
-                <w:szCs w:val="28"/>
+                <w:sz w:val="32"/>
+                <w:szCs w:val="32"/>
               </w:rPr>
             </w:pPr>
             <w:r>
@@ -1053,8 +1047,8 @@
                 <w:rFonts w:ascii="Times New Roman" w:hAnsi="Times New Roman" w:cs="Times New Roman"/>
                 <w:b/>
                 <w:bCs/>
-                <w:sz w:val="28"/>
-                <w:szCs w:val="28"/>
+                <w:sz w:val="32"/>
+                <w:szCs w:val="32"/>
               </w:rPr>
               <w:t>Title</w:t>
             </w:r>
@@ -1062,7 +1056,7 @@
         </w:tc>
         <w:tc>
           <w:tcPr>
-            <w:tcW w:w="1281" w:type="dxa"/>
+            <w:tcW w:w="1551" w:type="dxa"/>
             <w:vAlign w:val="center"/>
           </w:tcPr>
           <w:p>
@@ -1072,8 +1066,8 @@
                 <w:rFonts w:ascii="Times New Roman" w:hAnsi="Times New Roman" w:cs="Times New Roman"/>
                 <w:b/>
                 <w:bCs/>
-                <w:sz w:val="28"/>
-                <w:szCs w:val="28"/>
+                <w:sz w:val="32"/>
+                <w:szCs w:val="32"/>
               </w:rPr>
             </w:pPr>
             <w:r>
@@ -1081,8 +1075,8 @@
                 <w:rFonts w:ascii="Times New Roman" w:hAnsi="Times New Roman" w:cs="Times New Roman"/>
                 <w:b/>
                 <w:bCs/>
-                <w:sz w:val="28"/>
-                <w:szCs w:val="28"/>
+                <w:sz w:val="32"/>
+                <w:szCs w:val="32"/>
               </w:rPr>
               <w:t>Page No.</w:t>
             </w:r>
@@ -1091,7 +1085,7 @@
       </w:tr>
       <w:tr>
         <w:trPr>
-          <w:trHeight w:val="432"/>
+          <w:trHeight w:val="576"/>
         </w:trPr>
         <w:tc>
           <w:tcPr>
@@ -1105,8 +1099,8 @@
                 <w:rFonts w:ascii="Times New Roman" w:hAnsi="Times New Roman" w:cs="Times New Roman"/>
                 <w:b/>
                 <w:bCs/>
-                <w:sz w:val="28"/>
-                <w:szCs w:val="28"/>
+                <w:sz w:val="32"/>
+                <w:szCs w:val="32"/>
               </w:rPr>
             </w:pPr>
             <w:r>
@@ -1114,8 +1108,8 @@
                 <w:rFonts w:ascii="Times New Roman" w:hAnsi="Times New Roman" w:cs="Times New Roman"/>
                 <w:b/>
                 <w:bCs/>
-                <w:sz w:val="28"/>
-                <w:szCs w:val="28"/>
+                <w:sz w:val="32"/>
+                <w:szCs w:val="32"/>
               </w:rPr>
               <w:t>1.</w:t>
             </w:r>
@@ -1123,40 +1117,38 @@
         </w:tc>
         <w:tc>
           <w:tcPr>
-            <w:tcW w:w="8010" w:type="dxa"/>
+            <w:tcW w:w="7740" w:type="dxa"/>
             <w:vAlign w:val="center"/>
           </w:tcPr>
           <w:p>
             <w:pPr>
               <w:rPr>
                 <w:rFonts w:ascii="Times New Roman" w:hAnsi="Times New Roman" w:cs="Times New Roman"/>
-                <w:sz w:val="28"/>
-                <w:szCs w:val="28"/>
+                <w:sz w:val="32"/>
+                <w:szCs w:val="32"/>
               </w:rPr>
             </w:pPr>
             <w:r>
               <w:rPr>
                 <w:rFonts w:ascii="Times New Roman" w:hAnsi="Times New Roman" w:cs="Times New Roman"/>
-                <w:b/>
-                <w:bCs/>
-                <w:sz w:val="28"/>
-                <w:szCs w:val="28"/>
-              </w:rPr>
-              <w:t>Executive Summary</w:t>
+                <w:sz w:val="32"/>
+                <w:szCs w:val="32"/>
+              </w:rPr>
+              <w:t>Introduction</w:t>
             </w:r>
           </w:p>
         </w:tc>
         <w:tc>
           <w:tcPr>
-            <w:tcW w:w="1281" w:type="dxa"/>
+            <w:tcW w:w="1551" w:type="dxa"/>
             <w:vAlign w:val="center"/>
           </w:tcPr>
           <w:p>
             <w:pPr>
               <w:rPr>
                 <w:rFonts w:ascii="Times New Roman" w:hAnsi="Times New Roman" w:cs="Times New Roman"/>
-                <w:sz w:val="28"/>
-                <w:szCs w:val="28"/>
+                <w:sz w:val="32"/>
+                <w:szCs w:val="32"/>
               </w:rPr>
             </w:pPr>
           </w:p>
@@ -1164,7 +1156,7 @@
       </w:tr>
       <w:tr>
         <w:trPr>
-          <w:trHeight w:val="432"/>
+          <w:trHeight w:val="576"/>
         </w:trPr>
         <w:tc>
           <w:tcPr>
@@ -1178,38 +1170,56 @@
                 <w:rFonts w:ascii="Times New Roman" w:hAnsi="Times New Roman" w:cs="Times New Roman"/>
                 <w:b/>
                 <w:bCs/>
-                <w:sz w:val="28"/>
-                <w:szCs w:val="28"/>
+                <w:sz w:val="32"/>
+                <w:szCs w:val="32"/>
               </w:rPr>
             </w:pPr>
+            <w:r>
+              <w:rPr>
+                <w:rFonts w:ascii="Times New Roman" w:hAnsi="Times New Roman" w:cs="Times New Roman"/>
+                <w:b/>
+                <w:bCs/>
+                <w:sz w:val="32"/>
+                <w:szCs w:val="32"/>
+              </w:rPr>
+              <w:t>2.</w:t>
+            </w:r>
           </w:p>
         </w:tc>
         <w:tc>
           <w:tcPr>
-            <w:tcW w:w="8010" w:type="dxa"/>
+            <w:tcW w:w="7740" w:type="dxa"/>
             <w:vAlign w:val="center"/>
           </w:tcPr>
           <w:p>
             <w:pPr>
               <w:rPr>
                 <w:rFonts w:ascii="Times New Roman" w:hAnsi="Times New Roman" w:cs="Times New Roman"/>
-                <w:sz w:val="28"/>
-                <w:szCs w:val="28"/>
+                <w:sz w:val="32"/>
+                <w:szCs w:val="32"/>
               </w:rPr>
             </w:pPr>
+            <w:r>
+              <w:rPr>
+                <w:rFonts w:ascii="Times New Roman" w:hAnsi="Times New Roman" w:cs="Times New Roman"/>
+                <w:sz w:val="32"/>
+                <w:szCs w:val="32"/>
+              </w:rPr>
+              <w:t>Database Description</w:t>
+            </w:r>
           </w:p>
         </w:tc>
         <w:tc>
           <w:tcPr>
-            <w:tcW w:w="1281" w:type="dxa"/>
+            <w:tcW w:w="1551" w:type="dxa"/>
             <w:vAlign w:val="center"/>
           </w:tcPr>
           <w:p>
             <w:pPr>
               <w:rPr>
                 <w:rFonts w:ascii="Times New Roman" w:hAnsi="Times New Roman" w:cs="Times New Roman"/>
-                <w:sz w:val="28"/>
-                <w:szCs w:val="28"/>
+                <w:sz w:val="32"/>
+                <w:szCs w:val="32"/>
               </w:rPr>
             </w:pPr>
           </w:p>
@@ -1217,7 +1227,7 @@
       </w:tr>
       <w:tr>
         <w:trPr>
-          <w:trHeight w:val="432"/>
+          <w:trHeight w:val="576"/>
         </w:trPr>
         <w:tc>
           <w:tcPr>
@@ -1231,8 +1241,8 @@
                 <w:rFonts w:ascii="Times New Roman" w:hAnsi="Times New Roman" w:cs="Times New Roman"/>
                 <w:b/>
                 <w:bCs/>
-                <w:sz w:val="28"/>
-                <w:szCs w:val="28"/>
+                <w:sz w:val="32"/>
+                <w:szCs w:val="32"/>
               </w:rPr>
             </w:pPr>
             <w:r>
@@ -1240,49 +1250,47 @@
                 <w:rFonts w:ascii="Times New Roman" w:hAnsi="Times New Roman" w:cs="Times New Roman"/>
                 <w:b/>
                 <w:bCs/>
-                <w:sz w:val="28"/>
-                <w:szCs w:val="28"/>
-              </w:rPr>
-              <w:t>2.</w:t>
+                <w:sz w:val="32"/>
+                <w:szCs w:val="32"/>
+              </w:rPr>
+              <w:t>3.</w:t>
             </w:r>
           </w:p>
         </w:tc>
         <w:tc>
           <w:tcPr>
-            <w:tcW w:w="8010" w:type="dxa"/>
+            <w:tcW w:w="7740" w:type="dxa"/>
             <w:vAlign w:val="center"/>
           </w:tcPr>
           <w:p>
             <w:pPr>
               <w:rPr>
                 <w:rFonts w:ascii="Times New Roman" w:hAnsi="Times New Roman" w:cs="Times New Roman"/>
-                <w:sz w:val="28"/>
-                <w:szCs w:val="28"/>
+                <w:sz w:val="32"/>
+                <w:szCs w:val="32"/>
               </w:rPr>
             </w:pPr>
             <w:r>
               <w:rPr>
                 <w:rFonts w:ascii="Times New Roman" w:hAnsi="Times New Roman" w:cs="Times New Roman"/>
-                <w:b/>
-                <w:bCs/>
-                <w:sz w:val="28"/>
-                <w:szCs w:val="28"/>
-              </w:rPr>
-              <w:t>Dataset Overview</w:t>
+                <w:sz w:val="32"/>
+                <w:szCs w:val="32"/>
+              </w:rPr>
+              <w:t>Data Understanding</w:t>
             </w:r>
           </w:p>
         </w:tc>
         <w:tc>
           <w:tcPr>
-            <w:tcW w:w="1281" w:type="dxa"/>
+            <w:tcW w:w="1551" w:type="dxa"/>
             <w:vAlign w:val="center"/>
           </w:tcPr>
           <w:p>
             <w:pPr>
               <w:rPr>
                 <w:rFonts w:ascii="Times New Roman" w:hAnsi="Times New Roman" w:cs="Times New Roman"/>
-                <w:sz w:val="28"/>
-                <w:szCs w:val="28"/>
+                <w:sz w:val="32"/>
+                <w:szCs w:val="32"/>
               </w:rPr>
             </w:pPr>
           </w:p>
@@ -1290,7 +1298,7 @@
       </w:tr>
       <w:tr>
         <w:trPr>
-          <w:trHeight w:val="432"/>
+          <w:trHeight w:val="576"/>
         </w:trPr>
         <w:tc>
           <w:tcPr>
@@ -1304,38 +1312,56 @@
                 <w:rFonts w:ascii="Times New Roman" w:hAnsi="Times New Roman" w:cs="Times New Roman"/>
                 <w:b/>
                 <w:bCs/>
-                <w:sz w:val="28"/>
-                <w:szCs w:val="28"/>
+                <w:sz w:val="32"/>
+                <w:szCs w:val="32"/>
               </w:rPr>
             </w:pPr>
+            <w:r>
+              <w:rPr>
+                <w:rFonts w:ascii="Times New Roman" w:hAnsi="Times New Roman" w:cs="Times New Roman"/>
+                <w:b/>
+                <w:bCs/>
+                <w:sz w:val="32"/>
+                <w:szCs w:val="32"/>
+              </w:rPr>
+              <w:t>4.</w:t>
+            </w:r>
           </w:p>
         </w:tc>
         <w:tc>
           <w:tcPr>
-            <w:tcW w:w="8010" w:type="dxa"/>
+            <w:tcW w:w="7740" w:type="dxa"/>
             <w:vAlign w:val="center"/>
           </w:tcPr>
           <w:p>
             <w:pPr>
               <w:rPr>
                 <w:rFonts w:ascii="Times New Roman" w:hAnsi="Times New Roman" w:cs="Times New Roman"/>
-                <w:sz w:val="28"/>
-                <w:szCs w:val="28"/>
+                <w:sz w:val="32"/>
+                <w:szCs w:val="32"/>
               </w:rPr>
             </w:pPr>
+            <w:r>
+              <w:rPr>
+                <w:rFonts w:ascii="Times New Roman" w:hAnsi="Times New Roman" w:cs="Times New Roman"/>
+                <w:sz w:val="32"/>
+                <w:szCs w:val="32"/>
+              </w:rPr>
+              <w:t>Exploratory Data Analysis (EDA)</w:t>
+            </w:r>
           </w:p>
         </w:tc>
         <w:tc>
           <w:tcPr>
-            <w:tcW w:w="1281" w:type="dxa"/>
+            <w:tcW w:w="1551" w:type="dxa"/>
             <w:vAlign w:val="center"/>
           </w:tcPr>
           <w:p>
             <w:pPr>
               <w:rPr>
                 <w:rFonts w:ascii="Times New Roman" w:hAnsi="Times New Roman" w:cs="Times New Roman"/>
-                <w:sz w:val="28"/>
-                <w:szCs w:val="28"/>
+                <w:sz w:val="32"/>
+                <w:szCs w:val="32"/>
               </w:rPr>
             </w:pPr>
           </w:p>
@@ -1343,7 +1369,7 @@
       </w:tr>
       <w:tr>
         <w:trPr>
-          <w:trHeight w:val="432"/>
+          <w:trHeight w:val="576"/>
         </w:trPr>
         <w:tc>
           <w:tcPr>
@@ -1357,8 +1383,8 @@
                 <w:rFonts w:ascii="Times New Roman" w:hAnsi="Times New Roman" w:cs="Times New Roman"/>
                 <w:b/>
                 <w:bCs/>
-                <w:sz w:val="28"/>
-                <w:szCs w:val="28"/>
+                <w:sz w:val="32"/>
+                <w:szCs w:val="32"/>
               </w:rPr>
             </w:pPr>
             <w:r>
@@ -1366,59 +1392,47 @@
                 <w:rFonts w:ascii="Times New Roman" w:hAnsi="Times New Roman" w:cs="Times New Roman"/>
                 <w:b/>
                 <w:bCs/>
-                <w:sz w:val="28"/>
-                <w:szCs w:val="28"/>
-              </w:rPr>
-              <w:t>3</w:t>
-            </w:r>
-            <w:r>
-              <w:rPr>
-                <w:rFonts w:ascii="Times New Roman" w:hAnsi="Times New Roman" w:cs="Times New Roman"/>
-                <w:b/>
-                <w:bCs/>
-                <w:sz w:val="28"/>
-                <w:szCs w:val="28"/>
-              </w:rPr>
-              <w:t>.</w:t>
+                <w:sz w:val="32"/>
+                <w:szCs w:val="32"/>
+              </w:rPr>
+              <w:t>5.</w:t>
             </w:r>
           </w:p>
         </w:tc>
         <w:tc>
           <w:tcPr>
-            <w:tcW w:w="8010" w:type="dxa"/>
+            <w:tcW w:w="7740" w:type="dxa"/>
             <w:vAlign w:val="center"/>
           </w:tcPr>
           <w:p>
             <w:pPr>
               <w:rPr>
                 <w:rFonts w:ascii="Times New Roman" w:hAnsi="Times New Roman" w:cs="Times New Roman"/>
-                <w:sz w:val="28"/>
-                <w:szCs w:val="28"/>
+                <w:sz w:val="32"/>
+                <w:szCs w:val="32"/>
               </w:rPr>
             </w:pPr>
             <w:r>
               <w:rPr>
                 <w:rFonts w:ascii="Times New Roman" w:hAnsi="Times New Roman" w:cs="Times New Roman"/>
-                <w:b/>
-                <w:bCs/>
-                <w:sz w:val="28"/>
-                <w:szCs w:val="28"/>
-              </w:rPr>
-              <w:t>Data Cleaning &amp; Preprocessing</w:t>
+                <w:sz w:val="32"/>
+                <w:szCs w:val="32"/>
+              </w:rPr>
+              <w:t>Handling Missing Values &amp; Outliers</w:t>
             </w:r>
           </w:p>
         </w:tc>
         <w:tc>
           <w:tcPr>
-            <w:tcW w:w="1281" w:type="dxa"/>
+            <w:tcW w:w="1551" w:type="dxa"/>
             <w:vAlign w:val="center"/>
           </w:tcPr>
           <w:p>
             <w:pPr>
               <w:rPr>
                 <w:rFonts w:ascii="Times New Roman" w:hAnsi="Times New Roman" w:cs="Times New Roman"/>
-                <w:sz w:val="28"/>
-                <w:szCs w:val="28"/>
+                <w:sz w:val="32"/>
+                <w:szCs w:val="32"/>
               </w:rPr>
             </w:pPr>
           </w:p>
@@ -1426,7 +1440,7 @@
       </w:tr>
       <w:tr>
         <w:trPr>
-          <w:trHeight w:val="432"/>
+          <w:trHeight w:val="576"/>
         </w:trPr>
         <w:tc>
           <w:tcPr>
@@ -1440,38 +1454,56 @@
                 <w:rFonts w:ascii="Times New Roman" w:hAnsi="Times New Roman" w:cs="Times New Roman"/>
                 <w:b/>
                 <w:bCs/>
-                <w:sz w:val="28"/>
-                <w:szCs w:val="28"/>
+                <w:sz w:val="32"/>
+                <w:szCs w:val="32"/>
               </w:rPr>
             </w:pPr>
+            <w:r>
+              <w:rPr>
+                <w:rFonts w:ascii="Times New Roman" w:hAnsi="Times New Roman" w:cs="Times New Roman"/>
+                <w:b/>
+                <w:bCs/>
+                <w:sz w:val="32"/>
+                <w:szCs w:val="32"/>
+              </w:rPr>
+              <w:t>6.</w:t>
+            </w:r>
           </w:p>
         </w:tc>
         <w:tc>
           <w:tcPr>
-            <w:tcW w:w="8010" w:type="dxa"/>
+            <w:tcW w:w="7740" w:type="dxa"/>
             <w:vAlign w:val="center"/>
           </w:tcPr>
           <w:p>
             <w:pPr>
               <w:rPr>
                 <w:rFonts w:ascii="Times New Roman" w:hAnsi="Times New Roman" w:cs="Times New Roman"/>
-                <w:sz w:val="28"/>
-                <w:szCs w:val="28"/>
+                <w:sz w:val="32"/>
+                <w:szCs w:val="32"/>
               </w:rPr>
             </w:pPr>
+            <w:r>
+              <w:rPr>
+                <w:rFonts w:ascii="Times New Roman" w:hAnsi="Times New Roman" w:cs="Times New Roman"/>
+                <w:sz w:val="32"/>
+                <w:szCs w:val="32"/>
+              </w:rPr>
+              <w:t>Spread &amp; Distribution of Data</w:t>
+            </w:r>
           </w:p>
         </w:tc>
         <w:tc>
           <w:tcPr>
-            <w:tcW w:w="1281" w:type="dxa"/>
+            <w:tcW w:w="1551" w:type="dxa"/>
             <w:vAlign w:val="center"/>
           </w:tcPr>
           <w:p>
             <w:pPr>
               <w:rPr>
                 <w:rFonts w:ascii="Times New Roman" w:hAnsi="Times New Roman" w:cs="Times New Roman"/>
-                <w:sz w:val="28"/>
-                <w:szCs w:val="28"/>
+                <w:sz w:val="32"/>
+                <w:szCs w:val="32"/>
               </w:rPr>
             </w:pPr>
           </w:p>
@@ -1479,7 +1511,7 @@
       </w:tr>
       <w:tr>
         <w:trPr>
-          <w:trHeight w:val="432"/>
+          <w:trHeight w:val="576"/>
         </w:trPr>
         <w:tc>
           <w:tcPr>
@@ -1493,8 +1525,8 @@
                 <w:rFonts w:ascii="Times New Roman" w:hAnsi="Times New Roman" w:cs="Times New Roman"/>
                 <w:b/>
                 <w:bCs/>
-                <w:sz w:val="28"/>
-                <w:szCs w:val="28"/>
+                <w:sz w:val="32"/>
+                <w:szCs w:val="32"/>
               </w:rPr>
             </w:pPr>
             <w:r>
@@ -1502,49 +1534,47 @@
                 <w:rFonts w:ascii="Times New Roman" w:hAnsi="Times New Roman" w:cs="Times New Roman"/>
                 <w:b/>
                 <w:bCs/>
-                <w:sz w:val="28"/>
-                <w:szCs w:val="28"/>
-              </w:rPr>
-              <w:t>4.</w:t>
+                <w:sz w:val="32"/>
+                <w:szCs w:val="32"/>
+              </w:rPr>
+              <w:t>7.</w:t>
             </w:r>
           </w:p>
         </w:tc>
         <w:tc>
           <w:tcPr>
-            <w:tcW w:w="8010" w:type="dxa"/>
+            <w:tcW w:w="7740" w:type="dxa"/>
             <w:vAlign w:val="center"/>
           </w:tcPr>
           <w:p>
             <w:pPr>
               <w:rPr>
                 <w:rFonts w:ascii="Times New Roman" w:hAnsi="Times New Roman" w:cs="Times New Roman"/>
-                <w:sz w:val="28"/>
-                <w:szCs w:val="28"/>
+                <w:sz w:val="32"/>
+                <w:szCs w:val="32"/>
               </w:rPr>
             </w:pPr>
             <w:r>
               <w:rPr>
                 <w:rFonts w:ascii="Times New Roman" w:hAnsi="Times New Roman" w:cs="Times New Roman"/>
-                <w:b/>
-                <w:bCs/>
-                <w:sz w:val="28"/>
-                <w:szCs w:val="28"/>
-              </w:rPr>
-              <w:t>Feature Engineering</w:t>
+                <w:sz w:val="32"/>
+                <w:szCs w:val="32"/>
+              </w:rPr>
+              <w:t>Automating EDA</w:t>
             </w:r>
           </w:p>
         </w:tc>
         <w:tc>
           <w:tcPr>
-            <w:tcW w:w="1281" w:type="dxa"/>
+            <w:tcW w:w="1551" w:type="dxa"/>
             <w:vAlign w:val="center"/>
           </w:tcPr>
           <w:p>
             <w:pPr>
               <w:rPr>
                 <w:rFonts w:ascii="Times New Roman" w:hAnsi="Times New Roman" w:cs="Times New Roman"/>
-                <w:sz w:val="28"/>
-                <w:szCs w:val="28"/>
+                <w:sz w:val="32"/>
+                <w:szCs w:val="32"/>
               </w:rPr>
             </w:pPr>
           </w:p>
@@ -1552,7 +1582,7 @@
       </w:tr>
       <w:tr>
         <w:trPr>
-          <w:trHeight w:val="432"/>
+          <w:trHeight w:val="576"/>
         </w:trPr>
         <w:tc>
           <w:tcPr>
@@ -1566,38 +1596,56 @@
                 <w:rFonts w:ascii="Times New Roman" w:hAnsi="Times New Roman" w:cs="Times New Roman"/>
                 <w:b/>
                 <w:bCs/>
-                <w:sz w:val="28"/>
-                <w:szCs w:val="28"/>
+                <w:sz w:val="32"/>
+                <w:szCs w:val="32"/>
               </w:rPr>
             </w:pPr>
+            <w:r>
+              <w:rPr>
+                <w:rFonts w:ascii="Times New Roman" w:hAnsi="Times New Roman" w:cs="Times New Roman"/>
+                <w:b/>
+                <w:bCs/>
+                <w:sz w:val="32"/>
+                <w:szCs w:val="32"/>
+              </w:rPr>
+              <w:t>8.</w:t>
+            </w:r>
           </w:p>
         </w:tc>
         <w:tc>
           <w:tcPr>
-            <w:tcW w:w="8010" w:type="dxa"/>
+            <w:tcW w:w="7740" w:type="dxa"/>
             <w:vAlign w:val="center"/>
           </w:tcPr>
           <w:p>
             <w:pPr>
               <w:rPr>
                 <w:rFonts w:ascii="Times New Roman" w:hAnsi="Times New Roman" w:cs="Times New Roman"/>
-                <w:sz w:val="28"/>
-                <w:szCs w:val="28"/>
+                <w:sz w:val="32"/>
+                <w:szCs w:val="32"/>
               </w:rPr>
             </w:pPr>
+            <w:r>
+              <w:rPr>
+                <w:rFonts w:ascii="Times New Roman" w:hAnsi="Times New Roman" w:cs="Times New Roman"/>
+                <w:sz w:val="32"/>
+                <w:szCs w:val="32"/>
+              </w:rPr>
+              <w:t>Regression Analysis</w:t>
+            </w:r>
           </w:p>
         </w:tc>
         <w:tc>
           <w:tcPr>
-            <w:tcW w:w="1281" w:type="dxa"/>
+            <w:tcW w:w="1551" w:type="dxa"/>
             <w:vAlign w:val="center"/>
           </w:tcPr>
           <w:p>
             <w:pPr>
               <w:rPr>
                 <w:rFonts w:ascii="Times New Roman" w:hAnsi="Times New Roman" w:cs="Times New Roman"/>
-                <w:sz w:val="28"/>
-                <w:szCs w:val="28"/>
+                <w:sz w:val="32"/>
+                <w:szCs w:val="32"/>
               </w:rPr>
             </w:pPr>
           </w:p>
@@ -1605,7 +1653,7 @@
       </w:tr>
       <w:tr>
         <w:trPr>
-          <w:trHeight w:val="432"/>
+          <w:trHeight w:val="576"/>
         </w:trPr>
         <w:tc>
           <w:tcPr>
@@ -1619,8 +1667,8 @@
                 <w:rFonts w:ascii="Times New Roman" w:hAnsi="Times New Roman" w:cs="Times New Roman"/>
                 <w:b/>
                 <w:bCs/>
-                <w:sz w:val="28"/>
-                <w:szCs w:val="28"/>
+                <w:sz w:val="32"/>
+                <w:szCs w:val="32"/>
               </w:rPr>
             </w:pPr>
             <w:r>
@@ -1628,49 +1676,47 @@
                 <w:rFonts w:ascii="Times New Roman" w:hAnsi="Times New Roman" w:cs="Times New Roman"/>
                 <w:b/>
                 <w:bCs/>
-                <w:sz w:val="28"/>
-                <w:szCs w:val="28"/>
-              </w:rPr>
-              <w:t>5.</w:t>
+                <w:sz w:val="32"/>
+                <w:szCs w:val="32"/>
+              </w:rPr>
+              <w:t>9.</w:t>
             </w:r>
           </w:p>
         </w:tc>
         <w:tc>
           <w:tcPr>
-            <w:tcW w:w="8010" w:type="dxa"/>
+            <w:tcW w:w="7740" w:type="dxa"/>
             <w:vAlign w:val="center"/>
           </w:tcPr>
           <w:p>
             <w:pPr>
               <w:rPr>
                 <w:rFonts w:ascii="Times New Roman" w:hAnsi="Times New Roman" w:cs="Times New Roman"/>
-                <w:sz w:val="28"/>
-                <w:szCs w:val="28"/>
+                <w:sz w:val="32"/>
+                <w:szCs w:val="32"/>
               </w:rPr>
             </w:pPr>
             <w:r>
               <w:rPr>
                 <w:rFonts w:ascii="Times New Roman" w:hAnsi="Times New Roman" w:cs="Times New Roman"/>
-                <w:b/>
-                <w:bCs/>
-                <w:sz w:val="28"/>
-                <w:szCs w:val="28"/>
-              </w:rPr>
-              <w:t>Visualizations Summary</w:t>
+                <w:sz w:val="32"/>
+                <w:szCs w:val="32"/>
+              </w:rPr>
+              <w:t>Supervised Learning Models</w:t>
             </w:r>
           </w:p>
         </w:tc>
         <w:tc>
           <w:tcPr>
-            <w:tcW w:w="1281" w:type="dxa"/>
+            <w:tcW w:w="1551" w:type="dxa"/>
             <w:vAlign w:val="center"/>
           </w:tcPr>
           <w:p>
             <w:pPr>
               <w:rPr>
                 <w:rFonts w:ascii="Times New Roman" w:hAnsi="Times New Roman" w:cs="Times New Roman"/>
-                <w:sz w:val="28"/>
-                <w:szCs w:val="28"/>
+                <w:sz w:val="32"/>
+                <w:szCs w:val="32"/>
               </w:rPr>
             </w:pPr>
           </w:p>
@@ -1678,59 +1724,7 @@
       </w:tr>
       <w:tr>
         <w:trPr>
-          <w:trHeight w:val="432"/>
-        </w:trPr>
-        <w:tc>
-          <w:tcPr>
-            <w:tcW w:w="1165" w:type="dxa"/>
-            <w:vAlign w:val="center"/>
-          </w:tcPr>
-          <w:p>
-            <w:pPr>
-              <w:rPr>
-                <w:rFonts w:ascii="Times New Roman" w:hAnsi="Times New Roman" w:cs="Times New Roman"/>
-                <w:b/>
-                <w:bCs/>
-                <w:sz w:val="28"/>
-                <w:szCs w:val="28"/>
-              </w:rPr>
-            </w:pPr>
-          </w:p>
-        </w:tc>
-        <w:tc>
-          <w:tcPr>
-            <w:tcW w:w="8010" w:type="dxa"/>
-            <w:vAlign w:val="center"/>
-          </w:tcPr>
-          <w:p>
-            <w:pPr>
-              <w:rPr>
-                <w:rFonts w:ascii="Times New Roman" w:hAnsi="Times New Roman" w:cs="Times New Roman"/>
-                <w:sz w:val="28"/>
-                <w:szCs w:val="28"/>
-              </w:rPr>
-            </w:pPr>
-          </w:p>
-        </w:tc>
-        <w:tc>
-          <w:tcPr>
-            <w:tcW w:w="1281" w:type="dxa"/>
-            <w:vAlign w:val="center"/>
-          </w:tcPr>
-          <w:p>
-            <w:pPr>
-              <w:rPr>
-                <w:rFonts w:ascii="Times New Roman" w:hAnsi="Times New Roman" w:cs="Times New Roman"/>
-                <w:sz w:val="28"/>
-                <w:szCs w:val="28"/>
-              </w:rPr>
-            </w:pPr>
-          </w:p>
-        </w:tc>
-      </w:tr>
-      <w:tr>
-        <w:trPr>
-          <w:trHeight w:val="432"/>
+          <w:trHeight w:val="576"/>
         </w:trPr>
         <w:tc>
           <w:tcPr>
@@ -1744,8 +1738,8 @@
                 <w:rFonts w:ascii="Times New Roman" w:hAnsi="Times New Roman" w:cs="Times New Roman"/>
                 <w:b/>
                 <w:bCs/>
-                <w:sz w:val="28"/>
-                <w:szCs w:val="28"/>
+                <w:sz w:val="32"/>
+                <w:szCs w:val="32"/>
               </w:rPr>
             </w:pPr>
             <w:r>
@@ -1753,49 +1747,47 @@
                 <w:rFonts w:ascii="Times New Roman" w:hAnsi="Times New Roman" w:cs="Times New Roman"/>
                 <w:b/>
                 <w:bCs/>
-                <w:sz w:val="28"/>
-                <w:szCs w:val="28"/>
-              </w:rPr>
-              <w:t>6.</w:t>
+                <w:sz w:val="32"/>
+                <w:szCs w:val="32"/>
+              </w:rPr>
+              <w:t>10.</w:t>
             </w:r>
           </w:p>
         </w:tc>
         <w:tc>
           <w:tcPr>
-            <w:tcW w:w="8010" w:type="dxa"/>
+            <w:tcW w:w="7740" w:type="dxa"/>
             <w:vAlign w:val="center"/>
           </w:tcPr>
           <w:p>
             <w:pPr>
               <w:rPr>
                 <w:rFonts w:ascii="Times New Roman" w:hAnsi="Times New Roman" w:cs="Times New Roman"/>
-                <w:sz w:val="28"/>
-                <w:szCs w:val="28"/>
+                <w:sz w:val="32"/>
+                <w:szCs w:val="32"/>
               </w:rPr>
             </w:pPr>
             <w:r>
               <w:rPr>
                 <w:rFonts w:ascii="Times New Roman" w:hAnsi="Times New Roman" w:cs="Times New Roman"/>
-                <w:b/>
-                <w:bCs/>
-                <w:sz w:val="28"/>
-                <w:szCs w:val="28"/>
-              </w:rPr>
-              <w:t>Tools &amp; Technologies</w:t>
+                <w:sz w:val="32"/>
+                <w:szCs w:val="32"/>
+              </w:rPr>
+              <w:t>Classification Task</w:t>
             </w:r>
           </w:p>
         </w:tc>
         <w:tc>
           <w:tcPr>
-            <w:tcW w:w="1281" w:type="dxa"/>
+            <w:tcW w:w="1551" w:type="dxa"/>
             <w:vAlign w:val="center"/>
           </w:tcPr>
           <w:p>
             <w:pPr>
               <w:rPr>
                 <w:rFonts w:ascii="Times New Roman" w:hAnsi="Times New Roman" w:cs="Times New Roman"/>
-                <w:sz w:val="28"/>
-                <w:szCs w:val="28"/>
+                <w:sz w:val="32"/>
+                <w:szCs w:val="32"/>
               </w:rPr>
             </w:pPr>
           </w:p>
@@ -1803,7 +1795,7 @@
       </w:tr>
       <w:tr>
         <w:trPr>
-          <w:trHeight w:val="432"/>
+          <w:trHeight w:val="576"/>
         </w:trPr>
         <w:tc>
           <w:tcPr>
@@ -1817,15 +1809,25 @@
                 <w:rFonts w:ascii="Times New Roman" w:hAnsi="Times New Roman" w:cs="Times New Roman"/>
                 <w:b/>
                 <w:bCs/>
-                <w:sz w:val="28"/>
-                <w:szCs w:val="28"/>
+                <w:sz w:val="32"/>
+                <w:szCs w:val="32"/>
               </w:rPr>
             </w:pPr>
+            <w:r>
+              <w:rPr>
+                <w:rFonts w:ascii="Times New Roman" w:hAnsi="Times New Roman" w:cs="Times New Roman"/>
+                <w:b/>
+                <w:bCs/>
+                <w:sz w:val="32"/>
+                <w:szCs w:val="32"/>
+              </w:rPr>
+              <w:t>11.</w:t>
+            </w:r>
           </w:p>
         </w:tc>
         <w:tc>
           <w:tcPr>
-            <w:tcW w:w="8010" w:type="dxa"/>
+            <w:tcW w:w="7740" w:type="dxa"/>
             <w:vAlign w:val="center"/>
           </w:tcPr>
           <w:p>
@@ -1834,23 +1836,31 @@
                 <w:rFonts w:ascii="Times New Roman" w:hAnsi="Times New Roman" w:cs="Times New Roman"/>
                 <w:b/>
                 <w:bCs/>
-                <w:sz w:val="28"/>
-                <w:szCs w:val="28"/>
+                <w:sz w:val="32"/>
+                <w:szCs w:val="32"/>
               </w:rPr>
             </w:pPr>
+            <w:r>
+              <w:rPr>
+                <w:rFonts w:ascii="Times New Roman" w:hAnsi="Times New Roman" w:cs="Times New Roman"/>
+                <w:sz w:val="32"/>
+                <w:szCs w:val="32"/>
+              </w:rPr>
+              <w:t>Model Evaluation</w:t>
+            </w:r>
           </w:p>
         </w:tc>
         <w:tc>
           <w:tcPr>
-            <w:tcW w:w="1281" w:type="dxa"/>
+            <w:tcW w:w="1551" w:type="dxa"/>
             <w:vAlign w:val="center"/>
           </w:tcPr>
           <w:p>
             <w:pPr>
               <w:rPr>
                 <w:rFonts w:ascii="Times New Roman" w:hAnsi="Times New Roman" w:cs="Times New Roman"/>
-                <w:sz w:val="28"/>
-                <w:szCs w:val="28"/>
+                <w:sz w:val="32"/>
+                <w:szCs w:val="32"/>
               </w:rPr>
             </w:pPr>
           </w:p>
@@ -1858,7 +1868,7 @@
       </w:tr>
       <w:tr>
         <w:trPr>
-          <w:trHeight w:val="432"/>
+          <w:trHeight w:val="576"/>
         </w:trPr>
         <w:tc>
           <w:tcPr>
@@ -1872,8 +1882,8 @@
                 <w:rFonts w:ascii="Times New Roman" w:hAnsi="Times New Roman" w:cs="Times New Roman"/>
                 <w:b/>
                 <w:bCs/>
-                <w:sz w:val="28"/>
-                <w:szCs w:val="28"/>
+                <w:sz w:val="32"/>
+                <w:szCs w:val="32"/>
               </w:rPr>
             </w:pPr>
             <w:r>
@@ -1881,16 +1891,16 @@
                 <w:rFonts w:ascii="Times New Roman" w:hAnsi="Times New Roman" w:cs="Times New Roman"/>
                 <w:b/>
                 <w:bCs/>
-                <w:sz w:val="28"/>
-                <w:szCs w:val="28"/>
-              </w:rPr>
-              <w:t>7.</w:t>
+                <w:sz w:val="32"/>
+                <w:szCs w:val="32"/>
+              </w:rPr>
+              <w:t>12.</w:t>
             </w:r>
           </w:p>
         </w:tc>
         <w:tc>
           <w:tcPr>
-            <w:tcW w:w="8010" w:type="dxa"/>
+            <w:tcW w:w="7740" w:type="dxa"/>
             <w:vAlign w:val="center"/>
           </w:tcPr>
           <w:p>
@@ -1899,17 +1909,161 @@
                 <w:rFonts w:ascii="Times New Roman" w:hAnsi="Times New Roman" w:cs="Times New Roman"/>
                 <w:b/>
                 <w:bCs/>
-                <w:sz w:val="28"/>
-                <w:szCs w:val="28"/>
+                <w:sz w:val="32"/>
+                <w:szCs w:val="32"/>
               </w:rPr>
             </w:pPr>
             <w:r>
               <w:rPr>
                 <w:rFonts w:ascii="Times New Roman" w:hAnsi="Times New Roman" w:cs="Times New Roman"/>
+                <w:sz w:val="32"/>
+                <w:szCs w:val="32"/>
+              </w:rPr>
+              <w:t>Data Visualization</w:t>
+            </w:r>
+          </w:p>
+        </w:tc>
+        <w:tc>
+          <w:tcPr>
+            <w:tcW w:w="1551" w:type="dxa"/>
+            <w:vAlign w:val="center"/>
+          </w:tcPr>
+          <w:p>
+            <w:pPr>
+              <w:rPr>
+                <w:rFonts w:ascii="Times New Roman" w:hAnsi="Times New Roman" w:cs="Times New Roman"/>
+                <w:sz w:val="32"/>
+                <w:szCs w:val="32"/>
+              </w:rPr>
+            </w:pPr>
+          </w:p>
+        </w:tc>
+      </w:tr>
+      <w:tr>
+        <w:trPr>
+          <w:trHeight w:val="576"/>
+        </w:trPr>
+        <w:tc>
+          <w:tcPr>
+            <w:tcW w:w="1165" w:type="dxa"/>
+            <w:vAlign w:val="center"/>
+          </w:tcPr>
+          <w:p>
+            <w:pPr>
+              <w:jc w:val="center"/>
+              <w:rPr>
+                <w:rFonts w:ascii="Times New Roman" w:hAnsi="Times New Roman" w:cs="Times New Roman"/>
                 <w:b/>
                 <w:bCs/>
-                <w:sz w:val="28"/>
-                <w:szCs w:val="28"/>
+                <w:sz w:val="32"/>
+                <w:szCs w:val="32"/>
+              </w:rPr>
+            </w:pPr>
+            <w:r>
+              <w:rPr>
+                <w:rFonts w:ascii="Times New Roman" w:hAnsi="Times New Roman" w:cs="Times New Roman"/>
+                <w:b/>
+                <w:bCs/>
+                <w:sz w:val="32"/>
+                <w:szCs w:val="32"/>
+              </w:rPr>
+              <w:t>13.</w:t>
+            </w:r>
+          </w:p>
+        </w:tc>
+        <w:tc>
+          <w:tcPr>
+            <w:tcW w:w="7740" w:type="dxa"/>
+            <w:vAlign w:val="center"/>
+          </w:tcPr>
+          <w:p>
+            <w:pPr>
+              <w:rPr>
+                <w:rFonts w:ascii="Times New Roman" w:hAnsi="Times New Roman" w:cs="Times New Roman"/>
+                <w:b/>
+                <w:bCs/>
+                <w:sz w:val="32"/>
+                <w:szCs w:val="32"/>
+              </w:rPr>
+            </w:pPr>
+            <w:r>
+              <w:rPr>
+                <w:rFonts w:ascii="Times New Roman" w:hAnsi="Times New Roman" w:cs="Times New Roman"/>
+                <w:sz w:val="32"/>
+                <w:szCs w:val="32"/>
+              </w:rPr>
+              <w:t>Results &amp; Findings</w:t>
+            </w:r>
+          </w:p>
+        </w:tc>
+        <w:tc>
+          <w:tcPr>
+            <w:tcW w:w="1551" w:type="dxa"/>
+            <w:vAlign w:val="center"/>
+          </w:tcPr>
+          <w:p>
+            <w:pPr>
+              <w:rPr>
+                <w:rFonts w:ascii="Times New Roman" w:hAnsi="Times New Roman" w:cs="Times New Roman"/>
+                <w:sz w:val="32"/>
+                <w:szCs w:val="32"/>
+              </w:rPr>
+            </w:pPr>
+          </w:p>
+        </w:tc>
+      </w:tr>
+      <w:tr>
+        <w:trPr>
+          <w:trHeight w:val="576"/>
+        </w:trPr>
+        <w:tc>
+          <w:tcPr>
+            <w:tcW w:w="1165" w:type="dxa"/>
+            <w:vAlign w:val="center"/>
+          </w:tcPr>
+          <w:p>
+            <w:pPr>
+              <w:jc w:val="center"/>
+              <w:rPr>
+                <w:rFonts w:ascii="Times New Roman" w:hAnsi="Times New Roman" w:cs="Times New Roman"/>
+                <w:b/>
+                <w:bCs/>
+                <w:sz w:val="32"/>
+                <w:szCs w:val="32"/>
+              </w:rPr>
+            </w:pPr>
+            <w:r>
+              <w:rPr>
+                <w:rFonts w:ascii="Times New Roman" w:hAnsi="Times New Roman" w:cs="Times New Roman"/>
+                <w:b/>
+                <w:bCs/>
+                <w:sz w:val="32"/>
+                <w:szCs w:val="32"/>
+              </w:rPr>
+              <w:t>14.</w:t>
+            </w:r>
+          </w:p>
+        </w:tc>
+        <w:tc>
+          <w:tcPr>
+            <w:tcW w:w="7740" w:type="dxa"/>
+            <w:vAlign w:val="center"/>
+          </w:tcPr>
+          <w:p>
+            <w:pPr>
+              <w:rPr>
+                <w:rFonts w:ascii="Times New Roman" w:hAnsi="Times New Roman" w:cs="Times New Roman"/>
+                <w:b/>
+                <w:bCs/>
+                <w:sz w:val="32"/>
+                <w:szCs w:val="32"/>
+              </w:rPr>
+            </w:pPr>
+            <w:r>
+              <w:rPr>
+                <w:rFonts w:ascii="Times New Roman" w:hAnsi="Times New Roman" w:cs="Times New Roman"/>
+                <w:sz w:val="32"/>
+                <w:szCs w:val="32"/>
               </w:rPr>
               <w:t>Conclusion</w:t>
             </w:r>
@@ -1917,15 +2071,161 @@
         </w:tc>
         <w:tc>
           <w:tcPr>
-            <w:tcW w:w="1281" w:type="dxa"/>
+            <w:tcW w:w="1551" w:type="dxa"/>
             <w:vAlign w:val="center"/>
           </w:tcPr>
           <w:p>
             <w:pPr>
               <w:rPr>
                 <w:rFonts w:ascii="Times New Roman" w:hAnsi="Times New Roman" w:cs="Times New Roman"/>
-                <w:sz w:val="28"/>
-                <w:szCs w:val="28"/>
+                <w:sz w:val="32"/>
+                <w:szCs w:val="32"/>
+              </w:rPr>
+            </w:pPr>
+          </w:p>
+        </w:tc>
+      </w:tr>
+      <w:tr>
+        <w:trPr>
+          <w:trHeight w:val="576"/>
+        </w:trPr>
+        <w:tc>
+          <w:tcPr>
+            <w:tcW w:w="1165" w:type="dxa"/>
+            <w:vAlign w:val="center"/>
+          </w:tcPr>
+          <w:p>
+            <w:pPr>
+              <w:jc w:val="center"/>
+              <w:rPr>
+                <w:rFonts w:ascii="Times New Roman" w:hAnsi="Times New Roman" w:cs="Times New Roman"/>
+                <w:b/>
+                <w:bCs/>
+                <w:sz w:val="32"/>
+                <w:szCs w:val="32"/>
+              </w:rPr>
+            </w:pPr>
+            <w:r>
+              <w:rPr>
+                <w:rFonts w:ascii="Times New Roman" w:hAnsi="Times New Roman" w:cs="Times New Roman"/>
+                <w:b/>
+                <w:bCs/>
+                <w:sz w:val="32"/>
+                <w:szCs w:val="32"/>
+              </w:rPr>
+              <w:t>15.</w:t>
+            </w:r>
+          </w:p>
+        </w:tc>
+        <w:tc>
+          <w:tcPr>
+            <w:tcW w:w="7740" w:type="dxa"/>
+            <w:vAlign w:val="center"/>
+          </w:tcPr>
+          <w:p>
+            <w:pPr>
+              <w:rPr>
+                <w:rFonts w:ascii="Times New Roman" w:hAnsi="Times New Roman" w:cs="Times New Roman"/>
+                <w:b/>
+                <w:bCs/>
+                <w:sz w:val="32"/>
+                <w:szCs w:val="32"/>
+              </w:rPr>
+            </w:pPr>
+            <w:r>
+              <w:rPr>
+                <w:rFonts w:ascii="Times New Roman" w:hAnsi="Times New Roman" w:cs="Times New Roman"/>
+                <w:sz w:val="32"/>
+                <w:szCs w:val="32"/>
+              </w:rPr>
+              <w:t>Future Scope</w:t>
+            </w:r>
+          </w:p>
+        </w:tc>
+        <w:tc>
+          <w:tcPr>
+            <w:tcW w:w="1551" w:type="dxa"/>
+            <w:vAlign w:val="center"/>
+          </w:tcPr>
+          <w:p>
+            <w:pPr>
+              <w:rPr>
+                <w:rFonts w:ascii="Times New Roman" w:hAnsi="Times New Roman" w:cs="Times New Roman"/>
+                <w:sz w:val="32"/>
+                <w:szCs w:val="32"/>
+              </w:rPr>
+            </w:pPr>
+          </w:p>
+        </w:tc>
+      </w:tr>
+      <w:tr>
+        <w:trPr>
+          <w:trHeight w:val="576"/>
+        </w:trPr>
+        <w:tc>
+          <w:tcPr>
+            <w:tcW w:w="1165" w:type="dxa"/>
+            <w:vAlign w:val="center"/>
+          </w:tcPr>
+          <w:p>
+            <w:pPr>
+              <w:jc w:val="center"/>
+              <w:rPr>
+                <w:rFonts w:ascii="Times New Roman" w:hAnsi="Times New Roman" w:cs="Times New Roman"/>
+                <w:b/>
+                <w:bCs/>
+                <w:sz w:val="32"/>
+                <w:szCs w:val="32"/>
+              </w:rPr>
+            </w:pPr>
+            <w:r>
+              <w:rPr>
+                <w:rFonts w:ascii="Times New Roman" w:hAnsi="Times New Roman" w:cs="Times New Roman"/>
+                <w:b/>
+                <w:bCs/>
+                <w:sz w:val="32"/>
+                <w:szCs w:val="32"/>
+              </w:rPr>
+              <w:t>16.</w:t>
+            </w:r>
+          </w:p>
+        </w:tc>
+        <w:tc>
+          <w:tcPr>
+            <w:tcW w:w="7740" w:type="dxa"/>
+            <w:vAlign w:val="center"/>
+          </w:tcPr>
+          <w:p>
+            <w:pPr>
+              <w:rPr>
+                <w:rFonts w:ascii="Times New Roman" w:hAnsi="Times New Roman" w:cs="Times New Roman"/>
+                <w:b/>
+                <w:bCs/>
+                <w:sz w:val="32"/>
+                <w:szCs w:val="32"/>
+              </w:rPr>
+            </w:pPr>
+            <w:r>
+              <w:rPr>
+                <w:rFonts w:ascii="Times New Roman" w:hAnsi="Times New Roman" w:cs="Times New Roman"/>
+                <w:sz w:val="32"/>
+                <w:szCs w:val="32"/>
+              </w:rPr>
+              <w:t>References</w:t>
+            </w:r>
+          </w:p>
+        </w:tc>
+        <w:tc>
+          <w:tcPr>
+            <w:tcW w:w="1551" w:type="dxa"/>
+            <w:vAlign w:val="center"/>
+          </w:tcPr>
+          <w:p>
+            <w:pPr>
+              <w:rPr>
+                <w:rFonts w:ascii="Times New Roman" w:hAnsi="Times New Roman" w:cs="Times New Roman"/>
+                <w:sz w:val="32"/>
+                <w:szCs w:val="32"/>
               </w:rPr>
             </w:pPr>
           </w:p>
@@ -1960,42 +2260,8 @@
     </w:p>
     <w:p>
       <w:pPr>
-        <w:jc w:val="center"/>
-        <w:rPr>
-          <w:rFonts w:ascii="Times New Roman" w:hAnsi="Times New Roman" w:cs="Times New Roman"/>
-          <w:sz w:val="44"/>
-          <w:szCs w:val="44"/>
-          <w:u w:val="single"/>
-        </w:rPr>
-      </w:pPr>
-      <w:r>
-        <w:rPr>
-          <w:rFonts w:ascii="Times New Roman" w:hAnsi="Times New Roman" w:cs="Times New Roman"/>
-          <w:b/>
-          <w:bCs/>
-          <w:sz w:val="44"/>
-          <w:szCs w:val="44"/>
-          <w:u w:val="single"/>
-        </w:rPr>
-        <w:lastRenderedPageBreak/>
-        <w:t xml:space="preserve">Project </w:t>
-      </w:r>
-      <w:r>
-        <w:rPr>
-          <w:rFonts w:ascii="Times New Roman" w:hAnsi="Times New Roman" w:cs="Times New Roman"/>
-          <w:b/>
-          <w:bCs/>
-          <w:sz w:val="44"/>
-          <w:szCs w:val="44"/>
-          <w:u w:val="single"/>
-        </w:rPr>
-        <w:t>Report</w:t>
-      </w:r>
-    </w:p>
-    <w:p>
-      <w:pPr>
-        <w:spacing w:after="0" w:line="240" w:lineRule="auto"/>
-        <w:jc w:val="center"/>
+        <w:spacing w:after="0" w:line="276" w:lineRule="auto"/>
+        <w:jc w:val="both"/>
         <w:rPr>
           <w:rFonts w:ascii="Times New Roman" w:hAnsi="Times New Roman" w:cs="Times New Roman"/>
           <w:sz w:val="32"/>
@@ -2010,40 +2276,97 @@
           <w:sz w:val="32"/>
           <w:szCs w:val="32"/>
         </w:rPr>
-        <w:t>Project Title:</w:t>
-      </w:r>
-      <w:r>
-        <w:rPr>
-          <w:rFonts w:ascii="Times New Roman" w:hAnsi="Times New Roman" w:cs="Times New Roman"/>
+        <w:lastRenderedPageBreak/>
+        <w:t>1. Introduction</w:t>
+      </w:r>
+      <w:r>
+        <w:rPr>
+          <w:rFonts w:ascii="Times New Roman" w:hAnsi="Times New Roman" w:cs="Times New Roman"/>
+          <w:b/>
+          <w:bCs/>
           <w:sz w:val="32"/>
           <w:szCs w:val="32"/>
         </w:rPr>
-        <w:t xml:space="preserve"> </w:t>
-      </w:r>
-      <w:r>
+        <w:t>:</w:t>
+      </w:r>
+    </w:p>
+    <w:p>
+      <w:pPr>
+        <w:spacing w:line="276" w:lineRule="auto"/>
+        <w:ind w:firstLine="720"/>
+        <w:jc w:val="both"/>
+        <w:rPr>
+          <w:rFonts w:ascii="Times New Roman" w:hAnsi="Times New Roman" w:cs="Times New Roman"/>
+          <w:sz w:val="28"/>
+          <w:szCs w:val="28"/>
+        </w:rPr>
+      </w:pPr>
+      <w:r>
+        <w:rPr>
+          <w:rFonts w:ascii="Times New Roman" w:hAnsi="Times New Roman" w:cs="Times New Roman"/>
+          <w:sz w:val="28"/>
+          <w:szCs w:val="28"/>
+        </w:rPr>
+        <w:t xml:space="preserve">The advent of smartphones has integrated social media and digital screens deeply into daily life. While beneficial for connectivity, excessive screen time is increasingly linked to poor mental health, lack of sleep, and decreased productivity. This project </w:t>
+      </w:r>
+      <w:proofErr w:type="spellStart"/>
+      <w:r>
+        <w:rPr>
+          <w:rFonts w:ascii="Times New Roman" w:hAnsi="Times New Roman" w:cs="Times New Roman"/>
+          <w:sz w:val="28"/>
+          <w:szCs w:val="28"/>
+        </w:rPr>
+        <w:t>analyzes</w:t>
+      </w:r>
+      <w:proofErr w:type="spellEnd"/>
+      <w:r>
+        <w:rPr>
+          <w:rFonts w:ascii="Times New Roman" w:hAnsi="Times New Roman" w:cs="Times New Roman"/>
+          <w:sz w:val="28"/>
+          <w:szCs w:val="28"/>
+        </w:rPr>
+        <w:t xml:space="preserve"> a dataset containing user demographics and digital habits to uncover patterns between screen time, stress levels, and work productivity, providing data-driven insights into our modern digital </w:t>
+      </w:r>
+      <w:proofErr w:type="spellStart"/>
+      <w:r>
+        <w:rPr>
+          <w:rFonts w:ascii="Times New Roman" w:hAnsi="Times New Roman" w:cs="Times New Roman"/>
+          <w:sz w:val="28"/>
+          <w:szCs w:val="28"/>
+        </w:rPr>
+        <w:t>behaviors</w:t>
+      </w:r>
+      <w:proofErr w:type="spellEnd"/>
+      <w:r>
+        <w:rPr>
+          <w:rFonts w:ascii="Times New Roman" w:hAnsi="Times New Roman" w:cs="Times New Roman"/>
+          <w:sz w:val="28"/>
+          <w:szCs w:val="28"/>
+        </w:rPr>
+        <w:t>.</w:t>
+      </w:r>
+    </w:p>
+    <w:p>
+      <w:pPr>
+        <w:spacing w:after="0" w:line="276" w:lineRule="auto"/>
+        <w:jc w:val="both"/>
         <w:rPr>
           <w:rFonts w:ascii="Times New Roman" w:hAnsi="Times New Roman" w:cs="Times New Roman"/>
           <w:sz w:val="32"/>
           <w:szCs w:val="32"/>
         </w:rPr>
-        <w:t>Social Media Usage and Screen Time Analysis</w:t>
-      </w:r>
-    </w:p>
-    <w:p>
-      <w:pPr>
-        <w:spacing w:after="0" w:line="240" w:lineRule="auto"/>
-        <w:jc w:val="both"/>
-        <w:rPr>
-          <w:rFonts w:ascii="Times New Roman" w:hAnsi="Times New Roman" w:cs="Times New Roman"/>
+      </w:pPr>
+      <w:r>
+        <w:rPr>
+          <w:rFonts w:ascii="Times New Roman" w:hAnsi="Times New Roman" w:cs="Times New Roman"/>
+          <w:b/>
+          <w:bCs/>
           <w:sz w:val="32"/>
           <w:szCs w:val="32"/>
         </w:rPr>
-      </w:pPr>
-    </w:p>
-    <w:p>
-      <w:pPr>
-        <w:spacing w:line="240" w:lineRule="auto"/>
-        <w:jc w:val="both"/>
+        <w:t>2. Database Description</w:t>
+      </w:r>
+      <w:r>
         <w:rPr>
           <w:rFonts w:ascii="Times New Roman" w:hAnsi="Times New Roman" w:cs="Times New Roman"/>
           <w:b/>
@@ -2051,17 +2374,141 @@
           <w:sz w:val="32"/>
           <w:szCs w:val="32"/>
         </w:rPr>
-      </w:pPr>
-      <w:r>
-        <w:rPr>
-          <w:rFonts w:ascii="Times New Roman" w:hAnsi="Times New Roman" w:cs="Times New Roman"/>
-          <w:b/>
-          <w:bCs/>
+        <w:t>:</w:t>
+      </w:r>
+    </w:p>
+    <w:p>
+      <w:pPr>
+        <w:spacing w:after="0" w:line="276" w:lineRule="auto"/>
+        <w:ind w:firstLine="720"/>
+        <w:jc w:val="both"/>
+        <w:rPr>
+          <w:rFonts w:ascii="Times New Roman" w:hAnsi="Times New Roman" w:cs="Times New Roman"/>
+          <w:sz w:val="28"/>
+          <w:szCs w:val="28"/>
+        </w:rPr>
+      </w:pPr>
+      <w:r>
+        <w:rPr>
+          <w:rFonts w:ascii="Times New Roman" w:hAnsi="Times New Roman" w:cs="Times New Roman"/>
+          <w:sz w:val="28"/>
+          <w:szCs w:val="28"/>
+        </w:rPr>
+        <w:t>The dataset used for this analysis (`socialmedia_data.csv`) comprises comprehensive user profiles, capturing critical metrics:</w:t>
+      </w:r>
+    </w:p>
+    <w:p>
+      <w:pPr>
+        <w:pStyle w:val="ListParagraph"/>
+        <w:numPr>
+          <w:ilvl w:val="0"/>
+          <w:numId w:val="5"/>
+        </w:numPr>
+        <w:spacing w:after="0" w:line="276" w:lineRule="auto"/>
+        <w:jc w:val="both"/>
+        <w:rPr>
+          <w:rFonts w:ascii="Times New Roman" w:hAnsi="Times New Roman" w:cs="Times New Roman"/>
+          <w:sz w:val="28"/>
+          <w:szCs w:val="28"/>
+        </w:rPr>
+      </w:pPr>
+      <w:r>
+        <w:rPr>
+          <w:rFonts w:ascii="Times New Roman" w:hAnsi="Times New Roman" w:cs="Times New Roman"/>
+          <w:b/>
+          <w:bCs/>
+          <w:sz w:val="28"/>
+          <w:szCs w:val="28"/>
+        </w:rPr>
+        <w:t>Demographics:</w:t>
+      </w:r>
+      <w:r>
+        <w:rPr>
+          <w:rFonts w:ascii="Times New Roman" w:hAnsi="Times New Roman" w:cs="Times New Roman"/>
+          <w:sz w:val="28"/>
+          <w:szCs w:val="28"/>
+        </w:rPr>
+        <w:t xml:space="preserve"> Age, Gender, Occupation.</w:t>
+      </w:r>
+    </w:p>
+    <w:p>
+      <w:pPr>
+        <w:pStyle w:val="ListParagraph"/>
+        <w:numPr>
+          <w:ilvl w:val="0"/>
+          <w:numId w:val="5"/>
+        </w:numPr>
+        <w:spacing w:after="0" w:line="276" w:lineRule="auto"/>
+        <w:jc w:val="both"/>
+        <w:rPr>
+          <w:rFonts w:ascii="Times New Roman" w:hAnsi="Times New Roman" w:cs="Times New Roman"/>
+          <w:sz w:val="28"/>
+          <w:szCs w:val="28"/>
+        </w:rPr>
+      </w:pPr>
+      <w:r>
+        <w:rPr>
+          <w:rFonts w:ascii="Times New Roman" w:hAnsi="Times New Roman" w:cs="Times New Roman"/>
+          <w:b/>
+          <w:bCs/>
+          <w:sz w:val="28"/>
+          <w:szCs w:val="28"/>
+        </w:rPr>
+        <w:t>Digital Habits:</w:t>
+      </w:r>
+      <w:r>
+        <w:rPr>
+          <w:rFonts w:ascii="Times New Roman" w:hAnsi="Times New Roman" w:cs="Times New Roman"/>
+          <w:sz w:val="28"/>
+          <w:szCs w:val="28"/>
+        </w:rPr>
+        <w:t xml:space="preserve"> Daily Phone Hours, Social Media Hours, Weekend Screen Time Hours, Primary Device Type.</w:t>
+      </w:r>
+    </w:p>
+    <w:p>
+      <w:pPr>
+        <w:pStyle w:val="ListParagraph"/>
+        <w:numPr>
+          <w:ilvl w:val="0"/>
+          <w:numId w:val="5"/>
+        </w:numPr>
+        <w:spacing w:line="276" w:lineRule="auto"/>
+        <w:jc w:val="both"/>
+        <w:rPr>
+          <w:rFonts w:ascii="Times New Roman" w:hAnsi="Times New Roman" w:cs="Times New Roman"/>
+          <w:sz w:val="28"/>
+          <w:szCs w:val="28"/>
+        </w:rPr>
+      </w:pPr>
+      <w:r>
+        <w:rPr>
+          <w:rFonts w:ascii="Times New Roman" w:hAnsi="Times New Roman" w:cs="Times New Roman"/>
+          <w:b/>
+          <w:bCs/>
+          <w:sz w:val="28"/>
+          <w:szCs w:val="28"/>
+        </w:rPr>
+        <w:t>Lifestyle &amp; Wellbeing:</w:t>
+      </w:r>
+      <w:r>
+        <w:rPr>
+          <w:rFonts w:ascii="Times New Roman" w:hAnsi="Times New Roman" w:cs="Times New Roman"/>
+          <w:sz w:val="28"/>
+          <w:szCs w:val="28"/>
+        </w:rPr>
+        <w:t xml:space="preserve"> Sleep Hours, Work Productivity Score, Stress Level (1-10 scale).</w:t>
+      </w:r>
+    </w:p>
+    <w:p>
+      <w:pPr>
+        <w:spacing w:after="0" w:line="276" w:lineRule="auto"/>
+        <w:jc w:val="both"/>
+        <w:rPr>
+          <w:rFonts w:ascii="Times New Roman" w:hAnsi="Times New Roman" w:cs="Times New Roman"/>
           <w:sz w:val="32"/>
           <w:szCs w:val="32"/>
         </w:rPr>
-        <w:t>1. Executive Summary</w:t>
-      </w:r>
+      </w:pPr>
       <w:r>
         <w:rPr>
           <w:rFonts w:ascii="Times New Roman" w:hAnsi="Times New Roman" w:cs="Times New Roman"/>
@@ -2070,12 +2517,22 @@
           <w:sz w:val="32"/>
           <w:szCs w:val="32"/>
         </w:rPr>
+        <w:t>3. Data Understanding</w:t>
+      </w:r>
+      <w:r>
+        <w:rPr>
+          <w:rFonts w:ascii="Times New Roman" w:hAnsi="Times New Roman" w:cs="Times New Roman"/>
+          <w:b/>
+          <w:bCs/>
+          <w:sz w:val="32"/>
+          <w:szCs w:val="32"/>
+        </w:rPr>
         <w:t>:</w:t>
       </w:r>
     </w:p>
     <w:p>
       <w:pPr>
-        <w:spacing w:after="0" w:line="240" w:lineRule="auto"/>
+        <w:spacing w:line="276" w:lineRule="auto"/>
         <w:ind w:firstLine="720"/>
         <w:jc w:val="both"/>
         <w:rPr>
@@ -2090,65 +2547,33 @@
           <w:sz w:val="28"/>
           <w:szCs w:val="28"/>
         </w:rPr>
-        <w:t xml:space="preserve">This report summarizes the Exploratory Data Analysis (EDA) performed on the </w:t>
-      </w:r>
-    </w:p>
-    <w:p>
-      <w:pPr>
-        <w:spacing w:after="0" w:line="240" w:lineRule="auto"/>
+        <w:t xml:space="preserve">Initial exploration of the dataset reveals wide variations in digital consumption across different demographic sectors. By </w:t>
+      </w:r>
+      <w:proofErr w:type="spellStart"/>
+      <w:r>
+        <w:rPr>
+          <w:rFonts w:ascii="Times New Roman" w:hAnsi="Times New Roman" w:cs="Times New Roman"/>
+          <w:sz w:val="28"/>
+          <w:szCs w:val="28"/>
+        </w:rPr>
+        <w:t>analyzing</w:t>
+      </w:r>
+      <w:proofErr w:type="spellEnd"/>
+      <w:r>
+        <w:rPr>
+          <w:rFonts w:ascii="Times New Roman" w:hAnsi="Times New Roman" w:cs="Times New Roman"/>
+          <w:sz w:val="28"/>
+          <w:szCs w:val="28"/>
+        </w:rPr>
+        <w:t xml:space="preserve"> average daily phone hours, social media hours, and sleep patterns, we establish a baseline understanding of "normal" usage and recognize the immediate trade-offs users make between screen time and essential recovery (sleep).</w:t>
+      </w:r>
+    </w:p>
+    <w:p>
+      <w:pPr>
+        <w:spacing w:after="0" w:line="276" w:lineRule="auto"/>
         <w:jc w:val="both"/>
         <w:rPr>
           <w:rFonts w:ascii="Times New Roman" w:hAnsi="Times New Roman" w:cs="Times New Roman"/>
-          <w:sz w:val="28"/>
-          <w:szCs w:val="28"/>
-        </w:rPr>
-      </w:pPr>
-      <w:r>
-        <w:rPr>
-          <w:rFonts w:ascii="Times New Roman" w:hAnsi="Times New Roman" w:cs="Times New Roman"/>
-          <w:sz w:val="28"/>
-          <w:szCs w:val="28"/>
-        </w:rPr>
-        <w:t>"</w:t>
-      </w:r>
-      <w:r>
-        <w:rPr>
-          <w:rFonts w:ascii="Times New Roman" w:hAnsi="Times New Roman" w:cs="Times New Roman"/>
-          <w:b/>
-          <w:bCs/>
-          <w:sz w:val="28"/>
-          <w:szCs w:val="28"/>
-        </w:rPr>
-        <w:t>Social Media Usage and Screen Time</w:t>
-      </w:r>
-      <w:r>
-        <w:rPr>
-          <w:rFonts w:ascii="Times New Roman" w:hAnsi="Times New Roman" w:cs="Times New Roman"/>
-          <w:sz w:val="28"/>
-          <w:szCs w:val="28"/>
-        </w:rPr>
-        <w:t>" dataset. The goal of this analysis was to uncover patterns, trends, and correlations between user demographics, screen time habits, and their corresponding effects on well-being parameters such as sleep and stress.</w:t>
-      </w:r>
-    </w:p>
-    <w:p>
-      <w:pPr>
-        <w:spacing w:after="0" w:line="240" w:lineRule="auto"/>
-        <w:jc w:val="both"/>
-        <w:rPr>
-          <w:rFonts w:ascii="Times New Roman" w:hAnsi="Times New Roman" w:cs="Times New Roman"/>
-          <w:sz w:val="28"/>
-          <w:szCs w:val="28"/>
-        </w:rPr>
-      </w:pPr>
-    </w:p>
-    <w:p>
-      <w:pPr>
-        <w:spacing w:line="240" w:lineRule="auto"/>
-        <w:jc w:val="both"/>
-        <w:rPr>
-          <w:rFonts w:ascii="Times New Roman" w:hAnsi="Times New Roman" w:cs="Times New Roman"/>
-          <w:b/>
-          <w:bCs/>
           <w:sz w:val="32"/>
           <w:szCs w:val="32"/>
         </w:rPr>
@@ -2161,7 +2586,7 @@
           <w:sz w:val="32"/>
           <w:szCs w:val="32"/>
         </w:rPr>
-        <w:t>2. Dataset Overview</w:t>
+        <w:t>4. Exploratory Data Analysis (EDA)</w:t>
       </w:r>
       <w:r>
         <w:rPr>
@@ -2176,7 +2601,7 @@
     </w:p>
     <w:p>
       <w:pPr>
-        <w:spacing w:after="0" w:line="240" w:lineRule="auto"/>
+        <w:spacing w:line="276" w:lineRule="auto"/>
         <w:ind w:firstLine="720"/>
         <w:jc w:val="both"/>
         <w:rPr>
@@ -2191,25 +2616,7 @@
           <w:sz w:val="28"/>
           <w:szCs w:val="28"/>
         </w:rPr>
-        <w:t xml:space="preserve">The analysis was conducted on a dataset containing </w:t>
-      </w:r>
-      <w:r>
-        <w:rPr>
-          <w:rFonts w:ascii="Times New Roman" w:hAnsi="Times New Roman" w:cs="Times New Roman"/>
-          <w:b/>
-          <w:bCs/>
-          <w:sz w:val="28"/>
-          <w:szCs w:val="28"/>
-        </w:rPr>
-        <w:t>50,000 user</w:t>
-      </w:r>
-      <w:r>
-        <w:rPr>
-          <w:rFonts w:ascii="Times New Roman" w:hAnsi="Times New Roman" w:cs="Times New Roman"/>
-          <w:sz w:val="28"/>
-          <w:szCs w:val="28"/>
-        </w:rPr>
-        <w:t xml:space="preserve"> records. The dataset includes 13 distinct features encompassing demographic details (Age, Gender, Occupation) and </w:t>
+        <w:t xml:space="preserve">EDA forms the foundation of this report, summarizing the main characteristics of the dataset. Key summary statistics provide a high-level view of the user base, laying the groundwork for more complex correlational and predictive </w:t>
       </w:r>
       <w:proofErr w:type="spellStart"/>
       <w:r>
@@ -2218,6 +2625,1253 @@
           <w:sz w:val="28"/>
           <w:szCs w:val="28"/>
         </w:rPr>
+        <w:t>modeling</w:t>
+      </w:r>
+      <w:proofErr w:type="spellEnd"/>
+      <w:r>
+        <w:rPr>
+          <w:rFonts w:ascii="Times New Roman" w:hAnsi="Times New Roman" w:cs="Times New Roman"/>
+          <w:sz w:val="28"/>
+          <w:szCs w:val="28"/>
+        </w:rPr>
+        <w:t>.</w:t>
+      </w:r>
+    </w:p>
+    <w:p>
+      <w:pPr>
+        <w:spacing w:after="0" w:line="276" w:lineRule="auto"/>
+        <w:jc w:val="both"/>
+        <w:rPr>
+          <w:rFonts w:ascii="Times New Roman" w:hAnsi="Times New Roman" w:cs="Times New Roman"/>
+          <w:sz w:val="32"/>
+          <w:szCs w:val="32"/>
+        </w:rPr>
+      </w:pPr>
+      <w:r>
+        <w:rPr>
+          <w:rFonts w:ascii="Times New Roman" w:hAnsi="Times New Roman" w:cs="Times New Roman"/>
+          <w:b/>
+          <w:bCs/>
+          <w:sz w:val="32"/>
+          <w:szCs w:val="32"/>
+        </w:rPr>
+        <w:t>5. Handling Missing values &amp; Outliers</w:t>
+      </w:r>
+      <w:r>
+        <w:rPr>
+          <w:rFonts w:ascii="Times New Roman" w:hAnsi="Times New Roman" w:cs="Times New Roman"/>
+          <w:b/>
+          <w:bCs/>
+          <w:sz w:val="32"/>
+          <w:szCs w:val="32"/>
+        </w:rPr>
+        <w:t>:</w:t>
+      </w:r>
+    </w:p>
+    <w:p>
+      <w:pPr>
+        <w:spacing w:line="276" w:lineRule="auto"/>
+        <w:ind w:firstLine="720"/>
+        <w:jc w:val="both"/>
+        <w:rPr>
+          <w:rFonts w:ascii="Times New Roman" w:hAnsi="Times New Roman" w:cs="Times New Roman"/>
+          <w:sz w:val="28"/>
+          <w:szCs w:val="28"/>
+        </w:rPr>
+      </w:pPr>
+      <w:r>
+        <w:rPr>
+          <w:rFonts w:ascii="Times New Roman" w:hAnsi="Times New Roman" w:cs="Times New Roman"/>
+          <w:sz w:val="28"/>
+          <w:szCs w:val="28"/>
+        </w:rPr>
+        <w:t>Before in-depth analysis, the dataset underwent strict preprocessing. The `</w:t>
+      </w:r>
+      <w:proofErr w:type="spellStart"/>
+      <w:r>
+        <w:rPr>
+          <w:rFonts w:ascii="Times New Roman" w:hAnsi="Times New Roman" w:cs="Times New Roman"/>
+          <w:sz w:val="28"/>
+          <w:szCs w:val="28"/>
+        </w:rPr>
+        <w:t>clean_</w:t>
+      </w:r>
+      <w:proofErr w:type="gramStart"/>
+      <w:r>
+        <w:rPr>
+          <w:rFonts w:ascii="Times New Roman" w:hAnsi="Times New Roman" w:cs="Times New Roman"/>
+          <w:sz w:val="28"/>
+          <w:szCs w:val="28"/>
+        </w:rPr>
+        <w:t>data</w:t>
+      </w:r>
+      <w:proofErr w:type="spellEnd"/>
+      <w:r>
+        <w:rPr>
+          <w:rFonts w:ascii="Times New Roman" w:hAnsi="Times New Roman" w:cs="Times New Roman"/>
+          <w:sz w:val="28"/>
+          <w:szCs w:val="28"/>
+        </w:rPr>
+        <w:t>(</w:t>
+      </w:r>
+      <w:proofErr w:type="gramEnd"/>
+      <w:r>
+        <w:rPr>
+          <w:rFonts w:ascii="Times New Roman" w:hAnsi="Times New Roman" w:cs="Times New Roman"/>
+          <w:sz w:val="28"/>
+          <w:szCs w:val="28"/>
+        </w:rPr>
+        <w:t>)` function ensures data integrity by identifying and summarizing any missing values (nulls) and stripping the dataset of any duplicate user entries (`</w:t>
+      </w:r>
+      <w:proofErr w:type="spellStart"/>
+      <w:r>
+        <w:rPr>
+          <w:rFonts w:ascii="Times New Roman" w:hAnsi="Times New Roman" w:cs="Times New Roman"/>
+          <w:sz w:val="28"/>
+          <w:szCs w:val="28"/>
+        </w:rPr>
+        <w:t>User_ID</w:t>
+      </w:r>
+      <w:proofErr w:type="spellEnd"/>
+      <w:r>
+        <w:rPr>
+          <w:rFonts w:ascii="Times New Roman" w:hAnsi="Times New Roman" w:cs="Times New Roman"/>
+          <w:sz w:val="28"/>
+          <w:szCs w:val="28"/>
+        </w:rPr>
+        <w:t>`), ensuring every data point represents a unique user profile.</w:t>
+      </w:r>
+    </w:p>
+    <w:p>
+      <w:pPr>
+        <w:jc w:val="both"/>
+        <w:rPr>
+          <w:rFonts w:ascii="Times New Roman" w:hAnsi="Times New Roman" w:cs="Times New Roman"/>
+          <w:b/>
+          <w:bCs/>
+          <w:sz w:val="32"/>
+          <w:szCs w:val="32"/>
+        </w:rPr>
+      </w:pPr>
+      <w:r>
+        <w:rPr>
+          <w:rFonts w:ascii="Times New Roman" w:hAnsi="Times New Roman" w:cs="Times New Roman"/>
+          <w:b/>
+          <w:bCs/>
+          <w:sz w:val="32"/>
+          <w:szCs w:val="32"/>
+        </w:rPr>
+        <w:br w:type="page"/>
+      </w:r>
+    </w:p>
+    <w:p>
+      <w:pPr>
+        <w:spacing w:after="0" w:line="276" w:lineRule="auto"/>
+        <w:jc w:val="both"/>
+        <w:rPr>
+          <w:rFonts w:ascii="Times New Roman" w:hAnsi="Times New Roman" w:cs="Times New Roman"/>
+          <w:sz w:val="32"/>
+          <w:szCs w:val="32"/>
+        </w:rPr>
+      </w:pPr>
+      <w:r>
+        <w:rPr>
+          <w:rFonts w:ascii="Times New Roman" w:hAnsi="Times New Roman" w:cs="Times New Roman"/>
+          <w:b/>
+          <w:bCs/>
+          <w:sz w:val="32"/>
+          <w:szCs w:val="32"/>
+        </w:rPr>
+        <w:lastRenderedPageBreak/>
+        <w:t>6. Spread &amp; Distribution of Data</w:t>
+      </w:r>
+      <w:r>
+        <w:rPr>
+          <w:rFonts w:ascii="Times New Roman" w:hAnsi="Times New Roman" w:cs="Times New Roman"/>
+          <w:b/>
+          <w:bCs/>
+          <w:sz w:val="32"/>
+          <w:szCs w:val="32"/>
+        </w:rPr>
+        <w:t>:</w:t>
+      </w:r>
+    </w:p>
+    <w:p>
+      <w:pPr>
+        <w:spacing w:after="0" w:line="276" w:lineRule="auto"/>
+        <w:ind w:firstLine="360"/>
+        <w:jc w:val="both"/>
+        <w:rPr>
+          <w:rFonts w:ascii="Times New Roman" w:hAnsi="Times New Roman" w:cs="Times New Roman"/>
+          <w:sz w:val="28"/>
+          <w:szCs w:val="28"/>
+        </w:rPr>
+      </w:pPr>
+      <w:r>
+        <w:rPr>
+          <w:rFonts w:ascii="Times New Roman" w:hAnsi="Times New Roman" w:cs="Times New Roman"/>
+          <w:sz w:val="28"/>
+          <w:szCs w:val="28"/>
+        </w:rPr>
+        <w:t>The dataset features a wide distribution across age groups, professional roles, and tech habits. To quantify this spread, Feature Engineering was applied to standardize certain metrics for analysis:</w:t>
+      </w:r>
+    </w:p>
+    <w:p>
+      <w:pPr>
+        <w:pStyle w:val="ListParagraph"/>
+        <w:numPr>
+          <w:ilvl w:val="0"/>
+          <w:numId w:val="6"/>
+        </w:numPr>
+        <w:spacing w:after="0" w:line="276" w:lineRule="auto"/>
+        <w:jc w:val="both"/>
+        <w:rPr>
+          <w:rFonts w:ascii="Times New Roman" w:hAnsi="Times New Roman" w:cs="Times New Roman"/>
+          <w:sz w:val="28"/>
+          <w:szCs w:val="28"/>
+        </w:rPr>
+      </w:pPr>
+      <w:r>
+        <w:rPr>
+          <w:rFonts w:ascii="Times New Roman" w:hAnsi="Times New Roman" w:cs="Times New Roman"/>
+          <w:b/>
+          <w:bCs/>
+          <w:sz w:val="28"/>
+          <w:szCs w:val="28"/>
+        </w:rPr>
+        <w:t>High Stress Flagging:</w:t>
+      </w:r>
+      <w:r>
+        <w:rPr>
+          <w:rFonts w:ascii="Times New Roman" w:hAnsi="Times New Roman" w:cs="Times New Roman"/>
+          <w:sz w:val="28"/>
+          <w:szCs w:val="28"/>
+        </w:rPr>
+        <w:t xml:space="preserve"> Transforming numerical stress scores into a binary "High Stress" label (Yes/No) for users scoring a 7 or above.</w:t>
+      </w:r>
+    </w:p>
+    <w:p>
+      <w:pPr>
+        <w:pStyle w:val="ListParagraph"/>
+        <w:numPr>
+          <w:ilvl w:val="0"/>
+          <w:numId w:val="6"/>
+        </w:numPr>
+        <w:spacing w:line="276" w:lineRule="auto"/>
+        <w:jc w:val="both"/>
+        <w:rPr>
+          <w:rFonts w:ascii="Times New Roman" w:hAnsi="Times New Roman" w:cs="Times New Roman"/>
+          <w:sz w:val="28"/>
+          <w:szCs w:val="28"/>
+        </w:rPr>
+      </w:pPr>
+      <w:r>
+        <w:rPr>
+          <w:rFonts w:ascii="Times New Roman" w:hAnsi="Times New Roman" w:cs="Times New Roman"/>
+          <w:b/>
+          <w:bCs/>
+          <w:sz w:val="28"/>
+          <w:szCs w:val="28"/>
+        </w:rPr>
+        <w:t>Estimated Weekly Screen Time:</w:t>
+      </w:r>
+      <w:r>
+        <w:rPr>
+          <w:rFonts w:ascii="Times New Roman" w:hAnsi="Times New Roman" w:cs="Times New Roman"/>
+          <w:sz w:val="28"/>
+          <w:szCs w:val="28"/>
+        </w:rPr>
+        <w:t xml:space="preserve"> A derived metric aggregating weekday and weekend hours to reflect total weekly digital exposure.</w:t>
+      </w:r>
+    </w:p>
+    <w:p>
+      <w:pPr>
+        <w:spacing w:after="0" w:line="276" w:lineRule="auto"/>
+        <w:jc w:val="both"/>
+        <w:rPr>
+          <w:rFonts w:ascii="Times New Roman" w:hAnsi="Times New Roman" w:cs="Times New Roman"/>
+          <w:sz w:val="32"/>
+          <w:szCs w:val="32"/>
+        </w:rPr>
+      </w:pPr>
+      <w:r>
+        <w:rPr>
+          <w:rFonts w:ascii="Times New Roman" w:hAnsi="Times New Roman" w:cs="Times New Roman"/>
+          <w:b/>
+          <w:bCs/>
+          <w:sz w:val="32"/>
+          <w:szCs w:val="32"/>
+        </w:rPr>
+        <w:t>7. Automating EDA</w:t>
+      </w:r>
+      <w:r>
+        <w:rPr>
+          <w:rFonts w:ascii="Times New Roman" w:hAnsi="Times New Roman" w:cs="Times New Roman"/>
+          <w:b/>
+          <w:bCs/>
+          <w:sz w:val="32"/>
+          <w:szCs w:val="32"/>
+        </w:rPr>
+        <w:t>:</w:t>
+      </w:r>
+    </w:p>
+    <w:p>
+      <w:pPr>
+        <w:spacing w:line="276" w:lineRule="auto"/>
+        <w:ind w:firstLine="720"/>
+        <w:jc w:val="both"/>
+        <w:rPr>
+          <w:rFonts w:ascii="Times New Roman" w:hAnsi="Times New Roman" w:cs="Times New Roman"/>
+          <w:sz w:val="28"/>
+          <w:szCs w:val="28"/>
+        </w:rPr>
+      </w:pPr>
+      <w:r>
+        <w:rPr>
+          <w:rFonts w:ascii="Times New Roman" w:hAnsi="Times New Roman" w:cs="Times New Roman"/>
+          <w:sz w:val="28"/>
+          <w:szCs w:val="28"/>
+        </w:rPr>
+        <w:t>To streamline the analysis process, an interactive Python script (`</w:t>
+      </w:r>
+      <w:r>
+        <w:rPr>
+          <w:rFonts w:ascii="Times New Roman" w:hAnsi="Times New Roman" w:cs="Times New Roman"/>
+          <w:b/>
+          <w:bCs/>
+          <w:sz w:val="28"/>
+          <w:szCs w:val="28"/>
+        </w:rPr>
+        <w:t>socialmedia_analysis.py</w:t>
+      </w:r>
+      <w:r>
+        <w:rPr>
+          <w:rFonts w:ascii="Times New Roman" w:hAnsi="Times New Roman" w:cs="Times New Roman"/>
+          <w:sz w:val="28"/>
+          <w:szCs w:val="28"/>
+        </w:rPr>
+        <w:t>`) was developed. This script automates routine EDA tasks, allowing the user to select specific analyses (e.g., Usage by Occupation, Sleep vs. Stress Level) from a command-line interface, instantly computing and returning the relevant metrics without manual data manipulation.</w:t>
+      </w:r>
+    </w:p>
+    <w:p>
+      <w:pPr>
+        <w:spacing w:after="0" w:line="276" w:lineRule="auto"/>
+        <w:jc w:val="both"/>
+        <w:rPr>
+          <w:rFonts w:ascii="Times New Roman" w:hAnsi="Times New Roman" w:cs="Times New Roman"/>
+          <w:sz w:val="32"/>
+          <w:szCs w:val="32"/>
+        </w:rPr>
+      </w:pPr>
+      <w:r>
+        <w:rPr>
+          <w:rFonts w:ascii="Times New Roman" w:hAnsi="Times New Roman" w:cs="Times New Roman"/>
+          <w:b/>
+          <w:bCs/>
+          <w:sz w:val="32"/>
+          <w:szCs w:val="32"/>
+        </w:rPr>
+        <w:t>8. Regression Analysis:</w:t>
+      </w:r>
+    </w:p>
+    <w:p>
+      <w:pPr>
+        <w:spacing w:after="0" w:line="276" w:lineRule="auto"/>
+        <w:ind w:firstLine="720"/>
+        <w:jc w:val="both"/>
+        <w:rPr>
+          <w:rFonts w:ascii="Times New Roman" w:hAnsi="Times New Roman" w:cs="Times New Roman"/>
+          <w:sz w:val="28"/>
+          <w:szCs w:val="28"/>
+        </w:rPr>
+      </w:pPr>
+      <w:r>
+        <w:rPr>
+          <w:rFonts w:ascii="Times New Roman" w:hAnsi="Times New Roman" w:cs="Times New Roman"/>
+          <w:sz w:val="28"/>
+          <w:szCs w:val="28"/>
+        </w:rPr>
+        <w:t xml:space="preserve">To predict continuous numerical outcomes, a Multiple Linear Regression model was implemented. </w:t>
+      </w:r>
+    </w:p>
+    <w:p>
+      <w:pPr>
+        <w:pStyle w:val="ListParagraph"/>
+        <w:numPr>
+          <w:ilvl w:val="0"/>
+          <w:numId w:val="7"/>
+        </w:numPr>
+        <w:spacing w:after="0" w:line="276" w:lineRule="auto"/>
+        <w:jc w:val="both"/>
+        <w:rPr>
+          <w:rFonts w:ascii="Times New Roman" w:hAnsi="Times New Roman" w:cs="Times New Roman"/>
+          <w:sz w:val="28"/>
+          <w:szCs w:val="28"/>
+        </w:rPr>
+      </w:pPr>
+      <w:r>
+        <w:rPr>
+          <w:rFonts w:ascii="Times New Roman" w:hAnsi="Times New Roman" w:cs="Times New Roman"/>
+          <w:b/>
+          <w:bCs/>
+          <w:sz w:val="28"/>
+          <w:szCs w:val="28"/>
+        </w:rPr>
+        <w:t>Goal:</w:t>
+      </w:r>
+      <w:r>
+        <w:rPr>
+          <w:rFonts w:ascii="Times New Roman" w:hAnsi="Times New Roman" w:cs="Times New Roman"/>
+          <w:sz w:val="28"/>
+          <w:szCs w:val="28"/>
+        </w:rPr>
+        <w:t xml:space="preserve"> Predict `</w:t>
+      </w:r>
+      <w:proofErr w:type="spellStart"/>
+      <w:r>
+        <w:rPr>
+          <w:rFonts w:ascii="Times New Roman" w:hAnsi="Times New Roman" w:cs="Times New Roman"/>
+          <w:sz w:val="28"/>
+          <w:szCs w:val="28"/>
+        </w:rPr>
+        <w:t>Daily_Phone_Hours</w:t>
+      </w:r>
+      <w:proofErr w:type="spellEnd"/>
+      <w:r>
+        <w:rPr>
+          <w:rFonts w:ascii="Times New Roman" w:hAnsi="Times New Roman" w:cs="Times New Roman"/>
+          <w:sz w:val="28"/>
+          <w:szCs w:val="28"/>
+        </w:rPr>
+        <w:t>`.</w:t>
+      </w:r>
+    </w:p>
+    <w:p>
+      <w:pPr>
+        <w:pStyle w:val="ListParagraph"/>
+        <w:numPr>
+          <w:ilvl w:val="0"/>
+          <w:numId w:val="7"/>
+        </w:numPr>
+        <w:spacing w:after="0" w:line="276" w:lineRule="auto"/>
+        <w:jc w:val="both"/>
+        <w:rPr>
+          <w:rFonts w:ascii="Times New Roman" w:hAnsi="Times New Roman" w:cs="Times New Roman"/>
+          <w:sz w:val="28"/>
+          <w:szCs w:val="28"/>
+        </w:rPr>
+      </w:pPr>
+      <w:r>
+        <w:rPr>
+          <w:rFonts w:ascii="Times New Roman" w:hAnsi="Times New Roman" w:cs="Times New Roman"/>
+          <w:b/>
+          <w:bCs/>
+          <w:sz w:val="28"/>
+          <w:szCs w:val="28"/>
+        </w:rPr>
+        <w:t>Features Used:</w:t>
+      </w:r>
+      <w:r>
+        <w:rPr>
+          <w:rFonts w:ascii="Times New Roman" w:hAnsi="Times New Roman" w:cs="Times New Roman"/>
+          <w:sz w:val="28"/>
+          <w:szCs w:val="28"/>
+        </w:rPr>
+        <w:t xml:space="preserve"> Age, Gender, Occupation, Social Media Hours, Sleep Hours, and Stress Level.</w:t>
+      </w:r>
+    </w:p>
+    <w:p>
+      <w:pPr>
+        <w:pStyle w:val="ListParagraph"/>
+        <w:numPr>
+          <w:ilvl w:val="0"/>
+          <w:numId w:val="7"/>
+        </w:numPr>
+        <w:spacing w:line="276" w:lineRule="auto"/>
+        <w:jc w:val="both"/>
+        <w:rPr>
+          <w:rFonts w:ascii="Times New Roman" w:hAnsi="Times New Roman" w:cs="Times New Roman"/>
+          <w:sz w:val="28"/>
+          <w:szCs w:val="28"/>
+        </w:rPr>
+      </w:pPr>
+      <w:r>
+        <w:rPr>
+          <w:rFonts w:ascii="Times New Roman" w:hAnsi="Times New Roman" w:cs="Times New Roman"/>
+          <w:b/>
+          <w:bCs/>
+          <w:sz w:val="28"/>
+          <w:szCs w:val="28"/>
+        </w:rPr>
+        <w:t>Process:</w:t>
+      </w:r>
+      <w:r>
+        <w:rPr>
+          <w:rFonts w:ascii="Times New Roman" w:hAnsi="Times New Roman" w:cs="Times New Roman"/>
+          <w:sz w:val="28"/>
+          <w:szCs w:val="28"/>
+        </w:rPr>
+        <w:t xml:space="preserve"> Categorical variables were label-encoded. The dataset was split 80/20 for training and testing. The model identifies linear relationships, utilizing coefficients to determine the weight each feature has on predicting total daily phone usage.</w:t>
+      </w:r>
+      <w:r>
+        <w:rPr>
+          <w:rFonts w:ascii="Times New Roman" w:hAnsi="Times New Roman" w:cs="Times New Roman"/>
+          <w:sz w:val="28"/>
+          <w:szCs w:val="28"/>
+        </w:rPr>
+        <w:t>\</w:t>
+      </w:r>
+    </w:p>
+    <w:p>
+      <w:pPr>
+        <w:spacing w:after="0" w:line="276" w:lineRule="auto"/>
+        <w:jc w:val="both"/>
+        <w:rPr>
+          <w:rFonts w:ascii="Times New Roman" w:hAnsi="Times New Roman" w:cs="Times New Roman"/>
+          <w:sz w:val="32"/>
+          <w:szCs w:val="32"/>
+        </w:rPr>
+      </w:pPr>
+      <w:r>
+        <w:rPr>
+          <w:rFonts w:ascii="Times New Roman" w:hAnsi="Times New Roman" w:cs="Times New Roman"/>
+          <w:b/>
+          <w:bCs/>
+          <w:sz w:val="32"/>
+          <w:szCs w:val="32"/>
+        </w:rPr>
+        <w:t>9. Supervised Learning Models:</w:t>
+      </w:r>
+    </w:p>
+    <w:p>
+      <w:pPr>
+        <w:spacing w:line="276" w:lineRule="auto"/>
+        <w:ind w:firstLine="720"/>
+        <w:jc w:val="both"/>
+        <w:rPr>
+          <w:rFonts w:ascii="Times New Roman" w:hAnsi="Times New Roman" w:cs="Times New Roman"/>
+          <w:sz w:val="28"/>
+          <w:szCs w:val="28"/>
+        </w:rPr>
+      </w:pPr>
+      <w:r>
+        <w:rPr>
+          <w:rFonts w:ascii="Times New Roman" w:hAnsi="Times New Roman" w:cs="Times New Roman"/>
+          <w:sz w:val="28"/>
+          <w:szCs w:val="28"/>
+        </w:rPr>
+        <w:t>Moving beyond descriptive statistics, the project leverages supervised machine learning techniques (algorithms that map an input to an output based on example input-output pairs). The two primary algorithms utilized in this project are Linear Regression (for continuous value prediction) and Random Forest Classification (for categorical classification).</w:t>
+      </w:r>
+    </w:p>
+    <w:p>
+      <w:pPr>
+        <w:spacing w:after="0" w:line="276" w:lineRule="auto"/>
+        <w:jc w:val="both"/>
+        <w:rPr>
+          <w:rFonts w:ascii="Times New Roman" w:hAnsi="Times New Roman" w:cs="Times New Roman"/>
+          <w:sz w:val="32"/>
+          <w:szCs w:val="32"/>
+        </w:rPr>
+      </w:pPr>
+      <w:r>
+        <w:rPr>
+          <w:rFonts w:ascii="Times New Roman" w:hAnsi="Times New Roman" w:cs="Times New Roman"/>
+          <w:b/>
+          <w:bCs/>
+          <w:sz w:val="32"/>
+          <w:szCs w:val="32"/>
+        </w:rPr>
+        <w:t>10. Classification Task:</w:t>
+      </w:r>
+    </w:p>
+    <w:p>
+      <w:pPr>
+        <w:spacing w:after="0" w:line="276" w:lineRule="auto"/>
+        <w:ind w:firstLine="720"/>
+        <w:jc w:val="both"/>
+        <w:rPr>
+          <w:rFonts w:ascii="Times New Roman" w:hAnsi="Times New Roman" w:cs="Times New Roman"/>
+          <w:sz w:val="28"/>
+          <w:szCs w:val="28"/>
+        </w:rPr>
+      </w:pPr>
+      <w:r>
+        <w:rPr>
+          <w:rFonts w:ascii="Times New Roman" w:hAnsi="Times New Roman" w:cs="Times New Roman"/>
+          <w:sz w:val="28"/>
+          <w:szCs w:val="28"/>
+        </w:rPr>
+        <w:t>While regression predicted hours, the classification task aimed to predict an individual's state of mind.</w:t>
+      </w:r>
+    </w:p>
+    <w:p>
+      <w:pPr>
+        <w:pStyle w:val="ListParagraph"/>
+        <w:numPr>
+          <w:ilvl w:val="0"/>
+          <w:numId w:val="8"/>
+        </w:numPr>
+        <w:spacing w:after="0" w:line="276" w:lineRule="auto"/>
+        <w:jc w:val="both"/>
+        <w:rPr>
+          <w:rFonts w:ascii="Times New Roman" w:hAnsi="Times New Roman" w:cs="Times New Roman"/>
+          <w:sz w:val="28"/>
+          <w:szCs w:val="28"/>
+        </w:rPr>
+      </w:pPr>
+      <w:r>
+        <w:rPr>
+          <w:rFonts w:ascii="Times New Roman" w:hAnsi="Times New Roman" w:cs="Times New Roman"/>
+          <w:b/>
+          <w:bCs/>
+          <w:sz w:val="28"/>
+          <w:szCs w:val="28"/>
+        </w:rPr>
+        <w:t>Goal:</w:t>
+      </w:r>
+      <w:r>
+        <w:rPr>
+          <w:rFonts w:ascii="Times New Roman" w:hAnsi="Times New Roman" w:cs="Times New Roman"/>
+          <w:sz w:val="28"/>
+          <w:szCs w:val="28"/>
+        </w:rPr>
+        <w:t xml:space="preserve"> Predict if a user falls into the "High Stress" category (Yes/No).</w:t>
+      </w:r>
+    </w:p>
+    <w:p>
+      <w:pPr>
+        <w:pStyle w:val="ListParagraph"/>
+        <w:numPr>
+          <w:ilvl w:val="0"/>
+          <w:numId w:val="8"/>
+        </w:numPr>
+        <w:spacing w:after="0" w:line="276" w:lineRule="auto"/>
+        <w:jc w:val="both"/>
+        <w:rPr>
+          <w:rFonts w:ascii="Times New Roman" w:hAnsi="Times New Roman" w:cs="Times New Roman"/>
+          <w:sz w:val="28"/>
+          <w:szCs w:val="28"/>
+        </w:rPr>
+      </w:pPr>
+      <w:r>
+        <w:rPr>
+          <w:rFonts w:ascii="Times New Roman" w:hAnsi="Times New Roman" w:cs="Times New Roman"/>
+          <w:b/>
+          <w:bCs/>
+          <w:sz w:val="28"/>
+          <w:szCs w:val="28"/>
+        </w:rPr>
+        <w:t>Model:</w:t>
+      </w:r>
+      <w:r>
+        <w:rPr>
+          <w:rFonts w:ascii="Times New Roman" w:hAnsi="Times New Roman" w:cs="Times New Roman"/>
+          <w:sz w:val="28"/>
+          <w:szCs w:val="28"/>
+        </w:rPr>
+        <w:t xml:space="preserve"> Random Forest Classifier (an ensemble learning method utilizing multiple decision trees).</w:t>
+      </w:r>
+    </w:p>
+    <w:p>
+      <w:pPr>
+        <w:pStyle w:val="ListParagraph"/>
+        <w:numPr>
+          <w:ilvl w:val="0"/>
+          <w:numId w:val="8"/>
+        </w:numPr>
+        <w:spacing w:line="276" w:lineRule="auto"/>
+        <w:jc w:val="both"/>
+        <w:rPr>
+          <w:rFonts w:ascii="Times New Roman" w:hAnsi="Times New Roman" w:cs="Times New Roman"/>
+          <w:sz w:val="28"/>
+          <w:szCs w:val="28"/>
+        </w:rPr>
+      </w:pPr>
+      <w:r>
+        <w:rPr>
+          <w:rFonts w:ascii="Times New Roman" w:hAnsi="Times New Roman" w:cs="Times New Roman"/>
+          <w:b/>
+          <w:bCs/>
+          <w:sz w:val="28"/>
+          <w:szCs w:val="28"/>
+        </w:rPr>
+        <w:t>Features Used:</w:t>
+      </w:r>
+      <w:r>
+        <w:rPr>
+          <w:rFonts w:ascii="Times New Roman" w:hAnsi="Times New Roman" w:cs="Times New Roman"/>
+          <w:sz w:val="28"/>
+          <w:szCs w:val="28"/>
+        </w:rPr>
+        <w:t xml:space="preserve"> Age, Gender, Occupation, Daily Phone Hours, Social Media Hours, Sleep Hours.</w:t>
+      </w:r>
+    </w:p>
+    <w:p>
+      <w:pPr>
+        <w:rPr>
+          <w:rFonts w:ascii="Times New Roman" w:hAnsi="Times New Roman" w:cs="Times New Roman"/>
+          <w:b/>
+          <w:bCs/>
+          <w:sz w:val="32"/>
+          <w:szCs w:val="32"/>
+        </w:rPr>
+      </w:pPr>
+      <w:r>
+        <w:rPr>
+          <w:rFonts w:ascii="Times New Roman" w:hAnsi="Times New Roman" w:cs="Times New Roman"/>
+          <w:b/>
+          <w:bCs/>
+          <w:sz w:val="32"/>
+          <w:szCs w:val="32"/>
+        </w:rPr>
+        <w:br w:type="page"/>
+      </w:r>
+    </w:p>
+    <w:p>
+      <w:pPr>
+        <w:spacing w:after="0"/>
+        <w:jc w:val="both"/>
+        <w:rPr>
+          <w:rFonts w:ascii="Times New Roman" w:hAnsi="Times New Roman" w:cs="Times New Roman"/>
+          <w:sz w:val="28"/>
+          <w:szCs w:val="28"/>
+        </w:rPr>
+      </w:pPr>
+      <w:r>
+        <w:rPr>
+          <w:rFonts w:ascii="Times New Roman" w:hAnsi="Times New Roman" w:cs="Times New Roman"/>
+          <w:b/>
+          <w:bCs/>
+          <w:sz w:val="32"/>
+          <w:szCs w:val="32"/>
+        </w:rPr>
+        <w:lastRenderedPageBreak/>
+        <w:t>11. Model Evaluation:</w:t>
+      </w:r>
+    </w:p>
+    <w:p>
+      <w:pPr>
+        <w:spacing w:after="0" w:line="276" w:lineRule="auto"/>
+        <w:jc w:val="both"/>
+        <w:rPr>
+          <w:rFonts w:ascii="Times New Roman" w:hAnsi="Times New Roman" w:cs="Times New Roman"/>
+          <w:sz w:val="28"/>
+          <w:szCs w:val="28"/>
+        </w:rPr>
+      </w:pPr>
+      <w:r>
+        <w:rPr>
+          <w:rFonts w:ascii="Times New Roman" w:hAnsi="Times New Roman" w:cs="Times New Roman"/>
+          <w:sz w:val="28"/>
+          <w:szCs w:val="28"/>
+        </w:rPr>
+        <w:t>Both predictive models were rigorously evaluated against the 20% validation test set:</w:t>
+      </w:r>
+    </w:p>
+    <w:p>
+      <w:pPr>
+        <w:pStyle w:val="ListParagraph"/>
+        <w:numPr>
+          <w:ilvl w:val="0"/>
+          <w:numId w:val="9"/>
+        </w:numPr>
+        <w:spacing w:after="0" w:line="276" w:lineRule="auto"/>
+        <w:jc w:val="both"/>
+        <w:rPr>
+          <w:rFonts w:ascii="Times New Roman" w:hAnsi="Times New Roman" w:cs="Times New Roman"/>
+          <w:sz w:val="28"/>
+          <w:szCs w:val="28"/>
+        </w:rPr>
+      </w:pPr>
+      <w:r>
+        <w:rPr>
+          <w:rFonts w:ascii="Times New Roman" w:hAnsi="Times New Roman" w:cs="Times New Roman"/>
+          <w:b/>
+          <w:bCs/>
+          <w:sz w:val="28"/>
+          <w:szCs w:val="28"/>
+        </w:rPr>
+        <w:t>Regression Model Evaluation:</w:t>
+      </w:r>
+      <w:r>
+        <w:rPr>
+          <w:rFonts w:ascii="Times New Roman" w:hAnsi="Times New Roman" w:cs="Times New Roman"/>
+          <w:sz w:val="28"/>
+          <w:szCs w:val="28"/>
+        </w:rPr>
+        <w:t xml:space="preserve"> Evaluated using Mean Squared Error (MSE), which measures the average squared difference between estimated and actual values, and R-squared (R²), which indicates the proportion of variance in phone hours explained by the model's features.</w:t>
+      </w:r>
+    </w:p>
+    <w:p>
+      <w:pPr>
+        <w:pStyle w:val="ListParagraph"/>
+        <w:numPr>
+          <w:ilvl w:val="0"/>
+          <w:numId w:val="9"/>
+        </w:numPr>
+        <w:spacing w:line="276" w:lineRule="auto"/>
+        <w:jc w:val="both"/>
+        <w:rPr>
+          <w:rFonts w:ascii="Times New Roman" w:hAnsi="Times New Roman" w:cs="Times New Roman"/>
+          <w:sz w:val="28"/>
+          <w:szCs w:val="28"/>
+        </w:rPr>
+      </w:pPr>
+      <w:r>
+        <w:rPr>
+          <w:rFonts w:ascii="Times New Roman" w:hAnsi="Times New Roman" w:cs="Times New Roman"/>
+          <w:b/>
+          <w:bCs/>
+          <w:sz w:val="28"/>
+          <w:szCs w:val="28"/>
+        </w:rPr>
+        <w:t>Classification Model Evaluation:</w:t>
+      </w:r>
+      <w:r>
+        <w:rPr>
+          <w:rFonts w:ascii="Times New Roman" w:hAnsi="Times New Roman" w:cs="Times New Roman"/>
+          <w:sz w:val="28"/>
+          <w:szCs w:val="28"/>
+        </w:rPr>
+        <w:t xml:space="preserve"> Evaluated using overall Accuracy (percentage of correct stress predictions), and a detailed Classification Report citing precision, recall, and f1-score for both stress classes.</w:t>
+      </w:r>
+    </w:p>
+    <w:p>
+      <w:pPr>
+        <w:spacing w:after="0" w:line="276" w:lineRule="auto"/>
+        <w:jc w:val="both"/>
+        <w:rPr>
+          <w:rFonts w:ascii="Times New Roman" w:hAnsi="Times New Roman" w:cs="Times New Roman"/>
+          <w:sz w:val="32"/>
+          <w:szCs w:val="32"/>
+        </w:rPr>
+      </w:pPr>
+      <w:r>
+        <w:rPr>
+          <w:rFonts w:ascii="Times New Roman" w:hAnsi="Times New Roman" w:cs="Times New Roman"/>
+          <w:b/>
+          <w:bCs/>
+          <w:sz w:val="32"/>
+          <w:szCs w:val="32"/>
+        </w:rPr>
+        <w:t>12. Data Visualization:</w:t>
+      </w:r>
+    </w:p>
+    <w:p>
+      <w:pPr>
+        <w:spacing w:after="0" w:line="276" w:lineRule="auto"/>
+        <w:ind w:firstLine="720"/>
+        <w:jc w:val="both"/>
+        <w:rPr>
+          <w:rFonts w:ascii="Times New Roman" w:hAnsi="Times New Roman" w:cs="Times New Roman"/>
+          <w:sz w:val="28"/>
+          <w:szCs w:val="28"/>
+        </w:rPr>
+      </w:pPr>
+      <w:r>
+        <w:rPr>
+          <w:rFonts w:ascii="Times New Roman" w:hAnsi="Times New Roman" w:cs="Times New Roman"/>
+          <w:sz w:val="28"/>
+          <w:szCs w:val="28"/>
+        </w:rPr>
+        <w:t>Visual representations are crucial for digesting the processed data. The analysis script auto-generates five key charts:</w:t>
+      </w:r>
+    </w:p>
+    <w:p>
+      <w:pPr>
+        <w:pStyle w:val="ListParagraph"/>
+        <w:numPr>
+          <w:ilvl w:val="0"/>
+          <w:numId w:val="10"/>
+        </w:numPr>
+        <w:spacing w:after="0" w:line="276" w:lineRule="auto"/>
+        <w:jc w:val="both"/>
+        <w:rPr>
+          <w:rFonts w:ascii="Times New Roman" w:hAnsi="Times New Roman" w:cs="Times New Roman"/>
+          <w:sz w:val="28"/>
+          <w:szCs w:val="28"/>
+        </w:rPr>
+      </w:pPr>
+      <w:r>
+        <w:rPr>
+          <w:rFonts w:ascii="Times New Roman" w:hAnsi="Times New Roman" w:cs="Times New Roman"/>
+          <w:b/>
+          <w:bCs/>
+          <w:sz w:val="28"/>
+          <w:szCs w:val="28"/>
+        </w:rPr>
+        <w:t>Average Daily Phone Hours by Occupation (Pie Chart):</w:t>
+      </w:r>
+      <w:r>
+        <w:rPr>
+          <w:rFonts w:ascii="Times New Roman" w:hAnsi="Times New Roman" w:cs="Times New Roman"/>
+          <w:sz w:val="28"/>
+          <w:szCs w:val="28"/>
+        </w:rPr>
+        <w:t xml:space="preserve"> Highlights which professions demand or encourage the most screen time.</w:t>
+      </w:r>
+    </w:p>
+    <w:p>
+      <w:pPr>
+        <w:pStyle w:val="ListParagraph"/>
+        <w:numPr>
+          <w:ilvl w:val="0"/>
+          <w:numId w:val="10"/>
+        </w:numPr>
+        <w:spacing w:after="0" w:line="276" w:lineRule="auto"/>
+        <w:jc w:val="both"/>
+        <w:rPr>
+          <w:rFonts w:ascii="Times New Roman" w:hAnsi="Times New Roman" w:cs="Times New Roman"/>
+          <w:sz w:val="28"/>
+          <w:szCs w:val="28"/>
+        </w:rPr>
+      </w:pPr>
+      <w:r>
+        <w:rPr>
+          <w:rFonts w:ascii="Times New Roman" w:hAnsi="Times New Roman" w:cs="Times New Roman"/>
+          <w:b/>
+          <w:bCs/>
+          <w:sz w:val="28"/>
+          <w:szCs w:val="28"/>
+        </w:rPr>
+        <w:t>Device Type Distribution (Bar Chart):</w:t>
+      </w:r>
+      <w:r>
+        <w:rPr>
+          <w:rFonts w:ascii="Times New Roman" w:hAnsi="Times New Roman" w:cs="Times New Roman"/>
+          <w:sz w:val="28"/>
+          <w:szCs w:val="28"/>
+        </w:rPr>
+        <w:t xml:space="preserve"> Shows the prevalence of smartphones vs. laptops and tablets in everyday usage.</w:t>
+      </w:r>
+    </w:p>
+    <w:p>
+      <w:pPr>
+        <w:pStyle w:val="ListParagraph"/>
+        <w:numPr>
+          <w:ilvl w:val="0"/>
+          <w:numId w:val="10"/>
+        </w:numPr>
+        <w:spacing w:after="0" w:line="276" w:lineRule="auto"/>
+        <w:jc w:val="both"/>
+        <w:rPr>
+          <w:rFonts w:ascii="Times New Roman" w:hAnsi="Times New Roman" w:cs="Times New Roman"/>
+          <w:sz w:val="28"/>
+          <w:szCs w:val="28"/>
+        </w:rPr>
+      </w:pPr>
+      <w:r>
+        <w:rPr>
+          <w:rFonts w:ascii="Times New Roman" w:hAnsi="Times New Roman" w:cs="Times New Roman"/>
+          <w:b/>
+          <w:bCs/>
+          <w:sz w:val="28"/>
+          <w:szCs w:val="28"/>
+        </w:rPr>
+        <w:t>Trend of Daily Phone Hours by Age (Line Chart):</w:t>
+      </w:r>
+      <w:r>
+        <w:rPr>
+          <w:rFonts w:ascii="Times New Roman" w:hAnsi="Times New Roman" w:cs="Times New Roman"/>
+          <w:sz w:val="28"/>
+          <w:szCs w:val="28"/>
+        </w:rPr>
+        <w:t xml:space="preserve"> Illustrates how screen time habits shift across different generational age brackets.</w:t>
+      </w:r>
+    </w:p>
+    <w:p>
+      <w:pPr>
+        <w:pStyle w:val="ListParagraph"/>
+        <w:numPr>
+          <w:ilvl w:val="0"/>
+          <w:numId w:val="10"/>
+        </w:numPr>
+        <w:spacing w:after="0" w:line="276" w:lineRule="auto"/>
+        <w:jc w:val="both"/>
+        <w:rPr>
+          <w:rFonts w:ascii="Times New Roman" w:hAnsi="Times New Roman" w:cs="Times New Roman"/>
+          <w:sz w:val="28"/>
+          <w:szCs w:val="28"/>
+        </w:rPr>
+      </w:pPr>
+      <w:r>
+        <w:rPr>
+          <w:rFonts w:ascii="Times New Roman" w:hAnsi="Times New Roman" w:cs="Times New Roman"/>
+          <w:b/>
+          <w:bCs/>
+          <w:sz w:val="28"/>
+          <w:szCs w:val="28"/>
+        </w:rPr>
+        <w:t>Correlation of Numerical Features (Heatmap):</w:t>
+      </w:r>
+      <w:r>
+        <w:rPr>
+          <w:rFonts w:ascii="Times New Roman" w:hAnsi="Times New Roman" w:cs="Times New Roman"/>
+          <w:sz w:val="28"/>
+          <w:szCs w:val="28"/>
+        </w:rPr>
+        <w:t xml:space="preserve"> A color-coded matrix revealing strong statistical correlations (e.g., mapping inverse relationships like high screen time vs. low sleep).</w:t>
+      </w:r>
+    </w:p>
+    <w:p>
+      <w:pPr>
+        <w:pStyle w:val="ListParagraph"/>
+        <w:numPr>
+          <w:ilvl w:val="0"/>
+          <w:numId w:val="10"/>
+        </w:numPr>
+        <w:spacing w:line="276" w:lineRule="auto"/>
+        <w:jc w:val="both"/>
+        <w:rPr>
+          <w:rFonts w:ascii="Times New Roman" w:hAnsi="Times New Roman" w:cs="Times New Roman"/>
+          <w:sz w:val="28"/>
+          <w:szCs w:val="28"/>
+        </w:rPr>
+      </w:pPr>
+      <w:r>
+        <w:rPr>
+          <w:rFonts w:ascii="Times New Roman" w:hAnsi="Times New Roman" w:cs="Times New Roman"/>
+          <w:b/>
+          <w:bCs/>
+          <w:sz w:val="28"/>
+          <w:szCs w:val="28"/>
+        </w:rPr>
+        <w:t>High Stress Prediction (Confusion Matrix):</w:t>
+      </w:r>
+      <w:r>
+        <w:rPr>
+          <w:rFonts w:ascii="Times New Roman" w:hAnsi="Times New Roman" w:cs="Times New Roman"/>
+          <w:sz w:val="28"/>
+          <w:szCs w:val="28"/>
+        </w:rPr>
+        <w:t xml:space="preserve"> A scorecard evaluating the Random Forest model, charting True Positives, True Negatives, False Positives, and False Negatives.</w:t>
+      </w:r>
+    </w:p>
+    <w:p>
+      <w:pPr>
+        <w:spacing w:after="0" w:line="276" w:lineRule="auto"/>
+        <w:jc w:val="both"/>
+        <w:rPr>
+          <w:rFonts w:ascii="Times New Roman" w:hAnsi="Times New Roman" w:cs="Times New Roman"/>
+          <w:sz w:val="32"/>
+          <w:szCs w:val="32"/>
+        </w:rPr>
+      </w:pPr>
+      <w:r>
+        <w:rPr>
+          <w:rFonts w:ascii="Times New Roman" w:hAnsi="Times New Roman" w:cs="Times New Roman"/>
+          <w:b/>
+          <w:bCs/>
+          <w:sz w:val="32"/>
+          <w:szCs w:val="32"/>
+        </w:rPr>
+        <w:t>13. Results &amp; Findings:</w:t>
+      </w:r>
+    </w:p>
+    <w:p>
+      <w:pPr>
+        <w:spacing w:after="0" w:line="276" w:lineRule="auto"/>
+        <w:jc w:val="both"/>
+        <w:rPr>
+          <w:rFonts w:ascii="Times New Roman" w:hAnsi="Times New Roman" w:cs="Times New Roman"/>
+          <w:sz w:val="28"/>
+          <w:szCs w:val="28"/>
+        </w:rPr>
+      </w:pPr>
+      <w:r>
+        <w:rPr>
+          <w:rFonts w:ascii="Times New Roman" w:hAnsi="Times New Roman" w:cs="Times New Roman"/>
+          <w:sz w:val="28"/>
+          <w:szCs w:val="28"/>
+        </w:rPr>
+        <w:t>The comprehensive analysis yielded several significant findings:</w:t>
+      </w:r>
+    </w:p>
+    <w:p>
+      <w:pPr>
+        <w:pStyle w:val="ListParagraph"/>
+        <w:numPr>
+          <w:ilvl w:val="0"/>
+          <w:numId w:val="11"/>
+        </w:numPr>
+        <w:spacing w:after="0" w:line="276" w:lineRule="auto"/>
+        <w:jc w:val="both"/>
+        <w:rPr>
+          <w:rFonts w:ascii="Times New Roman" w:hAnsi="Times New Roman" w:cs="Times New Roman"/>
+          <w:sz w:val="28"/>
+          <w:szCs w:val="28"/>
+        </w:rPr>
+      </w:pPr>
+      <w:r>
+        <w:rPr>
+          <w:rFonts w:ascii="Times New Roman" w:hAnsi="Times New Roman" w:cs="Times New Roman"/>
+          <w:sz w:val="28"/>
+          <w:szCs w:val="28"/>
+        </w:rPr>
+        <w:t>Individuals in specific occupations (often tech or corporate-aligned) exhibit substantially higher daily screen times.</w:t>
+      </w:r>
+    </w:p>
+    <w:p>
+      <w:pPr>
+        <w:pStyle w:val="ListParagraph"/>
+        <w:numPr>
+          <w:ilvl w:val="0"/>
+          <w:numId w:val="11"/>
+        </w:numPr>
+        <w:spacing w:after="0" w:line="276" w:lineRule="auto"/>
+        <w:jc w:val="both"/>
+        <w:rPr>
+          <w:rFonts w:ascii="Times New Roman" w:hAnsi="Times New Roman" w:cs="Times New Roman"/>
+          <w:sz w:val="28"/>
+          <w:szCs w:val="28"/>
+        </w:rPr>
+      </w:pPr>
+      <w:r>
+        <w:rPr>
+          <w:rFonts w:ascii="Times New Roman" w:hAnsi="Times New Roman" w:cs="Times New Roman"/>
+          <w:sz w:val="28"/>
+          <w:szCs w:val="28"/>
+        </w:rPr>
+        <w:t>There is a distinct, observable inverse correlation between high screen time/social media usage and average sleep hours.</w:t>
+      </w:r>
+    </w:p>
+    <w:p>
+      <w:pPr>
+        <w:pStyle w:val="ListParagraph"/>
+        <w:numPr>
+          <w:ilvl w:val="0"/>
+          <w:numId w:val="11"/>
+        </w:numPr>
+        <w:spacing w:after="0" w:line="276" w:lineRule="auto"/>
+        <w:jc w:val="both"/>
+        <w:rPr>
+          <w:rFonts w:ascii="Times New Roman" w:hAnsi="Times New Roman" w:cs="Times New Roman"/>
+          <w:sz w:val="28"/>
+          <w:szCs w:val="28"/>
+        </w:rPr>
+      </w:pPr>
+      <w:r>
+        <w:rPr>
+          <w:rFonts w:ascii="Times New Roman" w:hAnsi="Times New Roman" w:cs="Times New Roman"/>
+          <w:sz w:val="28"/>
+          <w:szCs w:val="28"/>
+        </w:rPr>
+        <w:t>Elevated stress levels are prevalent among users who sacrifice sleep for extended phone usage.</w:t>
+      </w:r>
+    </w:p>
+    <w:p>
+      <w:pPr>
+        <w:pStyle w:val="ListParagraph"/>
+        <w:numPr>
+          <w:ilvl w:val="0"/>
+          <w:numId w:val="11"/>
+        </w:numPr>
+        <w:spacing w:line="276" w:lineRule="auto"/>
+        <w:jc w:val="both"/>
+        <w:rPr>
+          <w:rFonts w:ascii="Times New Roman" w:hAnsi="Times New Roman" w:cs="Times New Roman"/>
+          <w:sz w:val="28"/>
+          <w:szCs w:val="28"/>
+        </w:rPr>
+      </w:pPr>
+      <w:r>
+        <w:rPr>
+          <w:rFonts w:ascii="Times New Roman" w:hAnsi="Times New Roman" w:cs="Times New Roman"/>
+          <w:sz w:val="28"/>
+          <w:szCs w:val="28"/>
+        </w:rPr>
+        <w:t>The Random Forest model proved capable of establishing a baseline prediction for high-stress individuals based solely on their demographic data and digital habits.</w:t>
+      </w:r>
+    </w:p>
+    <w:p>
+      <w:pPr>
+        <w:rPr>
+          <w:rFonts w:ascii="Times New Roman" w:hAnsi="Times New Roman" w:cs="Times New Roman"/>
+          <w:b/>
+          <w:bCs/>
+          <w:sz w:val="32"/>
+          <w:szCs w:val="32"/>
+        </w:rPr>
+      </w:pPr>
+      <w:r>
+        <w:rPr>
+          <w:rFonts w:ascii="Times New Roman" w:hAnsi="Times New Roman" w:cs="Times New Roman"/>
+          <w:b/>
+          <w:bCs/>
+          <w:sz w:val="32"/>
+          <w:szCs w:val="32"/>
+        </w:rPr>
+        <w:br w:type="page"/>
+      </w:r>
+    </w:p>
+    <w:p>
+      <w:pPr>
+        <w:spacing w:after="0"/>
+        <w:jc w:val="both"/>
+        <w:rPr>
+          <w:rFonts w:ascii="Times New Roman" w:hAnsi="Times New Roman" w:cs="Times New Roman"/>
+          <w:b/>
+          <w:bCs/>
+          <w:sz w:val="28"/>
+          <w:szCs w:val="28"/>
+        </w:rPr>
+      </w:pPr>
+      <w:r>
+        <w:rPr>
+          <w:rFonts w:ascii="Times New Roman" w:hAnsi="Times New Roman" w:cs="Times New Roman"/>
+          <w:b/>
+          <w:bCs/>
+          <w:sz w:val="32"/>
+          <w:szCs w:val="32"/>
+        </w:rPr>
+        <w:lastRenderedPageBreak/>
+        <w:t>14. Conclusion:</w:t>
+      </w:r>
+    </w:p>
+    <w:p>
+      <w:pPr>
+        <w:spacing w:line="276" w:lineRule="auto"/>
+        <w:ind w:firstLine="720"/>
+        <w:jc w:val="both"/>
+        <w:rPr>
+          <w:rFonts w:ascii="Times New Roman" w:hAnsi="Times New Roman" w:cs="Times New Roman"/>
+          <w:sz w:val="28"/>
+          <w:szCs w:val="28"/>
+        </w:rPr>
+      </w:pPr>
+      <w:r>
+        <w:rPr>
+          <w:rFonts w:ascii="Times New Roman" w:hAnsi="Times New Roman" w:cs="Times New Roman"/>
+          <w:sz w:val="28"/>
+          <w:szCs w:val="28"/>
+        </w:rPr>
+        <w:t xml:space="preserve">This project successfully demonstrates the profound impact digital consumption has on modern well-being. By automating the EDA process and applying predictive </w:t>
+      </w:r>
+      <w:proofErr w:type="spellStart"/>
+      <w:r>
+        <w:rPr>
+          <w:rFonts w:ascii="Times New Roman" w:hAnsi="Times New Roman" w:cs="Times New Roman"/>
+          <w:sz w:val="28"/>
+          <w:szCs w:val="28"/>
+        </w:rPr>
+        <w:t>modeling</w:t>
+      </w:r>
+      <w:proofErr w:type="spellEnd"/>
+      <w:r>
+        <w:rPr>
+          <w:rFonts w:ascii="Times New Roman" w:hAnsi="Times New Roman" w:cs="Times New Roman"/>
+          <w:sz w:val="28"/>
+          <w:szCs w:val="28"/>
+        </w:rPr>
+        <w:t xml:space="preserve">, the analysis transitions from merely observing data to actively identifying </w:t>
+      </w:r>
+      <w:proofErr w:type="spellStart"/>
+      <w:r>
+        <w:rPr>
+          <w:rFonts w:ascii="Times New Roman" w:hAnsi="Times New Roman" w:cs="Times New Roman"/>
+          <w:sz w:val="28"/>
+          <w:szCs w:val="28"/>
+        </w:rPr>
         <w:t>behavioral</w:t>
       </w:r>
       <w:proofErr w:type="spellEnd"/>
@@ -2227,44 +3881,203 @@
           <w:sz w:val="28"/>
           <w:szCs w:val="28"/>
         </w:rPr>
-        <w:t xml:space="preserve"> metrics (Daily Phone Hours, </w:t>
-      </w:r>
-      <w:proofErr w:type="gramStart"/>
-      <w:r>
-        <w:rPr>
-          <w:rFonts w:ascii="Times New Roman" w:hAnsi="Times New Roman" w:cs="Times New Roman"/>
-          <w:sz w:val="28"/>
-          <w:szCs w:val="28"/>
-        </w:rPr>
-        <w:t>Social Media Hours</w:t>
-      </w:r>
-      <w:proofErr w:type="gramEnd"/>
-      <w:r>
-        <w:rPr>
-          <w:rFonts w:ascii="Times New Roman" w:hAnsi="Times New Roman" w:cs="Times New Roman"/>
-          <w:sz w:val="28"/>
-          <w:szCs w:val="28"/>
-        </w:rPr>
-        <w:t>, Sleep Hours, Stress Level, etc.).</w:t>
-      </w:r>
-    </w:p>
-    <w:p>
-      <w:pPr>
-        <w:spacing w:before="240" w:after="0" w:line="360" w:lineRule="auto"/>
+        <w:t xml:space="preserve"> risk factors. The findings suggest that monitoring and managing daily screen time can be a viable strategy for improving sleep quality and reducing overall stress.</w:t>
+      </w:r>
+    </w:p>
+    <w:p>
+      <w:pPr>
+        <w:spacing w:after="0" w:line="276" w:lineRule="auto"/>
         <w:jc w:val="both"/>
         <w:rPr>
           <w:rFonts w:ascii="Times New Roman" w:hAnsi="Times New Roman" w:cs="Times New Roman"/>
-          <w:sz w:val="28"/>
-          <w:szCs w:val="28"/>
-        </w:rPr>
-      </w:pPr>
-      <w:r>
-        <w:rPr>
-          <w:rFonts w:ascii="Times New Roman" w:hAnsi="Times New Roman" w:cs="Times New Roman"/>
-          <w:sz w:val="28"/>
-          <w:szCs w:val="28"/>
-        </w:rPr>
-        <w:t>The dataset contains the following columns:</w:t>
+          <w:sz w:val="32"/>
+          <w:szCs w:val="32"/>
+        </w:rPr>
+      </w:pPr>
+      <w:r>
+        <w:rPr>
+          <w:rFonts w:ascii="Times New Roman" w:hAnsi="Times New Roman" w:cs="Times New Roman"/>
+          <w:b/>
+          <w:bCs/>
+          <w:sz w:val="32"/>
+          <w:szCs w:val="32"/>
+        </w:rPr>
+        <w:t>15. Future Scope</w:t>
+      </w:r>
+      <w:r>
+        <w:rPr>
+          <w:rFonts w:ascii="Times New Roman" w:hAnsi="Times New Roman" w:cs="Times New Roman"/>
+          <w:b/>
+          <w:bCs/>
+          <w:sz w:val="32"/>
+          <w:szCs w:val="32"/>
+        </w:rPr>
+        <w:t>:</w:t>
+      </w:r>
+    </w:p>
+    <w:p>
+      <w:pPr>
+        <w:spacing w:after="0" w:line="276" w:lineRule="auto"/>
+        <w:ind w:firstLine="360"/>
+        <w:jc w:val="both"/>
+        <w:rPr>
+          <w:rFonts w:ascii="Times New Roman" w:hAnsi="Times New Roman" w:cs="Times New Roman"/>
+          <w:sz w:val="28"/>
+          <w:szCs w:val="28"/>
+        </w:rPr>
+      </w:pPr>
+      <w:r>
+        <w:rPr>
+          <w:rFonts w:ascii="Times New Roman" w:hAnsi="Times New Roman" w:cs="Times New Roman"/>
+          <w:sz w:val="28"/>
+          <w:szCs w:val="28"/>
+        </w:rPr>
+        <w:t>While current models provide valuable baseline predictions, future iterations of this project could be enhanced by:</w:t>
+      </w:r>
+    </w:p>
+    <w:p>
+      <w:pPr>
+        <w:pStyle w:val="ListParagraph"/>
+        <w:numPr>
+          <w:ilvl w:val="0"/>
+          <w:numId w:val="12"/>
+        </w:numPr>
+        <w:spacing w:after="0" w:line="276" w:lineRule="auto"/>
+        <w:jc w:val="both"/>
+        <w:rPr>
+          <w:rFonts w:ascii="Times New Roman" w:hAnsi="Times New Roman" w:cs="Times New Roman"/>
+          <w:sz w:val="28"/>
+          <w:szCs w:val="28"/>
+        </w:rPr>
+      </w:pPr>
+      <w:r>
+        <w:rPr>
+          <w:rFonts w:ascii="Times New Roman" w:hAnsi="Times New Roman" w:cs="Times New Roman"/>
+          <w:sz w:val="28"/>
+          <w:szCs w:val="28"/>
+        </w:rPr>
+        <w:t>Integrating real-time API data from social media platforms or screen-time tracking apps.</w:t>
+      </w:r>
+    </w:p>
+    <w:p>
+      <w:pPr>
+        <w:pStyle w:val="ListParagraph"/>
+        <w:numPr>
+          <w:ilvl w:val="0"/>
+          <w:numId w:val="12"/>
+        </w:numPr>
+        <w:spacing w:after="0" w:line="276" w:lineRule="auto"/>
+        <w:jc w:val="both"/>
+        <w:rPr>
+          <w:rFonts w:ascii="Times New Roman" w:hAnsi="Times New Roman" w:cs="Times New Roman"/>
+          <w:sz w:val="28"/>
+          <w:szCs w:val="28"/>
+        </w:rPr>
+      </w:pPr>
+      <w:r>
+        <w:rPr>
+          <w:rFonts w:ascii="Times New Roman" w:hAnsi="Times New Roman" w:cs="Times New Roman"/>
+          <w:sz w:val="28"/>
+          <w:szCs w:val="28"/>
+        </w:rPr>
+        <w:t>Applying more advanced Deep Learning models (e.g., Neural Networks) for higher accuracy stress prediction.</w:t>
+      </w:r>
+    </w:p>
+    <w:p>
+      <w:pPr>
+        <w:pStyle w:val="ListParagraph"/>
+        <w:numPr>
+          <w:ilvl w:val="0"/>
+          <w:numId w:val="12"/>
+        </w:numPr>
+        <w:spacing w:after="0" w:line="276" w:lineRule="auto"/>
+        <w:jc w:val="both"/>
+        <w:rPr>
+          <w:rFonts w:ascii="Times New Roman" w:hAnsi="Times New Roman" w:cs="Times New Roman"/>
+          <w:sz w:val="28"/>
+          <w:szCs w:val="28"/>
+        </w:rPr>
+      </w:pPr>
+      <w:r>
+        <w:rPr>
+          <w:rFonts w:ascii="Times New Roman" w:hAnsi="Times New Roman" w:cs="Times New Roman"/>
+          <w:sz w:val="28"/>
+          <w:szCs w:val="28"/>
+        </w:rPr>
+        <w:t>Expanding the dataset geographically and culturally to account for divergent global digital habits.</w:t>
+      </w:r>
+    </w:p>
+    <w:p>
+      <w:pPr>
+        <w:pStyle w:val="ListParagraph"/>
+        <w:numPr>
+          <w:ilvl w:val="0"/>
+          <w:numId w:val="12"/>
+        </w:numPr>
+        <w:spacing w:line="276" w:lineRule="auto"/>
+        <w:jc w:val="both"/>
+        <w:rPr>
+          <w:rFonts w:ascii="Times New Roman" w:hAnsi="Times New Roman" w:cs="Times New Roman"/>
+          <w:sz w:val="28"/>
+          <w:szCs w:val="28"/>
+        </w:rPr>
+      </w:pPr>
+      <w:r>
+        <w:rPr>
+          <w:rFonts w:ascii="Times New Roman" w:hAnsi="Times New Roman" w:cs="Times New Roman"/>
+          <w:sz w:val="28"/>
+          <w:szCs w:val="28"/>
+        </w:rPr>
+        <w:t xml:space="preserve">Creating a dynamic web dashboard (e.g., utilizing </w:t>
+      </w:r>
+      <w:proofErr w:type="spellStart"/>
+      <w:r>
+        <w:rPr>
+          <w:rFonts w:ascii="Times New Roman" w:hAnsi="Times New Roman" w:cs="Times New Roman"/>
+          <w:sz w:val="28"/>
+          <w:szCs w:val="28"/>
+        </w:rPr>
+        <w:t>Streamlit</w:t>
+      </w:r>
+      <w:proofErr w:type="spellEnd"/>
+      <w:r>
+        <w:rPr>
+          <w:rFonts w:ascii="Times New Roman" w:hAnsi="Times New Roman" w:cs="Times New Roman"/>
+          <w:sz w:val="28"/>
+          <w:szCs w:val="28"/>
+        </w:rPr>
+        <w:t xml:space="preserve"> or Dash) to replace the command-line interface, offering interactive visualizations for non-technical users.</w:t>
+      </w:r>
+    </w:p>
+    <w:p>
+      <w:pPr>
+        <w:spacing w:line="276" w:lineRule="auto"/>
+        <w:jc w:val="both"/>
+        <w:rPr>
+          <w:rFonts w:ascii="Times New Roman" w:hAnsi="Times New Roman" w:cs="Times New Roman"/>
+          <w:sz w:val="32"/>
+          <w:szCs w:val="32"/>
+        </w:rPr>
+      </w:pPr>
+      <w:r>
+        <w:rPr>
+          <w:rFonts w:ascii="Times New Roman" w:hAnsi="Times New Roman" w:cs="Times New Roman"/>
+          <w:b/>
+          <w:bCs/>
+          <w:sz w:val="32"/>
+          <w:szCs w:val="32"/>
+        </w:rPr>
+        <w:t>16. References</w:t>
+      </w:r>
+      <w:r>
+        <w:rPr>
+          <w:rFonts w:ascii="Times New Roman" w:hAnsi="Times New Roman" w:cs="Times New Roman"/>
+          <w:b/>
+          <w:bCs/>
+          <w:sz w:val="32"/>
+          <w:szCs w:val="32"/>
+        </w:rPr>
+        <w:t>:</w:t>
       </w:r>
     </w:p>
     <w:tbl>
@@ -2274,885 +4087,394 @@
         <w:tblLook w:val="04A0" w:firstRow="1" w:lastRow="0" w:firstColumn="1" w:lastColumn="0" w:noHBand="0" w:noVBand="1"/>
       </w:tblPr>
       <w:tblGrid>
-        <w:gridCol w:w="3865"/>
-        <w:gridCol w:w="6570"/>
+        <w:gridCol w:w="5547"/>
+        <w:gridCol w:w="4909"/>
       </w:tblGrid>
       <w:tr>
         <w:trPr>
-          <w:trHeight w:val="432"/>
+          <w:trHeight w:val="504"/>
         </w:trPr>
         <w:tc>
           <w:tcPr>
-            <w:tcW w:w="3865" w:type="dxa"/>
+            <w:tcW w:w="5702" w:type="dxa"/>
             <w:vAlign w:val="center"/>
-            <w:hideMark/>
           </w:tcPr>
           <w:p>
             <w:pPr>
               <w:jc w:val="center"/>
               <w:rPr>
-                <w:rFonts w:ascii="Times New Roman" w:eastAsia="Times New Roman" w:hAnsi="Times New Roman" w:cs="Times New Roman"/>
+                <w:rFonts w:ascii="Times New Roman" w:hAnsi="Times New Roman" w:cs="Times New Roman"/>
+                <w:sz w:val="32"/>
+                <w:szCs w:val="32"/>
+              </w:rPr>
+            </w:pPr>
+            <w:r>
+              <w:rPr>
+                <w:rFonts w:ascii="Times New Roman" w:hAnsi="Times New Roman" w:cs="Times New Roman"/>
                 <w:b/>
                 <w:bCs/>
-                <w:kern w:val="0"/>
-                <w:sz w:val="32"/>
-                <w:szCs w:val="32"/>
-                <w:lang w:eastAsia="en-IN"/>
-                <w14:ligatures w14:val="none"/>
-              </w:rPr>
-            </w:pPr>
-            <w:r>
-              <w:rPr>
-                <w:rFonts w:ascii="Times New Roman" w:eastAsia="Times New Roman" w:hAnsi="Times New Roman" w:cs="Times New Roman"/>
-                <w:b/>
-                <w:bCs/>
-                <w:kern w:val="0"/>
-                <w:sz w:val="32"/>
-                <w:szCs w:val="32"/>
-                <w:lang w:eastAsia="en-IN"/>
-                <w14:ligatures w14:val="none"/>
-              </w:rPr>
-              <w:t>Column</w:t>
+                <w:sz w:val="32"/>
+                <w:szCs w:val="32"/>
+              </w:rPr>
+              <w:t>Description</w:t>
             </w:r>
           </w:p>
         </w:tc>
         <w:tc>
           <w:tcPr>
-            <w:tcW w:w="6570" w:type="dxa"/>
+            <w:tcW w:w="4754" w:type="dxa"/>
             <w:vAlign w:val="center"/>
-            <w:hideMark/>
           </w:tcPr>
           <w:p>
             <w:pPr>
               <w:jc w:val="center"/>
               <w:rPr>
-                <w:rFonts w:ascii="Times New Roman" w:eastAsia="Times New Roman" w:hAnsi="Times New Roman" w:cs="Times New Roman"/>
+                <w:rFonts w:ascii="Times New Roman" w:hAnsi="Times New Roman" w:cs="Times New Roman"/>
+                <w:sz w:val="32"/>
+                <w:szCs w:val="32"/>
+              </w:rPr>
+            </w:pPr>
+            <w:r>
+              <w:rPr>
+                <w:rFonts w:ascii="Times New Roman" w:hAnsi="Times New Roman" w:cs="Times New Roman"/>
                 <w:b/>
                 <w:bCs/>
-                <w:kern w:val="0"/>
-                <w:sz w:val="32"/>
-                <w:szCs w:val="32"/>
-                <w:lang w:eastAsia="en-IN"/>
-                <w14:ligatures w14:val="none"/>
-              </w:rPr>
-            </w:pPr>
-            <w:r>
-              <w:rPr>
-                <w:rFonts w:ascii="Times New Roman" w:eastAsia="Times New Roman" w:hAnsi="Times New Roman" w:cs="Times New Roman"/>
-                <w:b/>
-                <w:bCs/>
-                <w:kern w:val="0"/>
-                <w:sz w:val="32"/>
-                <w:szCs w:val="32"/>
-                <w:lang w:eastAsia="en-IN"/>
-                <w14:ligatures w14:val="none"/>
-              </w:rPr>
-              <w:t>Description</w:t>
+                <w:sz w:val="32"/>
+                <w:szCs w:val="32"/>
+              </w:rPr>
+              <w:t>Link</w:t>
             </w:r>
           </w:p>
         </w:tc>
       </w:tr>
       <w:tr>
         <w:trPr>
-          <w:trHeight w:val="432"/>
+          <w:trHeight w:val="504"/>
         </w:trPr>
         <w:tc>
           <w:tcPr>
-            <w:tcW w:w="3865" w:type="dxa"/>
+            <w:tcW w:w="5702" w:type="dxa"/>
             <w:vAlign w:val="center"/>
-            <w:hideMark/>
           </w:tcPr>
           <w:p>
             <w:pPr>
               <w:rPr>
-                <w:rFonts w:ascii="Times New Roman" w:eastAsia="Times New Roman" w:hAnsi="Times New Roman" w:cs="Times New Roman"/>
-                <w:kern w:val="0"/>
-                <w:lang w:eastAsia="en-IN"/>
-                <w14:ligatures w14:val="none"/>
-              </w:rPr>
-            </w:pPr>
-            <w:proofErr w:type="spellStart"/>
-            <w:r>
-              <w:rPr>
-                <w:rFonts w:ascii="Times New Roman" w:eastAsia="Times New Roman" w:hAnsi="Times New Roman" w:cs="Times New Roman"/>
+                <w:rFonts w:ascii="Times New Roman" w:hAnsi="Times New Roman" w:cs="Times New Roman"/>
                 <w:b/>
                 <w:bCs/>
-                <w:kern w:val="0"/>
-                <w:lang w:eastAsia="en-IN"/>
-                <w14:ligatures w14:val="none"/>
-              </w:rPr>
-              <w:t>User_ID</w:t>
+                <w:sz w:val="28"/>
+                <w:szCs w:val="28"/>
+              </w:rPr>
+            </w:pPr>
+            <w:r>
+              <w:rPr>
+                <w:rFonts w:ascii="Times New Roman" w:hAnsi="Times New Roman" w:cs="Times New Roman"/>
+                <w:b/>
+                <w:bCs/>
+                <w:sz w:val="28"/>
+                <w:szCs w:val="28"/>
+              </w:rPr>
+              <w:t>Pandas (Data Manipulation</w:t>
             </w:r>
-            <w:proofErr w:type="spellEnd"/>
           </w:p>
         </w:tc>
         <w:tc>
           <w:tcPr>
-            <w:tcW w:w="6570" w:type="dxa"/>
+            <w:tcW w:w="4754" w:type="dxa"/>
             <w:vAlign w:val="center"/>
-            <w:hideMark/>
           </w:tcPr>
           <w:p>
             <w:pPr>
               <w:rPr>
-                <w:rFonts w:ascii="Times New Roman" w:eastAsia="Times New Roman" w:hAnsi="Times New Roman" w:cs="Times New Roman"/>
-                <w:kern w:val="0"/>
-                <w:lang w:eastAsia="en-IN"/>
-                <w14:ligatures w14:val="none"/>
+                <w:rFonts w:ascii="Times New Roman" w:hAnsi="Times New Roman" w:cs="Times New Roman"/>
+                <w:sz w:val="28"/>
+                <w:szCs w:val="28"/>
               </w:rPr>
             </w:pPr>
-            <w:r>
-              <w:rPr>
-                <w:rFonts w:ascii="Times New Roman" w:eastAsia="Times New Roman" w:hAnsi="Times New Roman" w:cs="Times New Roman"/>
-                <w:kern w:val="0"/>
-                <w:lang w:eastAsia="en-IN"/>
-                <w14:ligatures w14:val="none"/>
-              </w:rPr>
-              <w:t>Unique identifier for each user</w:t>
-            </w:r>
+            <w:hyperlink r:id="rId9" w:history="1">
+              <w:r>
+                <w:rPr>
+                  <w:rStyle w:val="Hyperlink"/>
+                  <w:rFonts w:ascii="Times New Roman" w:hAnsi="Times New Roman" w:cs="Times New Roman"/>
+                  <w:sz w:val="28"/>
+                  <w:szCs w:val="28"/>
+                </w:rPr>
+                <w:t>https://pandas.pydata.org/docs/</w:t>
+              </w:r>
+            </w:hyperlink>
           </w:p>
         </w:tc>
       </w:tr>
       <w:tr>
         <w:trPr>
-          <w:trHeight w:val="432"/>
+          <w:trHeight w:val="504"/>
         </w:trPr>
         <w:tc>
           <w:tcPr>
-            <w:tcW w:w="3865" w:type="dxa"/>
+            <w:tcW w:w="5702" w:type="dxa"/>
             <w:vAlign w:val="center"/>
-            <w:hideMark/>
           </w:tcPr>
           <w:p>
             <w:pPr>
               <w:rPr>
-                <w:rFonts w:ascii="Times New Roman" w:eastAsia="Times New Roman" w:hAnsi="Times New Roman" w:cs="Times New Roman"/>
-                <w:kern w:val="0"/>
-                <w:lang w:eastAsia="en-IN"/>
-                <w14:ligatures w14:val="none"/>
+                <w:rFonts w:ascii="Times New Roman" w:hAnsi="Times New Roman" w:cs="Times New Roman"/>
+                <w:b/>
+                <w:bCs/>
+                <w:sz w:val="28"/>
+                <w:szCs w:val="28"/>
               </w:rPr>
             </w:pPr>
             <w:r>
               <w:rPr>
-                <w:rFonts w:ascii="Times New Roman" w:eastAsia="Times New Roman" w:hAnsi="Times New Roman" w:cs="Times New Roman"/>
+                <w:rFonts w:ascii="Times New Roman" w:hAnsi="Times New Roman" w:cs="Times New Roman"/>
                 <w:b/>
                 <w:bCs/>
-                <w:kern w:val="0"/>
-                <w:lang w:eastAsia="en-IN"/>
-                <w14:ligatures w14:val="none"/>
-              </w:rPr>
-              <w:t>Age</w:t>
+                <w:sz w:val="28"/>
+                <w:szCs w:val="28"/>
+              </w:rPr>
+              <w:t>NumPy (Numerical Computing)</w:t>
             </w:r>
           </w:p>
         </w:tc>
         <w:tc>
           <w:tcPr>
-            <w:tcW w:w="6570" w:type="dxa"/>
+            <w:tcW w:w="4754" w:type="dxa"/>
             <w:vAlign w:val="center"/>
-            <w:hideMark/>
           </w:tcPr>
           <w:p>
             <w:pPr>
               <w:rPr>
-                <w:rFonts w:ascii="Times New Roman" w:eastAsia="Times New Roman" w:hAnsi="Times New Roman" w:cs="Times New Roman"/>
-                <w:kern w:val="0"/>
-                <w:lang w:eastAsia="en-IN"/>
-                <w14:ligatures w14:val="none"/>
+                <w:rFonts w:ascii="Times New Roman" w:hAnsi="Times New Roman" w:cs="Times New Roman"/>
+                <w:sz w:val="28"/>
+                <w:szCs w:val="28"/>
               </w:rPr>
             </w:pPr>
-            <w:r>
-              <w:rPr>
-                <w:rFonts w:ascii="Times New Roman" w:eastAsia="Times New Roman" w:hAnsi="Times New Roman" w:cs="Times New Roman"/>
-                <w:kern w:val="0"/>
-                <w:lang w:eastAsia="en-IN"/>
-                <w14:ligatures w14:val="none"/>
-              </w:rPr>
-              <w:t>Age of the user</w:t>
-            </w:r>
+            <w:hyperlink r:id="rId10" w:history="1">
+              <w:r>
+                <w:rPr>
+                  <w:rStyle w:val="Hyperlink"/>
+                  <w:rFonts w:ascii="Times New Roman" w:hAnsi="Times New Roman" w:cs="Times New Roman"/>
+                  <w:sz w:val="28"/>
+                  <w:szCs w:val="28"/>
+                </w:rPr>
+                <w:t>https://numpy.org/doc/</w:t>
+              </w:r>
+            </w:hyperlink>
           </w:p>
         </w:tc>
       </w:tr>
       <w:tr>
         <w:trPr>
-          <w:trHeight w:val="432"/>
+          <w:trHeight w:val="504"/>
         </w:trPr>
         <w:tc>
           <w:tcPr>
-            <w:tcW w:w="3865" w:type="dxa"/>
+            <w:tcW w:w="5702" w:type="dxa"/>
             <w:vAlign w:val="center"/>
-            <w:hideMark/>
           </w:tcPr>
           <w:p>
             <w:pPr>
               <w:rPr>
-                <w:rFonts w:ascii="Times New Roman" w:eastAsia="Times New Roman" w:hAnsi="Times New Roman" w:cs="Times New Roman"/>
-                <w:kern w:val="0"/>
-                <w:lang w:eastAsia="en-IN"/>
-                <w14:ligatures w14:val="none"/>
+                <w:rFonts w:ascii="Times New Roman" w:hAnsi="Times New Roman" w:cs="Times New Roman"/>
+                <w:b/>
+                <w:bCs/>
+                <w:sz w:val="28"/>
+                <w:szCs w:val="28"/>
               </w:rPr>
             </w:pPr>
             <w:r>
               <w:rPr>
-                <w:rFonts w:ascii="Times New Roman" w:eastAsia="Times New Roman" w:hAnsi="Times New Roman" w:cs="Times New Roman"/>
+                <w:rFonts w:ascii="Times New Roman" w:hAnsi="Times New Roman" w:cs="Times New Roman"/>
                 <w:b/>
                 <w:bCs/>
-                <w:kern w:val="0"/>
-                <w:lang w:eastAsia="en-IN"/>
-                <w14:ligatures w14:val="none"/>
-              </w:rPr>
-              <w:t>Gender</w:t>
+                <w:sz w:val="28"/>
+                <w:szCs w:val="28"/>
+              </w:rPr>
+              <w:t>Matplotlib (Data Visualization)</w:t>
             </w:r>
           </w:p>
         </w:tc>
         <w:tc>
           <w:tcPr>
-            <w:tcW w:w="6570" w:type="dxa"/>
+            <w:tcW w:w="4754" w:type="dxa"/>
             <w:vAlign w:val="center"/>
-            <w:hideMark/>
           </w:tcPr>
           <w:p>
             <w:pPr>
               <w:rPr>
-                <w:rFonts w:ascii="Times New Roman" w:eastAsia="Times New Roman" w:hAnsi="Times New Roman" w:cs="Times New Roman"/>
-                <w:kern w:val="0"/>
-                <w:lang w:eastAsia="en-IN"/>
-                <w14:ligatures w14:val="none"/>
+                <w:rFonts w:ascii="Times New Roman" w:hAnsi="Times New Roman" w:cs="Times New Roman"/>
+                <w:sz w:val="28"/>
+                <w:szCs w:val="28"/>
               </w:rPr>
             </w:pPr>
-            <w:r>
-              <w:rPr>
-                <w:rFonts w:ascii="Times New Roman" w:eastAsia="Times New Roman" w:hAnsi="Times New Roman" w:cs="Times New Roman"/>
-                <w:kern w:val="0"/>
-                <w:lang w:eastAsia="en-IN"/>
-                <w14:ligatures w14:val="none"/>
-              </w:rPr>
-              <w:t>Gender of the user</w:t>
-            </w:r>
+            <w:hyperlink r:id="rId11" w:history="1">
+              <w:r>
+                <w:rPr>
+                  <w:rStyle w:val="Hyperlink"/>
+                  <w:rFonts w:ascii="Times New Roman" w:hAnsi="Times New Roman" w:cs="Times New Roman"/>
+                  <w:sz w:val="28"/>
+                  <w:szCs w:val="28"/>
+                </w:rPr>
+                <w:t>https://matplotlib.org/stable/contents.html</w:t>
+              </w:r>
+            </w:hyperlink>
           </w:p>
         </w:tc>
       </w:tr>
       <w:tr>
         <w:trPr>
-          <w:trHeight w:val="432"/>
+          <w:trHeight w:val="504"/>
         </w:trPr>
         <w:tc>
           <w:tcPr>
-            <w:tcW w:w="3865" w:type="dxa"/>
+            <w:tcW w:w="5702" w:type="dxa"/>
             <w:vAlign w:val="center"/>
-            <w:hideMark/>
           </w:tcPr>
           <w:p>
             <w:pPr>
               <w:rPr>
-                <w:rFonts w:ascii="Times New Roman" w:eastAsia="Times New Roman" w:hAnsi="Times New Roman" w:cs="Times New Roman"/>
-                <w:kern w:val="0"/>
-                <w:lang w:eastAsia="en-IN"/>
-                <w14:ligatures w14:val="none"/>
+                <w:rFonts w:ascii="Times New Roman" w:hAnsi="Times New Roman" w:cs="Times New Roman"/>
+                <w:b/>
+                <w:bCs/>
+                <w:sz w:val="28"/>
+                <w:szCs w:val="28"/>
               </w:rPr>
             </w:pPr>
             <w:r>
               <w:rPr>
-                <w:rFonts w:ascii="Times New Roman" w:eastAsia="Times New Roman" w:hAnsi="Times New Roman" w:cs="Times New Roman"/>
+                <w:rFonts w:ascii="Times New Roman" w:hAnsi="Times New Roman" w:cs="Times New Roman"/>
                 <w:b/>
                 <w:bCs/>
-                <w:kern w:val="0"/>
-                <w:lang w:eastAsia="en-IN"/>
-                <w14:ligatures w14:val="none"/>
-              </w:rPr>
-              <w:t>Occupation</w:t>
+                <w:sz w:val="28"/>
+                <w:szCs w:val="28"/>
+              </w:rPr>
+              <w:t>Seaborn (Statistical Data Visualization)</w:t>
             </w:r>
           </w:p>
         </w:tc>
         <w:tc>
           <w:tcPr>
-            <w:tcW w:w="6570" w:type="dxa"/>
+            <w:tcW w:w="4754" w:type="dxa"/>
             <w:vAlign w:val="center"/>
-            <w:hideMark/>
           </w:tcPr>
           <w:p>
             <w:pPr>
               <w:rPr>
-                <w:rFonts w:ascii="Times New Roman" w:eastAsia="Times New Roman" w:hAnsi="Times New Roman" w:cs="Times New Roman"/>
-                <w:kern w:val="0"/>
-                <w:lang w:eastAsia="en-IN"/>
-                <w14:ligatures w14:val="none"/>
+                <w:rFonts w:ascii="Times New Roman" w:hAnsi="Times New Roman" w:cs="Times New Roman"/>
+                <w:sz w:val="28"/>
+                <w:szCs w:val="28"/>
               </w:rPr>
             </w:pPr>
-            <w:r>
-              <w:rPr>
-                <w:rFonts w:ascii="Times New Roman" w:eastAsia="Times New Roman" w:hAnsi="Times New Roman" w:cs="Times New Roman"/>
-                <w:kern w:val="0"/>
-                <w:lang w:eastAsia="en-IN"/>
-                <w14:ligatures w14:val="none"/>
-              </w:rPr>
-              <w:t>Profession or occupation of the user</w:t>
-            </w:r>
+            <w:hyperlink r:id="rId12" w:history="1">
+              <w:r>
+                <w:rPr>
+                  <w:rStyle w:val="Hyperlink"/>
+                  <w:rFonts w:ascii="Times New Roman" w:hAnsi="Times New Roman" w:cs="Times New Roman"/>
+                  <w:sz w:val="28"/>
+                  <w:szCs w:val="28"/>
+                </w:rPr>
+                <w:t>https://seaborn.pydata.org/</w:t>
+              </w:r>
+            </w:hyperlink>
           </w:p>
         </w:tc>
       </w:tr>
       <w:tr>
         <w:trPr>
-          <w:trHeight w:val="432"/>
+          <w:trHeight w:val="504"/>
         </w:trPr>
         <w:tc>
           <w:tcPr>
-            <w:tcW w:w="3865" w:type="dxa"/>
+            <w:tcW w:w="5702" w:type="dxa"/>
             <w:vAlign w:val="center"/>
-            <w:hideMark/>
           </w:tcPr>
           <w:p>
             <w:pPr>
               <w:rPr>
-                <w:rFonts w:ascii="Times New Roman" w:eastAsia="Times New Roman" w:hAnsi="Times New Roman" w:cs="Times New Roman"/>
-                <w:kern w:val="0"/>
-                <w:lang w:eastAsia="en-IN"/>
-                <w14:ligatures w14:val="none"/>
-              </w:rPr>
-            </w:pPr>
-            <w:proofErr w:type="spellStart"/>
-            <w:r>
-              <w:rPr>
-                <w:rFonts w:ascii="Times New Roman" w:eastAsia="Times New Roman" w:hAnsi="Times New Roman" w:cs="Times New Roman"/>
+                <w:rFonts w:ascii="Times New Roman" w:hAnsi="Times New Roman" w:cs="Times New Roman"/>
                 <w:b/>
                 <w:bCs/>
-                <w:kern w:val="0"/>
-                <w:lang w:eastAsia="en-IN"/>
-                <w14:ligatures w14:val="none"/>
-              </w:rPr>
-              <w:t>Device_Type</w:t>
+                <w:sz w:val="28"/>
+                <w:szCs w:val="28"/>
+              </w:rPr>
+            </w:pPr>
+            <w:r>
+              <w:rPr>
+                <w:rFonts w:ascii="Times New Roman" w:hAnsi="Times New Roman" w:cs="Times New Roman"/>
+                <w:b/>
+                <w:bCs/>
+                <w:sz w:val="28"/>
+                <w:szCs w:val="28"/>
+              </w:rPr>
+              <w:t>Scikit-Learn (Machine Learning)</w:t>
             </w:r>
-            <w:proofErr w:type="spellEnd"/>
           </w:p>
         </w:tc>
         <w:tc>
           <w:tcPr>
-            <w:tcW w:w="6570" w:type="dxa"/>
+            <w:tcW w:w="4754" w:type="dxa"/>
             <w:vAlign w:val="center"/>
-            <w:hideMark/>
           </w:tcPr>
           <w:p>
             <w:pPr>
               <w:rPr>
-                <w:rFonts w:ascii="Times New Roman" w:eastAsia="Times New Roman" w:hAnsi="Times New Roman" w:cs="Times New Roman"/>
-                <w:kern w:val="0"/>
-                <w:lang w:eastAsia="en-IN"/>
-                <w14:ligatures w14:val="none"/>
+                <w:rFonts w:ascii="Times New Roman" w:hAnsi="Times New Roman" w:cs="Times New Roman"/>
+                <w:sz w:val="28"/>
+                <w:szCs w:val="28"/>
               </w:rPr>
             </w:pPr>
-            <w:r>
-              <w:rPr>
-                <w:rFonts w:ascii="Times New Roman" w:eastAsia="Times New Roman" w:hAnsi="Times New Roman" w:cs="Times New Roman"/>
-                <w:kern w:val="0"/>
-                <w:lang w:eastAsia="en-IN"/>
-                <w14:ligatures w14:val="none"/>
-              </w:rPr>
-              <w:t>Primary device operating system used (e.g., Android, iOS)</w:t>
-            </w:r>
-          </w:p>
-        </w:tc>
-      </w:tr>
-      <w:tr>
-        <w:trPr>
-          <w:trHeight w:val="432"/>
-        </w:trPr>
-        <w:tc>
-          <w:tcPr>
-            <w:tcW w:w="3865" w:type="dxa"/>
-            <w:vAlign w:val="center"/>
-            <w:hideMark/>
-          </w:tcPr>
-          <w:p>
-            <w:pPr>
-              <w:rPr>
-                <w:rFonts w:ascii="Times New Roman" w:eastAsia="Times New Roman" w:hAnsi="Times New Roman" w:cs="Times New Roman"/>
-                <w:kern w:val="0"/>
-                <w:lang w:eastAsia="en-IN"/>
-                <w14:ligatures w14:val="none"/>
-              </w:rPr>
-            </w:pPr>
-            <w:proofErr w:type="spellStart"/>
-            <w:r>
-              <w:rPr>
-                <w:rFonts w:ascii="Times New Roman" w:eastAsia="Times New Roman" w:hAnsi="Times New Roman" w:cs="Times New Roman"/>
-                <w:b/>
-                <w:bCs/>
-                <w:kern w:val="0"/>
-                <w:lang w:eastAsia="en-IN"/>
-                <w14:ligatures w14:val="none"/>
-              </w:rPr>
-              <w:t>Daily_Phone_Hours</w:t>
-            </w:r>
-            <w:proofErr w:type="spellEnd"/>
-          </w:p>
-        </w:tc>
-        <w:tc>
-          <w:tcPr>
-            <w:tcW w:w="6570" w:type="dxa"/>
-            <w:vAlign w:val="center"/>
-            <w:hideMark/>
-          </w:tcPr>
-          <w:p>
-            <w:pPr>
-              <w:rPr>
-                <w:rFonts w:ascii="Times New Roman" w:eastAsia="Times New Roman" w:hAnsi="Times New Roman" w:cs="Times New Roman"/>
-                <w:kern w:val="0"/>
-                <w:lang w:eastAsia="en-IN"/>
-                <w14:ligatures w14:val="none"/>
-              </w:rPr>
-            </w:pPr>
-            <w:r>
-              <w:rPr>
-                <w:rFonts w:ascii="Times New Roman" w:eastAsia="Times New Roman" w:hAnsi="Times New Roman" w:cs="Times New Roman"/>
-                <w:kern w:val="0"/>
-                <w:lang w:eastAsia="en-IN"/>
-                <w14:ligatures w14:val="none"/>
-              </w:rPr>
-              <w:t>Average daily hours spent on the phone</w:t>
-            </w:r>
-          </w:p>
-        </w:tc>
-      </w:tr>
-      <w:tr>
-        <w:trPr>
-          <w:trHeight w:val="432"/>
-        </w:trPr>
-        <w:tc>
-          <w:tcPr>
-            <w:tcW w:w="3865" w:type="dxa"/>
-            <w:vAlign w:val="center"/>
-            <w:hideMark/>
-          </w:tcPr>
-          <w:p>
-            <w:pPr>
-              <w:rPr>
-                <w:rFonts w:ascii="Times New Roman" w:eastAsia="Times New Roman" w:hAnsi="Times New Roman" w:cs="Times New Roman"/>
-                <w:kern w:val="0"/>
-                <w:lang w:eastAsia="en-IN"/>
-                <w14:ligatures w14:val="none"/>
-              </w:rPr>
-            </w:pPr>
-            <w:proofErr w:type="spellStart"/>
-            <w:r>
-              <w:rPr>
-                <w:rFonts w:ascii="Times New Roman" w:eastAsia="Times New Roman" w:hAnsi="Times New Roman" w:cs="Times New Roman"/>
-                <w:b/>
-                <w:bCs/>
-                <w:kern w:val="0"/>
-                <w:lang w:eastAsia="en-IN"/>
-                <w14:ligatures w14:val="none"/>
-              </w:rPr>
-              <w:t>Social_Media_Hours</w:t>
-            </w:r>
-            <w:proofErr w:type="spellEnd"/>
-          </w:p>
-        </w:tc>
-        <w:tc>
-          <w:tcPr>
-            <w:tcW w:w="6570" w:type="dxa"/>
-            <w:vAlign w:val="center"/>
-            <w:hideMark/>
-          </w:tcPr>
-          <w:p>
-            <w:pPr>
-              <w:rPr>
-                <w:rFonts w:ascii="Times New Roman" w:eastAsia="Times New Roman" w:hAnsi="Times New Roman" w:cs="Times New Roman"/>
-                <w:kern w:val="0"/>
-                <w:lang w:eastAsia="en-IN"/>
-                <w14:ligatures w14:val="none"/>
-              </w:rPr>
-            </w:pPr>
-            <w:r>
-              <w:rPr>
-                <w:rFonts w:ascii="Times New Roman" w:eastAsia="Times New Roman" w:hAnsi="Times New Roman" w:cs="Times New Roman"/>
-                <w:kern w:val="0"/>
-                <w:lang w:eastAsia="en-IN"/>
-                <w14:ligatures w14:val="none"/>
-              </w:rPr>
-              <w:t>Average daily hours spent on social media platforms</w:t>
-            </w:r>
-          </w:p>
-        </w:tc>
-      </w:tr>
-      <w:tr>
-        <w:trPr>
-          <w:trHeight w:val="432"/>
-        </w:trPr>
-        <w:tc>
-          <w:tcPr>
-            <w:tcW w:w="3865" w:type="dxa"/>
-            <w:vAlign w:val="center"/>
-            <w:hideMark/>
-          </w:tcPr>
-          <w:p>
-            <w:pPr>
-              <w:rPr>
-                <w:rFonts w:ascii="Times New Roman" w:eastAsia="Times New Roman" w:hAnsi="Times New Roman" w:cs="Times New Roman"/>
-                <w:kern w:val="0"/>
-                <w:lang w:eastAsia="en-IN"/>
-                <w14:ligatures w14:val="none"/>
-              </w:rPr>
-            </w:pPr>
-            <w:proofErr w:type="spellStart"/>
-            <w:r>
-              <w:rPr>
-                <w:rFonts w:ascii="Times New Roman" w:eastAsia="Times New Roman" w:hAnsi="Times New Roman" w:cs="Times New Roman"/>
-                <w:b/>
-                <w:bCs/>
-                <w:kern w:val="0"/>
-                <w:lang w:eastAsia="en-IN"/>
-                <w14:ligatures w14:val="none"/>
-              </w:rPr>
-              <w:t>Work_Productivity_Score</w:t>
-            </w:r>
-            <w:proofErr w:type="spellEnd"/>
-          </w:p>
-        </w:tc>
-        <w:tc>
-          <w:tcPr>
-            <w:tcW w:w="6570" w:type="dxa"/>
-            <w:vAlign w:val="center"/>
-            <w:hideMark/>
-          </w:tcPr>
-          <w:p>
-            <w:pPr>
-              <w:rPr>
-                <w:rFonts w:ascii="Times New Roman" w:eastAsia="Times New Roman" w:hAnsi="Times New Roman" w:cs="Times New Roman"/>
-                <w:kern w:val="0"/>
-                <w:lang w:eastAsia="en-IN"/>
-                <w14:ligatures w14:val="none"/>
-              </w:rPr>
-            </w:pPr>
-            <w:r>
-              <w:rPr>
-                <w:rFonts w:ascii="Times New Roman" w:eastAsia="Times New Roman" w:hAnsi="Times New Roman" w:cs="Times New Roman"/>
-                <w:kern w:val="0"/>
-                <w:lang w:eastAsia="en-IN"/>
-                <w14:ligatures w14:val="none"/>
-              </w:rPr>
-              <w:t>Self-reported productivity score at work</w:t>
-            </w:r>
-          </w:p>
-        </w:tc>
-      </w:tr>
-      <w:tr>
-        <w:trPr>
-          <w:trHeight w:val="432"/>
-        </w:trPr>
-        <w:tc>
-          <w:tcPr>
-            <w:tcW w:w="3865" w:type="dxa"/>
-            <w:vAlign w:val="center"/>
-            <w:hideMark/>
-          </w:tcPr>
-          <w:p>
-            <w:pPr>
-              <w:rPr>
-                <w:rFonts w:ascii="Times New Roman" w:eastAsia="Times New Roman" w:hAnsi="Times New Roman" w:cs="Times New Roman"/>
-                <w:kern w:val="0"/>
-                <w:lang w:eastAsia="en-IN"/>
-                <w14:ligatures w14:val="none"/>
-              </w:rPr>
-            </w:pPr>
-            <w:proofErr w:type="spellStart"/>
-            <w:r>
-              <w:rPr>
-                <w:rFonts w:ascii="Times New Roman" w:eastAsia="Times New Roman" w:hAnsi="Times New Roman" w:cs="Times New Roman"/>
-                <w:b/>
-                <w:bCs/>
-                <w:kern w:val="0"/>
-                <w:lang w:eastAsia="en-IN"/>
-                <w14:ligatures w14:val="none"/>
-              </w:rPr>
-              <w:t>Sleep_Hours</w:t>
-            </w:r>
-            <w:proofErr w:type="spellEnd"/>
-          </w:p>
-        </w:tc>
-        <w:tc>
-          <w:tcPr>
-            <w:tcW w:w="6570" w:type="dxa"/>
-            <w:vAlign w:val="center"/>
-            <w:hideMark/>
-          </w:tcPr>
-          <w:p>
-            <w:pPr>
-              <w:rPr>
-                <w:rFonts w:ascii="Times New Roman" w:eastAsia="Times New Roman" w:hAnsi="Times New Roman" w:cs="Times New Roman"/>
-                <w:kern w:val="0"/>
-                <w:lang w:eastAsia="en-IN"/>
-                <w14:ligatures w14:val="none"/>
-              </w:rPr>
-            </w:pPr>
-            <w:r>
-              <w:rPr>
-                <w:rFonts w:ascii="Times New Roman" w:eastAsia="Times New Roman" w:hAnsi="Times New Roman" w:cs="Times New Roman"/>
-                <w:kern w:val="0"/>
-                <w:lang w:eastAsia="en-IN"/>
-                <w14:ligatures w14:val="none"/>
-              </w:rPr>
-              <w:t>Average hours of sleep per night</w:t>
-            </w:r>
-          </w:p>
-        </w:tc>
-      </w:tr>
-      <w:tr>
-        <w:trPr>
-          <w:trHeight w:val="432"/>
-        </w:trPr>
-        <w:tc>
-          <w:tcPr>
-            <w:tcW w:w="3865" w:type="dxa"/>
-            <w:vAlign w:val="center"/>
-            <w:hideMark/>
-          </w:tcPr>
-          <w:p>
-            <w:pPr>
-              <w:rPr>
-                <w:rFonts w:ascii="Times New Roman" w:eastAsia="Times New Roman" w:hAnsi="Times New Roman" w:cs="Times New Roman"/>
-                <w:kern w:val="0"/>
-                <w:lang w:eastAsia="en-IN"/>
-                <w14:ligatures w14:val="none"/>
-              </w:rPr>
-            </w:pPr>
-            <w:proofErr w:type="spellStart"/>
-            <w:r>
-              <w:rPr>
-                <w:rFonts w:ascii="Times New Roman" w:eastAsia="Times New Roman" w:hAnsi="Times New Roman" w:cs="Times New Roman"/>
-                <w:b/>
-                <w:bCs/>
-                <w:kern w:val="0"/>
-                <w:lang w:eastAsia="en-IN"/>
-                <w14:ligatures w14:val="none"/>
-              </w:rPr>
-              <w:t>Stress_Level</w:t>
-            </w:r>
-            <w:proofErr w:type="spellEnd"/>
-          </w:p>
-        </w:tc>
-        <w:tc>
-          <w:tcPr>
-            <w:tcW w:w="6570" w:type="dxa"/>
-            <w:vAlign w:val="center"/>
-            <w:hideMark/>
-          </w:tcPr>
-          <w:p>
-            <w:pPr>
-              <w:rPr>
-                <w:rFonts w:ascii="Times New Roman" w:eastAsia="Times New Roman" w:hAnsi="Times New Roman" w:cs="Times New Roman"/>
-                <w:kern w:val="0"/>
-                <w:lang w:eastAsia="en-IN"/>
-                <w14:ligatures w14:val="none"/>
-              </w:rPr>
-            </w:pPr>
-            <w:r>
-              <w:rPr>
-                <w:rFonts w:ascii="Times New Roman" w:eastAsia="Times New Roman" w:hAnsi="Times New Roman" w:cs="Times New Roman"/>
-                <w:kern w:val="0"/>
-                <w:lang w:eastAsia="en-IN"/>
-                <w14:ligatures w14:val="none"/>
-              </w:rPr>
-              <w:t>Self-reported stress level (scale 1–10)</w:t>
-            </w:r>
-          </w:p>
-        </w:tc>
-      </w:tr>
-      <w:tr>
-        <w:trPr>
-          <w:trHeight w:val="432"/>
-        </w:trPr>
-        <w:tc>
-          <w:tcPr>
-            <w:tcW w:w="3865" w:type="dxa"/>
-            <w:vAlign w:val="center"/>
-            <w:hideMark/>
-          </w:tcPr>
-          <w:p>
-            <w:pPr>
-              <w:rPr>
-                <w:rFonts w:ascii="Times New Roman" w:eastAsia="Times New Roman" w:hAnsi="Times New Roman" w:cs="Times New Roman"/>
-                <w:kern w:val="0"/>
-                <w:lang w:eastAsia="en-IN"/>
-                <w14:ligatures w14:val="none"/>
-              </w:rPr>
-            </w:pPr>
-            <w:proofErr w:type="spellStart"/>
-            <w:r>
-              <w:rPr>
-                <w:rFonts w:ascii="Times New Roman" w:eastAsia="Times New Roman" w:hAnsi="Times New Roman" w:cs="Times New Roman"/>
-                <w:b/>
-                <w:bCs/>
-                <w:kern w:val="0"/>
-                <w:lang w:eastAsia="en-IN"/>
-                <w14:ligatures w14:val="none"/>
-              </w:rPr>
-              <w:t>App_Usage_Count</w:t>
-            </w:r>
-            <w:proofErr w:type="spellEnd"/>
-          </w:p>
-        </w:tc>
-        <w:tc>
-          <w:tcPr>
-            <w:tcW w:w="6570" w:type="dxa"/>
-            <w:vAlign w:val="center"/>
-            <w:hideMark/>
-          </w:tcPr>
-          <w:p>
-            <w:pPr>
-              <w:rPr>
-                <w:rFonts w:ascii="Times New Roman" w:eastAsia="Times New Roman" w:hAnsi="Times New Roman" w:cs="Times New Roman"/>
-                <w:kern w:val="0"/>
-                <w:lang w:eastAsia="en-IN"/>
-                <w14:ligatures w14:val="none"/>
-              </w:rPr>
-            </w:pPr>
-            <w:r>
-              <w:rPr>
-                <w:rFonts w:ascii="Times New Roman" w:eastAsia="Times New Roman" w:hAnsi="Times New Roman" w:cs="Times New Roman"/>
-                <w:kern w:val="0"/>
-                <w:lang w:eastAsia="en-IN"/>
-                <w14:ligatures w14:val="none"/>
-              </w:rPr>
-              <w:t>Daily count of different applications used</w:t>
-            </w:r>
-          </w:p>
-        </w:tc>
-      </w:tr>
-      <w:tr>
-        <w:trPr>
-          <w:trHeight w:val="432"/>
-        </w:trPr>
-        <w:tc>
-          <w:tcPr>
-            <w:tcW w:w="3865" w:type="dxa"/>
-            <w:vAlign w:val="center"/>
-            <w:hideMark/>
-          </w:tcPr>
-          <w:p>
-            <w:pPr>
-              <w:rPr>
-                <w:rFonts w:ascii="Times New Roman" w:eastAsia="Times New Roman" w:hAnsi="Times New Roman" w:cs="Times New Roman"/>
-                <w:kern w:val="0"/>
-                <w:lang w:eastAsia="en-IN"/>
-                <w14:ligatures w14:val="none"/>
-              </w:rPr>
-            </w:pPr>
-            <w:proofErr w:type="spellStart"/>
-            <w:r>
-              <w:rPr>
-                <w:rFonts w:ascii="Times New Roman" w:eastAsia="Times New Roman" w:hAnsi="Times New Roman" w:cs="Times New Roman"/>
-                <w:b/>
-                <w:bCs/>
-                <w:kern w:val="0"/>
-                <w:lang w:eastAsia="en-IN"/>
-                <w14:ligatures w14:val="none"/>
-              </w:rPr>
-              <w:t>Caffeine_Intake_Cups</w:t>
-            </w:r>
-            <w:proofErr w:type="spellEnd"/>
-          </w:p>
-        </w:tc>
-        <w:tc>
-          <w:tcPr>
-            <w:tcW w:w="6570" w:type="dxa"/>
-            <w:vAlign w:val="center"/>
-            <w:hideMark/>
-          </w:tcPr>
-          <w:p>
-            <w:pPr>
-              <w:rPr>
-                <w:rFonts w:ascii="Times New Roman" w:eastAsia="Times New Roman" w:hAnsi="Times New Roman" w:cs="Times New Roman"/>
-                <w:kern w:val="0"/>
-                <w:lang w:eastAsia="en-IN"/>
-                <w14:ligatures w14:val="none"/>
-              </w:rPr>
-            </w:pPr>
-            <w:r>
-              <w:rPr>
-                <w:rFonts w:ascii="Times New Roman" w:eastAsia="Times New Roman" w:hAnsi="Times New Roman" w:cs="Times New Roman"/>
-                <w:kern w:val="0"/>
-                <w:lang w:eastAsia="en-IN"/>
-                <w14:ligatures w14:val="none"/>
-              </w:rPr>
-              <w:t>Number of cups of caffeine consumed per day</w:t>
-            </w:r>
-          </w:p>
-        </w:tc>
-      </w:tr>
-      <w:tr>
-        <w:trPr>
-          <w:trHeight w:val="432"/>
-        </w:trPr>
-        <w:tc>
-          <w:tcPr>
-            <w:tcW w:w="3865" w:type="dxa"/>
-            <w:vAlign w:val="center"/>
-            <w:hideMark/>
-          </w:tcPr>
-          <w:p>
-            <w:pPr>
-              <w:rPr>
-                <w:rFonts w:ascii="Times New Roman" w:eastAsia="Times New Roman" w:hAnsi="Times New Roman" w:cs="Times New Roman"/>
-                <w:kern w:val="0"/>
-                <w:lang w:eastAsia="en-IN"/>
-                <w14:ligatures w14:val="none"/>
-              </w:rPr>
-            </w:pPr>
-            <w:proofErr w:type="spellStart"/>
-            <w:r>
-              <w:rPr>
-                <w:rFonts w:ascii="Times New Roman" w:eastAsia="Times New Roman" w:hAnsi="Times New Roman" w:cs="Times New Roman"/>
-                <w:b/>
-                <w:bCs/>
-                <w:kern w:val="0"/>
-                <w:lang w:eastAsia="en-IN"/>
-                <w14:ligatures w14:val="none"/>
-              </w:rPr>
-              <w:t>Weekend_Screen_Time_Hours</w:t>
-            </w:r>
-            <w:proofErr w:type="spellEnd"/>
-          </w:p>
-        </w:tc>
-        <w:tc>
-          <w:tcPr>
-            <w:tcW w:w="6570" w:type="dxa"/>
-            <w:vAlign w:val="center"/>
-            <w:hideMark/>
-          </w:tcPr>
-          <w:p>
-            <w:pPr>
-              <w:rPr>
-                <w:rFonts w:ascii="Times New Roman" w:eastAsia="Times New Roman" w:hAnsi="Times New Roman" w:cs="Times New Roman"/>
-                <w:kern w:val="0"/>
-                <w:lang w:eastAsia="en-IN"/>
-                <w14:ligatures w14:val="none"/>
-              </w:rPr>
-            </w:pPr>
-            <w:r>
-              <w:rPr>
-                <w:rFonts w:ascii="Times New Roman" w:eastAsia="Times New Roman" w:hAnsi="Times New Roman" w:cs="Times New Roman"/>
-                <w:kern w:val="0"/>
-                <w:lang w:eastAsia="en-IN"/>
-                <w14:ligatures w14:val="none"/>
-              </w:rPr>
-              <w:t>Average hours of screen time during the weekend</w:t>
-            </w:r>
+            <w:hyperlink r:id="rId13" w:history="1">
+              <w:r>
+                <w:rPr>
+                  <w:rStyle w:val="Hyperlink"/>
+                  <w:rFonts w:ascii="Times New Roman" w:hAnsi="Times New Roman" w:cs="Times New Roman"/>
+                  <w:sz w:val="28"/>
+                  <w:szCs w:val="28"/>
+                </w:rPr>
+                <w:t>https://scikit-learn.org/stable/</w:t>
+              </w:r>
+            </w:hyperlink>
           </w:p>
         </w:tc>
       </w:tr>
     </w:tbl>
     <w:p>
       <w:pPr>
-        <w:spacing w:after="0" w:line="240" w:lineRule="auto"/>
-        <w:jc w:val="both"/>
-        <w:rPr>
-          <w:rFonts w:ascii="Times New Roman" w:hAnsi="Times New Roman" w:cs="Times New Roman"/>
+        <w:rPr>
+          <w:rFonts w:ascii="Times New Roman" w:hAnsi="Times New Roman" w:cs="Times New Roman"/>
+          <w:sz w:val="28"/>
+          <w:szCs w:val="28"/>
+        </w:rPr>
+      </w:pPr>
+    </w:p>
+    <w:p>
+      <w:pPr>
+        <w:rPr>
+          <w:rFonts w:ascii="Times New Roman" w:hAnsi="Times New Roman" w:cs="Times New Roman"/>
+          <w:sz w:val="28"/>
+          <w:szCs w:val="28"/>
+        </w:rPr>
+      </w:pPr>
+      <w:r>
+        <w:rPr>
+          <w:rFonts w:ascii="Times New Roman" w:hAnsi="Times New Roman" w:cs="Times New Roman"/>
+          <w:sz w:val="28"/>
+          <w:szCs w:val="28"/>
+        </w:rPr>
+        <w:br w:type="page"/>
+      </w:r>
+    </w:p>
+    <w:p>
+      <w:pPr>
+        <w:rPr>
+          <w:rFonts w:ascii="Times New Roman" w:hAnsi="Times New Roman" w:cs="Times New Roman"/>
+          <w:b/>
+          <w:bCs/>
           <w:sz w:val="32"/>
           <w:szCs w:val="32"/>
         </w:rPr>
       </w:pPr>
-    </w:p>
-    <w:p>
-      <w:pPr>
+      <w:r>
         <w:rPr>
           <w:rFonts w:ascii="Times New Roman" w:hAnsi="Times New Roman" w:cs="Times New Roman"/>
           <w:b/>
@@ -3160,541 +4482,8 @@
           <w:sz w:val="32"/>
           <w:szCs w:val="32"/>
         </w:rPr>
-      </w:pPr>
-      <w:r>
-        <w:rPr>
-          <w:rFonts w:ascii="Times New Roman" w:hAnsi="Times New Roman" w:cs="Times New Roman"/>
-          <w:b/>
-          <w:bCs/>
-          <w:sz w:val="32"/>
-          <w:szCs w:val="32"/>
-        </w:rPr>
-        <w:br w:type="page"/>
-      </w:r>
-    </w:p>
-    <w:p>
-      <w:pPr>
-        <w:rPr>
-          <w:rFonts w:ascii="Times New Roman" w:hAnsi="Times New Roman" w:cs="Times New Roman"/>
-          <w:sz w:val="32"/>
-          <w:szCs w:val="32"/>
-        </w:rPr>
-      </w:pPr>
-      <w:r>
-        <w:rPr>
-          <w:rFonts w:ascii="Times New Roman" w:hAnsi="Times New Roman" w:cs="Times New Roman"/>
-          <w:b/>
-          <w:bCs/>
-          <w:sz w:val="32"/>
-          <w:szCs w:val="32"/>
-        </w:rPr>
         <w:lastRenderedPageBreak/>
-        <w:t>3. Data Cleaning &amp; Preprocessing</w:t>
-      </w:r>
-      <w:r>
-        <w:rPr>
-          <w:rFonts w:ascii="Times New Roman" w:hAnsi="Times New Roman" w:cs="Times New Roman"/>
-          <w:b/>
-          <w:bCs/>
-          <w:sz w:val="32"/>
-          <w:szCs w:val="32"/>
-        </w:rPr>
-        <w:t>:</w:t>
-      </w:r>
-    </w:p>
-    <w:p>
-      <w:pPr>
-        <w:rPr>
-          <w:rFonts w:ascii="Times New Roman" w:hAnsi="Times New Roman" w:cs="Times New Roman"/>
-          <w:sz w:val="28"/>
-          <w:szCs w:val="28"/>
-        </w:rPr>
-      </w:pPr>
-      <w:r>
-        <w:rPr>
-          <w:rFonts w:ascii="Times New Roman" w:hAnsi="Times New Roman" w:cs="Times New Roman"/>
-          <w:sz w:val="28"/>
-          <w:szCs w:val="28"/>
-        </w:rPr>
-        <w:t>To ensure data quality and integrity before analysis, the following steps were taken:</w:t>
-      </w:r>
-    </w:p>
-    <w:p>
-      <w:pPr>
-        <w:pStyle w:val="ListParagraph"/>
-        <w:numPr>
-          <w:ilvl w:val="0"/>
-          <w:numId w:val="2"/>
-        </w:numPr>
-        <w:rPr>
-          <w:rFonts w:ascii="Times New Roman" w:hAnsi="Times New Roman" w:cs="Times New Roman"/>
-          <w:sz w:val="28"/>
-          <w:szCs w:val="28"/>
-        </w:rPr>
-      </w:pPr>
-      <w:r>
-        <w:rPr>
-          <w:rFonts w:ascii="Times New Roman" w:hAnsi="Times New Roman" w:cs="Times New Roman"/>
-          <w:b/>
-          <w:bCs/>
-          <w:sz w:val="28"/>
-          <w:szCs w:val="28"/>
-        </w:rPr>
-        <w:t>Missing Values Check:</w:t>
-      </w:r>
-      <w:r>
-        <w:rPr>
-          <w:rFonts w:ascii="Times New Roman" w:hAnsi="Times New Roman" w:cs="Times New Roman"/>
-          <w:sz w:val="28"/>
-          <w:szCs w:val="28"/>
-        </w:rPr>
-        <w:t xml:space="preserve"> The dataset was scanned for null values. No missing values were detected across any of the columns.</w:t>
-      </w:r>
-    </w:p>
-    <w:p>
-      <w:pPr>
-        <w:pStyle w:val="ListParagraph"/>
-        <w:numPr>
-          <w:ilvl w:val="0"/>
-          <w:numId w:val="2"/>
-        </w:numPr>
-        <w:spacing w:after="0"/>
-        <w:rPr>
-          <w:rFonts w:ascii="Times New Roman" w:hAnsi="Times New Roman" w:cs="Times New Roman"/>
-          <w:sz w:val="28"/>
-          <w:szCs w:val="28"/>
-        </w:rPr>
-      </w:pPr>
-      <w:r>
-        <w:rPr>
-          <w:rFonts w:ascii="Times New Roman" w:hAnsi="Times New Roman" w:cs="Times New Roman"/>
-          <w:b/>
-          <w:bCs/>
-          <w:sz w:val="28"/>
-          <w:szCs w:val="28"/>
-        </w:rPr>
-        <w:t>Duplicate Removal:</w:t>
-      </w:r>
-      <w:r>
-        <w:rPr>
-          <w:rFonts w:ascii="Times New Roman" w:hAnsi="Times New Roman" w:cs="Times New Roman"/>
-          <w:sz w:val="28"/>
-          <w:szCs w:val="28"/>
-        </w:rPr>
-        <w:t xml:space="preserve"> Duplicate entries based on the unique `</w:t>
-      </w:r>
-      <w:proofErr w:type="spellStart"/>
-      <w:r>
-        <w:rPr>
-          <w:rFonts w:ascii="Times New Roman" w:hAnsi="Times New Roman" w:cs="Times New Roman"/>
-          <w:sz w:val="28"/>
-          <w:szCs w:val="28"/>
-        </w:rPr>
-        <w:t>User_ID</w:t>
-      </w:r>
-      <w:proofErr w:type="spellEnd"/>
-      <w:r>
-        <w:rPr>
-          <w:rFonts w:ascii="Times New Roman" w:hAnsi="Times New Roman" w:cs="Times New Roman"/>
-          <w:sz w:val="28"/>
-          <w:szCs w:val="28"/>
-        </w:rPr>
-        <w:t>` were identified and removed, ensuring each record represents a distinct user. The final dataset size remained at 50,000 rows, indicating no duplicates were present.</w:t>
-      </w:r>
-    </w:p>
-    <w:p>
-      <w:pPr>
-        <w:spacing w:after="0"/>
-        <w:rPr>
-          <w:rFonts w:ascii="Times New Roman" w:hAnsi="Times New Roman" w:cs="Times New Roman"/>
-          <w:sz w:val="28"/>
-          <w:szCs w:val="28"/>
-        </w:rPr>
-      </w:pPr>
-    </w:p>
-    <w:p>
-      <w:pPr>
-        <w:rPr>
-          <w:rFonts w:ascii="Times New Roman" w:hAnsi="Times New Roman" w:cs="Times New Roman"/>
-          <w:sz w:val="32"/>
-          <w:szCs w:val="32"/>
-        </w:rPr>
-      </w:pPr>
-      <w:r>
-        <w:rPr>
-          <w:rFonts w:ascii="Times New Roman" w:hAnsi="Times New Roman" w:cs="Times New Roman"/>
-          <w:b/>
-          <w:bCs/>
-          <w:sz w:val="32"/>
-          <w:szCs w:val="32"/>
-        </w:rPr>
-        <w:t>4. Feature Engineering</w:t>
-      </w:r>
-      <w:r>
-        <w:rPr>
-          <w:rFonts w:ascii="Times New Roman" w:hAnsi="Times New Roman" w:cs="Times New Roman"/>
-          <w:b/>
-          <w:bCs/>
-          <w:sz w:val="32"/>
-          <w:szCs w:val="32"/>
-        </w:rPr>
-        <w:t>:</w:t>
-      </w:r>
-    </w:p>
-    <w:p>
-      <w:pPr>
-        <w:rPr>
-          <w:rFonts w:ascii="Times New Roman" w:hAnsi="Times New Roman" w:cs="Times New Roman"/>
-          <w:sz w:val="28"/>
-          <w:szCs w:val="28"/>
-        </w:rPr>
-      </w:pPr>
-      <w:r>
-        <w:rPr>
-          <w:rFonts w:ascii="Times New Roman" w:hAnsi="Times New Roman" w:cs="Times New Roman"/>
-          <w:sz w:val="28"/>
-          <w:szCs w:val="28"/>
-        </w:rPr>
-        <w:t>New metrics were derived to enable deeper analysis:</w:t>
-      </w:r>
-    </w:p>
-    <w:p>
-      <w:pPr>
-        <w:pStyle w:val="ListParagraph"/>
-        <w:numPr>
-          <w:ilvl w:val="0"/>
-          <w:numId w:val="3"/>
-        </w:numPr>
-        <w:rPr>
-          <w:rFonts w:ascii="Times New Roman" w:hAnsi="Times New Roman" w:cs="Times New Roman"/>
-          <w:sz w:val="28"/>
-          <w:szCs w:val="28"/>
-        </w:rPr>
-      </w:pPr>
-      <w:r>
-        <w:rPr>
-          <w:rFonts w:ascii="Times New Roman" w:hAnsi="Times New Roman" w:cs="Times New Roman"/>
-          <w:b/>
-          <w:bCs/>
-          <w:sz w:val="28"/>
-          <w:szCs w:val="28"/>
-        </w:rPr>
-        <w:t>High Stress Indicator:</w:t>
-      </w:r>
-      <w:r>
-        <w:rPr>
-          <w:rFonts w:ascii="Times New Roman" w:hAnsi="Times New Roman" w:cs="Times New Roman"/>
-          <w:sz w:val="28"/>
-          <w:szCs w:val="28"/>
-        </w:rPr>
-        <w:t xml:space="preserve"> Users with a `</w:t>
-      </w:r>
-      <w:proofErr w:type="spellStart"/>
-      <w:r>
-        <w:rPr>
-          <w:rFonts w:ascii="Times New Roman" w:hAnsi="Times New Roman" w:cs="Times New Roman"/>
-          <w:sz w:val="28"/>
-          <w:szCs w:val="28"/>
-        </w:rPr>
-        <w:t>Stress_Level</w:t>
-      </w:r>
-      <w:proofErr w:type="spellEnd"/>
-      <w:r>
-        <w:rPr>
-          <w:rFonts w:ascii="Times New Roman" w:hAnsi="Times New Roman" w:cs="Times New Roman"/>
-          <w:sz w:val="28"/>
-          <w:szCs w:val="28"/>
-        </w:rPr>
-        <w:t>` of 7 or higher (on a scale of 10) were categorized as having "High Stress" (`Yes`/`No`).</w:t>
-      </w:r>
-    </w:p>
-    <w:p>
-      <w:pPr>
-        <w:pStyle w:val="ListParagraph"/>
-        <w:numPr>
-          <w:ilvl w:val="0"/>
-          <w:numId w:val="3"/>
-        </w:numPr>
-        <w:spacing w:after="0"/>
-        <w:rPr>
-          <w:rFonts w:ascii="Times New Roman" w:hAnsi="Times New Roman" w:cs="Times New Roman"/>
-          <w:sz w:val="28"/>
-          <w:szCs w:val="28"/>
-        </w:rPr>
-      </w:pPr>
-      <w:r>
-        <w:rPr>
-          <w:rFonts w:ascii="Times New Roman" w:hAnsi="Times New Roman" w:cs="Times New Roman"/>
-          <w:b/>
-          <w:bCs/>
-          <w:sz w:val="28"/>
-          <w:szCs w:val="28"/>
-        </w:rPr>
-        <w:t>Estimated Weekly Screen Time:</w:t>
-      </w:r>
-      <w:r>
-        <w:rPr>
-          <w:rFonts w:ascii="Times New Roman" w:hAnsi="Times New Roman" w:cs="Times New Roman"/>
-          <w:sz w:val="28"/>
-          <w:szCs w:val="28"/>
-        </w:rPr>
-        <w:t xml:space="preserve"> A new column was calculated by combining weekday and weekend screen time habits </w:t>
-      </w:r>
-      <w:proofErr w:type="gramStart"/>
-      <w:r>
-        <w:rPr>
-          <w:rFonts w:ascii="Times New Roman" w:hAnsi="Times New Roman" w:cs="Times New Roman"/>
-          <w:sz w:val="28"/>
-          <w:szCs w:val="28"/>
-        </w:rPr>
-        <w:t>`(</w:t>
-      </w:r>
-      <w:proofErr w:type="spellStart"/>
-      <w:proofErr w:type="gramEnd"/>
-      <w:r>
-        <w:rPr>
-          <w:rFonts w:ascii="Times New Roman" w:hAnsi="Times New Roman" w:cs="Times New Roman"/>
-          <w:sz w:val="28"/>
-          <w:szCs w:val="28"/>
-        </w:rPr>
-        <w:t>Daily_Phone_Hours</w:t>
-      </w:r>
-      <w:proofErr w:type="spellEnd"/>
-      <w:r>
-        <w:rPr>
-          <w:rFonts w:ascii="Times New Roman" w:hAnsi="Times New Roman" w:cs="Times New Roman"/>
-          <w:sz w:val="28"/>
-          <w:szCs w:val="28"/>
-        </w:rPr>
-        <w:t xml:space="preserve"> * 5) + (</w:t>
-      </w:r>
-      <w:proofErr w:type="spellStart"/>
-      <w:r>
-        <w:rPr>
-          <w:rFonts w:ascii="Times New Roman" w:hAnsi="Times New Roman" w:cs="Times New Roman"/>
-          <w:sz w:val="28"/>
-          <w:szCs w:val="28"/>
-        </w:rPr>
-        <w:t>Weekend_Screen_Time_Hours</w:t>
-      </w:r>
-      <w:proofErr w:type="spellEnd"/>
-      <w:r>
-        <w:rPr>
-          <w:rFonts w:ascii="Times New Roman" w:hAnsi="Times New Roman" w:cs="Times New Roman"/>
-          <w:sz w:val="28"/>
-          <w:szCs w:val="28"/>
-        </w:rPr>
-        <w:t xml:space="preserve"> * 2)</w:t>
-      </w:r>
-    </w:p>
-    <w:p>
-      <w:pPr>
-        <w:rPr>
-          <w:rFonts w:ascii="Times New Roman" w:hAnsi="Times New Roman" w:cs="Times New Roman"/>
-          <w:sz w:val="20"/>
-          <w:szCs w:val="20"/>
-        </w:rPr>
-      </w:pPr>
-    </w:p>
-    <w:p>
-      <w:pPr>
-        <w:rPr>
-          <w:rFonts w:ascii="Times New Roman" w:hAnsi="Times New Roman" w:cs="Times New Roman"/>
-          <w:sz w:val="32"/>
-          <w:szCs w:val="32"/>
-        </w:rPr>
-      </w:pPr>
-      <w:r>
-        <w:rPr>
-          <w:rFonts w:ascii="Times New Roman" w:hAnsi="Times New Roman" w:cs="Times New Roman"/>
-          <w:b/>
-          <w:bCs/>
-          <w:sz w:val="32"/>
-          <w:szCs w:val="32"/>
-        </w:rPr>
-        <w:t>5</w:t>
-      </w:r>
-      <w:r>
-        <w:rPr>
-          <w:rFonts w:ascii="Times New Roman" w:hAnsi="Times New Roman" w:cs="Times New Roman"/>
-          <w:b/>
-          <w:bCs/>
-          <w:sz w:val="32"/>
-          <w:szCs w:val="32"/>
-        </w:rPr>
-        <w:t>. Visualizations Summary</w:t>
-      </w:r>
-      <w:r>
-        <w:rPr>
-          <w:rFonts w:ascii="Times New Roman" w:hAnsi="Times New Roman" w:cs="Times New Roman"/>
-          <w:b/>
-          <w:bCs/>
-          <w:sz w:val="32"/>
-          <w:szCs w:val="32"/>
-        </w:rPr>
-        <w:t>:</w:t>
-      </w:r>
-    </w:p>
-    <w:p>
-      <w:pPr>
-        <w:rPr>
-          <w:rFonts w:ascii="Times New Roman" w:hAnsi="Times New Roman" w:cs="Times New Roman"/>
-          <w:sz w:val="28"/>
-          <w:szCs w:val="28"/>
-        </w:rPr>
-      </w:pPr>
-      <w:r>
-        <w:rPr>
-          <w:rFonts w:ascii="Times New Roman" w:hAnsi="Times New Roman" w:cs="Times New Roman"/>
-          <w:sz w:val="28"/>
-          <w:szCs w:val="28"/>
-        </w:rPr>
-        <w:t>Four key visualizations were generated during the script execution to graphically represent the data:</w:t>
-      </w:r>
-    </w:p>
-    <w:p>
-      <w:pPr>
-        <w:pStyle w:val="ListParagraph"/>
-        <w:numPr>
-          <w:ilvl w:val="0"/>
-          <w:numId w:val="4"/>
-        </w:numPr>
-        <w:rPr>
-          <w:rFonts w:ascii="Times New Roman" w:hAnsi="Times New Roman" w:cs="Times New Roman"/>
-          <w:sz w:val="28"/>
-          <w:szCs w:val="28"/>
-        </w:rPr>
-      </w:pPr>
-      <w:r>
-        <w:rPr>
-          <w:rFonts w:ascii="Times New Roman" w:hAnsi="Times New Roman" w:cs="Times New Roman"/>
-          <w:b/>
-          <w:bCs/>
-          <w:sz w:val="28"/>
-          <w:szCs w:val="28"/>
-        </w:rPr>
-        <w:t>Pie Chart (Average Phone Hours by Occupation):</w:t>
-      </w:r>
-      <w:r>
-        <w:rPr>
-          <w:rFonts w:ascii="Times New Roman" w:hAnsi="Times New Roman" w:cs="Times New Roman"/>
-          <w:sz w:val="28"/>
-          <w:szCs w:val="28"/>
-        </w:rPr>
-        <w:t xml:space="preserve"> Illustrates the proportional share of daily phone usage across different occupations.</w:t>
-      </w:r>
-    </w:p>
-    <w:p>
-      <w:pPr>
-        <w:pStyle w:val="ListParagraph"/>
-        <w:numPr>
-          <w:ilvl w:val="0"/>
-          <w:numId w:val="4"/>
-        </w:numPr>
-        <w:rPr>
-          <w:rFonts w:ascii="Times New Roman" w:hAnsi="Times New Roman" w:cs="Times New Roman"/>
-          <w:sz w:val="28"/>
-          <w:szCs w:val="28"/>
-        </w:rPr>
-      </w:pPr>
-      <w:r>
-        <w:rPr>
-          <w:rFonts w:ascii="Times New Roman" w:hAnsi="Times New Roman" w:cs="Times New Roman"/>
-          <w:b/>
-          <w:bCs/>
-          <w:sz w:val="28"/>
-          <w:szCs w:val="28"/>
-        </w:rPr>
-        <w:t>Bar Chart (Device Type Distribution):</w:t>
-      </w:r>
-      <w:r>
-        <w:rPr>
-          <w:rFonts w:ascii="Times New Roman" w:hAnsi="Times New Roman" w:cs="Times New Roman"/>
-          <w:sz w:val="28"/>
-          <w:szCs w:val="28"/>
-        </w:rPr>
-        <w:t xml:space="preserve"> Displays the count of users categorized by their primary device type.</w:t>
-      </w:r>
-    </w:p>
-    <w:p>
-      <w:pPr>
-        <w:pStyle w:val="ListParagraph"/>
-        <w:numPr>
-          <w:ilvl w:val="0"/>
-          <w:numId w:val="4"/>
-        </w:numPr>
-        <w:rPr>
-          <w:rFonts w:ascii="Times New Roman" w:hAnsi="Times New Roman" w:cs="Times New Roman"/>
-          <w:sz w:val="28"/>
-          <w:szCs w:val="28"/>
-        </w:rPr>
-      </w:pPr>
-      <w:r>
-        <w:rPr>
-          <w:rFonts w:ascii="Times New Roman" w:hAnsi="Times New Roman" w:cs="Times New Roman"/>
-          <w:b/>
-          <w:bCs/>
-          <w:sz w:val="28"/>
-          <w:szCs w:val="28"/>
-        </w:rPr>
-        <w:t>Line Chart (Age vs. Average Phone Hours):</w:t>
-      </w:r>
-      <w:r>
-        <w:rPr>
-          <w:rFonts w:ascii="Times New Roman" w:hAnsi="Times New Roman" w:cs="Times New Roman"/>
-          <w:sz w:val="28"/>
-          <w:szCs w:val="28"/>
-        </w:rPr>
-        <w:t xml:space="preserve"> Plots the trendline of daily phone usage across different age groups to spot generational differences.</w:t>
-      </w:r>
-    </w:p>
-    <w:p>
-      <w:pPr>
-        <w:pStyle w:val="ListParagraph"/>
-        <w:numPr>
-          <w:ilvl w:val="0"/>
-          <w:numId w:val="4"/>
-        </w:numPr>
-        <w:rPr>
-          <w:rFonts w:ascii="Times New Roman" w:hAnsi="Times New Roman" w:cs="Times New Roman"/>
-          <w:sz w:val="28"/>
-          <w:szCs w:val="28"/>
-        </w:rPr>
-      </w:pPr>
-      <w:r>
-        <w:rPr>
-          <w:rFonts w:ascii="Times New Roman" w:hAnsi="Times New Roman" w:cs="Times New Roman"/>
-          <w:b/>
-          <w:bCs/>
-          <w:sz w:val="28"/>
-          <w:szCs w:val="28"/>
-        </w:rPr>
-        <w:t>Correlation Heatmap:</w:t>
-      </w:r>
-      <w:r>
-        <w:rPr>
-          <w:rFonts w:ascii="Times New Roman" w:hAnsi="Times New Roman" w:cs="Times New Roman"/>
-          <w:sz w:val="28"/>
-          <w:szCs w:val="28"/>
-        </w:rPr>
-        <w:t xml:space="preserve"> A matrix displaying the statistical correlation coefficients between all numerical features (e.g., how closely Social Media Hours correlate with Productivity or Stress).</w:t>
-      </w:r>
-    </w:p>
-    <w:p>
-      <w:pPr>
-        <w:rPr>
-          <w:rFonts w:ascii="Times New Roman" w:hAnsi="Times New Roman" w:cs="Times New Roman"/>
-          <w:sz w:val="28"/>
-          <w:szCs w:val="28"/>
-        </w:rPr>
-      </w:pPr>
-      <w:r>
-        <w:rPr>
-          <w:rFonts w:ascii="Times New Roman" w:hAnsi="Times New Roman" w:cs="Times New Roman"/>
-          <w:sz w:val="28"/>
-          <w:szCs w:val="28"/>
-        </w:rPr>
-        <w:br w:type="page"/>
+        <w:t>1). Average Daily Phone Hours by Occupation:</w:t>
       </w:r>
     </w:p>
     <w:p>
@@ -3713,12 +4502,11 @@
           <w:sz w:val="28"/>
           <w:szCs w:val="28"/>
         </w:rPr>
-        <w:lastRenderedPageBreak/>
         <w:drawing>
-          <wp:inline distT="0" distB="0" distL="0" distR="0" wp14:anchorId="6147E2A6" wp14:editId="25B17830">
-            <wp:extent cx="5486400" cy="5486400"/>
-            <wp:effectExtent l="19050" t="19050" r="19050" b="19050"/>
-            <wp:docPr id="1413253990" name="Picture 2"/>
+          <wp:inline distT="0" distB="0" distL="0" distR="0" wp14:anchorId="2B2F3274" wp14:editId="79998400">
+            <wp:extent cx="6645910" cy="6645910"/>
+            <wp:effectExtent l="19050" t="19050" r="21590" b="21590"/>
+            <wp:docPr id="787813787" name="Picture 2"/>
             <wp:cNvGraphicFramePr>
               <a:graphicFrameLocks xmlns:a="http://schemas.openxmlformats.org/drawingml/2006/main" noChangeAspect="1"/>
             </wp:cNvGraphicFramePr>
@@ -3726,11 +4514,11 @@
               <a:graphicData uri="http://schemas.openxmlformats.org/drawingml/2006/picture">
                 <pic:pic xmlns:pic="http://schemas.openxmlformats.org/drawingml/2006/picture">
                   <pic:nvPicPr>
-                    <pic:cNvPr id="1413253990" name="Picture 1413253990"/>
+                    <pic:cNvPr id="787813787" name="Picture 787813787"/>
                     <pic:cNvPicPr/>
                   </pic:nvPicPr>
                   <pic:blipFill>
-                    <a:blip r:embed="rId9">
+                    <a:blip r:embed="rId14">
                       <a:extLst>
                         <a:ext uri="{28A0092B-C50C-407E-A947-70E740481C1C}">
                           <a14:useLocalDpi xmlns:a14="http://schemas.microsoft.com/office/drawing/2010/main" val="0"/>
@@ -3744,7 +4532,7 @@
                   <pic:spPr>
                     <a:xfrm>
                       <a:off x="0" y="0"/>
-                      <a:ext cx="5486400" cy="5486400"/>
+                      <a:ext cx="6645910" cy="6645910"/>
                     </a:xfrm>
                     <a:prstGeom prst="rect">
                       <a:avLst/>
@@ -3764,6 +4552,45 @@
     </w:p>
     <w:p>
       <w:pPr>
+        <w:rPr>
+          <w:rFonts w:ascii="Times New Roman" w:hAnsi="Times New Roman" w:cs="Times New Roman"/>
+          <w:sz w:val="28"/>
+          <w:szCs w:val="28"/>
+        </w:rPr>
+      </w:pPr>
+      <w:r>
+        <w:rPr>
+          <w:rFonts w:ascii="Times New Roman" w:hAnsi="Times New Roman" w:cs="Times New Roman"/>
+          <w:sz w:val="28"/>
+          <w:szCs w:val="28"/>
+        </w:rPr>
+        <w:br w:type="page"/>
+      </w:r>
+    </w:p>
+    <w:p>
+      <w:pPr>
+        <w:rPr>
+          <w:rFonts w:ascii="Times New Roman" w:hAnsi="Times New Roman" w:cs="Times New Roman"/>
+          <w:b/>
+          <w:bCs/>
+          <w:sz w:val="32"/>
+          <w:szCs w:val="32"/>
+        </w:rPr>
+      </w:pPr>
+      <w:r>
+        <w:rPr>
+          <w:rFonts w:ascii="Times New Roman" w:hAnsi="Times New Roman" w:cs="Times New Roman"/>
+          <w:b/>
+          <w:bCs/>
+          <w:sz w:val="32"/>
+          <w:szCs w:val="32"/>
+        </w:rPr>
+        <w:lastRenderedPageBreak/>
+        <w:t>2). Device Type Distribution:</w:t>
+      </w:r>
+    </w:p>
+    <w:p>
+      <w:pPr>
         <w:jc w:val="center"/>
         <w:rPr>
           <w:rFonts w:ascii="Times New Roman" w:hAnsi="Times New Roman" w:cs="Times New Roman"/>
@@ -3779,10 +4606,10 @@
           <w:szCs w:val="28"/>
         </w:rPr>
         <w:drawing>
-          <wp:inline distT="0" distB="0" distL="0" distR="0" wp14:anchorId="608FDFB7" wp14:editId="365580A8">
+          <wp:inline distT="0" distB="0" distL="0" distR="0" wp14:anchorId="6F9C4E40" wp14:editId="349E431B">
             <wp:extent cx="6645910" cy="3322955"/>
             <wp:effectExtent l="19050" t="19050" r="21590" b="10795"/>
-            <wp:docPr id="567720405" name="Picture 3"/>
+            <wp:docPr id="1504687971" name="Picture 3"/>
             <wp:cNvGraphicFramePr>
               <a:graphicFrameLocks xmlns:a="http://schemas.openxmlformats.org/drawingml/2006/main" noChangeAspect="1"/>
             </wp:cNvGraphicFramePr>
@@ -3790,11 +4617,11 @@
               <a:graphicData uri="http://schemas.openxmlformats.org/drawingml/2006/picture">
                 <pic:pic xmlns:pic="http://schemas.openxmlformats.org/drawingml/2006/picture">
                   <pic:nvPicPr>
-                    <pic:cNvPr id="567720405" name="Picture 567720405"/>
+                    <pic:cNvPr id="1504687971" name="Picture 1504687971"/>
                     <pic:cNvPicPr/>
                   </pic:nvPicPr>
                   <pic:blipFill>
-                    <a:blip r:embed="rId10">
+                    <a:blip r:embed="rId15">
                       <a:extLst>
                         <a:ext uri="{28A0092B-C50C-407E-A947-70E740481C1C}">
                           <a14:useLocalDpi xmlns:a14="http://schemas.microsoft.com/office/drawing/2010/main" val="0"/>
@@ -3830,6 +4657,38 @@
       <w:pPr>
         <w:rPr>
           <w:rFonts w:ascii="Times New Roman" w:hAnsi="Times New Roman" w:cs="Times New Roman"/>
+          <w:b/>
+          <w:bCs/>
+          <w:sz w:val="32"/>
+          <w:szCs w:val="32"/>
+        </w:rPr>
+      </w:pPr>
+      <w:r>
+        <w:rPr>
+          <w:rFonts w:ascii="Times New Roman" w:hAnsi="Times New Roman" w:cs="Times New Roman"/>
+          <w:b/>
+          <w:bCs/>
+          <w:sz w:val="32"/>
+          <w:szCs w:val="32"/>
+        </w:rPr>
+        <w:t xml:space="preserve">3). </w:t>
+      </w:r>
+      <w:r>
+        <w:rPr>
+          <w:rFonts w:ascii="Times New Roman" w:hAnsi="Times New Roman" w:cs="Times New Roman"/>
+          <w:b/>
+          <w:bCs/>
+          <w:sz w:val="32"/>
+          <w:szCs w:val="32"/>
+        </w:rPr>
+        <w:t>Trend of Daily Phone Hours by Age:</w:t>
+      </w:r>
+    </w:p>
+    <w:p>
+      <w:pPr>
+        <w:jc w:val="center"/>
+        <w:rPr>
+          <w:rFonts w:ascii="Times New Roman" w:hAnsi="Times New Roman" w:cs="Times New Roman"/>
           <w:sz w:val="28"/>
           <w:szCs w:val="28"/>
         </w:rPr>
@@ -3841,12 +4700,11 @@
           <w:sz w:val="28"/>
           <w:szCs w:val="28"/>
         </w:rPr>
-        <w:lastRenderedPageBreak/>
         <w:drawing>
-          <wp:inline distT="0" distB="0" distL="0" distR="0" wp14:anchorId="79FFEF86" wp14:editId="79DA6B99">
+          <wp:inline distT="0" distB="0" distL="0" distR="0" wp14:anchorId="4E78BB68" wp14:editId="330C848B">
             <wp:extent cx="6645910" cy="3322955"/>
             <wp:effectExtent l="19050" t="19050" r="21590" b="10795"/>
-            <wp:docPr id="907800455" name="Picture 4"/>
+            <wp:docPr id="119241495" name="Picture 4"/>
             <wp:cNvGraphicFramePr>
               <a:graphicFrameLocks xmlns:a="http://schemas.openxmlformats.org/drawingml/2006/main" noChangeAspect="1"/>
             </wp:cNvGraphicFramePr>
@@ -3854,11 +4712,11 @@
               <a:graphicData uri="http://schemas.openxmlformats.org/drawingml/2006/picture">
                 <pic:pic xmlns:pic="http://schemas.openxmlformats.org/drawingml/2006/picture">
                   <pic:nvPicPr>
-                    <pic:cNvPr id="907800455" name="Picture 907800455"/>
+                    <pic:cNvPr id="119241495" name="Picture 119241495"/>
                     <pic:cNvPicPr/>
                   </pic:nvPicPr>
                   <pic:blipFill>
-                    <a:blip r:embed="rId11">
+                    <a:blip r:embed="rId16">
                       <a:extLst>
                         <a:ext uri="{28A0092B-C50C-407E-A947-70E740481C1C}">
                           <a14:useLocalDpi xmlns:a14="http://schemas.microsoft.com/office/drawing/2010/main" val="0"/>
@@ -3901,15 +4759,55 @@
       <w:r>
         <w:rPr>
           <w:rFonts w:ascii="Times New Roman" w:hAnsi="Times New Roman" w:cs="Times New Roman"/>
+          <w:sz w:val="28"/>
+          <w:szCs w:val="28"/>
+        </w:rPr>
+        <w:br w:type="page"/>
+      </w:r>
+    </w:p>
+    <w:p>
+      <w:pPr>
+        <w:rPr>
+          <w:rFonts w:ascii="Times New Roman" w:hAnsi="Times New Roman" w:cs="Times New Roman"/>
+          <w:b/>
+          <w:bCs/>
+          <w:sz w:val="32"/>
+          <w:szCs w:val="32"/>
+        </w:rPr>
+      </w:pPr>
+      <w:r>
+        <w:rPr>
+          <w:rFonts w:ascii="Times New Roman" w:hAnsi="Times New Roman" w:cs="Times New Roman"/>
+          <w:b/>
+          <w:bCs/>
+          <w:sz w:val="32"/>
+          <w:szCs w:val="32"/>
+        </w:rPr>
+        <w:lastRenderedPageBreak/>
+        <w:t>4). Correlation of Numerical Features (Heatmap):</w:t>
+      </w:r>
+    </w:p>
+    <w:p>
+      <w:pPr>
+        <w:jc w:val="center"/>
+        <w:rPr>
+          <w:rFonts w:ascii="Times New Roman" w:hAnsi="Times New Roman" w:cs="Times New Roman"/>
+          <w:sz w:val="28"/>
+          <w:szCs w:val="28"/>
+        </w:rPr>
+      </w:pPr>
+      <w:r>
+        <w:rPr>
+          <w:rFonts w:ascii="Times New Roman" w:hAnsi="Times New Roman" w:cs="Times New Roman"/>
           <w:noProof/>
           <w:sz w:val="28"/>
           <w:szCs w:val="28"/>
         </w:rPr>
         <w:drawing>
-          <wp:inline distT="0" distB="0" distL="0" distR="0" wp14:anchorId="6449BBB9" wp14:editId="0DB3A78D">
+          <wp:inline distT="0" distB="0" distL="0" distR="0" wp14:anchorId="15662B9D" wp14:editId="22B6CADC">
             <wp:extent cx="6645910" cy="5316855"/>
             <wp:effectExtent l="19050" t="19050" r="21590" b="17145"/>
-            <wp:docPr id="631561579" name="Picture 5"/>
+            <wp:docPr id="1003285934" name="Picture 5"/>
             <wp:cNvGraphicFramePr>
               <a:graphicFrameLocks xmlns:a="http://schemas.openxmlformats.org/drawingml/2006/main" noChangeAspect="1"/>
             </wp:cNvGraphicFramePr>
@@ -3917,11 +4815,11 @@
               <a:graphicData uri="http://schemas.openxmlformats.org/drawingml/2006/picture">
                 <pic:pic xmlns:pic="http://schemas.openxmlformats.org/drawingml/2006/picture">
                   <pic:nvPicPr>
-                    <pic:cNvPr id="631561579" name="Picture 631561579"/>
+                    <pic:cNvPr id="1003285934" name="Picture 1003285934"/>
                     <pic:cNvPicPr/>
                   </pic:nvPicPr>
                   <pic:blipFill>
-                    <a:blip r:embed="rId12">
+                    <a:blip r:embed="rId17">
                       <a:extLst>
                         <a:ext uri="{28A0092B-C50C-407E-A947-70E740481C1C}">
                           <a14:useLocalDpi xmlns:a14="http://schemas.microsoft.com/office/drawing/2010/main" val="0"/>
@@ -3952,6 +4850,15 @@
           </wp:inline>
         </w:drawing>
       </w:r>
+    </w:p>
+    <w:p>
+      <w:pPr>
+        <w:rPr>
+          <w:rFonts w:ascii="Times New Roman" w:hAnsi="Times New Roman" w:cs="Times New Roman"/>
+          <w:sz w:val="28"/>
+          <w:szCs w:val="28"/>
+        </w:rPr>
+      </w:pPr>
       <w:r>
         <w:rPr>
           <w:rFonts w:ascii="Times New Roman" w:hAnsi="Times New Roman" w:cs="Times New Roman"/>
@@ -3963,12 +4870,8 @@
     </w:p>
     <w:p>
       <w:pPr>
-        <w:spacing w:line="240" w:lineRule="auto"/>
-        <w:jc w:val="both"/>
-        <w:rPr>
-          <w:rFonts w:ascii="Times New Roman" w:hAnsi="Times New Roman" w:cs="Times New Roman"/>
-          <w:b/>
-          <w:bCs/>
+        <w:rPr>
+          <w:rFonts w:ascii="Times New Roman" w:hAnsi="Times New Roman" w:cs="Times New Roman"/>
           <w:sz w:val="32"/>
           <w:szCs w:val="32"/>
         </w:rPr>
@@ -3982,479 +4885,93 @@
           <w:szCs w:val="32"/>
         </w:rPr>
         <w:lastRenderedPageBreak/>
-        <w:t xml:space="preserve">6. </w:t>
-      </w:r>
-      <w:r>
-        <w:rPr>
-          <w:rFonts w:ascii="Times New Roman" w:hAnsi="Times New Roman" w:cs="Times New Roman"/>
-          <w:b/>
-          <w:bCs/>
+        <w:t>5).</w:t>
+      </w:r>
+      <w:r>
+        <w:rPr>
+          <w:rFonts w:ascii="Times New Roman" w:hAnsi="Times New Roman" w:cs="Times New Roman"/>
           <w:sz w:val="32"/>
           <w:szCs w:val="32"/>
         </w:rPr>
-        <w:t>Tools &amp; Technologies:</w:t>
-      </w:r>
-    </w:p>
-    <w:tbl>
-      <w:tblPr>
-        <w:tblStyle w:val="TableGrid"/>
-        <w:tblW w:w="0" w:type="auto"/>
-        <w:tblLook w:val="04A0" w:firstRow="1" w:lastRow="0" w:firstColumn="1" w:lastColumn="0" w:noHBand="0" w:noVBand="1"/>
-      </w:tblPr>
-      <w:tblGrid>
-        <w:gridCol w:w="3055"/>
-        <w:gridCol w:w="7401"/>
-      </w:tblGrid>
-      <w:tr>
-        <w:trPr>
-          <w:trHeight w:val="576"/>
-        </w:trPr>
-        <w:tc>
-          <w:tcPr>
-            <w:tcW w:w="3055" w:type="dxa"/>
-            <w:vAlign w:val="center"/>
-          </w:tcPr>
-          <w:p>
-            <w:pPr>
-              <w:jc w:val="center"/>
-              <w:rPr>
-                <w:rFonts w:ascii="Times New Roman" w:hAnsi="Times New Roman" w:cs="Times New Roman"/>
-                <w:b/>
-                <w:bCs/>
-                <w:sz w:val="32"/>
-                <w:szCs w:val="32"/>
-              </w:rPr>
-            </w:pPr>
-            <w:r>
-              <w:rPr>
-                <w:rFonts w:ascii="Times New Roman" w:hAnsi="Times New Roman" w:cs="Times New Roman"/>
-                <w:b/>
-                <w:bCs/>
-                <w:sz w:val="32"/>
-                <w:szCs w:val="32"/>
-              </w:rPr>
-              <w:t>Tools</w:t>
-            </w:r>
-          </w:p>
-        </w:tc>
-        <w:tc>
-          <w:tcPr>
-            <w:tcW w:w="7401" w:type="dxa"/>
-            <w:vAlign w:val="center"/>
-          </w:tcPr>
-          <w:p>
-            <w:pPr>
-              <w:jc w:val="center"/>
-              <w:rPr>
-                <w:rFonts w:ascii="Times New Roman" w:hAnsi="Times New Roman" w:cs="Times New Roman"/>
-                <w:b/>
-                <w:bCs/>
-                <w:sz w:val="32"/>
-                <w:szCs w:val="32"/>
-              </w:rPr>
-            </w:pPr>
-            <w:r>
-              <w:rPr>
-                <w:rFonts w:ascii="Times New Roman" w:hAnsi="Times New Roman" w:cs="Times New Roman"/>
-                <w:b/>
-                <w:bCs/>
-                <w:sz w:val="32"/>
-                <w:szCs w:val="32"/>
-              </w:rPr>
-              <w:t>Description</w:t>
-            </w:r>
-          </w:p>
-        </w:tc>
-      </w:tr>
-      <w:tr>
-        <w:trPr>
-          <w:trHeight w:val="576"/>
-        </w:trPr>
-        <w:tc>
-          <w:tcPr>
-            <w:tcW w:w="3055" w:type="dxa"/>
-            <w:vAlign w:val="center"/>
-          </w:tcPr>
-          <w:p>
-            <w:pPr>
-              <w:rPr>
-                <w:rFonts w:ascii="Times New Roman" w:hAnsi="Times New Roman" w:cs="Times New Roman"/>
-                <w:b/>
-                <w:bCs/>
-                <w:sz w:val="28"/>
-                <w:szCs w:val="28"/>
-              </w:rPr>
-            </w:pPr>
-            <w:r>
-              <w:rPr>
-                <w:rFonts w:ascii="Times New Roman" w:hAnsi="Times New Roman" w:cs="Times New Roman"/>
-                <w:b/>
-                <w:bCs/>
-                <w:sz w:val="28"/>
-                <w:szCs w:val="28"/>
-              </w:rPr>
-              <w:t>Python</w:t>
-            </w:r>
-          </w:p>
-        </w:tc>
-        <w:tc>
-          <w:tcPr>
-            <w:tcW w:w="7401" w:type="dxa"/>
-            <w:vAlign w:val="center"/>
-          </w:tcPr>
-          <w:p>
-            <w:pPr>
-              <w:rPr>
-                <w:rFonts w:ascii="Times New Roman" w:hAnsi="Times New Roman" w:cs="Times New Roman"/>
-                <w:sz w:val="28"/>
-                <w:szCs w:val="28"/>
-              </w:rPr>
-            </w:pPr>
-            <w:r>
-              <w:rPr>
-                <w:rFonts w:ascii="Times New Roman" w:hAnsi="Times New Roman" w:cs="Times New Roman"/>
-                <w:sz w:val="28"/>
-                <w:szCs w:val="28"/>
-              </w:rPr>
-              <w:t>Core programming language.</w:t>
-            </w:r>
-          </w:p>
-        </w:tc>
-      </w:tr>
-      <w:tr>
-        <w:trPr>
-          <w:trHeight w:val="864"/>
-        </w:trPr>
-        <w:tc>
-          <w:tcPr>
-            <w:tcW w:w="3055" w:type="dxa"/>
-            <w:vAlign w:val="center"/>
-          </w:tcPr>
-          <w:p>
-            <w:pPr>
-              <w:rPr>
-                <w:rFonts w:ascii="Times New Roman" w:hAnsi="Times New Roman" w:cs="Times New Roman"/>
-                <w:b/>
-                <w:bCs/>
-                <w:sz w:val="28"/>
-                <w:szCs w:val="28"/>
-              </w:rPr>
-            </w:pPr>
-            <w:r>
-              <w:rPr>
-                <w:rFonts w:ascii="Times New Roman" w:hAnsi="Times New Roman" w:cs="Times New Roman"/>
-                <w:b/>
-                <w:bCs/>
-                <w:sz w:val="28"/>
-                <w:szCs w:val="28"/>
-              </w:rPr>
-              <w:t>pandas</w:t>
-            </w:r>
-          </w:p>
-        </w:tc>
-        <w:tc>
-          <w:tcPr>
-            <w:tcW w:w="7401" w:type="dxa"/>
-            <w:vAlign w:val="center"/>
-          </w:tcPr>
-          <w:p>
-            <w:pPr>
-              <w:rPr>
-                <w:rFonts w:ascii="Times New Roman" w:hAnsi="Times New Roman" w:cs="Times New Roman"/>
-                <w:sz w:val="28"/>
-                <w:szCs w:val="28"/>
-              </w:rPr>
-            </w:pPr>
-            <w:r>
-              <w:rPr>
-                <w:rFonts w:ascii="Times New Roman" w:hAnsi="Times New Roman" w:cs="Times New Roman"/>
-                <w:sz w:val="28"/>
-                <w:szCs w:val="28"/>
-              </w:rPr>
-              <w:t>Employed for efficient data wrangling, cleaning, logical filtering, and grouped mathematical computations.</w:t>
-            </w:r>
-          </w:p>
-        </w:tc>
-      </w:tr>
-      <w:tr>
-        <w:trPr>
-          <w:trHeight w:val="864"/>
-        </w:trPr>
-        <w:tc>
-          <w:tcPr>
-            <w:tcW w:w="3055" w:type="dxa"/>
-            <w:vAlign w:val="center"/>
-          </w:tcPr>
-          <w:p>
-            <w:pPr>
-              <w:rPr>
-                <w:rFonts w:ascii="Times New Roman" w:hAnsi="Times New Roman" w:cs="Times New Roman"/>
-                <w:b/>
-                <w:bCs/>
-                <w:sz w:val="28"/>
-                <w:szCs w:val="28"/>
-              </w:rPr>
-            </w:pPr>
-            <w:r>
-              <w:rPr>
-                <w:rFonts w:ascii="Times New Roman" w:hAnsi="Times New Roman" w:cs="Times New Roman"/>
-                <w:b/>
-                <w:bCs/>
-                <w:sz w:val="28"/>
-                <w:szCs w:val="28"/>
-              </w:rPr>
-              <w:t>NumPy</w:t>
-            </w:r>
-          </w:p>
-        </w:tc>
-        <w:tc>
-          <w:tcPr>
-            <w:tcW w:w="7401" w:type="dxa"/>
-            <w:vAlign w:val="center"/>
-          </w:tcPr>
-          <w:p>
-            <w:pPr>
-              <w:rPr>
-                <w:rFonts w:ascii="Times New Roman" w:hAnsi="Times New Roman" w:cs="Times New Roman"/>
-                <w:sz w:val="28"/>
-                <w:szCs w:val="28"/>
-              </w:rPr>
-            </w:pPr>
-            <w:r>
-              <w:rPr>
-                <w:rFonts w:ascii="Times New Roman" w:hAnsi="Times New Roman" w:cs="Times New Roman"/>
-                <w:sz w:val="28"/>
-                <w:szCs w:val="28"/>
-              </w:rPr>
-              <w:t>Used conjunctively with Pandas for robust numerical operations and multidimensional array manipulations.</w:t>
-            </w:r>
-          </w:p>
-        </w:tc>
-      </w:tr>
-      <w:tr>
-        <w:trPr>
-          <w:trHeight w:val="864"/>
-        </w:trPr>
-        <w:tc>
-          <w:tcPr>
-            <w:tcW w:w="3055" w:type="dxa"/>
-            <w:vAlign w:val="center"/>
-          </w:tcPr>
-          <w:p>
-            <w:pPr>
-              <w:rPr>
-                <w:rFonts w:ascii="Times New Roman" w:hAnsi="Times New Roman" w:cs="Times New Roman"/>
-                <w:b/>
-                <w:bCs/>
-                <w:sz w:val="28"/>
-                <w:szCs w:val="28"/>
-              </w:rPr>
-            </w:pPr>
-            <w:r>
-              <w:rPr>
-                <w:rFonts w:ascii="Times New Roman" w:hAnsi="Times New Roman" w:cs="Times New Roman"/>
-                <w:b/>
-                <w:bCs/>
-                <w:sz w:val="28"/>
-                <w:szCs w:val="28"/>
-              </w:rPr>
-              <w:t>matplotlib</w:t>
-            </w:r>
-          </w:p>
-        </w:tc>
-        <w:tc>
-          <w:tcPr>
-            <w:tcW w:w="7401" w:type="dxa"/>
-            <w:vAlign w:val="center"/>
-          </w:tcPr>
-          <w:p>
-            <w:pPr>
-              <w:rPr>
-                <w:rFonts w:ascii="Times New Roman" w:hAnsi="Times New Roman" w:cs="Times New Roman"/>
-                <w:sz w:val="28"/>
-                <w:szCs w:val="28"/>
-              </w:rPr>
-            </w:pPr>
-            <w:r>
-              <w:rPr>
-                <w:rFonts w:ascii="Times New Roman" w:hAnsi="Times New Roman" w:cs="Times New Roman"/>
-                <w:sz w:val="28"/>
-                <w:szCs w:val="28"/>
-              </w:rPr>
-              <w:t>Used to programmatically construct basic visual elements like Pie Charts, Bar Charts, and Line trendlines.</w:t>
-            </w:r>
-          </w:p>
-        </w:tc>
-      </w:tr>
-      <w:tr>
-        <w:trPr>
-          <w:trHeight w:val="1152"/>
-        </w:trPr>
-        <w:tc>
-          <w:tcPr>
-            <w:tcW w:w="3055" w:type="dxa"/>
-            <w:vAlign w:val="center"/>
-          </w:tcPr>
-          <w:p>
-            <w:pPr>
-              <w:rPr>
-                <w:rFonts w:ascii="Times New Roman" w:hAnsi="Times New Roman" w:cs="Times New Roman"/>
-                <w:b/>
-                <w:bCs/>
-                <w:sz w:val="28"/>
-                <w:szCs w:val="28"/>
-              </w:rPr>
-            </w:pPr>
-            <w:r>
-              <w:rPr>
-                <w:rFonts w:ascii="Times New Roman" w:hAnsi="Times New Roman" w:cs="Times New Roman"/>
-                <w:b/>
-                <w:bCs/>
-                <w:sz w:val="28"/>
-                <w:szCs w:val="28"/>
-              </w:rPr>
-              <w:t>Seaborn</w:t>
-            </w:r>
-          </w:p>
-        </w:tc>
-        <w:tc>
-          <w:tcPr>
-            <w:tcW w:w="7401" w:type="dxa"/>
-            <w:vAlign w:val="center"/>
-          </w:tcPr>
-          <w:p>
-            <w:pPr>
-              <w:rPr>
-                <w:rFonts w:ascii="Times New Roman" w:hAnsi="Times New Roman" w:cs="Times New Roman"/>
-                <w:sz w:val="28"/>
-                <w:szCs w:val="28"/>
-              </w:rPr>
-            </w:pPr>
-            <w:r>
-              <w:rPr>
-                <w:rFonts w:ascii="Times New Roman" w:hAnsi="Times New Roman" w:cs="Times New Roman"/>
-                <w:sz w:val="28"/>
-                <w:szCs w:val="28"/>
-              </w:rPr>
-              <w:t xml:space="preserve">Utilized strategically over raw Matplotlib to streamline advanced statistical visualizations (such as the Correlation Matrix Heatmap) and uniform </w:t>
-            </w:r>
-            <w:proofErr w:type="spellStart"/>
-            <w:r>
-              <w:rPr>
-                <w:rFonts w:ascii="Times New Roman" w:hAnsi="Times New Roman" w:cs="Times New Roman"/>
-                <w:sz w:val="28"/>
-                <w:szCs w:val="28"/>
-              </w:rPr>
-              <w:t>color</w:t>
-            </w:r>
-            <w:proofErr w:type="spellEnd"/>
-            <w:r>
-              <w:rPr>
-                <w:rFonts w:ascii="Times New Roman" w:hAnsi="Times New Roman" w:cs="Times New Roman"/>
-                <w:sz w:val="28"/>
-                <w:szCs w:val="28"/>
-              </w:rPr>
-              <w:t xml:space="preserve"> palette mapping.</w:t>
-            </w:r>
-          </w:p>
-        </w:tc>
-      </w:tr>
-    </w:tbl>
-    <w:p>
-      <w:pPr>
-        <w:rPr>
-          <w:rFonts w:ascii="Times New Roman" w:hAnsi="Times New Roman" w:cs="Times New Roman"/>
-          <w:sz w:val="28"/>
-          <w:szCs w:val="28"/>
-        </w:rPr>
-      </w:pPr>
-    </w:p>
-    <w:p>
-      <w:pPr>
-        <w:rPr>
-          <w:rFonts w:ascii="Times New Roman" w:hAnsi="Times New Roman" w:cs="Times New Roman"/>
+        <w:t xml:space="preserve"> </w:t>
+      </w:r>
+      <w:r>
+        <w:rPr>
+          <w:rFonts w:ascii="Times New Roman" w:hAnsi="Times New Roman" w:cs="Times New Roman"/>
+          <w:b/>
+          <w:bCs/>
           <w:sz w:val="32"/>
           <w:szCs w:val="32"/>
         </w:rPr>
-      </w:pPr>
-      <w:r>
-        <w:rPr>
-          <w:rFonts w:ascii="Times New Roman" w:hAnsi="Times New Roman" w:cs="Times New Roman"/>
-          <w:b/>
-          <w:bCs/>
-          <w:sz w:val="32"/>
-          <w:szCs w:val="32"/>
-        </w:rPr>
-        <w:t>7</w:t>
-      </w:r>
-      <w:r>
-        <w:rPr>
-          <w:rFonts w:ascii="Times New Roman" w:hAnsi="Times New Roman" w:cs="Times New Roman"/>
-          <w:b/>
-          <w:bCs/>
-          <w:sz w:val="32"/>
-          <w:szCs w:val="32"/>
-        </w:rPr>
-        <w:t>. Conclusion</w:t>
-      </w:r>
-      <w:r>
-        <w:rPr>
-          <w:rFonts w:ascii="Times New Roman" w:hAnsi="Times New Roman" w:cs="Times New Roman"/>
-          <w:b/>
-          <w:bCs/>
-          <w:sz w:val="32"/>
-          <w:szCs w:val="32"/>
-        </w:rPr>
-        <w:t>:</w:t>
-      </w:r>
-    </w:p>
-    <w:p>
-      <w:pPr>
-        <w:ind w:firstLine="720"/>
-        <w:rPr>
-          <w:rFonts w:ascii="Times New Roman" w:hAnsi="Times New Roman" w:cs="Times New Roman"/>
-          <w:sz w:val="28"/>
-          <w:szCs w:val="28"/>
-        </w:rPr>
-      </w:pPr>
-      <w:r>
-        <w:rPr>
-          <w:rFonts w:ascii="Times New Roman" w:hAnsi="Times New Roman" w:cs="Times New Roman"/>
-          <w:sz w:val="28"/>
-          <w:szCs w:val="28"/>
-        </w:rPr>
-        <w:t>The dataset indicates a heavily normalized distribution of phone usage across different demographics. Despite expectations, extreme stress levels do not show a drastic correlation with sleep deprivation within this specific dataset. The generated modular Python script (`</w:t>
-      </w:r>
-      <w:r>
-        <w:rPr>
-          <w:rFonts w:ascii="Times New Roman" w:hAnsi="Times New Roman" w:cs="Times New Roman"/>
-          <w:b/>
-          <w:bCs/>
-          <w:sz w:val="28"/>
-          <w:szCs w:val="28"/>
-        </w:rPr>
-        <w:t>socialmedia_analysis.py</w:t>
-      </w:r>
-      <w:r>
-        <w:rPr>
-          <w:rFonts w:ascii="Times New Roman" w:hAnsi="Times New Roman" w:cs="Times New Roman"/>
-          <w:sz w:val="28"/>
-          <w:szCs w:val="28"/>
-        </w:rPr>
-        <w:t>`) successfully automates the extraction of these statistical insights and visualizations.</w:t>
-      </w:r>
-    </w:p>
-    <w:p>
-      <w:pPr>
-        <w:rPr>
-          <w:rFonts w:ascii="Times New Roman" w:hAnsi="Times New Roman" w:cs="Times New Roman"/>
-          <w:sz w:val="28"/>
-          <w:szCs w:val="28"/>
-        </w:rPr>
-      </w:pPr>
+        <w:t>High Stress Prediction:</w:t>
+      </w:r>
+    </w:p>
+    <w:p>
+      <w:pPr>
+        <w:jc w:val="center"/>
+        <w:rPr>
+          <w:rFonts w:ascii="Times New Roman" w:hAnsi="Times New Roman" w:cs="Times New Roman"/>
+          <w:sz w:val="28"/>
+          <w:szCs w:val="28"/>
+        </w:rPr>
+      </w:pPr>
+      <w:r>
+        <w:rPr>
+          <w:rFonts w:ascii="Times New Roman" w:hAnsi="Times New Roman" w:cs="Times New Roman"/>
+          <w:noProof/>
+          <w:sz w:val="28"/>
+          <w:szCs w:val="28"/>
+        </w:rPr>
+        <w:drawing>
+          <wp:inline distT="0" distB="0" distL="0" distR="0" wp14:anchorId="34A49F47" wp14:editId="24738856">
+            <wp:extent cx="5486411" cy="3657607"/>
+            <wp:effectExtent l="19050" t="19050" r="19050" b="19050"/>
+            <wp:docPr id="1133052701" name="Picture 6"/>
+            <wp:cNvGraphicFramePr>
+              <a:graphicFrameLocks xmlns:a="http://schemas.openxmlformats.org/drawingml/2006/main" noChangeAspect="1"/>
+            </wp:cNvGraphicFramePr>
+            <a:graphic xmlns:a="http://schemas.openxmlformats.org/drawingml/2006/main">
+              <a:graphicData uri="http://schemas.openxmlformats.org/drawingml/2006/picture">
+                <pic:pic xmlns:pic="http://schemas.openxmlformats.org/drawingml/2006/picture">
+                  <pic:nvPicPr>
+                    <pic:cNvPr id="1133052701" name="Picture 1133052701"/>
+                    <pic:cNvPicPr/>
+                  </pic:nvPicPr>
+                  <pic:blipFill>
+                    <a:blip r:embed="rId18">
+                      <a:extLst>
+                        <a:ext uri="{28A0092B-C50C-407E-A947-70E740481C1C}">
+                          <a14:useLocalDpi xmlns:a14="http://schemas.microsoft.com/office/drawing/2010/main" val="0"/>
+                        </a:ext>
+                      </a:extLst>
+                    </a:blip>
+                    <a:stretch>
+                      <a:fillRect/>
+                    </a:stretch>
+                  </pic:blipFill>
+                  <pic:spPr>
+                    <a:xfrm>
+                      <a:off x="0" y="0"/>
+                      <a:ext cx="5486411" cy="3657607"/>
+                    </a:xfrm>
+                    <a:prstGeom prst="rect">
+                      <a:avLst/>
+                    </a:prstGeom>
+                    <a:ln>
+                      <a:solidFill>
+                        <a:schemeClr val="tx1"/>
+                      </a:solidFill>
+                    </a:ln>
+                  </pic:spPr>
+                </pic:pic>
+              </a:graphicData>
+            </a:graphic>
+          </wp:inline>
+        </w:drawing>
+      </w:r>
     </w:p>
     <w:sectPr>
-      <w:headerReference w:type="default" r:id="rId13"/>
+      <w:headerReference w:type="default" r:id="rId19"/>
       <w:pgSz w:w="11906" w:h="16838"/>
       <w:pgMar w:top="720" w:right="720" w:bottom="720" w:left="720" w:header="708" w:footer="708" w:gutter="0"/>
       <w:pgBorders w:offsetFrom="page">
@@ -4529,200 +5046,6 @@
         <w:rFonts w:ascii="Times New Roman" w:hAnsi="Times New Roman" w:cs="Times New Roman"/>
       </w:rPr>
     </w:pPr>
-    <w:r>
-      <w:rPr>
-        <w:rFonts w:ascii="Times New Roman" w:hAnsi="Times New Roman" w:cs="Times New Roman"/>
-        <w:noProof/>
-      </w:rPr>
-      <mc:AlternateContent>
-        <mc:Choice Requires="wps">
-          <w:drawing>
-            <wp:anchor distT="0" distB="0" distL="118745" distR="118745" simplePos="0" relativeHeight="251659264" behindDoc="1" locked="0" layoutInCell="1" allowOverlap="0" wp14:anchorId="4F9D2687" wp14:editId="5ADBE79A">
-              <wp:simplePos x="0" y="0"/>
-              <wp:positionH relativeFrom="margin">
-                <wp:align>center</wp:align>
-              </wp:positionH>
-              <mc:AlternateContent>
-                <mc:Choice Requires="wp14">
-                  <wp:positionV relativeFrom="page">
-                    <wp14:pctPosVOffset>4500</wp14:pctPosVOffset>
-                  </wp:positionV>
-                </mc:Choice>
-                <mc:Fallback>
-                  <wp:positionV relativeFrom="page">
-                    <wp:posOffset>480695</wp:posOffset>
-                  </wp:positionV>
-                </mc:Fallback>
-              </mc:AlternateContent>
-              <wp:extent cx="5950039" cy="270457"/>
-              <wp:effectExtent l="0" t="0" r="0" b="7620"/>
-              <wp:wrapSquare wrapText="bothSides"/>
-              <wp:docPr id="197" name="Rectangle 200"/>
-              <wp:cNvGraphicFramePr/>
-              <a:graphic xmlns:a="http://schemas.openxmlformats.org/drawingml/2006/main">
-                <a:graphicData uri="http://schemas.microsoft.com/office/word/2010/wordprocessingShape">
-                  <wps:wsp>
-                    <wps:cNvSpPr/>
-                    <wps:spPr>
-                      <a:xfrm>
-                        <a:off x="0" y="0"/>
-                        <a:ext cx="5950039" cy="270457"/>
-                      </a:xfrm>
-                      <a:prstGeom prst="rect">
-                        <a:avLst/>
-                      </a:prstGeom>
-                      <a:solidFill>
-                        <a:schemeClr val="accent1"/>
-                      </a:solidFill>
-                      <a:ln>
-                        <a:noFill/>
-                      </a:ln>
-                    </wps:spPr>
-                    <wps:style>
-                      <a:lnRef idx="2">
-                        <a:schemeClr val="accent1">
-                          <a:shade val="50000"/>
-                        </a:schemeClr>
-                      </a:lnRef>
-                      <a:fillRef idx="1">
-                        <a:schemeClr val="accent1"/>
-                      </a:fillRef>
-                      <a:effectRef idx="0">
-                        <a:schemeClr val="accent1"/>
-                      </a:effectRef>
-                      <a:fontRef idx="minor">
-                        <a:schemeClr val="lt1"/>
-                      </a:fontRef>
-                    </wps:style>
-                    <wps:txbx>
-                      <w:txbxContent>
-                        <w:sdt>
-                          <w:sdtPr>
-                            <w:rPr>
-                              <w:rFonts w:ascii="Times New Roman" w:hAnsi="Times New Roman" w:cs="Times New Roman"/>
-                              <w:b/>
-                              <w:bCs/>
-                              <w:caps/>
-                              <w:color w:val="FFFFFF" w:themeColor="background1"/>
-                              <w:sz w:val="36"/>
-                              <w:szCs w:val="36"/>
-                            </w:rPr>
-                            <w:alias w:val="Title"/>
-                            <w:tag w:val=""/>
-                            <w:id w:val="1189017394"/>
-                            <w:dataBinding w:prefixMappings="xmlns:ns0='http://purl.org/dc/elements/1.1/' xmlns:ns1='http://schemas.openxmlformats.org/package/2006/metadata/core-properties' " w:xpath="/ns1:coreProperties[1]/ns0:title[1]" w:storeItemID="{6C3C8BC8-F283-45AE-878A-BAB7291924A1}"/>
-                            <w:text/>
-                          </w:sdtPr>
-                          <w:sdtContent>
-                            <w:p>
-                              <w:pPr>
-                                <w:pStyle w:val="Header"/>
-                                <w:jc w:val="center"/>
-                                <w:rPr>
-                                  <w:rFonts w:ascii="Times New Roman" w:hAnsi="Times New Roman" w:cs="Times New Roman"/>
-                                  <w:b/>
-                                  <w:bCs/>
-                                  <w:caps/>
-                                  <w:color w:val="FFFFFF" w:themeColor="background1"/>
-                                  <w:sz w:val="36"/>
-                                  <w:szCs w:val="36"/>
-                                </w:rPr>
-                              </w:pPr>
-                              <w:r>
-                                <w:rPr>
-                                  <w:rFonts w:ascii="Times New Roman" w:hAnsi="Times New Roman" w:cs="Times New Roman"/>
-                                  <w:b/>
-                                  <w:bCs/>
-                                  <w:caps/>
-                                  <w:color w:val="FFFFFF" w:themeColor="background1"/>
-                                  <w:sz w:val="36"/>
-                                  <w:szCs w:val="36"/>
-                                </w:rPr>
-                                <w:t>Social Media Usage and Screen Time Analysis</w:t>
-                              </w:r>
-                            </w:p>
-                          </w:sdtContent>
-                        </w:sdt>
-                      </w:txbxContent>
-                    </wps:txbx>
-                    <wps:bodyPr rot="0" spcFirstLastPara="0" vertOverflow="overflow" horzOverflow="overflow" vert="horz" wrap="square" lIns="91440" tIns="45720" rIns="91440" bIns="45720" numCol="1" spcCol="0" rtlCol="0" fromWordArt="0" anchor="ctr" anchorCtr="0" forceAA="0" compatLnSpc="1">
-                      <a:prstTxWarp prst="textNoShape">
-                        <a:avLst/>
-                      </a:prstTxWarp>
-                      <a:spAutoFit/>
-                    </wps:bodyPr>
-                  </wps:wsp>
-                </a:graphicData>
-              </a:graphic>
-              <wp14:sizeRelH relativeFrom="margin">
-                <wp14:pctWidth>100000</wp14:pctWidth>
-              </wp14:sizeRelH>
-              <wp14:sizeRelV relativeFrom="page">
-                <wp14:pctHeight>2700</wp14:pctHeight>
-              </wp14:sizeRelV>
-            </wp:anchor>
-          </w:drawing>
-        </mc:Choice>
-        <mc:Fallback>
-          <w:pict>
-            <v:rect w14:anchorId="4F9D2687" id="Rectangle 200" o:spid="_x0000_s1026" style="position:absolute;margin-left:0;margin-top:0;width:468.5pt;height:21.3pt;z-index:-251657216;visibility:visible;mso-wrap-style:square;mso-width-percent:1000;mso-height-percent:27;mso-top-percent:45;mso-wrap-distance-left:9.35pt;mso-wrap-distance-top:0;mso-wrap-distance-right:9.35pt;mso-wrap-distance-bottom:0;mso-position-horizontal:center;mso-position-horizontal-relative:margin;mso-position-vertical-relative:page;mso-width-percent:1000;mso-height-percent:27;mso-top-percent:45;mso-width-relative:margin;mso-height-relative:page;v-text-anchor:middle" o:gfxdata="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" o:allowoverlap="f" fillcolor="#156082 [3204]" stroked="f" strokeweight="1.5pt">
-              <v:textbox style="mso-fit-shape-to-text:t">
-                <w:txbxContent>
-                  <w:sdt>
-                    <w:sdtPr>
-                      <w:rPr>
-                        <w:rFonts w:ascii="Times New Roman" w:hAnsi="Times New Roman" w:cs="Times New Roman"/>
-                        <w:b/>
-                        <w:bCs/>
-                        <w:caps/>
-                        <w:color w:val="FFFFFF" w:themeColor="background1"/>
-                        <w:sz w:val="36"/>
-                        <w:szCs w:val="36"/>
-                      </w:rPr>
-                      <w:alias w:val="Title"/>
-                      <w:tag w:val=""/>
-                      <w:id w:val="1189017394"/>
-                      <w:dataBinding w:prefixMappings="xmlns:ns0='http://purl.org/dc/elements/1.1/' xmlns:ns1='http://schemas.openxmlformats.org/package/2006/metadata/core-properties' " w:xpath="/ns1:coreProperties[1]/ns0:title[1]" w:storeItemID="{6C3C8BC8-F283-45AE-878A-BAB7291924A1}"/>
-                      <w:text/>
-                    </w:sdtPr>
-                    <w:sdtContent>
-                      <w:p>
-                        <w:pPr>
-                          <w:pStyle w:val="Header"/>
-                          <w:jc w:val="center"/>
-                          <w:rPr>
-                            <w:rFonts w:ascii="Times New Roman" w:hAnsi="Times New Roman" w:cs="Times New Roman"/>
-                            <w:b/>
-                            <w:bCs/>
-                            <w:caps/>
-                            <w:color w:val="FFFFFF" w:themeColor="background1"/>
-                            <w:sz w:val="36"/>
-                            <w:szCs w:val="36"/>
-                          </w:rPr>
-                        </w:pPr>
-                        <w:r>
-                          <w:rPr>
-                            <w:rFonts w:ascii="Times New Roman" w:hAnsi="Times New Roman" w:cs="Times New Roman"/>
-                            <w:b/>
-                            <w:bCs/>
-                            <w:caps/>
-                            <w:color w:val="FFFFFF" w:themeColor="background1"/>
-                            <w:sz w:val="36"/>
-                            <w:szCs w:val="36"/>
-                          </w:rPr>
-                          <w:t>Social Media Usage and Screen Time Analysis</w:t>
-                        </w:r>
-                      </w:p>
-                    </w:sdtContent>
-                  </w:sdt>
-                </w:txbxContent>
-              </v:textbox>
-              <w10:wrap type="square" anchorx="margin" anchory="page"/>
-            </v:rect>
-          </w:pict>
-        </mc:Fallback>
-      </mc:AlternateContent>
-    </w:r>
   </w:p>
 </w:hdr>
 </file>
@@ -4929,6 +5252,544 @@
     </w:lvl>
   </w:abstractNum>
   <w:abstractNum w:abstractNumId="2" w15:restartNumberingAfterBreak="0">
+    <w:nsid w:val="20F76EDC"/>
+    <w:multiLevelType w:val="hybridMultilevel"/>
+    <w:tmpl w:val="9FCA8AF0"/>
+    <w:lvl w:ilvl="0" w:tplc="40090001">
+      <w:start w:val="1"/>
+      <w:numFmt w:val="bullet"/>
+      <w:lvlText w:val=""/>
+      <w:lvlJc w:val="left"/>
+      <w:pPr>
+        <w:ind w:left="720" w:hanging="360"/>
+      </w:pPr>
+      <w:rPr>
+        <w:rFonts w:ascii="Symbol" w:hAnsi="Symbol" w:hint="default"/>
+      </w:rPr>
+    </w:lvl>
+    <w:lvl w:ilvl="1" w:tplc="40090003" w:tentative="1">
+      <w:start w:val="1"/>
+      <w:numFmt w:val="bullet"/>
+      <w:lvlText w:val="o"/>
+      <w:lvlJc w:val="left"/>
+      <w:pPr>
+        <w:ind w:left="1440" w:hanging="360"/>
+      </w:pPr>
+      <w:rPr>
+        <w:rFonts w:ascii="Courier New" w:hAnsi="Courier New" w:cs="Courier New" w:hint="default"/>
+      </w:rPr>
+    </w:lvl>
+    <w:lvl w:ilvl="2" w:tplc="40090005" w:tentative="1">
+      <w:start w:val="1"/>
+      <w:numFmt w:val="bullet"/>
+      <w:lvlText w:val=""/>
+      <w:lvlJc w:val="left"/>
+      <w:pPr>
+        <w:ind w:left="2160" w:hanging="360"/>
+      </w:pPr>
+      <w:rPr>
+        <w:rFonts w:ascii="Wingdings" w:hAnsi="Wingdings" w:hint="default"/>
+      </w:rPr>
+    </w:lvl>
+    <w:lvl w:ilvl="3" w:tplc="40090001" w:tentative="1">
+      <w:start w:val="1"/>
+      <w:numFmt w:val="bullet"/>
+      <w:lvlText w:val=""/>
+      <w:lvlJc w:val="left"/>
+      <w:pPr>
+        <w:ind w:left="2880" w:hanging="360"/>
+      </w:pPr>
+      <w:rPr>
+        <w:rFonts w:ascii="Symbol" w:hAnsi="Symbol" w:hint="default"/>
+      </w:rPr>
+    </w:lvl>
+    <w:lvl w:ilvl="4" w:tplc="40090003" w:tentative="1">
+      <w:start w:val="1"/>
+      <w:numFmt w:val="bullet"/>
+      <w:lvlText w:val="o"/>
+      <w:lvlJc w:val="left"/>
+      <w:pPr>
+        <w:ind w:left="3600" w:hanging="360"/>
+      </w:pPr>
+      <w:rPr>
+        <w:rFonts w:ascii="Courier New" w:hAnsi="Courier New" w:cs="Courier New" w:hint="default"/>
+      </w:rPr>
+    </w:lvl>
+    <w:lvl w:ilvl="5" w:tplc="40090005" w:tentative="1">
+      <w:start w:val="1"/>
+      <w:numFmt w:val="bullet"/>
+      <w:lvlText w:val=""/>
+      <w:lvlJc w:val="left"/>
+      <w:pPr>
+        <w:ind w:left="4320" w:hanging="360"/>
+      </w:pPr>
+      <w:rPr>
+        <w:rFonts w:ascii="Wingdings" w:hAnsi="Wingdings" w:hint="default"/>
+      </w:rPr>
+    </w:lvl>
+    <w:lvl w:ilvl="6" w:tplc="40090001" w:tentative="1">
+      <w:start w:val="1"/>
+      <w:numFmt w:val="bullet"/>
+      <w:lvlText w:val=""/>
+      <w:lvlJc w:val="left"/>
+      <w:pPr>
+        <w:ind w:left="5040" w:hanging="360"/>
+      </w:pPr>
+      <w:rPr>
+        <w:rFonts w:ascii="Symbol" w:hAnsi="Symbol" w:hint="default"/>
+      </w:rPr>
+    </w:lvl>
+    <w:lvl w:ilvl="7" w:tplc="40090003" w:tentative="1">
+      <w:start w:val="1"/>
+      <w:numFmt w:val="bullet"/>
+      <w:lvlText w:val="o"/>
+      <w:lvlJc w:val="left"/>
+      <w:pPr>
+        <w:ind w:left="5760" w:hanging="360"/>
+      </w:pPr>
+      <w:rPr>
+        <w:rFonts w:ascii="Courier New" w:hAnsi="Courier New" w:cs="Courier New" w:hint="default"/>
+      </w:rPr>
+    </w:lvl>
+    <w:lvl w:ilvl="8" w:tplc="40090005" w:tentative="1">
+      <w:start w:val="1"/>
+      <w:numFmt w:val="bullet"/>
+      <w:lvlText w:val=""/>
+      <w:lvlJc w:val="left"/>
+      <w:pPr>
+        <w:ind w:left="6480" w:hanging="360"/>
+      </w:pPr>
+      <w:rPr>
+        <w:rFonts w:ascii="Wingdings" w:hAnsi="Wingdings" w:hint="default"/>
+      </w:rPr>
+    </w:lvl>
+  </w:abstractNum>
+  <w:abstractNum w:abstractNumId="3" w15:restartNumberingAfterBreak="0">
+    <w:nsid w:val="36AF05AA"/>
+    <w:multiLevelType w:val="hybridMultilevel"/>
+    <w:tmpl w:val="F530D346"/>
+    <w:lvl w:ilvl="0" w:tplc="4009000F">
+      <w:start w:val="1"/>
+      <w:numFmt w:val="decimal"/>
+      <w:lvlText w:val="%1."/>
+      <w:lvlJc w:val="left"/>
+      <w:pPr>
+        <w:ind w:left="720" w:hanging="360"/>
+      </w:pPr>
+    </w:lvl>
+    <w:lvl w:ilvl="1" w:tplc="40090019" w:tentative="1">
+      <w:start w:val="1"/>
+      <w:numFmt w:val="lowerLetter"/>
+      <w:lvlText w:val="%2."/>
+      <w:lvlJc w:val="left"/>
+      <w:pPr>
+        <w:ind w:left="1440" w:hanging="360"/>
+      </w:pPr>
+    </w:lvl>
+    <w:lvl w:ilvl="2" w:tplc="4009001B" w:tentative="1">
+      <w:start w:val="1"/>
+      <w:numFmt w:val="lowerRoman"/>
+      <w:lvlText w:val="%3."/>
+      <w:lvlJc w:val="right"/>
+      <w:pPr>
+        <w:ind w:left="2160" w:hanging="180"/>
+      </w:pPr>
+    </w:lvl>
+    <w:lvl w:ilvl="3" w:tplc="4009000F" w:tentative="1">
+      <w:start w:val="1"/>
+      <w:numFmt w:val="decimal"/>
+      <w:lvlText w:val="%4."/>
+      <w:lvlJc w:val="left"/>
+      <w:pPr>
+        <w:ind w:left="2880" w:hanging="360"/>
+      </w:pPr>
+    </w:lvl>
+    <w:lvl w:ilvl="4" w:tplc="40090019" w:tentative="1">
+      <w:start w:val="1"/>
+      <w:numFmt w:val="lowerLetter"/>
+      <w:lvlText w:val="%5."/>
+      <w:lvlJc w:val="left"/>
+      <w:pPr>
+        <w:ind w:left="3600" w:hanging="360"/>
+      </w:pPr>
+    </w:lvl>
+    <w:lvl w:ilvl="5" w:tplc="4009001B" w:tentative="1">
+      <w:start w:val="1"/>
+      <w:numFmt w:val="lowerRoman"/>
+      <w:lvlText w:val="%6."/>
+      <w:lvlJc w:val="right"/>
+      <w:pPr>
+        <w:ind w:left="4320" w:hanging="180"/>
+      </w:pPr>
+    </w:lvl>
+    <w:lvl w:ilvl="6" w:tplc="4009000F" w:tentative="1">
+      <w:start w:val="1"/>
+      <w:numFmt w:val="decimal"/>
+      <w:lvlText w:val="%7."/>
+      <w:lvlJc w:val="left"/>
+      <w:pPr>
+        <w:ind w:left="5040" w:hanging="360"/>
+      </w:pPr>
+    </w:lvl>
+    <w:lvl w:ilvl="7" w:tplc="40090019" w:tentative="1">
+      <w:start w:val="1"/>
+      <w:numFmt w:val="lowerLetter"/>
+      <w:lvlText w:val="%8."/>
+      <w:lvlJc w:val="left"/>
+      <w:pPr>
+        <w:ind w:left="5760" w:hanging="360"/>
+      </w:pPr>
+    </w:lvl>
+    <w:lvl w:ilvl="8" w:tplc="4009001B" w:tentative="1">
+      <w:start w:val="1"/>
+      <w:numFmt w:val="lowerRoman"/>
+      <w:lvlText w:val="%9."/>
+      <w:lvlJc w:val="right"/>
+      <w:pPr>
+        <w:ind w:left="6480" w:hanging="180"/>
+      </w:pPr>
+    </w:lvl>
+  </w:abstractNum>
+  <w:abstractNum w:abstractNumId="4" w15:restartNumberingAfterBreak="0">
+    <w:nsid w:val="3D326081"/>
+    <w:multiLevelType w:val="hybridMultilevel"/>
+    <w:tmpl w:val="FB743ED6"/>
+    <w:lvl w:ilvl="0" w:tplc="40090001">
+      <w:start w:val="1"/>
+      <w:numFmt w:val="bullet"/>
+      <w:lvlText w:val=""/>
+      <w:lvlJc w:val="left"/>
+      <w:pPr>
+        <w:ind w:left="720" w:hanging="360"/>
+      </w:pPr>
+      <w:rPr>
+        <w:rFonts w:ascii="Symbol" w:hAnsi="Symbol" w:hint="default"/>
+      </w:rPr>
+    </w:lvl>
+    <w:lvl w:ilvl="1" w:tplc="40090003" w:tentative="1">
+      <w:start w:val="1"/>
+      <w:numFmt w:val="bullet"/>
+      <w:lvlText w:val="o"/>
+      <w:lvlJc w:val="left"/>
+      <w:pPr>
+        <w:ind w:left="1440" w:hanging="360"/>
+      </w:pPr>
+      <w:rPr>
+        <w:rFonts w:ascii="Courier New" w:hAnsi="Courier New" w:cs="Courier New" w:hint="default"/>
+      </w:rPr>
+    </w:lvl>
+    <w:lvl w:ilvl="2" w:tplc="40090005" w:tentative="1">
+      <w:start w:val="1"/>
+      <w:numFmt w:val="bullet"/>
+      <w:lvlText w:val=""/>
+      <w:lvlJc w:val="left"/>
+      <w:pPr>
+        <w:ind w:left="2160" w:hanging="360"/>
+      </w:pPr>
+      <w:rPr>
+        <w:rFonts w:ascii="Wingdings" w:hAnsi="Wingdings" w:hint="default"/>
+      </w:rPr>
+    </w:lvl>
+    <w:lvl w:ilvl="3" w:tplc="40090001" w:tentative="1">
+      <w:start w:val="1"/>
+      <w:numFmt w:val="bullet"/>
+      <w:lvlText w:val=""/>
+      <w:lvlJc w:val="left"/>
+      <w:pPr>
+        <w:ind w:left="2880" w:hanging="360"/>
+      </w:pPr>
+      <w:rPr>
+        <w:rFonts w:ascii="Symbol" w:hAnsi="Symbol" w:hint="default"/>
+      </w:rPr>
+    </w:lvl>
+    <w:lvl w:ilvl="4" w:tplc="40090003" w:tentative="1">
+      <w:start w:val="1"/>
+      <w:numFmt w:val="bullet"/>
+      <w:lvlText w:val="o"/>
+      <w:lvlJc w:val="left"/>
+      <w:pPr>
+        <w:ind w:left="3600" w:hanging="360"/>
+      </w:pPr>
+      <w:rPr>
+        <w:rFonts w:ascii="Courier New" w:hAnsi="Courier New" w:cs="Courier New" w:hint="default"/>
+      </w:rPr>
+    </w:lvl>
+    <w:lvl w:ilvl="5" w:tplc="40090005" w:tentative="1">
+      <w:start w:val="1"/>
+      <w:numFmt w:val="bullet"/>
+      <w:lvlText w:val=""/>
+      <w:lvlJc w:val="left"/>
+      <w:pPr>
+        <w:ind w:left="4320" w:hanging="360"/>
+      </w:pPr>
+      <w:rPr>
+        <w:rFonts w:ascii="Wingdings" w:hAnsi="Wingdings" w:hint="default"/>
+      </w:rPr>
+    </w:lvl>
+    <w:lvl w:ilvl="6" w:tplc="40090001" w:tentative="1">
+      <w:start w:val="1"/>
+      <w:numFmt w:val="bullet"/>
+      <w:lvlText w:val=""/>
+      <w:lvlJc w:val="left"/>
+      <w:pPr>
+        <w:ind w:left="5040" w:hanging="360"/>
+      </w:pPr>
+      <w:rPr>
+        <w:rFonts w:ascii="Symbol" w:hAnsi="Symbol" w:hint="default"/>
+      </w:rPr>
+    </w:lvl>
+    <w:lvl w:ilvl="7" w:tplc="40090003" w:tentative="1">
+      <w:start w:val="1"/>
+      <w:numFmt w:val="bullet"/>
+      <w:lvlText w:val="o"/>
+      <w:lvlJc w:val="left"/>
+      <w:pPr>
+        <w:ind w:left="5760" w:hanging="360"/>
+      </w:pPr>
+      <w:rPr>
+        <w:rFonts w:ascii="Courier New" w:hAnsi="Courier New" w:cs="Courier New" w:hint="default"/>
+      </w:rPr>
+    </w:lvl>
+    <w:lvl w:ilvl="8" w:tplc="40090005" w:tentative="1">
+      <w:start w:val="1"/>
+      <w:numFmt w:val="bullet"/>
+      <w:lvlText w:val=""/>
+      <w:lvlJc w:val="left"/>
+      <w:pPr>
+        <w:ind w:left="6480" w:hanging="360"/>
+      </w:pPr>
+      <w:rPr>
+        <w:rFonts w:ascii="Wingdings" w:hAnsi="Wingdings" w:hint="default"/>
+      </w:rPr>
+    </w:lvl>
+  </w:abstractNum>
+  <w:abstractNum w:abstractNumId="5" w15:restartNumberingAfterBreak="0">
+    <w:nsid w:val="485F1B2C"/>
+    <w:multiLevelType w:val="hybridMultilevel"/>
+    <w:tmpl w:val="4042975E"/>
+    <w:lvl w:ilvl="0" w:tplc="40090001">
+      <w:start w:val="1"/>
+      <w:numFmt w:val="bullet"/>
+      <w:lvlText w:val=""/>
+      <w:lvlJc w:val="left"/>
+      <w:pPr>
+        <w:ind w:left="720" w:hanging="360"/>
+      </w:pPr>
+      <w:rPr>
+        <w:rFonts w:ascii="Symbol" w:hAnsi="Symbol" w:hint="default"/>
+      </w:rPr>
+    </w:lvl>
+    <w:lvl w:ilvl="1" w:tplc="40090003" w:tentative="1">
+      <w:start w:val="1"/>
+      <w:numFmt w:val="bullet"/>
+      <w:lvlText w:val="o"/>
+      <w:lvlJc w:val="left"/>
+      <w:pPr>
+        <w:ind w:left="1440" w:hanging="360"/>
+      </w:pPr>
+      <w:rPr>
+        <w:rFonts w:ascii="Courier New" w:hAnsi="Courier New" w:cs="Courier New" w:hint="default"/>
+      </w:rPr>
+    </w:lvl>
+    <w:lvl w:ilvl="2" w:tplc="40090005" w:tentative="1">
+      <w:start w:val="1"/>
+      <w:numFmt w:val="bullet"/>
+      <w:lvlText w:val=""/>
+      <w:lvlJc w:val="left"/>
+      <w:pPr>
+        <w:ind w:left="2160" w:hanging="360"/>
+      </w:pPr>
+      <w:rPr>
+        <w:rFonts w:ascii="Wingdings" w:hAnsi="Wingdings" w:hint="default"/>
+      </w:rPr>
+    </w:lvl>
+    <w:lvl w:ilvl="3" w:tplc="40090001" w:tentative="1">
+      <w:start w:val="1"/>
+      <w:numFmt w:val="bullet"/>
+      <w:lvlText w:val=""/>
+      <w:lvlJc w:val="left"/>
+      <w:pPr>
+        <w:ind w:left="2880" w:hanging="360"/>
+      </w:pPr>
+      <w:rPr>
+        <w:rFonts w:ascii="Symbol" w:hAnsi="Symbol" w:hint="default"/>
+      </w:rPr>
+    </w:lvl>
+    <w:lvl w:ilvl="4" w:tplc="40090003" w:tentative="1">
+      <w:start w:val="1"/>
+      <w:numFmt w:val="bullet"/>
+      <w:lvlText w:val="o"/>
+      <w:lvlJc w:val="left"/>
+      <w:pPr>
+        <w:ind w:left="3600" w:hanging="360"/>
+      </w:pPr>
+      <w:rPr>
+        <w:rFonts w:ascii="Courier New" w:hAnsi="Courier New" w:cs="Courier New" w:hint="default"/>
+      </w:rPr>
+    </w:lvl>
+    <w:lvl w:ilvl="5" w:tplc="40090005" w:tentative="1">
+      <w:start w:val="1"/>
+      <w:numFmt w:val="bullet"/>
+      <w:lvlText w:val=""/>
+      <w:lvlJc w:val="left"/>
+      <w:pPr>
+        <w:ind w:left="4320" w:hanging="360"/>
+      </w:pPr>
+      <w:rPr>
+        <w:rFonts w:ascii="Wingdings" w:hAnsi="Wingdings" w:hint="default"/>
+      </w:rPr>
+    </w:lvl>
+    <w:lvl w:ilvl="6" w:tplc="40090001" w:tentative="1">
+      <w:start w:val="1"/>
+      <w:numFmt w:val="bullet"/>
+      <w:lvlText w:val=""/>
+      <w:lvlJc w:val="left"/>
+      <w:pPr>
+        <w:ind w:left="5040" w:hanging="360"/>
+      </w:pPr>
+      <w:rPr>
+        <w:rFonts w:ascii="Symbol" w:hAnsi="Symbol" w:hint="default"/>
+      </w:rPr>
+    </w:lvl>
+    <w:lvl w:ilvl="7" w:tplc="40090003" w:tentative="1">
+      <w:start w:val="1"/>
+      <w:numFmt w:val="bullet"/>
+      <w:lvlText w:val="o"/>
+      <w:lvlJc w:val="left"/>
+      <w:pPr>
+        <w:ind w:left="5760" w:hanging="360"/>
+      </w:pPr>
+      <w:rPr>
+        <w:rFonts w:ascii="Courier New" w:hAnsi="Courier New" w:cs="Courier New" w:hint="default"/>
+      </w:rPr>
+    </w:lvl>
+    <w:lvl w:ilvl="8" w:tplc="40090005" w:tentative="1">
+      <w:start w:val="1"/>
+      <w:numFmt w:val="bullet"/>
+      <w:lvlText w:val=""/>
+      <w:lvlJc w:val="left"/>
+      <w:pPr>
+        <w:ind w:left="6480" w:hanging="360"/>
+      </w:pPr>
+      <w:rPr>
+        <w:rFonts w:ascii="Wingdings" w:hAnsi="Wingdings" w:hint="default"/>
+      </w:rPr>
+    </w:lvl>
+  </w:abstractNum>
+  <w:abstractNum w:abstractNumId="6" w15:restartNumberingAfterBreak="0">
+    <w:nsid w:val="4E9C05D6"/>
+    <w:multiLevelType w:val="hybridMultilevel"/>
+    <w:tmpl w:val="3B766AC8"/>
+    <w:lvl w:ilvl="0" w:tplc="40090001">
+      <w:start w:val="1"/>
+      <w:numFmt w:val="bullet"/>
+      <w:lvlText w:val=""/>
+      <w:lvlJc w:val="left"/>
+      <w:pPr>
+        <w:ind w:left="720" w:hanging="360"/>
+      </w:pPr>
+      <w:rPr>
+        <w:rFonts w:ascii="Symbol" w:hAnsi="Symbol" w:hint="default"/>
+      </w:rPr>
+    </w:lvl>
+    <w:lvl w:ilvl="1" w:tplc="40090003" w:tentative="1">
+      <w:start w:val="1"/>
+      <w:numFmt w:val="bullet"/>
+      <w:lvlText w:val="o"/>
+      <w:lvlJc w:val="left"/>
+      <w:pPr>
+        <w:ind w:left="1440" w:hanging="360"/>
+      </w:pPr>
+      <w:rPr>
+        <w:rFonts w:ascii="Courier New" w:hAnsi="Courier New" w:cs="Courier New" w:hint="default"/>
+      </w:rPr>
+    </w:lvl>
+    <w:lvl w:ilvl="2" w:tplc="40090005" w:tentative="1">
+      <w:start w:val="1"/>
+      <w:numFmt w:val="bullet"/>
+      <w:lvlText w:val=""/>
+      <w:lvlJc w:val="left"/>
+      <w:pPr>
+        <w:ind w:left="2160" w:hanging="360"/>
+      </w:pPr>
+      <w:rPr>
+        <w:rFonts w:ascii="Wingdings" w:hAnsi="Wingdings" w:hint="default"/>
+      </w:rPr>
+    </w:lvl>
+    <w:lvl w:ilvl="3" w:tplc="40090001" w:tentative="1">
+      <w:start w:val="1"/>
+      <w:numFmt w:val="bullet"/>
+      <w:lvlText w:val=""/>
+      <w:lvlJc w:val="left"/>
+      <w:pPr>
+        <w:ind w:left="2880" w:hanging="360"/>
+      </w:pPr>
+      <w:rPr>
+        <w:rFonts w:ascii="Symbol" w:hAnsi="Symbol" w:hint="default"/>
+      </w:rPr>
+    </w:lvl>
+    <w:lvl w:ilvl="4" w:tplc="40090003" w:tentative="1">
+      <w:start w:val="1"/>
+      <w:numFmt w:val="bullet"/>
+      <w:lvlText w:val="o"/>
+      <w:lvlJc w:val="left"/>
+      <w:pPr>
+        <w:ind w:left="3600" w:hanging="360"/>
+      </w:pPr>
+      <w:rPr>
+        <w:rFonts w:ascii="Courier New" w:hAnsi="Courier New" w:cs="Courier New" w:hint="default"/>
+      </w:rPr>
+    </w:lvl>
+    <w:lvl w:ilvl="5" w:tplc="40090005" w:tentative="1">
+      <w:start w:val="1"/>
+      <w:numFmt w:val="bullet"/>
+      <w:lvlText w:val=""/>
+      <w:lvlJc w:val="left"/>
+      <w:pPr>
+        <w:ind w:left="4320" w:hanging="360"/>
+      </w:pPr>
+      <w:rPr>
+        <w:rFonts w:ascii="Wingdings" w:hAnsi="Wingdings" w:hint="default"/>
+      </w:rPr>
+    </w:lvl>
+    <w:lvl w:ilvl="6" w:tplc="40090001" w:tentative="1">
+      <w:start w:val="1"/>
+      <w:numFmt w:val="bullet"/>
+      <w:lvlText w:val=""/>
+      <w:lvlJc w:val="left"/>
+      <w:pPr>
+        <w:ind w:left="5040" w:hanging="360"/>
+      </w:pPr>
+      <w:rPr>
+        <w:rFonts w:ascii="Symbol" w:hAnsi="Symbol" w:hint="default"/>
+      </w:rPr>
+    </w:lvl>
+    <w:lvl w:ilvl="7" w:tplc="40090003" w:tentative="1">
+      <w:start w:val="1"/>
+      <w:numFmt w:val="bullet"/>
+      <w:lvlText w:val="o"/>
+      <w:lvlJc w:val="left"/>
+      <w:pPr>
+        <w:ind w:left="5760" w:hanging="360"/>
+      </w:pPr>
+      <w:rPr>
+        <w:rFonts w:ascii="Courier New" w:hAnsi="Courier New" w:cs="Courier New" w:hint="default"/>
+      </w:rPr>
+    </w:lvl>
+    <w:lvl w:ilvl="8" w:tplc="40090005" w:tentative="1">
+      <w:start w:val="1"/>
+      <w:numFmt w:val="bullet"/>
+      <w:lvlText w:val=""/>
+      <w:lvlJc w:val="left"/>
+      <w:pPr>
+        <w:ind w:left="6480" w:hanging="360"/>
+      </w:pPr>
+      <w:rPr>
+        <w:rFonts w:ascii="Wingdings" w:hAnsi="Wingdings" w:hint="default"/>
+      </w:rPr>
+    </w:lvl>
+  </w:abstractNum>
+  <w:abstractNum w:abstractNumId="7" w15:restartNumberingAfterBreak="0">
     <w:nsid w:val="4FBF1628"/>
     <w:multiLevelType w:val="hybridMultilevel"/>
     <w:tmpl w:val="5AB89FFC"/>
@@ -5041,7 +5902,120 @@
       </w:rPr>
     </w:lvl>
   </w:abstractNum>
-  <w:abstractNum w:abstractNumId="3" w15:restartNumberingAfterBreak="0">
+  <w:abstractNum w:abstractNumId="8" w15:restartNumberingAfterBreak="0">
+    <w:nsid w:val="547A1A51"/>
+    <w:multiLevelType w:val="hybridMultilevel"/>
+    <w:tmpl w:val="9A7AD14C"/>
+    <w:lvl w:ilvl="0" w:tplc="40090001">
+      <w:start w:val="1"/>
+      <w:numFmt w:val="bullet"/>
+      <w:lvlText w:val=""/>
+      <w:lvlJc w:val="left"/>
+      <w:pPr>
+        <w:ind w:left="720" w:hanging="360"/>
+      </w:pPr>
+      <w:rPr>
+        <w:rFonts w:ascii="Symbol" w:hAnsi="Symbol" w:hint="default"/>
+      </w:rPr>
+    </w:lvl>
+    <w:lvl w:ilvl="1" w:tplc="40090003" w:tentative="1">
+      <w:start w:val="1"/>
+      <w:numFmt w:val="bullet"/>
+      <w:lvlText w:val="o"/>
+      <w:lvlJc w:val="left"/>
+      <w:pPr>
+        <w:ind w:left="1440" w:hanging="360"/>
+      </w:pPr>
+      <w:rPr>
+        <w:rFonts w:ascii="Courier New" w:hAnsi="Courier New" w:cs="Courier New" w:hint="default"/>
+      </w:rPr>
+    </w:lvl>
+    <w:lvl w:ilvl="2" w:tplc="40090005" w:tentative="1">
+      <w:start w:val="1"/>
+      <w:numFmt w:val="bullet"/>
+      <w:lvlText w:val=""/>
+      <w:lvlJc w:val="left"/>
+      <w:pPr>
+        <w:ind w:left="2160" w:hanging="360"/>
+      </w:pPr>
+      <w:rPr>
+        <w:rFonts w:ascii="Wingdings" w:hAnsi="Wingdings" w:hint="default"/>
+      </w:rPr>
+    </w:lvl>
+    <w:lvl w:ilvl="3" w:tplc="40090001" w:tentative="1">
+      <w:start w:val="1"/>
+      <w:numFmt w:val="bullet"/>
+      <w:lvlText w:val=""/>
+      <w:lvlJc w:val="left"/>
+      <w:pPr>
+        <w:ind w:left="2880" w:hanging="360"/>
+      </w:pPr>
+      <w:rPr>
+        <w:rFonts w:ascii="Symbol" w:hAnsi="Symbol" w:hint="default"/>
+      </w:rPr>
+    </w:lvl>
+    <w:lvl w:ilvl="4" w:tplc="40090003" w:tentative="1">
+      <w:start w:val="1"/>
+      <w:numFmt w:val="bullet"/>
+      <w:lvlText w:val="o"/>
+      <w:lvlJc w:val="left"/>
+      <w:pPr>
+        <w:ind w:left="3600" w:hanging="360"/>
+      </w:pPr>
+      <w:rPr>
+        <w:rFonts w:ascii="Courier New" w:hAnsi="Courier New" w:cs="Courier New" w:hint="default"/>
+      </w:rPr>
+    </w:lvl>
+    <w:lvl w:ilvl="5" w:tplc="40090005" w:tentative="1">
+      <w:start w:val="1"/>
+      <w:numFmt w:val="bullet"/>
+      <w:lvlText w:val=""/>
+      <w:lvlJc w:val="left"/>
+      <w:pPr>
+        <w:ind w:left="4320" w:hanging="360"/>
+      </w:pPr>
+      <w:rPr>
+        <w:rFonts w:ascii="Wingdings" w:hAnsi="Wingdings" w:hint="default"/>
+      </w:rPr>
+    </w:lvl>
+    <w:lvl w:ilvl="6" w:tplc="40090001" w:tentative="1">
+      <w:start w:val="1"/>
+      <w:numFmt w:val="bullet"/>
+      <w:lvlText w:val=""/>
+      <w:lvlJc w:val="left"/>
+      <w:pPr>
+        <w:ind w:left="5040" w:hanging="360"/>
+      </w:pPr>
+      <w:rPr>
+        <w:rFonts w:ascii="Symbol" w:hAnsi="Symbol" w:hint="default"/>
+      </w:rPr>
+    </w:lvl>
+    <w:lvl w:ilvl="7" w:tplc="40090003" w:tentative="1">
+      <w:start w:val="1"/>
+      <w:numFmt w:val="bullet"/>
+      <w:lvlText w:val="o"/>
+      <w:lvlJc w:val="left"/>
+      <w:pPr>
+        <w:ind w:left="5760" w:hanging="360"/>
+      </w:pPr>
+      <w:rPr>
+        <w:rFonts w:ascii="Courier New" w:hAnsi="Courier New" w:cs="Courier New" w:hint="default"/>
+      </w:rPr>
+    </w:lvl>
+    <w:lvl w:ilvl="8" w:tplc="40090005" w:tentative="1">
+      <w:start w:val="1"/>
+      <w:numFmt w:val="bullet"/>
+      <w:lvlText w:val=""/>
+      <w:lvlJc w:val="left"/>
+      <w:pPr>
+        <w:ind w:left="6480" w:hanging="360"/>
+      </w:pPr>
+      <w:rPr>
+        <w:rFonts w:ascii="Wingdings" w:hAnsi="Wingdings" w:hint="default"/>
+      </w:rPr>
+    </w:lvl>
+  </w:abstractNum>
+  <w:abstractNum w:abstractNumId="9" w15:restartNumberingAfterBreak="0">
     <w:nsid w:val="551A1132"/>
     <w:multiLevelType w:val="hybridMultilevel"/>
     <w:tmpl w:val="DC624968"/>
@@ -5154,17 +6128,267 @@
       </w:rPr>
     </w:lvl>
   </w:abstractNum>
+  <w:abstractNum w:abstractNumId="10" w15:restartNumberingAfterBreak="0">
+    <w:nsid w:val="5B7A2D26"/>
+    <w:multiLevelType w:val="hybridMultilevel"/>
+    <w:tmpl w:val="9AC2803E"/>
+    <w:lvl w:ilvl="0" w:tplc="40090001">
+      <w:start w:val="1"/>
+      <w:numFmt w:val="bullet"/>
+      <w:lvlText w:val=""/>
+      <w:lvlJc w:val="left"/>
+      <w:pPr>
+        <w:ind w:left="720" w:hanging="360"/>
+      </w:pPr>
+      <w:rPr>
+        <w:rFonts w:ascii="Symbol" w:hAnsi="Symbol" w:hint="default"/>
+      </w:rPr>
+    </w:lvl>
+    <w:lvl w:ilvl="1" w:tplc="40090003" w:tentative="1">
+      <w:start w:val="1"/>
+      <w:numFmt w:val="bullet"/>
+      <w:lvlText w:val="o"/>
+      <w:lvlJc w:val="left"/>
+      <w:pPr>
+        <w:ind w:left="1440" w:hanging="360"/>
+      </w:pPr>
+      <w:rPr>
+        <w:rFonts w:ascii="Courier New" w:hAnsi="Courier New" w:cs="Courier New" w:hint="default"/>
+      </w:rPr>
+    </w:lvl>
+    <w:lvl w:ilvl="2" w:tplc="40090005" w:tentative="1">
+      <w:start w:val="1"/>
+      <w:numFmt w:val="bullet"/>
+      <w:lvlText w:val=""/>
+      <w:lvlJc w:val="left"/>
+      <w:pPr>
+        <w:ind w:left="2160" w:hanging="360"/>
+      </w:pPr>
+      <w:rPr>
+        <w:rFonts w:ascii="Wingdings" w:hAnsi="Wingdings" w:hint="default"/>
+      </w:rPr>
+    </w:lvl>
+    <w:lvl w:ilvl="3" w:tplc="40090001" w:tentative="1">
+      <w:start w:val="1"/>
+      <w:numFmt w:val="bullet"/>
+      <w:lvlText w:val=""/>
+      <w:lvlJc w:val="left"/>
+      <w:pPr>
+        <w:ind w:left="2880" w:hanging="360"/>
+      </w:pPr>
+      <w:rPr>
+        <w:rFonts w:ascii="Symbol" w:hAnsi="Symbol" w:hint="default"/>
+      </w:rPr>
+    </w:lvl>
+    <w:lvl w:ilvl="4" w:tplc="40090003" w:tentative="1">
+      <w:start w:val="1"/>
+      <w:numFmt w:val="bullet"/>
+      <w:lvlText w:val="o"/>
+      <w:lvlJc w:val="left"/>
+      <w:pPr>
+        <w:ind w:left="3600" w:hanging="360"/>
+      </w:pPr>
+      <w:rPr>
+        <w:rFonts w:ascii="Courier New" w:hAnsi="Courier New" w:cs="Courier New" w:hint="default"/>
+      </w:rPr>
+    </w:lvl>
+    <w:lvl w:ilvl="5" w:tplc="40090005" w:tentative="1">
+      <w:start w:val="1"/>
+      <w:numFmt w:val="bullet"/>
+      <w:lvlText w:val=""/>
+      <w:lvlJc w:val="left"/>
+      <w:pPr>
+        <w:ind w:left="4320" w:hanging="360"/>
+      </w:pPr>
+      <w:rPr>
+        <w:rFonts w:ascii="Wingdings" w:hAnsi="Wingdings" w:hint="default"/>
+      </w:rPr>
+    </w:lvl>
+    <w:lvl w:ilvl="6" w:tplc="40090001" w:tentative="1">
+      <w:start w:val="1"/>
+      <w:numFmt w:val="bullet"/>
+      <w:lvlText w:val=""/>
+      <w:lvlJc w:val="left"/>
+      <w:pPr>
+        <w:ind w:left="5040" w:hanging="360"/>
+      </w:pPr>
+      <w:rPr>
+        <w:rFonts w:ascii="Symbol" w:hAnsi="Symbol" w:hint="default"/>
+      </w:rPr>
+    </w:lvl>
+    <w:lvl w:ilvl="7" w:tplc="40090003" w:tentative="1">
+      <w:start w:val="1"/>
+      <w:numFmt w:val="bullet"/>
+      <w:lvlText w:val="o"/>
+      <w:lvlJc w:val="left"/>
+      <w:pPr>
+        <w:ind w:left="5760" w:hanging="360"/>
+      </w:pPr>
+      <w:rPr>
+        <w:rFonts w:ascii="Courier New" w:hAnsi="Courier New" w:cs="Courier New" w:hint="default"/>
+      </w:rPr>
+    </w:lvl>
+    <w:lvl w:ilvl="8" w:tplc="40090005" w:tentative="1">
+      <w:start w:val="1"/>
+      <w:numFmt w:val="bullet"/>
+      <w:lvlText w:val=""/>
+      <w:lvlJc w:val="left"/>
+      <w:pPr>
+        <w:ind w:left="6480" w:hanging="360"/>
+      </w:pPr>
+      <w:rPr>
+        <w:rFonts w:ascii="Wingdings" w:hAnsi="Wingdings" w:hint="default"/>
+      </w:rPr>
+    </w:lvl>
+  </w:abstractNum>
+  <w:abstractNum w:abstractNumId="11" w15:restartNumberingAfterBreak="0">
+    <w:nsid w:val="77BD6B77"/>
+    <w:multiLevelType w:val="hybridMultilevel"/>
+    <w:tmpl w:val="DF58F8AA"/>
+    <w:lvl w:ilvl="0" w:tplc="40090001">
+      <w:start w:val="1"/>
+      <w:numFmt w:val="bullet"/>
+      <w:lvlText w:val=""/>
+      <w:lvlJc w:val="left"/>
+      <w:pPr>
+        <w:ind w:left="720" w:hanging="360"/>
+      </w:pPr>
+      <w:rPr>
+        <w:rFonts w:ascii="Symbol" w:hAnsi="Symbol" w:hint="default"/>
+      </w:rPr>
+    </w:lvl>
+    <w:lvl w:ilvl="1" w:tplc="40090003" w:tentative="1">
+      <w:start w:val="1"/>
+      <w:numFmt w:val="bullet"/>
+      <w:lvlText w:val="o"/>
+      <w:lvlJc w:val="left"/>
+      <w:pPr>
+        <w:ind w:left="1440" w:hanging="360"/>
+      </w:pPr>
+      <w:rPr>
+        <w:rFonts w:ascii="Courier New" w:hAnsi="Courier New" w:cs="Courier New" w:hint="default"/>
+      </w:rPr>
+    </w:lvl>
+    <w:lvl w:ilvl="2" w:tplc="40090005" w:tentative="1">
+      <w:start w:val="1"/>
+      <w:numFmt w:val="bullet"/>
+      <w:lvlText w:val=""/>
+      <w:lvlJc w:val="left"/>
+      <w:pPr>
+        <w:ind w:left="2160" w:hanging="360"/>
+      </w:pPr>
+      <w:rPr>
+        <w:rFonts w:ascii="Wingdings" w:hAnsi="Wingdings" w:hint="default"/>
+      </w:rPr>
+    </w:lvl>
+    <w:lvl w:ilvl="3" w:tplc="40090001" w:tentative="1">
+      <w:start w:val="1"/>
+      <w:numFmt w:val="bullet"/>
+      <w:lvlText w:val=""/>
+      <w:lvlJc w:val="left"/>
+      <w:pPr>
+        <w:ind w:left="2880" w:hanging="360"/>
+      </w:pPr>
+      <w:rPr>
+        <w:rFonts w:ascii="Symbol" w:hAnsi="Symbol" w:hint="default"/>
+      </w:rPr>
+    </w:lvl>
+    <w:lvl w:ilvl="4" w:tplc="40090003" w:tentative="1">
+      <w:start w:val="1"/>
+      <w:numFmt w:val="bullet"/>
+      <w:lvlText w:val="o"/>
+      <w:lvlJc w:val="left"/>
+      <w:pPr>
+        <w:ind w:left="3600" w:hanging="360"/>
+      </w:pPr>
+      <w:rPr>
+        <w:rFonts w:ascii="Courier New" w:hAnsi="Courier New" w:cs="Courier New" w:hint="default"/>
+      </w:rPr>
+    </w:lvl>
+    <w:lvl w:ilvl="5" w:tplc="40090005" w:tentative="1">
+      <w:start w:val="1"/>
+      <w:numFmt w:val="bullet"/>
+      <w:lvlText w:val=""/>
+      <w:lvlJc w:val="left"/>
+      <w:pPr>
+        <w:ind w:left="4320" w:hanging="360"/>
+      </w:pPr>
+      <w:rPr>
+        <w:rFonts w:ascii="Wingdings" w:hAnsi="Wingdings" w:hint="default"/>
+      </w:rPr>
+    </w:lvl>
+    <w:lvl w:ilvl="6" w:tplc="40090001" w:tentative="1">
+      <w:start w:val="1"/>
+      <w:numFmt w:val="bullet"/>
+      <w:lvlText w:val=""/>
+      <w:lvlJc w:val="left"/>
+      <w:pPr>
+        <w:ind w:left="5040" w:hanging="360"/>
+      </w:pPr>
+      <w:rPr>
+        <w:rFonts w:ascii="Symbol" w:hAnsi="Symbol" w:hint="default"/>
+      </w:rPr>
+    </w:lvl>
+    <w:lvl w:ilvl="7" w:tplc="40090003" w:tentative="1">
+      <w:start w:val="1"/>
+      <w:numFmt w:val="bullet"/>
+      <w:lvlText w:val="o"/>
+      <w:lvlJc w:val="left"/>
+      <w:pPr>
+        <w:ind w:left="5760" w:hanging="360"/>
+      </w:pPr>
+      <w:rPr>
+        <w:rFonts w:ascii="Courier New" w:hAnsi="Courier New" w:cs="Courier New" w:hint="default"/>
+      </w:rPr>
+    </w:lvl>
+    <w:lvl w:ilvl="8" w:tplc="40090005" w:tentative="1">
+      <w:start w:val="1"/>
+      <w:numFmt w:val="bullet"/>
+      <w:lvlText w:val=""/>
+      <w:lvlJc w:val="left"/>
+      <w:pPr>
+        <w:ind w:left="6480" w:hanging="360"/>
+      </w:pPr>
+      <w:rPr>
+        <w:rFonts w:ascii="Wingdings" w:hAnsi="Wingdings" w:hint="default"/>
+      </w:rPr>
+    </w:lvl>
+  </w:abstractNum>
   <w:num w:numId="1" w16cid:durableId="1912740116">
-    <w:abstractNumId w:val="2"/>
+    <w:abstractNumId w:val="7"/>
   </w:num>
   <w:num w:numId="2" w16cid:durableId="1278758391">
-    <w:abstractNumId w:val="3"/>
+    <w:abstractNumId w:val="9"/>
   </w:num>
   <w:num w:numId="3" w16cid:durableId="2107261533">
     <w:abstractNumId w:val="1"/>
   </w:num>
   <w:num w:numId="4" w16cid:durableId="1880626147">
     <w:abstractNumId w:val="0"/>
+  </w:num>
+  <w:num w:numId="5" w16cid:durableId="1779569250">
+    <w:abstractNumId w:val="11"/>
+  </w:num>
+  <w:num w:numId="6" w16cid:durableId="1021711866">
+    <w:abstractNumId w:val="4"/>
+  </w:num>
+  <w:num w:numId="7" w16cid:durableId="491995165">
+    <w:abstractNumId w:val="6"/>
+  </w:num>
+  <w:num w:numId="8" w16cid:durableId="718478025">
+    <w:abstractNumId w:val="5"/>
+  </w:num>
+  <w:num w:numId="9" w16cid:durableId="289361602">
+    <w:abstractNumId w:val="2"/>
+  </w:num>
+  <w:num w:numId="10" w16cid:durableId="2107572965">
+    <w:abstractNumId w:val="3"/>
+  </w:num>
+  <w:num w:numId="11" w16cid:durableId="1049497058">
+    <w:abstractNumId w:val="8"/>
+  </w:num>
+  <w:num w:numId="12" w16cid:durableId="916985779">
+    <w:abstractNumId w:val="10"/>
   </w:num>
 </w:numbering>
 </file>
@@ -6233,6 +7457,18 @@
       <w:bCs/>
     </w:rPr>
   </w:style>
+  <w:style w:type="character" w:styleId="Hyperlink">
+    <w:name w:val="Hyperlink"/>
+    <w:basedOn w:val="DefaultParagraphFont"/>
+    <w:uiPriority w:val="99"/>
+    <w:semiHidden/>
+    <w:unhideWhenUsed/>
+    <w:rsid w:val="00000DAE"/>
+    <w:rPr>
+      <w:color w:val="0000FF"/>
+      <w:u w:val="single"/>
+    </w:rPr>
+  </w:style>
 </w:styles>
 </file>
 

--- a/Report/Social Media Report.docx
+++ b/Report/Social Media Report.docx
@@ -4,82 +4,294 @@
   <w:body>
     <w:p>
       <w:pPr>
+        <w:spacing w:line="276" w:lineRule="auto"/>
+        <w:jc w:val="center"/>
+        <w:rPr>
+          <w:rFonts w:ascii="Times New Roman" w:hAnsi="Times New Roman" w:cs="Times New Roman"/>
+          <w:b/>
+          <w:bCs/>
+          <w:sz w:val="40"/>
+          <w:szCs w:val="40"/>
+        </w:rPr>
+      </w:pPr>
+      <w:r>
+        <w:rPr>
+          <w:rFonts w:ascii="Times New Roman" w:hAnsi="Times New Roman" w:cs="Times New Roman"/>
+          <w:b/>
+          <w:bCs/>
+          <w:sz w:val="40"/>
+          <w:szCs w:val="40"/>
+        </w:rPr>
+        <w:t>Project Report</w:t>
+      </w:r>
+    </w:p>
+    <w:p>
+      <w:pPr>
+        <w:spacing w:line="276" w:lineRule="auto"/>
+        <w:jc w:val="center"/>
+        <w:rPr>
+          <w:rFonts w:ascii="Times New Roman" w:hAnsi="Times New Roman" w:cs="Times New Roman"/>
+          <w:sz w:val="32"/>
+          <w:szCs w:val="32"/>
+        </w:rPr>
+      </w:pPr>
+      <w:r>
+        <w:rPr>
+          <w:rFonts w:ascii="Times New Roman" w:hAnsi="Times New Roman" w:cs="Times New Roman"/>
+          <w:sz w:val="32"/>
+          <w:szCs w:val="32"/>
+        </w:rPr>
+        <w:t>On</w:t>
+      </w:r>
+    </w:p>
+    <w:p>
+      <w:pPr>
+        <w:spacing w:line="360" w:lineRule="auto"/>
+        <w:jc w:val="center"/>
+        <w:rPr>
+          <w:rFonts w:ascii="Times New Roman" w:hAnsi="Times New Roman" w:cs="Times New Roman"/>
+          <w:b/>
+          <w:bCs/>
+          <w:sz w:val="40"/>
+          <w:szCs w:val="40"/>
+        </w:rPr>
+      </w:pPr>
+      <w:r>
+        <w:rPr>
+          <w:rFonts w:ascii="Times New Roman" w:hAnsi="Times New Roman" w:cs="Times New Roman"/>
+          <w:b/>
+          <w:bCs/>
+          <w:sz w:val="40"/>
+          <w:szCs w:val="40"/>
+        </w:rPr>
+        <w:t>“</w:t>
+      </w:r>
+      <w:r>
+        <w:rPr>
+          <w:rFonts w:ascii="Times New Roman" w:hAnsi="Times New Roman" w:cs="Times New Roman"/>
+          <w:b/>
+          <w:bCs/>
+          <w:sz w:val="40"/>
+          <w:szCs w:val="40"/>
+        </w:rPr>
+        <w:t>Social Media Usage &amp; Screen Time Analysis</w:t>
+      </w:r>
+      <w:r>
+        <w:rPr>
+          <w:rFonts w:ascii="Times New Roman" w:hAnsi="Times New Roman" w:cs="Times New Roman"/>
+          <w:b/>
+          <w:bCs/>
+          <w:sz w:val="40"/>
+          <w:szCs w:val="40"/>
+        </w:rPr>
+        <w:t>”</w:t>
+      </w:r>
+    </w:p>
+    <w:p>
+      <w:pPr>
+        <w:spacing w:line="360" w:lineRule="auto"/>
+        <w:jc w:val="center"/>
+        <w:rPr>
+          <w:rFonts w:ascii="Times New Roman" w:hAnsi="Times New Roman" w:cs="Times New Roman"/>
+          <w:sz w:val="32"/>
+          <w:szCs w:val="32"/>
+        </w:rPr>
+      </w:pPr>
+      <w:r>
+        <w:rPr>
+          <w:rFonts w:ascii="Times New Roman" w:hAnsi="Times New Roman" w:cs="Times New Roman"/>
+          <w:sz w:val="32"/>
+          <w:szCs w:val="32"/>
+        </w:rPr>
+        <w:t>Submitted in Partial Fulfillment for Degree of</w:t>
+      </w:r>
+    </w:p>
+    <w:p>
+      <w:pPr>
+        <w:spacing w:line="360" w:lineRule="auto"/>
+        <w:jc w:val="center"/>
+        <w:rPr>
+          <w:rFonts w:ascii="Times New Roman" w:hAnsi="Times New Roman" w:cs="Times New Roman"/>
+          <w:b/>
+          <w:bCs/>
+          <w:sz w:val="40"/>
+          <w:szCs w:val="40"/>
+        </w:rPr>
+      </w:pPr>
+      <w:r>
+        <w:rPr>
+          <w:rFonts w:ascii="Times New Roman" w:hAnsi="Times New Roman" w:cs="Times New Roman"/>
+          <w:b/>
+          <w:bCs/>
+          <w:sz w:val="40"/>
+          <w:szCs w:val="40"/>
+        </w:rPr>
+        <w:t>“Bachelor of Computer Application”</w:t>
+      </w:r>
+    </w:p>
+    <w:p>
+      <w:pPr>
+        <w:spacing w:after="240" w:line="240" w:lineRule="auto"/>
+        <w:jc w:val="center"/>
+        <w:rPr>
+          <w:rFonts w:ascii="Times New Roman" w:hAnsi="Times New Roman" w:cs="Times New Roman"/>
+          <w:b/>
+          <w:bCs/>
+          <w:color w:val="0070C0"/>
+          <w:sz w:val="40"/>
+          <w:szCs w:val="40"/>
+        </w:rPr>
+      </w:pPr>
+      <w:r>
+        <w:rPr>
+          <w:rFonts w:ascii="Times New Roman" w:hAnsi="Times New Roman" w:cs="Times New Roman"/>
+          <w:b/>
+          <w:bCs/>
+          <w:color w:val="0070C0"/>
+          <w:sz w:val="40"/>
+          <w:szCs w:val="40"/>
+        </w:rPr>
+        <w:t xml:space="preserve">Submitted </w:t>
+      </w:r>
+      <w:r>
+        <w:rPr>
+          <w:rFonts w:ascii="Times New Roman" w:hAnsi="Times New Roman" w:cs="Times New Roman"/>
+          <w:b/>
+          <w:bCs/>
+          <w:color w:val="0070C0"/>
+          <w:sz w:val="40"/>
+          <w:szCs w:val="40"/>
+        </w:rPr>
+        <w:t>By</w:t>
+      </w:r>
+    </w:p>
+    <w:p>
+      <w:pPr>
+        <w:spacing w:line="276" w:lineRule="auto"/>
+        <w:jc w:val="center"/>
+        <w:rPr>
+          <w:rFonts w:ascii="Times New Roman" w:hAnsi="Times New Roman" w:cs="Times New Roman"/>
+          <w:b/>
+          <w:bCs/>
+          <w:color w:val="000000" w:themeColor="text1"/>
+          <w:sz w:val="32"/>
+          <w:szCs w:val="32"/>
+        </w:rPr>
+      </w:pPr>
+      <w:r>
+        <w:rPr>
+          <w:rFonts w:ascii="Times New Roman" w:hAnsi="Times New Roman" w:cs="Times New Roman"/>
+          <w:b/>
+          <w:bCs/>
+          <w:color w:val="000000" w:themeColor="text1"/>
+          <w:sz w:val="32"/>
+          <w:szCs w:val="32"/>
+        </w:rPr>
+        <w:t>Mr. Suraj V. Manani</w:t>
+      </w:r>
+    </w:p>
+    <w:p>
+      <w:pPr>
+        <w:spacing w:after="0" w:line="240" w:lineRule="auto"/>
+        <w:jc w:val="center"/>
+        <w:rPr>
+          <w:rFonts w:ascii="Times New Roman" w:hAnsi="Times New Roman" w:cs="Times New Roman"/>
+          <w:b/>
+          <w:bCs/>
+          <w:color w:val="000000" w:themeColor="text1"/>
+          <w:sz w:val="32"/>
+          <w:szCs w:val="32"/>
+        </w:rPr>
+      </w:pPr>
+      <w:r>
+        <w:rPr>
+          <w:rFonts w:ascii="Times New Roman" w:hAnsi="Times New Roman" w:cs="Times New Roman"/>
+          <w:b/>
+          <w:bCs/>
+          <w:color w:val="000000" w:themeColor="text1"/>
+          <w:sz w:val="32"/>
+          <w:szCs w:val="32"/>
+        </w:rPr>
+        <w:t>Mr. Raj M. Mandaliya</w:t>
+      </w:r>
+    </w:p>
+    <w:p>
+      <w:pPr>
+        <w:spacing w:before="240" w:after="240" w:line="240" w:lineRule="auto"/>
+        <w:jc w:val="center"/>
+        <w:rPr>
+          <w:rFonts w:ascii="Times New Roman" w:hAnsi="Times New Roman" w:cs="Times New Roman"/>
+          <w:b/>
+          <w:bCs/>
+          <w:color w:val="0070C0"/>
+          <w:sz w:val="40"/>
+          <w:szCs w:val="40"/>
+        </w:rPr>
+      </w:pPr>
+    </w:p>
+    <w:p>
+      <w:pPr>
+        <w:spacing w:after="240" w:line="240" w:lineRule="auto"/>
+        <w:jc w:val="center"/>
+        <w:rPr>
+          <w:rFonts w:ascii="Times New Roman" w:hAnsi="Times New Roman" w:cs="Times New Roman"/>
+          <w:b/>
+          <w:bCs/>
+          <w:color w:val="0070C0"/>
+          <w:sz w:val="40"/>
+          <w:szCs w:val="40"/>
+        </w:rPr>
+      </w:pPr>
+      <w:r>
+        <w:rPr>
+          <w:rFonts w:ascii="Times New Roman" w:hAnsi="Times New Roman" w:cs="Times New Roman"/>
+          <w:b/>
+          <w:bCs/>
+          <w:color w:val="0070C0"/>
+          <w:sz w:val="40"/>
+          <w:szCs w:val="40"/>
+        </w:rPr>
+        <w:t>Guided By:</w:t>
+      </w:r>
+    </w:p>
+    <w:p>
+      <w:pPr>
+        <w:spacing w:line="240" w:lineRule="auto"/>
+        <w:jc w:val="center"/>
+        <w:rPr>
+          <w:rFonts w:ascii="Times New Roman" w:hAnsi="Times New Roman" w:cs="Times New Roman"/>
+          <w:b/>
+          <w:bCs/>
+          <w:sz w:val="32"/>
+          <w:szCs w:val="32"/>
+        </w:rPr>
+      </w:pPr>
+      <w:r>
+        <w:rPr>
+          <w:rFonts w:ascii="Times New Roman" w:hAnsi="Times New Roman" w:cs="Times New Roman"/>
+          <w:b/>
+          <w:bCs/>
+          <w:sz w:val="32"/>
+          <w:szCs w:val="32"/>
+        </w:rPr>
+        <w:t>Mrs. Dhvani Kanoje</w:t>
+      </w:r>
+    </w:p>
+    <w:p>
+      <w:pPr>
         <w:spacing w:after="0" w:line="276" w:lineRule="auto"/>
         <w:jc w:val="center"/>
         <w:rPr>
           <w:rFonts w:ascii="Times New Roman" w:hAnsi="Times New Roman" w:cs="Times New Roman"/>
           <w:b/>
           <w:bCs/>
-          <w:sz w:val="36"/>
-          <w:szCs w:val="36"/>
           <w:lang w:val="en-US"/>
         </w:rPr>
       </w:pPr>
-      <w:r>
-        <w:rPr>
-          <w:rFonts w:ascii="Times New Roman" w:hAnsi="Times New Roman" w:cs="Times New Roman"/>
-          <w:b/>
-          <w:bCs/>
-          <w:sz w:val="36"/>
-          <w:szCs w:val="36"/>
-          <w:lang w:val="en-US"/>
-        </w:rPr>
-        <w:t>SMT Z.S Patel College of Computer Application</w:t>
-      </w:r>
-    </w:p>
-    <w:p>
-      <w:pPr>
-        <w:spacing w:after="0" w:line="276" w:lineRule="auto"/>
-        <w:jc w:val="center"/>
-        <w:rPr>
-          <w:rFonts w:ascii="Times New Roman" w:hAnsi="Times New Roman" w:cs="Times New Roman"/>
-          <w:b/>
-          <w:bCs/>
-          <w:sz w:val="36"/>
-          <w:szCs w:val="36"/>
-          <w:lang w:val="en-US"/>
-        </w:rPr>
-      </w:pPr>
-      <w:r>
-        <w:rPr>
-          <w:rFonts w:ascii="Times New Roman" w:hAnsi="Times New Roman" w:cs="Times New Roman"/>
-          <w:b/>
-          <w:bCs/>
-          <w:sz w:val="36"/>
-          <w:szCs w:val="36"/>
-          <w:lang w:val="en-US"/>
-        </w:rPr>
-        <w:t>Affiliated to</w:t>
-      </w:r>
-    </w:p>
-    <w:p>
-      <w:pPr>
-        <w:spacing w:after="0" w:line="276" w:lineRule="auto"/>
-        <w:jc w:val="center"/>
-        <w:rPr>
-          <w:rFonts w:ascii="Times New Roman" w:hAnsi="Times New Roman" w:cs="Times New Roman"/>
-          <w:b/>
-          <w:bCs/>
-          <w:sz w:val="36"/>
-          <w:szCs w:val="36"/>
-          <w:lang w:val="en-US"/>
-        </w:rPr>
-      </w:pPr>
-      <w:r>
-        <w:rPr>
-          <w:rFonts w:ascii="Times New Roman" w:hAnsi="Times New Roman" w:cs="Times New Roman"/>
-          <w:b/>
-          <w:bCs/>
-          <w:sz w:val="36"/>
-          <w:szCs w:val="36"/>
-          <w:lang w:val="en-US"/>
-        </w:rPr>
-        <w:t>Veer Narmad South Gujarat University, Surat.</w:t>
-      </w:r>
-    </w:p>
-    <w:p>
-      <w:pPr>
-        <w:spacing w:after="0" w:line="276" w:lineRule="auto"/>
+    </w:p>
+    <w:p>
+      <w:pPr>
+        <w:spacing w:line="276" w:lineRule="auto"/>
         <w:jc w:val="center"/>
         <w:rPr>
           <w:rFonts w:ascii="Times New Roman" w:hAnsi="Times New Roman" w:cs="Times New Roman"/>
@@ -87,21 +299,6 @@
           <w:bCs/>
           <w:sz w:val="44"/>
           <w:szCs w:val="44"/>
-          <w:lang w:val="en-US"/>
-        </w:rPr>
-      </w:pPr>
-    </w:p>
-    <w:p>
-      <w:pPr>
-        <w:spacing w:after="0" w:line="276" w:lineRule="auto"/>
-        <w:jc w:val="center"/>
-        <w:rPr>
-          <w:rFonts w:ascii="Times New Roman" w:hAnsi="Times New Roman" w:cs="Times New Roman"/>
-          <w:b/>
-          <w:bCs/>
-          <w:sz w:val="44"/>
-          <w:szCs w:val="44"/>
-          <w:lang w:val="en-US"/>
         </w:rPr>
       </w:pPr>
       <w:r>
@@ -110,7 +307,7 @@
           <w:noProof/>
         </w:rPr>
         <w:drawing>
-          <wp:inline distT="0" distB="0" distL="0" distR="0" wp14:anchorId="1237E7B9" wp14:editId="05C15C2F">
+          <wp:inline distT="0" distB="0" distL="0" distR="0" wp14:anchorId="6CFE22FC" wp14:editId="6C90FFC7">
             <wp:extent cx="2256790" cy="2009775"/>
             <wp:effectExtent l="0" t="0" r="0" b="0"/>
             <wp:docPr id="63" name="Picture 63"/>
@@ -146,7 +343,7 @@
     </w:p>
     <w:p>
       <w:pPr>
-        <w:spacing w:after="0" w:line="276" w:lineRule="auto"/>
+        <w:spacing w:before="240" w:after="240" w:line="276" w:lineRule="auto"/>
         <w:jc w:val="center"/>
         <w:rPr>
           <w:rFonts w:ascii="Times New Roman" w:hAnsi="Times New Roman" w:cs="Times New Roman"/>
@@ -154,9 +351,113 @@
           <w:bCs/>
           <w:sz w:val="44"/>
           <w:szCs w:val="44"/>
-          <w:lang w:val="en-US"/>
-        </w:rPr>
-      </w:pPr>
+        </w:rPr>
+      </w:pPr>
+      <w:r>
+        <w:rPr>
+          <w:rFonts w:ascii="Times New Roman" w:hAnsi="Times New Roman" w:cs="Times New Roman"/>
+          <w:b/>
+          <w:bCs/>
+          <w:sz w:val="44"/>
+          <w:szCs w:val="44"/>
+        </w:rPr>
+        <w:t>2025 – 2026</w:t>
+      </w:r>
+    </w:p>
+    <w:p>
+      <w:pPr>
+        <w:spacing w:line="276" w:lineRule="auto"/>
+        <w:jc w:val="center"/>
+        <w:rPr>
+          <w:rFonts w:ascii="Times New Roman" w:hAnsi="Times New Roman" w:cs="Times New Roman"/>
+          <w:sz w:val="36"/>
+          <w:szCs w:val="36"/>
+        </w:rPr>
+      </w:pPr>
+      <w:r>
+        <w:rPr>
+          <w:rFonts w:ascii="Times New Roman" w:hAnsi="Times New Roman" w:cs="Times New Roman"/>
+          <w:sz w:val="36"/>
+          <w:szCs w:val="36"/>
+        </w:rPr>
+        <w:t xml:space="preserve">VIDHYADHAN CHARITABLE TRUST </w:t>
+      </w:r>
+    </w:p>
+    <w:p>
+      <w:pPr>
+        <w:spacing w:line="276" w:lineRule="auto"/>
+        <w:jc w:val="center"/>
+        <w:rPr>
+          <w:rFonts w:ascii="Times New Roman" w:hAnsi="Times New Roman" w:cs="Times New Roman"/>
+          <w:b/>
+          <w:bCs/>
+          <w:sz w:val="40"/>
+          <w:szCs w:val="40"/>
+        </w:rPr>
+      </w:pPr>
+      <w:r>
+        <w:rPr>
+          <w:rFonts w:ascii="Times New Roman" w:hAnsi="Times New Roman" w:cs="Times New Roman"/>
+          <w:b/>
+          <w:bCs/>
+          <w:sz w:val="40"/>
+          <w:szCs w:val="40"/>
+        </w:rPr>
+        <w:t>SMT Z.S Patel College of Computer Application</w:t>
+      </w:r>
+    </w:p>
+    <w:p>
+      <w:pPr>
+        <w:spacing w:line="276" w:lineRule="auto"/>
+        <w:jc w:val="center"/>
+        <w:rPr>
+          <w:rFonts w:ascii="Times New Roman" w:hAnsi="Times New Roman" w:cs="Times New Roman"/>
+          <w:sz w:val="28"/>
+          <w:szCs w:val="28"/>
+        </w:rPr>
+      </w:pPr>
+      <w:r>
+        <w:rPr>
+          <w:rFonts w:ascii="Times New Roman" w:hAnsi="Times New Roman" w:cs="Times New Roman"/>
+          <w:sz w:val="28"/>
+          <w:szCs w:val="28"/>
+        </w:rPr>
+        <w:t xml:space="preserve">Affiliated To </w:t>
+      </w:r>
+    </w:p>
+    <w:p>
+      <w:pPr>
+        <w:jc w:val="center"/>
+        <w:rPr>
+          <w:rFonts w:ascii="Times New Roman" w:hAnsi="Times New Roman" w:cs="Times New Roman"/>
+          <w:b/>
+          <w:bCs/>
+          <w:sz w:val="40"/>
+          <w:szCs w:val="40"/>
+          <w:u w:val="single"/>
+        </w:rPr>
+      </w:pPr>
+      <w:r>
+        <w:rPr>
+          <w:rFonts w:ascii="Times New Roman" w:hAnsi="Times New Roman" w:cs="Times New Roman"/>
+          <w:b/>
+          <w:bCs/>
+          <w:sz w:val="40"/>
+          <w:szCs w:val="40"/>
+        </w:rPr>
+        <w:t>Veer Narmad South Gujarat University, Surat</w:t>
+      </w:r>
+      <w:r>
+        <w:rPr>
+          <w:rFonts w:ascii="Times New Roman" w:hAnsi="Times New Roman" w:cs="Times New Roman"/>
+          <w:b/>
+          <w:bCs/>
+          <w:sz w:val="40"/>
+          <w:szCs w:val="40"/>
+          <w:u w:val="single"/>
+        </w:rPr>
+        <w:br w:type="page"/>
+      </w:r>
     </w:p>
     <w:p>
       <w:pPr>
@@ -164,481 +465,32 @@
         <w:jc w:val="center"/>
         <w:rPr>
           <w:rFonts w:ascii="Times New Roman" w:hAnsi="Times New Roman" w:cs="Times New Roman"/>
-          <w:sz w:val="36"/>
-          <w:szCs w:val="36"/>
-          <w:lang w:val="en-US"/>
-        </w:rPr>
-      </w:pPr>
-      <w:r>
-        <w:rPr>
-          <w:rFonts w:ascii="Times New Roman" w:hAnsi="Times New Roman" w:cs="Times New Roman"/>
-          <w:sz w:val="36"/>
-          <w:szCs w:val="36"/>
-          <w:lang w:val="en-US"/>
-        </w:rPr>
-        <w:t>Project Report on,</w:t>
-      </w:r>
-    </w:p>
-    <w:p>
-      <w:pPr>
-        <w:spacing w:after="0" w:line="360" w:lineRule="auto"/>
-        <w:jc w:val="center"/>
-        <w:rPr>
-          <w:rFonts w:ascii="Times New Roman" w:hAnsi="Times New Roman" w:cs="Times New Roman"/>
-          <w:b/>
-          <w:bCs/>
-          <w:sz w:val="36"/>
-          <w:szCs w:val="36"/>
-        </w:rPr>
-      </w:pPr>
-      <w:r>
-        <w:rPr>
-          <w:rFonts w:ascii="Times New Roman" w:hAnsi="Times New Roman" w:cs="Times New Roman"/>
-          <w:b/>
-          <w:bCs/>
-          <w:sz w:val="36"/>
-          <w:szCs w:val="36"/>
-        </w:rPr>
-        <w:t xml:space="preserve">Social Media Usage </w:t>
-      </w:r>
-      <w:r>
-        <w:rPr>
-          <w:rFonts w:ascii="Times New Roman" w:hAnsi="Times New Roman" w:cs="Times New Roman"/>
-          <w:b/>
-          <w:bCs/>
-          <w:sz w:val="36"/>
-          <w:szCs w:val="36"/>
-        </w:rPr>
-        <w:t>&amp;</w:t>
-      </w:r>
-      <w:r>
-        <w:rPr>
-          <w:rFonts w:ascii="Times New Roman" w:hAnsi="Times New Roman" w:cs="Times New Roman"/>
-          <w:b/>
-          <w:bCs/>
-          <w:sz w:val="36"/>
-          <w:szCs w:val="36"/>
-        </w:rPr>
-        <w:t xml:space="preserve"> Screen Time Analysis</w:t>
-      </w:r>
-    </w:p>
-    <w:p>
-      <w:pPr>
-        <w:spacing w:after="0" w:line="360" w:lineRule="auto"/>
-        <w:jc w:val="center"/>
-        <w:rPr>
-          <w:rFonts w:ascii="Times New Roman" w:hAnsi="Times New Roman" w:cs="Times New Roman"/>
-          <w:sz w:val="36"/>
-          <w:szCs w:val="36"/>
-          <w:lang w:val="en-US"/>
-        </w:rPr>
-      </w:pPr>
-      <w:r>
-        <w:rPr>
-          <w:rFonts w:ascii="Times New Roman" w:hAnsi="Times New Roman" w:cs="Times New Roman"/>
-          <w:sz w:val="36"/>
-          <w:szCs w:val="36"/>
-          <w:lang w:val="en-US"/>
-        </w:rPr>
-        <w:t>As a Partial Requirement for Degree of</w:t>
-      </w:r>
-    </w:p>
-    <w:p>
-      <w:pPr>
-        <w:spacing w:after="0" w:line="360" w:lineRule="auto"/>
-        <w:jc w:val="center"/>
-        <w:rPr>
-          <w:rFonts w:ascii="Times New Roman" w:hAnsi="Times New Roman" w:cs="Times New Roman"/>
-          <w:b/>
-          <w:bCs/>
-          <w:sz w:val="36"/>
-          <w:szCs w:val="36"/>
-          <w:lang w:val="en-US"/>
-        </w:rPr>
-      </w:pPr>
-      <w:r>
-        <w:rPr>
-          <w:rFonts w:ascii="Times New Roman" w:hAnsi="Times New Roman" w:cs="Times New Roman"/>
-          <w:b/>
-          <w:bCs/>
-          <w:sz w:val="36"/>
-          <w:szCs w:val="36"/>
-          <w:lang w:val="en-US"/>
-        </w:rPr>
-        <w:t>Bachelor of Computer Application</w:t>
-      </w:r>
-    </w:p>
-    <w:p>
-      <w:pPr>
-        <w:spacing w:after="0" w:line="360" w:lineRule="auto"/>
-        <w:jc w:val="center"/>
-        <w:rPr>
-          <w:rFonts w:ascii="Times New Roman" w:hAnsi="Times New Roman" w:cs="Times New Roman"/>
-          <w:b/>
-          <w:bCs/>
-          <w:sz w:val="36"/>
-          <w:szCs w:val="36"/>
-          <w:lang w:val="en-US"/>
-        </w:rPr>
-      </w:pPr>
-      <w:r>
-        <w:rPr>
-          <w:rFonts w:ascii="Times New Roman" w:hAnsi="Times New Roman" w:cs="Times New Roman"/>
-          <w:b/>
-          <w:bCs/>
-          <w:sz w:val="36"/>
-          <w:szCs w:val="36"/>
-          <w:lang w:val="en-US"/>
-        </w:rPr>
-        <w:t>(BCA) 2025 – 2026</w:t>
-      </w:r>
-    </w:p>
-    <w:p>
-      <w:pPr>
-        <w:spacing w:after="0" w:line="360" w:lineRule="auto"/>
-        <w:rPr>
-          <w:rFonts w:ascii="Times New Roman" w:hAnsi="Times New Roman" w:cs="Times New Roman"/>
-          <w:b/>
-          <w:bCs/>
-          <w:sz w:val="32"/>
-          <w:szCs w:val="32"/>
-          <w:lang w:val="en-US"/>
-        </w:rPr>
-      </w:pPr>
-    </w:p>
-    <w:p>
-      <w:pPr>
-        <w:spacing w:after="0" w:line="360" w:lineRule="auto"/>
-        <w:rPr>
-          <w:rFonts w:ascii="Times New Roman" w:hAnsi="Times New Roman" w:cs="Times New Roman"/>
-          <w:b/>
-          <w:bCs/>
-          <w:sz w:val="32"/>
-          <w:szCs w:val="32"/>
-          <w:lang w:val="en-US"/>
-        </w:rPr>
-      </w:pPr>
-    </w:p>
-    <w:p>
-      <w:pPr>
-        <w:spacing w:after="0" w:line="360" w:lineRule="auto"/>
-        <w:rPr>
-          <w:rFonts w:ascii="Times New Roman" w:hAnsi="Times New Roman" w:cs="Times New Roman"/>
-          <w:b/>
-          <w:bCs/>
-          <w:sz w:val="32"/>
-          <w:szCs w:val="32"/>
-          <w:lang w:val="en-US"/>
-        </w:rPr>
-      </w:pPr>
-    </w:p>
-    <w:p>
-      <w:pPr>
-        <w:spacing w:after="0" w:line="360" w:lineRule="auto"/>
-        <w:rPr>
-          <w:rFonts w:ascii="Times New Roman" w:hAnsi="Times New Roman" w:cs="Times New Roman"/>
-          <w:b/>
-          <w:bCs/>
-          <w:sz w:val="32"/>
-          <w:szCs w:val="32"/>
-          <w:lang w:val="en-US"/>
-        </w:rPr>
-      </w:pPr>
-    </w:p>
-    <w:p>
-      <w:pPr>
-        <w:spacing w:after="0" w:line="360" w:lineRule="auto"/>
-        <w:rPr>
-          <w:rFonts w:ascii="Times New Roman" w:hAnsi="Times New Roman" w:cs="Times New Roman"/>
-          <w:b/>
-          <w:bCs/>
-          <w:sz w:val="32"/>
-          <w:szCs w:val="32"/>
-          <w:lang w:val="en-US"/>
-        </w:rPr>
-      </w:pPr>
-    </w:p>
-    <w:p>
-      <w:pPr>
-        <w:spacing w:after="0" w:line="360" w:lineRule="auto"/>
-        <w:rPr>
-          <w:rFonts w:ascii="Times New Roman" w:hAnsi="Times New Roman" w:cs="Times New Roman"/>
-          <w:b/>
-          <w:bCs/>
-          <w:sz w:val="32"/>
-          <w:szCs w:val="32"/>
-          <w:lang w:val="en-US"/>
-        </w:rPr>
-      </w:pPr>
-    </w:p>
-    <w:p>
-      <w:pPr>
-        <w:spacing w:after="0" w:line="360" w:lineRule="auto"/>
-        <w:rPr>
-          <w:rFonts w:ascii="Times New Roman" w:hAnsi="Times New Roman" w:cs="Times New Roman"/>
-          <w:b/>
-          <w:bCs/>
-          <w:sz w:val="32"/>
-          <w:szCs w:val="32"/>
-          <w:lang w:val="en-US"/>
-        </w:rPr>
-      </w:pPr>
-    </w:p>
-    <w:p>
-      <w:pPr>
-        <w:spacing w:after="0" w:line="360" w:lineRule="auto"/>
-        <w:rPr>
-          <w:rFonts w:ascii="Times New Roman" w:hAnsi="Times New Roman" w:cs="Times New Roman"/>
-          <w:b/>
-          <w:bCs/>
-          <w:sz w:val="32"/>
-          <w:szCs w:val="32"/>
-          <w:lang w:val="en-US"/>
-        </w:rPr>
-      </w:pPr>
-    </w:p>
-    <w:tbl>
-      <w:tblPr>
-        <w:tblStyle w:val="TableGrid"/>
-        <w:tblW w:w="0" w:type="auto"/>
-        <w:tblLook w:val="04A0" w:firstRow="1" w:lastRow="0" w:firstColumn="1" w:lastColumn="0" w:noHBand="0" w:noVBand="1"/>
-      </w:tblPr>
-      <w:tblGrid>
-        <w:gridCol w:w="2515"/>
-        <w:gridCol w:w="3870"/>
-        <w:gridCol w:w="4071"/>
-      </w:tblGrid>
-      <w:tr>
-        <w:trPr>
-          <w:trHeight w:val="576"/>
-        </w:trPr>
-        <w:tc>
-          <w:tcPr>
-            <w:tcW w:w="2515" w:type="dxa"/>
-            <w:vAlign w:val="center"/>
-          </w:tcPr>
-          <w:p>
-            <w:pPr>
-              <w:rPr>
-                <w:rFonts w:ascii="Times New Roman" w:hAnsi="Times New Roman" w:cs="Times New Roman"/>
-                <w:b/>
-                <w:bCs/>
-                <w:sz w:val="32"/>
-                <w:szCs w:val="32"/>
-                <w:lang w:val="en-US"/>
-              </w:rPr>
-            </w:pPr>
-            <w:r>
-              <w:rPr>
-                <w:rFonts w:ascii="Times New Roman" w:hAnsi="Times New Roman" w:cs="Times New Roman"/>
-                <w:b/>
-                <w:bCs/>
-                <w:sz w:val="32"/>
-                <w:szCs w:val="32"/>
-                <w:lang w:val="en-US"/>
-              </w:rPr>
-              <w:t>Submitted By</w:t>
-            </w:r>
-          </w:p>
-        </w:tc>
-        <w:tc>
-          <w:tcPr>
-            <w:tcW w:w="3870" w:type="dxa"/>
-            <w:vAlign w:val="center"/>
-          </w:tcPr>
-          <w:p>
-            <w:pPr>
-              <w:rPr>
-                <w:rFonts w:ascii="Times New Roman" w:hAnsi="Times New Roman" w:cs="Times New Roman"/>
-                <w:sz w:val="32"/>
-                <w:szCs w:val="32"/>
-                <w:lang w:val="en-US"/>
-              </w:rPr>
-            </w:pPr>
-            <w:r>
-              <w:rPr>
-                <w:rFonts w:ascii="Times New Roman" w:hAnsi="Times New Roman" w:cs="Times New Roman"/>
-                <w:sz w:val="32"/>
-                <w:szCs w:val="32"/>
-                <w:lang w:val="en-US"/>
-              </w:rPr>
-              <w:t xml:space="preserve">Manani Suraj </w:t>
-            </w:r>
-            <w:proofErr w:type="spellStart"/>
-            <w:r>
-              <w:rPr>
-                <w:rFonts w:ascii="Times New Roman" w:hAnsi="Times New Roman" w:cs="Times New Roman"/>
-                <w:sz w:val="32"/>
-                <w:szCs w:val="32"/>
-                <w:lang w:val="en-US"/>
-              </w:rPr>
-              <w:t>V</w:t>
-            </w:r>
-            <w:r>
-              <w:rPr>
-                <w:rFonts w:ascii="Times New Roman" w:hAnsi="Times New Roman" w:cs="Times New Roman"/>
-                <w:sz w:val="32"/>
-                <w:szCs w:val="32"/>
-                <w:lang w:val="en-US"/>
-              </w:rPr>
-              <w:t>inodbhai</w:t>
-            </w:r>
-            <w:proofErr w:type="spellEnd"/>
-          </w:p>
-        </w:tc>
-        <w:tc>
-          <w:tcPr>
-            <w:tcW w:w="4071" w:type="dxa"/>
-            <w:vAlign w:val="center"/>
-          </w:tcPr>
-          <w:p>
-            <w:pPr>
-              <w:rPr>
-                <w:rFonts w:ascii="Times New Roman" w:hAnsi="Times New Roman" w:cs="Times New Roman"/>
-                <w:sz w:val="32"/>
-                <w:szCs w:val="32"/>
-                <w:lang w:val="en-US"/>
-              </w:rPr>
-            </w:pPr>
-            <w:proofErr w:type="spellStart"/>
-            <w:r>
-              <w:rPr>
-                <w:rFonts w:ascii="Times New Roman" w:hAnsi="Times New Roman" w:cs="Times New Roman"/>
-                <w:sz w:val="32"/>
-                <w:szCs w:val="32"/>
-                <w:lang w:val="en-US"/>
-              </w:rPr>
-              <w:t>Mandaliya</w:t>
-            </w:r>
-            <w:proofErr w:type="spellEnd"/>
-            <w:r>
-              <w:rPr>
-                <w:rFonts w:ascii="Times New Roman" w:hAnsi="Times New Roman" w:cs="Times New Roman"/>
-                <w:sz w:val="32"/>
-                <w:szCs w:val="32"/>
-                <w:lang w:val="en-US"/>
-              </w:rPr>
-              <w:t xml:space="preserve"> Raj </w:t>
-            </w:r>
-            <w:proofErr w:type="spellStart"/>
-            <w:r>
-              <w:rPr>
-                <w:rFonts w:ascii="Times New Roman" w:hAnsi="Times New Roman" w:cs="Times New Roman"/>
-                <w:sz w:val="32"/>
-                <w:szCs w:val="32"/>
-                <w:lang w:val="en-US"/>
-              </w:rPr>
-              <w:t>M</w:t>
-            </w:r>
-            <w:r>
-              <w:rPr>
-                <w:rFonts w:ascii="Times New Roman" w:hAnsi="Times New Roman" w:cs="Times New Roman"/>
-                <w:sz w:val="32"/>
-                <w:szCs w:val="32"/>
-                <w:lang w:val="en-US"/>
-              </w:rPr>
-              <w:t>anojbhai</w:t>
-            </w:r>
-            <w:proofErr w:type="spellEnd"/>
-          </w:p>
-        </w:tc>
-      </w:tr>
-      <w:tr>
-        <w:trPr>
-          <w:trHeight w:val="576"/>
-        </w:trPr>
-        <w:tc>
-          <w:tcPr>
-            <w:tcW w:w="2515" w:type="dxa"/>
-            <w:vAlign w:val="center"/>
-          </w:tcPr>
-          <w:p>
-            <w:pPr>
-              <w:rPr>
-                <w:rFonts w:ascii="Times New Roman" w:hAnsi="Times New Roman" w:cs="Times New Roman"/>
-                <w:b/>
-                <w:bCs/>
-                <w:sz w:val="32"/>
-                <w:szCs w:val="32"/>
-                <w:lang w:val="en-US"/>
-              </w:rPr>
-            </w:pPr>
-            <w:r>
-              <w:rPr>
-                <w:rFonts w:ascii="Times New Roman" w:hAnsi="Times New Roman" w:cs="Times New Roman"/>
-                <w:b/>
-                <w:bCs/>
-                <w:sz w:val="32"/>
-                <w:szCs w:val="32"/>
-                <w:lang w:val="en-US"/>
-              </w:rPr>
-              <w:t>Project Guide</w:t>
-            </w:r>
-          </w:p>
-        </w:tc>
-        <w:tc>
-          <w:tcPr>
-            <w:tcW w:w="7941" w:type="dxa"/>
-            <w:gridSpan w:val="2"/>
-            <w:vAlign w:val="center"/>
-          </w:tcPr>
-          <w:p>
-            <w:pPr>
-              <w:rPr>
-                <w:rFonts w:ascii="Times New Roman" w:hAnsi="Times New Roman" w:cs="Times New Roman"/>
-                <w:sz w:val="32"/>
-                <w:szCs w:val="32"/>
-                <w:lang w:val="en-US"/>
-              </w:rPr>
-            </w:pPr>
-            <w:r>
-              <w:rPr>
-                <w:rFonts w:ascii="Times New Roman" w:hAnsi="Times New Roman" w:cs="Times New Roman"/>
-                <w:sz w:val="32"/>
-                <w:szCs w:val="32"/>
-                <w:lang w:val="en-US"/>
-              </w:rPr>
-              <w:t>Dhvani Ma’am</w:t>
-            </w:r>
-          </w:p>
-        </w:tc>
-      </w:tr>
-    </w:tbl>
-    <w:p>
-      <w:pPr>
-        <w:spacing w:after="0" w:line="360" w:lineRule="auto"/>
-        <w:rPr>
-          <w:rFonts w:ascii="Times New Roman" w:hAnsi="Times New Roman" w:cs="Times New Roman"/>
-        </w:rPr>
-      </w:pPr>
-      <w:r>
-        <w:rPr>
-          <w:rFonts w:ascii="Times New Roman" w:hAnsi="Times New Roman" w:cs="Times New Roman"/>
-        </w:rPr>
-        <w:br w:type="page"/>
-      </w:r>
-    </w:p>
-    <w:p>
-      <w:pPr>
-        <w:jc w:val="center"/>
-        <w:rPr>
-          <w:rFonts w:ascii="Times New Roman" w:hAnsi="Times New Roman" w:cs="Times New Roman"/>
-          <w:sz w:val="48"/>
-          <w:szCs w:val="48"/>
+          <w:sz w:val="20"/>
+          <w:szCs w:val="20"/>
+        </w:rPr>
+      </w:pPr>
+      <w:r>
+        <w:rPr>
+          <w:rFonts w:ascii="Times New Roman" w:hAnsi="Times New Roman" w:cs="Times New Roman"/>
+          <w:b/>
+          <w:bCs/>
+          <w:sz w:val="40"/>
+          <w:szCs w:val="40"/>
           <w:u w:val="single"/>
         </w:rPr>
-      </w:pPr>
-      <w:r>
-        <w:rPr>
-          <w:rFonts w:ascii="Times New Roman" w:hAnsi="Times New Roman" w:cs="Times New Roman"/>
-          <w:b/>
-          <w:bCs/>
-          <w:sz w:val="48"/>
-          <w:szCs w:val="48"/>
+        <w:lastRenderedPageBreak/>
+        <w:t>A</w:t>
+      </w:r>
+      <w:r>
+        <w:rPr>
+          <w:rFonts w:ascii="Times New Roman" w:hAnsi="Times New Roman" w:cs="Times New Roman"/>
+          <w:b/>
+          <w:bCs/>
+          <w:sz w:val="40"/>
+          <w:szCs w:val="40"/>
           <w:u w:val="single"/>
         </w:rPr>
-        <w:lastRenderedPageBreak/>
-        <w:t>Acknowledgement</w:t>
+        <w:t>cknowledgement</w:t>
       </w:r>
     </w:p>
     <w:p>
@@ -965,8 +817,8 @@
           <w:rFonts w:ascii="Times New Roman" w:hAnsi="Times New Roman" w:cs="Times New Roman"/>
           <w:b/>
           <w:bCs/>
-          <w:sz w:val="48"/>
-          <w:szCs w:val="48"/>
+          <w:sz w:val="40"/>
+          <w:szCs w:val="40"/>
           <w:u w:val="single"/>
         </w:rPr>
       </w:pPr>
@@ -975,8 +827,8 @@
           <w:rFonts w:ascii="Times New Roman" w:hAnsi="Times New Roman" w:cs="Times New Roman"/>
           <w:b/>
           <w:bCs/>
-          <w:sz w:val="48"/>
-          <w:szCs w:val="48"/>
+          <w:sz w:val="40"/>
+          <w:szCs w:val="40"/>
           <w:u w:val="single"/>
         </w:rPr>
         <w:lastRenderedPageBreak/>
@@ -2307,43 +2159,7 @@
           <w:sz w:val="28"/>
           <w:szCs w:val="28"/>
         </w:rPr>
-        <w:t xml:space="preserve">The advent of smartphones has integrated social media and digital screens deeply into daily life. While beneficial for connectivity, excessive screen time is increasingly linked to poor mental health, lack of sleep, and decreased productivity. This project </w:t>
-      </w:r>
-      <w:proofErr w:type="spellStart"/>
-      <w:r>
-        <w:rPr>
-          <w:rFonts w:ascii="Times New Roman" w:hAnsi="Times New Roman" w:cs="Times New Roman"/>
-          <w:sz w:val="28"/>
-          <w:szCs w:val="28"/>
-        </w:rPr>
-        <w:t>analyzes</w:t>
-      </w:r>
-      <w:proofErr w:type="spellEnd"/>
-      <w:r>
-        <w:rPr>
-          <w:rFonts w:ascii="Times New Roman" w:hAnsi="Times New Roman" w:cs="Times New Roman"/>
-          <w:sz w:val="28"/>
-          <w:szCs w:val="28"/>
-        </w:rPr>
-        <w:t xml:space="preserve"> a dataset containing user demographics and digital habits to uncover patterns between screen time, stress levels, and work productivity, providing data-driven insights into our modern digital </w:t>
-      </w:r>
-      <w:proofErr w:type="spellStart"/>
-      <w:r>
-        <w:rPr>
-          <w:rFonts w:ascii="Times New Roman" w:hAnsi="Times New Roman" w:cs="Times New Roman"/>
-          <w:sz w:val="28"/>
-          <w:szCs w:val="28"/>
-        </w:rPr>
-        <w:t>behaviors</w:t>
-      </w:r>
-      <w:proofErr w:type="spellEnd"/>
-      <w:r>
-        <w:rPr>
-          <w:rFonts w:ascii="Times New Roman" w:hAnsi="Times New Roman" w:cs="Times New Roman"/>
-          <w:sz w:val="28"/>
-          <w:szCs w:val="28"/>
-        </w:rPr>
-        <w:t>.</w:t>
+        <w:t>The advent of smartphones has integrated social media and digital screens deeply into daily life. While beneficial for connectivity, excessive screen time is increasingly linked to poor mental health, lack of sleep, and decreased productivity. This project analyzes a dataset containing user demographics and digital habits to uncover patterns between screen time, stress levels, and work productivity, providing data-driven insights into our modern digital behaviors.</w:t>
       </w:r>
     </w:p>
     <w:p>
@@ -2547,25 +2363,7 @@
           <w:sz w:val="28"/>
           <w:szCs w:val="28"/>
         </w:rPr>
-        <w:t xml:space="preserve">Initial exploration of the dataset reveals wide variations in digital consumption across different demographic sectors. By </w:t>
-      </w:r>
-      <w:proofErr w:type="spellStart"/>
-      <w:r>
-        <w:rPr>
-          <w:rFonts w:ascii="Times New Roman" w:hAnsi="Times New Roman" w:cs="Times New Roman"/>
-          <w:sz w:val="28"/>
-          <w:szCs w:val="28"/>
-        </w:rPr>
-        <w:t>analyzing</w:t>
-      </w:r>
-      <w:proofErr w:type="spellEnd"/>
-      <w:r>
-        <w:rPr>
-          <w:rFonts w:ascii="Times New Roman" w:hAnsi="Times New Roman" w:cs="Times New Roman"/>
-          <w:sz w:val="28"/>
-          <w:szCs w:val="28"/>
-        </w:rPr>
-        <w:t xml:space="preserve"> average daily phone hours, social media hours, and sleep patterns, we establish a baseline understanding of "normal" usage and recognize the immediate trade-offs users make between screen time and essential recovery (sleep).</w:t>
+        <w:t>Initial exploration of the dataset reveals wide variations in digital consumption across different demographic sectors. By analyzing average daily phone hours, social media hours, and sleep patterns, we establish a baseline understanding of "normal" usage and recognize the immediate trade-offs users make between screen time and essential recovery (sleep).</w:t>
       </w:r>
     </w:p>
     <w:p>
@@ -2616,25 +2414,7 @@
           <w:sz w:val="28"/>
           <w:szCs w:val="28"/>
         </w:rPr>
-        <w:t xml:space="preserve">EDA forms the foundation of this report, summarizing the main characteristics of the dataset. Key summary statistics provide a high-level view of the user base, laying the groundwork for more complex correlational and predictive </w:t>
-      </w:r>
-      <w:proofErr w:type="spellStart"/>
-      <w:r>
-        <w:rPr>
-          <w:rFonts w:ascii="Times New Roman" w:hAnsi="Times New Roman" w:cs="Times New Roman"/>
-          <w:sz w:val="28"/>
-          <w:szCs w:val="28"/>
-        </w:rPr>
-        <w:t>modeling</w:t>
-      </w:r>
-      <w:proofErr w:type="spellEnd"/>
-      <w:r>
-        <w:rPr>
-          <w:rFonts w:ascii="Times New Roman" w:hAnsi="Times New Roman" w:cs="Times New Roman"/>
-          <w:sz w:val="28"/>
-          <w:szCs w:val="28"/>
-        </w:rPr>
-        <w:t>.</w:t>
+        <w:t>EDA forms the foundation of this report, summarizing the main characteristics of the dataset. Key summary statistics provide a high-level view of the user base, laying the groundwork for more complex correlational and predictive modeling.</w:t>
       </w:r>
     </w:p>
     <w:p>
@@ -2685,61 +2465,7 @@
           <w:sz w:val="28"/>
           <w:szCs w:val="28"/>
         </w:rPr>
-        <w:t>Before in-depth analysis, the dataset underwent strict preprocessing. The `</w:t>
-      </w:r>
-      <w:proofErr w:type="spellStart"/>
-      <w:r>
-        <w:rPr>
-          <w:rFonts w:ascii="Times New Roman" w:hAnsi="Times New Roman" w:cs="Times New Roman"/>
-          <w:sz w:val="28"/>
-          <w:szCs w:val="28"/>
-        </w:rPr>
-        <w:t>clean_</w:t>
-      </w:r>
-      <w:proofErr w:type="gramStart"/>
-      <w:r>
-        <w:rPr>
-          <w:rFonts w:ascii="Times New Roman" w:hAnsi="Times New Roman" w:cs="Times New Roman"/>
-          <w:sz w:val="28"/>
-          <w:szCs w:val="28"/>
-        </w:rPr>
-        <w:t>data</w:t>
-      </w:r>
-      <w:proofErr w:type="spellEnd"/>
-      <w:r>
-        <w:rPr>
-          <w:rFonts w:ascii="Times New Roman" w:hAnsi="Times New Roman" w:cs="Times New Roman"/>
-          <w:sz w:val="28"/>
-          <w:szCs w:val="28"/>
-        </w:rPr>
-        <w:t>(</w:t>
-      </w:r>
-      <w:proofErr w:type="gramEnd"/>
-      <w:r>
-        <w:rPr>
-          <w:rFonts w:ascii="Times New Roman" w:hAnsi="Times New Roman" w:cs="Times New Roman"/>
-          <w:sz w:val="28"/>
-          <w:szCs w:val="28"/>
-        </w:rPr>
-        <w:t>)` function ensures data integrity by identifying and summarizing any missing values (nulls) and stripping the dataset of any duplicate user entries (`</w:t>
-      </w:r>
-      <w:proofErr w:type="spellStart"/>
-      <w:r>
-        <w:rPr>
-          <w:rFonts w:ascii="Times New Roman" w:hAnsi="Times New Roman" w:cs="Times New Roman"/>
-          <w:sz w:val="28"/>
-          <w:szCs w:val="28"/>
-        </w:rPr>
-        <w:t>User_ID</w:t>
-      </w:r>
-      <w:proofErr w:type="spellEnd"/>
-      <w:r>
-        <w:rPr>
-          <w:rFonts w:ascii="Times New Roman" w:hAnsi="Times New Roman" w:cs="Times New Roman"/>
-          <w:sz w:val="28"/>
-          <w:szCs w:val="28"/>
-        </w:rPr>
-        <w:t>`), ensuring every data point represents a unique user profile.</w:t>
+        <w:t>Before in-depth analysis, the dataset underwent strict preprocessing. The `clean_data()` function ensures data integrity by identifying and summarizing any missing values (nulls) and stripping the dataset of any duplicate user entries (`User_ID`), ensuring every data point represents a unique user profile.</w:t>
       </w:r>
     </w:p>
     <w:p>
@@ -3025,25 +2751,7 @@
           <w:sz w:val="28"/>
           <w:szCs w:val="28"/>
         </w:rPr>
-        <w:t xml:space="preserve"> Predict `</w:t>
-      </w:r>
-      <w:proofErr w:type="spellStart"/>
-      <w:r>
-        <w:rPr>
-          <w:rFonts w:ascii="Times New Roman" w:hAnsi="Times New Roman" w:cs="Times New Roman"/>
-          <w:sz w:val="28"/>
-          <w:szCs w:val="28"/>
-        </w:rPr>
-        <w:t>Daily_Phone_Hours</w:t>
-      </w:r>
-      <w:proofErr w:type="spellEnd"/>
-      <w:r>
-        <w:rPr>
-          <w:rFonts w:ascii="Times New Roman" w:hAnsi="Times New Roman" w:cs="Times New Roman"/>
-          <w:sz w:val="28"/>
-          <w:szCs w:val="28"/>
-        </w:rPr>
-        <w:t>`.</w:t>
+        <w:t xml:space="preserve"> Predict `Daily_Phone_Hours`.</w:t>
       </w:r>
     </w:p>
     <w:p>
@@ -3845,43 +3553,7 @@
           <w:sz w:val="28"/>
           <w:szCs w:val="28"/>
         </w:rPr>
-        <w:t xml:space="preserve">This project successfully demonstrates the profound impact digital consumption has on modern well-being. By automating the EDA process and applying predictive </w:t>
-      </w:r>
-      <w:proofErr w:type="spellStart"/>
-      <w:r>
-        <w:rPr>
-          <w:rFonts w:ascii="Times New Roman" w:hAnsi="Times New Roman" w:cs="Times New Roman"/>
-          <w:sz w:val="28"/>
-          <w:szCs w:val="28"/>
-        </w:rPr>
-        <w:t>modeling</w:t>
-      </w:r>
-      <w:proofErr w:type="spellEnd"/>
-      <w:r>
-        <w:rPr>
-          <w:rFonts w:ascii="Times New Roman" w:hAnsi="Times New Roman" w:cs="Times New Roman"/>
-          <w:sz w:val="28"/>
-          <w:szCs w:val="28"/>
-        </w:rPr>
-        <w:t xml:space="preserve">, the analysis transitions from merely observing data to actively identifying </w:t>
-      </w:r>
-      <w:proofErr w:type="spellStart"/>
-      <w:r>
-        <w:rPr>
-          <w:rFonts w:ascii="Times New Roman" w:hAnsi="Times New Roman" w:cs="Times New Roman"/>
-          <w:sz w:val="28"/>
-          <w:szCs w:val="28"/>
-        </w:rPr>
-        <w:t>behavioral</w:t>
-      </w:r>
-      <w:proofErr w:type="spellEnd"/>
-      <w:r>
-        <w:rPr>
-          <w:rFonts w:ascii="Times New Roman" w:hAnsi="Times New Roman" w:cs="Times New Roman"/>
-          <w:sz w:val="28"/>
-          <w:szCs w:val="28"/>
-        </w:rPr>
-        <w:t xml:space="preserve"> risk factors. The findings suggest that monitoring and managing daily screen time can be a viable strategy for improving sleep quality and reducing overall stress.</w:t>
+        <w:t>This project successfully demonstrates the profound impact digital consumption has on modern well-being. By automating the EDA process and applying predictive modeling, the analysis transitions from merely observing data to actively identifying behavioral risk factors. The findings suggest that monitoring and managing daily screen time can be a viable strategy for improving sleep quality and reducing overall stress.</w:t>
       </w:r>
     </w:p>
     <w:p>
@@ -4028,25 +3700,7 @@
           <w:sz w:val="28"/>
           <w:szCs w:val="28"/>
         </w:rPr>
-        <w:t xml:space="preserve">Creating a dynamic web dashboard (e.g., utilizing </w:t>
-      </w:r>
-      <w:proofErr w:type="spellStart"/>
-      <w:r>
-        <w:rPr>
-          <w:rFonts w:ascii="Times New Roman" w:hAnsi="Times New Roman" w:cs="Times New Roman"/>
-          <w:sz w:val="28"/>
-          <w:szCs w:val="28"/>
-        </w:rPr>
-        <w:t>Streamlit</w:t>
-      </w:r>
-      <w:proofErr w:type="spellEnd"/>
-      <w:r>
-        <w:rPr>
-          <w:rFonts w:ascii="Times New Roman" w:hAnsi="Times New Roman" w:cs="Times New Roman"/>
-          <w:sz w:val="28"/>
-          <w:szCs w:val="28"/>
-        </w:rPr>
-        <w:t xml:space="preserve"> or Dash) to replace the command-line interface, offering interactive visualizations for non-technical users.</w:t>
+        <w:t>Creating a dynamic web dashboard (e.g., utilizing Streamlit or Dash) to replace the command-line interface, offering interactive visualizations for non-technical users.</w:t>
       </w:r>
     </w:p>
     <w:p>
@@ -6997,7 +6651,6 @@
   <w:style w:type="character" w:default="1" w:styleId="DefaultParagraphFont">
     <w:name w:val="Default Paragraph Font"/>
     <w:uiPriority w:val="1"/>
-    <w:semiHidden/>
     <w:unhideWhenUsed/>
   </w:style>
   <w:style w:type="table" w:default="1" w:styleId="TableNormal">

--- a/Report/Social Media Report.docx
+++ b/Report/Social Media Report.docx
@@ -103,7 +103,25 @@
           <w:sz w:val="32"/>
           <w:szCs w:val="32"/>
         </w:rPr>
-        <w:t>Submitted in Partial Fulfillment for Degree of</w:t>
+        <w:t xml:space="preserve">Submitted in Partial </w:t>
+      </w:r>
+      <w:proofErr w:type="spellStart"/>
+      <w:r>
+        <w:rPr>
+          <w:rFonts w:ascii="Times New Roman" w:hAnsi="Times New Roman" w:cs="Times New Roman"/>
+          <w:sz w:val="32"/>
+          <w:szCs w:val="32"/>
+        </w:rPr>
+        <w:t>Fulfillment</w:t>
+      </w:r>
+      <w:proofErr w:type="spellEnd"/>
+      <w:r>
+        <w:rPr>
+          <w:rFonts w:ascii="Times New Roman" w:hAnsi="Times New Roman" w:cs="Times New Roman"/>
+          <w:sz w:val="32"/>
+          <w:szCs w:val="32"/>
+        </w:rPr>
+        <w:t xml:space="preserve"> for Degree of</w:t>
       </w:r>
     </w:p>
     <w:p>
@@ -212,8 +230,21 @@
           <w:sz w:val="32"/>
           <w:szCs w:val="32"/>
         </w:rPr>
-        <w:t>Mr. Raj M. Mandaliya</w:t>
-      </w:r>
+        <w:t xml:space="preserve">Mr. Raj M. </w:t>
+      </w:r>
+      <w:proofErr w:type="spellStart"/>
+      <w:r>
+        <w:rPr>
+          <w:rFonts w:ascii="Times New Roman" w:hAnsi="Times New Roman" w:cs="Times New Roman"/>
+          <w:b/>
+          <w:bCs/>
+          <w:color w:val="000000" w:themeColor="text1"/>
+          <w:sz w:val="32"/>
+          <w:szCs w:val="32"/>
+        </w:rPr>
+        <w:t>Mandaliya</w:t>
+      </w:r>
+      <w:proofErr w:type="spellEnd"/>
     </w:p>
     <w:p>
       <w:pPr>
@@ -274,8 +305,20 @@
           <w:sz w:val="32"/>
           <w:szCs w:val="32"/>
         </w:rPr>
-        <w:t>Mrs. Dhvani Kanoje</w:t>
-      </w:r>
+        <w:t xml:space="preserve">Mrs. Dhvani </w:t>
+      </w:r>
+      <w:proofErr w:type="spellStart"/>
+      <w:r>
+        <w:rPr>
+          <w:rFonts w:ascii="Times New Roman" w:hAnsi="Times New Roman" w:cs="Times New Roman"/>
+          <w:b/>
+          <w:bCs/>
+          <w:sz w:val="32"/>
+          <w:szCs w:val="32"/>
+        </w:rPr>
+        <w:t>Kanoje</w:t>
+      </w:r>
+      <w:proofErr w:type="spellEnd"/>
     </w:p>
     <w:p>
       <w:pPr>
@@ -499,15 +542,15 @@
         <w:jc w:val="both"/>
         <w:rPr>
           <w:rFonts w:ascii="Times New Roman" w:hAnsi="Times New Roman" w:cs="Times New Roman"/>
-          <w:sz w:val="28"/>
-          <w:szCs w:val="28"/>
-        </w:rPr>
-      </w:pPr>
-      <w:r>
-        <w:rPr>
-          <w:rFonts w:ascii="Times New Roman" w:hAnsi="Times New Roman" w:cs="Times New Roman"/>
-          <w:sz w:val="28"/>
-          <w:szCs w:val="28"/>
+          <w:sz w:val="32"/>
+          <w:szCs w:val="32"/>
+        </w:rPr>
+      </w:pPr>
+      <w:r>
+        <w:rPr>
+          <w:rFonts w:ascii="Times New Roman" w:hAnsi="Times New Roman" w:cs="Times New Roman"/>
+          <w:sz w:val="32"/>
+          <w:szCs w:val="32"/>
         </w:rPr>
         <w:t>I would like to express my sincere gratitude to everyone who supported me throughout the completion of this project.</w:t>
       </w:r>
@@ -518,15 +561,15 @@
         <w:jc w:val="both"/>
         <w:rPr>
           <w:rFonts w:ascii="Times New Roman" w:hAnsi="Times New Roman" w:cs="Times New Roman"/>
-          <w:sz w:val="28"/>
-          <w:szCs w:val="28"/>
-        </w:rPr>
-      </w:pPr>
-      <w:r>
-        <w:rPr>
-          <w:rFonts w:ascii="Times New Roman" w:hAnsi="Times New Roman" w:cs="Times New Roman"/>
-          <w:sz w:val="28"/>
-          <w:szCs w:val="28"/>
+          <w:sz w:val="32"/>
+          <w:szCs w:val="32"/>
+        </w:rPr>
+      </w:pPr>
+      <w:r>
+        <w:rPr>
+          <w:rFonts w:ascii="Times New Roman" w:hAnsi="Times New Roman" w:cs="Times New Roman"/>
+          <w:sz w:val="32"/>
+          <w:szCs w:val="32"/>
         </w:rPr>
         <w:t xml:space="preserve">First and foremost, I would like to thank my guide/supervisor </w:t>
       </w:r>
@@ -535,27 +578,51 @@
           <w:rFonts w:ascii="Times New Roman" w:hAnsi="Times New Roman" w:cs="Times New Roman"/>
           <w:b/>
           <w:bCs/>
-          <w:sz w:val="28"/>
-          <w:szCs w:val="28"/>
+          <w:sz w:val="32"/>
+          <w:szCs w:val="32"/>
           <w:u w:val="single"/>
         </w:rPr>
-        <w:t>Dhvani Kanoje Ma’am</w:t>
-      </w:r>
-      <w:r>
-        <w:rPr>
-          <w:rFonts w:ascii="Times New Roman" w:hAnsi="Times New Roman" w:cs="Times New Roman"/>
-          <w:b/>
-          <w:bCs/>
-          <w:sz w:val="28"/>
-          <w:szCs w:val="28"/>
+        <w:t xml:space="preserve">Dhvani </w:t>
+      </w:r>
+      <w:proofErr w:type="spellStart"/>
+      <w:r>
+        <w:rPr>
+          <w:rFonts w:ascii="Times New Roman" w:hAnsi="Times New Roman" w:cs="Times New Roman"/>
+          <w:b/>
+          <w:bCs/>
+          <w:sz w:val="32"/>
+          <w:szCs w:val="32"/>
+          <w:u w:val="single"/>
+        </w:rPr>
+        <w:t>Kanoje</w:t>
+      </w:r>
+      <w:proofErr w:type="spellEnd"/>
+      <w:r>
+        <w:rPr>
+          <w:rFonts w:ascii="Times New Roman" w:hAnsi="Times New Roman" w:cs="Times New Roman"/>
+          <w:b/>
+          <w:bCs/>
+          <w:sz w:val="32"/>
+          <w:szCs w:val="32"/>
+          <w:u w:val="single"/>
+        </w:rPr>
+        <w:t xml:space="preserve"> Ma’am</w:t>
+      </w:r>
+      <w:r>
+        <w:rPr>
+          <w:rFonts w:ascii="Times New Roman" w:hAnsi="Times New Roman" w:cs="Times New Roman"/>
+          <w:b/>
+          <w:bCs/>
+          <w:sz w:val="32"/>
+          <w:szCs w:val="32"/>
         </w:rPr>
         <w:t xml:space="preserve"> </w:t>
       </w:r>
       <w:r>
         <w:rPr>
           <w:rFonts w:ascii="Times New Roman" w:hAnsi="Times New Roman" w:cs="Times New Roman"/>
-          <w:sz w:val="28"/>
-          <w:szCs w:val="28"/>
+          <w:sz w:val="32"/>
+          <w:szCs w:val="32"/>
         </w:rPr>
         <w:t>for their valuable guidance, continuous support, and constructive feedback, which greatly helped me in completing this project successfully.</w:t>
       </w:r>
@@ -566,15 +633,15 @@
         <w:jc w:val="both"/>
         <w:rPr>
           <w:rFonts w:ascii="Times New Roman" w:hAnsi="Times New Roman" w:cs="Times New Roman"/>
-          <w:sz w:val="28"/>
-          <w:szCs w:val="28"/>
-        </w:rPr>
-      </w:pPr>
-      <w:r>
-        <w:rPr>
-          <w:rFonts w:ascii="Times New Roman" w:hAnsi="Times New Roman" w:cs="Times New Roman"/>
-          <w:sz w:val="28"/>
-          <w:szCs w:val="28"/>
+          <w:sz w:val="32"/>
+          <w:szCs w:val="32"/>
+        </w:rPr>
+      </w:pPr>
+      <w:r>
+        <w:rPr>
+          <w:rFonts w:ascii="Times New Roman" w:hAnsi="Times New Roman" w:cs="Times New Roman"/>
+          <w:sz w:val="32"/>
+          <w:szCs w:val="32"/>
         </w:rPr>
         <w:t xml:space="preserve">I would also like to extend my thanks to </w:t>
       </w:r>
@@ -583,8 +650,8 @@
           <w:rFonts w:ascii="Times New Roman" w:hAnsi="Times New Roman" w:cs="Times New Roman"/>
           <w:b/>
           <w:bCs/>
-          <w:sz w:val="28"/>
-          <w:szCs w:val="28"/>
+          <w:sz w:val="32"/>
+          <w:szCs w:val="32"/>
           <w:u w:val="single"/>
         </w:rPr>
         <w:t>SMT Z.S Patel College of Computer Application</w:t>
@@ -592,8 +659,8 @@
       <w:r>
         <w:rPr>
           <w:rFonts w:ascii="Times New Roman" w:hAnsi="Times New Roman" w:cs="Times New Roman"/>
-          <w:sz w:val="28"/>
-          <w:szCs w:val="28"/>
+          <w:sz w:val="32"/>
+          <w:szCs w:val="32"/>
           <w:u w:val="single"/>
         </w:rPr>
         <w:t xml:space="preserve"> </w:t>
@@ -601,8 +668,8 @@
       <w:r>
         <w:rPr>
           <w:rFonts w:ascii="Times New Roman" w:hAnsi="Times New Roman" w:cs="Times New Roman"/>
-          <w:sz w:val="28"/>
-          <w:szCs w:val="28"/>
+          <w:sz w:val="32"/>
+          <w:szCs w:val="32"/>
         </w:rPr>
         <w:t>for providing the necessary resources, facilities, and environment to carry out this work.</w:t>
       </w:r>
@@ -613,15 +680,15 @@
         <w:jc w:val="both"/>
         <w:rPr>
           <w:rFonts w:ascii="Times New Roman" w:hAnsi="Times New Roman" w:cs="Times New Roman"/>
-          <w:sz w:val="28"/>
-          <w:szCs w:val="28"/>
-        </w:rPr>
-      </w:pPr>
-      <w:r>
-        <w:rPr>
-          <w:rFonts w:ascii="Times New Roman" w:hAnsi="Times New Roman" w:cs="Times New Roman"/>
-          <w:sz w:val="28"/>
-          <w:szCs w:val="28"/>
+          <w:sz w:val="32"/>
+          <w:szCs w:val="32"/>
+        </w:rPr>
+      </w:pPr>
+      <w:r>
+        <w:rPr>
+          <w:rFonts w:ascii="Times New Roman" w:hAnsi="Times New Roman" w:cs="Times New Roman"/>
+          <w:sz w:val="32"/>
+          <w:szCs w:val="32"/>
         </w:rPr>
         <w:t>My heartfelt appreciation goes to my faculty members, friends, and classmates for their encouragement, suggestions, and assistance whenever needed.</w:t>
       </w:r>
@@ -632,15 +699,15 @@
         <w:jc w:val="both"/>
         <w:rPr>
           <w:rFonts w:ascii="Times New Roman" w:hAnsi="Times New Roman" w:cs="Times New Roman"/>
-          <w:sz w:val="28"/>
-          <w:szCs w:val="28"/>
-        </w:rPr>
-      </w:pPr>
-      <w:r>
-        <w:rPr>
-          <w:rFonts w:ascii="Times New Roman" w:hAnsi="Times New Roman" w:cs="Times New Roman"/>
-          <w:sz w:val="28"/>
-          <w:szCs w:val="28"/>
+          <w:sz w:val="32"/>
+          <w:szCs w:val="32"/>
+        </w:rPr>
+      </w:pPr>
+      <w:r>
+        <w:rPr>
+          <w:rFonts w:ascii="Times New Roman" w:hAnsi="Times New Roman" w:cs="Times New Roman"/>
+          <w:sz w:val="32"/>
+          <w:szCs w:val="32"/>
         </w:rPr>
         <w:t>Finally, I would like to thank my family for their constant motivation, patience, and moral support throughout this journey.</w:t>
       </w:r>
@@ -650,8 +717,28 @@
         <w:ind w:firstLine="720"/>
         <w:rPr>
           <w:rFonts w:ascii="Times New Roman" w:hAnsi="Times New Roman" w:cs="Times New Roman"/>
-          <w:sz w:val="28"/>
-          <w:szCs w:val="28"/>
+          <w:sz w:val="32"/>
+          <w:szCs w:val="32"/>
+        </w:rPr>
+      </w:pPr>
+    </w:p>
+    <w:p>
+      <w:pPr>
+        <w:ind w:firstLine="720"/>
+        <w:rPr>
+          <w:rFonts w:ascii="Times New Roman" w:hAnsi="Times New Roman" w:cs="Times New Roman"/>
+          <w:sz w:val="32"/>
+          <w:szCs w:val="32"/>
+        </w:rPr>
+      </w:pPr>
+    </w:p>
+    <w:p>
+      <w:pPr>
+        <w:ind w:firstLine="720"/>
+        <w:rPr>
+          <w:rFonts w:ascii="Times New Roman" w:hAnsi="Times New Roman" w:cs="Times New Roman"/>
+          <w:sz w:val="32"/>
+          <w:szCs w:val="32"/>
         </w:rPr>
       </w:pPr>
     </w:p>
@@ -686,25 +773,39 @@
             <w:pPr>
               <w:rPr>
                 <w:rFonts w:ascii="Times New Roman" w:hAnsi="Times New Roman" w:cs="Times New Roman"/>
-                <w:sz w:val="28"/>
-                <w:szCs w:val="28"/>
+                <w:b/>
+                <w:bCs/>
+                <w:sz w:val="32"/>
+                <w:szCs w:val="32"/>
               </w:rPr>
             </w:pPr>
             <w:r>
               <w:rPr>
                 <w:rFonts w:ascii="Times New Roman" w:hAnsi="Times New Roman" w:cs="Times New Roman"/>
-                <w:sz w:val="28"/>
-                <w:szCs w:val="28"/>
+                <w:b/>
+                <w:bCs/>
+                <w:sz w:val="32"/>
+                <w:szCs w:val="32"/>
               </w:rPr>
               <w:t>Place:</w:t>
             </w:r>
             <w:r>
               <w:rPr>
                 <w:rFonts w:ascii="Times New Roman" w:hAnsi="Times New Roman" w:cs="Times New Roman"/>
-                <w:sz w:val="28"/>
-                <w:szCs w:val="28"/>
-              </w:rPr>
-              <w:t xml:space="preserve"> _______________________</w:t>
+                <w:b/>
+                <w:bCs/>
+                <w:sz w:val="32"/>
+                <w:szCs w:val="32"/>
+              </w:rPr>
+              <w:t xml:space="preserve"> </w:t>
+            </w:r>
+            <w:r>
+              <w:rPr>
+                <w:rFonts w:ascii="Times New Roman" w:hAnsi="Times New Roman" w:cs="Times New Roman"/>
+                <w:sz w:val="32"/>
+                <w:szCs w:val="32"/>
+              </w:rPr>
+              <w:t>Surat</w:t>
             </w:r>
           </w:p>
         </w:tc>
@@ -717,25 +818,31 @@
             <w:pPr>
               <w:rPr>
                 <w:rFonts w:ascii="Times New Roman" w:hAnsi="Times New Roman" w:cs="Times New Roman"/>
-                <w:sz w:val="28"/>
-                <w:szCs w:val="28"/>
+                <w:b/>
+                <w:bCs/>
+                <w:sz w:val="32"/>
+                <w:szCs w:val="32"/>
               </w:rPr>
             </w:pPr>
             <w:r>
               <w:rPr>
                 <w:rFonts w:ascii="Times New Roman" w:hAnsi="Times New Roman" w:cs="Times New Roman"/>
-                <w:sz w:val="28"/>
-                <w:szCs w:val="28"/>
+                <w:b/>
+                <w:bCs/>
+                <w:sz w:val="32"/>
+                <w:szCs w:val="32"/>
               </w:rPr>
               <w:t>Signature:</w:t>
             </w:r>
             <w:r>
               <w:rPr>
                 <w:rFonts w:ascii="Times New Roman" w:hAnsi="Times New Roman" w:cs="Times New Roman"/>
-                <w:sz w:val="28"/>
-                <w:szCs w:val="28"/>
-              </w:rPr>
-              <w:t xml:space="preserve"> _______________________</w:t>
+                <w:b/>
+                <w:bCs/>
+                <w:sz w:val="32"/>
+                <w:szCs w:val="32"/>
+              </w:rPr>
+              <w:t xml:space="preserve"> </w:t>
             </w:r>
           </w:p>
         </w:tc>
@@ -753,25 +860,31 @@
             <w:pPr>
               <w:rPr>
                 <w:rFonts w:ascii="Times New Roman" w:hAnsi="Times New Roman" w:cs="Times New Roman"/>
-                <w:sz w:val="28"/>
-                <w:szCs w:val="28"/>
+                <w:b/>
+                <w:bCs/>
+                <w:sz w:val="32"/>
+                <w:szCs w:val="32"/>
               </w:rPr>
             </w:pPr>
             <w:r>
               <w:rPr>
                 <w:rFonts w:ascii="Times New Roman" w:hAnsi="Times New Roman" w:cs="Times New Roman"/>
-                <w:sz w:val="28"/>
-                <w:szCs w:val="28"/>
+                <w:b/>
+                <w:bCs/>
+                <w:sz w:val="32"/>
+                <w:szCs w:val="32"/>
               </w:rPr>
               <w:t>Date:</w:t>
             </w:r>
             <w:r>
               <w:rPr>
                 <w:rFonts w:ascii="Times New Roman" w:hAnsi="Times New Roman" w:cs="Times New Roman"/>
-                <w:sz w:val="28"/>
-                <w:szCs w:val="28"/>
-              </w:rPr>
-              <w:t xml:space="preserve"> _______________________</w:t>
+                <w:b/>
+                <w:bCs/>
+                <w:sz w:val="32"/>
+                <w:szCs w:val="32"/>
+              </w:rPr>
+              <w:t xml:space="preserve"> </w:t>
             </w:r>
           </w:p>
         </w:tc>
@@ -784,8 +897,8 @@
             <w:pPr>
               <w:rPr>
                 <w:rFonts w:ascii="Times New Roman" w:hAnsi="Times New Roman" w:cs="Times New Roman"/>
-                <w:sz w:val="28"/>
-                <w:szCs w:val="28"/>
+                <w:sz w:val="32"/>
+                <w:szCs w:val="32"/>
               </w:rPr>
             </w:pPr>
           </w:p>
@@ -848,7 +961,7 @@
       </w:tblGrid>
       <w:tr>
         <w:trPr>
-          <w:trHeight w:val="576"/>
+          <w:trHeight w:val="504"/>
         </w:trPr>
         <w:tc>
           <w:tcPr>
@@ -862,8 +975,8 @@
                 <w:rFonts w:ascii="Times New Roman" w:hAnsi="Times New Roman" w:cs="Times New Roman"/>
                 <w:b/>
                 <w:bCs/>
-                <w:sz w:val="32"/>
-                <w:szCs w:val="32"/>
+                <w:sz w:val="28"/>
+                <w:szCs w:val="28"/>
               </w:rPr>
             </w:pPr>
             <w:r>
@@ -871,8 +984,8 @@
                 <w:rFonts w:ascii="Times New Roman" w:hAnsi="Times New Roman" w:cs="Times New Roman"/>
                 <w:b/>
                 <w:bCs/>
-                <w:sz w:val="32"/>
-                <w:szCs w:val="32"/>
+                <w:sz w:val="28"/>
+                <w:szCs w:val="28"/>
               </w:rPr>
               <w:t>Sr. No.</w:t>
             </w:r>
@@ -890,8 +1003,8 @@
                 <w:rFonts w:ascii="Times New Roman" w:hAnsi="Times New Roman" w:cs="Times New Roman"/>
                 <w:b/>
                 <w:bCs/>
-                <w:sz w:val="32"/>
-                <w:szCs w:val="32"/>
+                <w:sz w:val="28"/>
+                <w:szCs w:val="28"/>
               </w:rPr>
             </w:pPr>
             <w:r>
@@ -899,8 +1012,8 @@
                 <w:rFonts w:ascii="Times New Roman" w:hAnsi="Times New Roman" w:cs="Times New Roman"/>
                 <w:b/>
                 <w:bCs/>
-                <w:sz w:val="32"/>
-                <w:szCs w:val="32"/>
+                <w:sz w:val="28"/>
+                <w:szCs w:val="28"/>
               </w:rPr>
               <w:t>Title</w:t>
             </w:r>
@@ -918,8 +1031,8 @@
                 <w:rFonts w:ascii="Times New Roman" w:hAnsi="Times New Roman" w:cs="Times New Roman"/>
                 <w:b/>
                 <w:bCs/>
-                <w:sz w:val="32"/>
-                <w:szCs w:val="32"/>
+                <w:sz w:val="28"/>
+                <w:szCs w:val="28"/>
               </w:rPr>
             </w:pPr>
             <w:r>
@@ -927,8 +1040,8 @@
                 <w:rFonts w:ascii="Times New Roman" w:hAnsi="Times New Roman" w:cs="Times New Roman"/>
                 <w:b/>
                 <w:bCs/>
-                <w:sz w:val="32"/>
-                <w:szCs w:val="32"/>
+                <w:sz w:val="28"/>
+                <w:szCs w:val="28"/>
               </w:rPr>
               <w:t>Page No.</w:t>
             </w:r>
@@ -937,7 +1050,7 @@
       </w:tr>
       <w:tr>
         <w:trPr>
-          <w:trHeight w:val="576"/>
+          <w:trHeight w:val="504"/>
         </w:trPr>
         <w:tc>
           <w:tcPr>
@@ -951,8 +1064,8 @@
                 <w:rFonts w:ascii="Times New Roman" w:hAnsi="Times New Roman" w:cs="Times New Roman"/>
                 <w:b/>
                 <w:bCs/>
-                <w:sz w:val="32"/>
-                <w:szCs w:val="32"/>
+                <w:sz w:val="28"/>
+                <w:szCs w:val="28"/>
               </w:rPr>
             </w:pPr>
             <w:r>
@@ -960,8 +1073,8 @@
                 <w:rFonts w:ascii="Times New Roman" w:hAnsi="Times New Roman" w:cs="Times New Roman"/>
                 <w:b/>
                 <w:bCs/>
-                <w:sz w:val="32"/>
-                <w:szCs w:val="32"/>
+                <w:sz w:val="28"/>
+                <w:szCs w:val="28"/>
               </w:rPr>
               <w:t>1.</w:t>
             </w:r>
@@ -976,15 +1089,15 @@
             <w:pPr>
               <w:rPr>
                 <w:rFonts w:ascii="Times New Roman" w:hAnsi="Times New Roman" w:cs="Times New Roman"/>
-                <w:sz w:val="32"/>
-                <w:szCs w:val="32"/>
+                <w:sz w:val="28"/>
+                <w:szCs w:val="28"/>
               </w:rPr>
             </w:pPr>
             <w:r>
               <w:rPr>
                 <w:rFonts w:ascii="Times New Roman" w:hAnsi="Times New Roman" w:cs="Times New Roman"/>
-                <w:sz w:val="32"/>
-                <w:szCs w:val="32"/>
+                <w:sz w:val="28"/>
+                <w:szCs w:val="28"/>
               </w:rPr>
               <w:t>Introduction</w:t>
             </w:r>
@@ -997,18 +1110,31 @@
           </w:tcPr>
           <w:p>
             <w:pPr>
-              <w:rPr>
-                <w:rFonts w:ascii="Times New Roman" w:hAnsi="Times New Roman" w:cs="Times New Roman"/>
-                <w:sz w:val="32"/>
-                <w:szCs w:val="32"/>
+              <w:jc w:val="center"/>
+              <w:rPr>
+                <w:rFonts w:ascii="Times New Roman" w:hAnsi="Times New Roman" w:cs="Times New Roman"/>
+                <w:b/>
+                <w:bCs/>
+                <w:sz w:val="28"/>
+                <w:szCs w:val="28"/>
               </w:rPr>
             </w:pPr>
+            <w:r>
+              <w:rPr>
+                <w:rFonts w:ascii="Times New Roman" w:hAnsi="Times New Roman" w:cs="Times New Roman"/>
+                <w:b/>
+                <w:bCs/>
+                <w:sz w:val="28"/>
+                <w:szCs w:val="28"/>
+              </w:rPr>
+              <w:t>4</w:t>
+            </w:r>
           </w:p>
         </w:tc>
       </w:tr>
       <w:tr>
         <w:trPr>
-          <w:trHeight w:val="576"/>
+          <w:trHeight w:val="504"/>
         </w:trPr>
         <w:tc>
           <w:tcPr>
@@ -1022,8 +1148,8 @@
                 <w:rFonts w:ascii="Times New Roman" w:hAnsi="Times New Roman" w:cs="Times New Roman"/>
                 <w:b/>
                 <w:bCs/>
-                <w:sz w:val="32"/>
-                <w:szCs w:val="32"/>
+                <w:sz w:val="28"/>
+                <w:szCs w:val="28"/>
               </w:rPr>
             </w:pPr>
             <w:r>
@@ -1031,8 +1157,8 @@
                 <w:rFonts w:ascii="Times New Roman" w:hAnsi="Times New Roman" w:cs="Times New Roman"/>
                 <w:b/>
                 <w:bCs/>
-                <w:sz w:val="32"/>
-                <w:szCs w:val="32"/>
+                <w:sz w:val="28"/>
+                <w:szCs w:val="28"/>
               </w:rPr>
               <w:t>2.</w:t>
             </w:r>
@@ -1047,15 +1173,15 @@
             <w:pPr>
               <w:rPr>
                 <w:rFonts w:ascii="Times New Roman" w:hAnsi="Times New Roman" w:cs="Times New Roman"/>
-                <w:sz w:val="32"/>
-                <w:szCs w:val="32"/>
+                <w:sz w:val="28"/>
+                <w:szCs w:val="28"/>
               </w:rPr>
             </w:pPr>
             <w:r>
               <w:rPr>
                 <w:rFonts w:ascii="Times New Roman" w:hAnsi="Times New Roman" w:cs="Times New Roman"/>
-                <w:sz w:val="32"/>
-                <w:szCs w:val="32"/>
+                <w:sz w:val="28"/>
+                <w:szCs w:val="28"/>
               </w:rPr>
               <w:t>Database Description</w:t>
             </w:r>
@@ -1068,18 +1194,31 @@
           </w:tcPr>
           <w:p>
             <w:pPr>
-              <w:rPr>
-                <w:rFonts w:ascii="Times New Roman" w:hAnsi="Times New Roman" w:cs="Times New Roman"/>
-                <w:sz w:val="32"/>
-                <w:szCs w:val="32"/>
+              <w:jc w:val="center"/>
+              <w:rPr>
+                <w:rFonts w:ascii="Times New Roman" w:hAnsi="Times New Roman" w:cs="Times New Roman"/>
+                <w:b/>
+                <w:bCs/>
+                <w:sz w:val="28"/>
+                <w:szCs w:val="28"/>
               </w:rPr>
             </w:pPr>
+            <w:r>
+              <w:rPr>
+                <w:rFonts w:ascii="Times New Roman" w:hAnsi="Times New Roman" w:cs="Times New Roman"/>
+                <w:b/>
+                <w:bCs/>
+                <w:sz w:val="28"/>
+                <w:szCs w:val="28"/>
+              </w:rPr>
+              <w:t>5</w:t>
+            </w:r>
           </w:p>
         </w:tc>
       </w:tr>
       <w:tr>
         <w:trPr>
-          <w:trHeight w:val="576"/>
+          <w:trHeight w:val="504"/>
         </w:trPr>
         <w:tc>
           <w:tcPr>
@@ -1093,8 +1232,8 @@
                 <w:rFonts w:ascii="Times New Roman" w:hAnsi="Times New Roman" w:cs="Times New Roman"/>
                 <w:b/>
                 <w:bCs/>
-                <w:sz w:val="32"/>
-                <w:szCs w:val="32"/>
+                <w:sz w:val="28"/>
+                <w:szCs w:val="28"/>
               </w:rPr>
             </w:pPr>
             <w:r>
@@ -1102,8 +1241,8 @@
                 <w:rFonts w:ascii="Times New Roman" w:hAnsi="Times New Roman" w:cs="Times New Roman"/>
                 <w:b/>
                 <w:bCs/>
-                <w:sz w:val="32"/>
-                <w:szCs w:val="32"/>
+                <w:sz w:val="28"/>
+                <w:szCs w:val="28"/>
               </w:rPr>
               <w:t>3.</w:t>
             </w:r>
@@ -1118,15 +1257,15 @@
             <w:pPr>
               <w:rPr>
                 <w:rFonts w:ascii="Times New Roman" w:hAnsi="Times New Roman" w:cs="Times New Roman"/>
-                <w:sz w:val="32"/>
-                <w:szCs w:val="32"/>
+                <w:sz w:val="28"/>
+                <w:szCs w:val="28"/>
               </w:rPr>
             </w:pPr>
             <w:r>
               <w:rPr>
                 <w:rFonts w:ascii="Times New Roman" w:hAnsi="Times New Roman" w:cs="Times New Roman"/>
-                <w:sz w:val="32"/>
-                <w:szCs w:val="32"/>
+                <w:sz w:val="28"/>
+                <w:szCs w:val="28"/>
               </w:rPr>
               <w:t>Data Understanding</w:t>
             </w:r>
@@ -1139,18 +1278,31 @@
           </w:tcPr>
           <w:p>
             <w:pPr>
-              <w:rPr>
-                <w:rFonts w:ascii="Times New Roman" w:hAnsi="Times New Roman" w:cs="Times New Roman"/>
-                <w:sz w:val="32"/>
-                <w:szCs w:val="32"/>
+              <w:jc w:val="center"/>
+              <w:rPr>
+                <w:rFonts w:ascii="Times New Roman" w:hAnsi="Times New Roman" w:cs="Times New Roman"/>
+                <w:b/>
+                <w:bCs/>
+                <w:sz w:val="28"/>
+                <w:szCs w:val="28"/>
               </w:rPr>
             </w:pPr>
+            <w:r>
+              <w:rPr>
+                <w:rFonts w:ascii="Times New Roman" w:hAnsi="Times New Roman" w:cs="Times New Roman"/>
+                <w:b/>
+                <w:bCs/>
+                <w:sz w:val="28"/>
+                <w:szCs w:val="28"/>
+              </w:rPr>
+              <w:t>6</w:t>
+            </w:r>
           </w:p>
         </w:tc>
       </w:tr>
       <w:tr>
         <w:trPr>
-          <w:trHeight w:val="576"/>
+          <w:trHeight w:val="504"/>
         </w:trPr>
         <w:tc>
           <w:tcPr>
@@ -1164,8 +1316,8 @@
                 <w:rFonts w:ascii="Times New Roman" w:hAnsi="Times New Roman" w:cs="Times New Roman"/>
                 <w:b/>
                 <w:bCs/>
-                <w:sz w:val="32"/>
-                <w:szCs w:val="32"/>
+                <w:sz w:val="28"/>
+                <w:szCs w:val="28"/>
               </w:rPr>
             </w:pPr>
             <w:r>
@@ -1173,8 +1325,8 @@
                 <w:rFonts w:ascii="Times New Roman" w:hAnsi="Times New Roman" w:cs="Times New Roman"/>
                 <w:b/>
                 <w:bCs/>
-                <w:sz w:val="32"/>
-                <w:szCs w:val="32"/>
+                <w:sz w:val="28"/>
+                <w:szCs w:val="28"/>
               </w:rPr>
               <w:t>4.</w:t>
             </w:r>
@@ -1189,15 +1341,15 @@
             <w:pPr>
               <w:rPr>
                 <w:rFonts w:ascii="Times New Roman" w:hAnsi="Times New Roman" w:cs="Times New Roman"/>
-                <w:sz w:val="32"/>
-                <w:szCs w:val="32"/>
+                <w:sz w:val="28"/>
+                <w:szCs w:val="28"/>
               </w:rPr>
             </w:pPr>
             <w:r>
               <w:rPr>
                 <w:rFonts w:ascii="Times New Roman" w:hAnsi="Times New Roman" w:cs="Times New Roman"/>
-                <w:sz w:val="32"/>
-                <w:szCs w:val="32"/>
+                <w:sz w:val="28"/>
+                <w:szCs w:val="28"/>
               </w:rPr>
               <w:t>Exploratory Data Analysis (EDA)</w:t>
             </w:r>
@@ -1210,18 +1362,31 @@
           </w:tcPr>
           <w:p>
             <w:pPr>
-              <w:rPr>
-                <w:rFonts w:ascii="Times New Roman" w:hAnsi="Times New Roman" w:cs="Times New Roman"/>
-                <w:sz w:val="32"/>
-                <w:szCs w:val="32"/>
+              <w:jc w:val="center"/>
+              <w:rPr>
+                <w:rFonts w:ascii="Times New Roman" w:hAnsi="Times New Roman" w:cs="Times New Roman"/>
+                <w:b/>
+                <w:bCs/>
+                <w:sz w:val="28"/>
+                <w:szCs w:val="28"/>
               </w:rPr>
             </w:pPr>
+            <w:r>
+              <w:rPr>
+                <w:rFonts w:ascii="Times New Roman" w:hAnsi="Times New Roman" w:cs="Times New Roman"/>
+                <w:b/>
+                <w:bCs/>
+                <w:sz w:val="28"/>
+                <w:szCs w:val="28"/>
+              </w:rPr>
+              <w:t>7</w:t>
+            </w:r>
           </w:p>
         </w:tc>
       </w:tr>
       <w:tr>
         <w:trPr>
-          <w:trHeight w:val="576"/>
+          <w:trHeight w:val="504"/>
         </w:trPr>
         <w:tc>
           <w:tcPr>
@@ -1235,8 +1400,8 @@
                 <w:rFonts w:ascii="Times New Roman" w:hAnsi="Times New Roman" w:cs="Times New Roman"/>
                 <w:b/>
                 <w:bCs/>
-                <w:sz w:val="32"/>
-                <w:szCs w:val="32"/>
+                <w:sz w:val="28"/>
+                <w:szCs w:val="28"/>
               </w:rPr>
             </w:pPr>
             <w:r>
@@ -1244,8 +1409,8 @@
                 <w:rFonts w:ascii="Times New Roman" w:hAnsi="Times New Roman" w:cs="Times New Roman"/>
                 <w:b/>
                 <w:bCs/>
-                <w:sz w:val="32"/>
-                <w:szCs w:val="32"/>
+                <w:sz w:val="28"/>
+                <w:szCs w:val="28"/>
               </w:rPr>
               <w:t>5.</w:t>
             </w:r>
@@ -1260,15 +1425,15 @@
             <w:pPr>
               <w:rPr>
                 <w:rFonts w:ascii="Times New Roman" w:hAnsi="Times New Roman" w:cs="Times New Roman"/>
-                <w:sz w:val="32"/>
-                <w:szCs w:val="32"/>
+                <w:sz w:val="28"/>
+                <w:szCs w:val="28"/>
               </w:rPr>
             </w:pPr>
             <w:r>
               <w:rPr>
                 <w:rFonts w:ascii="Times New Roman" w:hAnsi="Times New Roman" w:cs="Times New Roman"/>
-                <w:sz w:val="32"/>
-                <w:szCs w:val="32"/>
+                <w:sz w:val="28"/>
+                <w:szCs w:val="28"/>
               </w:rPr>
               <w:t>Handling Missing Values &amp; Outliers</w:t>
             </w:r>
@@ -1281,18 +1446,31 @@
           </w:tcPr>
           <w:p>
             <w:pPr>
-              <w:rPr>
-                <w:rFonts w:ascii="Times New Roman" w:hAnsi="Times New Roman" w:cs="Times New Roman"/>
-                <w:sz w:val="32"/>
-                <w:szCs w:val="32"/>
+              <w:jc w:val="center"/>
+              <w:rPr>
+                <w:rFonts w:ascii="Times New Roman" w:hAnsi="Times New Roman" w:cs="Times New Roman"/>
+                <w:b/>
+                <w:bCs/>
+                <w:sz w:val="28"/>
+                <w:szCs w:val="28"/>
               </w:rPr>
             </w:pPr>
+            <w:r>
+              <w:rPr>
+                <w:rFonts w:ascii="Times New Roman" w:hAnsi="Times New Roman" w:cs="Times New Roman"/>
+                <w:b/>
+                <w:bCs/>
+                <w:sz w:val="28"/>
+                <w:szCs w:val="28"/>
+              </w:rPr>
+              <w:t>8</w:t>
+            </w:r>
           </w:p>
         </w:tc>
       </w:tr>
       <w:tr>
         <w:trPr>
-          <w:trHeight w:val="576"/>
+          <w:trHeight w:val="504"/>
         </w:trPr>
         <w:tc>
           <w:tcPr>
@@ -1306,8 +1484,8 @@
                 <w:rFonts w:ascii="Times New Roman" w:hAnsi="Times New Roman" w:cs="Times New Roman"/>
                 <w:b/>
                 <w:bCs/>
-                <w:sz w:val="32"/>
-                <w:szCs w:val="32"/>
+                <w:sz w:val="28"/>
+                <w:szCs w:val="28"/>
               </w:rPr>
             </w:pPr>
             <w:r>
@@ -1315,8 +1493,8 @@
                 <w:rFonts w:ascii="Times New Roman" w:hAnsi="Times New Roman" w:cs="Times New Roman"/>
                 <w:b/>
                 <w:bCs/>
-                <w:sz w:val="32"/>
-                <w:szCs w:val="32"/>
+                <w:sz w:val="28"/>
+                <w:szCs w:val="28"/>
               </w:rPr>
               <w:t>6.</w:t>
             </w:r>
@@ -1331,15 +1509,15 @@
             <w:pPr>
               <w:rPr>
                 <w:rFonts w:ascii="Times New Roman" w:hAnsi="Times New Roman" w:cs="Times New Roman"/>
-                <w:sz w:val="32"/>
-                <w:szCs w:val="32"/>
+                <w:sz w:val="28"/>
+                <w:szCs w:val="28"/>
               </w:rPr>
             </w:pPr>
             <w:r>
               <w:rPr>
                 <w:rFonts w:ascii="Times New Roman" w:hAnsi="Times New Roman" w:cs="Times New Roman"/>
-                <w:sz w:val="32"/>
-                <w:szCs w:val="32"/>
+                <w:sz w:val="28"/>
+                <w:szCs w:val="28"/>
               </w:rPr>
               <w:t>Spread &amp; Distribution of Data</w:t>
             </w:r>
@@ -1352,18 +1530,31 @@
           </w:tcPr>
           <w:p>
             <w:pPr>
-              <w:rPr>
-                <w:rFonts w:ascii="Times New Roman" w:hAnsi="Times New Roman" w:cs="Times New Roman"/>
-                <w:sz w:val="32"/>
-                <w:szCs w:val="32"/>
+              <w:jc w:val="center"/>
+              <w:rPr>
+                <w:rFonts w:ascii="Times New Roman" w:hAnsi="Times New Roman" w:cs="Times New Roman"/>
+                <w:b/>
+                <w:bCs/>
+                <w:sz w:val="28"/>
+                <w:szCs w:val="28"/>
               </w:rPr>
             </w:pPr>
+            <w:r>
+              <w:rPr>
+                <w:rFonts w:ascii="Times New Roman" w:hAnsi="Times New Roman" w:cs="Times New Roman"/>
+                <w:b/>
+                <w:bCs/>
+                <w:sz w:val="28"/>
+                <w:szCs w:val="28"/>
+              </w:rPr>
+              <w:t>9</w:t>
+            </w:r>
           </w:p>
         </w:tc>
       </w:tr>
       <w:tr>
         <w:trPr>
-          <w:trHeight w:val="576"/>
+          <w:trHeight w:val="504"/>
         </w:trPr>
         <w:tc>
           <w:tcPr>
@@ -1377,8 +1568,8 @@
                 <w:rFonts w:ascii="Times New Roman" w:hAnsi="Times New Roman" w:cs="Times New Roman"/>
                 <w:b/>
                 <w:bCs/>
-                <w:sz w:val="32"/>
-                <w:szCs w:val="32"/>
+                <w:sz w:val="28"/>
+                <w:szCs w:val="28"/>
               </w:rPr>
             </w:pPr>
             <w:r>
@@ -1386,8 +1577,8 @@
                 <w:rFonts w:ascii="Times New Roman" w:hAnsi="Times New Roman" w:cs="Times New Roman"/>
                 <w:b/>
                 <w:bCs/>
-                <w:sz w:val="32"/>
-                <w:szCs w:val="32"/>
+                <w:sz w:val="28"/>
+                <w:szCs w:val="28"/>
               </w:rPr>
               <w:t>7.</w:t>
             </w:r>
@@ -1402,15 +1593,15 @@
             <w:pPr>
               <w:rPr>
                 <w:rFonts w:ascii="Times New Roman" w:hAnsi="Times New Roman" w:cs="Times New Roman"/>
-                <w:sz w:val="32"/>
-                <w:szCs w:val="32"/>
+                <w:sz w:val="28"/>
+                <w:szCs w:val="28"/>
               </w:rPr>
             </w:pPr>
             <w:r>
               <w:rPr>
                 <w:rFonts w:ascii="Times New Roman" w:hAnsi="Times New Roman" w:cs="Times New Roman"/>
-                <w:sz w:val="32"/>
-                <w:szCs w:val="32"/>
+                <w:sz w:val="28"/>
+                <w:szCs w:val="28"/>
               </w:rPr>
               <w:t>Automating EDA</w:t>
             </w:r>
@@ -1423,18 +1614,31 @@
           </w:tcPr>
           <w:p>
             <w:pPr>
-              <w:rPr>
-                <w:rFonts w:ascii="Times New Roman" w:hAnsi="Times New Roman" w:cs="Times New Roman"/>
-                <w:sz w:val="32"/>
-                <w:szCs w:val="32"/>
+              <w:jc w:val="center"/>
+              <w:rPr>
+                <w:rFonts w:ascii="Times New Roman" w:hAnsi="Times New Roman" w:cs="Times New Roman"/>
+                <w:b/>
+                <w:bCs/>
+                <w:sz w:val="28"/>
+                <w:szCs w:val="28"/>
               </w:rPr>
             </w:pPr>
+            <w:r>
+              <w:rPr>
+                <w:rFonts w:ascii="Times New Roman" w:hAnsi="Times New Roman" w:cs="Times New Roman"/>
+                <w:b/>
+                <w:bCs/>
+                <w:sz w:val="28"/>
+                <w:szCs w:val="28"/>
+              </w:rPr>
+              <w:t>10</w:t>
+            </w:r>
           </w:p>
         </w:tc>
       </w:tr>
       <w:tr>
         <w:trPr>
-          <w:trHeight w:val="576"/>
+          <w:trHeight w:val="504"/>
         </w:trPr>
         <w:tc>
           <w:tcPr>
@@ -1448,8 +1652,8 @@
                 <w:rFonts w:ascii="Times New Roman" w:hAnsi="Times New Roman" w:cs="Times New Roman"/>
                 <w:b/>
                 <w:bCs/>
-                <w:sz w:val="32"/>
-                <w:szCs w:val="32"/>
+                <w:sz w:val="28"/>
+                <w:szCs w:val="28"/>
               </w:rPr>
             </w:pPr>
             <w:r>
@@ -1457,8 +1661,8 @@
                 <w:rFonts w:ascii="Times New Roman" w:hAnsi="Times New Roman" w:cs="Times New Roman"/>
                 <w:b/>
                 <w:bCs/>
-                <w:sz w:val="32"/>
-                <w:szCs w:val="32"/>
+                <w:sz w:val="28"/>
+                <w:szCs w:val="28"/>
               </w:rPr>
               <w:t>8.</w:t>
             </w:r>
@@ -1473,15 +1677,15 @@
             <w:pPr>
               <w:rPr>
                 <w:rFonts w:ascii="Times New Roman" w:hAnsi="Times New Roman" w:cs="Times New Roman"/>
-                <w:sz w:val="32"/>
-                <w:szCs w:val="32"/>
+                <w:sz w:val="28"/>
+                <w:szCs w:val="28"/>
               </w:rPr>
             </w:pPr>
             <w:r>
               <w:rPr>
                 <w:rFonts w:ascii="Times New Roman" w:hAnsi="Times New Roman" w:cs="Times New Roman"/>
-                <w:sz w:val="32"/>
-                <w:szCs w:val="32"/>
+                <w:sz w:val="28"/>
+                <w:szCs w:val="28"/>
               </w:rPr>
               <w:t>Regression Analysis</w:t>
             </w:r>
@@ -1494,18 +1698,31 @@
           </w:tcPr>
           <w:p>
             <w:pPr>
-              <w:rPr>
-                <w:rFonts w:ascii="Times New Roman" w:hAnsi="Times New Roman" w:cs="Times New Roman"/>
-                <w:sz w:val="32"/>
-                <w:szCs w:val="32"/>
+              <w:jc w:val="center"/>
+              <w:rPr>
+                <w:rFonts w:ascii="Times New Roman" w:hAnsi="Times New Roman" w:cs="Times New Roman"/>
+                <w:b/>
+                <w:bCs/>
+                <w:sz w:val="28"/>
+                <w:szCs w:val="28"/>
               </w:rPr>
             </w:pPr>
+            <w:r>
+              <w:rPr>
+                <w:rFonts w:ascii="Times New Roman" w:hAnsi="Times New Roman" w:cs="Times New Roman"/>
+                <w:b/>
+                <w:bCs/>
+                <w:sz w:val="28"/>
+                <w:szCs w:val="28"/>
+              </w:rPr>
+              <w:t>11</w:t>
+            </w:r>
           </w:p>
         </w:tc>
       </w:tr>
       <w:tr>
         <w:trPr>
-          <w:trHeight w:val="576"/>
+          <w:trHeight w:val="504"/>
         </w:trPr>
         <w:tc>
           <w:tcPr>
@@ -1519,8 +1736,8 @@
                 <w:rFonts w:ascii="Times New Roman" w:hAnsi="Times New Roman" w:cs="Times New Roman"/>
                 <w:b/>
                 <w:bCs/>
-                <w:sz w:val="32"/>
-                <w:szCs w:val="32"/>
+                <w:sz w:val="28"/>
+                <w:szCs w:val="28"/>
               </w:rPr>
             </w:pPr>
             <w:r>
@@ -1528,8 +1745,8 @@
                 <w:rFonts w:ascii="Times New Roman" w:hAnsi="Times New Roman" w:cs="Times New Roman"/>
                 <w:b/>
                 <w:bCs/>
-                <w:sz w:val="32"/>
-                <w:szCs w:val="32"/>
+                <w:sz w:val="28"/>
+                <w:szCs w:val="28"/>
               </w:rPr>
               <w:t>9.</w:t>
             </w:r>
@@ -1544,15 +1761,15 @@
             <w:pPr>
               <w:rPr>
                 <w:rFonts w:ascii="Times New Roman" w:hAnsi="Times New Roman" w:cs="Times New Roman"/>
-                <w:sz w:val="32"/>
-                <w:szCs w:val="32"/>
+                <w:sz w:val="28"/>
+                <w:szCs w:val="28"/>
               </w:rPr>
             </w:pPr>
             <w:r>
               <w:rPr>
                 <w:rFonts w:ascii="Times New Roman" w:hAnsi="Times New Roman" w:cs="Times New Roman"/>
-                <w:sz w:val="32"/>
-                <w:szCs w:val="32"/>
+                <w:sz w:val="28"/>
+                <w:szCs w:val="28"/>
               </w:rPr>
               <w:t>Supervised Learning Models</w:t>
             </w:r>
@@ -1565,18 +1782,31 @@
           </w:tcPr>
           <w:p>
             <w:pPr>
-              <w:rPr>
-                <w:rFonts w:ascii="Times New Roman" w:hAnsi="Times New Roman" w:cs="Times New Roman"/>
-                <w:sz w:val="32"/>
-                <w:szCs w:val="32"/>
+              <w:jc w:val="center"/>
+              <w:rPr>
+                <w:rFonts w:ascii="Times New Roman" w:hAnsi="Times New Roman" w:cs="Times New Roman"/>
+                <w:b/>
+                <w:bCs/>
+                <w:sz w:val="28"/>
+                <w:szCs w:val="28"/>
               </w:rPr>
             </w:pPr>
+            <w:r>
+              <w:rPr>
+                <w:rFonts w:ascii="Times New Roman" w:hAnsi="Times New Roman" w:cs="Times New Roman"/>
+                <w:b/>
+                <w:bCs/>
+                <w:sz w:val="28"/>
+                <w:szCs w:val="28"/>
+              </w:rPr>
+              <w:t>12</w:t>
+            </w:r>
           </w:p>
         </w:tc>
       </w:tr>
       <w:tr>
         <w:trPr>
-          <w:trHeight w:val="576"/>
+          <w:trHeight w:val="504"/>
         </w:trPr>
         <w:tc>
           <w:tcPr>
@@ -1590,8 +1820,8 @@
                 <w:rFonts w:ascii="Times New Roman" w:hAnsi="Times New Roman" w:cs="Times New Roman"/>
                 <w:b/>
                 <w:bCs/>
-                <w:sz w:val="32"/>
-                <w:szCs w:val="32"/>
+                <w:sz w:val="28"/>
+                <w:szCs w:val="28"/>
               </w:rPr>
             </w:pPr>
             <w:r>
@@ -1599,8 +1829,8 @@
                 <w:rFonts w:ascii="Times New Roman" w:hAnsi="Times New Roman" w:cs="Times New Roman"/>
                 <w:b/>
                 <w:bCs/>
-                <w:sz w:val="32"/>
-                <w:szCs w:val="32"/>
+                <w:sz w:val="28"/>
+                <w:szCs w:val="28"/>
               </w:rPr>
               <w:t>10.</w:t>
             </w:r>
@@ -1615,15 +1845,15 @@
             <w:pPr>
               <w:rPr>
                 <w:rFonts w:ascii="Times New Roman" w:hAnsi="Times New Roman" w:cs="Times New Roman"/>
-                <w:sz w:val="32"/>
-                <w:szCs w:val="32"/>
+                <w:sz w:val="28"/>
+                <w:szCs w:val="28"/>
               </w:rPr>
             </w:pPr>
             <w:r>
               <w:rPr>
                 <w:rFonts w:ascii="Times New Roman" w:hAnsi="Times New Roman" w:cs="Times New Roman"/>
-                <w:sz w:val="32"/>
-                <w:szCs w:val="32"/>
+                <w:sz w:val="28"/>
+                <w:szCs w:val="28"/>
               </w:rPr>
               <w:t>Classification Task</w:t>
             </w:r>
@@ -1636,18 +1866,31 @@
           </w:tcPr>
           <w:p>
             <w:pPr>
-              <w:rPr>
-                <w:rFonts w:ascii="Times New Roman" w:hAnsi="Times New Roman" w:cs="Times New Roman"/>
-                <w:sz w:val="32"/>
-                <w:szCs w:val="32"/>
+              <w:jc w:val="center"/>
+              <w:rPr>
+                <w:rFonts w:ascii="Times New Roman" w:hAnsi="Times New Roman" w:cs="Times New Roman"/>
+                <w:b/>
+                <w:bCs/>
+                <w:sz w:val="28"/>
+                <w:szCs w:val="28"/>
               </w:rPr>
             </w:pPr>
+            <w:r>
+              <w:rPr>
+                <w:rFonts w:ascii="Times New Roman" w:hAnsi="Times New Roman" w:cs="Times New Roman"/>
+                <w:b/>
+                <w:bCs/>
+                <w:sz w:val="28"/>
+                <w:szCs w:val="28"/>
+              </w:rPr>
+              <w:t>13</w:t>
+            </w:r>
           </w:p>
         </w:tc>
       </w:tr>
       <w:tr>
         <w:trPr>
-          <w:trHeight w:val="576"/>
+          <w:trHeight w:val="504"/>
         </w:trPr>
         <w:tc>
           <w:tcPr>
@@ -1661,8 +1904,8 @@
                 <w:rFonts w:ascii="Times New Roman" w:hAnsi="Times New Roman" w:cs="Times New Roman"/>
                 <w:b/>
                 <w:bCs/>
-                <w:sz w:val="32"/>
-                <w:szCs w:val="32"/>
+                <w:sz w:val="28"/>
+                <w:szCs w:val="28"/>
               </w:rPr>
             </w:pPr>
             <w:r>
@@ -1670,8 +1913,8 @@
                 <w:rFonts w:ascii="Times New Roman" w:hAnsi="Times New Roman" w:cs="Times New Roman"/>
                 <w:b/>
                 <w:bCs/>
-                <w:sz w:val="32"/>
-                <w:szCs w:val="32"/>
+                <w:sz w:val="28"/>
+                <w:szCs w:val="28"/>
               </w:rPr>
               <w:t>11.</w:t>
             </w:r>
@@ -1688,15 +1931,15 @@
                 <w:rFonts w:ascii="Times New Roman" w:hAnsi="Times New Roman" w:cs="Times New Roman"/>
                 <w:b/>
                 <w:bCs/>
-                <w:sz w:val="32"/>
-                <w:szCs w:val="32"/>
+                <w:sz w:val="28"/>
+                <w:szCs w:val="28"/>
               </w:rPr>
             </w:pPr>
             <w:r>
               <w:rPr>
                 <w:rFonts w:ascii="Times New Roman" w:hAnsi="Times New Roman" w:cs="Times New Roman"/>
-                <w:sz w:val="32"/>
-                <w:szCs w:val="32"/>
+                <w:sz w:val="28"/>
+                <w:szCs w:val="28"/>
               </w:rPr>
               <w:t>Model Evaluation</w:t>
             </w:r>
@@ -1709,18 +1952,31 @@
           </w:tcPr>
           <w:p>
             <w:pPr>
-              <w:rPr>
-                <w:rFonts w:ascii="Times New Roman" w:hAnsi="Times New Roman" w:cs="Times New Roman"/>
-                <w:sz w:val="32"/>
-                <w:szCs w:val="32"/>
+              <w:jc w:val="center"/>
+              <w:rPr>
+                <w:rFonts w:ascii="Times New Roman" w:hAnsi="Times New Roman" w:cs="Times New Roman"/>
+                <w:b/>
+                <w:bCs/>
+                <w:sz w:val="28"/>
+                <w:szCs w:val="28"/>
               </w:rPr>
             </w:pPr>
+            <w:r>
+              <w:rPr>
+                <w:rFonts w:ascii="Times New Roman" w:hAnsi="Times New Roman" w:cs="Times New Roman"/>
+                <w:b/>
+                <w:bCs/>
+                <w:sz w:val="28"/>
+                <w:szCs w:val="28"/>
+              </w:rPr>
+              <w:t>14</w:t>
+            </w:r>
           </w:p>
         </w:tc>
       </w:tr>
       <w:tr>
         <w:trPr>
-          <w:trHeight w:val="576"/>
+          <w:trHeight w:val="504"/>
         </w:trPr>
         <w:tc>
           <w:tcPr>
@@ -1734,8 +1990,8 @@
                 <w:rFonts w:ascii="Times New Roman" w:hAnsi="Times New Roman" w:cs="Times New Roman"/>
                 <w:b/>
                 <w:bCs/>
-                <w:sz w:val="32"/>
-                <w:szCs w:val="32"/>
+                <w:sz w:val="28"/>
+                <w:szCs w:val="28"/>
               </w:rPr>
             </w:pPr>
             <w:r>
@@ -1743,8 +1999,8 @@
                 <w:rFonts w:ascii="Times New Roman" w:hAnsi="Times New Roman" w:cs="Times New Roman"/>
                 <w:b/>
                 <w:bCs/>
-                <w:sz w:val="32"/>
-                <w:szCs w:val="32"/>
+                <w:sz w:val="28"/>
+                <w:szCs w:val="28"/>
               </w:rPr>
               <w:t>12.</w:t>
             </w:r>
@@ -1761,15 +2017,15 @@
                 <w:rFonts w:ascii="Times New Roman" w:hAnsi="Times New Roman" w:cs="Times New Roman"/>
                 <w:b/>
                 <w:bCs/>
-                <w:sz w:val="32"/>
-                <w:szCs w:val="32"/>
+                <w:sz w:val="28"/>
+                <w:szCs w:val="28"/>
               </w:rPr>
             </w:pPr>
             <w:r>
               <w:rPr>
                 <w:rFonts w:ascii="Times New Roman" w:hAnsi="Times New Roman" w:cs="Times New Roman"/>
-                <w:sz w:val="32"/>
-                <w:szCs w:val="32"/>
+                <w:sz w:val="28"/>
+                <w:szCs w:val="28"/>
               </w:rPr>
               <w:t>Data Visualization</w:t>
             </w:r>
@@ -1782,18 +2038,31 @@
           </w:tcPr>
           <w:p>
             <w:pPr>
-              <w:rPr>
-                <w:rFonts w:ascii="Times New Roman" w:hAnsi="Times New Roman" w:cs="Times New Roman"/>
-                <w:sz w:val="32"/>
-                <w:szCs w:val="32"/>
+              <w:jc w:val="center"/>
+              <w:rPr>
+                <w:rFonts w:ascii="Times New Roman" w:hAnsi="Times New Roman" w:cs="Times New Roman"/>
+                <w:b/>
+                <w:bCs/>
+                <w:sz w:val="28"/>
+                <w:szCs w:val="28"/>
               </w:rPr>
             </w:pPr>
+            <w:r>
+              <w:rPr>
+                <w:rFonts w:ascii="Times New Roman" w:hAnsi="Times New Roman" w:cs="Times New Roman"/>
+                <w:b/>
+                <w:bCs/>
+                <w:sz w:val="28"/>
+                <w:szCs w:val="28"/>
+              </w:rPr>
+              <w:t>15 - 20</w:t>
+            </w:r>
           </w:p>
         </w:tc>
       </w:tr>
       <w:tr>
         <w:trPr>
-          <w:trHeight w:val="576"/>
+          <w:trHeight w:val="504"/>
         </w:trPr>
         <w:tc>
           <w:tcPr>
@@ -1807,8 +2076,8 @@
                 <w:rFonts w:ascii="Times New Roman" w:hAnsi="Times New Roman" w:cs="Times New Roman"/>
                 <w:b/>
                 <w:bCs/>
-                <w:sz w:val="32"/>
-                <w:szCs w:val="32"/>
+                <w:sz w:val="28"/>
+                <w:szCs w:val="28"/>
               </w:rPr>
             </w:pPr>
             <w:r>
@@ -1816,8 +2085,8 @@
                 <w:rFonts w:ascii="Times New Roman" w:hAnsi="Times New Roman" w:cs="Times New Roman"/>
                 <w:b/>
                 <w:bCs/>
-                <w:sz w:val="32"/>
-                <w:szCs w:val="32"/>
+                <w:sz w:val="28"/>
+                <w:szCs w:val="28"/>
               </w:rPr>
               <w:t>13.</w:t>
             </w:r>
@@ -1834,15 +2103,15 @@
                 <w:rFonts w:ascii="Times New Roman" w:hAnsi="Times New Roman" w:cs="Times New Roman"/>
                 <w:b/>
                 <w:bCs/>
-                <w:sz w:val="32"/>
-                <w:szCs w:val="32"/>
+                <w:sz w:val="28"/>
+                <w:szCs w:val="28"/>
               </w:rPr>
             </w:pPr>
             <w:r>
               <w:rPr>
                 <w:rFonts w:ascii="Times New Roman" w:hAnsi="Times New Roman" w:cs="Times New Roman"/>
-                <w:sz w:val="32"/>
-                <w:szCs w:val="32"/>
+                <w:sz w:val="28"/>
+                <w:szCs w:val="28"/>
               </w:rPr>
               <w:t>Results &amp; Findings</w:t>
             </w:r>
@@ -1855,18 +2124,31 @@
           </w:tcPr>
           <w:p>
             <w:pPr>
-              <w:rPr>
-                <w:rFonts w:ascii="Times New Roman" w:hAnsi="Times New Roman" w:cs="Times New Roman"/>
-                <w:sz w:val="32"/>
-                <w:szCs w:val="32"/>
+              <w:jc w:val="center"/>
+              <w:rPr>
+                <w:rFonts w:ascii="Times New Roman" w:hAnsi="Times New Roman" w:cs="Times New Roman"/>
+                <w:b/>
+                <w:bCs/>
+                <w:sz w:val="28"/>
+                <w:szCs w:val="28"/>
               </w:rPr>
             </w:pPr>
+            <w:r>
+              <w:rPr>
+                <w:rFonts w:ascii="Times New Roman" w:hAnsi="Times New Roman" w:cs="Times New Roman"/>
+                <w:b/>
+                <w:bCs/>
+                <w:sz w:val="28"/>
+                <w:szCs w:val="28"/>
+              </w:rPr>
+              <w:t>21</w:t>
+            </w:r>
           </w:p>
         </w:tc>
       </w:tr>
       <w:tr>
         <w:trPr>
-          <w:trHeight w:val="576"/>
+          <w:trHeight w:val="504"/>
         </w:trPr>
         <w:tc>
           <w:tcPr>
@@ -1880,8 +2162,8 @@
                 <w:rFonts w:ascii="Times New Roman" w:hAnsi="Times New Roman" w:cs="Times New Roman"/>
                 <w:b/>
                 <w:bCs/>
-                <w:sz w:val="32"/>
-                <w:szCs w:val="32"/>
+                <w:sz w:val="28"/>
+                <w:szCs w:val="28"/>
               </w:rPr>
             </w:pPr>
             <w:r>
@@ -1889,8 +2171,8 @@
                 <w:rFonts w:ascii="Times New Roman" w:hAnsi="Times New Roman" w:cs="Times New Roman"/>
                 <w:b/>
                 <w:bCs/>
-                <w:sz w:val="32"/>
-                <w:szCs w:val="32"/>
+                <w:sz w:val="28"/>
+                <w:szCs w:val="28"/>
               </w:rPr>
               <w:t>14.</w:t>
             </w:r>
@@ -1907,15 +2189,15 @@
                 <w:rFonts w:ascii="Times New Roman" w:hAnsi="Times New Roman" w:cs="Times New Roman"/>
                 <w:b/>
                 <w:bCs/>
-                <w:sz w:val="32"/>
-                <w:szCs w:val="32"/>
+                <w:sz w:val="28"/>
+                <w:szCs w:val="28"/>
               </w:rPr>
             </w:pPr>
             <w:r>
               <w:rPr>
                 <w:rFonts w:ascii="Times New Roman" w:hAnsi="Times New Roman" w:cs="Times New Roman"/>
-                <w:sz w:val="32"/>
-                <w:szCs w:val="32"/>
+                <w:sz w:val="28"/>
+                <w:szCs w:val="28"/>
               </w:rPr>
               <w:t>Conclusion</w:t>
             </w:r>
@@ -1928,18 +2210,31 @@
           </w:tcPr>
           <w:p>
             <w:pPr>
-              <w:rPr>
-                <w:rFonts w:ascii="Times New Roman" w:hAnsi="Times New Roman" w:cs="Times New Roman"/>
-                <w:sz w:val="32"/>
-                <w:szCs w:val="32"/>
+              <w:jc w:val="center"/>
+              <w:rPr>
+                <w:rFonts w:ascii="Times New Roman" w:hAnsi="Times New Roman" w:cs="Times New Roman"/>
+                <w:b/>
+                <w:bCs/>
+                <w:sz w:val="28"/>
+                <w:szCs w:val="28"/>
               </w:rPr>
             </w:pPr>
+            <w:r>
+              <w:rPr>
+                <w:rFonts w:ascii="Times New Roman" w:hAnsi="Times New Roman" w:cs="Times New Roman"/>
+                <w:b/>
+                <w:bCs/>
+                <w:sz w:val="28"/>
+                <w:szCs w:val="28"/>
+              </w:rPr>
+              <w:t>22</w:t>
+            </w:r>
           </w:p>
         </w:tc>
       </w:tr>
       <w:tr>
         <w:trPr>
-          <w:trHeight w:val="576"/>
+          <w:trHeight w:val="504"/>
         </w:trPr>
         <w:tc>
           <w:tcPr>
@@ -1953,8 +2248,8 @@
                 <w:rFonts w:ascii="Times New Roman" w:hAnsi="Times New Roman" w:cs="Times New Roman"/>
                 <w:b/>
                 <w:bCs/>
-                <w:sz w:val="32"/>
-                <w:szCs w:val="32"/>
+                <w:sz w:val="28"/>
+                <w:szCs w:val="28"/>
               </w:rPr>
             </w:pPr>
             <w:r>
@@ -1962,8 +2257,8 @@
                 <w:rFonts w:ascii="Times New Roman" w:hAnsi="Times New Roman" w:cs="Times New Roman"/>
                 <w:b/>
                 <w:bCs/>
-                <w:sz w:val="32"/>
-                <w:szCs w:val="32"/>
+                <w:sz w:val="28"/>
+                <w:szCs w:val="28"/>
               </w:rPr>
               <w:t>15.</w:t>
             </w:r>
@@ -1980,15 +2275,15 @@
                 <w:rFonts w:ascii="Times New Roman" w:hAnsi="Times New Roman" w:cs="Times New Roman"/>
                 <w:b/>
                 <w:bCs/>
-                <w:sz w:val="32"/>
-                <w:szCs w:val="32"/>
+                <w:sz w:val="28"/>
+                <w:szCs w:val="28"/>
               </w:rPr>
             </w:pPr>
             <w:r>
               <w:rPr>
                 <w:rFonts w:ascii="Times New Roman" w:hAnsi="Times New Roman" w:cs="Times New Roman"/>
-                <w:sz w:val="32"/>
-                <w:szCs w:val="32"/>
+                <w:sz w:val="28"/>
+                <w:szCs w:val="28"/>
               </w:rPr>
               <w:t>Future Scope</w:t>
             </w:r>
@@ -2001,18 +2296,31 @@
           </w:tcPr>
           <w:p>
             <w:pPr>
-              <w:rPr>
-                <w:rFonts w:ascii="Times New Roman" w:hAnsi="Times New Roman" w:cs="Times New Roman"/>
-                <w:sz w:val="32"/>
-                <w:szCs w:val="32"/>
+              <w:jc w:val="center"/>
+              <w:rPr>
+                <w:rFonts w:ascii="Times New Roman" w:hAnsi="Times New Roman" w:cs="Times New Roman"/>
+                <w:b/>
+                <w:bCs/>
+                <w:sz w:val="28"/>
+                <w:szCs w:val="28"/>
               </w:rPr>
             </w:pPr>
+            <w:r>
+              <w:rPr>
+                <w:rFonts w:ascii="Times New Roman" w:hAnsi="Times New Roman" w:cs="Times New Roman"/>
+                <w:b/>
+                <w:bCs/>
+                <w:sz w:val="28"/>
+                <w:szCs w:val="28"/>
+              </w:rPr>
+              <w:t>23</w:t>
+            </w:r>
           </w:p>
         </w:tc>
       </w:tr>
       <w:tr>
         <w:trPr>
-          <w:trHeight w:val="576"/>
+          <w:trHeight w:val="504"/>
         </w:trPr>
         <w:tc>
           <w:tcPr>
@@ -2026,8 +2334,8 @@
                 <w:rFonts w:ascii="Times New Roman" w:hAnsi="Times New Roman" w:cs="Times New Roman"/>
                 <w:b/>
                 <w:bCs/>
-                <w:sz w:val="32"/>
-                <w:szCs w:val="32"/>
+                <w:sz w:val="28"/>
+                <w:szCs w:val="28"/>
               </w:rPr>
             </w:pPr>
             <w:r>
@@ -2035,8 +2343,8 @@
                 <w:rFonts w:ascii="Times New Roman" w:hAnsi="Times New Roman" w:cs="Times New Roman"/>
                 <w:b/>
                 <w:bCs/>
-                <w:sz w:val="32"/>
-                <w:szCs w:val="32"/>
+                <w:sz w:val="28"/>
+                <w:szCs w:val="28"/>
               </w:rPr>
               <w:t>16.</w:t>
             </w:r>
@@ -2053,15 +2361,15 @@
                 <w:rFonts w:ascii="Times New Roman" w:hAnsi="Times New Roman" w:cs="Times New Roman"/>
                 <w:b/>
                 <w:bCs/>
-                <w:sz w:val="32"/>
-                <w:szCs w:val="32"/>
+                <w:sz w:val="28"/>
+                <w:szCs w:val="28"/>
               </w:rPr>
             </w:pPr>
             <w:r>
               <w:rPr>
                 <w:rFonts w:ascii="Times New Roman" w:hAnsi="Times New Roman" w:cs="Times New Roman"/>
-                <w:sz w:val="32"/>
-                <w:szCs w:val="32"/>
+                <w:sz w:val="28"/>
+                <w:szCs w:val="28"/>
               </w:rPr>
               <w:t>References</w:t>
             </w:r>
@@ -2074,12 +2382,25 @@
           </w:tcPr>
           <w:p>
             <w:pPr>
-              <w:rPr>
-                <w:rFonts w:ascii="Times New Roman" w:hAnsi="Times New Roman" w:cs="Times New Roman"/>
-                <w:sz w:val="32"/>
-                <w:szCs w:val="32"/>
+              <w:jc w:val="center"/>
+              <w:rPr>
+                <w:rFonts w:ascii="Times New Roman" w:hAnsi="Times New Roman" w:cs="Times New Roman"/>
+                <w:b/>
+                <w:bCs/>
+                <w:sz w:val="28"/>
+                <w:szCs w:val="28"/>
               </w:rPr>
             </w:pPr>
+            <w:r>
+              <w:rPr>
+                <w:rFonts w:ascii="Times New Roman" w:hAnsi="Times New Roman" w:cs="Times New Roman"/>
+                <w:b/>
+                <w:bCs/>
+                <w:sz w:val="28"/>
+                <w:szCs w:val="28"/>
+              </w:rPr>
+              <w:t>24</w:t>
+            </w:r>
           </w:p>
         </w:tc>
       </w:tr>
@@ -2112,34 +2433,24 @@
     </w:p>
     <w:p>
       <w:pPr>
-        <w:spacing w:after="0" w:line="276" w:lineRule="auto"/>
-        <w:jc w:val="both"/>
-        <w:rPr>
-          <w:rFonts w:ascii="Times New Roman" w:hAnsi="Times New Roman" w:cs="Times New Roman"/>
-          <w:sz w:val="32"/>
-          <w:szCs w:val="32"/>
-        </w:rPr>
-      </w:pPr>
-      <w:r>
-        <w:rPr>
-          <w:rFonts w:ascii="Times New Roman" w:hAnsi="Times New Roman" w:cs="Times New Roman"/>
-          <w:b/>
-          <w:bCs/>
-          <w:sz w:val="32"/>
-          <w:szCs w:val="32"/>
+        <w:spacing w:line="276" w:lineRule="auto"/>
+        <w:jc w:val="center"/>
+        <w:rPr>
+          <w:rFonts w:ascii="Times New Roman" w:hAnsi="Times New Roman" w:cs="Times New Roman"/>
+          <w:sz w:val="48"/>
+          <w:szCs w:val="48"/>
+        </w:rPr>
+      </w:pPr>
+      <w:r>
+        <w:rPr>
+          <w:rFonts w:ascii="Times New Roman" w:hAnsi="Times New Roman" w:cs="Times New Roman"/>
+          <w:b/>
+          <w:bCs/>
+          <w:sz w:val="40"/>
+          <w:szCs w:val="40"/>
         </w:rPr>
         <w:lastRenderedPageBreak/>
         <w:t>1. Introduction</w:t>
-      </w:r>
-      <w:r>
-        <w:rPr>
-          <w:rFonts w:ascii="Times New Roman" w:hAnsi="Times New Roman" w:cs="Times New Roman"/>
-          <w:b/>
-          <w:bCs/>
-          <w:sz w:val="32"/>
-          <w:szCs w:val="32"/>
-        </w:rPr>
-        <w:t>:</w:t>
       </w:r>
     </w:p>
     <w:p>
@@ -2149,48 +2460,96 @@
         <w:jc w:val="both"/>
         <w:rPr>
           <w:rFonts w:ascii="Times New Roman" w:hAnsi="Times New Roman" w:cs="Times New Roman"/>
-          <w:sz w:val="28"/>
-          <w:szCs w:val="28"/>
-        </w:rPr>
-      </w:pPr>
-      <w:r>
-        <w:rPr>
-          <w:rFonts w:ascii="Times New Roman" w:hAnsi="Times New Roman" w:cs="Times New Roman"/>
-          <w:sz w:val="28"/>
-          <w:szCs w:val="28"/>
-        </w:rPr>
-        <w:t>The advent of smartphones has integrated social media and digital screens deeply into daily life. While beneficial for connectivity, excessive screen time is increasingly linked to poor mental health, lack of sleep, and decreased productivity. This project analyzes a dataset containing user demographics and digital habits to uncover patterns between screen time, stress levels, and work productivity, providing data-driven insights into our modern digital behaviors.</w:t>
-      </w:r>
-    </w:p>
-    <w:p>
-      <w:pPr>
-        <w:spacing w:after="0" w:line="276" w:lineRule="auto"/>
-        <w:jc w:val="both"/>
-        <w:rPr>
-          <w:rFonts w:ascii="Times New Roman" w:hAnsi="Times New Roman" w:cs="Times New Roman"/>
-          <w:sz w:val="32"/>
-          <w:szCs w:val="32"/>
-        </w:rPr>
-      </w:pPr>
-      <w:r>
-        <w:rPr>
-          <w:rFonts w:ascii="Times New Roman" w:hAnsi="Times New Roman" w:cs="Times New Roman"/>
-          <w:b/>
-          <w:bCs/>
-          <w:sz w:val="32"/>
-          <w:szCs w:val="32"/>
-        </w:rPr>
+          <w:sz w:val="32"/>
+          <w:szCs w:val="32"/>
+        </w:rPr>
+      </w:pPr>
+      <w:r>
+        <w:rPr>
+          <w:rFonts w:ascii="Times New Roman" w:hAnsi="Times New Roman" w:cs="Times New Roman"/>
+          <w:sz w:val="32"/>
+          <w:szCs w:val="32"/>
+        </w:rPr>
+        <w:t xml:space="preserve">The advent of smartphones has integrated social media and digital screens deeply into daily life. While beneficial for connectivity, excessive screen time is increasingly linked to poor mental health, lack of sleep, and decreased productivity. This project </w:t>
+      </w:r>
+      <w:proofErr w:type="spellStart"/>
+      <w:r>
+        <w:rPr>
+          <w:rFonts w:ascii="Times New Roman" w:hAnsi="Times New Roman" w:cs="Times New Roman"/>
+          <w:sz w:val="32"/>
+          <w:szCs w:val="32"/>
+        </w:rPr>
+        <w:t>analyzes</w:t>
+      </w:r>
+      <w:proofErr w:type="spellEnd"/>
+      <w:r>
+        <w:rPr>
+          <w:rFonts w:ascii="Times New Roman" w:hAnsi="Times New Roman" w:cs="Times New Roman"/>
+          <w:sz w:val="32"/>
+          <w:szCs w:val="32"/>
+        </w:rPr>
+        <w:t xml:space="preserve"> a dataset containing user demographics and digital habits to uncover patterns between screen time, stress levels, and work productivity, providing data-driven insights into our modern digital </w:t>
+      </w:r>
+      <w:proofErr w:type="spellStart"/>
+      <w:r>
+        <w:rPr>
+          <w:rFonts w:ascii="Times New Roman" w:hAnsi="Times New Roman" w:cs="Times New Roman"/>
+          <w:sz w:val="32"/>
+          <w:szCs w:val="32"/>
+        </w:rPr>
+        <w:t>behaviors</w:t>
+      </w:r>
+      <w:proofErr w:type="spellEnd"/>
+      <w:r>
+        <w:rPr>
+          <w:rFonts w:ascii="Times New Roman" w:hAnsi="Times New Roman" w:cs="Times New Roman"/>
+          <w:sz w:val="32"/>
+          <w:szCs w:val="32"/>
+        </w:rPr>
+        <w:t>.</w:t>
+      </w:r>
+    </w:p>
+    <w:p>
+      <w:pPr>
+        <w:rPr>
+          <w:rFonts w:ascii="Times New Roman" w:hAnsi="Times New Roman" w:cs="Times New Roman"/>
+          <w:b/>
+          <w:bCs/>
+          <w:sz w:val="32"/>
+          <w:szCs w:val="32"/>
+        </w:rPr>
+      </w:pPr>
+      <w:r>
+        <w:rPr>
+          <w:rFonts w:ascii="Times New Roman" w:hAnsi="Times New Roman" w:cs="Times New Roman"/>
+          <w:b/>
+          <w:bCs/>
+          <w:sz w:val="32"/>
+          <w:szCs w:val="32"/>
+        </w:rPr>
+        <w:br w:type="page"/>
+      </w:r>
+    </w:p>
+    <w:p>
+      <w:pPr>
+        <w:spacing w:line="276" w:lineRule="auto"/>
+        <w:jc w:val="center"/>
+        <w:rPr>
+          <w:rFonts w:ascii="Times New Roman" w:hAnsi="Times New Roman" w:cs="Times New Roman"/>
+          <w:sz w:val="40"/>
+          <w:szCs w:val="40"/>
+        </w:rPr>
+      </w:pPr>
+      <w:r>
+        <w:rPr>
+          <w:rFonts w:ascii="Times New Roman" w:hAnsi="Times New Roman" w:cs="Times New Roman"/>
+          <w:b/>
+          <w:bCs/>
+          <w:sz w:val="40"/>
+          <w:szCs w:val="40"/>
+        </w:rPr>
+        <w:lastRenderedPageBreak/>
         <w:t>2. Database Description</w:t>
-      </w:r>
-      <w:r>
-        <w:rPr>
-          <w:rFonts w:ascii="Times New Roman" w:hAnsi="Times New Roman" w:cs="Times New Roman"/>
-          <w:b/>
-          <w:bCs/>
-          <w:sz w:val="32"/>
-          <w:szCs w:val="32"/>
-        </w:rPr>
-        <w:t>:</w:t>
       </w:r>
     </w:p>
     <w:p>
@@ -2200,15 +2559,15 @@
         <w:jc w:val="both"/>
         <w:rPr>
           <w:rFonts w:ascii="Times New Roman" w:hAnsi="Times New Roman" w:cs="Times New Roman"/>
-          <w:sz w:val="28"/>
-          <w:szCs w:val="28"/>
-        </w:rPr>
-      </w:pPr>
-      <w:r>
-        <w:rPr>
-          <w:rFonts w:ascii="Times New Roman" w:hAnsi="Times New Roman" w:cs="Times New Roman"/>
-          <w:sz w:val="28"/>
-          <w:szCs w:val="28"/>
+          <w:sz w:val="32"/>
+          <w:szCs w:val="32"/>
+        </w:rPr>
+      </w:pPr>
+      <w:r>
+        <w:rPr>
+          <w:rFonts w:ascii="Times New Roman" w:hAnsi="Times New Roman" w:cs="Times New Roman"/>
+          <w:sz w:val="32"/>
+          <w:szCs w:val="32"/>
         </w:rPr>
         <w:t>The dataset used for this analysis (`socialmedia_data.csv`) comprises comprehensive user profiles, capturing critical metrics:</w:t>
       </w:r>
@@ -2224,25 +2583,25 @@
         <w:jc w:val="both"/>
         <w:rPr>
           <w:rFonts w:ascii="Times New Roman" w:hAnsi="Times New Roman" w:cs="Times New Roman"/>
-          <w:sz w:val="28"/>
-          <w:szCs w:val="28"/>
-        </w:rPr>
-      </w:pPr>
-      <w:r>
-        <w:rPr>
-          <w:rFonts w:ascii="Times New Roman" w:hAnsi="Times New Roman" w:cs="Times New Roman"/>
-          <w:b/>
-          <w:bCs/>
-          <w:sz w:val="28"/>
-          <w:szCs w:val="28"/>
+          <w:sz w:val="32"/>
+          <w:szCs w:val="32"/>
+        </w:rPr>
+      </w:pPr>
+      <w:r>
+        <w:rPr>
+          <w:rFonts w:ascii="Times New Roman" w:hAnsi="Times New Roman" w:cs="Times New Roman"/>
+          <w:b/>
+          <w:bCs/>
+          <w:sz w:val="32"/>
+          <w:szCs w:val="32"/>
         </w:rPr>
         <w:t>Demographics:</w:t>
       </w:r>
       <w:r>
         <w:rPr>
           <w:rFonts w:ascii="Times New Roman" w:hAnsi="Times New Roman" w:cs="Times New Roman"/>
-          <w:sz w:val="28"/>
-          <w:szCs w:val="28"/>
+          <w:sz w:val="32"/>
+          <w:szCs w:val="32"/>
         </w:rPr>
         <w:t xml:space="preserve"> Age, Gender, Occupation.</w:t>
       </w:r>
@@ -2258,25 +2617,25 @@
         <w:jc w:val="both"/>
         <w:rPr>
           <w:rFonts w:ascii="Times New Roman" w:hAnsi="Times New Roman" w:cs="Times New Roman"/>
-          <w:sz w:val="28"/>
-          <w:szCs w:val="28"/>
-        </w:rPr>
-      </w:pPr>
-      <w:r>
-        <w:rPr>
-          <w:rFonts w:ascii="Times New Roman" w:hAnsi="Times New Roman" w:cs="Times New Roman"/>
-          <w:b/>
-          <w:bCs/>
-          <w:sz w:val="28"/>
-          <w:szCs w:val="28"/>
+          <w:sz w:val="32"/>
+          <w:szCs w:val="32"/>
+        </w:rPr>
+      </w:pPr>
+      <w:r>
+        <w:rPr>
+          <w:rFonts w:ascii="Times New Roman" w:hAnsi="Times New Roman" w:cs="Times New Roman"/>
+          <w:b/>
+          <w:bCs/>
+          <w:sz w:val="32"/>
+          <w:szCs w:val="32"/>
         </w:rPr>
         <w:t>Digital Habits:</w:t>
       </w:r>
       <w:r>
         <w:rPr>
           <w:rFonts w:ascii="Times New Roman" w:hAnsi="Times New Roman" w:cs="Times New Roman"/>
-          <w:sz w:val="28"/>
-          <w:szCs w:val="28"/>
+          <w:sz w:val="32"/>
+          <w:szCs w:val="32"/>
         </w:rPr>
         <w:t xml:space="preserve"> Daily Phone Hours, Social Media Hours, Weekend Screen Time Hours, Primary Device Type.</w:t>
       </w:r>
@@ -2292,58 +2651,70 @@
         <w:jc w:val="both"/>
         <w:rPr>
           <w:rFonts w:ascii="Times New Roman" w:hAnsi="Times New Roman" w:cs="Times New Roman"/>
-          <w:sz w:val="28"/>
-          <w:szCs w:val="28"/>
-        </w:rPr>
-      </w:pPr>
-      <w:r>
-        <w:rPr>
-          <w:rFonts w:ascii="Times New Roman" w:hAnsi="Times New Roman" w:cs="Times New Roman"/>
-          <w:b/>
-          <w:bCs/>
-          <w:sz w:val="28"/>
-          <w:szCs w:val="28"/>
+          <w:sz w:val="32"/>
+          <w:szCs w:val="32"/>
+        </w:rPr>
+      </w:pPr>
+      <w:r>
+        <w:rPr>
+          <w:rFonts w:ascii="Times New Roman" w:hAnsi="Times New Roman" w:cs="Times New Roman"/>
+          <w:b/>
+          <w:bCs/>
+          <w:sz w:val="32"/>
+          <w:szCs w:val="32"/>
         </w:rPr>
         <w:t>Lifestyle &amp; Wellbeing:</w:t>
       </w:r>
       <w:r>
         <w:rPr>
           <w:rFonts w:ascii="Times New Roman" w:hAnsi="Times New Roman" w:cs="Times New Roman"/>
-          <w:sz w:val="28"/>
-          <w:szCs w:val="28"/>
+          <w:sz w:val="32"/>
+          <w:szCs w:val="32"/>
         </w:rPr>
         <w:t xml:space="preserve"> Sleep Hours, Work Productivity Score, Stress Level (1-10 scale).</w:t>
       </w:r>
     </w:p>
     <w:p>
       <w:pPr>
-        <w:spacing w:after="0" w:line="276" w:lineRule="auto"/>
-        <w:jc w:val="both"/>
-        <w:rPr>
-          <w:rFonts w:ascii="Times New Roman" w:hAnsi="Times New Roman" w:cs="Times New Roman"/>
-          <w:sz w:val="32"/>
-          <w:szCs w:val="32"/>
-        </w:rPr>
-      </w:pPr>
-      <w:r>
-        <w:rPr>
-          <w:rFonts w:ascii="Times New Roman" w:hAnsi="Times New Roman" w:cs="Times New Roman"/>
-          <w:b/>
-          <w:bCs/>
-          <w:sz w:val="32"/>
-          <w:szCs w:val="32"/>
-        </w:rPr>
+        <w:rPr>
+          <w:rFonts w:ascii="Times New Roman" w:hAnsi="Times New Roman" w:cs="Times New Roman"/>
+          <w:b/>
+          <w:bCs/>
+          <w:sz w:val="32"/>
+          <w:szCs w:val="32"/>
+        </w:rPr>
+      </w:pPr>
+      <w:r>
+        <w:rPr>
+          <w:rFonts w:ascii="Times New Roman" w:hAnsi="Times New Roman" w:cs="Times New Roman"/>
+          <w:b/>
+          <w:bCs/>
+          <w:sz w:val="32"/>
+          <w:szCs w:val="32"/>
+        </w:rPr>
+        <w:br w:type="page"/>
+      </w:r>
+    </w:p>
+    <w:p>
+      <w:pPr>
+        <w:spacing w:line="276" w:lineRule="auto"/>
+        <w:jc w:val="center"/>
+        <w:rPr>
+          <w:rFonts w:ascii="Times New Roman" w:hAnsi="Times New Roman" w:cs="Times New Roman"/>
+          <w:sz w:val="40"/>
+          <w:szCs w:val="40"/>
+        </w:rPr>
+      </w:pPr>
+      <w:r>
+        <w:rPr>
+          <w:rFonts w:ascii="Times New Roman" w:hAnsi="Times New Roman" w:cs="Times New Roman"/>
+          <w:b/>
+          <w:bCs/>
+          <w:sz w:val="40"/>
+          <w:szCs w:val="40"/>
+        </w:rPr>
+        <w:lastRenderedPageBreak/>
         <w:t>3. Data Understanding</w:t>
-      </w:r>
-      <w:r>
-        <w:rPr>
-          <w:rFonts w:ascii="Times New Roman" w:hAnsi="Times New Roman" w:cs="Times New Roman"/>
-          <w:b/>
-          <w:bCs/>
-          <w:sz w:val="32"/>
-          <w:szCs w:val="32"/>
-        </w:rPr>
-        <w:t>:</w:t>
       </w:r>
     </w:p>
     <w:p>
@@ -2353,48 +2724,78 @@
         <w:jc w:val="both"/>
         <w:rPr>
           <w:rFonts w:ascii="Times New Roman" w:hAnsi="Times New Roman" w:cs="Times New Roman"/>
-          <w:sz w:val="28"/>
-          <w:szCs w:val="28"/>
-        </w:rPr>
-      </w:pPr>
-      <w:r>
-        <w:rPr>
-          <w:rFonts w:ascii="Times New Roman" w:hAnsi="Times New Roman" w:cs="Times New Roman"/>
-          <w:sz w:val="28"/>
-          <w:szCs w:val="28"/>
-        </w:rPr>
-        <w:t>Initial exploration of the dataset reveals wide variations in digital consumption across different demographic sectors. By analyzing average daily phone hours, social media hours, and sleep patterns, we establish a baseline understanding of "normal" usage and recognize the immediate trade-offs users make between screen time and essential recovery (sleep).</w:t>
-      </w:r>
-    </w:p>
-    <w:p>
-      <w:pPr>
-        <w:spacing w:after="0" w:line="276" w:lineRule="auto"/>
-        <w:jc w:val="both"/>
-        <w:rPr>
-          <w:rFonts w:ascii="Times New Roman" w:hAnsi="Times New Roman" w:cs="Times New Roman"/>
-          <w:sz w:val="32"/>
-          <w:szCs w:val="32"/>
-        </w:rPr>
-      </w:pPr>
-      <w:r>
-        <w:rPr>
-          <w:rFonts w:ascii="Times New Roman" w:hAnsi="Times New Roman" w:cs="Times New Roman"/>
-          <w:b/>
-          <w:bCs/>
-          <w:sz w:val="32"/>
-          <w:szCs w:val="32"/>
-        </w:rPr>
+          <w:sz w:val="32"/>
+          <w:szCs w:val="32"/>
+        </w:rPr>
+      </w:pPr>
+      <w:r>
+        <w:rPr>
+          <w:rFonts w:ascii="Times New Roman" w:hAnsi="Times New Roman" w:cs="Times New Roman"/>
+          <w:sz w:val="32"/>
+          <w:szCs w:val="32"/>
+        </w:rPr>
+        <w:t xml:space="preserve">Initial exploration of the dataset reveals wide variations in digital consumption across different demographic sectors. By </w:t>
+      </w:r>
+      <w:proofErr w:type="spellStart"/>
+      <w:r>
+        <w:rPr>
+          <w:rFonts w:ascii="Times New Roman" w:hAnsi="Times New Roman" w:cs="Times New Roman"/>
+          <w:sz w:val="32"/>
+          <w:szCs w:val="32"/>
+        </w:rPr>
+        <w:t>analyzing</w:t>
+      </w:r>
+      <w:proofErr w:type="spellEnd"/>
+      <w:r>
+        <w:rPr>
+          <w:rFonts w:ascii="Times New Roman" w:hAnsi="Times New Roman" w:cs="Times New Roman"/>
+          <w:sz w:val="32"/>
+          <w:szCs w:val="32"/>
+        </w:rPr>
+        <w:t xml:space="preserve"> average daily phone hours, social media hours, and sleep patterns, we establish a baseline understanding of "normal" usage and recognize the immediate trade-offs users make between screen time and essential recovery (sleep).</w:t>
+      </w:r>
+    </w:p>
+    <w:p>
+      <w:pPr>
+        <w:rPr>
+          <w:rFonts w:ascii="Times New Roman" w:hAnsi="Times New Roman" w:cs="Times New Roman"/>
+          <w:b/>
+          <w:bCs/>
+          <w:sz w:val="32"/>
+          <w:szCs w:val="32"/>
+        </w:rPr>
+      </w:pPr>
+      <w:r>
+        <w:rPr>
+          <w:rFonts w:ascii="Times New Roman" w:hAnsi="Times New Roman" w:cs="Times New Roman"/>
+          <w:b/>
+          <w:bCs/>
+          <w:sz w:val="32"/>
+          <w:szCs w:val="32"/>
+        </w:rPr>
+        <w:br w:type="page"/>
+      </w:r>
+    </w:p>
+    <w:p>
+      <w:pPr>
+        <w:spacing w:line="276" w:lineRule="auto"/>
+        <w:jc w:val="center"/>
+        <w:rPr>
+          <w:rFonts w:ascii="Times New Roman" w:hAnsi="Times New Roman" w:cs="Times New Roman"/>
+          <w:sz w:val="40"/>
+          <w:szCs w:val="40"/>
+        </w:rPr>
+      </w:pPr>
+      <w:r>
+        <w:rPr>
+          <w:rFonts w:ascii="Times New Roman" w:hAnsi="Times New Roman" w:cs="Times New Roman"/>
+          <w:b/>
+          <w:bCs/>
+          <w:sz w:val="40"/>
+          <w:szCs w:val="40"/>
+        </w:rPr>
+        <w:lastRenderedPageBreak/>
         <w:t>4. Exploratory Data Analysis (EDA)</w:t>
-      </w:r>
-      <w:r>
-        <w:rPr>
-          <w:rFonts w:ascii="Times New Roman" w:hAnsi="Times New Roman" w:cs="Times New Roman"/>
-          <w:b/>
-          <w:bCs/>
-          <w:sz w:val="32"/>
-          <w:szCs w:val="32"/>
-        </w:rPr>
-        <w:t>:</w:t>
       </w:r>
     </w:p>
     <w:p>
@@ -2404,48 +2805,78 @@
         <w:jc w:val="both"/>
         <w:rPr>
           <w:rFonts w:ascii="Times New Roman" w:hAnsi="Times New Roman" w:cs="Times New Roman"/>
-          <w:sz w:val="28"/>
-          <w:szCs w:val="28"/>
-        </w:rPr>
-      </w:pPr>
-      <w:r>
-        <w:rPr>
-          <w:rFonts w:ascii="Times New Roman" w:hAnsi="Times New Roman" w:cs="Times New Roman"/>
-          <w:sz w:val="28"/>
-          <w:szCs w:val="28"/>
-        </w:rPr>
-        <w:t>EDA forms the foundation of this report, summarizing the main characteristics of the dataset. Key summary statistics provide a high-level view of the user base, laying the groundwork for more complex correlational and predictive modeling.</w:t>
-      </w:r>
-    </w:p>
-    <w:p>
-      <w:pPr>
-        <w:spacing w:after="0" w:line="276" w:lineRule="auto"/>
-        <w:jc w:val="both"/>
-        <w:rPr>
-          <w:rFonts w:ascii="Times New Roman" w:hAnsi="Times New Roman" w:cs="Times New Roman"/>
-          <w:sz w:val="32"/>
-          <w:szCs w:val="32"/>
-        </w:rPr>
-      </w:pPr>
-      <w:r>
-        <w:rPr>
-          <w:rFonts w:ascii="Times New Roman" w:hAnsi="Times New Roman" w:cs="Times New Roman"/>
-          <w:b/>
-          <w:bCs/>
-          <w:sz w:val="32"/>
-          <w:szCs w:val="32"/>
-        </w:rPr>
+          <w:sz w:val="32"/>
+          <w:szCs w:val="32"/>
+        </w:rPr>
+      </w:pPr>
+      <w:r>
+        <w:rPr>
+          <w:rFonts w:ascii="Times New Roman" w:hAnsi="Times New Roman" w:cs="Times New Roman"/>
+          <w:sz w:val="32"/>
+          <w:szCs w:val="32"/>
+        </w:rPr>
+        <w:t xml:space="preserve">EDA forms the foundation of this report, summarizing the main characteristics of the dataset. Key summary statistics provide a high-level view of the user base, laying the groundwork for more complex correlational and predictive </w:t>
+      </w:r>
+      <w:proofErr w:type="spellStart"/>
+      <w:r>
+        <w:rPr>
+          <w:rFonts w:ascii="Times New Roman" w:hAnsi="Times New Roman" w:cs="Times New Roman"/>
+          <w:sz w:val="32"/>
+          <w:szCs w:val="32"/>
+        </w:rPr>
+        <w:t>modeling</w:t>
+      </w:r>
+      <w:proofErr w:type="spellEnd"/>
+      <w:r>
+        <w:rPr>
+          <w:rFonts w:ascii="Times New Roman" w:hAnsi="Times New Roman" w:cs="Times New Roman"/>
+          <w:sz w:val="32"/>
+          <w:szCs w:val="32"/>
+        </w:rPr>
+        <w:t>.</w:t>
+      </w:r>
+    </w:p>
+    <w:p>
+      <w:pPr>
+        <w:rPr>
+          <w:rFonts w:ascii="Times New Roman" w:hAnsi="Times New Roman" w:cs="Times New Roman"/>
+          <w:b/>
+          <w:bCs/>
+          <w:sz w:val="32"/>
+          <w:szCs w:val="32"/>
+        </w:rPr>
+      </w:pPr>
+      <w:r>
+        <w:rPr>
+          <w:rFonts w:ascii="Times New Roman" w:hAnsi="Times New Roman" w:cs="Times New Roman"/>
+          <w:b/>
+          <w:bCs/>
+          <w:sz w:val="32"/>
+          <w:szCs w:val="32"/>
+        </w:rPr>
+        <w:br w:type="page"/>
+      </w:r>
+    </w:p>
+    <w:p>
+      <w:pPr>
+        <w:spacing w:line="276" w:lineRule="auto"/>
+        <w:jc w:val="center"/>
+        <w:rPr>
+          <w:rFonts w:ascii="Times New Roman" w:hAnsi="Times New Roman" w:cs="Times New Roman"/>
+          <w:sz w:val="40"/>
+          <w:szCs w:val="40"/>
+        </w:rPr>
+      </w:pPr>
+      <w:r>
+        <w:rPr>
+          <w:rFonts w:ascii="Times New Roman" w:hAnsi="Times New Roman" w:cs="Times New Roman"/>
+          <w:b/>
+          <w:bCs/>
+          <w:sz w:val="40"/>
+          <w:szCs w:val="40"/>
+        </w:rPr>
+        <w:lastRenderedPageBreak/>
         <w:t>5. Handling Missing values &amp; Outliers</w:t>
-      </w:r>
-      <w:r>
-        <w:rPr>
-          <w:rFonts w:ascii="Times New Roman" w:hAnsi="Times New Roman" w:cs="Times New Roman"/>
-          <w:b/>
-          <w:bCs/>
-          <w:sz w:val="32"/>
-          <w:szCs w:val="32"/>
-        </w:rPr>
-        <w:t>:</w:t>
       </w:r>
     </w:p>
     <w:p>
@@ -2455,17 +2886,71 @@
         <w:jc w:val="both"/>
         <w:rPr>
           <w:rFonts w:ascii="Times New Roman" w:hAnsi="Times New Roman" w:cs="Times New Roman"/>
-          <w:sz w:val="28"/>
-          <w:szCs w:val="28"/>
-        </w:rPr>
-      </w:pPr>
-      <w:r>
-        <w:rPr>
-          <w:rFonts w:ascii="Times New Roman" w:hAnsi="Times New Roman" w:cs="Times New Roman"/>
-          <w:sz w:val="28"/>
-          <w:szCs w:val="28"/>
-        </w:rPr>
-        <w:t>Before in-depth analysis, the dataset underwent strict preprocessing. The `clean_data()` function ensures data integrity by identifying and summarizing any missing values (nulls) and stripping the dataset of any duplicate user entries (`User_ID`), ensuring every data point represents a unique user profile.</w:t>
+          <w:sz w:val="32"/>
+          <w:szCs w:val="32"/>
+        </w:rPr>
+      </w:pPr>
+      <w:r>
+        <w:rPr>
+          <w:rFonts w:ascii="Times New Roman" w:hAnsi="Times New Roman" w:cs="Times New Roman"/>
+          <w:sz w:val="32"/>
+          <w:szCs w:val="32"/>
+        </w:rPr>
+        <w:t>Before in-depth analysis, the dataset underwent strict preprocessing. The `</w:t>
+      </w:r>
+      <w:proofErr w:type="spellStart"/>
+      <w:r>
+        <w:rPr>
+          <w:rFonts w:ascii="Times New Roman" w:hAnsi="Times New Roman" w:cs="Times New Roman"/>
+          <w:sz w:val="32"/>
+          <w:szCs w:val="32"/>
+        </w:rPr>
+        <w:t>clean_</w:t>
+      </w:r>
+      <w:proofErr w:type="gramStart"/>
+      <w:r>
+        <w:rPr>
+          <w:rFonts w:ascii="Times New Roman" w:hAnsi="Times New Roman" w:cs="Times New Roman"/>
+          <w:sz w:val="32"/>
+          <w:szCs w:val="32"/>
+        </w:rPr>
+        <w:t>data</w:t>
+      </w:r>
+      <w:proofErr w:type="spellEnd"/>
+      <w:r>
+        <w:rPr>
+          <w:rFonts w:ascii="Times New Roman" w:hAnsi="Times New Roman" w:cs="Times New Roman"/>
+          <w:sz w:val="32"/>
+          <w:szCs w:val="32"/>
+        </w:rPr>
+        <w:t>(</w:t>
+      </w:r>
+      <w:proofErr w:type="gramEnd"/>
+      <w:r>
+        <w:rPr>
+          <w:rFonts w:ascii="Times New Roman" w:hAnsi="Times New Roman" w:cs="Times New Roman"/>
+          <w:sz w:val="32"/>
+          <w:szCs w:val="32"/>
+        </w:rPr>
+        <w:t>)` function ensures data integrity by identifying and summarizing any missing values (nulls) and stripping the dataset of any duplicate user entries (`</w:t>
+      </w:r>
+      <w:proofErr w:type="spellStart"/>
+      <w:r>
+        <w:rPr>
+          <w:rFonts w:ascii="Times New Roman" w:hAnsi="Times New Roman" w:cs="Times New Roman"/>
+          <w:sz w:val="32"/>
+          <w:szCs w:val="32"/>
+        </w:rPr>
+        <w:t>User_ID</w:t>
+      </w:r>
+      <w:proofErr w:type="spellEnd"/>
+      <w:r>
+        <w:rPr>
+          <w:rFonts w:ascii="Times New Roman" w:hAnsi="Times New Roman" w:cs="Times New Roman"/>
+          <w:sz w:val="32"/>
+          <w:szCs w:val="32"/>
+        </w:rPr>
+        <w:t>`), ensuring every data point represents a unique user profile.</w:t>
       </w:r>
     </w:p>
     <w:p>
@@ -2492,34 +2977,24 @@
     </w:p>
     <w:p>
       <w:pPr>
-        <w:spacing w:after="0" w:line="276" w:lineRule="auto"/>
-        <w:jc w:val="both"/>
-        <w:rPr>
-          <w:rFonts w:ascii="Times New Roman" w:hAnsi="Times New Roman" w:cs="Times New Roman"/>
-          <w:sz w:val="32"/>
-          <w:szCs w:val="32"/>
-        </w:rPr>
-      </w:pPr>
-      <w:r>
-        <w:rPr>
-          <w:rFonts w:ascii="Times New Roman" w:hAnsi="Times New Roman" w:cs="Times New Roman"/>
-          <w:b/>
-          <w:bCs/>
-          <w:sz w:val="32"/>
-          <w:szCs w:val="32"/>
+        <w:spacing w:line="276" w:lineRule="auto"/>
+        <w:jc w:val="center"/>
+        <w:rPr>
+          <w:rFonts w:ascii="Times New Roman" w:hAnsi="Times New Roman" w:cs="Times New Roman"/>
+          <w:sz w:val="40"/>
+          <w:szCs w:val="40"/>
+        </w:rPr>
+      </w:pPr>
+      <w:r>
+        <w:rPr>
+          <w:rFonts w:ascii="Times New Roman" w:hAnsi="Times New Roman" w:cs="Times New Roman"/>
+          <w:b/>
+          <w:bCs/>
+          <w:sz w:val="40"/>
+          <w:szCs w:val="40"/>
         </w:rPr>
         <w:lastRenderedPageBreak/>
         <w:t>6. Spread &amp; Distribution of Data</w:t>
-      </w:r>
-      <w:r>
-        <w:rPr>
-          <w:rFonts w:ascii="Times New Roman" w:hAnsi="Times New Roman" w:cs="Times New Roman"/>
-          <w:b/>
-          <w:bCs/>
-          <w:sz w:val="32"/>
-          <w:szCs w:val="32"/>
-        </w:rPr>
-        <w:t>:</w:t>
       </w:r>
     </w:p>
     <w:p>
@@ -2529,15 +3004,15 @@
         <w:jc w:val="both"/>
         <w:rPr>
           <w:rFonts w:ascii="Times New Roman" w:hAnsi="Times New Roman" w:cs="Times New Roman"/>
-          <w:sz w:val="28"/>
-          <w:szCs w:val="28"/>
-        </w:rPr>
-      </w:pPr>
-      <w:r>
-        <w:rPr>
-          <w:rFonts w:ascii="Times New Roman" w:hAnsi="Times New Roman" w:cs="Times New Roman"/>
-          <w:sz w:val="28"/>
-          <w:szCs w:val="28"/>
+          <w:sz w:val="32"/>
+          <w:szCs w:val="32"/>
+        </w:rPr>
+      </w:pPr>
+      <w:r>
+        <w:rPr>
+          <w:rFonts w:ascii="Times New Roman" w:hAnsi="Times New Roman" w:cs="Times New Roman"/>
+          <w:sz w:val="32"/>
+          <w:szCs w:val="32"/>
         </w:rPr>
         <w:t>The dataset features a wide distribution across age groups, professional roles, and tech habits. To quantify this spread, Feature Engineering was applied to standardize certain metrics for analysis:</w:t>
       </w:r>
@@ -2553,25 +3028,25 @@
         <w:jc w:val="both"/>
         <w:rPr>
           <w:rFonts w:ascii="Times New Roman" w:hAnsi="Times New Roman" w:cs="Times New Roman"/>
-          <w:sz w:val="28"/>
-          <w:szCs w:val="28"/>
-        </w:rPr>
-      </w:pPr>
-      <w:r>
-        <w:rPr>
-          <w:rFonts w:ascii="Times New Roman" w:hAnsi="Times New Roman" w:cs="Times New Roman"/>
-          <w:b/>
-          <w:bCs/>
-          <w:sz w:val="28"/>
-          <w:szCs w:val="28"/>
+          <w:sz w:val="32"/>
+          <w:szCs w:val="32"/>
+        </w:rPr>
+      </w:pPr>
+      <w:r>
+        <w:rPr>
+          <w:rFonts w:ascii="Times New Roman" w:hAnsi="Times New Roman" w:cs="Times New Roman"/>
+          <w:b/>
+          <w:bCs/>
+          <w:sz w:val="32"/>
+          <w:szCs w:val="32"/>
         </w:rPr>
         <w:t>High Stress Flagging:</w:t>
       </w:r>
       <w:r>
         <w:rPr>
           <w:rFonts w:ascii="Times New Roman" w:hAnsi="Times New Roman" w:cs="Times New Roman"/>
-          <w:sz w:val="28"/>
-          <w:szCs w:val="28"/>
+          <w:sz w:val="32"/>
+          <w:szCs w:val="32"/>
         </w:rPr>
         <w:t xml:space="preserve"> Transforming numerical stress scores into a binary "High Stress" label (Yes/No) for users scoring a 7 or above.</w:t>
       </w:r>
@@ -2587,58 +3062,70 @@
         <w:jc w:val="both"/>
         <w:rPr>
           <w:rFonts w:ascii="Times New Roman" w:hAnsi="Times New Roman" w:cs="Times New Roman"/>
-          <w:sz w:val="28"/>
-          <w:szCs w:val="28"/>
-        </w:rPr>
-      </w:pPr>
-      <w:r>
-        <w:rPr>
-          <w:rFonts w:ascii="Times New Roman" w:hAnsi="Times New Roman" w:cs="Times New Roman"/>
-          <w:b/>
-          <w:bCs/>
-          <w:sz w:val="28"/>
-          <w:szCs w:val="28"/>
+          <w:sz w:val="32"/>
+          <w:szCs w:val="32"/>
+        </w:rPr>
+      </w:pPr>
+      <w:r>
+        <w:rPr>
+          <w:rFonts w:ascii="Times New Roman" w:hAnsi="Times New Roman" w:cs="Times New Roman"/>
+          <w:b/>
+          <w:bCs/>
+          <w:sz w:val="32"/>
+          <w:szCs w:val="32"/>
         </w:rPr>
         <w:t>Estimated Weekly Screen Time:</w:t>
       </w:r>
       <w:r>
         <w:rPr>
           <w:rFonts w:ascii="Times New Roman" w:hAnsi="Times New Roman" w:cs="Times New Roman"/>
-          <w:sz w:val="28"/>
-          <w:szCs w:val="28"/>
+          <w:sz w:val="32"/>
+          <w:szCs w:val="32"/>
         </w:rPr>
         <w:t xml:space="preserve"> A derived metric aggregating weekday and weekend hours to reflect total weekly digital exposure.</w:t>
       </w:r>
     </w:p>
     <w:p>
       <w:pPr>
+        <w:rPr>
+          <w:rFonts w:ascii="Times New Roman" w:hAnsi="Times New Roman" w:cs="Times New Roman"/>
+          <w:b/>
+          <w:bCs/>
+          <w:sz w:val="32"/>
+          <w:szCs w:val="32"/>
+        </w:rPr>
+      </w:pPr>
+      <w:r>
+        <w:rPr>
+          <w:rFonts w:ascii="Times New Roman" w:hAnsi="Times New Roman" w:cs="Times New Roman"/>
+          <w:b/>
+          <w:bCs/>
+          <w:sz w:val="32"/>
+          <w:szCs w:val="32"/>
+        </w:rPr>
+        <w:br w:type="page"/>
+      </w:r>
+    </w:p>
+    <w:p>
+      <w:pPr>
         <w:spacing w:after="0" w:line="276" w:lineRule="auto"/>
-        <w:jc w:val="both"/>
-        <w:rPr>
-          <w:rFonts w:ascii="Times New Roman" w:hAnsi="Times New Roman" w:cs="Times New Roman"/>
-          <w:sz w:val="32"/>
-          <w:szCs w:val="32"/>
-        </w:rPr>
-      </w:pPr>
-      <w:r>
-        <w:rPr>
-          <w:rFonts w:ascii="Times New Roman" w:hAnsi="Times New Roman" w:cs="Times New Roman"/>
-          <w:b/>
-          <w:bCs/>
-          <w:sz w:val="32"/>
-          <w:szCs w:val="32"/>
-        </w:rPr>
+        <w:jc w:val="center"/>
+        <w:rPr>
+          <w:rFonts w:ascii="Times New Roman" w:hAnsi="Times New Roman" w:cs="Times New Roman"/>
+          <w:sz w:val="40"/>
+          <w:szCs w:val="40"/>
+        </w:rPr>
+      </w:pPr>
+      <w:r>
+        <w:rPr>
+          <w:rFonts w:ascii="Times New Roman" w:hAnsi="Times New Roman" w:cs="Times New Roman"/>
+          <w:b/>
+          <w:bCs/>
+          <w:sz w:val="40"/>
+          <w:szCs w:val="40"/>
+        </w:rPr>
+        <w:lastRenderedPageBreak/>
         <w:t>7. Automating EDA</w:t>
-      </w:r>
-      <w:r>
-        <w:rPr>
-          <w:rFonts w:ascii="Times New Roman" w:hAnsi="Times New Roman" w:cs="Times New Roman"/>
-          <w:b/>
-          <w:bCs/>
-          <w:sz w:val="32"/>
-          <w:szCs w:val="32"/>
-        </w:rPr>
-        <w:t>:</w:t>
       </w:r>
     </w:p>
     <w:p>
@@ -2648,15 +3135,15 @@
         <w:jc w:val="both"/>
         <w:rPr>
           <w:rFonts w:ascii="Times New Roman" w:hAnsi="Times New Roman" w:cs="Times New Roman"/>
-          <w:sz w:val="28"/>
-          <w:szCs w:val="28"/>
-        </w:rPr>
-      </w:pPr>
-      <w:r>
-        <w:rPr>
-          <w:rFonts w:ascii="Times New Roman" w:hAnsi="Times New Roman" w:cs="Times New Roman"/>
-          <w:sz w:val="28"/>
-          <w:szCs w:val="28"/>
+          <w:sz w:val="32"/>
+          <w:szCs w:val="32"/>
+        </w:rPr>
+      </w:pPr>
+      <w:r>
+        <w:rPr>
+          <w:rFonts w:ascii="Times New Roman" w:hAnsi="Times New Roman" w:cs="Times New Roman"/>
+          <w:sz w:val="32"/>
+          <w:szCs w:val="32"/>
         </w:rPr>
         <w:t>To streamline the analysis process, an interactive Python script (`</w:t>
       </w:r>
@@ -2665,39 +3152,61 @@
           <w:rFonts w:ascii="Times New Roman" w:hAnsi="Times New Roman" w:cs="Times New Roman"/>
           <w:b/>
           <w:bCs/>
-          <w:sz w:val="28"/>
-          <w:szCs w:val="28"/>
+          <w:sz w:val="32"/>
+          <w:szCs w:val="32"/>
         </w:rPr>
         <w:t>socialmedia_analysis.py</w:t>
       </w:r>
       <w:r>
         <w:rPr>
           <w:rFonts w:ascii="Times New Roman" w:hAnsi="Times New Roman" w:cs="Times New Roman"/>
-          <w:sz w:val="28"/>
-          <w:szCs w:val="28"/>
+          <w:sz w:val="32"/>
+          <w:szCs w:val="32"/>
         </w:rPr>
         <w:t>`) was developed. This script automates routine EDA tasks, allowing the user to select specific analyses (e.g., Usage by Occupation, Sleep vs. Stress Level) from a command-line interface, instantly computing and returning the relevant metrics without manual data manipulation.</w:t>
       </w:r>
     </w:p>
     <w:p>
       <w:pPr>
-        <w:spacing w:after="0" w:line="276" w:lineRule="auto"/>
-        <w:jc w:val="both"/>
-        <w:rPr>
-          <w:rFonts w:ascii="Times New Roman" w:hAnsi="Times New Roman" w:cs="Times New Roman"/>
-          <w:sz w:val="32"/>
-          <w:szCs w:val="32"/>
-        </w:rPr>
-      </w:pPr>
-      <w:r>
-        <w:rPr>
-          <w:rFonts w:ascii="Times New Roman" w:hAnsi="Times New Roman" w:cs="Times New Roman"/>
-          <w:b/>
-          <w:bCs/>
-          <w:sz w:val="32"/>
-          <w:szCs w:val="32"/>
-        </w:rPr>
-        <w:t>8. Regression Analysis:</w:t>
+        <w:rPr>
+          <w:rFonts w:ascii="Times New Roman" w:hAnsi="Times New Roman" w:cs="Times New Roman"/>
+          <w:b/>
+          <w:bCs/>
+          <w:sz w:val="32"/>
+          <w:szCs w:val="32"/>
+        </w:rPr>
+      </w:pPr>
+      <w:r>
+        <w:rPr>
+          <w:rFonts w:ascii="Times New Roman" w:hAnsi="Times New Roman" w:cs="Times New Roman"/>
+          <w:b/>
+          <w:bCs/>
+          <w:sz w:val="32"/>
+          <w:szCs w:val="32"/>
+        </w:rPr>
+        <w:br w:type="page"/>
+      </w:r>
+    </w:p>
+    <w:p>
+      <w:pPr>
+        <w:spacing w:line="276" w:lineRule="auto"/>
+        <w:jc w:val="center"/>
+        <w:rPr>
+          <w:rFonts w:ascii="Times New Roman" w:hAnsi="Times New Roman" w:cs="Times New Roman"/>
+          <w:sz w:val="40"/>
+          <w:szCs w:val="40"/>
+        </w:rPr>
+      </w:pPr>
+      <w:r>
+        <w:rPr>
+          <w:rFonts w:ascii="Times New Roman" w:hAnsi="Times New Roman" w:cs="Times New Roman"/>
+          <w:b/>
+          <w:bCs/>
+          <w:sz w:val="40"/>
+          <w:szCs w:val="40"/>
+        </w:rPr>
+        <w:lastRenderedPageBreak/>
+        <w:t>8. Regression Analysis</w:t>
       </w:r>
     </w:p>
     <w:p>
@@ -2707,15 +3216,15 @@
         <w:jc w:val="both"/>
         <w:rPr>
           <w:rFonts w:ascii="Times New Roman" w:hAnsi="Times New Roman" w:cs="Times New Roman"/>
-          <w:sz w:val="28"/>
-          <w:szCs w:val="28"/>
-        </w:rPr>
-      </w:pPr>
-      <w:r>
-        <w:rPr>
-          <w:rFonts w:ascii="Times New Roman" w:hAnsi="Times New Roman" w:cs="Times New Roman"/>
-          <w:sz w:val="28"/>
-          <w:szCs w:val="28"/>
+          <w:sz w:val="32"/>
+          <w:szCs w:val="32"/>
+        </w:rPr>
+      </w:pPr>
+      <w:r>
+        <w:rPr>
+          <w:rFonts w:ascii="Times New Roman" w:hAnsi="Times New Roman" w:cs="Times New Roman"/>
+          <w:sz w:val="32"/>
+          <w:szCs w:val="32"/>
         </w:rPr>
         <w:t xml:space="preserve">To predict continuous numerical outcomes, a Multiple Linear Regression model was implemented. </w:t>
       </w:r>
@@ -2731,27 +3240,45 @@
         <w:jc w:val="both"/>
         <w:rPr>
           <w:rFonts w:ascii="Times New Roman" w:hAnsi="Times New Roman" w:cs="Times New Roman"/>
-          <w:sz w:val="28"/>
-          <w:szCs w:val="28"/>
-        </w:rPr>
-      </w:pPr>
-      <w:r>
-        <w:rPr>
-          <w:rFonts w:ascii="Times New Roman" w:hAnsi="Times New Roman" w:cs="Times New Roman"/>
-          <w:b/>
-          <w:bCs/>
-          <w:sz w:val="28"/>
-          <w:szCs w:val="28"/>
+          <w:sz w:val="32"/>
+          <w:szCs w:val="32"/>
+        </w:rPr>
+      </w:pPr>
+      <w:r>
+        <w:rPr>
+          <w:rFonts w:ascii="Times New Roman" w:hAnsi="Times New Roman" w:cs="Times New Roman"/>
+          <w:b/>
+          <w:bCs/>
+          <w:sz w:val="32"/>
+          <w:szCs w:val="32"/>
         </w:rPr>
         <w:t>Goal:</w:t>
       </w:r>
       <w:r>
         <w:rPr>
           <w:rFonts w:ascii="Times New Roman" w:hAnsi="Times New Roman" w:cs="Times New Roman"/>
-          <w:sz w:val="28"/>
-          <w:szCs w:val="28"/>
-        </w:rPr>
-        <w:t xml:space="preserve"> Predict `Daily_Phone_Hours`.</w:t>
+          <w:sz w:val="32"/>
+          <w:szCs w:val="32"/>
+        </w:rPr>
+        <w:t xml:space="preserve"> Predict `</w:t>
+      </w:r>
+      <w:proofErr w:type="spellStart"/>
+      <w:r>
+        <w:rPr>
+          <w:rFonts w:ascii="Times New Roman" w:hAnsi="Times New Roman" w:cs="Times New Roman"/>
+          <w:sz w:val="32"/>
+          <w:szCs w:val="32"/>
+        </w:rPr>
+        <w:t>Daily_Phone_Hours</w:t>
+      </w:r>
+      <w:proofErr w:type="spellEnd"/>
+      <w:r>
+        <w:rPr>
+          <w:rFonts w:ascii="Times New Roman" w:hAnsi="Times New Roman" w:cs="Times New Roman"/>
+          <w:sz w:val="32"/>
+          <w:szCs w:val="32"/>
+        </w:rPr>
+        <w:t>`.</w:t>
       </w:r>
     </w:p>
     <w:p>
@@ -2765,25 +3292,25 @@
         <w:jc w:val="both"/>
         <w:rPr>
           <w:rFonts w:ascii="Times New Roman" w:hAnsi="Times New Roman" w:cs="Times New Roman"/>
-          <w:sz w:val="28"/>
-          <w:szCs w:val="28"/>
-        </w:rPr>
-      </w:pPr>
-      <w:r>
-        <w:rPr>
-          <w:rFonts w:ascii="Times New Roman" w:hAnsi="Times New Roman" w:cs="Times New Roman"/>
-          <w:b/>
-          <w:bCs/>
-          <w:sz w:val="28"/>
-          <w:szCs w:val="28"/>
+          <w:sz w:val="32"/>
+          <w:szCs w:val="32"/>
+        </w:rPr>
+      </w:pPr>
+      <w:r>
+        <w:rPr>
+          <w:rFonts w:ascii="Times New Roman" w:hAnsi="Times New Roman" w:cs="Times New Roman"/>
+          <w:b/>
+          <w:bCs/>
+          <w:sz w:val="32"/>
+          <w:szCs w:val="32"/>
         </w:rPr>
         <w:t>Features Used:</w:t>
       </w:r>
       <w:r>
         <w:rPr>
           <w:rFonts w:ascii="Times New Roman" w:hAnsi="Times New Roman" w:cs="Times New Roman"/>
-          <w:sz w:val="28"/>
-          <w:szCs w:val="28"/>
+          <w:sz w:val="32"/>
+          <w:szCs w:val="32"/>
         </w:rPr>
         <w:t xml:space="preserve"> Age, Gender, Occupation, Social Media Hours, Sleep Hours, and Stress Level.</w:t>
       </w:r>
@@ -2799,56 +3326,70 @@
         <w:jc w:val="both"/>
         <w:rPr>
           <w:rFonts w:ascii="Times New Roman" w:hAnsi="Times New Roman" w:cs="Times New Roman"/>
-          <w:sz w:val="28"/>
-          <w:szCs w:val="28"/>
-        </w:rPr>
-      </w:pPr>
-      <w:r>
-        <w:rPr>
-          <w:rFonts w:ascii="Times New Roman" w:hAnsi="Times New Roman" w:cs="Times New Roman"/>
-          <w:b/>
-          <w:bCs/>
-          <w:sz w:val="28"/>
-          <w:szCs w:val="28"/>
+          <w:sz w:val="32"/>
+          <w:szCs w:val="32"/>
+        </w:rPr>
+      </w:pPr>
+      <w:r>
+        <w:rPr>
+          <w:rFonts w:ascii="Times New Roman" w:hAnsi="Times New Roman" w:cs="Times New Roman"/>
+          <w:b/>
+          <w:bCs/>
+          <w:sz w:val="32"/>
+          <w:szCs w:val="32"/>
         </w:rPr>
         <w:t>Process:</w:t>
       </w:r>
       <w:r>
         <w:rPr>
           <w:rFonts w:ascii="Times New Roman" w:hAnsi="Times New Roman" w:cs="Times New Roman"/>
-          <w:sz w:val="28"/>
-          <w:szCs w:val="28"/>
+          <w:sz w:val="32"/>
+          <w:szCs w:val="32"/>
         </w:rPr>
         <w:t xml:space="preserve"> Categorical variables were label-encoded. The dataset was split 80/20 for training and testing. The model identifies linear relationships, utilizing coefficients to determine the weight each feature has on predicting total daily phone usage.</w:t>
       </w:r>
-      <w:r>
-        <w:rPr>
-          <w:rFonts w:ascii="Times New Roman" w:hAnsi="Times New Roman" w:cs="Times New Roman"/>
-          <w:sz w:val="28"/>
-          <w:szCs w:val="28"/>
-        </w:rPr>
-        <w:t>\</w:t>
-      </w:r>
-    </w:p>
-    <w:p>
-      <w:pPr>
-        <w:spacing w:after="0" w:line="276" w:lineRule="auto"/>
-        <w:jc w:val="both"/>
-        <w:rPr>
-          <w:rFonts w:ascii="Times New Roman" w:hAnsi="Times New Roman" w:cs="Times New Roman"/>
-          <w:sz w:val="32"/>
-          <w:szCs w:val="32"/>
-        </w:rPr>
-      </w:pPr>
-      <w:r>
-        <w:rPr>
-          <w:rFonts w:ascii="Times New Roman" w:hAnsi="Times New Roman" w:cs="Times New Roman"/>
-          <w:b/>
-          <w:bCs/>
-          <w:sz w:val="32"/>
-          <w:szCs w:val="32"/>
-        </w:rPr>
-        <w:t>9. Supervised Learning Models:</w:t>
+    </w:p>
+    <w:p>
+      <w:pPr>
+        <w:rPr>
+          <w:rFonts w:ascii="Times New Roman" w:hAnsi="Times New Roman" w:cs="Times New Roman"/>
+          <w:b/>
+          <w:bCs/>
+          <w:sz w:val="32"/>
+          <w:szCs w:val="32"/>
+        </w:rPr>
+      </w:pPr>
+      <w:r>
+        <w:rPr>
+          <w:rFonts w:ascii="Times New Roman" w:hAnsi="Times New Roman" w:cs="Times New Roman"/>
+          <w:b/>
+          <w:bCs/>
+          <w:sz w:val="32"/>
+          <w:szCs w:val="32"/>
+        </w:rPr>
+        <w:br w:type="page"/>
+      </w:r>
+    </w:p>
+    <w:p>
+      <w:pPr>
+        <w:spacing w:line="276" w:lineRule="auto"/>
+        <w:jc w:val="center"/>
+        <w:rPr>
+          <w:rFonts w:ascii="Times New Roman" w:hAnsi="Times New Roman" w:cs="Times New Roman"/>
+          <w:sz w:val="40"/>
+          <w:szCs w:val="40"/>
+        </w:rPr>
+      </w:pPr>
+      <w:r>
+        <w:rPr>
+          <w:rFonts w:ascii="Times New Roman" w:hAnsi="Times New Roman" w:cs="Times New Roman"/>
+          <w:b/>
+          <w:bCs/>
+          <w:sz w:val="40"/>
+          <w:szCs w:val="40"/>
+        </w:rPr>
+        <w:lastRenderedPageBreak/>
+        <w:t>9. Supervised Learning Models</w:t>
       </w:r>
     </w:p>
     <w:p>
@@ -2858,38 +3399,60 @@
         <w:jc w:val="both"/>
         <w:rPr>
           <w:rFonts w:ascii="Times New Roman" w:hAnsi="Times New Roman" w:cs="Times New Roman"/>
-          <w:sz w:val="28"/>
-          <w:szCs w:val="28"/>
-        </w:rPr>
-      </w:pPr>
-      <w:r>
-        <w:rPr>
-          <w:rFonts w:ascii="Times New Roman" w:hAnsi="Times New Roman" w:cs="Times New Roman"/>
-          <w:sz w:val="28"/>
-          <w:szCs w:val="28"/>
+          <w:sz w:val="32"/>
+          <w:szCs w:val="32"/>
+        </w:rPr>
+      </w:pPr>
+      <w:r>
+        <w:rPr>
+          <w:rFonts w:ascii="Times New Roman" w:hAnsi="Times New Roman" w:cs="Times New Roman"/>
+          <w:sz w:val="32"/>
+          <w:szCs w:val="32"/>
         </w:rPr>
         <w:t>Moving beyond descriptive statistics, the project leverages supervised machine learning techniques (algorithms that map an input to an output based on example input-output pairs). The two primary algorithms utilized in this project are Linear Regression (for continuous value prediction) and Random Forest Classification (for categorical classification).</w:t>
       </w:r>
     </w:p>
     <w:p>
       <w:pPr>
-        <w:spacing w:after="0" w:line="276" w:lineRule="auto"/>
-        <w:jc w:val="both"/>
-        <w:rPr>
-          <w:rFonts w:ascii="Times New Roman" w:hAnsi="Times New Roman" w:cs="Times New Roman"/>
-          <w:sz w:val="32"/>
-          <w:szCs w:val="32"/>
-        </w:rPr>
-      </w:pPr>
-      <w:r>
-        <w:rPr>
-          <w:rFonts w:ascii="Times New Roman" w:hAnsi="Times New Roman" w:cs="Times New Roman"/>
-          <w:b/>
-          <w:bCs/>
-          <w:sz w:val="32"/>
-          <w:szCs w:val="32"/>
-        </w:rPr>
-        <w:t>10. Classification Task:</w:t>
+        <w:rPr>
+          <w:rFonts w:ascii="Times New Roman" w:hAnsi="Times New Roman" w:cs="Times New Roman"/>
+          <w:b/>
+          <w:bCs/>
+          <w:sz w:val="32"/>
+          <w:szCs w:val="32"/>
+        </w:rPr>
+      </w:pPr>
+      <w:r>
+        <w:rPr>
+          <w:rFonts w:ascii="Times New Roman" w:hAnsi="Times New Roman" w:cs="Times New Roman"/>
+          <w:b/>
+          <w:bCs/>
+          <w:sz w:val="32"/>
+          <w:szCs w:val="32"/>
+        </w:rPr>
+        <w:br w:type="page"/>
+      </w:r>
+    </w:p>
+    <w:p>
+      <w:pPr>
+        <w:spacing w:line="276" w:lineRule="auto"/>
+        <w:jc w:val="center"/>
+        <w:rPr>
+          <w:rFonts w:ascii="Times New Roman" w:hAnsi="Times New Roman" w:cs="Times New Roman"/>
+          <w:sz w:val="40"/>
+          <w:szCs w:val="40"/>
+        </w:rPr>
+      </w:pPr>
+      <w:r>
+        <w:rPr>
+          <w:rFonts w:ascii="Times New Roman" w:hAnsi="Times New Roman" w:cs="Times New Roman"/>
+          <w:b/>
+          <w:bCs/>
+          <w:sz w:val="40"/>
+          <w:szCs w:val="40"/>
+        </w:rPr>
+        <w:lastRenderedPageBreak/>
+        <w:t>10. Classification Task</w:t>
       </w:r>
     </w:p>
     <w:p>
@@ -2899,15 +3462,15 @@
         <w:jc w:val="both"/>
         <w:rPr>
           <w:rFonts w:ascii="Times New Roman" w:hAnsi="Times New Roman" w:cs="Times New Roman"/>
-          <w:sz w:val="28"/>
-          <w:szCs w:val="28"/>
-        </w:rPr>
-      </w:pPr>
-      <w:r>
-        <w:rPr>
-          <w:rFonts w:ascii="Times New Roman" w:hAnsi="Times New Roman" w:cs="Times New Roman"/>
-          <w:sz w:val="28"/>
-          <w:szCs w:val="28"/>
+          <w:sz w:val="32"/>
+          <w:szCs w:val="32"/>
+        </w:rPr>
+      </w:pPr>
+      <w:r>
+        <w:rPr>
+          <w:rFonts w:ascii="Times New Roman" w:hAnsi="Times New Roman" w:cs="Times New Roman"/>
+          <w:sz w:val="32"/>
+          <w:szCs w:val="32"/>
         </w:rPr>
         <w:t>While regression predicted hours, the classification task aimed to predict an individual's state of mind.</w:t>
       </w:r>
@@ -2923,25 +3486,25 @@
         <w:jc w:val="both"/>
         <w:rPr>
           <w:rFonts w:ascii="Times New Roman" w:hAnsi="Times New Roman" w:cs="Times New Roman"/>
-          <w:sz w:val="28"/>
-          <w:szCs w:val="28"/>
-        </w:rPr>
-      </w:pPr>
-      <w:r>
-        <w:rPr>
-          <w:rFonts w:ascii="Times New Roman" w:hAnsi="Times New Roman" w:cs="Times New Roman"/>
-          <w:b/>
-          <w:bCs/>
-          <w:sz w:val="28"/>
-          <w:szCs w:val="28"/>
+          <w:sz w:val="32"/>
+          <w:szCs w:val="32"/>
+        </w:rPr>
+      </w:pPr>
+      <w:r>
+        <w:rPr>
+          <w:rFonts w:ascii="Times New Roman" w:hAnsi="Times New Roman" w:cs="Times New Roman"/>
+          <w:b/>
+          <w:bCs/>
+          <w:sz w:val="32"/>
+          <w:szCs w:val="32"/>
         </w:rPr>
         <w:t>Goal:</w:t>
       </w:r>
       <w:r>
         <w:rPr>
           <w:rFonts w:ascii="Times New Roman" w:hAnsi="Times New Roman" w:cs="Times New Roman"/>
-          <w:sz w:val="28"/>
-          <w:szCs w:val="28"/>
+          <w:sz w:val="32"/>
+          <w:szCs w:val="32"/>
         </w:rPr>
         <w:t xml:space="preserve"> Predict if a user falls into the "High Stress" category (Yes/No).</w:t>
       </w:r>
@@ -2957,25 +3520,25 @@
         <w:jc w:val="both"/>
         <w:rPr>
           <w:rFonts w:ascii="Times New Roman" w:hAnsi="Times New Roman" w:cs="Times New Roman"/>
-          <w:sz w:val="28"/>
-          <w:szCs w:val="28"/>
-        </w:rPr>
-      </w:pPr>
-      <w:r>
-        <w:rPr>
-          <w:rFonts w:ascii="Times New Roman" w:hAnsi="Times New Roman" w:cs="Times New Roman"/>
-          <w:b/>
-          <w:bCs/>
-          <w:sz w:val="28"/>
-          <w:szCs w:val="28"/>
+          <w:sz w:val="32"/>
+          <w:szCs w:val="32"/>
+        </w:rPr>
+      </w:pPr>
+      <w:r>
+        <w:rPr>
+          <w:rFonts w:ascii="Times New Roman" w:hAnsi="Times New Roman" w:cs="Times New Roman"/>
+          <w:b/>
+          <w:bCs/>
+          <w:sz w:val="32"/>
+          <w:szCs w:val="32"/>
         </w:rPr>
         <w:t>Model:</w:t>
       </w:r>
       <w:r>
         <w:rPr>
           <w:rFonts w:ascii="Times New Roman" w:hAnsi="Times New Roman" w:cs="Times New Roman"/>
-          <w:sz w:val="28"/>
-          <w:szCs w:val="28"/>
+          <w:sz w:val="32"/>
+          <w:szCs w:val="32"/>
         </w:rPr>
         <w:t xml:space="preserve"> Random Forest Classifier (an ensemble learning method utilizing multiple decision trees).</w:t>
       </w:r>
@@ -2991,25 +3554,25 @@
         <w:jc w:val="both"/>
         <w:rPr>
           <w:rFonts w:ascii="Times New Roman" w:hAnsi="Times New Roman" w:cs="Times New Roman"/>
-          <w:sz w:val="28"/>
-          <w:szCs w:val="28"/>
-        </w:rPr>
-      </w:pPr>
-      <w:r>
-        <w:rPr>
-          <w:rFonts w:ascii="Times New Roman" w:hAnsi="Times New Roman" w:cs="Times New Roman"/>
-          <w:b/>
-          <w:bCs/>
-          <w:sz w:val="28"/>
-          <w:szCs w:val="28"/>
+          <w:sz w:val="32"/>
+          <w:szCs w:val="32"/>
+        </w:rPr>
+      </w:pPr>
+      <w:r>
+        <w:rPr>
+          <w:rFonts w:ascii="Times New Roman" w:hAnsi="Times New Roman" w:cs="Times New Roman"/>
+          <w:b/>
+          <w:bCs/>
+          <w:sz w:val="32"/>
+          <w:szCs w:val="32"/>
         </w:rPr>
         <w:t>Features Used:</w:t>
       </w:r>
       <w:r>
         <w:rPr>
           <w:rFonts w:ascii="Times New Roman" w:hAnsi="Times New Roman" w:cs="Times New Roman"/>
-          <w:sz w:val="28"/>
-          <w:szCs w:val="28"/>
+          <w:sz w:val="32"/>
+          <w:szCs w:val="32"/>
         </w:rPr>
         <w:t xml:space="preserve"> Age, Gender, Occupation, Daily Phone Hours, Social Media Hours, Sleep Hours.</w:t>
       </w:r>
@@ -3037,24 +3600,23 @@
     </w:p>
     <w:p>
       <w:pPr>
-        <w:spacing w:after="0"/>
-        <w:jc w:val="both"/>
-        <w:rPr>
-          <w:rFonts w:ascii="Times New Roman" w:hAnsi="Times New Roman" w:cs="Times New Roman"/>
-          <w:sz w:val="28"/>
-          <w:szCs w:val="28"/>
-        </w:rPr>
-      </w:pPr>
-      <w:r>
-        <w:rPr>
-          <w:rFonts w:ascii="Times New Roman" w:hAnsi="Times New Roman" w:cs="Times New Roman"/>
-          <w:b/>
-          <w:bCs/>
-          <w:sz w:val="32"/>
-          <w:szCs w:val="32"/>
+        <w:jc w:val="center"/>
+        <w:rPr>
+          <w:rFonts w:ascii="Times New Roman" w:hAnsi="Times New Roman" w:cs="Times New Roman"/>
+          <w:sz w:val="36"/>
+          <w:szCs w:val="36"/>
+        </w:rPr>
+      </w:pPr>
+      <w:r>
+        <w:rPr>
+          <w:rFonts w:ascii="Times New Roman" w:hAnsi="Times New Roman" w:cs="Times New Roman"/>
+          <w:b/>
+          <w:bCs/>
+          <w:sz w:val="40"/>
+          <w:szCs w:val="40"/>
         </w:rPr>
         <w:lastRenderedPageBreak/>
-        <w:t>11. Model Evaluation:</w:t>
+        <w:t>11. Model Evaluation</w:t>
       </w:r>
     </w:p>
     <w:p>
@@ -3063,15 +3625,15 @@
         <w:jc w:val="both"/>
         <w:rPr>
           <w:rFonts w:ascii="Times New Roman" w:hAnsi="Times New Roman" w:cs="Times New Roman"/>
-          <w:sz w:val="28"/>
-          <w:szCs w:val="28"/>
-        </w:rPr>
-      </w:pPr>
-      <w:r>
-        <w:rPr>
-          <w:rFonts w:ascii="Times New Roman" w:hAnsi="Times New Roman" w:cs="Times New Roman"/>
-          <w:sz w:val="28"/>
-          <w:szCs w:val="28"/>
+          <w:sz w:val="32"/>
+          <w:szCs w:val="32"/>
+        </w:rPr>
+      </w:pPr>
+      <w:r>
+        <w:rPr>
+          <w:rFonts w:ascii="Times New Roman" w:hAnsi="Times New Roman" w:cs="Times New Roman"/>
+          <w:sz w:val="32"/>
+          <w:szCs w:val="32"/>
         </w:rPr>
         <w:t>Both predictive models were rigorously evaluated against the 20% validation test set:</w:t>
       </w:r>
@@ -3087,25 +3649,25 @@
         <w:jc w:val="both"/>
         <w:rPr>
           <w:rFonts w:ascii="Times New Roman" w:hAnsi="Times New Roman" w:cs="Times New Roman"/>
-          <w:sz w:val="28"/>
-          <w:szCs w:val="28"/>
-        </w:rPr>
-      </w:pPr>
-      <w:r>
-        <w:rPr>
-          <w:rFonts w:ascii="Times New Roman" w:hAnsi="Times New Roman" w:cs="Times New Roman"/>
-          <w:b/>
-          <w:bCs/>
-          <w:sz w:val="28"/>
-          <w:szCs w:val="28"/>
+          <w:sz w:val="32"/>
+          <w:szCs w:val="32"/>
+        </w:rPr>
+      </w:pPr>
+      <w:r>
+        <w:rPr>
+          <w:rFonts w:ascii="Times New Roman" w:hAnsi="Times New Roman" w:cs="Times New Roman"/>
+          <w:b/>
+          <w:bCs/>
+          <w:sz w:val="32"/>
+          <w:szCs w:val="32"/>
         </w:rPr>
         <w:t>Regression Model Evaluation:</w:t>
       </w:r>
       <w:r>
         <w:rPr>
           <w:rFonts w:ascii="Times New Roman" w:hAnsi="Times New Roman" w:cs="Times New Roman"/>
-          <w:sz w:val="28"/>
-          <w:szCs w:val="28"/>
+          <w:sz w:val="32"/>
+          <w:szCs w:val="32"/>
         </w:rPr>
         <w:t xml:space="preserve"> Evaluated using Mean Squared Error (MSE), which measures the average squared difference between estimated and actual values, and R-squared (R²), which indicates the proportion of variance in phone hours explained by the model's features.</w:t>
       </w:r>
@@ -3121,66 +3683,88 @@
         <w:jc w:val="both"/>
         <w:rPr>
           <w:rFonts w:ascii="Times New Roman" w:hAnsi="Times New Roman" w:cs="Times New Roman"/>
-          <w:sz w:val="28"/>
-          <w:szCs w:val="28"/>
-        </w:rPr>
-      </w:pPr>
-      <w:r>
-        <w:rPr>
-          <w:rFonts w:ascii="Times New Roman" w:hAnsi="Times New Roman" w:cs="Times New Roman"/>
-          <w:b/>
-          <w:bCs/>
-          <w:sz w:val="28"/>
-          <w:szCs w:val="28"/>
+          <w:sz w:val="32"/>
+          <w:szCs w:val="32"/>
+        </w:rPr>
+      </w:pPr>
+      <w:r>
+        <w:rPr>
+          <w:rFonts w:ascii="Times New Roman" w:hAnsi="Times New Roman" w:cs="Times New Roman"/>
+          <w:b/>
+          <w:bCs/>
+          <w:sz w:val="32"/>
+          <w:szCs w:val="32"/>
         </w:rPr>
         <w:t>Classification Model Evaluation:</w:t>
       </w:r>
       <w:r>
         <w:rPr>
           <w:rFonts w:ascii="Times New Roman" w:hAnsi="Times New Roman" w:cs="Times New Roman"/>
-          <w:sz w:val="28"/>
-          <w:szCs w:val="28"/>
+          <w:sz w:val="32"/>
+          <w:szCs w:val="32"/>
         </w:rPr>
         <w:t xml:space="preserve"> Evaluated using overall Accuracy (percentage of correct stress predictions), and a detailed Classification Report citing precision, recall, and f1-score for both stress classes.</w:t>
       </w:r>
     </w:p>
     <w:p>
       <w:pPr>
-        <w:spacing w:after="0" w:line="276" w:lineRule="auto"/>
-        <w:jc w:val="both"/>
-        <w:rPr>
-          <w:rFonts w:ascii="Times New Roman" w:hAnsi="Times New Roman" w:cs="Times New Roman"/>
-          <w:sz w:val="32"/>
-          <w:szCs w:val="32"/>
-        </w:rPr>
-      </w:pPr>
-      <w:r>
-        <w:rPr>
-          <w:rFonts w:ascii="Times New Roman" w:hAnsi="Times New Roman" w:cs="Times New Roman"/>
-          <w:b/>
-          <w:bCs/>
-          <w:sz w:val="32"/>
-          <w:szCs w:val="32"/>
-        </w:rPr>
-        <w:t>12. Data Visualization:</w:t>
-      </w:r>
-    </w:p>
-    <w:p>
-      <w:pPr>
-        <w:spacing w:after="0" w:line="276" w:lineRule="auto"/>
+        <w:rPr>
+          <w:rFonts w:ascii="Times New Roman" w:hAnsi="Times New Roman" w:cs="Times New Roman"/>
+          <w:b/>
+          <w:bCs/>
+          <w:sz w:val="32"/>
+          <w:szCs w:val="32"/>
+        </w:rPr>
+      </w:pPr>
+      <w:r>
+        <w:rPr>
+          <w:rFonts w:ascii="Times New Roman" w:hAnsi="Times New Roman" w:cs="Times New Roman"/>
+          <w:b/>
+          <w:bCs/>
+          <w:sz w:val="32"/>
+          <w:szCs w:val="32"/>
+        </w:rPr>
+        <w:br w:type="page"/>
+      </w:r>
+    </w:p>
+    <w:p>
+      <w:pPr>
+        <w:spacing w:line="276" w:lineRule="auto"/>
+        <w:jc w:val="center"/>
+        <w:rPr>
+          <w:rFonts w:ascii="Times New Roman" w:hAnsi="Times New Roman" w:cs="Times New Roman"/>
+          <w:sz w:val="40"/>
+          <w:szCs w:val="40"/>
+        </w:rPr>
+      </w:pPr>
+      <w:r>
+        <w:rPr>
+          <w:rFonts w:ascii="Times New Roman" w:hAnsi="Times New Roman" w:cs="Times New Roman"/>
+          <w:b/>
+          <w:bCs/>
+          <w:sz w:val="40"/>
+          <w:szCs w:val="40"/>
+        </w:rPr>
+        <w:lastRenderedPageBreak/>
+        <w:t>12. Data Visualization</w:t>
+      </w:r>
+    </w:p>
+    <w:p>
+      <w:pPr>
+        <w:spacing w:line="276" w:lineRule="auto"/>
         <w:ind w:firstLine="720"/>
         <w:jc w:val="both"/>
         <w:rPr>
           <w:rFonts w:ascii="Times New Roman" w:hAnsi="Times New Roman" w:cs="Times New Roman"/>
-          <w:sz w:val="28"/>
-          <w:szCs w:val="28"/>
-        </w:rPr>
-      </w:pPr>
-      <w:r>
-        <w:rPr>
-          <w:rFonts w:ascii="Times New Roman" w:hAnsi="Times New Roman" w:cs="Times New Roman"/>
-          <w:sz w:val="28"/>
-          <w:szCs w:val="28"/>
+          <w:sz w:val="32"/>
+          <w:szCs w:val="32"/>
+        </w:rPr>
+      </w:pPr>
+      <w:r>
+        <w:rPr>
+          <w:rFonts w:ascii="Times New Roman" w:hAnsi="Times New Roman" w:cs="Times New Roman"/>
+          <w:sz w:val="32"/>
+          <w:szCs w:val="32"/>
         </w:rPr>
         <w:t>Visual representations are crucial for digesting the processed data. The analysis script auto-generates five key charts:</w:t>
       </w:r>
@@ -3196,25 +3780,25 @@
         <w:jc w:val="both"/>
         <w:rPr>
           <w:rFonts w:ascii="Times New Roman" w:hAnsi="Times New Roman" w:cs="Times New Roman"/>
-          <w:sz w:val="28"/>
-          <w:szCs w:val="28"/>
-        </w:rPr>
-      </w:pPr>
-      <w:r>
-        <w:rPr>
-          <w:rFonts w:ascii="Times New Roman" w:hAnsi="Times New Roman" w:cs="Times New Roman"/>
-          <w:b/>
-          <w:bCs/>
-          <w:sz w:val="28"/>
-          <w:szCs w:val="28"/>
+          <w:sz w:val="32"/>
+          <w:szCs w:val="32"/>
+        </w:rPr>
+      </w:pPr>
+      <w:r>
+        <w:rPr>
+          <w:rFonts w:ascii="Times New Roman" w:hAnsi="Times New Roman" w:cs="Times New Roman"/>
+          <w:b/>
+          <w:bCs/>
+          <w:sz w:val="32"/>
+          <w:szCs w:val="32"/>
         </w:rPr>
         <w:t>Average Daily Phone Hours by Occupation (Pie Chart):</w:t>
       </w:r>
       <w:r>
         <w:rPr>
           <w:rFonts w:ascii="Times New Roman" w:hAnsi="Times New Roman" w:cs="Times New Roman"/>
-          <w:sz w:val="28"/>
-          <w:szCs w:val="28"/>
+          <w:sz w:val="32"/>
+          <w:szCs w:val="32"/>
         </w:rPr>
         <w:t xml:space="preserve"> Highlights which professions demand or encourage the most screen time.</w:t>
       </w:r>
@@ -3230,25 +3814,25 @@
         <w:jc w:val="both"/>
         <w:rPr>
           <w:rFonts w:ascii="Times New Roman" w:hAnsi="Times New Roman" w:cs="Times New Roman"/>
-          <w:sz w:val="28"/>
-          <w:szCs w:val="28"/>
-        </w:rPr>
-      </w:pPr>
-      <w:r>
-        <w:rPr>
-          <w:rFonts w:ascii="Times New Roman" w:hAnsi="Times New Roman" w:cs="Times New Roman"/>
-          <w:b/>
-          <w:bCs/>
-          <w:sz w:val="28"/>
-          <w:szCs w:val="28"/>
+          <w:sz w:val="32"/>
+          <w:szCs w:val="32"/>
+        </w:rPr>
+      </w:pPr>
+      <w:r>
+        <w:rPr>
+          <w:rFonts w:ascii="Times New Roman" w:hAnsi="Times New Roman" w:cs="Times New Roman"/>
+          <w:b/>
+          <w:bCs/>
+          <w:sz w:val="32"/>
+          <w:szCs w:val="32"/>
         </w:rPr>
         <w:t>Device Type Distribution (Bar Chart):</w:t>
       </w:r>
       <w:r>
         <w:rPr>
           <w:rFonts w:ascii="Times New Roman" w:hAnsi="Times New Roman" w:cs="Times New Roman"/>
-          <w:sz w:val="28"/>
-          <w:szCs w:val="28"/>
+          <w:sz w:val="32"/>
+          <w:szCs w:val="32"/>
         </w:rPr>
         <w:t xml:space="preserve"> Shows the prevalence of smartphones vs. laptops and tablets in everyday usage.</w:t>
       </w:r>
@@ -3264,25 +3848,25 @@
         <w:jc w:val="both"/>
         <w:rPr>
           <w:rFonts w:ascii="Times New Roman" w:hAnsi="Times New Roman" w:cs="Times New Roman"/>
-          <w:sz w:val="28"/>
-          <w:szCs w:val="28"/>
-        </w:rPr>
-      </w:pPr>
-      <w:r>
-        <w:rPr>
-          <w:rFonts w:ascii="Times New Roman" w:hAnsi="Times New Roman" w:cs="Times New Roman"/>
-          <w:b/>
-          <w:bCs/>
-          <w:sz w:val="28"/>
-          <w:szCs w:val="28"/>
+          <w:sz w:val="32"/>
+          <w:szCs w:val="32"/>
+        </w:rPr>
+      </w:pPr>
+      <w:r>
+        <w:rPr>
+          <w:rFonts w:ascii="Times New Roman" w:hAnsi="Times New Roman" w:cs="Times New Roman"/>
+          <w:b/>
+          <w:bCs/>
+          <w:sz w:val="32"/>
+          <w:szCs w:val="32"/>
         </w:rPr>
         <w:t>Trend of Daily Phone Hours by Age (Line Chart):</w:t>
       </w:r>
       <w:r>
         <w:rPr>
           <w:rFonts w:ascii="Times New Roman" w:hAnsi="Times New Roman" w:cs="Times New Roman"/>
-          <w:sz w:val="28"/>
-          <w:szCs w:val="28"/>
+          <w:sz w:val="32"/>
+          <w:szCs w:val="32"/>
         </w:rPr>
         <w:t xml:space="preserve"> Illustrates how screen time habits shift across different generational age brackets.</w:t>
       </w:r>
@@ -3298,25 +3882,25 @@
         <w:jc w:val="both"/>
         <w:rPr>
           <w:rFonts w:ascii="Times New Roman" w:hAnsi="Times New Roman" w:cs="Times New Roman"/>
-          <w:sz w:val="28"/>
-          <w:szCs w:val="28"/>
-        </w:rPr>
-      </w:pPr>
-      <w:r>
-        <w:rPr>
-          <w:rFonts w:ascii="Times New Roman" w:hAnsi="Times New Roman" w:cs="Times New Roman"/>
-          <w:b/>
-          <w:bCs/>
-          <w:sz w:val="28"/>
-          <w:szCs w:val="28"/>
+          <w:sz w:val="32"/>
+          <w:szCs w:val="32"/>
+        </w:rPr>
+      </w:pPr>
+      <w:r>
+        <w:rPr>
+          <w:rFonts w:ascii="Times New Roman" w:hAnsi="Times New Roman" w:cs="Times New Roman"/>
+          <w:b/>
+          <w:bCs/>
+          <w:sz w:val="32"/>
+          <w:szCs w:val="32"/>
         </w:rPr>
         <w:t>Correlation of Numerical Features (Heatmap):</w:t>
       </w:r>
       <w:r>
         <w:rPr>
           <w:rFonts w:ascii="Times New Roman" w:hAnsi="Times New Roman" w:cs="Times New Roman"/>
-          <w:sz w:val="28"/>
-          <w:szCs w:val="28"/>
+          <w:sz w:val="32"/>
+          <w:szCs w:val="32"/>
         </w:rPr>
         <w:t xml:space="preserve"> A color-coded matrix revealing strong statistical correlations (e.g., mapping inverse relationships like high screen time vs. low sleep).</w:t>
       </w:r>
@@ -3332,167 +3916,31 @@
         <w:jc w:val="both"/>
         <w:rPr>
           <w:rFonts w:ascii="Times New Roman" w:hAnsi="Times New Roman" w:cs="Times New Roman"/>
-          <w:sz w:val="28"/>
-          <w:szCs w:val="28"/>
-        </w:rPr>
-      </w:pPr>
-      <w:r>
-        <w:rPr>
-          <w:rFonts w:ascii="Times New Roman" w:hAnsi="Times New Roman" w:cs="Times New Roman"/>
-          <w:b/>
-          <w:bCs/>
-          <w:sz w:val="28"/>
-          <w:szCs w:val="28"/>
+          <w:sz w:val="32"/>
+          <w:szCs w:val="32"/>
+        </w:rPr>
+      </w:pPr>
+      <w:r>
+        <w:rPr>
+          <w:rFonts w:ascii="Times New Roman" w:hAnsi="Times New Roman" w:cs="Times New Roman"/>
+          <w:b/>
+          <w:bCs/>
+          <w:sz w:val="32"/>
+          <w:szCs w:val="32"/>
         </w:rPr>
         <w:t>High Stress Prediction (Confusion Matrix):</w:t>
       </w:r>
       <w:r>
         <w:rPr>
           <w:rFonts w:ascii="Times New Roman" w:hAnsi="Times New Roman" w:cs="Times New Roman"/>
-          <w:sz w:val="28"/>
-          <w:szCs w:val="28"/>
+          <w:sz w:val="32"/>
+          <w:szCs w:val="32"/>
         </w:rPr>
         <w:t xml:space="preserve"> A scorecard evaluating the Random Forest model, charting True Positives, True Negatives, False Positives, and False Negatives.</w:t>
       </w:r>
     </w:p>
     <w:p>
       <w:pPr>
-        <w:spacing w:after="0" w:line="276" w:lineRule="auto"/>
-        <w:jc w:val="both"/>
-        <w:rPr>
-          <w:rFonts w:ascii="Times New Roman" w:hAnsi="Times New Roman" w:cs="Times New Roman"/>
-          <w:sz w:val="32"/>
-          <w:szCs w:val="32"/>
-        </w:rPr>
-      </w:pPr>
-      <w:r>
-        <w:rPr>
-          <w:rFonts w:ascii="Times New Roman" w:hAnsi="Times New Roman" w:cs="Times New Roman"/>
-          <w:b/>
-          <w:bCs/>
-          <w:sz w:val="32"/>
-          <w:szCs w:val="32"/>
-        </w:rPr>
-        <w:t>13. Results &amp; Findings:</w:t>
-      </w:r>
-    </w:p>
-    <w:p>
-      <w:pPr>
-        <w:spacing w:after="0" w:line="276" w:lineRule="auto"/>
-        <w:jc w:val="both"/>
-        <w:rPr>
-          <w:rFonts w:ascii="Times New Roman" w:hAnsi="Times New Roman" w:cs="Times New Roman"/>
-          <w:sz w:val="28"/>
-          <w:szCs w:val="28"/>
-        </w:rPr>
-      </w:pPr>
-      <w:r>
-        <w:rPr>
-          <w:rFonts w:ascii="Times New Roman" w:hAnsi="Times New Roman" w:cs="Times New Roman"/>
-          <w:sz w:val="28"/>
-          <w:szCs w:val="28"/>
-        </w:rPr>
-        <w:t>The comprehensive analysis yielded several significant findings:</w:t>
-      </w:r>
-    </w:p>
-    <w:p>
-      <w:pPr>
-        <w:pStyle w:val="ListParagraph"/>
-        <w:numPr>
-          <w:ilvl w:val="0"/>
-          <w:numId w:val="11"/>
-        </w:numPr>
-        <w:spacing w:after="0" w:line="276" w:lineRule="auto"/>
-        <w:jc w:val="both"/>
-        <w:rPr>
-          <w:rFonts w:ascii="Times New Roman" w:hAnsi="Times New Roman" w:cs="Times New Roman"/>
-          <w:sz w:val="28"/>
-          <w:szCs w:val="28"/>
-        </w:rPr>
-      </w:pPr>
-      <w:r>
-        <w:rPr>
-          <w:rFonts w:ascii="Times New Roman" w:hAnsi="Times New Roman" w:cs="Times New Roman"/>
-          <w:sz w:val="28"/>
-          <w:szCs w:val="28"/>
-        </w:rPr>
-        <w:t>Individuals in specific occupations (often tech or corporate-aligned) exhibit substantially higher daily screen times.</w:t>
-      </w:r>
-    </w:p>
-    <w:p>
-      <w:pPr>
-        <w:pStyle w:val="ListParagraph"/>
-        <w:numPr>
-          <w:ilvl w:val="0"/>
-          <w:numId w:val="11"/>
-        </w:numPr>
-        <w:spacing w:after="0" w:line="276" w:lineRule="auto"/>
-        <w:jc w:val="both"/>
-        <w:rPr>
-          <w:rFonts w:ascii="Times New Roman" w:hAnsi="Times New Roman" w:cs="Times New Roman"/>
-          <w:sz w:val="28"/>
-          <w:szCs w:val="28"/>
-        </w:rPr>
-      </w:pPr>
-      <w:r>
-        <w:rPr>
-          <w:rFonts w:ascii="Times New Roman" w:hAnsi="Times New Roman" w:cs="Times New Roman"/>
-          <w:sz w:val="28"/>
-          <w:szCs w:val="28"/>
-        </w:rPr>
-        <w:t>There is a distinct, observable inverse correlation between high screen time/social media usage and average sleep hours.</w:t>
-      </w:r>
-    </w:p>
-    <w:p>
-      <w:pPr>
-        <w:pStyle w:val="ListParagraph"/>
-        <w:numPr>
-          <w:ilvl w:val="0"/>
-          <w:numId w:val="11"/>
-        </w:numPr>
-        <w:spacing w:after="0" w:line="276" w:lineRule="auto"/>
-        <w:jc w:val="both"/>
-        <w:rPr>
-          <w:rFonts w:ascii="Times New Roman" w:hAnsi="Times New Roman" w:cs="Times New Roman"/>
-          <w:sz w:val="28"/>
-          <w:szCs w:val="28"/>
-        </w:rPr>
-      </w:pPr>
-      <w:r>
-        <w:rPr>
-          <w:rFonts w:ascii="Times New Roman" w:hAnsi="Times New Roman" w:cs="Times New Roman"/>
-          <w:sz w:val="28"/>
-          <w:szCs w:val="28"/>
-        </w:rPr>
-        <w:t>Elevated stress levels are prevalent among users who sacrifice sleep for extended phone usage.</w:t>
-      </w:r>
-    </w:p>
-    <w:p>
-      <w:pPr>
-        <w:pStyle w:val="ListParagraph"/>
-        <w:numPr>
-          <w:ilvl w:val="0"/>
-          <w:numId w:val="11"/>
-        </w:numPr>
-        <w:spacing w:line="276" w:lineRule="auto"/>
-        <w:jc w:val="both"/>
-        <w:rPr>
-          <w:rFonts w:ascii="Times New Roman" w:hAnsi="Times New Roman" w:cs="Times New Roman"/>
-          <w:sz w:val="28"/>
-          <w:szCs w:val="28"/>
-        </w:rPr>
-      </w:pPr>
-      <w:r>
-        <w:rPr>
-          <w:rFonts w:ascii="Times New Roman" w:hAnsi="Times New Roman" w:cs="Times New Roman"/>
-          <w:sz w:val="28"/>
-          <w:szCs w:val="28"/>
-        </w:rPr>
-        <w:t>The Random Forest model proved capable of establishing a baseline prediction for high-stress individuals based solely on their demographic data and digital habits.</w:t>
-      </w:r>
-    </w:p>
-    <w:p>
-      <w:pPr>
         <w:rPr>
           <w:rFonts w:ascii="Times New Roman" w:hAnsi="Times New Roman" w:cs="Times New Roman"/>
           <w:b/>
@@ -3514,14 +3962,13 @@
     </w:p>
     <w:p>
       <w:pPr>
-        <w:spacing w:after="0"/>
-        <w:jc w:val="both"/>
-        <w:rPr>
-          <w:rFonts w:ascii="Times New Roman" w:hAnsi="Times New Roman" w:cs="Times New Roman"/>
-          <w:b/>
-          <w:bCs/>
-          <w:sz w:val="28"/>
-          <w:szCs w:val="28"/>
+        <w:jc w:val="center"/>
+        <w:rPr>
+          <w:rFonts w:ascii="Times New Roman" w:hAnsi="Times New Roman" w:cs="Times New Roman"/>
+          <w:b/>
+          <w:bCs/>
+          <w:sz w:val="32"/>
+          <w:szCs w:val="32"/>
         </w:rPr>
       </w:pPr>
       <w:r>
@@ -3533,611 +3980,7 @@
           <w:szCs w:val="32"/>
         </w:rPr>
         <w:lastRenderedPageBreak/>
-        <w:t>14. Conclusion:</w:t>
-      </w:r>
-    </w:p>
-    <w:p>
-      <w:pPr>
-        <w:spacing w:line="276" w:lineRule="auto"/>
-        <w:ind w:firstLine="720"/>
-        <w:jc w:val="both"/>
-        <w:rPr>
-          <w:rFonts w:ascii="Times New Roman" w:hAnsi="Times New Roman" w:cs="Times New Roman"/>
-          <w:sz w:val="28"/>
-          <w:szCs w:val="28"/>
-        </w:rPr>
-      </w:pPr>
-      <w:r>
-        <w:rPr>
-          <w:rFonts w:ascii="Times New Roman" w:hAnsi="Times New Roman" w:cs="Times New Roman"/>
-          <w:sz w:val="28"/>
-          <w:szCs w:val="28"/>
-        </w:rPr>
-        <w:t>This project successfully demonstrates the profound impact digital consumption has on modern well-being. By automating the EDA process and applying predictive modeling, the analysis transitions from merely observing data to actively identifying behavioral risk factors. The findings suggest that monitoring and managing daily screen time can be a viable strategy for improving sleep quality and reducing overall stress.</w:t>
-      </w:r>
-    </w:p>
-    <w:p>
-      <w:pPr>
-        <w:spacing w:after="0" w:line="276" w:lineRule="auto"/>
-        <w:jc w:val="both"/>
-        <w:rPr>
-          <w:rFonts w:ascii="Times New Roman" w:hAnsi="Times New Roman" w:cs="Times New Roman"/>
-          <w:sz w:val="32"/>
-          <w:szCs w:val="32"/>
-        </w:rPr>
-      </w:pPr>
-      <w:r>
-        <w:rPr>
-          <w:rFonts w:ascii="Times New Roman" w:hAnsi="Times New Roman" w:cs="Times New Roman"/>
-          <w:b/>
-          <w:bCs/>
-          <w:sz w:val="32"/>
-          <w:szCs w:val="32"/>
-        </w:rPr>
-        <w:t>15. Future Scope</w:t>
-      </w:r>
-      <w:r>
-        <w:rPr>
-          <w:rFonts w:ascii="Times New Roman" w:hAnsi="Times New Roman" w:cs="Times New Roman"/>
-          <w:b/>
-          <w:bCs/>
-          <w:sz w:val="32"/>
-          <w:szCs w:val="32"/>
-        </w:rPr>
-        <w:t>:</w:t>
-      </w:r>
-    </w:p>
-    <w:p>
-      <w:pPr>
-        <w:spacing w:after="0" w:line="276" w:lineRule="auto"/>
-        <w:ind w:firstLine="360"/>
-        <w:jc w:val="both"/>
-        <w:rPr>
-          <w:rFonts w:ascii="Times New Roman" w:hAnsi="Times New Roman" w:cs="Times New Roman"/>
-          <w:sz w:val="28"/>
-          <w:szCs w:val="28"/>
-        </w:rPr>
-      </w:pPr>
-      <w:r>
-        <w:rPr>
-          <w:rFonts w:ascii="Times New Roman" w:hAnsi="Times New Roman" w:cs="Times New Roman"/>
-          <w:sz w:val="28"/>
-          <w:szCs w:val="28"/>
-        </w:rPr>
-        <w:t>While current models provide valuable baseline predictions, future iterations of this project could be enhanced by:</w:t>
-      </w:r>
-    </w:p>
-    <w:p>
-      <w:pPr>
-        <w:pStyle w:val="ListParagraph"/>
-        <w:numPr>
-          <w:ilvl w:val="0"/>
-          <w:numId w:val="12"/>
-        </w:numPr>
-        <w:spacing w:after="0" w:line="276" w:lineRule="auto"/>
-        <w:jc w:val="both"/>
-        <w:rPr>
-          <w:rFonts w:ascii="Times New Roman" w:hAnsi="Times New Roman" w:cs="Times New Roman"/>
-          <w:sz w:val="28"/>
-          <w:szCs w:val="28"/>
-        </w:rPr>
-      </w:pPr>
-      <w:r>
-        <w:rPr>
-          <w:rFonts w:ascii="Times New Roman" w:hAnsi="Times New Roman" w:cs="Times New Roman"/>
-          <w:sz w:val="28"/>
-          <w:szCs w:val="28"/>
-        </w:rPr>
-        <w:t>Integrating real-time API data from social media platforms or screen-time tracking apps.</w:t>
-      </w:r>
-    </w:p>
-    <w:p>
-      <w:pPr>
-        <w:pStyle w:val="ListParagraph"/>
-        <w:numPr>
-          <w:ilvl w:val="0"/>
-          <w:numId w:val="12"/>
-        </w:numPr>
-        <w:spacing w:after="0" w:line="276" w:lineRule="auto"/>
-        <w:jc w:val="both"/>
-        <w:rPr>
-          <w:rFonts w:ascii="Times New Roman" w:hAnsi="Times New Roman" w:cs="Times New Roman"/>
-          <w:sz w:val="28"/>
-          <w:szCs w:val="28"/>
-        </w:rPr>
-      </w:pPr>
-      <w:r>
-        <w:rPr>
-          <w:rFonts w:ascii="Times New Roman" w:hAnsi="Times New Roman" w:cs="Times New Roman"/>
-          <w:sz w:val="28"/>
-          <w:szCs w:val="28"/>
-        </w:rPr>
-        <w:t>Applying more advanced Deep Learning models (e.g., Neural Networks) for higher accuracy stress prediction.</w:t>
-      </w:r>
-    </w:p>
-    <w:p>
-      <w:pPr>
-        <w:pStyle w:val="ListParagraph"/>
-        <w:numPr>
-          <w:ilvl w:val="0"/>
-          <w:numId w:val="12"/>
-        </w:numPr>
-        <w:spacing w:after="0" w:line="276" w:lineRule="auto"/>
-        <w:jc w:val="both"/>
-        <w:rPr>
-          <w:rFonts w:ascii="Times New Roman" w:hAnsi="Times New Roman" w:cs="Times New Roman"/>
-          <w:sz w:val="28"/>
-          <w:szCs w:val="28"/>
-        </w:rPr>
-      </w:pPr>
-      <w:r>
-        <w:rPr>
-          <w:rFonts w:ascii="Times New Roman" w:hAnsi="Times New Roman" w:cs="Times New Roman"/>
-          <w:sz w:val="28"/>
-          <w:szCs w:val="28"/>
-        </w:rPr>
-        <w:t>Expanding the dataset geographically and culturally to account for divergent global digital habits.</w:t>
-      </w:r>
-    </w:p>
-    <w:p>
-      <w:pPr>
-        <w:pStyle w:val="ListParagraph"/>
-        <w:numPr>
-          <w:ilvl w:val="0"/>
-          <w:numId w:val="12"/>
-        </w:numPr>
-        <w:spacing w:line="276" w:lineRule="auto"/>
-        <w:jc w:val="both"/>
-        <w:rPr>
-          <w:rFonts w:ascii="Times New Roman" w:hAnsi="Times New Roman" w:cs="Times New Roman"/>
-          <w:sz w:val="28"/>
-          <w:szCs w:val="28"/>
-        </w:rPr>
-      </w:pPr>
-      <w:r>
-        <w:rPr>
-          <w:rFonts w:ascii="Times New Roman" w:hAnsi="Times New Roman" w:cs="Times New Roman"/>
-          <w:sz w:val="28"/>
-          <w:szCs w:val="28"/>
-        </w:rPr>
-        <w:t>Creating a dynamic web dashboard (e.g., utilizing Streamlit or Dash) to replace the command-line interface, offering interactive visualizations for non-technical users.</w:t>
-      </w:r>
-    </w:p>
-    <w:p>
-      <w:pPr>
-        <w:spacing w:line="276" w:lineRule="auto"/>
-        <w:jc w:val="both"/>
-        <w:rPr>
-          <w:rFonts w:ascii="Times New Roman" w:hAnsi="Times New Roman" w:cs="Times New Roman"/>
-          <w:sz w:val="32"/>
-          <w:szCs w:val="32"/>
-        </w:rPr>
-      </w:pPr>
-      <w:r>
-        <w:rPr>
-          <w:rFonts w:ascii="Times New Roman" w:hAnsi="Times New Roman" w:cs="Times New Roman"/>
-          <w:b/>
-          <w:bCs/>
-          <w:sz w:val="32"/>
-          <w:szCs w:val="32"/>
-        </w:rPr>
-        <w:t>16. References</w:t>
-      </w:r>
-      <w:r>
-        <w:rPr>
-          <w:rFonts w:ascii="Times New Roman" w:hAnsi="Times New Roman" w:cs="Times New Roman"/>
-          <w:b/>
-          <w:bCs/>
-          <w:sz w:val="32"/>
-          <w:szCs w:val="32"/>
-        </w:rPr>
-        <w:t>:</w:t>
-      </w:r>
-    </w:p>
-    <w:tbl>
-      <w:tblPr>
-        <w:tblStyle w:val="TableGrid"/>
-        <w:tblW w:w="0" w:type="auto"/>
-        <w:tblLook w:val="04A0" w:firstRow="1" w:lastRow="0" w:firstColumn="1" w:lastColumn="0" w:noHBand="0" w:noVBand="1"/>
-      </w:tblPr>
-      <w:tblGrid>
-        <w:gridCol w:w="5547"/>
-        <w:gridCol w:w="4909"/>
-      </w:tblGrid>
-      <w:tr>
-        <w:trPr>
-          <w:trHeight w:val="504"/>
-        </w:trPr>
-        <w:tc>
-          <w:tcPr>
-            <w:tcW w:w="5702" w:type="dxa"/>
-            <w:vAlign w:val="center"/>
-          </w:tcPr>
-          <w:p>
-            <w:pPr>
-              <w:jc w:val="center"/>
-              <w:rPr>
-                <w:rFonts w:ascii="Times New Roman" w:hAnsi="Times New Roman" w:cs="Times New Roman"/>
-                <w:sz w:val="32"/>
-                <w:szCs w:val="32"/>
-              </w:rPr>
-            </w:pPr>
-            <w:r>
-              <w:rPr>
-                <w:rFonts w:ascii="Times New Roman" w:hAnsi="Times New Roman" w:cs="Times New Roman"/>
-                <w:b/>
-                <w:bCs/>
-                <w:sz w:val="32"/>
-                <w:szCs w:val="32"/>
-              </w:rPr>
-              <w:t>Description</w:t>
-            </w:r>
-          </w:p>
-        </w:tc>
-        <w:tc>
-          <w:tcPr>
-            <w:tcW w:w="4754" w:type="dxa"/>
-            <w:vAlign w:val="center"/>
-          </w:tcPr>
-          <w:p>
-            <w:pPr>
-              <w:jc w:val="center"/>
-              <w:rPr>
-                <w:rFonts w:ascii="Times New Roman" w:hAnsi="Times New Roman" w:cs="Times New Roman"/>
-                <w:sz w:val="32"/>
-                <w:szCs w:val="32"/>
-              </w:rPr>
-            </w:pPr>
-            <w:r>
-              <w:rPr>
-                <w:rFonts w:ascii="Times New Roman" w:hAnsi="Times New Roman" w:cs="Times New Roman"/>
-                <w:b/>
-                <w:bCs/>
-                <w:sz w:val="32"/>
-                <w:szCs w:val="32"/>
-              </w:rPr>
-              <w:t>Link</w:t>
-            </w:r>
-          </w:p>
-        </w:tc>
-      </w:tr>
-      <w:tr>
-        <w:trPr>
-          <w:trHeight w:val="504"/>
-        </w:trPr>
-        <w:tc>
-          <w:tcPr>
-            <w:tcW w:w="5702" w:type="dxa"/>
-            <w:vAlign w:val="center"/>
-          </w:tcPr>
-          <w:p>
-            <w:pPr>
-              <w:rPr>
-                <w:rFonts w:ascii="Times New Roman" w:hAnsi="Times New Roman" w:cs="Times New Roman"/>
-                <w:b/>
-                <w:bCs/>
-                <w:sz w:val="28"/>
-                <w:szCs w:val="28"/>
-              </w:rPr>
-            </w:pPr>
-            <w:r>
-              <w:rPr>
-                <w:rFonts w:ascii="Times New Roman" w:hAnsi="Times New Roman" w:cs="Times New Roman"/>
-                <w:b/>
-                <w:bCs/>
-                <w:sz w:val="28"/>
-                <w:szCs w:val="28"/>
-              </w:rPr>
-              <w:t>Pandas (Data Manipulation</w:t>
-            </w:r>
-          </w:p>
-        </w:tc>
-        <w:tc>
-          <w:tcPr>
-            <w:tcW w:w="4754" w:type="dxa"/>
-            <w:vAlign w:val="center"/>
-          </w:tcPr>
-          <w:p>
-            <w:pPr>
-              <w:rPr>
-                <w:rFonts w:ascii="Times New Roman" w:hAnsi="Times New Roman" w:cs="Times New Roman"/>
-                <w:sz w:val="28"/>
-                <w:szCs w:val="28"/>
-              </w:rPr>
-            </w:pPr>
-            <w:hyperlink r:id="rId9" w:history="1">
-              <w:r>
-                <w:rPr>
-                  <w:rStyle w:val="Hyperlink"/>
-                  <w:rFonts w:ascii="Times New Roman" w:hAnsi="Times New Roman" w:cs="Times New Roman"/>
-                  <w:sz w:val="28"/>
-                  <w:szCs w:val="28"/>
-                </w:rPr>
-                <w:t>https://pandas.pydata.org/docs/</w:t>
-              </w:r>
-            </w:hyperlink>
-          </w:p>
-        </w:tc>
-      </w:tr>
-      <w:tr>
-        <w:trPr>
-          <w:trHeight w:val="504"/>
-        </w:trPr>
-        <w:tc>
-          <w:tcPr>
-            <w:tcW w:w="5702" w:type="dxa"/>
-            <w:vAlign w:val="center"/>
-          </w:tcPr>
-          <w:p>
-            <w:pPr>
-              <w:rPr>
-                <w:rFonts w:ascii="Times New Roman" w:hAnsi="Times New Roman" w:cs="Times New Roman"/>
-                <w:b/>
-                <w:bCs/>
-                <w:sz w:val="28"/>
-                <w:szCs w:val="28"/>
-              </w:rPr>
-            </w:pPr>
-            <w:r>
-              <w:rPr>
-                <w:rFonts w:ascii="Times New Roman" w:hAnsi="Times New Roman" w:cs="Times New Roman"/>
-                <w:b/>
-                <w:bCs/>
-                <w:sz w:val="28"/>
-                <w:szCs w:val="28"/>
-              </w:rPr>
-              <w:t>NumPy (Numerical Computing)</w:t>
-            </w:r>
-          </w:p>
-        </w:tc>
-        <w:tc>
-          <w:tcPr>
-            <w:tcW w:w="4754" w:type="dxa"/>
-            <w:vAlign w:val="center"/>
-          </w:tcPr>
-          <w:p>
-            <w:pPr>
-              <w:rPr>
-                <w:rFonts w:ascii="Times New Roman" w:hAnsi="Times New Roman" w:cs="Times New Roman"/>
-                <w:sz w:val="28"/>
-                <w:szCs w:val="28"/>
-              </w:rPr>
-            </w:pPr>
-            <w:hyperlink r:id="rId10" w:history="1">
-              <w:r>
-                <w:rPr>
-                  <w:rStyle w:val="Hyperlink"/>
-                  <w:rFonts w:ascii="Times New Roman" w:hAnsi="Times New Roman" w:cs="Times New Roman"/>
-                  <w:sz w:val="28"/>
-                  <w:szCs w:val="28"/>
-                </w:rPr>
-                <w:t>https://numpy.org/doc/</w:t>
-              </w:r>
-            </w:hyperlink>
-          </w:p>
-        </w:tc>
-      </w:tr>
-      <w:tr>
-        <w:trPr>
-          <w:trHeight w:val="504"/>
-        </w:trPr>
-        <w:tc>
-          <w:tcPr>
-            <w:tcW w:w="5702" w:type="dxa"/>
-            <w:vAlign w:val="center"/>
-          </w:tcPr>
-          <w:p>
-            <w:pPr>
-              <w:rPr>
-                <w:rFonts w:ascii="Times New Roman" w:hAnsi="Times New Roman" w:cs="Times New Roman"/>
-                <w:b/>
-                <w:bCs/>
-                <w:sz w:val="28"/>
-                <w:szCs w:val="28"/>
-              </w:rPr>
-            </w:pPr>
-            <w:r>
-              <w:rPr>
-                <w:rFonts w:ascii="Times New Roman" w:hAnsi="Times New Roman" w:cs="Times New Roman"/>
-                <w:b/>
-                <w:bCs/>
-                <w:sz w:val="28"/>
-                <w:szCs w:val="28"/>
-              </w:rPr>
-              <w:t>Matplotlib (Data Visualization)</w:t>
-            </w:r>
-          </w:p>
-        </w:tc>
-        <w:tc>
-          <w:tcPr>
-            <w:tcW w:w="4754" w:type="dxa"/>
-            <w:vAlign w:val="center"/>
-          </w:tcPr>
-          <w:p>
-            <w:pPr>
-              <w:rPr>
-                <w:rFonts w:ascii="Times New Roman" w:hAnsi="Times New Roman" w:cs="Times New Roman"/>
-                <w:sz w:val="28"/>
-                <w:szCs w:val="28"/>
-              </w:rPr>
-            </w:pPr>
-            <w:hyperlink r:id="rId11" w:history="1">
-              <w:r>
-                <w:rPr>
-                  <w:rStyle w:val="Hyperlink"/>
-                  <w:rFonts w:ascii="Times New Roman" w:hAnsi="Times New Roman" w:cs="Times New Roman"/>
-                  <w:sz w:val="28"/>
-                  <w:szCs w:val="28"/>
-                </w:rPr>
-                <w:t>https://matplotlib.org/stable/contents.html</w:t>
-              </w:r>
-            </w:hyperlink>
-          </w:p>
-        </w:tc>
-      </w:tr>
-      <w:tr>
-        <w:trPr>
-          <w:trHeight w:val="504"/>
-        </w:trPr>
-        <w:tc>
-          <w:tcPr>
-            <w:tcW w:w="5702" w:type="dxa"/>
-            <w:vAlign w:val="center"/>
-          </w:tcPr>
-          <w:p>
-            <w:pPr>
-              <w:rPr>
-                <w:rFonts w:ascii="Times New Roman" w:hAnsi="Times New Roman" w:cs="Times New Roman"/>
-                <w:b/>
-                <w:bCs/>
-                <w:sz w:val="28"/>
-                <w:szCs w:val="28"/>
-              </w:rPr>
-            </w:pPr>
-            <w:r>
-              <w:rPr>
-                <w:rFonts w:ascii="Times New Roman" w:hAnsi="Times New Roman" w:cs="Times New Roman"/>
-                <w:b/>
-                <w:bCs/>
-                <w:sz w:val="28"/>
-                <w:szCs w:val="28"/>
-              </w:rPr>
-              <w:t>Seaborn (Statistical Data Visualization)</w:t>
-            </w:r>
-          </w:p>
-        </w:tc>
-        <w:tc>
-          <w:tcPr>
-            <w:tcW w:w="4754" w:type="dxa"/>
-            <w:vAlign w:val="center"/>
-          </w:tcPr>
-          <w:p>
-            <w:pPr>
-              <w:rPr>
-                <w:rFonts w:ascii="Times New Roman" w:hAnsi="Times New Roman" w:cs="Times New Roman"/>
-                <w:sz w:val="28"/>
-                <w:szCs w:val="28"/>
-              </w:rPr>
-            </w:pPr>
-            <w:hyperlink r:id="rId12" w:history="1">
-              <w:r>
-                <w:rPr>
-                  <w:rStyle w:val="Hyperlink"/>
-                  <w:rFonts w:ascii="Times New Roman" w:hAnsi="Times New Roman" w:cs="Times New Roman"/>
-                  <w:sz w:val="28"/>
-                  <w:szCs w:val="28"/>
-                </w:rPr>
-                <w:t>https://seaborn.pydata.org/</w:t>
-              </w:r>
-            </w:hyperlink>
-          </w:p>
-        </w:tc>
-      </w:tr>
-      <w:tr>
-        <w:trPr>
-          <w:trHeight w:val="504"/>
-        </w:trPr>
-        <w:tc>
-          <w:tcPr>
-            <w:tcW w:w="5702" w:type="dxa"/>
-            <w:vAlign w:val="center"/>
-          </w:tcPr>
-          <w:p>
-            <w:pPr>
-              <w:rPr>
-                <w:rFonts w:ascii="Times New Roman" w:hAnsi="Times New Roman" w:cs="Times New Roman"/>
-                <w:b/>
-                <w:bCs/>
-                <w:sz w:val="28"/>
-                <w:szCs w:val="28"/>
-              </w:rPr>
-            </w:pPr>
-            <w:r>
-              <w:rPr>
-                <w:rFonts w:ascii="Times New Roman" w:hAnsi="Times New Roman" w:cs="Times New Roman"/>
-                <w:b/>
-                <w:bCs/>
-                <w:sz w:val="28"/>
-                <w:szCs w:val="28"/>
-              </w:rPr>
-              <w:t>Scikit-Learn (Machine Learning)</w:t>
-            </w:r>
-          </w:p>
-        </w:tc>
-        <w:tc>
-          <w:tcPr>
-            <w:tcW w:w="4754" w:type="dxa"/>
-            <w:vAlign w:val="center"/>
-          </w:tcPr>
-          <w:p>
-            <w:pPr>
-              <w:rPr>
-                <w:rFonts w:ascii="Times New Roman" w:hAnsi="Times New Roman" w:cs="Times New Roman"/>
-                <w:sz w:val="28"/>
-                <w:szCs w:val="28"/>
-              </w:rPr>
-            </w:pPr>
-            <w:hyperlink r:id="rId13" w:history="1">
-              <w:r>
-                <w:rPr>
-                  <w:rStyle w:val="Hyperlink"/>
-                  <w:rFonts w:ascii="Times New Roman" w:hAnsi="Times New Roman" w:cs="Times New Roman"/>
-                  <w:sz w:val="28"/>
-                  <w:szCs w:val="28"/>
-                </w:rPr>
-                <w:t>https://scikit-learn.org/stable/</w:t>
-              </w:r>
-            </w:hyperlink>
-          </w:p>
-        </w:tc>
-      </w:tr>
-    </w:tbl>
-    <w:p>
-      <w:pPr>
-        <w:rPr>
-          <w:rFonts w:ascii="Times New Roman" w:hAnsi="Times New Roman" w:cs="Times New Roman"/>
-          <w:sz w:val="28"/>
-          <w:szCs w:val="28"/>
-        </w:rPr>
-      </w:pPr>
-    </w:p>
-    <w:p>
-      <w:pPr>
-        <w:rPr>
-          <w:rFonts w:ascii="Times New Roman" w:hAnsi="Times New Roman" w:cs="Times New Roman"/>
-          <w:sz w:val="28"/>
-          <w:szCs w:val="28"/>
-        </w:rPr>
-      </w:pPr>
-      <w:r>
-        <w:rPr>
-          <w:rFonts w:ascii="Times New Roman" w:hAnsi="Times New Roman" w:cs="Times New Roman"/>
-          <w:sz w:val="28"/>
-          <w:szCs w:val="28"/>
-        </w:rPr>
-        <w:br w:type="page"/>
-      </w:r>
-    </w:p>
-    <w:p>
-      <w:pPr>
-        <w:rPr>
-          <w:rFonts w:ascii="Times New Roman" w:hAnsi="Times New Roman" w:cs="Times New Roman"/>
-          <w:b/>
-          <w:bCs/>
-          <w:sz w:val="32"/>
-          <w:szCs w:val="32"/>
-        </w:rPr>
-      </w:pPr>
-      <w:r>
-        <w:rPr>
-          <w:rFonts w:ascii="Times New Roman" w:hAnsi="Times New Roman" w:cs="Times New Roman"/>
-          <w:b/>
-          <w:bCs/>
-          <w:sz w:val="32"/>
-          <w:szCs w:val="32"/>
-        </w:rPr>
-        <w:lastRenderedPageBreak/>
-        <w:t>1). Average Daily Phone Hours by Occupation:</w:t>
+        <w:t>1). Average Daily Phone Hours by Occupation</w:t>
       </w:r>
     </w:p>
     <w:p>
@@ -4157,7 +4000,7 @@
           <w:szCs w:val="28"/>
         </w:rPr>
         <w:drawing>
-          <wp:inline distT="0" distB="0" distL="0" distR="0" wp14:anchorId="2B2F3274" wp14:editId="79998400">
+          <wp:inline distT="0" distB="0" distL="0" distR="0" wp14:anchorId="719F92DC" wp14:editId="11D1E4AE">
             <wp:extent cx="6645910" cy="6645910"/>
             <wp:effectExtent l="19050" t="19050" r="21590" b="21590"/>
             <wp:docPr id="787813787" name="Picture 2"/>
@@ -4172,7 +4015,7 @@
                     <pic:cNvPicPr/>
                   </pic:nvPicPr>
                   <pic:blipFill>
-                    <a:blip r:embed="rId14">
+                    <a:blip r:embed="rId9">
                       <a:extLst>
                         <a:ext uri="{28A0092B-C50C-407E-A947-70E740481C1C}">
                           <a14:useLocalDpi xmlns:a14="http://schemas.microsoft.com/office/drawing/2010/main" val="0"/>
@@ -4223,6 +4066,7 @@
     </w:p>
     <w:p>
       <w:pPr>
+        <w:jc w:val="center"/>
         <w:rPr>
           <w:rFonts w:ascii="Times New Roman" w:hAnsi="Times New Roman" w:cs="Times New Roman"/>
           <w:b/>
@@ -4240,7 +4084,7 @@
           <w:szCs w:val="32"/>
         </w:rPr>
         <w:lastRenderedPageBreak/>
-        <w:t>2). Device Type Distribution:</w:t>
+        <w:t>2). Device Type Distribution</w:t>
       </w:r>
     </w:p>
     <w:p>
@@ -4260,7 +4104,7 @@
           <w:szCs w:val="28"/>
         </w:rPr>
         <w:drawing>
-          <wp:inline distT="0" distB="0" distL="0" distR="0" wp14:anchorId="6F9C4E40" wp14:editId="349E431B">
+          <wp:inline distT="0" distB="0" distL="0" distR="0" wp14:anchorId="3C3EAA46" wp14:editId="4B1708B6">
             <wp:extent cx="6645910" cy="3322955"/>
             <wp:effectExtent l="19050" t="19050" r="21590" b="10795"/>
             <wp:docPr id="1504687971" name="Picture 3"/>
@@ -4275,7 +4119,7 @@
                     <pic:cNvPicPr/>
                   </pic:nvPicPr>
                   <pic:blipFill>
-                    <a:blip r:embed="rId15">
+                    <a:blip r:embed="rId10">
                       <a:extLst>
                         <a:ext uri="{28A0092B-C50C-407E-A947-70E740481C1C}">
                           <a14:useLocalDpi xmlns:a14="http://schemas.microsoft.com/office/drawing/2010/main" val="0"/>
@@ -4325,17 +4169,30 @@
           <w:sz w:val="32"/>
           <w:szCs w:val="32"/>
         </w:rPr>
-        <w:t xml:space="preserve">3). </w:t>
-      </w:r>
-      <w:r>
-        <w:rPr>
-          <w:rFonts w:ascii="Times New Roman" w:hAnsi="Times New Roman" w:cs="Times New Roman"/>
-          <w:b/>
-          <w:bCs/>
-          <w:sz w:val="32"/>
-          <w:szCs w:val="32"/>
-        </w:rPr>
-        <w:t>Trend of Daily Phone Hours by Age:</w:t>
+        <w:br w:type="page"/>
+      </w:r>
+    </w:p>
+    <w:p>
+      <w:pPr>
+        <w:jc w:val="center"/>
+        <w:rPr>
+          <w:rFonts w:ascii="Times New Roman" w:hAnsi="Times New Roman" w:cs="Times New Roman"/>
+          <w:b/>
+          <w:bCs/>
+          <w:sz w:val="32"/>
+          <w:szCs w:val="32"/>
+        </w:rPr>
+      </w:pPr>
+      <w:r>
+        <w:rPr>
+          <w:rFonts w:ascii="Times New Roman" w:hAnsi="Times New Roman" w:cs="Times New Roman"/>
+          <w:b/>
+          <w:bCs/>
+          <w:sz w:val="32"/>
+          <w:szCs w:val="32"/>
+        </w:rPr>
+        <w:lastRenderedPageBreak/>
+        <w:t>3). Trend of Daily Phone Hours by Age</w:t>
       </w:r>
     </w:p>
     <w:p>
@@ -4355,7 +4212,7 @@
           <w:szCs w:val="28"/>
         </w:rPr>
         <w:drawing>
-          <wp:inline distT="0" distB="0" distL="0" distR="0" wp14:anchorId="4E78BB68" wp14:editId="330C848B">
+          <wp:inline distT="0" distB="0" distL="0" distR="0" wp14:anchorId="4DB5FA52" wp14:editId="5950EB36">
             <wp:extent cx="6645910" cy="3322955"/>
             <wp:effectExtent l="19050" t="19050" r="21590" b="10795"/>
             <wp:docPr id="119241495" name="Picture 4"/>
@@ -4370,7 +4227,7 @@
                     <pic:cNvPicPr/>
                   </pic:nvPicPr>
                   <pic:blipFill>
-                    <a:blip r:embed="rId16">
+                    <a:blip r:embed="rId11">
                       <a:extLst>
                         <a:ext uri="{28A0092B-C50C-407E-A947-70E740481C1C}">
                           <a14:useLocalDpi xmlns:a14="http://schemas.microsoft.com/office/drawing/2010/main" val="0"/>
@@ -4421,6 +4278,7 @@
     </w:p>
     <w:p>
       <w:pPr>
+        <w:jc w:val="center"/>
         <w:rPr>
           <w:rFonts w:ascii="Times New Roman" w:hAnsi="Times New Roman" w:cs="Times New Roman"/>
           <w:b/>
@@ -4438,7 +4296,7 @@
           <w:szCs w:val="32"/>
         </w:rPr>
         <w:lastRenderedPageBreak/>
-        <w:t>4). Correlation of Numerical Features (Heatmap):</w:t>
+        <w:t>4). Correlation of Numerical Features (Heatmap)</w:t>
       </w:r>
     </w:p>
     <w:p>
@@ -4458,7 +4316,7 @@
           <w:szCs w:val="28"/>
         </w:rPr>
         <w:drawing>
-          <wp:inline distT="0" distB="0" distL="0" distR="0" wp14:anchorId="15662B9D" wp14:editId="22B6CADC">
+          <wp:inline distT="0" distB="0" distL="0" distR="0" wp14:anchorId="105C6524" wp14:editId="43A0C67B">
             <wp:extent cx="6645910" cy="5316855"/>
             <wp:effectExtent l="19050" t="19050" r="21590" b="17145"/>
             <wp:docPr id="1003285934" name="Picture 5"/>
@@ -4473,7 +4331,7 @@
                     <pic:cNvPicPr/>
                   </pic:nvPicPr>
                   <pic:blipFill>
-                    <a:blip r:embed="rId17">
+                    <a:blip r:embed="rId12">
                       <a:extLst>
                         <a:ext uri="{28A0092B-C50C-407E-A947-70E740481C1C}">
                           <a14:useLocalDpi xmlns:a14="http://schemas.microsoft.com/office/drawing/2010/main" val="0"/>
@@ -4524,6 +4382,7 @@
     </w:p>
     <w:p>
       <w:pPr>
+        <w:jc w:val="center"/>
         <w:rPr>
           <w:rFonts w:ascii="Times New Roman" w:hAnsi="Times New Roman" w:cs="Times New Roman"/>
           <w:sz w:val="32"/>
@@ -4557,7 +4416,7 @@
           <w:sz w:val="32"/>
           <w:szCs w:val="32"/>
         </w:rPr>
-        <w:t>High Stress Prediction:</w:t>
+        <w:t>High Stress Prediction</w:t>
       </w:r>
     </w:p>
     <w:p>
@@ -4565,8 +4424,10 @@
         <w:jc w:val="center"/>
         <w:rPr>
           <w:rFonts w:ascii="Times New Roman" w:hAnsi="Times New Roman" w:cs="Times New Roman"/>
-          <w:sz w:val="28"/>
-          <w:szCs w:val="28"/>
+          <w:b/>
+          <w:bCs/>
+          <w:sz w:val="32"/>
+          <w:szCs w:val="32"/>
         </w:rPr>
       </w:pPr>
       <w:r>
@@ -4577,7 +4438,7 @@
           <w:szCs w:val="28"/>
         </w:rPr>
         <w:drawing>
-          <wp:inline distT="0" distB="0" distL="0" distR="0" wp14:anchorId="34A49F47" wp14:editId="24738856">
+          <wp:inline distT="0" distB="0" distL="0" distR="0" wp14:anchorId="0F824798" wp14:editId="14014459">
             <wp:extent cx="5486411" cy="3657607"/>
             <wp:effectExtent l="19050" t="19050" r="19050" b="19050"/>
             <wp:docPr id="1133052701" name="Picture 6"/>
@@ -4592,7 +4453,7 @@
                     <pic:cNvPicPr/>
                   </pic:nvPicPr>
                   <pic:blipFill>
-                    <a:blip r:embed="rId18">
+                    <a:blip r:embed="rId13">
                       <a:extLst>
                         <a:ext uri="{28A0092B-C50C-407E-A947-70E740481C1C}">
                           <a14:useLocalDpi xmlns:a14="http://schemas.microsoft.com/office/drawing/2010/main" val="0"/>
@@ -4623,9 +4484,768 @@
           </wp:inline>
         </w:drawing>
       </w:r>
+      <w:r>
+        <w:rPr>
+          <w:rFonts w:ascii="Times New Roman" w:hAnsi="Times New Roman" w:cs="Times New Roman"/>
+          <w:b/>
+          <w:bCs/>
+          <w:sz w:val="32"/>
+          <w:szCs w:val="32"/>
+        </w:rPr>
+        <w:br w:type="page"/>
+      </w:r>
+    </w:p>
+    <w:p>
+      <w:pPr>
+        <w:spacing w:line="276" w:lineRule="auto"/>
+        <w:jc w:val="center"/>
+        <w:rPr>
+          <w:rFonts w:ascii="Times New Roman" w:hAnsi="Times New Roman" w:cs="Times New Roman"/>
+          <w:sz w:val="40"/>
+          <w:szCs w:val="40"/>
+        </w:rPr>
+      </w:pPr>
+      <w:r>
+        <w:rPr>
+          <w:rFonts w:ascii="Times New Roman" w:hAnsi="Times New Roman" w:cs="Times New Roman"/>
+          <w:b/>
+          <w:bCs/>
+          <w:sz w:val="40"/>
+          <w:szCs w:val="40"/>
+        </w:rPr>
+        <w:lastRenderedPageBreak/>
+        <w:t>13. Results &amp; Findings</w:t>
+      </w:r>
+    </w:p>
+    <w:p>
+      <w:pPr>
+        <w:spacing w:after="0" w:line="276" w:lineRule="auto"/>
+        <w:jc w:val="both"/>
+        <w:rPr>
+          <w:rFonts w:ascii="Times New Roman" w:hAnsi="Times New Roman" w:cs="Times New Roman"/>
+          <w:sz w:val="32"/>
+          <w:szCs w:val="32"/>
+        </w:rPr>
+      </w:pPr>
+      <w:r>
+        <w:rPr>
+          <w:rFonts w:ascii="Times New Roman" w:hAnsi="Times New Roman" w:cs="Times New Roman"/>
+          <w:sz w:val="32"/>
+          <w:szCs w:val="32"/>
+        </w:rPr>
+        <w:t>The comprehensive analysis yielded several significant findings:</w:t>
+      </w:r>
+    </w:p>
+    <w:p>
+      <w:pPr>
+        <w:pStyle w:val="ListParagraph"/>
+        <w:numPr>
+          <w:ilvl w:val="0"/>
+          <w:numId w:val="11"/>
+        </w:numPr>
+        <w:spacing w:after="0" w:line="276" w:lineRule="auto"/>
+        <w:jc w:val="both"/>
+        <w:rPr>
+          <w:rFonts w:ascii="Times New Roman" w:hAnsi="Times New Roman" w:cs="Times New Roman"/>
+          <w:sz w:val="32"/>
+          <w:szCs w:val="32"/>
+        </w:rPr>
+      </w:pPr>
+      <w:r>
+        <w:rPr>
+          <w:rFonts w:ascii="Times New Roman" w:hAnsi="Times New Roman" w:cs="Times New Roman"/>
+          <w:sz w:val="32"/>
+          <w:szCs w:val="32"/>
+        </w:rPr>
+        <w:t>Individuals in specific occupations (often tech or corporate-aligned) exhibit substantially higher daily screen times.</w:t>
+      </w:r>
+    </w:p>
+    <w:p>
+      <w:pPr>
+        <w:pStyle w:val="ListParagraph"/>
+        <w:numPr>
+          <w:ilvl w:val="0"/>
+          <w:numId w:val="11"/>
+        </w:numPr>
+        <w:spacing w:after="0" w:line="276" w:lineRule="auto"/>
+        <w:jc w:val="both"/>
+        <w:rPr>
+          <w:rFonts w:ascii="Times New Roman" w:hAnsi="Times New Roman" w:cs="Times New Roman"/>
+          <w:sz w:val="32"/>
+          <w:szCs w:val="32"/>
+        </w:rPr>
+      </w:pPr>
+      <w:r>
+        <w:rPr>
+          <w:rFonts w:ascii="Times New Roman" w:hAnsi="Times New Roman" w:cs="Times New Roman"/>
+          <w:sz w:val="32"/>
+          <w:szCs w:val="32"/>
+        </w:rPr>
+        <w:t>There is a distinct, observable inverse correlation between high screen time/social media usage and average sleep hours.</w:t>
+      </w:r>
+    </w:p>
+    <w:p>
+      <w:pPr>
+        <w:pStyle w:val="ListParagraph"/>
+        <w:numPr>
+          <w:ilvl w:val="0"/>
+          <w:numId w:val="11"/>
+        </w:numPr>
+        <w:spacing w:after="0" w:line="276" w:lineRule="auto"/>
+        <w:jc w:val="both"/>
+        <w:rPr>
+          <w:rFonts w:ascii="Times New Roman" w:hAnsi="Times New Roman" w:cs="Times New Roman"/>
+          <w:sz w:val="32"/>
+          <w:szCs w:val="32"/>
+        </w:rPr>
+      </w:pPr>
+      <w:r>
+        <w:rPr>
+          <w:rFonts w:ascii="Times New Roman" w:hAnsi="Times New Roman" w:cs="Times New Roman"/>
+          <w:sz w:val="32"/>
+          <w:szCs w:val="32"/>
+        </w:rPr>
+        <w:t>Elevated stress levels are prevalent among users who sacrifice sleep for extended phone usage.</w:t>
+      </w:r>
+    </w:p>
+    <w:p>
+      <w:pPr>
+        <w:pStyle w:val="ListParagraph"/>
+        <w:numPr>
+          <w:ilvl w:val="0"/>
+          <w:numId w:val="11"/>
+        </w:numPr>
+        <w:spacing w:line="276" w:lineRule="auto"/>
+        <w:jc w:val="both"/>
+        <w:rPr>
+          <w:rFonts w:ascii="Times New Roman" w:hAnsi="Times New Roman" w:cs="Times New Roman"/>
+          <w:sz w:val="32"/>
+          <w:szCs w:val="32"/>
+        </w:rPr>
+      </w:pPr>
+      <w:r>
+        <w:rPr>
+          <w:rFonts w:ascii="Times New Roman" w:hAnsi="Times New Roman" w:cs="Times New Roman"/>
+          <w:sz w:val="32"/>
+          <w:szCs w:val="32"/>
+        </w:rPr>
+        <w:t>The Random Forest model proved capable of establishing a baseline prediction for high-stress individuals based solely on their demographic data and digital habits.</w:t>
+      </w:r>
+    </w:p>
+    <w:p>
+      <w:pPr>
+        <w:rPr>
+          <w:rFonts w:ascii="Times New Roman" w:hAnsi="Times New Roman" w:cs="Times New Roman"/>
+          <w:b/>
+          <w:bCs/>
+          <w:sz w:val="32"/>
+          <w:szCs w:val="32"/>
+        </w:rPr>
+      </w:pPr>
+      <w:r>
+        <w:rPr>
+          <w:rFonts w:ascii="Times New Roman" w:hAnsi="Times New Roman" w:cs="Times New Roman"/>
+          <w:b/>
+          <w:bCs/>
+          <w:sz w:val="32"/>
+          <w:szCs w:val="32"/>
+        </w:rPr>
+        <w:br w:type="page"/>
+      </w:r>
+    </w:p>
+    <w:p>
+      <w:pPr>
+        <w:jc w:val="center"/>
+        <w:rPr>
+          <w:rFonts w:ascii="Times New Roman" w:hAnsi="Times New Roman" w:cs="Times New Roman"/>
+          <w:b/>
+          <w:bCs/>
+          <w:sz w:val="36"/>
+          <w:szCs w:val="36"/>
+        </w:rPr>
+      </w:pPr>
+      <w:r>
+        <w:rPr>
+          <w:rFonts w:ascii="Times New Roman" w:hAnsi="Times New Roman" w:cs="Times New Roman"/>
+          <w:b/>
+          <w:bCs/>
+          <w:sz w:val="40"/>
+          <w:szCs w:val="40"/>
+        </w:rPr>
+        <w:lastRenderedPageBreak/>
+        <w:t>14. Conclusion</w:t>
+      </w:r>
+    </w:p>
+    <w:p>
+      <w:pPr>
+        <w:spacing w:line="276" w:lineRule="auto"/>
+        <w:ind w:firstLine="720"/>
+        <w:jc w:val="both"/>
+        <w:rPr>
+          <w:rFonts w:ascii="Times New Roman" w:hAnsi="Times New Roman" w:cs="Times New Roman"/>
+          <w:sz w:val="32"/>
+          <w:szCs w:val="32"/>
+        </w:rPr>
+      </w:pPr>
+      <w:r>
+        <w:rPr>
+          <w:rFonts w:ascii="Times New Roman" w:hAnsi="Times New Roman" w:cs="Times New Roman"/>
+          <w:sz w:val="32"/>
+          <w:szCs w:val="32"/>
+        </w:rPr>
+        <w:t xml:space="preserve">This project successfully demonstrates the profound impact digital consumption has on modern well-being. By automating the EDA process and applying predictive </w:t>
+      </w:r>
+      <w:proofErr w:type="spellStart"/>
+      <w:r>
+        <w:rPr>
+          <w:rFonts w:ascii="Times New Roman" w:hAnsi="Times New Roman" w:cs="Times New Roman"/>
+          <w:sz w:val="32"/>
+          <w:szCs w:val="32"/>
+        </w:rPr>
+        <w:t>modeling</w:t>
+      </w:r>
+      <w:proofErr w:type="spellEnd"/>
+      <w:r>
+        <w:rPr>
+          <w:rFonts w:ascii="Times New Roman" w:hAnsi="Times New Roman" w:cs="Times New Roman"/>
+          <w:sz w:val="32"/>
+          <w:szCs w:val="32"/>
+        </w:rPr>
+        <w:t xml:space="preserve">, the analysis transitions from merely observing data to actively identifying </w:t>
+      </w:r>
+      <w:proofErr w:type="spellStart"/>
+      <w:r>
+        <w:rPr>
+          <w:rFonts w:ascii="Times New Roman" w:hAnsi="Times New Roman" w:cs="Times New Roman"/>
+          <w:sz w:val="32"/>
+          <w:szCs w:val="32"/>
+        </w:rPr>
+        <w:t>behavioral</w:t>
+      </w:r>
+      <w:proofErr w:type="spellEnd"/>
+      <w:r>
+        <w:rPr>
+          <w:rFonts w:ascii="Times New Roman" w:hAnsi="Times New Roman" w:cs="Times New Roman"/>
+          <w:sz w:val="32"/>
+          <w:szCs w:val="32"/>
+        </w:rPr>
+        <w:t xml:space="preserve"> risk factors. The findings suggest that monitoring and managing daily screen time can be a viable strategy for improving sleep quality and reducing overall stress.</w:t>
+      </w:r>
+    </w:p>
+    <w:p>
+      <w:pPr>
+        <w:rPr>
+          <w:rFonts w:ascii="Times New Roman" w:hAnsi="Times New Roman" w:cs="Times New Roman"/>
+          <w:b/>
+          <w:bCs/>
+          <w:sz w:val="32"/>
+          <w:szCs w:val="32"/>
+        </w:rPr>
+      </w:pPr>
+      <w:r>
+        <w:rPr>
+          <w:rFonts w:ascii="Times New Roman" w:hAnsi="Times New Roman" w:cs="Times New Roman"/>
+          <w:b/>
+          <w:bCs/>
+          <w:sz w:val="32"/>
+          <w:szCs w:val="32"/>
+        </w:rPr>
+        <w:br w:type="page"/>
+      </w:r>
+    </w:p>
+    <w:p>
+      <w:pPr>
+        <w:spacing w:line="276" w:lineRule="auto"/>
+        <w:jc w:val="center"/>
+        <w:rPr>
+          <w:rFonts w:ascii="Times New Roman" w:hAnsi="Times New Roman" w:cs="Times New Roman"/>
+          <w:sz w:val="40"/>
+          <w:szCs w:val="40"/>
+        </w:rPr>
+      </w:pPr>
+      <w:r>
+        <w:rPr>
+          <w:rFonts w:ascii="Times New Roman" w:hAnsi="Times New Roman" w:cs="Times New Roman"/>
+          <w:b/>
+          <w:bCs/>
+          <w:sz w:val="40"/>
+          <w:szCs w:val="40"/>
+        </w:rPr>
+        <w:lastRenderedPageBreak/>
+        <w:t>15. Future Scope</w:t>
+      </w:r>
+    </w:p>
+    <w:p>
+      <w:pPr>
+        <w:spacing w:after="0" w:line="276" w:lineRule="auto"/>
+        <w:ind w:firstLine="360"/>
+        <w:jc w:val="both"/>
+        <w:rPr>
+          <w:rFonts w:ascii="Times New Roman" w:hAnsi="Times New Roman" w:cs="Times New Roman"/>
+          <w:sz w:val="32"/>
+          <w:szCs w:val="32"/>
+        </w:rPr>
+      </w:pPr>
+      <w:r>
+        <w:rPr>
+          <w:rFonts w:ascii="Times New Roman" w:hAnsi="Times New Roman" w:cs="Times New Roman"/>
+          <w:sz w:val="32"/>
+          <w:szCs w:val="32"/>
+        </w:rPr>
+        <w:t>While current models provide valuable baseline predictions, future iterations of this project could be enhanced by:</w:t>
+      </w:r>
+    </w:p>
+    <w:p>
+      <w:pPr>
+        <w:pStyle w:val="ListParagraph"/>
+        <w:numPr>
+          <w:ilvl w:val="0"/>
+          <w:numId w:val="12"/>
+        </w:numPr>
+        <w:spacing w:after="0" w:line="276" w:lineRule="auto"/>
+        <w:jc w:val="both"/>
+        <w:rPr>
+          <w:rFonts w:ascii="Times New Roman" w:hAnsi="Times New Roman" w:cs="Times New Roman"/>
+          <w:sz w:val="32"/>
+          <w:szCs w:val="32"/>
+        </w:rPr>
+      </w:pPr>
+      <w:r>
+        <w:rPr>
+          <w:rFonts w:ascii="Times New Roman" w:hAnsi="Times New Roman" w:cs="Times New Roman"/>
+          <w:sz w:val="32"/>
+          <w:szCs w:val="32"/>
+        </w:rPr>
+        <w:t>Integrating real-time API data from social media platforms or screen-time tracking apps.</w:t>
+      </w:r>
+    </w:p>
+    <w:p>
+      <w:pPr>
+        <w:pStyle w:val="ListParagraph"/>
+        <w:numPr>
+          <w:ilvl w:val="0"/>
+          <w:numId w:val="12"/>
+        </w:numPr>
+        <w:spacing w:after="0" w:line="276" w:lineRule="auto"/>
+        <w:jc w:val="both"/>
+        <w:rPr>
+          <w:rFonts w:ascii="Times New Roman" w:hAnsi="Times New Roman" w:cs="Times New Roman"/>
+          <w:sz w:val="32"/>
+          <w:szCs w:val="32"/>
+        </w:rPr>
+      </w:pPr>
+      <w:r>
+        <w:rPr>
+          <w:rFonts w:ascii="Times New Roman" w:hAnsi="Times New Roman" w:cs="Times New Roman"/>
+          <w:sz w:val="32"/>
+          <w:szCs w:val="32"/>
+        </w:rPr>
+        <w:t>Applying more advanced Deep Learning models (e.g., Neural Networks) for higher accuracy stress prediction.</w:t>
+      </w:r>
+    </w:p>
+    <w:p>
+      <w:pPr>
+        <w:pStyle w:val="ListParagraph"/>
+        <w:numPr>
+          <w:ilvl w:val="0"/>
+          <w:numId w:val="12"/>
+        </w:numPr>
+        <w:spacing w:after="0" w:line="276" w:lineRule="auto"/>
+        <w:jc w:val="both"/>
+        <w:rPr>
+          <w:rFonts w:ascii="Times New Roman" w:hAnsi="Times New Roman" w:cs="Times New Roman"/>
+          <w:sz w:val="32"/>
+          <w:szCs w:val="32"/>
+        </w:rPr>
+      </w:pPr>
+      <w:r>
+        <w:rPr>
+          <w:rFonts w:ascii="Times New Roman" w:hAnsi="Times New Roman" w:cs="Times New Roman"/>
+          <w:sz w:val="32"/>
+          <w:szCs w:val="32"/>
+        </w:rPr>
+        <w:t>Expanding the dataset geographically and culturally to account for divergent global digital habits.</w:t>
+      </w:r>
+    </w:p>
+    <w:p>
+      <w:pPr>
+        <w:pStyle w:val="ListParagraph"/>
+        <w:numPr>
+          <w:ilvl w:val="0"/>
+          <w:numId w:val="12"/>
+        </w:numPr>
+        <w:spacing w:line="276" w:lineRule="auto"/>
+        <w:jc w:val="both"/>
+        <w:rPr>
+          <w:rFonts w:ascii="Times New Roman" w:hAnsi="Times New Roman" w:cs="Times New Roman"/>
+          <w:sz w:val="32"/>
+          <w:szCs w:val="32"/>
+        </w:rPr>
+      </w:pPr>
+      <w:r>
+        <w:rPr>
+          <w:rFonts w:ascii="Times New Roman" w:hAnsi="Times New Roman" w:cs="Times New Roman"/>
+          <w:sz w:val="32"/>
+          <w:szCs w:val="32"/>
+        </w:rPr>
+        <w:t xml:space="preserve">Creating a dynamic web dashboard (e.g., utilizing </w:t>
+      </w:r>
+      <w:proofErr w:type="spellStart"/>
+      <w:r>
+        <w:rPr>
+          <w:rFonts w:ascii="Times New Roman" w:hAnsi="Times New Roman" w:cs="Times New Roman"/>
+          <w:sz w:val="32"/>
+          <w:szCs w:val="32"/>
+        </w:rPr>
+        <w:t>Streamlit</w:t>
+      </w:r>
+      <w:proofErr w:type="spellEnd"/>
+      <w:r>
+        <w:rPr>
+          <w:rFonts w:ascii="Times New Roman" w:hAnsi="Times New Roman" w:cs="Times New Roman"/>
+          <w:sz w:val="32"/>
+          <w:szCs w:val="32"/>
+        </w:rPr>
+        <w:t xml:space="preserve"> or Dash) to replace the command-line interface, offering interactive visualizations for non-technical users.</w:t>
+      </w:r>
+    </w:p>
+    <w:p>
+      <w:pPr>
+        <w:rPr>
+          <w:rFonts w:ascii="Times New Roman" w:hAnsi="Times New Roman" w:cs="Times New Roman"/>
+          <w:b/>
+          <w:bCs/>
+          <w:sz w:val="32"/>
+          <w:szCs w:val="32"/>
+        </w:rPr>
+      </w:pPr>
+      <w:r>
+        <w:rPr>
+          <w:rFonts w:ascii="Times New Roman" w:hAnsi="Times New Roman" w:cs="Times New Roman"/>
+          <w:b/>
+          <w:bCs/>
+          <w:sz w:val="32"/>
+          <w:szCs w:val="32"/>
+        </w:rPr>
+        <w:br w:type="page"/>
+      </w:r>
+    </w:p>
+    <w:p>
+      <w:pPr>
+        <w:spacing w:line="276" w:lineRule="auto"/>
+        <w:jc w:val="center"/>
+        <w:rPr>
+          <w:rFonts w:ascii="Times New Roman" w:hAnsi="Times New Roman" w:cs="Times New Roman"/>
+          <w:b/>
+          <w:bCs/>
+          <w:sz w:val="40"/>
+          <w:szCs w:val="40"/>
+        </w:rPr>
+      </w:pPr>
+      <w:r>
+        <w:rPr>
+          <w:rFonts w:ascii="Times New Roman" w:hAnsi="Times New Roman" w:cs="Times New Roman"/>
+          <w:b/>
+          <w:bCs/>
+          <w:sz w:val="40"/>
+          <w:szCs w:val="40"/>
+        </w:rPr>
+        <w:lastRenderedPageBreak/>
+        <w:t>16. References</w:t>
+      </w:r>
+    </w:p>
+    <w:p>
+      <w:pPr>
+        <w:pStyle w:val="ListParagraph"/>
+        <w:numPr>
+          <w:ilvl w:val="0"/>
+          <w:numId w:val="13"/>
+        </w:numPr>
+        <w:spacing w:line="360" w:lineRule="auto"/>
+        <w:jc w:val="both"/>
+        <w:rPr>
+          <w:rFonts w:ascii="Times New Roman" w:hAnsi="Times New Roman" w:cs="Times New Roman"/>
+          <w:b/>
+          <w:bCs/>
+          <w:sz w:val="28"/>
+          <w:szCs w:val="28"/>
+        </w:rPr>
+      </w:pPr>
+      <w:r>
+        <w:rPr>
+          <w:rFonts w:ascii="Times New Roman" w:hAnsi="Times New Roman" w:cs="Times New Roman"/>
+          <w:b/>
+          <w:bCs/>
+          <w:sz w:val="28"/>
+          <w:szCs w:val="28"/>
+        </w:rPr>
+        <w:t>Pandas (Data Manipulation</w:t>
+      </w:r>
+    </w:p>
+    <w:p>
+      <w:pPr>
+        <w:pStyle w:val="ListParagraph"/>
+        <w:numPr>
+          <w:ilvl w:val="1"/>
+          <w:numId w:val="13"/>
+        </w:numPr>
+        <w:spacing w:line="360" w:lineRule="auto"/>
+        <w:jc w:val="both"/>
+        <w:rPr>
+          <w:rFonts w:ascii="Times New Roman" w:hAnsi="Times New Roman" w:cs="Times New Roman"/>
+          <w:b/>
+          <w:bCs/>
+          <w:sz w:val="32"/>
+          <w:szCs w:val="32"/>
+        </w:rPr>
+      </w:pPr>
+      <w:hyperlink r:id="rId14" w:history="1">
+        <w:r>
+          <w:rPr>
+            <w:rStyle w:val="Hyperlink"/>
+            <w:rFonts w:ascii="Times New Roman" w:hAnsi="Times New Roman" w:cs="Times New Roman"/>
+            <w:sz w:val="28"/>
+            <w:szCs w:val="28"/>
+          </w:rPr>
+          <w:t>https://pandas.pydata.org/docs/</w:t>
+        </w:r>
+      </w:hyperlink>
+    </w:p>
+    <w:p>
+      <w:pPr>
+        <w:pStyle w:val="ListParagraph"/>
+        <w:numPr>
+          <w:ilvl w:val="0"/>
+          <w:numId w:val="13"/>
+        </w:numPr>
+        <w:spacing w:line="360" w:lineRule="auto"/>
+        <w:jc w:val="both"/>
+        <w:rPr>
+          <w:rFonts w:ascii="Times New Roman" w:hAnsi="Times New Roman" w:cs="Times New Roman"/>
+          <w:b/>
+          <w:bCs/>
+          <w:sz w:val="28"/>
+          <w:szCs w:val="28"/>
+        </w:rPr>
+      </w:pPr>
+      <w:r>
+        <w:rPr>
+          <w:rFonts w:ascii="Times New Roman" w:hAnsi="Times New Roman" w:cs="Times New Roman"/>
+          <w:b/>
+          <w:bCs/>
+          <w:sz w:val="28"/>
+          <w:szCs w:val="28"/>
+        </w:rPr>
+        <w:t>NumPy (Numerical Computing)</w:t>
+      </w:r>
+    </w:p>
+    <w:p>
+      <w:pPr>
+        <w:pStyle w:val="ListParagraph"/>
+        <w:numPr>
+          <w:ilvl w:val="1"/>
+          <w:numId w:val="13"/>
+        </w:numPr>
+        <w:spacing w:line="360" w:lineRule="auto"/>
+        <w:jc w:val="both"/>
+        <w:rPr>
+          <w:rFonts w:ascii="Times New Roman" w:hAnsi="Times New Roman" w:cs="Times New Roman"/>
+          <w:b/>
+          <w:bCs/>
+          <w:sz w:val="28"/>
+          <w:szCs w:val="28"/>
+        </w:rPr>
+      </w:pPr>
+      <w:hyperlink r:id="rId15" w:history="1">
+        <w:r>
+          <w:rPr>
+            <w:rStyle w:val="Hyperlink"/>
+            <w:rFonts w:ascii="Times New Roman" w:hAnsi="Times New Roman" w:cs="Times New Roman"/>
+            <w:sz w:val="28"/>
+            <w:szCs w:val="28"/>
+          </w:rPr>
+          <w:t>https://numpy.org/doc/</w:t>
+        </w:r>
+      </w:hyperlink>
+    </w:p>
+    <w:p>
+      <w:pPr>
+        <w:pStyle w:val="ListParagraph"/>
+        <w:numPr>
+          <w:ilvl w:val="0"/>
+          <w:numId w:val="13"/>
+        </w:numPr>
+        <w:spacing w:line="360" w:lineRule="auto"/>
+        <w:jc w:val="both"/>
+        <w:rPr>
+          <w:rFonts w:ascii="Times New Roman" w:hAnsi="Times New Roman" w:cs="Times New Roman"/>
+          <w:b/>
+          <w:bCs/>
+          <w:sz w:val="28"/>
+          <w:szCs w:val="28"/>
+        </w:rPr>
+      </w:pPr>
+      <w:r>
+        <w:rPr>
+          <w:rFonts w:ascii="Times New Roman" w:hAnsi="Times New Roman" w:cs="Times New Roman"/>
+          <w:b/>
+          <w:bCs/>
+          <w:sz w:val="28"/>
+          <w:szCs w:val="28"/>
+        </w:rPr>
+        <w:t>Matplotlib (Data Visualization)</w:t>
+      </w:r>
+    </w:p>
+    <w:p>
+      <w:pPr>
+        <w:pStyle w:val="ListParagraph"/>
+        <w:numPr>
+          <w:ilvl w:val="1"/>
+          <w:numId w:val="13"/>
+        </w:numPr>
+        <w:spacing w:line="360" w:lineRule="auto"/>
+        <w:jc w:val="both"/>
+        <w:rPr>
+          <w:rFonts w:ascii="Times New Roman" w:hAnsi="Times New Roman" w:cs="Times New Roman"/>
+          <w:sz w:val="28"/>
+          <w:szCs w:val="28"/>
+        </w:rPr>
+      </w:pPr>
+      <w:hyperlink r:id="rId16" w:history="1">
+        <w:r>
+          <w:rPr>
+            <w:rStyle w:val="Hyperlink"/>
+            <w:rFonts w:ascii="Times New Roman" w:hAnsi="Times New Roman" w:cs="Times New Roman"/>
+            <w:sz w:val="28"/>
+            <w:szCs w:val="28"/>
+          </w:rPr>
+          <w:t>https://matplotlib.org/stable/contents.html</w:t>
+        </w:r>
+      </w:hyperlink>
+    </w:p>
+    <w:p>
+      <w:pPr>
+        <w:pStyle w:val="ListParagraph"/>
+        <w:numPr>
+          <w:ilvl w:val="0"/>
+          <w:numId w:val="13"/>
+        </w:numPr>
+        <w:spacing w:line="360" w:lineRule="auto"/>
+        <w:jc w:val="both"/>
+        <w:rPr>
+          <w:rFonts w:ascii="Times New Roman" w:hAnsi="Times New Roman" w:cs="Times New Roman"/>
+          <w:b/>
+          <w:bCs/>
+          <w:sz w:val="28"/>
+          <w:szCs w:val="28"/>
+        </w:rPr>
+      </w:pPr>
+      <w:r>
+        <w:rPr>
+          <w:rFonts w:ascii="Times New Roman" w:hAnsi="Times New Roman" w:cs="Times New Roman"/>
+          <w:b/>
+          <w:bCs/>
+          <w:sz w:val="28"/>
+          <w:szCs w:val="28"/>
+        </w:rPr>
+        <w:t>Seaborn (Statistical Data Visualization)</w:t>
+      </w:r>
+    </w:p>
+    <w:p>
+      <w:pPr>
+        <w:pStyle w:val="ListParagraph"/>
+        <w:numPr>
+          <w:ilvl w:val="1"/>
+          <w:numId w:val="13"/>
+        </w:numPr>
+        <w:spacing w:line="360" w:lineRule="auto"/>
+        <w:jc w:val="both"/>
+        <w:rPr>
+          <w:rFonts w:ascii="Times New Roman" w:hAnsi="Times New Roman" w:cs="Times New Roman"/>
+          <w:b/>
+          <w:bCs/>
+          <w:sz w:val="28"/>
+          <w:szCs w:val="28"/>
+        </w:rPr>
+      </w:pPr>
+      <w:hyperlink r:id="rId17" w:history="1">
+        <w:r>
+          <w:rPr>
+            <w:rStyle w:val="Hyperlink"/>
+            <w:rFonts w:ascii="Times New Roman" w:hAnsi="Times New Roman" w:cs="Times New Roman"/>
+            <w:sz w:val="28"/>
+            <w:szCs w:val="28"/>
+          </w:rPr>
+          <w:t>https://seaborn.pydata.org/</w:t>
+        </w:r>
+      </w:hyperlink>
+    </w:p>
+    <w:p>
+      <w:pPr>
+        <w:pStyle w:val="ListParagraph"/>
+        <w:numPr>
+          <w:ilvl w:val="0"/>
+          <w:numId w:val="13"/>
+        </w:numPr>
+        <w:spacing w:line="360" w:lineRule="auto"/>
+        <w:jc w:val="both"/>
+        <w:rPr>
+          <w:rFonts w:ascii="Times New Roman" w:hAnsi="Times New Roman" w:cs="Times New Roman"/>
+          <w:b/>
+          <w:bCs/>
+          <w:sz w:val="28"/>
+          <w:szCs w:val="28"/>
+        </w:rPr>
+      </w:pPr>
+      <w:r>
+        <w:rPr>
+          <w:rFonts w:ascii="Times New Roman" w:hAnsi="Times New Roman" w:cs="Times New Roman"/>
+          <w:b/>
+          <w:bCs/>
+          <w:sz w:val="28"/>
+          <w:szCs w:val="28"/>
+        </w:rPr>
+        <w:t>Scikit-Learn (Machine Learning)</w:t>
+      </w:r>
+    </w:p>
+    <w:p>
+      <w:pPr>
+        <w:pStyle w:val="ListParagraph"/>
+        <w:numPr>
+          <w:ilvl w:val="1"/>
+          <w:numId w:val="13"/>
+        </w:numPr>
+        <w:spacing w:line="360" w:lineRule="auto"/>
+        <w:jc w:val="both"/>
+        <w:rPr>
+          <w:rFonts w:ascii="Times New Roman" w:hAnsi="Times New Roman" w:cs="Times New Roman"/>
+          <w:sz w:val="32"/>
+          <w:szCs w:val="32"/>
+        </w:rPr>
+      </w:pPr>
+      <w:hyperlink r:id="rId18" w:history="1">
+        <w:r>
+          <w:rPr>
+            <w:rStyle w:val="Hyperlink"/>
+            <w:rFonts w:ascii="Times New Roman" w:hAnsi="Times New Roman" w:cs="Times New Roman"/>
+            <w:sz w:val="28"/>
+            <w:szCs w:val="28"/>
+          </w:rPr>
+          <w:t>https://scikit-learn.org/stable/</w:t>
+        </w:r>
+      </w:hyperlink>
+    </w:p>
+    <w:p>
+      <w:pPr>
+        <w:rPr>
+          <w:rFonts w:ascii="Times New Roman" w:hAnsi="Times New Roman" w:cs="Times New Roman"/>
+          <w:sz w:val="28"/>
+          <w:szCs w:val="28"/>
+        </w:rPr>
+      </w:pPr>
     </w:p>
     <w:sectPr>
-      <w:headerReference w:type="default" r:id="rId19"/>
+      <w:footerReference w:type="default" r:id="rId19"/>
       <w:pgSz w:w="11906" w:h="16838"/>
       <w:pgMar w:top="720" w:right="720" w:bottom="720" w:left="720" w:header="708" w:footer="708" w:gutter="0"/>
       <w:pgBorders w:offsetFrom="page">
@@ -4635,6 +5255,7 @@
         <w:right w:val="single" w:sz="18" w:space="24" w:color="auto"/>
       </w:pgBorders>
       <w:cols w:space="708"/>
+      <w:titlePg/>
       <w:docGrid w:linePitch="360"/>
     </w:sectPr>
   </w:body>
@@ -4666,6 +5287,159 @@
 </w:endnotes>
 </file>
 
+<file path=word/footer1.xml><?xml version="1.0" encoding="utf-8"?>
+<w:ftr xmlns:wpc="http://schemas.microsoft.com/office/word/2010/wordprocessingCanvas" xmlns:cx="http://schemas.microsoft.com/office/drawing/2014/chartex" xmlns:cx1="http://schemas.microsoft.com/office/drawing/2015/9/8/chartex" xmlns:cx2="http://schemas.microsoft.com/office/drawing/2015/10/21/chartex" xmlns:cx3="http://schemas.microsoft.com/office/drawing/2016/5/9/chartex" xmlns:cx4="http://schemas.microsoft.com/office/drawing/2016/5/10/chartex" xmlns:cx5="http://schemas.microsoft.com/office/drawing/2016/5/11/chartex" xmlns:cx6="http://schemas.microsoft.com/office/drawing/2016/5/12/chartex" xmlns:cx7="http://schemas.microsoft.com/office/drawing/2016/5/13/chartex" xmlns:cx8="http://schemas.microsoft.com/office/drawing/2016/5/14/chartex" xmlns:mc="http://schemas.openxmlformats.org/markup-compatibility/2006" xmlns:aink="http://schemas.microsoft.com/office/drawing/2016/ink" xmlns:am3d="http://schemas.microsoft.com/office/drawing/2017/model3d" xmlns:o="urn:schemas-microsoft-com:office:office" xmlns:oel="http://schemas.microsoft.com/office/2019/extlst" xmlns:r="http://schemas.openxmlformats.org/officeDocument/2006/relationships" xmlns:m="http://schemas.openxmlformats.org/officeDocument/2006/math" xmlns:v="urn:schemas-microsoft-com:vml" xmlns:wp14="http://schemas.microsoft.com/office/word/2010/wordprocessingDrawing" xmlns:wp="http://schemas.openxmlformats.org/drawingml/2006/wordprocessingDrawing" xmlns:w10="urn:schemas-microsoft-com:office:word" xmlns:w="http://schemas.openxmlformats.org/wordprocessingml/2006/main" xmlns:w14="http://schemas.microsoft.com/office/word/2010/wordml" xmlns:w15="http://schemas.microsoft.com/office/word/2012/wordml" xmlns:w16cex="http://schemas.microsoft.com/office/word/2018/wordml/cex" xmlns:w16cid="http://schemas.microsoft.com/office/word/2016/wordml/cid" xmlns:w16="http://schemas.microsoft.com/office/word/2018/wordml" xmlns:w16du="http://schemas.microsoft.com/office/word/2023/wordml/word16du" xmlns:w16sdtdh="http://schemas.microsoft.com/office/word/2020/wordml/sdtdatahash" xmlns:w16sdtfl="http://schemas.microsoft.com/office/word/2024/wordml/sdtformatlock" xmlns:w16se="http://schemas.microsoft.com/office/word/2015/wordml/symex" xmlns:wpg="http://schemas.microsoft.com/office/word/2010/wordprocessingGroup" xmlns:wpi="http://schemas.microsoft.com/office/word/2010/wordprocessingInk" xmlns:wne="http://schemas.microsoft.com/office/word/2006/wordml" xmlns:wps="http://schemas.microsoft.com/office/word/2010/wordprocessingShape" mc:Ignorable="w14 w15 w16se w16cid w16 w16cex w16sdtdh w16sdtfl w16du wp14">
+  <w:p>
+    <w:pPr>
+      <w:pStyle w:val="Footer"/>
+      <w:jc w:val="center"/>
+      <w:rPr>
+        <w:rFonts w:ascii="Times New Roman" w:hAnsi="Times New Roman" w:cs="Times New Roman"/>
+        <w:b/>
+        <w:bCs/>
+        <w:color w:val="000000" w:themeColor="text1"/>
+        <w:sz w:val="28"/>
+        <w:szCs w:val="28"/>
+      </w:rPr>
+    </w:pPr>
+    <w:r>
+      <w:rPr>
+        <w:rFonts w:ascii="Times New Roman" w:hAnsi="Times New Roman" w:cs="Times New Roman"/>
+        <w:b/>
+        <w:bCs/>
+        <w:color w:val="000000" w:themeColor="text1"/>
+        <w:sz w:val="28"/>
+        <w:szCs w:val="28"/>
+      </w:rPr>
+      <w:t xml:space="preserve">Page </w:t>
+    </w:r>
+    <w:r>
+      <w:rPr>
+        <w:rFonts w:ascii="Times New Roman" w:hAnsi="Times New Roman" w:cs="Times New Roman"/>
+        <w:b/>
+        <w:bCs/>
+        <w:color w:val="000000" w:themeColor="text1"/>
+        <w:sz w:val="28"/>
+        <w:szCs w:val="28"/>
+      </w:rPr>
+      <w:fldChar w:fldCharType="begin"/>
+    </w:r>
+    <w:r>
+      <w:rPr>
+        <w:rFonts w:ascii="Times New Roman" w:hAnsi="Times New Roman" w:cs="Times New Roman"/>
+        <w:b/>
+        <w:bCs/>
+        <w:color w:val="000000" w:themeColor="text1"/>
+        <w:sz w:val="28"/>
+        <w:szCs w:val="28"/>
+      </w:rPr>
+      <w:instrText xml:space="preserve"> PAGE  \* Arabic  \* MERGEFORMAT </w:instrText>
+    </w:r>
+    <w:r>
+      <w:rPr>
+        <w:rFonts w:ascii="Times New Roman" w:hAnsi="Times New Roman" w:cs="Times New Roman"/>
+        <w:b/>
+        <w:bCs/>
+        <w:color w:val="000000" w:themeColor="text1"/>
+        <w:sz w:val="28"/>
+        <w:szCs w:val="28"/>
+      </w:rPr>
+      <w:fldChar w:fldCharType="separate"/>
+    </w:r>
+    <w:r>
+      <w:rPr>
+        <w:rFonts w:ascii="Times New Roman" w:hAnsi="Times New Roman" w:cs="Times New Roman"/>
+        <w:b/>
+        <w:bCs/>
+        <w:noProof/>
+        <w:color w:val="000000" w:themeColor="text1"/>
+        <w:sz w:val="28"/>
+        <w:szCs w:val="28"/>
+      </w:rPr>
+      <w:t>2</w:t>
+    </w:r>
+    <w:r>
+      <w:rPr>
+        <w:rFonts w:ascii="Times New Roman" w:hAnsi="Times New Roman" w:cs="Times New Roman"/>
+        <w:b/>
+        <w:bCs/>
+        <w:color w:val="000000" w:themeColor="text1"/>
+        <w:sz w:val="28"/>
+        <w:szCs w:val="28"/>
+      </w:rPr>
+      <w:fldChar w:fldCharType="end"/>
+    </w:r>
+    <w:r>
+      <w:rPr>
+        <w:rFonts w:ascii="Times New Roman" w:hAnsi="Times New Roman" w:cs="Times New Roman"/>
+        <w:b/>
+        <w:bCs/>
+        <w:color w:val="000000" w:themeColor="text1"/>
+        <w:sz w:val="28"/>
+        <w:szCs w:val="28"/>
+      </w:rPr>
+      <w:t xml:space="preserve"> of </w:t>
+    </w:r>
+    <w:r>
+      <w:rPr>
+        <w:rFonts w:ascii="Times New Roman" w:hAnsi="Times New Roman" w:cs="Times New Roman"/>
+        <w:b/>
+        <w:bCs/>
+        <w:color w:val="000000" w:themeColor="text1"/>
+        <w:sz w:val="28"/>
+        <w:szCs w:val="28"/>
+      </w:rPr>
+      <w:fldChar w:fldCharType="begin"/>
+    </w:r>
+    <w:r>
+      <w:rPr>
+        <w:rFonts w:ascii="Times New Roman" w:hAnsi="Times New Roman" w:cs="Times New Roman"/>
+        <w:b/>
+        <w:bCs/>
+        <w:color w:val="000000" w:themeColor="text1"/>
+        <w:sz w:val="28"/>
+        <w:szCs w:val="28"/>
+      </w:rPr>
+      <w:instrText xml:space="preserve"> NUMPAGES  \* Arabic  \* MERGEFORMAT </w:instrText>
+    </w:r>
+    <w:r>
+      <w:rPr>
+        <w:rFonts w:ascii="Times New Roman" w:hAnsi="Times New Roman" w:cs="Times New Roman"/>
+        <w:b/>
+        <w:bCs/>
+        <w:color w:val="000000" w:themeColor="text1"/>
+        <w:sz w:val="28"/>
+        <w:szCs w:val="28"/>
+      </w:rPr>
+      <w:fldChar w:fldCharType="separate"/>
+    </w:r>
+    <w:r>
+      <w:rPr>
+        <w:rFonts w:ascii="Times New Roman" w:hAnsi="Times New Roman" w:cs="Times New Roman"/>
+        <w:b/>
+        <w:bCs/>
+        <w:noProof/>
+        <w:color w:val="000000" w:themeColor="text1"/>
+        <w:sz w:val="28"/>
+        <w:szCs w:val="28"/>
+      </w:rPr>
+      <w:t>2</w:t>
+    </w:r>
+    <w:r>
+      <w:rPr>
+        <w:rFonts w:ascii="Times New Roman" w:hAnsi="Times New Roman" w:cs="Times New Roman"/>
+        <w:b/>
+        <w:bCs/>
+        <w:color w:val="000000" w:themeColor="text1"/>
+        <w:sz w:val="28"/>
+        <w:szCs w:val="28"/>
+      </w:rPr>
+      <w:fldChar w:fldCharType="end"/>
+    </w:r>
+  </w:p>
+</w:ftr>
+</file>
+
 <file path=word/footnotes.xml><?xml version="1.0" encoding="utf-8"?>
 <w:footnotes xmlns:wpc="http://schemas.microsoft.com/office/word/2010/wordprocessingCanvas" xmlns:cx="http://schemas.microsoft.com/office/drawing/2014/chartex" xmlns:cx1="http://schemas.microsoft.com/office/drawing/2015/9/8/chartex" xmlns:cx2="http://schemas.microsoft.com/office/drawing/2015/10/21/chartex" xmlns:cx3="http://schemas.microsoft.com/office/drawing/2016/5/9/chartex" xmlns:cx4="http://schemas.microsoft.com/office/drawing/2016/5/10/chartex" xmlns:cx5="http://schemas.microsoft.com/office/drawing/2016/5/11/chartex" xmlns:cx6="http://schemas.microsoft.com/office/drawing/2016/5/12/chartex" xmlns:cx7="http://schemas.microsoft.com/office/drawing/2016/5/13/chartex" xmlns:cx8="http://schemas.microsoft.com/office/drawing/2016/5/14/chartex" xmlns:mc="http://schemas.openxmlformats.org/markup-compatibility/2006" xmlns:aink="http://schemas.microsoft.com/office/drawing/2016/ink" xmlns:am3d="http://schemas.microsoft.com/office/drawing/2017/model3d" xmlns:o="urn:schemas-microsoft-com:office:office" xmlns:oel="http://schemas.microsoft.com/office/2019/extlst" xmlns:r="http://schemas.openxmlformats.org/officeDocument/2006/relationships" xmlns:m="http://schemas.openxmlformats.org/officeDocument/2006/math" xmlns:v="urn:schemas-microsoft-com:vml" xmlns:wp14="http://schemas.microsoft.com/office/word/2010/wordprocessingDrawing" xmlns:wp="http://schemas.openxmlformats.org/drawingml/2006/wordprocessingDrawing" xmlns:w10="urn:schemas-microsoft-com:office:word" xmlns:w="http://schemas.openxmlformats.org/wordprocessingml/2006/main" xmlns:w14="http://schemas.microsoft.com/office/word/2010/wordml" xmlns:w15="http://schemas.microsoft.com/office/word/2012/wordml" xmlns:w16cex="http://schemas.microsoft.com/office/word/2018/wordml/cex" xmlns:w16cid="http://schemas.microsoft.com/office/word/2016/wordml/cid" xmlns:w16="http://schemas.microsoft.com/office/word/2018/wordml" xmlns:w16du="http://schemas.microsoft.com/office/word/2023/wordml/word16du" xmlns:w16sdtdh="http://schemas.microsoft.com/office/word/2020/wordml/sdtdatahash" xmlns:w16sdtfl="http://schemas.microsoft.com/office/word/2024/wordml/sdtformatlock" xmlns:w16se="http://schemas.microsoft.com/office/word/2015/wordml/symex" xmlns:wpg="http://schemas.microsoft.com/office/word/2010/wordprocessingGroup" xmlns:wpi="http://schemas.microsoft.com/office/word/2010/wordprocessingInk" xmlns:wne="http://schemas.microsoft.com/office/word/2006/wordml" xmlns:wps="http://schemas.microsoft.com/office/word/2010/wordprocessingShape" mc:Ignorable="w14 w15 w16se w16cid w16 w16cex w16sdtdh w16sdtfl w16du wp14">
   <w:footnote w:type="separator" w:id="-1">
@@ -4689,19 +5463,6 @@
     </w:p>
   </w:footnote>
 </w:footnotes>
-</file>
-
-<file path=word/header1.xml><?xml version="1.0" encoding="utf-8"?>
-<w:hdr xmlns:wpc="http://schemas.microsoft.com/office/word/2010/wordprocessingCanvas" xmlns:cx="http://schemas.microsoft.com/office/drawing/2014/chartex" xmlns:cx1="http://schemas.microsoft.com/office/drawing/2015/9/8/chartex" xmlns:cx2="http://schemas.microsoft.com/office/drawing/2015/10/21/chartex" xmlns:cx3="http://schemas.microsoft.com/office/drawing/2016/5/9/chartex" xmlns:cx4="http://schemas.microsoft.com/office/drawing/2016/5/10/chartex" xmlns:cx5="http://schemas.microsoft.com/office/drawing/2016/5/11/chartex" xmlns:cx6="http://schemas.microsoft.com/office/drawing/2016/5/12/chartex" xmlns:cx7="http://schemas.microsoft.com/office/drawing/2016/5/13/chartex" xmlns:cx8="http://schemas.microsoft.com/office/drawing/2016/5/14/chartex" xmlns:mc="http://schemas.openxmlformats.org/markup-compatibility/2006" xmlns:aink="http://schemas.microsoft.com/office/drawing/2016/ink" xmlns:am3d="http://schemas.microsoft.com/office/drawing/2017/model3d" xmlns:o="urn:schemas-microsoft-com:office:office" xmlns:oel="http://schemas.microsoft.com/office/2019/extlst" xmlns:r="http://schemas.openxmlformats.org/officeDocument/2006/relationships" xmlns:m="http://schemas.openxmlformats.org/officeDocument/2006/math" xmlns:v="urn:schemas-microsoft-com:vml" xmlns:wp14="http://schemas.microsoft.com/office/word/2010/wordprocessingDrawing" xmlns:wp="http://schemas.openxmlformats.org/drawingml/2006/wordprocessingDrawing" xmlns:w10="urn:schemas-microsoft-com:office:word" xmlns:w="http://schemas.openxmlformats.org/wordprocessingml/2006/main" xmlns:w14="http://schemas.microsoft.com/office/word/2010/wordml" xmlns:w15="http://schemas.microsoft.com/office/word/2012/wordml" xmlns:w16cex="http://schemas.microsoft.com/office/word/2018/wordml/cex" xmlns:w16cid="http://schemas.microsoft.com/office/word/2016/wordml/cid" xmlns:w16="http://schemas.microsoft.com/office/word/2018/wordml" xmlns:w16du="http://schemas.microsoft.com/office/word/2023/wordml/word16du" xmlns:w16sdtdh="http://schemas.microsoft.com/office/word/2020/wordml/sdtdatahash" xmlns:w16sdtfl="http://schemas.microsoft.com/office/word/2024/wordml/sdtformatlock" xmlns:w16se="http://schemas.microsoft.com/office/word/2015/wordml/symex" xmlns:wpg="http://schemas.microsoft.com/office/word/2010/wordprocessingGroup" xmlns:wpi="http://schemas.microsoft.com/office/word/2010/wordprocessingInk" xmlns:wne="http://schemas.microsoft.com/office/word/2006/wordml" xmlns:wps="http://schemas.microsoft.com/office/word/2010/wordprocessingShape" mc:Ignorable="w14 w15 w16se w16cid w16 w16cex w16sdtdh w16sdtfl w16du wp14">
-  <w:p>
-    <w:pPr>
-      <w:pStyle w:val="Header"/>
-      <w:rPr>
-        <w:rFonts w:ascii="Times New Roman" w:hAnsi="Times New Roman" w:cs="Times New Roman"/>
-      </w:rPr>
-    </w:pPr>
-  </w:p>
-</w:hdr>
 </file>
 
 <file path=word/numbering.xml><?xml version="1.0" encoding="utf-8"?>
@@ -5021,8 +5782,8 @@
   <w:abstractNum w:abstractNumId="3" w15:restartNumberingAfterBreak="0">
     <w:nsid w:val="36AF05AA"/>
     <w:multiLevelType w:val="hybridMultilevel"/>
-    <w:tmpl w:val="F530D346"/>
-    <w:lvl w:ilvl="0" w:tplc="4009000F">
+    <w:tmpl w:val="B75AA73E"/>
+    <w:lvl w:ilvl="0" w:tplc="A0C89BDC">
       <w:start w:val="1"/>
       <w:numFmt w:val="decimal"/>
       <w:lvlText w:val="%1."/>
@@ -5030,6 +5791,10 @@
       <w:pPr>
         <w:ind w:left="720" w:hanging="360"/>
       </w:pPr>
+      <w:rPr>
+        <w:b/>
+        <w:bCs/>
+      </w:rPr>
     </w:lvl>
     <w:lvl w:ilvl="1" w:tplc="40090019" w:tentative="1">
       <w:start w:val="1"/>
@@ -5896,6 +6661,119 @@
     </w:lvl>
   </w:abstractNum>
   <w:abstractNum w:abstractNumId="11" w15:restartNumberingAfterBreak="0">
+    <w:nsid w:val="5BBF7A2F"/>
+    <w:multiLevelType w:val="hybridMultilevel"/>
+    <w:tmpl w:val="82929DE8"/>
+    <w:lvl w:ilvl="0" w:tplc="40090001">
+      <w:start w:val="1"/>
+      <w:numFmt w:val="bullet"/>
+      <w:lvlText w:val=""/>
+      <w:lvlJc w:val="left"/>
+      <w:pPr>
+        <w:ind w:left="720" w:hanging="360"/>
+      </w:pPr>
+      <w:rPr>
+        <w:rFonts w:ascii="Symbol" w:hAnsi="Symbol" w:hint="default"/>
+      </w:rPr>
+    </w:lvl>
+    <w:lvl w:ilvl="1" w:tplc="40090003">
+      <w:start w:val="1"/>
+      <w:numFmt w:val="bullet"/>
+      <w:lvlText w:val="o"/>
+      <w:lvlJc w:val="left"/>
+      <w:pPr>
+        <w:ind w:left="1440" w:hanging="360"/>
+      </w:pPr>
+      <w:rPr>
+        <w:rFonts w:ascii="Courier New" w:hAnsi="Courier New" w:cs="Courier New" w:hint="default"/>
+      </w:rPr>
+    </w:lvl>
+    <w:lvl w:ilvl="2" w:tplc="40090005" w:tentative="1">
+      <w:start w:val="1"/>
+      <w:numFmt w:val="bullet"/>
+      <w:lvlText w:val=""/>
+      <w:lvlJc w:val="left"/>
+      <w:pPr>
+        <w:ind w:left="2160" w:hanging="360"/>
+      </w:pPr>
+      <w:rPr>
+        <w:rFonts w:ascii="Wingdings" w:hAnsi="Wingdings" w:hint="default"/>
+      </w:rPr>
+    </w:lvl>
+    <w:lvl w:ilvl="3" w:tplc="40090001" w:tentative="1">
+      <w:start w:val="1"/>
+      <w:numFmt w:val="bullet"/>
+      <w:lvlText w:val=""/>
+      <w:lvlJc w:val="left"/>
+      <w:pPr>
+        <w:ind w:left="2880" w:hanging="360"/>
+      </w:pPr>
+      <w:rPr>
+        <w:rFonts w:ascii="Symbol" w:hAnsi="Symbol" w:hint="default"/>
+      </w:rPr>
+    </w:lvl>
+    <w:lvl w:ilvl="4" w:tplc="40090003" w:tentative="1">
+      <w:start w:val="1"/>
+      <w:numFmt w:val="bullet"/>
+      <w:lvlText w:val="o"/>
+      <w:lvlJc w:val="left"/>
+      <w:pPr>
+        <w:ind w:left="3600" w:hanging="360"/>
+      </w:pPr>
+      <w:rPr>
+        <w:rFonts w:ascii="Courier New" w:hAnsi="Courier New" w:cs="Courier New" w:hint="default"/>
+      </w:rPr>
+    </w:lvl>
+    <w:lvl w:ilvl="5" w:tplc="40090005" w:tentative="1">
+      <w:start w:val="1"/>
+      <w:numFmt w:val="bullet"/>
+      <w:lvlText w:val=""/>
+      <w:lvlJc w:val="left"/>
+      <w:pPr>
+        <w:ind w:left="4320" w:hanging="360"/>
+      </w:pPr>
+      <w:rPr>
+        <w:rFonts w:ascii="Wingdings" w:hAnsi="Wingdings" w:hint="default"/>
+      </w:rPr>
+    </w:lvl>
+    <w:lvl w:ilvl="6" w:tplc="40090001" w:tentative="1">
+      <w:start w:val="1"/>
+      <w:numFmt w:val="bullet"/>
+      <w:lvlText w:val=""/>
+      <w:lvlJc w:val="left"/>
+      <w:pPr>
+        <w:ind w:left="5040" w:hanging="360"/>
+      </w:pPr>
+      <w:rPr>
+        <w:rFonts w:ascii="Symbol" w:hAnsi="Symbol" w:hint="default"/>
+      </w:rPr>
+    </w:lvl>
+    <w:lvl w:ilvl="7" w:tplc="40090003" w:tentative="1">
+      <w:start w:val="1"/>
+      <w:numFmt w:val="bullet"/>
+      <w:lvlText w:val="o"/>
+      <w:lvlJc w:val="left"/>
+      <w:pPr>
+        <w:ind w:left="5760" w:hanging="360"/>
+      </w:pPr>
+      <w:rPr>
+        <w:rFonts w:ascii="Courier New" w:hAnsi="Courier New" w:cs="Courier New" w:hint="default"/>
+      </w:rPr>
+    </w:lvl>
+    <w:lvl w:ilvl="8" w:tplc="40090005" w:tentative="1">
+      <w:start w:val="1"/>
+      <w:numFmt w:val="bullet"/>
+      <w:lvlText w:val=""/>
+      <w:lvlJc w:val="left"/>
+      <w:pPr>
+        <w:ind w:left="6480" w:hanging="360"/>
+      </w:pPr>
+      <w:rPr>
+        <w:rFonts w:ascii="Wingdings" w:hAnsi="Wingdings" w:hint="default"/>
+      </w:rPr>
+    </w:lvl>
+  </w:abstractNum>
+  <w:abstractNum w:abstractNumId="12" w15:restartNumberingAfterBreak="0">
     <w:nsid w:val="77BD6B77"/>
     <w:multiLevelType w:val="hybridMultilevel"/>
     <w:tmpl w:val="DF58F8AA"/>
@@ -6021,7 +6899,7 @@
     <w:abstractNumId w:val="0"/>
   </w:num>
   <w:num w:numId="5" w16cid:durableId="1779569250">
-    <w:abstractNumId w:val="11"/>
+    <w:abstractNumId w:val="12"/>
   </w:num>
   <w:num w:numId="6" w16cid:durableId="1021711866">
     <w:abstractNumId w:val="4"/>
@@ -6043,6 +6921,9 @@
   </w:num>
   <w:num w:numId="12" w16cid:durableId="916985779">
     <w:abstractNumId w:val="10"/>
+  </w:num>
+  <w:num w:numId="13" w16cid:durableId="1900437545">
+    <w:abstractNumId w:val="11"/>
   </w:num>
 </w:numbering>
 </file>
@@ -6651,6 +7532,7 @@
   <w:style w:type="character" w:default="1" w:styleId="DefaultParagraphFont">
     <w:name w:val="Default Paragraph Font"/>
     <w:uiPriority w:val="1"/>
+    <w:semiHidden/>
     <w:unhideWhenUsed/>
   </w:style>
   <w:style w:type="table" w:default="1" w:styleId="TableNormal">
@@ -7114,12 +7996,23 @@
     <w:name w:val="Hyperlink"/>
     <w:basedOn w:val="DefaultParagraphFont"/>
     <w:uiPriority w:val="99"/>
-    <w:semiHidden/>
     <w:unhideWhenUsed/>
     <w:rsid w:val="00000DAE"/>
     <w:rPr>
       <w:color w:val="0000FF"/>
       <w:u w:val="single"/>
+    </w:rPr>
+  </w:style>
+  <w:style w:type="character" w:styleId="UnresolvedMention">
+    <w:name w:val="Unresolved Mention"/>
+    <w:basedOn w:val="DefaultParagraphFont"/>
+    <w:uiPriority w:val="99"/>
+    <w:semiHidden/>
+    <w:unhideWhenUsed/>
+    <w:rsid w:val="00215FC8"/>
+    <w:rPr>
+      <w:color w:val="605E5C"/>
+      <w:shd w:val="clear" w:color="auto" w:fill="E1DFDD"/>
     </w:rPr>
   </w:style>
 </w:styles>

--- a/Report/Social Media Report.docx
+++ b/Report/Social Media Report.docx
@@ -346,36 +346,65 @@
       </w:pPr>
       <w:r>
         <w:rPr>
-          <w:rFonts w:ascii="Times New Roman" w:hAnsi="Times New Roman" w:cs="Times New Roman"/>
           <w:noProof/>
         </w:rPr>
         <w:drawing>
-          <wp:inline distT="0" distB="0" distL="0" distR="0" wp14:anchorId="6CFE22FC" wp14:editId="6C90FFC7">
-            <wp:extent cx="2256790" cy="2009775"/>
-            <wp:effectExtent l="0" t="0" r="0" b="0"/>
-            <wp:docPr id="63" name="Picture 63"/>
-            <wp:cNvGraphicFramePr/>
+          <wp:inline distT="0" distB="0" distL="0" distR="0" wp14:anchorId="7049284A" wp14:editId="63EA4AE7">
+            <wp:extent cx="2011680" cy="2011680"/>
+            <wp:effectExtent l="0" t="0" r="7620" b="7620"/>
+            <wp:docPr id="7" name="Picture 6">
+              <a:extLst xmlns:a="http://schemas.openxmlformats.org/drawingml/2006/main">
+                <a:ext uri="{FF2B5EF4-FFF2-40B4-BE49-F238E27FC236}">
+                  <a16:creationId xmlns:a16="http://schemas.microsoft.com/office/drawing/2014/main" id="{0EA37732-96DC-5CF0-7387-232195824901}"/>
+                </a:ext>
+              </a:extLst>
+            </wp:docPr>
+            <wp:cNvGraphicFramePr>
+              <a:graphicFrameLocks xmlns:a="http://schemas.openxmlformats.org/drawingml/2006/main" noChangeAspect="1"/>
+            </wp:cNvGraphicFramePr>
             <a:graphic xmlns:a="http://schemas.openxmlformats.org/drawingml/2006/main">
               <a:graphicData uri="http://schemas.openxmlformats.org/drawingml/2006/picture">
                 <pic:pic xmlns:pic="http://schemas.openxmlformats.org/drawingml/2006/picture">
                   <pic:nvPicPr>
-                    <pic:cNvPr id="63" name="Picture 63"/>
-                    <pic:cNvPicPr/>
+                    <pic:cNvPr id="7" name="Picture 6">
+                      <a:extLst>
+                        <a:ext uri="{FF2B5EF4-FFF2-40B4-BE49-F238E27FC236}">
+                          <a16:creationId xmlns:a16="http://schemas.microsoft.com/office/drawing/2014/main" id="{0EA37732-96DC-5CF0-7387-232195824901}"/>
+                        </a:ext>
+                      </a:extLst>
+                    </pic:cNvPr>
+                    <pic:cNvPicPr>
+                      <a:picLocks noChangeAspect="1"/>
+                    </pic:cNvPicPr>
                   </pic:nvPicPr>
                   <pic:blipFill>
-                    <a:blip r:embed="rId8"/>
+                    <a:blip r:embed="rId8" cstate="print">
+                      <a:extLst>
+                        <a:ext uri="{28A0092B-C50C-407E-A947-70E740481C1C}">
+                          <a14:useLocalDpi xmlns:a14="http://schemas.microsoft.com/office/drawing/2010/main" val="0"/>
+                        </a:ext>
+                      </a:extLst>
+                    </a:blip>
+                    <a:srcRect/>
                     <a:stretch>
                       <a:fillRect/>
                     </a:stretch>
                   </pic:blipFill>
-                  <pic:spPr>
+                  <pic:spPr bwMode="auto">
                     <a:xfrm>
                       <a:off x="0" y="0"/>
-                      <a:ext cx="2256790" cy="2009775"/>
+                      <a:ext cx="2011680" cy="2011680"/>
                     </a:xfrm>
                     <a:prstGeom prst="rect">
                       <a:avLst/>
                     </a:prstGeom>
+                    <a:noFill/>
+                    <a:ln w="9525">
+                      <a:noFill/>
+                      <a:miter lim="800000"/>
+                      <a:headEnd/>
+                      <a:tailEnd/>
+                    </a:ln>
                   </pic:spPr>
                 </pic:pic>
               </a:graphicData>
